--- a/补充材料.nature.docx
+++ b/补充材料.nature.docx
@@ -971,12 +971,12 @@
           <wp:inline>
             <wp:extent cx="5120640" cy="5927466"/>
             <wp:effectExtent b="0" l="0" r="0" t="0"/>
-            <wp:docPr descr="Fig. 1 | LigandSeek2-Find 与 LigandSeek 的配体区域检出。比较 LigandSeek2-Find 与第一代 LigandSeek 在沉积受体（GT）和 CryoAtom2 重建受体（CA2）条件下的表现。左列为全配体测试集（179 个 PDB，2,502 个配体实例），右列为小分子测试子集（94 个 PDB，821 个小分子实例）。" title="MDPPTFIG_eJztW-tvE0cQ_1dOlvoNcraJk9qiSK7ToEppFAX41KuizXltn3Iv3V7shFIphRInIg9EgdCaRy1amkJIopQW47z-GO589qf8C529PT94qEJA0m7kSLFnd2Znd36zO57dvfs2ZCI7F0oIIe_mtlvaE4eULNLT5zCeiI7lyVi7GOkxTXsqdEIIWZgYah6naatUQpIuEGwRSYrE4pG4JA1gMmEbpiTV16u128X64ry3ui9JTL0kvYN-HWmY6lZ9HqGiJ_PkZLsYoVJphZgqmh4rKGlmQKynT9EpR0amrRj6mIasiUkTWF-HThcSpjClqTpJFD6TQjnbNhOiSOQc1hDpMUysAzNjWBqyoWhlxYJhpU3LkDEhip7VVDEaDveJGlJ0KXSGahux_K9z9rSKhUIij1TQ-6WGsjjFuqdyYlOCyk5gbA7jKduvbhcYPaTomLQ4QamQICaSoX_oQIUq6CHaG5ZCQXF0UqVVaNI2gs4CcdpS0dMgllEsYg-xpuFACDhsZMwE9hHQg4ZuE2iHiKwo0Oa8omEiDOOCMGpoSPe7ziV18laer5WpoMrG_fK4T6aYbf43DPNiC7Fob3PoF1lzNhCbOss3h47chBmHrTwG0UEl2yNEhEtCxzw6OUiNpa0Zth_ZLMpTdBtYGBE7SRR0NKY6laVDs-koxt_houPnHO_nHxpXF53dH92FqvvgQe3hjFusvpy5_F8a-gHm1DZu1veuHNV0-ziT6n-w7j9sdXtra05lxtl-yBfuvCLu3l2tbc17v2-4yyuwcA925s6eP9iZd28s8IB_ypo2krahRXmFv1FcdLerLexTySiAX7tXdrb_dirXIJ7Wy6ve0ibEUPf5I3duxalU3aurLMjW_rpW37jVKM1Cw0h_nAd_ceolp_K4i-6hoTsy8PnBzkL0RCwc7aJ8mHM4yM3W7zt71yDMAOju8p9BUNlcdudm3afXWVABgsWVeG_XJd2wwiW6LKx8Go10MT7MGdyKHK248vqGj56qnKFHUKe7503H47wJcbCkXs58z_VB0TinIQFibmPmOgcTRIAfCGFAkTGvwRf26PVHs17pduPOnDuzA1kcD6iHe07B0gz3xHiFHTblTmXG3XgBnzwAzinMI6PJCylIJeobG-7zda-6T09Cfq0C7jyATmMLp8DX7pW90np9v1Qvc3EGGAmfCIfD3KK9VuYB5HHDsIltIZNXnBvFxUaxWPvlubu34s5tQhB37xXhV5MH8OOxT3iF3V2oNlaedXeEx31HKHOwjnjfEaY5jQGwI0wlu0f7hxhk_evD1q0hD0gfowcW-IKbV6Dpo0X8HCvxCnLpWW3pN_bYE33koPmkgVN5CkH89TXLgzM4dUSt9Kzx5A4kLF6p4j2dBwJqnN0lWAU8oM7xEqjd2qTXWXNPODlO5RTm_jjM6T76cSpysFNqXSJCpOEK_mg_mNDbBx_RCBe73JZ0c9vZ3fG-n-sxB9OT9x1vhtPo1t3xHu2OF_Dm8yaUV_w770C9rT2vvO4tFd0bC-7ymlu6DzT8FtY2lp3KY-_yC2f7Yb28Sh_q5-N5N56zV__uDhIq76fd-vyW90fV3b_i3p0F13hbK151nyVX7CoVci1nd5EmvOC4UglYUPy3A_tvIJdpvT4YikWi4b7e8FQsHu3v7eu7dNpU5AT8B5kOeqdMJ22hwhspTqABdL2PDmhmT1q4pcZ6JyVGJqPIeMCQJzWs20yThVVEkymSU0xCHUEt1PMjikzdQAvycH7EEtKYyLSXVEL03_oU_Zc-xeCdT7HzlU_RxpoJZuqT0EQx7bGMkoXBkrF4hhi6mcmIrGIsTP8iPaaeBUOUNGiPRICib4ECPdK0EVzTGkd7SGyAiCI4ZMgTRNCNVA7pWZy0LKOQwyhNqEKqr8kgJpZtVgk62007OmBaxTdAGFcVc1BRVdojpf32jEAJYlvYlnOUzIDMKPTi818ptITEV_XREoHsUBgvfGWkO1NMlJjKWBr9BscJUyypFKZbyaVfT9k05ZUpP5iuICVTsWDWBsLs-qet1IRk9Sw2NIESIG3BSFm3KD9EmGybakpTvm6woYttEiVUXaCJfzwWjTEtb5WifvnCT4k7aJSwkaI2qztpVQ_wImbLL_B_JvTdP2krXPs" id="10" name="Picture"/>
+            <wp:docPr descr="Fig. 1 | LigandSeek2-Find 与 LigandSeek 的配体区域检出。比较 LigandSeek2-Find 与第一代 LigandSeek 在沉积受体（GT）和 CryoAtom2 重建受体（CA2）条件下的表现。左列为全配体测试集（179 个 PDB，2,502 个配体实例），右列为小分子测试子集（94 个 PDB，821 个小分子实例）。" title="MDPPTFIG_eJztW-tvE0cQ_1dOlvoNcmcTJ7VFkVKnQZVSFAX41KuizXltn3Kv3l7sBKiUQokTkQeiQGjNoxEtTSEkUUqLcV5_DHc--1P-hc7enh88VCEgaTdypNizO7OzO7_ZHc_u3l2MWMjJRZJCxL-55ZV2xUE1i4z0WYzHYiN5MtIqRrssy5mIHBMiNiamlsdp2iqVlOXzBNtElqPxRDQhy_2YjDmmJcu1tUr1drE2P-uv7MkyUy_L76DfQDqmurWAR6jo8Tw53ipGqVRaJZaGJkcKapoZEO_qUQ3KUZDlqKYxoiN7bNwC1teRk4WkJUzomkGShc_kSM5xrKQoEiWHdUS6TAsbwMyYto4cKNpZsWDaacs2FUyIamR1TYxJUo-oI9WQI6eotiE7-DrrTGpYKCTzSAO9X-ooi1OseyonNiSo7BjG1hk84QTVrQKjB1UDkyYnLBWSxEIK9A8daFAFPcS6JTkSFofHNVqFxh0z7CwUpy1VIw1iGdUmziBrKoVCwGEjYyawj5AeMA2HQDtEFFWFNudUHRPhDC4Iw6aOjKDrXJ9B3soLtDIVVNloUB4NyBSzLfiGYV5oIhbrbgz9AmvOBuJQZwXm0JFbMOOwnccgOqBmu4SocElom0fHB6ixtDXD9iObRXmq4QALI-L0ERUdjqlueeHAbDqM8be56Og5x__5h_rVeXfnR2-u4j14UH045RUrL6cu_5eGfoA51fWbtd0rhzXdPs6k-h-s-w9b3f7qqluecrce8oU7r4h7d1eqm7P-7-ve4hIs3P3tmdPn9rdnvRtzPOCfsifNPsfUY7zCXy_Oe1uVJvapvhiAX7237G797ZavQTytLa_4CxsQQ73nj7yZJbdc8a6usCBb_etabf1WvTQNDaO9CR78xamX3PLjDroHhu5Q_-f723OxY3Ep1kH5IOdwmJut3Xd3r0GYAdC9xT_DoLKx6M1Me0-vs6ACBIsrie6OSzphhUt0WVj5NBbtYHyQM7gZOZpx5fUNHz1VOUWPoE52zpuOxnkT4mBJvZz6nuuDolFOQwLE3PrUdQ4miAA_EEK_qmBegy_s0WuPpv3S7fqdGW9qG7I4HlCXuk7A0pS64rzCDptytzzlrb-ATx4A5xTmoeG-8ylIJWrr697zNb-yR09Cfq0A7jyATmMLp8BX7y37pbXaXqm2zMUZYFQ6JkkSt2ivLvMA8qhpOsSxkcUrzvXifL1YrP7y3Ntd8mY2IIh794rwq8kD-In4J7zC7s1V6kvPOjvCo74jVDhYR7zvCNOcxgDYEab6Okf7Bxhkg-vD5q0hD0gfoQcW-IKbV6Dpo0X8HCvxCnLpWXXhN_bYE33koPGkgVt-CkH89TXLgzM4dUS19Kz-5A4kLH6p7D-dBQJq3J0FWAU8oM7xEqje2qDXWTNPODlO5RTm3gTM6R76cSK6v11qXiJCpOEK_lgvmNDdAx-xKBe73KZ0Y9vZ2fG-n-sxB9OT9x1vhtPo1tnxHu6OF_Dm8yaUV_zb70D9zV1_ec1fKHo35rzFVa90H2j4LayuL7rlx_7lF-7Ww9ryCn2on4_n3XjOXoO7O0io_J92arOb_h8Vb--Kd3caXONvLvmVPZZcsatUyLXcnXma8ILjSiVgQfHfDuy_gVym-fpgJB6NST3d0kQ8Eevt7um5dNJSlST8h5kOeqdMJ22jwhspTqgBdL2PDmjmjNu4qcZ-JyVmJqMquN9UxnVsOEyTjTVEkymSUy1CHUEtNPJDqkLdQAvKmfyQLaQxUWgvqaQYvPUpBi99iuE7n2L7K5-ig3ULzDTGoYlqOSMZNQuDJSOFcWxK305MiqxiRKJ_0S7LyIIhahq0R6NA0bdAgR5q2AiuaY6jNSQ2QEQRHDSVMSIYZiqHjCzus22zkMMoTahCqq_BIBZWHFYJOltN2zpgWsU3QBjVVGtA1TTaI6WD9oxASeLY2FFylMyAzDD0EvBfKTSFxFf10RKB7FAYLXxlpttTTJScyNg6_QbHCRMsqRQmm8llUE_ZNOVVKD-criClULFw1obC7PqnpdSCZPU0NnWBEiBtw0hZtyg_SJhsi2pIU75hsqGLLRIlNUOgiX8iHoszLW-Von75IkiJ22iUdJCqNarbac0I8SJW0y_wfyry3T_Czl0i" id="10" name="Picture"/>
             <a:graphic>
               <a:graphicData uri="http://schemas.openxmlformats.org/drawingml/2006/picture">
                 <pic:pic>
                   <pic:nvPicPr>
-                    <pic:cNvPr descr="C:/Users/15919/Desktop/论文草稿/temp/manuscript_figures_9fsonpff/figure_000001.png" id="11" name="Picture"/>
+                    <pic:cNvPr descr="C:/Users/15919/Desktop/论文草稿/temp/manuscript_figures_wueo0qxy/figure_000001.png" id="11" name="Picture"/>
                     <pic:cNvPicPr>
                       <a:picLocks noChangeArrowheads="1" noChangeAspect="1"/>
                     </pic:cNvPicPr>
@@ -7342,12 +7342,12 @@
           <wp:inline>
             <wp:extent cx="5029200" cy="6429510"/>
             <wp:effectExtent b="0" l="0" r="0" t="0"/>
-            <wp:docPr descr="Fig. 2 | 假定身份匹配正确时单残基无缺失原子有机小分子的定位与建模完成度。各面板包含相同的77个PDB、446个实例。a–d，Emap2lig；e–h，CryoAtom2受体下的LigandSeek；i–l，沉积受体下的LigandSeek。每组上行为首选构象，下行为best-of-50；左、右列分别要求重原子RMSD严格&lt;2\,\mathrm{Å}和&lt;3\,\mathrm{Å}。所有已对应合格小分子的blob均给定正确SMILES；LigandSeek使用PocketXMol-tuned单次中心对接，Emap2lig使用原生blob引导。背景计费，真实范围外前景免费；未检出与失败实例保留分母。每个PDB包含N个目标实例，相对预算\rho允许\lfloor\rho N\rfloor次计费尝试，完成度为成功的不同实例数除以N。绿线与圆点、蓝线与菱形分别表示PDB等权均值和中位数；灰点和小提琴表示50\%、100\%、200\%及300\%预算下的PDB分布。" title="MDPPTFIG_eJztWetOG0cUfpWVpfZXYI2DE-GmSARCFQkQglaqVFdoWY_tFXvTzhhDmkoQINzsgBoIIkAICaQoCTYkqDUGwo8-QN8h8eyaX3mFntlZG0iIRHOhRQLJ7Jlz-c7MObNnxse_-EyJxH0hwedMbdO5V2KjokcqmiUixyuuJhQ1Qoee062XNLtlZ6cqTZP0-C4IPgthQ-1GEWZXHwqHf8DIwuFwVbCmqiYcbkC4ixhmOFzM5O17w8X0qLO6Fw5zB-HwiTzokoYYOk6YZkWUWciGZSGZVGiuZSezZIoRBZuq1NuRVCJ8HcHKoKIziSyZRDH0Dk2yuhImiH7yXUmGTKFHU3UcSn4b9sUJMUOiiOU40iRcaZhIB2HUsMAHDK2YmDSsiGkZMsJY0WOaKgb8_kuiJil62FfL0Fot99FOelUkJEPdkgq41zUphuq5e6YnljSYbhdCZgvqIWVtv6dSEpSUmhQd4bLEGyVD2JRkmAuYq8AC-0A1IHjDtoTKWFKCGB6qp84sIYqgFlUsTJq4ack1SPgs-XL4P49uNHSCwU7CsqKAzfeKhrDQgpJCm6FJuus6XqfjY2UuKodgYJ3uuNMl6_na3CdM80Y5HoHq0tRvcHM-EcIS5y6HzdyELYisbgSqjUqsUggINwWmTLjJ510Fkyk6ARGSMKnDinQ6K6P9wzRzv5h_Vtjepamt_aG0vfbYWcrYM3_Q9LSdGaeLeXvmobOTp8sb9M4iXZu050ft-Txdn6Ajt2Ho3B8EhMJuupC7Q7fz9uoSzaTskUmaf_Km79Z_GbBPCcvk4P7CI3thj6aG6OQzZy5HJ1Ow0suXC7mnrQ1X3_T1V1dfAppmHhRejcNCpdd9dyNvd1LXNMkMqErs7c4cAlYcWPVWr1FHDC1AJ2YKu3cLuXFAalJikh5pR6gLNBXQVEHTfjHq_J49Xg182NkJZ3uwkBsrLqUKufz-k3v7faP2g8HixhIYgwHndyJMKoxoRdAP0PRPSEM_nXhJR2ZYwkaeFZ_02xu39ofTPJ1tze0NhdyK_XDnSK60kAEFNO6VMu1EpcyIRhUZNRhyQkM6KRUyEmex1zioG3gthEmvoHm5Md3UuDz36amQ2q9V8g1jEM4uY5DawPHs132jxwn-jc-_ho4giF4YztTe_S11djJ58TyTH84ke-VH-6De0j9fwOWF5qfo5Ai8qIdrb6dqdNKFYWd7Fqowr93tzdebrrXDu39QPAq7e87UaqshdyHyY7OhVpCEjiKswj9fKuTW6N4AuxzdWTlUwLgJ1AhnatF1sjNNszswpeJAyp7NFjNLxc0t0HfmF6EIFlMDdG6TLt-jo2mQ0qG0K52z55_aj_vocJ6dDssbxc0VXjELewvO9Cysws6meWXjhZXX29PYv6S25cxvEIiZM5exHw7zoLJswEmV3dp_NOhkZk4nin_3n_kw0qH-Yib3fyuar1NjxxfHdyL-gf38UR7Hz3wuoaDx0kTXF4rZaXglytdRuBoxYmwRymYhl4YbHX9t7On1_dnlwvbKedk58bnkbO85-T1W1OdvO7e24IpZvLvAOcWJDbr7yLtrLq06y3mo687aqL0wAAcV7duBCwqcOfCNAQIPR4TTvw4IwIRjzZ6YdCY3udXpZCPo_9S35qtTyOfnzF3_6QS2yn8e2S8T2cDZiOwXPrMnxk4n2hfPo-2r5RdK3pJgt3Qo7rmBd9s7rLtX6_v5guAr90N9QX-gBuLac6k6UBOs8t-8YipyCD5enqQT5SliScn3eqMeAmB9DAaYkYSFyjDWR28YC6kS68LiuGJiFlW2Qr27VZFZTNlAbulutYQIwjLzUh8S3V626LayRa-TLR5uZIsEaSYsU0-AiWKSjqgSg8nijpooNnQzGhU5o8PP_gKVph6DhSgRQK-6DBTrbAPdWlojpKY8j4Mp8QlKLIJN8MUQC7pRH5f0GKqzLCMZR1IEM0CGVxJgE8mEMwHzwPSQA44qvheETlUxGxVVZR4Z7dpzQoI3xkJEjjMyCjpt4MWVHxmUlcSjeGyETYhwZ7LZiBzuTUuhnqilsSckTujh3Wiht9yVdvlMzHrlMpN72xW0ZKbm7VpP2W2ciwegpoXJd8jQBEaANvvtgLuVupsw1z2gStpMrht86uIBKYVUXWC_GNQEA0GOcqwWy8s1t5d-iJZCRFLUEvswrepevLBZzgt8an2__gP5KMAT" id="16" name="Picture"/>
+            <wp:docPr descr="Fig. 2 | 假定身份匹配正确时单残基无缺失原子有机小分子的定位与建模完成度。各面板包含相同的77个PDB、446个实例。a–d，Emap2lig；e–h，CryoAtom2受体下的LigandSeek；i–l，沉积受体下的LigandSeek。每组上行为首选构象，下行为best-of-50；左、右列分别要求重原子RMSD严格&lt;2\,\mathrm{Å}和&lt;3\,\mathrm{Å}。所有已对应合格小分子的blob均给定正确SMILES；LigandSeek使用PocketXMol-tuned单次中心对接，Emap2lig使用原生blob引导。背景计费，真实范围外前景免费；未检出与失败实例保留分母。每个PDB包含N个目标实例，相对预算\rho允许\lfloor\rho N\rfloor次计费尝试，完成度为成功的不同实例数除以N。绿线与圆点、蓝线与菱形分别表示PDB等权均值和中位数；灰点和小提琴表示50\%、100\%、200\%及300\%预算下的PDB分布。" title="MDPPTFIG_eJztWetOG0cUfpWVpfZXYI2DE-GmSARCFQkQglaqVFdoWY_tFXvrzhhDmkoQINzsgBoIIkAICaQoCTYkUWMMhB99gL5D4tk1v_IKPbOzNpAQieZCiwSS2TPn8p2Zc2bPjI9_9ZkSiftCgs-Z2qJzr8RGRY9UNEtEjldcTihqhA49pZvPaXbTzk5Vmibp8Z0TfBbChtqNIsyuPhQO_4CRhcPhqmBNVU043IBwFzHMcLiYydt3hovpUWd1NxzmDsLhY3nQJQ0xdJwwzYoos5ANy0IyqdBcy05myRQjCjZVqbcjqUT4OoKVQUVnElkyiWLoHZpkdSVMEP3ku5QMmUKPpuo4lPw27IsTYoZEEctxpEm40jCRDsKoYYEPGFoxMWlYEdMyZISxosc0VQz4_RdETVL0sK-WobVa7qOd9KpISIa6JRVwr2pSDNVz90xPLGkw3S6EzBbUQ8rafk-lJCgpNSk6wmWJN0qGsCnJMBcwV4EF9oFqQPCGbQmVsaQEMTxUT51ZQhRBLapYmDRx05JrkPBZ8uXwfx7daOgEg52EZUUBm-8VDWGhBSWFNkOTdNd1vE7HR8pcVA7BwDrdcadL1vO1uU-Y5rVyPALVpalf4-Z8IoQlzl0Om7kJWxBZ3QhUG5VYpRAQrgtMmXCTz7sKJlN0AiIkYVKHFelkVkb7h2nmbjH_pLC1Q1Obe0Npe-2hs5SxZ_6k6Wk7M04X8_bMfWc7T5c36K1FujZpz4_a83m6PkFHbsLQuTsICIWddCF3i27l7dUlmknZI5M0_-hN343_MmCfEpbJwb2FB_bCLk0N0cknzlyOTqZgpRcvFnKPWxsuv-nrr66-ADTN3Cu8GoeFSq_7bkfebqeuaJIZUJXY2-05BKw4sOqtXqOOGFqATswUdm4XcuOA1KTEJD3SjlAXaCqgqYKm_WzU-SN7tBr4sLMTztZgITdWXEoVcvm9R3f2-kbte4PFjSUwBgPO70SYVBjRiqAfoOlLSEM_nXhOR2ZYwkaeFB_12xs39obTPJ1tze0NhdyKfX_7UK60kAEFNO6VMu1YpcyIRhUZNRhyQkM6KRUyEmex1zioG3gthEmvoHm5Md3UuDz36amQ2q9V8g1jEM4uY5DawNHs132jRwn-jc-_hg4hiF4YTtXe_T11ejJ5_iyTH84ke-VH-6De0pfP4PJC81N0cgRe1IO1t1M1OunCsLM1C1WY1-725qtNV9rh3d8vHoWdXWdqtdWQuxD5sdlQK0hCRxFW4Z8uFXJrdHeAXY5urRwoYNwEaoQzteg62Z6m2W2YUnEgZc9mi5ml4otN0HfmF6EIFlMDdO4FXb5DR9MgpUNpVzpnzz-2H_bR4Tw7HZY3ii9WeMUs7C4407OwCjub5pWNF1Zeb09i_5LallO_QSBmzlzGvj_Mg8qyASdVdnPvwaCTmTmZKP7df-rDSIf6i5nc_61ovk6NHV0c34n4B_bzR3kcP_W5hILGSxNdXyhmp-GVKF9H4WrEiLFFKJuFXBpudPy1safX92aXC1srZ2Xn2OeSs7Xr5HdZUZ-_6dzYhCtm8fYC5xQnNujOA--uubTqLOehrjtro_bCABxUtG8bLihw5sA3Bgg8HBFO_zogABOONXti0pl8wa1OJhtB_6e-NV-dQD4_Z-76TyawVf6zyH6ZyAZOR2S_8Jk9MXYy0T5_Fm1fLb9Q8pYEu6VDcc8NvNveYd29Wt_P5wRfuR_qC_oDNRDXngvVgZpglf_6JVORQ_Dx8iQdK08RS0q-1xv1EADrYzDAjCQsVIaxPnrDWEiVWBcWxxUTs6iyFerdrYrMYsoGckt3qyVEEJaZl_qQ6PayRbeVLXqdbPFgI1skSDNhmXoCTBSTdESVGEwWdyQTyPD_0tMrckaHn_0FKk09BgtRIoBedREo1tkGurW0RkhNeR77U-ITlFgEm-CLIRZ0oz4u6TFUZ1lGMo6kCGaADK8kwCaSCWcC5r7pAQccVXwvCJ2qYjYqqso8Mtq154QEb4yFiBxnZBR02sCLKz80KCuJh_HYCJsQ4c5ksxE52JuWQj1RS2NPSJzQw7vRQm-5K-3ymZj1ymUm97YraMlMzdu1nrLbOBf3QU0Lk--QoQmMAG322wF3K3U3Ya67T5W0mVw3-NTFfVIKqbrAfjGoCQaCHOVILZaXK24v_QAthYikqCX2QVrVvXhhs5wX-NT6fvsHUtrAOg" id="16" name="Picture"/>
             <a:graphic>
               <a:graphicData uri="http://schemas.openxmlformats.org/drawingml/2006/picture">
                 <pic:pic>
                   <pic:nvPicPr>
-                    <pic:cNvPr descr="C:/Users/15919/Desktop/论文草稿/temp/manuscript_figures_9fsonpff/figure_000002.png" id="17" name="Picture"/>
+                    <pic:cNvPr descr="C:/Users/15919/Desktop/论文草稿/temp/manuscript_figures_wueo0qxy/figure_000002.png" id="17" name="Picture"/>
                     <pic:cNvPicPr>
                       <a:picLocks noChangeArrowheads="1" noChangeAspect="1"/>
                     </pic:cNvPicPr>
@@ -7855,12 +7855,12 @@
           <wp:inline>
             <wp:extent cx="5733415" cy="4376907"/>
             <wp:effectExtent b="0" l="0" r="0" t="0"/>
-            <wp:docPr descr="Fig. 3 | 全配体定位与身份匹配的实例完成度. a, 沉积受体 (GT). b, CryoAtom2 重建受体 (CA2). 两个条件均包含 179 个 PDB、2,502 个配体实例. Find 与 Match 分别为 LigandSeek 的区域检出与身份匹配阶段. 相对尝试预算 ρ 允许每个 PDB 计费 floor(ρN) 次; N 包含该 PDB 的全部合格实例. 完成度为成功的不同实例数除以 N. 绿线与圆点、蓝线与菱形分别为 PDB 等权均值和中位数; 灰点与小提琴展示 50%、100%、200% 和 300% 预算下的 PDB 分布." title="MDPPTFIG_eJzVWn1PGzcY_yqnkya1EuVCIEXcChILUE2iCLXdX7sJmYuTnLgX6-wQ-jIJ1lLoCgWtY93asa4d21BZA526KoTSfoR-iJ6T8C32-JyEl1ZTta6dHOnix_bPPz_-2Xdnn55LOkEsr5uaXvt2h999bgwmB3npp-j5DV5aqM4v88pv7YSwKb1N00NMA3cSZwQ6bVrWZxSH1LI6Uj0dPZY1gOkEC4hl1UuV6ndz9cXrtfUXliVpLesfeH3kYcFJC4ScwEl8wg484mLmBP4J5LoCYiMismMeCicKBMCf66eKJtGmPNenZrHX0vOMEdMwqJ3HHqLtAcE-VGaD0EMMsmHOKAZhhoSBjSl1_JznGslE4qThIce39D7BNhrGyTl2wcVa0ZxELvB-6qEcTsvuBc5oIgR2AmMy7PiYxuUHckWTEmRDN8DjQhEQJbsSlt7Ini24oggVWNDgbMBFS8fPACzrhJQNy6aJBghqpAPSU_nXsIcCn1Foh6jtONDmvONhqo3gonY28JAfd53v9-kb62JWSSHIxuP8eGym5djiFNy82BIm2dV0_aJsLh1hYk7i4QjPCawZHE5igA45uXatU7usCTCTTf7bUYg6x2dQhRFl_dRBH2ZkfHZ9b3Yx2r3FS3ei3cWofLNe2Yh2dvnCNpTX7lw9uvDfmwJHRvsOY3p_s_QhZgQpoHDb_3ojvIPj1T-v137f5Eu3YcUroLN27PT54-3aeJuWDi8E_Szwkqoqvze3yHcqCimf7k-C9IqqHZXXovLD6ur9aOcpX53jC7N8eUMF2Tu6e9TV_KEKCo8OfPJqeibZlkoo-ywBpZubFrE5UWJPMiS2xsrqfVMFic8gZudV1ZjPX-PzG1G5ooLSw04O-ZlzGE-oKrc42SxU-L171V-m-VzlyLln7_un1dJfSjxXVNX_bplvbvOt1frmyt6Dq7XSbRXEfjmjqt58dqZeKlc3l9TZpagqdb10v_5kWwWRs24QhMdezowcV1Xr6h_3P1ZB6RFVBZYnx_rmryqorPBDQ-xHZtf3rqzz5fnqz88UOtgoKnjrizZsuYXx9T2Ygqi8yJcXpPjVla29H9aiHSVW_oiyX6pqOy9qlRew_-Y_Xqt9tf1qeqZ-a1WW1Jce890HSh2MVH4CPbpeXb0iPhZOP-PfLETlR9HuItwESrxfVdV8ZgvWvFj8W0vVpeXa8hP-eKW2psRSTyU-gpu1IxEnSUhUnQRY7Cro3amwxPKEH5VvwDtWBa0VfoyL12X5yuGdI_yTPv2LNk1vxaDoqe7Ozq6O1FRXZ_fJnkT35VPEsU24GmEpqPdtwlIyISq-Fo_SYACuf8MBzVghxC2a8K1IgmzWsfFAYBc87DPJFGIXicgXmncIFSKKEfqTo44tJBQZe2RyNNQymNqil7RpxFFBRhwUZDRigoyDIUEGwx6BYfoFaOIQNpZ1cuAsHevJ0sAn2awhC8YS4tfZTvwcDMTJiHnsAEtEC4E92hwjTE3Lj32XpINIKDgc2BNU84N0Hvk53B-GQTGPUYYCSczXrKAE20wWAud-0wMdSFbjNRHGXYcMOa4rehR23F4ayKQsxMzOCzMLmLPQS1x_KNMCGYf5RI4SUHi8eCbIHAwaQuZUNvREChOnTfXGYULahd5muFBcLqrxFNNsUd9YroCyBayxahtgQMVpk5SElJ3GgacJA9AheCq7RZPDVGL3rSZa1PuBdN3YN5Hp-pqI0upJJVOS5Y0oMS-DcZDTARuZDDlus_ig7foNvShpzQtcffqXfwM6XKnX" id="20" name="Picture"/>
+            <wp:docPr descr="Fig. 3 | 全配体定位与身份匹配的实例完成度. a, 沉积受体 (GT). b, CryoAtom2 重建受体 (CA2). 两个条件均包含 179 个 PDB、2,502 个配体实例. Find 与 Match 分别为 LigandSeek 的区域检出与身份匹配阶段. 相对尝试预算 ρ 允许每个 PDB 计费 floor(ρN) 次; N 包含该 PDB 的全部合格实例. 完成度为成功的不同实例数除以 N. 绿线与圆点、蓝线与菱形分别为 PDB 等权均值和中位数; 灰点与小提琴展示 50%、100%、200% 和 300% 预算下的 PDB 分布." title="MDPPTFIG_eJzVWn9PGzcY_iqnkya1EuVCIEXcChJLSzWJIkS7v3YTMhcnOXE_vLNDQtdJMEqhKxS0ruvWjrF23YbaNdCpq0Io5SP0Q_SchG-x1-ck0B-aqnXt5EgXv7YfP3792Hdnn94vdIJYXjc1vf7tDr_11DiVPMXLP0VPr_DyUm1xlVd_6ySElfQOTQ8xDdwpnBHotGlZn1AcUsvqSvV19VnWSUwnWUAsq1Gu1r5baCxfrm_sWZaktax_4PWRhwUnLRByDCfxMTvwiIuZE_jHkOsKiI2IyI57KJwsEAB_qp8omkQrea5PzWK_pecZI6ZhUDuPPUQ7A4J9qMwGoYcYZMOcUQzCDAkDG1Pq-DnPNZKJxHHDQ45v6QOCbTSMk7Ns2sVa0ZxCLvB-7KEcTsvuBc5oIQR2EmMy7PiYxuWHckWTEmRDN8DjQhEQJXsSlt7MjhVcUYQKLGhyNuGipeNnAJZ1QsqGZdNEEwQ10gHpqfxr2kOBzyi0Q9R2HGhzzvEw1UZwURsLPOTHXecHffrauphVUgiyiTg_EZtpObY4BTfPt4VJ9rRcPy-bS0eYmJN4OMJzAmsGh1MYoENOrlPr1i5oAsxkk_92FKLO8RlUYUTZIHXQ-xkZn9_Yn1-Odq_x8s1odzmqXG1U70c7u3xpG8rrNy--vPDfmQIvjfYtxvTuZul9zAhSQOGO__VGeAvHa39erv--yVduwIpXQGftyOlzRzu1iQ4tHU4Hgyzwkqoqv7-wzHeqCimfHkyC9IqqHVXuRpV7tbXb0c5jvrbAl-b56n0VZO_q7VNX83sqKDx68qPnM7PJjlRC2WcJKN3atIjNiRJ7kiGxNVZW76sqSHwGMTuvqsZ88RJfvB9VqiooPezkkJ85i_GkqnKLk81Sla-v136Z4QvVl849-98_rpX_UuK5oqr-typ8c5tvrTU2r-_fuVgv31BB7GezqurN52cb5Uptc0WdXYqqUjfKtxuPtlUQOesGQXjk2ezIUVW1rv1x-0MVlB5RVWB5cmxs_qqCygo_NMR-ZH5jf26Dry7Wfn6i0MFGUcHbX7Rhyy2Mr9dhCqLKMl9dkuLXrm_t_3A32lFi5Y8o-6WqvrNXr-7B_pv_eKn-1fbzmdnGtTVZ0lh5yHfvKHUwUvkJ9OBybW1OfCycecK_WYoqD6LdZbgJlHi_qqr57BasebH4t1ZqK6v11Uf84fX6XSWWeirxAdysXYk4SUKi6iTAYldB726FJZYn_KhyBd6xKmit8GNcvC4rcy_uHOGfDOifdWh6OwZFT_V2d_d0pUo93b3H-xK9F04QxzbhaoaloP43CUvJhKj4SjxKkwG4_g0HNGOFELdpwjciCbJZx8YnA7vgYZ9JphC7SES-0LxDqBBRjNCfGnVsIaHI2CNTo6GWwdQWvaRNI44KMuKgIKMZE2QcDgkyGPYIDNMvQBOHsPGskwNn6XixgIPE56VpQxaMJ8Svu5P4ORiIkxHz2AWWiBYCe7Q1Rpiath8HLkkHkVBwOLAnqeYH6Tzyc3gwDINiHqMMBZKYr1VBCbaZLATOg6aHOpCsxisiTLgOGXJcV_Qo7Li9NJBJWYiZnRdmFjBj0Etc_0KmDTJe5BM5SkDhieKZIHM4aAiZpWzoiRQmTiv1x2FC2nR_K1woLhfVuMQ0W9Q3lyugbAFrrtomGFBx2iIlIWWnceBpwgB0CJ7KbtHUMJXYA6uFFvV-IF03Dkxkur4morT6UsmUZHktSszLqTjI6ZCNTIYct1V82Hb9pl6UtOcFrgH9y78Bk_-p_g" id="20" name="Picture"/>
             <a:graphic>
               <a:graphicData uri="http://schemas.openxmlformats.org/drawingml/2006/picture">
                 <pic:pic>
                   <pic:nvPicPr>
-                    <pic:cNvPr descr="C:/Users/15919/Desktop/论文草稿/temp/manuscript_figures_9fsonpff/figure_000003.png" id="21" name="Picture"/>
+                    <pic:cNvPr descr="C:/Users/15919/Desktop/论文草稿/temp/manuscript_figures_wueo0qxy/figure_000003.png" id="21" name="Picture"/>
                     <pic:cNvPicPr>
                       <a:picLocks noChangeArrowheads="1" noChangeAspect="1"/>
                     </pic:cNvPicPr>
@@ -9232,12 +9232,12 @@
           <wp:inline>
             <wp:extent cx="5733415" cy="4908150"/>
             <wp:effectExtent b="0" l="0" r="0" t="0"/>
-            <wp:docPr descr="Fig. 4 | 单残基无缺失原子的有机小分子端到端实例完成度. 左列为沉积受体 (GT), 右列为 CryoAtom2 重建受体 (CA2). a,b, self-ranking 首选构象的重原子均方根偏差 (RMSD) 严格 &lt;2 Å; c,d, &lt;3 Å; e–h, best-of-50 在对应阈值下的结果. LigandSeek Find–Match–Build 结果含 77 个 PDB、446 个实例, Build 采用 PocketXMol-tuned 单次对接. 每个 PDB 含 N 个合格实例, 预算 ρ 允许 floor(ρN) 次计费尝试, 完成度为成功的不同实例数/N. 绿线与圆点、蓝线与菱形分别为 PDB 等权均值和中位数; 灰点与小提琴为 50%、100%、200%、300% 预算下的分布. 沿用冻结顺序与 Match 感知免费跳过. Best-of-50 仅按最低 RMSD 评价." title="MDPPTFIG_eJztWn1PGzcY_yqnSJtaKeFCSNqRlko0lGoSIEQ7adJuQubiJKfcm84Oga6TYIUmrECiQcvUQSnV2qF1DfRFIgQof-wD9Dts8V34FrPPCdB2m6p1bLLUSDk_th__bP-e53y-8_NVwAY4E4hLAW9xh_zwUr4UuUQq9-ovb5HKrFssk9qjNtvGY4GgFHAgsvRRmGTaibiifIaggxSlPdbZ3qkoPRBlsWUrSqNSc-8UGnMz3vq-onBYRfkbXBMYkGGinG2HYASGVMuwdYg1ywwhA-g6U1KBzQqGDeBkczZV_yJwPh-3pTFDN1E836UEMhjbcVlGagYaALVZNjRpZcpyDIBp1knLectJ2o6lQoQ0M23ociQcPiMbQDOVwAWGNuj4yRU8rkMpHx8FOsX91ABpmODdMz25pcF0sxDafZoJkV9-LJePIxuotBuKo9MiChSJhpVAMzuU01kRyGGridlUZy01M0nVUpqDcB9vGm4q0Ro-AD5SfmnKvZaJEW0HkKpptM1VzYBIGoB5acgygOl3nek20Z_W-agcgoGN-PkRX0zwufkpHea1Q2Ii0dbQr_HmfCCY2cSfDhu5Tb0GOqOQqvZq6TYpKl2XmDLmTf7dWbA6zcS0CgKEu5EG_puZkbnbbuUWWa25S_e93Rr58SmZXyVPyt7dKXd5xl2ukc0SKd5kJY83SHGTXd-4GU6Mkzfm_x6z_F_t9j7W2XpEikv1as19NuP9tEFKS_W9BRH4PnX56umgsKyXnnPWRWA64Yxb3dgyIqKyfVCYIzs1gVw70R053SaB4EhQQlBPhRxgZtnTUlT-H905mJhx7001nq7RVZ-Zw38CkJWCe2fbvb9NJktkqyKEaYb6r_ScFtUQ9epD9_6uCDx_rONzEenX6XOSGkwG_WyHn4W_TSxkgtIIRDhkpUKxsKi2IMvrZGOb1BYPvi-Sid169Ra9NbydBffeshD7nT4tDczkFQizUi_deVOz9AOsZmh6MafpSVHNwi1Ayo9FsMHZs6LSXK_-LALBgz0Xf5-YjEbPCMwzf5kKikC30CvHQaHgLa6LQPOgpWYh_rzf0kM4Z0JhGWdfFn5Zo09Rd_6hEM9MQXl2N0rirNeikizIlmNAVH7Zk7BcpK8_Aj0PBaX64MGUV1kSgeBXk6JyTKYnG5WqCByndMtyTr2aHBD2swndZDQqa40X22RzpbFx-8PScYJu3TrzYScSVPh21bs7Va_OkfIsX7fd25vywIfN3kl-ANn3avv16jxZvul9s01ffxsLK7ykUXpK9h6ws7riY0HOLgTeEHpPZtyVG2SlQCZ2yXez9eqT-t4cdf9zIvAuKueTm9TnmfNvltxS2Su_EMTPY-GP6J3aHvaTCE86aCKqIfgWkn8UZwtO9caHNf8ENzjP9r3FdXJzx9tZOFirkRp9358XgW__yEFY1qdWvdWHZHqO7iwbW88b-wUhfPyi8Edv9Z1pd3bGXZ6o7wnh5ezMWVSuGxtT9Z2t1x2bXu0LgS-DUuAwYDEQO9vREW2PjUU7w5-0x8LXz9uaGqf_Zgwj6HqXGMakA_JvBS82ESjWP8GgzXDOgYcwzjuBWKmUpsIeS80Z0MQcyYE6YGGSKKPZiJHIZmiODmoqo5Bl1IHRQUdKQqSyXhJx2Q8ilf0YUrkZQiofjyCVMTRsOk0zR5toNh5OaWk6WDTcmUKWaadSMi8YDrNftM0203QiWpLZMUYlFlxK5cHWHKlpDsdxNCQ-QMAY7LPULJJMK5EBZhp2O46Vz0CQRBSkneG1KpANVcwLKeZR02MdcFT5LRJGdM3u1XSd9chkvz0XQBxhB9IVn4kpqjNEe_HrX8scKsmv47EcsinDI_l-K3k8whTEx1KOwVJqOGmsy48plca7WrGlfjmrhmNYUll9012plsrUml7bVKZaftoCtR2EL0PLkJhAtR06Ut4tGO1DXPdIammzetPiQ5ePRBDXTYmF9HbGmA3_UovZ5ZIfEXtMBnEMNL1VfFzWzSZfyD60C_1fCHz9B0_Z4gs" id="24" name="Picture"/>
+            <wp:docPr descr="Fig. 4 | 单残基无缺失原子的有机小分子端到端实例完成度. 左列为沉积受体 (GT), 右列为 CryoAtom2 重建受体 (CA2). a,b, self-ranking 首选构象的重原子均方根偏差 (RMSD) 严格 &lt;2 Å; c,d, &lt;3 Å; e–h, best-of-50 在对应阈值下的结果. LigandSeek Find–Match–Build 结果含 77 个 PDB、446 个实例, Build 采用 PocketXMol-tuned 单次对接. 每个 PDB 含 N 个合格实例, 预算 ρ 允许 floor(ρN) 次计费尝试, 完成度为成功的不同实例数/N. 绿线与圆点、蓝线与菱形分别为 PDB 等权均值和中位数; 灰点与小提琴为 50%、100%、200%、300% 预算下的分布. 沿用冻结顺序与 Match 感知免费跳过. Best-of-50 仅按最低 RMSD 评价." title="MDPPTFIG_eJztWv9PGzcU_1dOkTa1UsKFkLQjLZUolGoSIEQ7adJuQubiJKfct50dErpOghUaWIFEg5apg1KqtUPrGmg7iZBA-WF_QP-HLb4L_8XscwK03aZqHZssNVLOz_bzx_bnvfP5zu_LgA1wOhCXAt5SjXz_Qr4UuUTK9-ovbpHynDtTItVHbbaN84GgFHAgsvQxmGDaPXFF-QRBBylKe6yzvVNReiHKYMtWlEa56t4pNOZnvY19ReGwivI3uCYwIMNEWdsOwQgMqZZh6xBrlhlCBtB1pqQCmxWMGMDJZG2q_lngfC5uS3lDN1E816UE0hjbcVlGahoaALVZNjRpZdJyDIBp1knJOctJ2I6lQoQ0M2XociQcPiMbQDOVwAWGNuT4yRU8rkMpFx8DOsX92AAp2MO7Z3pyS4PpZiC0-zUTIr_8WC4XRzZQaTcUR6dFFCgSDSuBZnY4q7MikMVWE7OpzlpqZoKqJTUH4X7eNNxUojV8AHyk_NKU-ywTI9oOIFXTaJurmgGRNAhz0rBlANPvOt1toj-t81E5BAMb9fOjvtjD5-andJjXDomJRFtDv8ab84FgZhN_OmzkNvUa6IxBqtqnpdqkqHRdYsqYN_l3Z8HqNBPTKggQ7kYa-G9mRuZvu-VbZK3qLt_3dqvkh6dkYY08KXl3p9yVWXelSraKZOYmK3m8SWa22PW1m-HEOHlt_u8wy__Vbu9ine1HZGa5Xqm6z2a9HzdJcbm-tygC36cuXz0dFJb14nPOughM9zjjVje2jIiobB8U5kmtKpBr93RHTrdJIDgalBDUkyEHmBn2tBSV_0d3DiZm3XtTjafrdNVn5vCfAGS14N7Zce_vkMki2S4LYZrhgSu9p0U1RL3y0L2_KwLPH-r4XET6dfqcpAYTQT_b4WfhbxOL6aA0ChEOWclQLCyqLcjKBtncIdWlg-9myMRuvXKL3hpebdG9tyLEfqdfSwEzcQXCjNRHd97ULAMAq2maXsxqekJUs3ALkNJjEWxw9qyoNNcrP4lA8FDvxd8nJqPRMwLzzF-mgiLQLfTKcVAoeEsbItA8ZKkZiD8dsPQQzppQWMbZl4Wf1-lT1F14KMQzU1Ce3c2iOOu1qCQLsuUYFJVf9iQszdDXH4Geh4JSffBgyisvi0Dwy0lROSbTk41yRQSOk7plOadeTg4K-9mEbjIa5fXGLztka7Wxefv90nGCbt0682EnElT4Zs27O1WvzJPSHF-33dtb8uD7zd5JfgDZ96r79coCWbnpfb1DX38bi6u8pFF8SvYesLO6mceCnF0IvCH0nsy6qzfIaoFM7JJv5-qVJ_W9eer-50TgXVTOJ7eozzPn3yq6xZJX-kUQP4-FP6B3anvYTyI86aCJqIbgW0j-UZwtOJUb79f8E9zgPNv3ljbIzZpXWzxYr5Iqfd9fEIFv_8hBWNan1ry1h2R6nu4sG9vPG_sFIXz8ovBHb_XatDs3665M1PeE8HJ25iwq143NqXpt-1XHplf7QuDzoBQ4DFgMxM52dETbY_loZ_ij9lj4-nlbU-P034xhBF1vE8OYcEDujeDFJgLF-icYtBnOOvAQxnkrECuZ1FTYa6lZA5qYIzlQByxMEqU1GzES2QzNsSFNZRSyjDo4NuRICYhU1ktPXPaDSGU_hlRuhpDKxyNIZQwNm07TzNImmo1HklqKDhaN5LLQCn-RH5d5wUiY_aJttpmiE9ESzI4xKrHgUioPteZITXM4jqMh8QECxmC_pWaQZFo9aWCmYLfjWLk0BAlEQdoZXqsC2VDFvJBiHjU91gFHld8gYVTX7D5N11mPTPbbcwHEEXYgXfGZmKQ6w7QXv_6VzKGS_CoeyyGbMjyaG7ASxyNMQTyfdAyWUsNJ-S4_plQa72rFlvrlrBrmsaSy-qa7Ui2VqTW9tqlMtfy0BWo7CF-GliExgWo7dKS8WzDWj7jukdTSZvWmxYcuH4kgrpsSC-ntjDEb_qUWs8slPyL2mAziGGh6q_i4rJtNvpB9aBf6vxD46g-pfOIy" id="24" name="Picture"/>
             <a:graphic>
               <a:graphicData uri="http://schemas.openxmlformats.org/drawingml/2006/picture">
                 <pic:pic>
                   <pic:nvPicPr>
-                    <pic:cNvPr descr="C:/Users/15919/Desktop/论文草稿/temp/manuscript_figures_9fsonpff/figure_000004.png" id="25" name="Picture"/>
+                    <pic:cNvPr descr="C:/Users/15919/Desktop/论文草稿/temp/manuscript_figures_wueo0qxy/figure_000004.png" id="25" name="Picture"/>
                     <pic:cNvPicPr>
                       <a:picLocks noChangeArrowheads="1" noChangeAspect="1"/>
                     </pic:cNvPicPr>

--- a/补充材料.nature.docx
+++ b/补充材料.nature.docx
@@ -2,7 +2,7 @@
 <file path=word/document.xml><?xml version="1.0" encoding="utf-8"?>
 <w:document xmlns:w="http://schemas.openxmlformats.org/wordprocessingml/2006/main" xmlns:m="http://schemas.openxmlformats.org/officeDocument/2006/math" xmlns:r="http://schemas.openxmlformats.org/officeDocument/2006/relationships" xmlns:o="urn:schemas-microsoft-com:office:office" xmlns:v="urn:schemas-microsoft-com:vml" xmlns:w10="urn:schemas-microsoft-com:office:word" xmlns:a="http://schemas.openxmlformats.org/drawingml/2006/main" xmlns:pic="http://schemas.openxmlformats.org/drawingml/2006/picture" xmlns:wp="http://schemas.openxmlformats.org/drawingml/2006/wordprocessingDrawing">
   <w:body>
-    <w:bookmarkStart w:id="28" w:name="补充材料"/>
+    <w:bookmarkStart w:id="24" w:name="补充材料"/>
     <w:p>
       <w:pPr>
         <w:pStyle w:val="Heading1"/>
@@ -971,12 +971,12 @@
           <wp:inline>
             <wp:extent cx="5120640" cy="5927466"/>
             <wp:effectExtent b="0" l="0" r="0" t="0"/>
-            <wp:docPr descr="Fig. 1 | LigandSeek2-Find 与 LigandSeek 的配体区域检出。比较 LigandSeek2-Find 与第一代 LigandSeek 在沉积受体（GT）和 CryoAtom2 重建受体（CA2）条件下的表现。左列为全配体测试集（179 个 PDB，2,502 个配体实例），右列为小分子测试子集（94 个 PDB，821 个小分子实例）。" title="MDPPTFIG_eJztW-tvE0cQ_1dOlvoNcmcTJ7VFkVKnQZVSFAX41KuizXltn3Kv3l7sBKiUQokTkQeiQGjNoxEtTSEkUUqLcV5_DHc--1P-hc7enh88VCEgaTdypNizO7OzO7_ZHc_u3l2MWMjJRZJCxL-55ZV2xUE1i4z0WYzHYiN5MtIqRrssy5mIHBMiNiamlsdp2iqVlOXzBNtElqPxRDQhy_2YjDmmJcu1tUr1drE2P-uv7MkyUy_L76DfQDqmurWAR6jo8Tw53ipGqVRaJZaGJkcKapoZEO_qUQ3KUZDlqKYxoiN7bNwC1teRk4WkJUzomkGShc_kSM5xrKQoEiWHdUS6TAsbwMyYto4cKNpZsWDaacs2FUyIamR1TYxJUo-oI9WQI6eotiE7-DrrTGpYKCTzSAO9X-ooi1OseyonNiSo7BjG1hk84QTVrQKjB1UDkyYnLBWSxEIK9A8daFAFPcS6JTkSFofHNVqFxh0z7CwUpy1VIw1iGdUmziBrKoVCwGEjYyawj5AeMA2HQDtEFFWFNudUHRPhDC4Iw6aOjKDrXJ9B3soLtDIVVNloUB4NyBSzLfiGYV5oIhbrbgz9AmvOBuJQZwXm0JFbMOOwnccgOqBmu4SocElom0fHB6ixtDXD9iObRXmq4QALI-L0ERUdjqlueeHAbDqM8be56Og5x__5h_rVeXfnR2-u4j14UH045RUrL6cu_5eGfoA51fWbtd0rhzXdPs6k-h-s-w9b3f7qqluecrce8oU7r4h7d1eqm7P-7-ve4hIs3P3tmdPn9rdnvRtzPOCfsifNPsfUY7zCXy_Oe1uVJvapvhiAX7237G797ZavQTytLa_4CxsQQ73nj7yZJbdc8a6usCBb_etabf1WvTQNDaO9CR78xamX3PLjDroHhu5Q_-f723OxY3Ep1kH5IOdwmJut3Xd3r0GYAdC9xT_DoLKx6M1Me0-vs6ACBIsrie6OSzphhUt0WVj5NBbtYHyQM7gZOZpx5fUNHz1VOUWPoE52zpuOxnkT4mBJvZz6nuuDolFOQwLE3PrUdQ4miAA_EEK_qmBegy_s0WuPpv3S7fqdGW9qG7I4HlCXuk7A0pS64rzCDptytzzlrb-ATx4A5xTmoeG-8ylIJWrr697zNb-yR09Cfq0A7jyATmMLp8BX7y37pbXaXqm2zMUZYFQ6JkkSt2ivLvMA8qhpOsSxkcUrzvXifL1YrP7y3Ntd8mY2IIh794rwq8kD-In4J7zC7s1V6kvPOjvCo74jVDhYR7zvCNOcxgDYEab6Okf7Bxhkg-vD5q0hD0gfoQcW-IKbV6Dpo0X8HCvxCnLpWXXhN_bYE33koPGkgVt-CkH89TXLgzM4dUS19Kz-5A4kLH6p7D-dBQJq3J0FWAU8oM7xEqje2qDXWTNPODlO5RTm3gTM6R76cSK6v11qXiJCpOEK_lgvmNDdAx-xKBe73KZ0Y9vZ2fG-n-sxB9OT9x1vhtPo1tnxHu6OF_Dm8yaUV_zb70D9zV1_ec1fKHo35rzFVa90H2j4LayuL7rlx_7lF-7Ww9ryCn2on4_n3XjOXoO7O0io_J92arOb_h8Vb--Kd3caXONvLvmVPZZcsatUyLXcnXma8ILjSiVgQfHfDuy_gVym-fpgJB6NST3d0kQ8Eevt7um5dNJSlST8h5kOeqdMJ22jwhspTqgBdL2PDmjmjNu4qcZ-JyVmJqMquN9UxnVsOEyTjTVEkymSUy1CHUEtNPJDqkLdQAvKmfyQLaQxUWgvqaQYvPUpBi99iuE7n2L7K5-ig3ULzDTGoYlqOSMZNQuDJSOFcWxK305MiqxiRKJ_0S7LyIIhahq0R6NA0bdAgR5q2AiuaY6jNSQ2QEQRHDSVMSIYZiqHjCzus22zkMMoTahCqq_BIBZWHFYJOltN2zpgWsU3QBjVVGtA1TTaI6WD9oxASeLY2FFylMyAzDD0EvBfKTSFxFf10RKB7FAYLXxlpttTTJScyNg6_QbHCRMsqRQmm8llUE_ZNOVVKD-criClULFw1obC7PqnpdSCZPU0NnWBEiBtw0hZtyg_SJhsi2pIU75hsqGLLRIlNUOgiX8iHoszLW-Von75IkiJ22iUdJCqNarbac0I8SJW0y_wfyry3T_Czl0i" id="10" name="Picture"/>
+            <wp:docPr descr="Fig. 1 | LigandSeek2-Find 与 LigandSeek 的配体区域检出。比较 LigandSeek2-Find 与第一代 LigandSeek 在沉积受体（GT）和 CryoAtom2 重建受体（CA2）条件下的表现。左列为全配体测试集（179 个 PDB，2,502 个配体实例），右列为小分子测试子集（94 个 PDB，821 个小分子实例）。" title="MDPPTFIG_eJztW-tvE0cQ_1dOlvoNcmcTh9qiSKnToEopigJ86lXW5ry2T7mXbi92QqmUQokTkQeiQGjNoxEtTSEkUUqLcV5_DHc--1P-hc7enh88VCEgaTdypNizO7OzO7_ZHc_u3n0bsZCTjySFiH9zyyvvikNqDhmZcxiPxdIFkm4Xoz2W5UxEjgkRGxNTK-AMbZVKyvIFgm0iy9F4IpqQ5QFMxhzTkuX6WrV2u1Sfn_VX9mSZqZfld9BvIB1T3VrAI1T0eIEcbxejVCqjEktDk-mimmEGxHv6VINyFGQ5qmmkdWSPjVvA-jpyqpi0hAldM0iy-JkcyTuOlRRFouSxjkiPaWEDmFnT1pEDRTsnFk07Y9mmgglRjZyuiTFJ6hN1pBpy5DTVNmwHX-ecSQ0LxWQBaaD3Sx3lcIp1T-XEpgSVHcPYOosnnKC6XWD0kGpg0uKEpWKSWEiB_qEDDaqgh1ivJEfC4si4RqvQuGOGnYXitKVqZEAsq9rEGWJNpVAIOGxkzAT2EdKDpuEQaIeIoqrQ5ryqYyKcxUVhxNSREXSd7zfIW3mBVqaCKhsNyqMBmWK2Bd8wzIstxGK9zaFfZM3ZQBzqrMAcOnILZhy2CxhEB9VcjxAVLgkd8-j4IDWWtmbYfmSzKE81HGBhRJx-oqLDMdWtLByYTYcx_g4XHT3n-D__0Lg67-786M1VvQcPag-nvFL15dTl_9LQDzCntn6zvnvlsKbbx5lU_4N1_2Gr219ddStT7tZDvnDnFXHv7kptc9b_fd1bXIKFu789c-b8_vasd2OOB_xT9qTZ75h6jFf4G6V5b6vawj7VHwPwa_eW3a2_3co1iKf15RV_YQNiqPf8kTez5Faq3tUVFmRrf12rr99qlKehYfRkggd_ceolt_K4i-6BoTs88Pn-9lzsWFyKdVE-yDkc5mZr993daxBmAHRv8c8wqGwsejPT3tPrLKgAweJKorfrkm5Y4RJdFlY-jUW7GB_kDG5FjlZceX3DR09VTtMjqFPd86ajcd6EOFhSL6e-5_qgaJTTkAAxtzF1nYMJIsAPhDCgKpjX4At79Pqjab98u3FnxpvahiyOB9SlnhOwNKWeOK-ww6bcrUx56y_gkwfAOYV5eKT_QgpSifr6uvd8za_u0ZOQX6uAOw-g09jCKfC1e8t-ea2-V64vc3EGGJWOSZLELdqryzyAPGqaDnFsZPGKc6M03yiVar8893aXvJkNCOLevRL8avIAfiL-Ca-we3PVxtKz7o7wqO8IFQ7WEe87wgynMQB2hKn-7tH-AQbZ4PqwdWvIA9JH6IEFvuDmFWj6aBE_x0q8glx-Vlv4jT32RB85aD5p4FaeQhB_fc3y4AxOHVErP2s8uQMJi1-u-E9ngYAad2cBVgEPqHO8BGq3Nuh11swTTo5TOYX5ZALmdB_9OBHd3y63LhEh0nAFf-wkmNDbBx-xKBe73JZ0c9vZ3fG-n-sxB9OT9x1vltPo1t3xHu6OF_Dm8yaUV_w770D9zV1_ec1fKHk35rzFVa98H2j4LaytL7qVx_7lF-7Ww_ryCn2on4_n3XjOXoO7O0io_J926rOb_h9Vb--Kd3caXONvLvnVPZZcsatUyLXcnXma8ILjymVgQfHfDuy_gVym9fpgJB6NSX290kQ8ETvZ29d36ZSlKkn4DzMd9E6ZTsZGxTdSnFAD6HofHdDMGbdxS439TkrMbFZV8ICpjOvYcJgmG2uIJlMkr1qEOoJaaBSGVYW6gRaUs4VhW8hgotBeUkkxeOtTDF76FMN3PsXOVz5FB-sWmGmMQxPVctJZNQeDJenRvK6kJ6W0yCrSEv2L9lhGDgxRM6A9GgWKvgUK9HDTRnBNaxztIbEBIorgkKmMEcEwU3lk5HC_bZvFPEYZQhVSfU0GsbDisErQ2W7a0QHTKr4BwqimWoOqptEeKR20ZwRKEsfGjpKnZBZkRqCXgP9KoSUkvqqPlghkh8Jo8Ssz05liouRE1tbpNzhOmGBJpTDZSi6DesqmKa9C-eF0BSmFioWzNhRm1z9tpRYkq2ewqQuUAGkbRsq6RYUhwmTbVFOa8g2TDV1skyipGQJN_BPxWJxpeasU9csXQUrcQaOkg1StWd1Ja0aIF7FafoH_05Hv_gEKZVzR" id="10" name="Picture"/>
             <a:graphic>
               <a:graphicData uri="http://schemas.openxmlformats.org/drawingml/2006/picture">
                 <pic:pic>
                   <pic:nvPicPr>
-                    <pic:cNvPr descr="C:/Users/15919/Desktop/论文草稿/temp/manuscript_figures_wueo0qxy/figure_000001.png" id="11" name="Picture"/>
+                    <pic:cNvPr descr="C:/Users/15919/Desktop/论文草稿/temp/manuscript_figures_bhmc_y0_/figure_000001.png" id="11" name="Picture"/>
                     <pic:cNvPicPr>
                       <a:picLocks noChangeArrowheads="1" noChangeAspect="1"/>
                     </pic:cNvPicPr>
@@ -6024,7 +6024,7 @@
       </w:r>
     </w:p>
     <w:bookmarkEnd w:id="13"/>
-    <w:bookmarkStart w:id="27" w:name="stage3端到端配体实例完成度"/>
+    <w:bookmarkStart w:id="23" w:name="stage3端到端-top-k-success"/>
     <w:p>
       <w:pPr>
         <w:pStyle w:val="Heading2"/>
@@ -6037,10 +6037,17 @@
           <w:rFonts w:hint="eastAsia" w:ascii="Times New Roman" w:hAnsi="Times New Roman"/>
           <w:sz w:val="24"/>
         </w:rPr>
-        <w:t xml:space="preserve">Stage3：端到端配体实例完成度</w:t>
+        <w:t xml:space="preserve">Stage3：端到端</w:t>
+      </w:r>
+      <w:r>
+        <w:rPr>
+          <w:rFonts w:ascii="Times New Roman" w:hAnsi="Times New Roman"/>
+          <w:sz w:val="24"/>
+        </w:rPr>
+        <w:t xml:space="preserve"> top-k success</w:t>
       </w:r>
     </w:p>
-    <w:bookmarkStart w:id="14" w:name="评估口径completion"/>
+    <w:bookmarkStart w:id="14" w:name="评估口径top-k-success"/>
     <w:p>
       <w:pPr>
         <w:pStyle w:val="Heading3"/>
@@ -6053,7 +6060,14 @@
           <w:rFonts w:hint="eastAsia" w:ascii="Times New Roman" w:hAnsi="Times New Roman"/>
           <w:sz w:val="24"/>
         </w:rPr>
-        <w:t xml:space="preserve">评估口径(completion)</w:t>
+        <w:t xml:space="preserve">评估口径(top-k</w:t>
+      </w:r>
+      <w:r>
+        <w:rPr>
+          <w:rFonts w:ascii="Times New Roman" w:hAnsi="Times New Roman"/>
+          <w:sz w:val="24"/>
+        </w:rPr>
+        <w:t xml:space="preserve"> success)</w:t>
       </w:r>
     </w:p>
     <w:p>
@@ -6074,67 +6088,7 @@
           <w:rFonts w:hint="eastAsia" w:ascii="Times New Roman" w:hAnsi="Times New Roman"/>
           <w:sz w:val="24"/>
         </w:rPr>
-        <w:t xml:space="preserve">着重衡量“对于某个复合物系统，在一定的尝试预算下，是否存在至少一个配体实例被端到端成功处理”，现在，我们在</w:t>
-      </w:r>
-      <w:r>
-        <w:rPr>
-          <w:rFonts w:ascii="Times New Roman" w:hAnsi="Times New Roman"/>
-          <w:sz w:val="24"/>
-        </w:rPr>
-        <w:t xml:space="preserve"> top-k success </w:t>
-      </w:r>
-      <w:r>
-        <w:rPr>
-          <w:rFonts w:hint="eastAsia" w:ascii="Times New Roman" w:hAnsi="Times New Roman"/>
-          <w:sz w:val="24"/>
-        </w:rPr>
-        <w:t xml:space="preserve">的基础上更进一步，额外提出</w:t>
-      </w:r>
-      <w:r>
-        <w:rPr>
-          <w:rFonts w:ascii="Times New Roman" w:hAnsi="Times New Roman"/>
-          <w:sz w:val="24"/>
-        </w:rPr>
-        <w:t xml:space="preserve"> ligand completion ratio </w:t>
-      </w:r>
-      <w:r>
-        <w:rPr>
-          <w:rFonts w:hint="eastAsia" w:ascii="Times New Roman" w:hAnsi="Times New Roman"/>
-          <w:sz w:val="24"/>
-        </w:rPr>
-        <w:t xml:space="preserve">这个指标，用来回答“对于某个复合物系统，在一定</w:t>
-      </w:r>
-      <w:r>
-        <w:rPr>
-          <w:rFonts w:hint="eastAsia" w:ascii="Times New Roman" w:hAnsi="Times New Roman"/>
-          <w:b/>
-          <w:bCs/>
-          <w:sz w:val="24"/>
-        </w:rPr>
-        <w:t xml:space="preserve">比例</w:t>
-      </w:r>
-      <w:r>
-        <w:rPr>
-          <w:rFonts w:hint="eastAsia" w:ascii="Times New Roman" w:hAnsi="Times New Roman"/>
-          <w:sz w:val="24"/>
-        </w:rPr>
-        <w:t xml:space="preserve">的尝试预算下，被端到端成功处理的配体的</w:t>
-      </w:r>
-      <w:r>
-        <w:rPr>
-          <w:rFonts w:hint="eastAsia" w:ascii="Times New Roman" w:hAnsi="Times New Roman"/>
-          <w:b/>
-          <w:bCs/>
-          <w:sz w:val="24"/>
-        </w:rPr>
-        <w:t xml:space="preserve">比例</w:t>
-      </w:r>
-      <w:r>
-        <w:rPr>
-          <w:rFonts w:ascii="Times New Roman" w:hAnsi="Times New Roman"/>
-          <w:sz w:val="24"/>
-        </w:rPr>
-        <w:t xml:space="preserve">”。</w:t>
+        <w:t xml:space="preserve">着重衡量“对于某个复合物系统，在一定的尝试预算下，是否存在至少一个配体实例被端到端成功处理”。</w:t>
       </w:r>
     </w:p>
     <w:p>
@@ -6145,10 +6099,45 @@
       </w:pPr>
       <w:r>
         <w:rPr>
-          <w:rFonts w:hint="eastAsia" w:ascii="Times New Roman" w:hAnsi="Times New Roman"/>
-          <w:sz w:val="24"/>
-        </w:rPr>
-        <w:t xml:space="preserve">对于某个PDB，设存在</w:t>
+          <w:rFonts w:ascii="Times New Roman" w:hAnsi="Times New Roman"/>
+          <w:sz w:val="24"/>
+        </w:rPr>
+        <w:t xml:space="preserve">Find </w:t>
+      </w:r>
+      <w:r>
+        <w:rPr>
+          <w:rFonts w:hint="eastAsia" w:ascii="Times New Roman" w:hAnsi="Times New Roman"/>
+          <w:sz w:val="24"/>
+        </w:rPr>
+        <w:t xml:space="preserve">按平均概率降序排列候选配体区域，得到</w:t>
+      </w:r>
+      <w:r>
+        <w:rPr>
+          <w:rFonts w:ascii="Times New Roman" w:hAnsi="Times New Roman"/>
+          <w:sz w:val="24"/>
+        </w:rPr>
+        <w:t xml:space="preserve"> Rank 1、Rank 2 </w:t>
+      </w:r>
+      <w:r>
+        <w:rPr>
+          <w:rFonts w:hint="eastAsia" w:ascii="Times New Roman" w:hAnsi="Times New Roman"/>
+          <w:sz w:val="24"/>
+        </w:rPr>
+        <w:t xml:space="preserve">及后续候选。对于每个</w:t>
+      </w:r>
+      <w:r>
+        <w:rPr>
+          <w:rFonts w:ascii="Times New Roman" w:hAnsi="Times New Roman"/>
+          <w:sz w:val="24"/>
+        </w:rPr>
+        <w:t xml:space="preserve"> </w:t>
+      </w:r>
+      <w:r>
+        <w:rPr>
+          <w:rFonts w:hint="eastAsia" w:ascii="Times New Roman" w:hAnsi="Times New Roman"/>
+          <w:sz w:val="24"/>
+        </w:rPr>
+        <w:t xml:space="preserve">PDB，流水线依次考察这些候选，最多进行</w:t>
       </w:r>
       <w:r>
         <w:rPr>
@@ -6159,7 +6148,7 @@
       </w:r>
       <m:oMath>
         <m:r>
-          <m:t>N</m:t>
+          <m:t>K</m:t>
         </m:r>
       </m:oMath>
       <w:r>
@@ -6174,430 +6163,21 @@
           <w:rFonts w:hint="eastAsia" w:ascii="Times New Roman" w:hAnsi="Times New Roman"/>
           <w:sz w:val="24"/>
         </w:rPr>
-        <w:t xml:space="preserve">个真实配体，设在</w:t>
-      </w:r>
-      <w:r>
-        <w:rPr>
-          <w:rFonts w:ascii="Times New Roman" w:hAnsi="Times New Roman"/>
-          <w:sz w:val="24"/>
-        </w:rPr>
-        <w:t xml:space="preserve"> </w:t>
-      </w:r>
-      <m:oMath>
-        <m:r>
-          <m:t>t</m:t>
-        </m:r>
-      </m:oMath>
-      <w:r>
-        <w:rPr>
-          <w:rFonts w:ascii="Times New Roman" w:hAnsi="Times New Roman"/>
-          <w:sz w:val="24"/>
-        </w:rPr>
-        <w:t xml:space="preserve"> </w:t>
-      </w:r>
-      <w:r>
-        <w:rPr>
-          <w:rFonts w:hint="eastAsia" w:ascii="Times New Roman" w:hAnsi="Times New Roman"/>
-          <w:sz w:val="24"/>
-        </w:rPr>
-        <w:t xml:space="preserve">次（计费）尝试下端到端地成功处理了</w:t>
-      </w:r>
-      <w:r>
-        <w:rPr>
-          <w:rFonts w:ascii="Times New Roman" w:hAnsi="Times New Roman"/>
-          <w:sz w:val="24"/>
-        </w:rPr>
-        <w:t xml:space="preserve"> </w:t>
-      </w:r>
-      <m:oMath>
-        <m:r>
-          <m:t>f</m:t>
-        </m:r>
-        <m:r>
-          <m:rPr>
-            <m:sty m:val="p"/>
-          </m:rPr>
-          <m:t>(</m:t>
-        </m:r>
-        <m:r>
-          <m:t>t</m:t>
-        </m:r>
-        <m:r>
-          <m:rPr>
-            <m:sty m:val="p"/>
-          </m:rPr>
-          <m:t>)</m:t>
-        </m:r>
-      </m:oMath>
-      <w:r>
-        <w:rPr>
-          <w:rFonts w:ascii="Times New Roman" w:hAnsi="Times New Roman"/>
-          <w:sz w:val="24"/>
-        </w:rPr>
-        <w:t xml:space="preserve"> </w:t>
-      </w:r>
-      <w:r>
-        <w:rPr>
-          <w:rFonts w:hint="eastAsia" w:ascii="Times New Roman" w:hAnsi="Times New Roman"/>
-          <w:sz w:val="24"/>
-        </w:rPr>
-        <w:t xml:space="preserve">个配体实例。那么</w:t>
-      </w:r>
-      <w:r>
-        <w:rPr>
-          <w:rFonts w:ascii="Times New Roman" w:hAnsi="Times New Roman"/>
-          <w:sz w:val="24"/>
-        </w:rPr>
-        <w:t xml:space="preserve"> ligand completion ratio </w:t>
-      </w:r>
-      <w:r>
-        <w:rPr>
-          <w:rFonts w:hint="eastAsia" w:ascii="Times New Roman" w:hAnsi="Times New Roman"/>
-          <w:sz w:val="24"/>
-        </w:rPr>
-        <w:t xml:space="preserve">的自变量从</w:t>
-      </w:r>
-      <w:r>
-        <w:rPr>
-          <w:rFonts w:ascii="Times New Roman" w:hAnsi="Times New Roman"/>
-          <w:sz w:val="24"/>
-        </w:rPr>
-        <w:t xml:space="preserve"> top-k success </w:t>
-      </w:r>
-      <w:r>
-        <w:rPr>
-          <w:rFonts w:hint="eastAsia" w:ascii="Times New Roman" w:hAnsi="Times New Roman"/>
-          <w:sz w:val="24"/>
-        </w:rPr>
-        <w:t xml:space="preserve">的绝对计费尝试次数</w:t>
-      </w:r>
-      <w:r>
-        <w:rPr>
-          <w:rFonts w:ascii="Times New Roman" w:hAnsi="Times New Roman"/>
-          <w:sz w:val="24"/>
-        </w:rPr>
-        <w:t xml:space="preserve"> </w:t>
-      </w:r>
-      <m:oMath>
-        <m:r>
-          <m:t>t</m:t>
-        </m:r>
-      </m:oMath>
-      <w:r>
-        <w:rPr>
-          <w:rFonts w:hint="eastAsia" w:ascii="Times New Roman" w:hAnsi="Times New Roman"/>
-          <w:sz w:val="24"/>
-        </w:rPr>
-        <w:t xml:space="preserve">，变为了相对于真实配体数目的尝试倍率</w:t>
-      </w:r>
-      <w:r>
-        <w:rPr>
-          <w:rFonts w:ascii="Times New Roman" w:hAnsi="Times New Roman"/>
-          <w:sz w:val="24"/>
-        </w:rPr>
-        <w:t xml:space="preserve"> </w:t>
-      </w:r>
-      <m:oMath>
-        <m:r>
-          <m:t>ρ</m:t>
-        </m:r>
-        <m:r>
-          <m:rPr>
-            <m:sty m:val="p"/>
-          </m:rPr>
-          <m:t>=</m:t>
-        </m:r>
-        <m:f>
-          <m:fPr>
-            <m:type m:val="bar"/>
-          </m:fPr>
-          <m:num>
-            <m:r>
-              <m:t>t</m:t>
-            </m:r>
-          </m:num>
-          <m:den>
-            <m:r>
-              <m:t>N</m:t>
-            </m:r>
-          </m:den>
-        </m:f>
-      </m:oMath>
-      <w:r>
-        <w:rPr>
-          <w:rFonts w:hint="eastAsia" w:ascii="Times New Roman" w:hAnsi="Times New Roman"/>
-          <w:sz w:val="24"/>
-        </w:rPr>
-        <w:t xml:space="preserve">，因变量从</w:t>
-      </w:r>
-      <w:r>
-        <w:rPr>
-          <w:rFonts w:ascii="Times New Roman" w:hAnsi="Times New Roman"/>
-          <w:sz w:val="24"/>
-        </w:rPr>
-        <w:t xml:space="preserve"> top-k success </w:t>
-      </w:r>
-      <w:r>
-        <w:rPr>
-          <w:rFonts w:hint="eastAsia" w:ascii="Times New Roman" w:hAnsi="Times New Roman"/>
-          <w:sz w:val="24"/>
-        </w:rPr>
-        <w:t xml:space="preserve">用来描述</w:t>
-      </w:r>
-      <w:r>
-        <w:rPr>
-          <w:rFonts w:hint="eastAsia" w:ascii="Times New Roman" w:hAnsi="Times New Roman"/>
-          <w:b/>
-          <w:bCs/>
-          <w:sz w:val="24"/>
-        </w:rPr>
-        <w:t xml:space="preserve">是否存在被成功处理的配体</w:t>
-      </w:r>
-      <w:r>
-        <w:rPr>
-          <w:rFonts w:hint="eastAsia" w:ascii="Times New Roman" w:hAnsi="Times New Roman"/>
-          <w:sz w:val="24"/>
-        </w:rPr>
-        <w:t xml:space="preserve">的</w:t>
-      </w:r>
-      <w:r>
-        <w:rPr>
-          <w:rFonts w:ascii="Times New Roman" w:hAnsi="Times New Roman"/>
-          <w:sz w:val="24"/>
-        </w:rPr>
-        <w:t xml:space="preserve"> 0/1 </w:t>
-      </w:r>
-      <w:r>
-        <w:rPr>
-          <w:rFonts w:hint="eastAsia" w:ascii="Times New Roman" w:hAnsi="Times New Roman"/>
-          <w:sz w:val="24"/>
-        </w:rPr>
-        <w:t xml:space="preserve">二元变量，变成了</w:t>
-      </w:r>
-      <w:r>
-        <w:rPr>
-          <w:rFonts w:hint="eastAsia" w:ascii="Times New Roman" w:hAnsi="Times New Roman"/>
-          <w:b/>
-          <w:bCs/>
-          <w:sz w:val="24"/>
-        </w:rPr>
-        <w:t xml:space="preserve">在比例为</w:t>
-      </w:r>
-      <w:r>
-        <w:rPr>
-          <w:rFonts w:ascii="Times New Roman" w:hAnsi="Times New Roman"/>
-          <w:b/>
-          <w:bCs/>
-          <w:sz w:val="24"/>
-        </w:rPr>
-        <w:t xml:space="preserve"> </w:t>
-      </w:r>
-      <m:oMath>
-        <m:r>
-          <m:t>ρ</m:t>
-        </m:r>
-      </m:oMath>
-      <w:r>
-        <w:rPr>
-          <w:rFonts w:ascii="Times New Roman" w:hAnsi="Times New Roman"/>
-          <w:b/>
-          <w:bCs/>
-          <w:sz w:val="24"/>
-        </w:rPr>
-        <w:t xml:space="preserve"> </w:t>
-      </w:r>
-      <w:r>
-        <w:rPr>
-          <w:rFonts w:hint="eastAsia" w:ascii="Times New Roman" w:hAnsi="Times New Roman"/>
-          <w:b/>
-          <w:bCs/>
-          <w:sz w:val="24"/>
-        </w:rPr>
-        <w:t xml:space="preserve">下被成功处理的配体比例</w:t>
-      </w:r>
-      <w:r>
-        <w:rPr>
-          <w:rFonts w:ascii="Times New Roman" w:hAnsi="Times New Roman"/>
-          <w:sz w:val="24"/>
-        </w:rPr>
-        <w:t xml:space="preserve"> </w:t>
-      </w:r>
-      <m:oMath>
-        <m:f>
-          <m:fPr>
-            <m:type m:val="bar"/>
-          </m:fPr>
-          <m:num>
-            <m:r>
-              <m:t>f</m:t>
-            </m:r>
-            <m:r>
-              <m:rPr>
-                <m:sty m:val="p"/>
-              </m:rPr>
-              <m:t>(</m:t>
-            </m:r>
-            <m:r>
-              <m:t>t</m:t>
-            </m:r>
-            <m:r>
-              <m:rPr>
-                <m:sty m:val="p"/>
-              </m:rPr>
-              <m:t>)</m:t>
-            </m:r>
-          </m:num>
-          <m:den>
-            <m:r>
-              <m:t>N</m:t>
-            </m:r>
-          </m:den>
-        </m:f>
-      </m:oMath>
-      <w:r>
-        <w:rPr>
-          <w:rFonts w:hint="eastAsia" w:ascii="Times New Roman" w:hAnsi="Times New Roman"/>
-          <w:sz w:val="24"/>
-        </w:rPr>
-        <w:t xml:space="preserve">。我们展示</w:t>
-      </w:r>
-      <w:r>
-        <w:rPr>
-          <w:rFonts w:ascii="Times New Roman" w:hAnsi="Times New Roman"/>
-          <w:sz w:val="24"/>
-        </w:rPr>
-        <w:t xml:space="preserve"> </w:t>
-      </w:r>
-      <m:oMath>
-        <m:r>
-          <m:t>ρ</m:t>
-        </m:r>
-        <m:r>
-          <m:rPr>
-            <m:sty m:val="p"/>
-          </m:rPr>
-          <m:t>∈</m:t>
-        </m:r>
-        <m:r>
-          <m:rPr>
-            <m:sty m:val="p"/>
-          </m:rPr>
-          <m:t>[</m:t>
-        </m:r>
-        <m:r>
-          <m:t>0</m:t>
-        </m:r>
-        <m:r>
-          <m:rPr>
-            <m:sty m:val="p"/>
-          </m:rPr>
-          <m:t>,</m:t>
-        </m:r>
-        <m:r>
-          <m:t>300</m:t>
-        </m:r>
-        <m:r>
-          <m:rPr>
-            <m:sty m:val="p"/>
-          </m:rPr>
-          <m:t>%</m:t>
-        </m:r>
-        <m:r>
-          <m:rPr>
-            <m:sty m:val="p"/>
-          </m:rPr>
-          <m:t>]</m:t>
-        </m:r>
-      </m:oMath>
-      <w:r>
-        <w:rPr>
-          <w:rFonts w:ascii="Times New Roman" w:hAnsi="Times New Roman"/>
-          <w:sz w:val="24"/>
-        </w:rPr>
-        <w:t xml:space="preserve"> </w:t>
-      </w:r>
-      <w:r>
-        <w:rPr>
-          <w:rFonts w:hint="eastAsia" w:ascii="Times New Roman" w:hAnsi="Times New Roman"/>
-          <w:sz w:val="24"/>
-        </w:rPr>
-        <w:t xml:space="preserve">的结果，实际尝试预算向下取整，即当尝试倍率为</w:t>
-      </w:r>
-      <w:r>
-        <w:rPr>
-          <w:rFonts w:ascii="Times New Roman" w:hAnsi="Times New Roman"/>
-          <w:sz w:val="24"/>
-        </w:rPr>
-        <w:t xml:space="preserve"> </w:t>
-      </w:r>
-      <m:oMath>
-        <m:r>
-          <m:t>ρ</m:t>
-        </m:r>
-      </m:oMath>
-      <w:r>
-        <w:rPr>
-          <w:rFonts w:ascii="Times New Roman" w:hAnsi="Times New Roman"/>
-          <w:sz w:val="24"/>
-        </w:rPr>
-        <w:t xml:space="preserve"> </w:t>
-      </w:r>
-      <w:r>
-        <w:rPr>
-          <w:rFonts w:hint="eastAsia" w:ascii="Times New Roman" w:hAnsi="Times New Roman"/>
-          <w:sz w:val="24"/>
-        </w:rPr>
-        <w:t xml:space="preserve">时，实际尝试预算为</w:t>
-      </w:r>
-      <w:r>
-        <w:rPr>
-          <w:rFonts w:ascii="Times New Roman" w:hAnsi="Times New Roman"/>
-          <w:sz w:val="24"/>
-        </w:rPr>
-        <w:t xml:space="preserve"> </w:t>
-      </w:r>
-      <m:oMath>
-        <m:r>
-          <m:rPr>
-            <m:sty m:val="p"/>
-          </m:rPr>
-          <m:t>⌊</m:t>
-        </m:r>
-        <m:r>
-          <m:t>ρ</m:t>
-        </m:r>
-        <m:sSub>
-          <m:e>
-            <m:r>
-              <m:t>N</m:t>
-            </m:r>
-          </m:e>
-          <m:sub>
-            <m:r>
-              <m:t>p</m:t>
-            </m:r>
-          </m:sub>
-        </m:sSub>
-        <m:r>
-          <m:rPr>
-            <m:sty m:val="p"/>
-          </m:rPr>
-          <m:t>⌋</m:t>
-        </m:r>
-      </m:oMath>
-      <w:r>
-        <w:rPr>
-          <w:rFonts w:ascii="Times New Roman" w:hAnsi="Times New Roman"/>
-          <w:sz w:val="24"/>
-        </w:rPr>
-        <w:t xml:space="preserve"> </w:t>
-      </w:r>
-      <w:r>
-        <w:rPr>
-          <w:rFonts w:hint="eastAsia" w:ascii="Times New Roman" w:hAnsi="Times New Roman"/>
-          <w:sz w:val="24"/>
-        </w:rPr>
-        <w:t xml:space="preserve">次。</w:t>
+        <w:t xml:space="preserve">次尝试。只要预算内任一次尝试成功，就将该</w:t>
+      </w:r>
+      <w:r>
+        <w:rPr>
+          <w:rFonts w:ascii="Times New Roman" w:hAnsi="Times New Roman"/>
+          <w:sz w:val="24"/>
+        </w:rPr>
+        <w:t xml:space="preserve"> PDB </w:t>
+      </w:r>
+      <w:r>
+        <w:rPr>
+          <w:rFonts w:hint="eastAsia" w:ascii="Times New Roman" w:hAnsi="Times New Roman"/>
+          <w:sz w:val="24"/>
+        </w:rPr>
+        <w:t xml:space="preserve">判定为成功。</w:t>
       </w:r>
     </w:p>
     <w:p>
@@ -6611,28 +6191,14 @@
           <w:rFonts w:ascii="Times New Roman" w:hAnsi="Times New Roman"/>
           <w:sz w:val="24"/>
         </w:rPr>
-        <w:t xml:space="preserve">ligand completion ratio </w:t>
-      </w:r>
-      <w:r>
-        <w:rPr>
-          <w:rFonts w:hint="eastAsia" w:ascii="Times New Roman" w:hAnsi="Times New Roman"/>
-          <w:sz w:val="24"/>
-        </w:rPr>
-        <w:t xml:space="preserve">和</w:t>
-      </w:r>
-      <w:r>
-        <w:rPr>
-          <w:rFonts w:ascii="Times New Roman" w:hAnsi="Times New Roman"/>
-          <w:sz w:val="24"/>
-        </w:rPr>
-        <w:t xml:space="preserve"> top-k success </w:t>
-      </w:r>
-      <w:r>
-        <w:rPr>
-          <w:rFonts w:hint="eastAsia" w:ascii="Times New Roman" w:hAnsi="Times New Roman"/>
-          <w:sz w:val="24"/>
-        </w:rPr>
-        <w:t xml:space="preserve">这个指标一样，依次地衡量我们</w:t>
+        <w:t xml:space="preserve">top-k success </w:t>
+      </w:r>
+      <w:r>
+        <w:rPr>
+          <w:rFonts w:hint="eastAsia" w:ascii="Times New Roman" w:hAnsi="Times New Roman"/>
+          <w:sz w:val="24"/>
+        </w:rPr>
+        <w:t xml:space="preserve">依次地衡量我们</w:t>
       </w:r>
       <w:r>
         <w:rPr>
@@ -6646,7 +6212,7 @@
           <w:rFonts w:hint="eastAsia" w:ascii="Times New Roman" w:hAnsi="Times New Roman"/>
           <w:sz w:val="24"/>
         </w:rPr>
-        <w:t xml:space="preserve">的两项基本端到端能力：全配体的端到端定位与身份匹配、单残基无缺失原子有机小分子的端到端定位、匹配和建模。它们所用的计费规则一致，测试集也同样一致，即分别是全部测试集的</w:t>
+        <w:t xml:space="preserve">的两项基本端到端能力：全配体的端到端定位与身份匹配、单残基无缺失原子有机小分子的端到端定位、匹配和建模。计费规则与正文一致，测试集分别是全部测试集的</w:t>
       </w:r>
       <w:r>
         <w:rPr>
@@ -6748,7 +6314,7 @@
       </w:r>
     </w:p>
     <w:bookmarkEnd w:id="14"/>
-    <w:bookmarkStart w:id="18" w:name="与emap2lig的-find-正确match-build-的公平对比"/>
+    <w:bookmarkStart w:id="18" w:name="一般配体的端到端区域检出与身份识别"/>
     <w:p>
       <w:pPr>
         <w:pStyle w:val="Heading3"/>
@@ -6761,568 +6327,7 @@
           <w:rFonts w:hint="eastAsia" w:ascii="Times New Roman" w:hAnsi="Times New Roman"/>
           <w:sz w:val="24"/>
         </w:rPr>
-        <w:t xml:space="preserve">与Emap2lig的</w:t>
-      </w:r>
-      <w:r>
-        <w:rPr>
-          <w:rFonts w:ascii="Times New Roman" w:hAnsi="Times New Roman"/>
-          <w:sz w:val="24"/>
-        </w:rPr>
-        <w:t xml:space="preserve"> </w:t>
-      </w:r>
-      <w:r>
-        <w:rPr>
-          <w:rFonts w:hint="eastAsia" w:ascii="Times New Roman" w:hAnsi="Times New Roman"/>
-          <w:sz w:val="24"/>
-        </w:rPr>
-        <w:t xml:space="preserve">Find-正确match-Build</w:t>
-      </w:r>
-      <w:r>
-        <w:rPr>
-          <w:rFonts w:ascii="Times New Roman" w:hAnsi="Times New Roman"/>
-          <w:sz w:val="24"/>
-        </w:rPr>
-        <w:t xml:space="preserve"> </w:t>
-      </w:r>
-      <w:r>
-        <w:rPr>
-          <w:rFonts w:hint="eastAsia" w:ascii="Times New Roman" w:hAnsi="Times New Roman"/>
-          <w:sz w:val="24"/>
-        </w:rPr>
-        <w:t xml:space="preserve">的公平对比</w:t>
-      </w:r>
-    </w:p>
-    <w:p>
-      <w:pPr>
-        <w:pStyle w:val="FirstParagraph"/>
-        <w:spacing w:line="480" w:lineRule="auto" w:after="120"/>
-        <w:ind w:firstLine="480"/>
-      </w:pPr>
-      <w:r>
-        <w:rPr>
-          <w:rFonts w:hint="eastAsia" w:ascii="Times New Roman" w:hAnsi="Times New Roman"/>
-          <w:sz w:val="24"/>
-        </w:rPr>
-        <w:t xml:space="preserve">为直接比较定位与建模的组合能力，我们向</w:t>
-      </w:r>
-      <w:r>
-        <w:rPr>
-          <w:rFonts w:ascii="Times New Roman" w:hAnsi="Times New Roman"/>
-          <w:sz w:val="24"/>
-        </w:rPr>
-        <w:t xml:space="preserve"> LigandSeek </w:t>
-      </w:r>
-      <w:r>
-        <w:rPr>
-          <w:rFonts w:hint="eastAsia" w:ascii="Times New Roman" w:hAnsi="Times New Roman"/>
-          <w:sz w:val="24"/>
-        </w:rPr>
-        <w:t xml:space="preserve">和</w:t>
-      </w:r>
-      <w:r>
-        <w:rPr>
-          <w:rFonts w:ascii="Times New Roman" w:hAnsi="Times New Roman"/>
-          <w:sz w:val="24"/>
-        </w:rPr>
-        <w:t xml:space="preserve"> Emap2lig </w:t>
-      </w:r>
-      <w:r>
-        <w:rPr>
-          <w:rFonts w:hint="eastAsia" w:ascii="Times New Roman" w:hAnsi="Times New Roman"/>
-          <w:sz w:val="24"/>
-        </w:rPr>
-        <w:t xml:space="preserve">均提供正确的配体</w:t>
-      </w:r>
-      <w:r>
-        <w:rPr>
-          <w:rFonts w:ascii="Times New Roman" w:hAnsi="Times New Roman"/>
-          <w:sz w:val="24"/>
-        </w:rPr>
-        <w:t xml:space="preserve"> </w:t>
-      </w:r>
-      <w:r>
-        <w:rPr>
-          <w:rFonts w:hint="eastAsia" w:ascii="Times New Roman" w:hAnsi="Times New Roman"/>
-          <w:sz w:val="24"/>
-        </w:rPr>
-        <w:t xml:space="preserve">SMILES，考察</w:t>
-      </w:r>
-      <w:r>
-        <w:rPr>
-          <w:rFonts w:ascii="Times New Roman" w:hAnsi="Times New Roman"/>
-          <w:sz w:val="24"/>
-        </w:rPr>
-        <w:t xml:space="preserve"> </w:t>
-      </w:r>
-      <w:r>
-        <w:rPr>
-          <w:rFonts w:hint="eastAsia" w:ascii="Times New Roman" w:hAnsi="Times New Roman"/>
-          <w:sz w:val="24"/>
-        </w:rPr>
-        <w:t xml:space="preserve">Find–正确</w:t>
-      </w:r>
-      <w:r>
-        <w:rPr>
-          <w:rFonts w:ascii="Times New Roman" w:hAnsi="Times New Roman"/>
-          <w:sz w:val="24"/>
-        </w:rPr>
-        <w:t xml:space="preserve"> Match–Build</w:t>
-      </w:r>
-      <w:r>
-        <w:rPr>
-          <w:rFonts w:ascii="Times New Roman" w:hAnsi="Times New Roman"/>
-          <w:sz w:val="24"/>
-        </w:rPr>
-        <w:t xml:space="preserve"> </w:t>
-      </w:r>
-      <w:r>
-        <w:rPr>
-          <w:rFonts w:hint="eastAsia" w:ascii="Times New Roman" w:hAnsi="Times New Roman"/>
-          <w:sz w:val="24"/>
-        </w:rPr>
-        <w:t xml:space="preserve">的实例完成度（</w:t>
-      </w:r>
-      <w:r>
-        <w:rPr>
-          <w:rStyle w:val="MDFIGREF_eJyrrk7LTC9KTbMqLi0o0E3LzEvRTc4vKkpNLtHNTSxJztBNKs3MSamtBQBErw_K"/>
-          <w:rFonts w:ascii="Times New Roman" w:hAnsi="Times New Roman"/>
-          <w:sz w:val="24"/>
-        </w:rPr>
-        <w:t xml:space="preserve">Fig. 2</w:t>
-      </w:r>
-      <w:r>
-        <w:rPr>
-          <w:rFonts w:hint="eastAsia" w:ascii="Times New Roman" w:hAnsi="Times New Roman"/>
-          <w:sz w:val="24"/>
-        </w:rPr>
-        <w:t xml:space="preserve">）。两条管线均在相同的</w:t>
-      </w:r>
-      <w:r>
-        <w:rPr>
-          <w:rFonts w:ascii="Times New Roman" w:hAnsi="Times New Roman"/>
-          <w:sz w:val="24"/>
-        </w:rPr>
-        <w:t xml:space="preserve"> </w:t>
-      </w:r>
-      <w:r>
-        <w:rPr>
-          <w:rFonts w:ascii="Times New Roman" w:hAnsi="Times New Roman"/>
-          <w:sz w:val="24"/>
-        </w:rPr>
-        <w:t xml:space="preserve">77 </w:t>
-      </w:r>
-      <w:r>
-        <w:rPr>
-          <w:rFonts w:hint="eastAsia" w:ascii="Times New Roman" w:hAnsi="Times New Roman"/>
-          <w:sz w:val="24"/>
-        </w:rPr>
-        <w:t xml:space="preserve">个</w:t>
-      </w:r>
-      <w:r>
-        <w:rPr>
-          <w:rFonts w:ascii="Times New Roman" w:hAnsi="Times New Roman"/>
-          <w:sz w:val="24"/>
-        </w:rPr>
-        <w:t xml:space="preserve"> PDB、446 </w:t>
-      </w:r>
-      <w:r>
-        <w:rPr>
-          <w:rFonts w:hint="eastAsia" w:ascii="Times New Roman" w:hAnsi="Times New Roman"/>
-          <w:sz w:val="24"/>
-        </w:rPr>
-        <w:t xml:space="preserve">个单残基无缺失原子有机小分子上评估。LigandSeek</w:t>
-      </w:r>
-      <w:r>
-        <w:rPr>
-          <w:rFonts w:ascii="Times New Roman" w:hAnsi="Times New Roman"/>
-          <w:sz w:val="24"/>
-        </w:rPr>
-        <w:t xml:space="preserve"> </w:t>
-      </w:r>
-      <w:r>
-        <w:rPr>
-          <w:rFonts w:hint="eastAsia" w:ascii="Times New Roman" w:hAnsi="Times New Roman"/>
-          <w:sz w:val="24"/>
-        </w:rPr>
-        <w:t xml:space="preserve">使用预测</w:t>
-      </w:r>
-      <w:r>
-        <w:rPr>
-          <w:rFonts w:ascii="Times New Roman" w:hAnsi="Times New Roman"/>
-          <w:sz w:val="24"/>
-        </w:rPr>
-        <w:t xml:space="preserve"> blob </w:t>
-      </w:r>
-      <w:r>
-        <w:rPr>
-          <w:rFonts w:hint="eastAsia" w:ascii="Times New Roman" w:hAnsi="Times New Roman"/>
-          <w:sz w:val="24"/>
-        </w:rPr>
-        <w:t xml:space="preserve">质心引导的</w:t>
-      </w:r>
-      <w:r>
-        <w:rPr>
-          <w:rFonts w:ascii="Times New Roman" w:hAnsi="Times New Roman"/>
-          <w:sz w:val="24"/>
-        </w:rPr>
-        <w:t xml:space="preserve"> PocketXMol-tuned </w:t>
-      </w:r>
-      <w:r>
-        <w:rPr>
-          <w:rFonts w:hint="eastAsia" w:ascii="Times New Roman" w:hAnsi="Times New Roman"/>
-          <w:sz w:val="24"/>
-        </w:rPr>
-        <w:t xml:space="preserve">中心模型，Emap2lig</w:t>
-      </w:r>
-      <w:r>
-        <w:rPr>
-          <w:rFonts w:ascii="Times New Roman" w:hAnsi="Times New Roman"/>
-          <w:sz w:val="24"/>
-        </w:rPr>
-        <w:t xml:space="preserve"> </w:t>
-      </w:r>
-      <w:r>
-        <w:rPr>
-          <w:rFonts w:hint="eastAsia" w:ascii="Times New Roman" w:hAnsi="Times New Roman"/>
-          <w:sz w:val="24"/>
-        </w:rPr>
-        <w:t xml:space="preserve">使用其原生</w:t>
-      </w:r>
-      <w:r>
-        <w:rPr>
-          <w:rFonts w:ascii="Times New Roman" w:hAnsi="Times New Roman"/>
-          <w:sz w:val="24"/>
-        </w:rPr>
-        <w:t xml:space="preserve"> blob </w:t>
-      </w:r>
-      <w:r>
-        <w:rPr>
-          <w:rFonts w:hint="eastAsia" w:ascii="Times New Roman" w:hAnsi="Times New Roman"/>
-          <w:sz w:val="24"/>
-        </w:rPr>
-        <w:t xml:space="preserve">引导的</w:t>
-      </w:r>
-      <w:r>
-        <w:rPr>
-          <w:rFonts w:ascii="Times New Roman" w:hAnsi="Times New Roman"/>
-          <w:sz w:val="24"/>
-        </w:rPr>
-        <w:t xml:space="preserve"> Build </w:t>
-      </w:r>
-      <w:r>
-        <w:rPr>
-          <w:rFonts w:hint="eastAsia" w:ascii="Times New Roman" w:hAnsi="Times New Roman"/>
-          <w:sz w:val="24"/>
-        </w:rPr>
-        <w:t xml:space="preserve">模型。背景候选消耗一次尝试，真实范围外前景免费跳过；未检出的实例保留在完整分母中。</w:t>
-      </w:r>
-    </w:p>
-    <w:p>
-      <w:pPr>
-        <w:pStyle w:val="BodyText"/>
-        <w:spacing w:line="480" w:lineRule="auto" w:after="120"/>
-        <w:ind w:firstLine="480"/>
-      </w:pPr>
-      <w:r>
-        <w:rPr>
-          <w:rFonts w:hint="eastAsia" w:ascii="Times New Roman" w:hAnsi="Times New Roman"/>
-          <w:sz w:val="24"/>
-        </w:rPr>
-        <w:t xml:space="preserve">在</w:t>
-      </w:r>
-      <w:r>
-        <w:rPr>
-          <w:rFonts w:ascii="Times New Roman" w:hAnsi="Times New Roman"/>
-          <w:sz w:val="24"/>
-        </w:rPr>
-        <w:t xml:space="preserve"> RMSD &lt;3 Å </w:t>
-      </w:r>
-      <w:r>
-        <w:rPr>
-          <w:rFonts w:hint="eastAsia" w:ascii="Times New Roman" w:hAnsi="Times New Roman"/>
-          <w:sz w:val="24"/>
-        </w:rPr>
-        <w:t xml:space="preserve">的首选构象判定下，100%</w:t>
-      </w:r>
-      <w:r>
-        <w:rPr>
-          <w:rFonts w:ascii="Times New Roman" w:hAnsi="Times New Roman"/>
-          <w:sz w:val="24"/>
-        </w:rPr>
-        <w:t xml:space="preserve"> </w:t>
-      </w:r>
-      <w:r>
-        <w:rPr>
-          <w:rFonts w:hint="eastAsia" w:ascii="Times New Roman" w:hAnsi="Times New Roman"/>
-          <w:sz w:val="24"/>
-        </w:rPr>
-        <w:t xml:space="preserve">预算时</w:t>
-      </w:r>
-      <w:r>
-        <w:rPr>
-          <w:rFonts w:ascii="Times New Roman" w:hAnsi="Times New Roman"/>
-          <w:sz w:val="24"/>
-        </w:rPr>
-        <w:t xml:space="preserve"> GT、CA2 </w:t>
-      </w:r>
-      <w:r>
-        <w:rPr>
-          <w:rFonts w:hint="eastAsia" w:ascii="Times New Roman" w:hAnsi="Times New Roman"/>
-          <w:sz w:val="24"/>
-        </w:rPr>
-        <w:t xml:space="preserve">和</w:t>
-      </w:r>
-      <w:r>
-        <w:rPr>
-          <w:rFonts w:ascii="Times New Roman" w:hAnsi="Times New Roman"/>
-          <w:sz w:val="24"/>
-        </w:rPr>
-        <w:t xml:space="preserve"> Emap2lig </w:t>
-      </w:r>
-      <w:r>
-        <w:rPr>
-          <w:rFonts w:hint="eastAsia" w:ascii="Times New Roman" w:hAnsi="Times New Roman"/>
-          <w:sz w:val="24"/>
-        </w:rPr>
-        <w:t xml:space="preserve">的平均完成度分别为</w:t>
-      </w:r>
-      <w:r>
-        <w:rPr>
-          <w:rFonts w:ascii="Times New Roman" w:hAnsi="Times New Roman"/>
-          <w:sz w:val="24"/>
-        </w:rPr>
-        <w:t xml:space="preserve"> 63.2%、49.6% </w:t>
-      </w:r>
-      <w:r>
-        <w:rPr>
-          <w:rFonts w:hint="eastAsia" w:ascii="Times New Roman" w:hAnsi="Times New Roman"/>
-          <w:sz w:val="24"/>
-        </w:rPr>
-        <w:t xml:space="preserve">和</w:t>
-      </w:r>
-      <w:r>
-        <w:rPr>
-          <w:rFonts w:ascii="Times New Roman" w:hAnsi="Times New Roman"/>
-          <w:sz w:val="24"/>
-        </w:rPr>
-        <w:t xml:space="preserve"> </w:t>
-      </w:r>
-      <w:r>
-        <w:rPr>
-          <w:rFonts w:hint="eastAsia" w:ascii="Times New Roman" w:hAnsi="Times New Roman"/>
-          <w:sz w:val="24"/>
-        </w:rPr>
-        <w:t xml:space="preserve">38.2%。预算增至</w:t>
-      </w:r>
-      <w:r>
-        <w:rPr>
-          <w:rFonts w:ascii="Times New Roman" w:hAnsi="Times New Roman"/>
-          <w:sz w:val="24"/>
-        </w:rPr>
-        <w:t xml:space="preserve"> 300% </w:t>
-      </w:r>
-      <w:r>
-        <w:rPr>
-          <w:rFonts w:hint="eastAsia" w:ascii="Times New Roman" w:hAnsi="Times New Roman"/>
-          <w:sz w:val="24"/>
-        </w:rPr>
-        <w:t xml:space="preserve">时，三者分别为</w:t>
-      </w:r>
-      <w:r>
-        <w:rPr>
-          <w:rFonts w:ascii="Times New Roman" w:hAnsi="Times New Roman"/>
-          <w:sz w:val="24"/>
-        </w:rPr>
-        <w:t xml:space="preserve"> 64.2%、55.0% </w:t>
-      </w:r>
-      <w:r>
-        <w:rPr>
-          <w:rFonts w:hint="eastAsia" w:ascii="Times New Roman" w:hAnsi="Times New Roman"/>
-          <w:sz w:val="24"/>
-        </w:rPr>
-        <w:t xml:space="preserve">和</w:t>
-      </w:r>
-      <w:r>
-        <w:rPr>
-          <w:rFonts w:ascii="Times New Roman" w:hAnsi="Times New Roman"/>
-          <w:sz w:val="24"/>
-        </w:rPr>
-        <w:t xml:space="preserve"> </w:t>
-      </w:r>
-      <w:r>
-        <w:rPr>
-          <w:rFonts w:hint="eastAsia" w:ascii="Times New Roman" w:hAnsi="Times New Roman"/>
-          <w:sz w:val="24"/>
-        </w:rPr>
-        <w:t xml:space="preserve">43.3%。在相同阈值下使用</w:t>
-      </w:r>
-      <w:r>
-        <w:rPr>
-          <w:rFonts w:ascii="Times New Roman" w:hAnsi="Times New Roman"/>
-          <w:sz w:val="24"/>
-        </w:rPr>
-        <w:t xml:space="preserve"> </w:t>
-      </w:r>
-      <w:r>
-        <w:rPr>
-          <w:rFonts w:hint="eastAsia" w:ascii="Times New Roman" w:hAnsi="Times New Roman"/>
-          <w:sz w:val="24"/>
-        </w:rPr>
-        <w:t xml:space="preserve">best-of-50，100%</w:t>
-      </w:r>
-      <w:r>
-        <w:rPr>
-          <w:rFonts w:ascii="Times New Roman" w:hAnsi="Times New Roman"/>
-          <w:sz w:val="24"/>
-        </w:rPr>
-        <w:t xml:space="preserve"> </w:t>
-      </w:r>
-      <w:r>
-        <w:rPr>
-          <w:rFonts w:hint="eastAsia" w:ascii="Times New Roman" w:hAnsi="Times New Roman"/>
-          <w:sz w:val="24"/>
-        </w:rPr>
-        <w:t xml:space="preserve">预算时的完成度分别为</w:t>
-      </w:r>
-      <w:r>
-        <w:rPr>
-          <w:rFonts w:ascii="Times New Roman" w:hAnsi="Times New Roman"/>
-          <w:sz w:val="24"/>
-        </w:rPr>
-        <w:t xml:space="preserve"> 70.5%、58.0% </w:t>
-      </w:r>
-      <w:r>
-        <w:rPr>
-          <w:rFonts w:hint="eastAsia" w:ascii="Times New Roman" w:hAnsi="Times New Roman"/>
-          <w:sz w:val="24"/>
-        </w:rPr>
-        <w:t xml:space="preserve">和</w:t>
-      </w:r>
-      <w:r>
-        <w:rPr>
-          <w:rFonts w:ascii="Times New Roman" w:hAnsi="Times New Roman"/>
-          <w:sz w:val="24"/>
-        </w:rPr>
-        <w:t xml:space="preserve"> </w:t>
-      </w:r>
-      <w:r>
-        <w:rPr>
-          <w:rFonts w:hint="eastAsia" w:ascii="Times New Roman" w:hAnsi="Times New Roman"/>
-          <w:sz w:val="24"/>
-        </w:rPr>
-        <w:t xml:space="preserve">42.5%，300%</w:t>
-      </w:r>
-      <w:r>
-        <w:rPr>
-          <w:rFonts w:ascii="Times New Roman" w:hAnsi="Times New Roman"/>
-          <w:sz w:val="24"/>
-        </w:rPr>
-        <w:t xml:space="preserve"> </w:t>
-      </w:r>
-      <w:r>
-        <w:rPr>
-          <w:rFonts w:hint="eastAsia" w:ascii="Times New Roman" w:hAnsi="Times New Roman"/>
-          <w:sz w:val="24"/>
-        </w:rPr>
-        <w:t xml:space="preserve">预算时则为</w:t>
-      </w:r>
-      <w:r>
-        <w:rPr>
-          <w:rFonts w:ascii="Times New Roman" w:hAnsi="Times New Roman"/>
-          <w:sz w:val="24"/>
-        </w:rPr>
-        <w:t xml:space="preserve"> 71.5%、66.3% </w:t>
-      </w:r>
-      <w:r>
-        <w:rPr>
-          <w:rFonts w:hint="eastAsia" w:ascii="Times New Roman" w:hAnsi="Times New Roman"/>
-          <w:sz w:val="24"/>
-        </w:rPr>
-        <w:t xml:space="preserve">和</w:t>
-      </w:r>
-      <w:r>
-        <w:rPr>
-          <w:rFonts w:ascii="Times New Roman" w:hAnsi="Times New Roman"/>
-          <w:sz w:val="24"/>
-        </w:rPr>
-        <w:t xml:space="preserve"> 50.0%。 </w:t>
-      </w:r>
-      <w:r>
-        <w:rPr>
-          <w:rFonts w:hint="eastAsia" w:ascii="Times New Roman" w:hAnsi="Times New Roman"/>
-          <w:sz w:val="24"/>
-        </w:rPr>
-        <w:t xml:space="preserve">在两条管线均给定正确身份后，LigandSeek</w:t>
-      </w:r>
-      <w:r>
-        <w:rPr>
-          <w:rFonts w:ascii="Times New Roman" w:hAnsi="Times New Roman"/>
-          <w:sz w:val="24"/>
-        </w:rPr>
-        <w:t xml:space="preserve"> </w:t>
-      </w:r>
-      <w:r>
-        <w:rPr>
-          <w:rFonts w:hint="eastAsia" w:ascii="Times New Roman" w:hAnsi="Times New Roman"/>
-          <w:sz w:val="24"/>
-        </w:rPr>
-        <w:t xml:space="preserve">仍完成了更多实例，体现了</w:t>
-      </w:r>
-      <w:r>
-        <w:rPr>
-          <w:rFonts w:ascii="Times New Roman" w:hAnsi="Times New Roman"/>
-          <w:sz w:val="24"/>
-        </w:rPr>
-        <w:t xml:space="preserve"> Find </w:t>
-      </w:r>
-      <w:r>
-        <w:rPr>
-          <w:rFonts w:hint="eastAsia" w:ascii="Times New Roman" w:hAnsi="Times New Roman"/>
-          <w:sz w:val="24"/>
-        </w:rPr>
-        <w:t xml:space="preserve">定位与构象建模的组合优势。</w:t>
-      </w:r>
-    </w:p>
-    <w:p>
-      <w:pPr>
-        <w:pStyle w:val="BodyText"/>
-        <w:spacing w:line="480" w:lineRule="auto" w:after="120"/>
-        <w:ind w:firstLine="480"/>
-      </w:pPr>
-      <w:r>
-        <w:rPr>
-          <w:rFonts w:hint="eastAsia" w:ascii="Times New Roman" w:hAnsi="Times New Roman"/>
-          <w:sz w:val="24"/>
-        </w:rPr>
-        <w:t xml:space="preserve">候选最优构象与首选构象的差距表明，部分正确姿态已经生成，但尚未被模型评分选为首位。两种受体条件下，LigandSeek-Find</w:t>
-      </w:r>
-      <w:r>
-        <w:rPr>
-          <w:rFonts w:ascii="Times New Roman" w:hAnsi="Times New Roman"/>
-          <w:sz w:val="24"/>
-        </w:rPr>
-        <w:t xml:space="preserve"> </w:t>
-      </w:r>
-      <w:r>
-        <w:rPr>
-          <w:rFonts w:hint="eastAsia" w:ascii="Times New Roman" w:hAnsi="Times New Roman"/>
-          <w:sz w:val="24"/>
-        </w:rPr>
-        <w:t xml:space="preserve">与</w:t>
-      </w:r>
-      <w:r>
-        <w:rPr>
-          <w:rFonts w:ascii="Times New Roman" w:hAnsi="Times New Roman"/>
-          <w:sz w:val="24"/>
-        </w:rPr>
-        <w:t xml:space="preserve"> PocketXMol-tuned </w:t>
-      </w:r>
-      <w:r>
-        <w:rPr>
-          <w:rFonts w:hint="eastAsia" w:ascii="Times New Roman" w:hAnsi="Times New Roman"/>
-          <w:sz w:val="24"/>
-        </w:rPr>
-        <w:t xml:space="preserve">的组合均能在相同预算内恢复更多小分子实例。</w:t>
+        <w:t xml:space="preserve">一般配体的端到端区域检出与身份识别</w:t>
       </w:r>
     </w:p>
     <w:p>
@@ -7340,14 +6345,14 @@
         </w:rPr>
         <w:drawing>
           <wp:inline>
-            <wp:extent cx="5029200" cy="6429510"/>
+            <wp:extent cx="5733415" cy="3019921"/>
             <wp:effectExtent b="0" l="0" r="0" t="0"/>
-            <wp:docPr descr="Fig. 2 | 假定身份匹配正确时单残基无缺失原子有机小分子的定位与建模完成度。各面板包含相同的77个PDB、446个实例。a–d，Emap2lig；e–h，CryoAtom2受体下的LigandSeek；i–l，沉积受体下的LigandSeek。每组上行为首选构象，下行为best-of-50；左、右列分别要求重原子RMSD严格&lt;2\,\mathrm{Å}和&lt;3\,\mathrm{Å}。所有已对应合格小分子的blob均给定正确SMILES；LigandSeek使用PocketXMol-tuned单次中心对接，Emap2lig使用原生blob引导。背景计费，真实范围外前景免费；未检出与失败实例保留分母。每个PDB包含N个目标实例，相对预算\rho允许\lfloor\rho N\rfloor次计费尝试，完成度为成功的不同实例数除以N。绿线与圆点、蓝线与菱形分别表示PDB等权均值和中位数；灰点和小提琴表示50\%、100\%、200\%及300\%预算下的PDB分布。" title="MDPPTFIG_eJztWetOG0cUfpWVpfZXYI2DE-GmSARCFQkQglaqVFdoWY_tFXvrzhhDmkoQINzsgBoIIkAICaQoCTYkUWMMhB99gL5D4tk1v_IKPbOzNpAQieZCiwSS2TPn8p2Zc2bPjI9_9ZkSiftCgs-Z2qJzr8RGRY9UNEtEjldcTihqhA49pZvPaXbTzk5Vmibp8Z0TfBbChtqNIsyuPhQO_4CRhcPhqmBNVU043IBwFzHMcLiYydt3hovpUWd1NxzmDsLhY3nQJQ0xdJwwzYoos5ANy0IyqdBcy05myRQjCjZVqbcjqUT4OoKVQUVnElkyiWLoHZpkdSVMEP3ku5QMmUKPpuo4lPw27IsTYoZEEctxpEm40jCRDsKoYYEPGFoxMWlYEdMyZISxosc0VQz4_RdETVL0sK-WobVa7qOd9KpISIa6JRVwr2pSDNVz90xPLGkw3S6EzBbUQ8rafk-lJCgpNSk6wmWJN0qGsCnJMBcwV4EF9oFqQPCGbQmVsaQEMTxUT51ZQhRBLapYmDRx05JrkPBZ8uXwfx7daOgEg52EZUUBm-8VDWGhBSWFNkOTdNd1vE7HR8pcVA7BwDrdcadL1vO1uU-Y5rVyPALVpalf4-Z8IoQlzl0Om7kJWxBZ3QhUG5VYpRAQrgtMmXCTz7sKJlN0AiIkYVKHFelkVkb7h2nmbjH_pLC1Q1Obe0Npe-2hs5SxZ_6k6Wk7M04X8_bMfWc7T5c36K1FujZpz4_a83m6PkFHbsLQuTsICIWddCF3i27l7dUlmknZI5M0_-hN343_MmCfEpbJwb2FB_bCLk0N0cknzlyOTqZgpRcvFnKPWxsuv-nrr66-ADTN3Cu8GoeFSq_7bkfebqeuaJIZUJXY2-05BKw4sOqtXqOOGFqATswUdm4XcuOA1KTEJD3SjlAXaCqgqYKm_WzU-SN7tBr4sLMTztZgITdWXEoVcvm9R3f2-kbte4PFjSUwBgPO70SYVBjRiqAfoOlLSEM_nXhOR2ZYwkaeFB_12xs39obTPJ1tze0NhdyKfX_7UK60kAEFNO6VMu1YpcyIRhUZNRhyQkM6KRUyEmex1zioG3gthEmvoHm5Md3UuDz36amQ2q9V8g1jEM4uY5DawNHs132jRwn-jc-_hg4hiF4YTtXe_T11ejJ5_iyTH84ke-VH-6De0pfP4PJC81N0cgRe1IO1t1M1OunCsLM1C1WY1-725qtNV9rh3d8vHoWdXWdqtdWQuxD5sdlQK0hCRxFW4Z8uFXJrdHeAXY5urRwoYNwEaoQzteg62Z6m2W2YUnEgZc9mi5ml4otN0HfmF6EIFlMDdO4FXb5DR9MgpUNpVzpnzz-2H_bR4Tw7HZY3ii9WeMUs7C4407OwCjub5pWNF1Zeb09i_5LallO_QSBmzlzGvj_Mg8qyASdVdnPvwaCTmTmZKP7df-rDSIf6i5nc_61ovk6NHV0c34n4B_bzR3kcP_W5hILGSxNdXyhmp-GVKF9H4WrEiLFFKJuFXBpudPy1safX92aXC1srZ2Xn2OeSs7Xr5HdZUZ-_6dzYhCtm8fYC5xQnNujOA--uubTqLOehrjtro_bCABxUtG8bLihw5sA3Bgg8HBFO_zogABOONXti0pl8wa1OJhtB_6e-NV-dQD4_Z-76TyawVf6zyH6ZyAZOR2S_8Jk9MXYy0T5_Fm1fLb9Q8pYEu6VDcc8NvNveYd29Wt_P5wRfuR_qC_oDNRDXngvVgZpglf_6JVORQ_Dx8iQdK08RS0q-1xv1EADrYzDAjCQsVIaxPnrDWEiVWBcWxxUTs6iyFerdrYrMYsoGckt3qyVEEJaZl_qQ6PayRbeVLXqdbPFgI1skSDNhmXoCTBSTdESVGEwWdyQTyPD_0tMrckaHn_0FKk09BgtRIoBedREo1tkGurW0RkhNeR77U-ITlFgEm-CLIRZ0oz4u6TFUZ1lGMo6kCGaADK8kwCaSCWcC5r7pAQccVXwvCJ2qYjYqqso8Mtq154QEb4yFiBxnZBR02sCLKz80KCuJh_HYCJsQ4c5ksxE52JuWQj1RS2NPSJzQw7vRQm-5K-3ymZj1ymUm97YraMlMzdu1nrLbOBf3QU0Lk--QoQmMAG322wF3K3U3Ya67T5W0mVw3-NTFfVIKqbrAfjGoCQaCHOVILZaXK24v_QAthYikqCX2QVrVvXhhs5wX-NT6fvsHUtrAOg" id="16" name="Picture"/>
+            <wp:docPr descr="Fig. 2 | 端到端配体区域检出与身份匹配。曲线展示在尝试预算 K=1–10 内，179 个测试 PDB 中预测成功的比例。Find+Match 曲线要求端到端区域检出和配体身份匹配均正确，Find 和 Emap2lig-Find 曲线仅要求区域检出正确。Find 和 Match 分别指 LigandSeek-Find 和 LigandSeek-Match。GT 表示真实受体结构，CA2 表示 CryoAtom2 重建受体结构。" title="MDPPTFIG_eJztWf9PGzcU_1dO9-sKlxwwlBMgsQDVNFpFtPtpN0Xm4iQW98U6O1_oOolVUNgatqm0q7TSoq7VhIYK7aRJXVjb_2XLJeGn_Qt7ti8hDCZV_bLppEXK3bPf88fvfZ7ts-zPdIp4Wbc0vXPrMLr7wpg1ZzuHW-3728OU8rp-TtNDzAK3igvCKGvZ9scMh8y202OZdMa2ZzBb4gG17e5-s_3denfzy87uS9tWaLZ9Gs5HHhZQ2MRDyHWHisQvDHmIO2WhdRDlJPDzHgqXKhTsPtEnahbV6p7rM6s2aetlzqllGMwpYw-x4YBiH5TFIAQMKIYloxaEBRoGDmaM-CXPNcxU6n3DQ8S39SmBlgvl6xJfdrFWs6rIBdwPPVTCWdW9sDN6FsJ2CWM6T3zMZP1AqWYxihzoBnBcqAIgczRl63FxoeKKKlThQYwZm4uWEDiYFUnI-LxqmoqNQKMcUJ6qRyzPBT5n0A4xhxBoc5l4mGkXcU1bCDzky67L0z47UydRFYQAW5TlRSlmVWzyDW5e6RNjjvZcv6KaK0e4yIkMR3hOYZTgsIrBdI6UhjVTu6oJY66avN0ohI74HFQYMT7NCPp3IuvsHUQbT-B5tLbZer4VNZrRzk774Uq03mw9-7rb3GsdPo8av4L2j5Vr_2X0bxBj--7PnebL6OntzqNmtL0bPbnXPbh99MNqZ__OO4vo7Xl_csx5VnABVrd48fBeafEIikXi4JnAqXjY572lg5eFH54C5VMfTRie7CauUY-cfDG-rHmx-1R6L-uUcS4GmDwLgE-l3xT395Wtf0BOnag3YmqSkcfkzJ7o-tqfvzXS45nEzZXkcNx69lP7lxuwKiWB49zMB8nl-TGs-0B1e-Pb6Kudzver7YNbrRc34Ns2BxuU9y6IPVsScpBQ_tWXuPvjF-2n1_o7j8E9R3SzoTYigzuP6N56-_HDzoN9WIdEmv5P0Ltb7G82ksDurIeo6ZLSkBgOSeVaTYbW4ZqaD4PTQA33eFVKQkISmoKEDHf5WUosxxvXo429dmM9CUzPkxLyC5cwXkr00pKQcT3AthzisOCdv5xUzrsPdjuPmp3tnWj_fvTNHdjDyFPCVdi0ZKfNJKQj0cQngeBsuBxM88Azk0r10fpmdNgcHN1_PxWEJ53SPz2n6f3jbn1sfGRkND1WH0mlMxkzfXWCEseCf3yIhV7pEKsQotqpo-8YAbBeBwOa8UqI-zDha5-mhdhF4pCdlQllglIRoV_NEUcQKgrOxWou1AqYOaKXrGXIKwdD3jgY8YWDMXjfYHDsUQjTr0ATQnm-SErgLMsvlj0nv5zKG6oinxI_c5j6JQiEFAA9PQ6SuJMAOdeLEVLT9-PYJeUgEgzOB84S0_wgW0Z-CU-HYVArY1RgAlDg9RSMYoerSsA8bjrQgUI1TpGw6BI6R1xX9Chk2V4JyGI8xPANEGIRbBagF6k_UegbGSfxRIlRYHixdiEoDN5PIKteDD3xhsRp9Ul5I6EtT_ZuJmS9UOM61xyhj4crWDnCLB61sTFYyXcPlIaMn8eBpwkBrEPwVHWLqvNM2R5LPWuh9wPlunEsIsv1NXEhlBkzxxTKmVYiL7PyPmVARhZHxO1VD8quH_PFaD8v8J_SP_8L0USbrQ" id="16" name="Picture"/>
             <a:graphic>
               <a:graphicData uri="http://schemas.openxmlformats.org/drawingml/2006/picture">
                 <pic:pic>
                   <pic:nvPicPr>
-                    <pic:cNvPr descr="C:/Users/15919/Desktop/论文草稿/temp/manuscript_figures_wueo0qxy/figure_000002.png" id="17" name="Picture"/>
+                    <pic:cNvPr descr="C:/Users/15919/Desktop/论文草稿/temp/manuscript_figures_bhmc_y0_/figure_000002.png" id="17" name="Picture"/>
                     <pic:cNvPicPr>
                       <a:picLocks noChangeArrowheads="1" noChangeAspect="1"/>
                     </pic:cNvPicPr>
@@ -7361,7 +6366,7 @@
                   <pic:spPr bwMode="auto">
                     <a:xfrm>
                       <a:off x="0" y="0"/>
-                      <a:ext cx="5029200" cy="6429510"/>
+                      <a:ext cx="5733415" cy="3019921"/>
                     </a:xfrm>
                     <a:prstGeom prst="rect">
                       <a:avLst/>
@@ -7383,7 +6388,6 @@
     <w:p>
       <w:pPr>
         <w:pStyle w:val="ImageCaption"/>
-        <w:keepNext w:val="0"/>
         <w:keepLines/>
         <w:spacing w:line="240" w:lineRule="auto"/>
         <w:ind w:firstLine="0"/>
@@ -7404,111 +6408,310 @@
           <w:bCs/>
           <w:sz w:val="24"/>
         </w:rPr>
-        <w:t xml:space="preserve">假定身份匹配正确时单残基无缺失原子有机小分子的定位与建模完成度。</w:t>
-      </w:r>
-      <w:r>
-        <w:rPr>
-          <w:rFonts w:hint="eastAsia" w:ascii="Times New Roman" w:hAnsi="Times New Roman"/>
-          <w:sz w:val="24"/>
-        </w:rPr>
-        <w:t xml:space="preserve">各面板包含相同的77个PDB、446个实例。a–d，Emap2lig；e–h，CryoAtom2受体下的LigandSeek；i–l，沉积受体下的LigandSeek。每组上行为首选构象，下行为best-of-50；左、右列分别要求重原子RMSD严格</w:t>
+        <w:t xml:space="preserve">端到端配体区域检出与身份匹配。</w:t>
+      </w:r>
+      <w:r>
+        <w:rPr>
+          <w:rFonts w:hint="eastAsia" w:ascii="Times New Roman" w:hAnsi="Times New Roman"/>
+          <w:sz w:val="24"/>
+        </w:rPr>
+        <w:t xml:space="preserve">曲线展示在尝试预算</w:t>
+      </w:r>
+      <w:r>
+        <w:rPr>
+          <w:rFonts w:ascii="Times New Roman" w:hAnsi="Times New Roman"/>
+          <w:sz w:val="24"/>
+        </w:rPr>
+        <w:t xml:space="preserve"> </w:t>
       </w:r>
       <m:oMath>
         <m:r>
-          <m:rPr>
-            <m:sty m:val="p"/>
-          </m:rPr>
-          <m:t>&lt;</m:t>
-        </m:r>
-        <m:r>
-          <m:t>2</m:t>
-        </m:r>
-        <m:r>
-          <m:t> </m:t>
+          <m:t>K</m:t>
         </m:r>
         <m:r>
           <m:rPr>
             <m:sty m:val="p"/>
           </m:rPr>
-          <m:t>Å</m:t>
-        </m:r>
-      </m:oMath>
-      <w:r>
-        <w:rPr>
-          <w:rFonts w:hint="eastAsia" w:ascii="Times New Roman" w:hAnsi="Times New Roman"/>
-          <w:sz w:val="24"/>
-        </w:rPr>
-        <w:t xml:space="preserve">和</w:t>
-      </w:r>
-      <m:oMath>
-        <m:r>
-          <m:rPr>
-            <m:sty m:val="p"/>
-          </m:rPr>
-          <m:t>&lt;</m:t>
+          <m:t>=</m:t>
         </m:r>
         <m:r>
-          <m:t>3</m:t>
-        </m:r>
-        <m:r>
-          <m:t> </m:t>
+          <m:t>1</m:t>
         </m:r>
         <m:r>
           <m:rPr>
             <m:sty m:val="p"/>
           </m:rPr>
-          <m:t>Å</m:t>
+          <m:t>–</m:t>
+        </m:r>
+        <m:r>
+          <m:t>10</m:t>
         </m:r>
       </m:oMath>
       <w:r>
         <w:rPr>
-          <w:rFonts w:hint="eastAsia" w:ascii="Times New Roman" w:hAnsi="Times New Roman"/>
-          <w:sz w:val="24"/>
-        </w:rPr>
-        <w:t xml:space="preserve">。所有已对应合格小分子的blob均给定正确SMILES；LigandSeek使用PocketXMol-tuned单次中心对接，Emap2lig使用原生blob引导。背景计费，真实范围外前景免费；未检出与失败实例保留分母。每个PDB包含</w:t>
+          <w:rFonts w:ascii="Times New Roman" w:hAnsi="Times New Roman"/>
+          <w:sz w:val="24"/>
+        </w:rPr>
+        <w:t xml:space="preserve"> </w:t>
+      </w:r>
+      <w:r>
+        <w:rPr>
+          <w:rFonts w:hint="eastAsia" w:ascii="Times New Roman" w:hAnsi="Times New Roman"/>
+          <w:sz w:val="24"/>
+        </w:rPr>
+        <w:t xml:space="preserve">内，179</w:t>
+      </w:r>
+      <w:r>
+        <w:rPr>
+          <w:rFonts w:ascii="Times New Roman" w:hAnsi="Times New Roman"/>
+          <w:sz w:val="24"/>
+        </w:rPr>
+        <w:t xml:space="preserve"> </w:t>
+      </w:r>
+      <w:r>
+        <w:rPr>
+          <w:rFonts w:hint="eastAsia" w:ascii="Times New Roman" w:hAnsi="Times New Roman"/>
+          <w:sz w:val="24"/>
+        </w:rPr>
+        <w:t xml:space="preserve">个测试</w:t>
+      </w:r>
+      <w:r>
+        <w:rPr>
+          <w:rFonts w:ascii="Times New Roman" w:hAnsi="Times New Roman"/>
+          <w:sz w:val="24"/>
+        </w:rPr>
+        <w:t xml:space="preserve"> PDB </w:t>
+      </w:r>
+      <w:r>
+        <w:rPr>
+          <w:rFonts w:hint="eastAsia" w:ascii="Times New Roman" w:hAnsi="Times New Roman"/>
+          <w:sz w:val="24"/>
+        </w:rPr>
+        <w:t xml:space="preserve">中预测成功的比例。Find+Match</w:t>
+      </w:r>
+      <w:r>
+        <w:rPr>
+          <w:rFonts w:ascii="Times New Roman" w:hAnsi="Times New Roman"/>
+          <w:sz w:val="24"/>
+        </w:rPr>
+        <w:t xml:space="preserve"> </w:t>
+      </w:r>
+      <w:r>
+        <w:rPr>
+          <w:rFonts w:hint="eastAsia" w:ascii="Times New Roman" w:hAnsi="Times New Roman"/>
+          <w:sz w:val="24"/>
+        </w:rPr>
+        <w:t xml:space="preserve">曲线要求端到端区域检出和配体身份匹配均正确，Find</w:t>
+      </w:r>
+      <w:r>
+        <w:rPr>
+          <w:rFonts w:ascii="Times New Roman" w:hAnsi="Times New Roman"/>
+          <w:sz w:val="24"/>
+        </w:rPr>
+        <w:t xml:space="preserve"> </w:t>
+      </w:r>
+      <w:r>
+        <w:rPr>
+          <w:rFonts w:hint="eastAsia" w:ascii="Times New Roman" w:hAnsi="Times New Roman"/>
+          <w:sz w:val="24"/>
+        </w:rPr>
+        <w:t xml:space="preserve">和</w:t>
+      </w:r>
+      <w:r>
+        <w:rPr>
+          <w:rFonts w:ascii="Times New Roman" w:hAnsi="Times New Roman"/>
+          <w:sz w:val="24"/>
+        </w:rPr>
+        <w:t xml:space="preserve"> Emap2lig-Find </w:t>
+      </w:r>
+      <w:r>
+        <w:rPr>
+          <w:rFonts w:hint="eastAsia" w:ascii="Times New Roman" w:hAnsi="Times New Roman"/>
+          <w:sz w:val="24"/>
+        </w:rPr>
+        <w:t xml:space="preserve">曲线仅要求区域检出正确。Find</w:t>
+      </w:r>
+      <w:r>
+        <w:rPr>
+          <w:rFonts w:ascii="Times New Roman" w:hAnsi="Times New Roman"/>
+          <w:sz w:val="24"/>
+        </w:rPr>
+        <w:t xml:space="preserve"> </w:t>
+      </w:r>
+      <w:r>
+        <w:rPr>
+          <w:rFonts w:hint="eastAsia" w:ascii="Times New Roman" w:hAnsi="Times New Roman"/>
+          <w:sz w:val="24"/>
+        </w:rPr>
+        <w:t xml:space="preserve">和</w:t>
+      </w:r>
+      <w:r>
+        <w:rPr>
+          <w:rFonts w:ascii="Times New Roman" w:hAnsi="Times New Roman"/>
+          <w:sz w:val="24"/>
+        </w:rPr>
+        <w:t xml:space="preserve"> Match </w:t>
+      </w:r>
+      <w:r>
+        <w:rPr>
+          <w:rFonts w:hint="eastAsia" w:ascii="Times New Roman" w:hAnsi="Times New Roman"/>
+          <w:sz w:val="24"/>
+        </w:rPr>
+        <w:t xml:space="preserve">分别指</w:t>
+      </w:r>
+      <w:r>
+        <w:rPr>
+          <w:rFonts w:ascii="Times New Roman" w:hAnsi="Times New Roman"/>
+          <w:sz w:val="24"/>
+        </w:rPr>
+        <w:t xml:space="preserve"> LigandSeek-Find </w:t>
+      </w:r>
+      <w:r>
+        <w:rPr>
+          <w:rFonts w:hint="eastAsia" w:ascii="Times New Roman" w:hAnsi="Times New Roman"/>
+          <w:sz w:val="24"/>
+        </w:rPr>
+        <w:t xml:space="preserve">和</w:t>
+      </w:r>
+      <w:r>
+        <w:rPr>
+          <w:rFonts w:ascii="Times New Roman" w:hAnsi="Times New Roman"/>
+          <w:sz w:val="24"/>
+        </w:rPr>
+        <w:t xml:space="preserve"> LigandSeek-Match。GT </w:t>
+      </w:r>
+      <w:r>
+        <w:rPr>
+          <w:rFonts w:hint="eastAsia" w:ascii="Times New Roman" w:hAnsi="Times New Roman"/>
+          <w:sz w:val="24"/>
+        </w:rPr>
+        <w:t xml:space="preserve">表示真实受体结构，CA2</w:t>
+      </w:r>
+      <w:r>
+        <w:rPr>
+          <w:rFonts w:ascii="Times New Roman" w:hAnsi="Times New Roman"/>
+          <w:sz w:val="24"/>
+        </w:rPr>
+        <w:t xml:space="preserve"> </w:t>
+      </w:r>
+      <w:r>
+        <w:rPr>
+          <w:rFonts w:hint="eastAsia" w:ascii="Times New Roman" w:hAnsi="Times New Roman"/>
+          <w:sz w:val="24"/>
+        </w:rPr>
+        <w:t xml:space="preserve">表示</w:t>
+      </w:r>
+      <w:r>
+        <w:rPr>
+          <w:rFonts w:ascii="Times New Roman" w:hAnsi="Times New Roman"/>
+          <w:sz w:val="24"/>
+        </w:rPr>
+        <w:t xml:space="preserve"> CryoAtom2 </w:t>
+      </w:r>
+      <w:r>
+        <w:rPr>
+          <w:rFonts w:hint="eastAsia" w:ascii="Times New Roman" w:hAnsi="Times New Roman"/>
+          <w:sz w:val="24"/>
+        </w:rPr>
+        <w:t xml:space="preserve">重建受体结构。</w:t>
+      </w:r>
+    </w:p>
+    <w:p>
+      <w:pPr>
+        <w:pStyle w:val="BodyText"/>
+        <w:spacing w:line="480" w:lineRule="auto" w:after="120"/>
+        <w:ind w:firstLine="480"/>
+      </w:pPr>
+      <w:r>
+        <w:rPr>
+          <w:rFonts w:hint="eastAsia" w:ascii="Times New Roman" w:hAnsi="Times New Roman"/>
+          <w:sz w:val="24"/>
+        </w:rPr>
+        <w:t xml:space="preserve">我们首先在</w:t>
+      </w:r>
+      <w:r>
+        <w:rPr>
+          <w:rFonts w:ascii="Times New Roman" w:hAnsi="Times New Roman"/>
+          <w:sz w:val="24"/>
+        </w:rPr>
+        <w:t xml:space="preserve"> 179 </w:t>
+      </w:r>
+      <w:r>
+        <w:rPr>
+          <w:rFonts w:hint="eastAsia" w:ascii="Times New Roman" w:hAnsi="Times New Roman"/>
+          <w:sz w:val="24"/>
+        </w:rPr>
+        <w:t xml:space="preserve">个独立测试</w:t>
+      </w:r>
+      <w:r>
+        <w:rPr>
+          <w:rFonts w:ascii="Times New Roman" w:hAnsi="Times New Roman"/>
+          <w:sz w:val="24"/>
+        </w:rPr>
+        <w:t xml:space="preserve"> PDB</w:t>
+      </w:r>
+      <w:r>
+        <w:rPr>
+          <w:rFonts w:ascii="Times New Roman" w:hAnsi="Times New Roman"/>
+          <w:sz w:val="24"/>
+        </w:rPr>
+        <w:t xml:space="preserve"> </w:t>
+      </w:r>
+      <w:r>
+        <w:rPr>
+          <w:rFonts w:hint="eastAsia" w:ascii="Times New Roman" w:hAnsi="Times New Roman"/>
+          <w:sz w:val="24"/>
+        </w:rPr>
+        <w:t xml:space="preserve">上评估端到端配体区域检出与身份匹配能力（</w:t>
+      </w:r>
+      <w:r>
+        <w:rPr>
+          <w:rStyle w:val="MDFIGREF_eJyrrk7LTC9KTbNKNUrVTczJ0U3LzEvRzU0sSc6orQUApM0LCA"/>
+          <w:rFonts w:ascii="Times New Roman" w:hAnsi="Times New Roman"/>
+          <w:sz w:val="24"/>
+        </w:rPr>
+        <w:t xml:space="preserve">Fig. 2</w:t>
+      </w:r>
+      <w:r>
+        <w:rPr>
+          <w:rFonts w:hint="eastAsia" w:ascii="Times New Roman" w:hAnsi="Times New Roman"/>
+          <w:sz w:val="24"/>
+        </w:rPr>
+        <w:t xml:space="preserve">）。这些</w:t>
+      </w:r>
+      <w:r>
+        <w:rPr>
+          <w:rFonts w:ascii="Times New Roman" w:hAnsi="Times New Roman"/>
+          <w:sz w:val="24"/>
+        </w:rPr>
+        <w:t xml:space="preserve"> </w:t>
+      </w:r>
+      <w:r>
+        <w:rPr>
+          <w:rFonts w:ascii="Times New Roman" w:hAnsi="Times New Roman"/>
+          <w:sz w:val="24"/>
+        </w:rPr>
+        <w:t xml:space="preserve">PDB </w:t>
+      </w:r>
+      <w:r>
+        <w:rPr>
+          <w:rFonts w:hint="eastAsia" w:ascii="Times New Roman" w:hAnsi="Times New Roman"/>
+          <w:sz w:val="24"/>
+        </w:rPr>
+        <w:t xml:space="preserve">中共存小分子、离子和糖类等不同配体类别。在最严格的单次尝试条件（</w:t>
       </w:r>
       <m:oMath>
         <m:r>
-          <m:t>N</m:t>
-        </m:r>
-      </m:oMath>
-      <w:r>
-        <w:rPr>
-          <w:rFonts w:hint="eastAsia" w:ascii="Times New Roman" w:hAnsi="Times New Roman"/>
-          <w:sz w:val="24"/>
-        </w:rPr>
-        <w:t xml:space="preserve">个目标实例，相对预算</w:t>
-      </w:r>
-      <m:oMath>
-        <m:r>
-          <m:t>ρ</m:t>
-        </m:r>
-      </m:oMath>
-      <w:r>
-        <w:rPr>
-          <w:rFonts w:hint="eastAsia" w:ascii="Times New Roman" w:hAnsi="Times New Roman"/>
-          <w:sz w:val="24"/>
-        </w:rPr>
-        <w:t xml:space="preserve">允许</w:t>
-      </w:r>
-      <m:oMath>
-        <m:r>
-          <m:rPr>
-            <m:sty m:val="p"/>
-          </m:rPr>
-          <m:t>⌊</m:t>
-        </m:r>
-        <m:r>
-          <m:t>ρ</m:t>
-        </m:r>
-        <m:r>
-          <m:t>N</m:t>
+          <m:t>K</m:t>
         </m:r>
         <m:r>
           <m:rPr>
             <m:sty m:val="p"/>
           </m:rPr>
-          <m:t>⌋</m:t>
+          <m:t>=</m:t>
+        </m:r>
+        <m:r>
+          <m:t>1</m:t>
         </m:r>
       </m:oMath>
       <w:r>
@@ -7516,29 +6719,209 @@
           <w:rFonts w:hint="eastAsia" w:ascii="Times New Roman" w:hAnsi="Times New Roman"/>
           <w:sz w:val="24"/>
         </w:rPr>
-        <w:t xml:space="preserve">次计费尝试，完成度为成功的不同实例数除以</w:t>
+        <w:t xml:space="preserve">）下，使用</w:t>
+      </w:r>
+      <w:r>
+        <w:rPr>
+          <w:rFonts w:ascii="Times New Roman" w:hAnsi="Times New Roman"/>
+          <w:sz w:val="24"/>
+        </w:rPr>
+        <w:t xml:space="preserve"> CryoAtom2 </w:t>
+      </w:r>
+      <w:r>
+        <w:rPr>
+          <w:rFonts w:hint="eastAsia" w:ascii="Times New Roman" w:hAnsi="Times New Roman"/>
+          <w:sz w:val="24"/>
+        </w:rPr>
+        <w:t xml:space="preserve">重建受体（CA2）时，120</w:t>
+      </w:r>
+      <w:r>
+        <w:rPr>
+          <w:rFonts w:ascii="Times New Roman" w:hAnsi="Times New Roman"/>
+          <w:sz w:val="24"/>
+        </w:rPr>
+        <w:t xml:space="preserve"> </w:t>
+      </w:r>
+      <w:r>
+        <w:rPr>
+          <w:rFonts w:hint="eastAsia" w:ascii="Times New Roman" w:hAnsi="Times New Roman"/>
+          <w:sz w:val="24"/>
+        </w:rPr>
+        <w:t xml:space="preserve">个</w:t>
+      </w:r>
+      <w:r>
+        <w:rPr>
+          <w:rFonts w:ascii="Times New Roman" w:hAnsi="Times New Roman"/>
+          <w:sz w:val="24"/>
+        </w:rPr>
+        <w:t xml:space="preserve"> </w:t>
+      </w:r>
+      <w:r>
+        <w:rPr>
+          <w:rFonts w:hint="eastAsia" w:ascii="Times New Roman" w:hAnsi="Times New Roman"/>
+          <w:sz w:val="24"/>
+        </w:rPr>
+        <w:t xml:space="preserve">PDB（67.0%）完成了端到端区域检出与身份匹配，仅要求区域检出时则有</w:t>
+      </w:r>
+      <w:r>
+        <w:rPr>
+          <w:rFonts w:ascii="Times New Roman" w:hAnsi="Times New Roman"/>
+          <w:sz w:val="24"/>
+        </w:rPr>
+        <w:t xml:space="preserve"> 134 </w:t>
+      </w:r>
+      <w:r>
+        <w:rPr>
+          <w:rFonts w:hint="eastAsia" w:ascii="Times New Roman" w:hAnsi="Times New Roman"/>
+          <w:sz w:val="24"/>
+        </w:rPr>
+        <w:t xml:space="preserve">个</w:t>
+      </w:r>
+      <w:r>
+        <w:rPr>
+          <w:rFonts w:ascii="Times New Roman" w:hAnsi="Times New Roman"/>
+          <w:sz w:val="24"/>
+        </w:rPr>
+        <w:t xml:space="preserve"> </w:t>
+      </w:r>
+      <w:r>
+        <w:rPr>
+          <w:rFonts w:hint="eastAsia" w:ascii="Times New Roman" w:hAnsi="Times New Roman"/>
+          <w:sz w:val="24"/>
+        </w:rPr>
+        <w:t xml:space="preserve">PDB（74.9%）成功。使用真实受体（GT）时，联合成功和仅区域检出的对应数量分别为</w:t>
+      </w:r>
+      <w:r>
+        <w:rPr>
+          <w:rFonts w:ascii="Times New Roman" w:hAnsi="Times New Roman"/>
+          <w:sz w:val="24"/>
+        </w:rPr>
+        <w:t xml:space="preserve"> 142 </w:t>
+      </w:r>
+      <w:r>
+        <w:rPr>
+          <w:rFonts w:hint="eastAsia" w:ascii="Times New Roman" w:hAnsi="Times New Roman"/>
+          <w:sz w:val="24"/>
+        </w:rPr>
+        <w:t xml:space="preserve">个（79.3%）和</w:t>
+      </w:r>
+      <w:r>
+        <w:rPr>
+          <w:rFonts w:ascii="Times New Roman" w:hAnsi="Times New Roman"/>
+          <w:sz w:val="24"/>
+        </w:rPr>
+        <w:t xml:space="preserve"> 148 </w:t>
+      </w:r>
+      <w:r>
+        <w:rPr>
+          <w:rFonts w:hint="eastAsia" w:ascii="Times New Roman" w:hAnsi="Times New Roman"/>
+          <w:sz w:val="24"/>
+        </w:rPr>
+        <w:t xml:space="preserve">个（82.7%）。随着尝试预算增至</w:t>
+      </w:r>
+      <w:r>
+        <w:rPr>
+          <w:rFonts w:ascii="Times New Roman" w:hAnsi="Times New Roman"/>
+          <w:sz w:val="24"/>
+        </w:rPr>
+        <w:t xml:space="preserve"> </w:t>
+      </w:r>
+      <w:r>
+        <w:rPr>
+          <w:rFonts w:hint="eastAsia" w:ascii="Times New Roman" w:hAnsi="Times New Roman"/>
+          <w:sz w:val="24"/>
+        </w:rPr>
+        <w:t xml:space="preserve">10，端到端成功率迅速趋于平台，在</w:t>
+      </w:r>
+      <w:r>
+        <w:rPr>
+          <w:rFonts w:ascii="Times New Roman" w:hAnsi="Times New Roman"/>
+          <w:sz w:val="24"/>
+        </w:rPr>
+        <w:t xml:space="preserve"> CA2 </w:t>
+      </w:r>
+      <w:r>
+        <w:rPr>
+          <w:rFonts w:hint="eastAsia" w:ascii="Times New Roman" w:hAnsi="Times New Roman"/>
+          <w:sz w:val="24"/>
+        </w:rPr>
+        <w:t xml:space="preserve">和</w:t>
+      </w:r>
+      <w:r>
+        <w:rPr>
+          <w:rFonts w:ascii="Times New Roman" w:hAnsi="Times New Roman"/>
+          <w:sz w:val="24"/>
+        </w:rPr>
+        <w:t xml:space="preserve"> GT </w:t>
+      </w:r>
+      <w:r>
+        <w:rPr>
+          <w:rFonts w:hint="eastAsia" w:ascii="Times New Roman" w:hAnsi="Times New Roman"/>
+          <w:sz w:val="24"/>
+        </w:rPr>
+        <w:t xml:space="preserve">条件下分别达到</w:t>
+      </w:r>
+      <w:r>
+        <w:rPr>
+          <w:rFonts w:ascii="Times New Roman" w:hAnsi="Times New Roman"/>
+          <w:sz w:val="24"/>
+        </w:rPr>
+        <w:t xml:space="preserve"> 87.7% </w:t>
+      </w:r>
+      <w:r>
+        <w:rPr>
+          <w:rFonts w:hint="eastAsia" w:ascii="Times New Roman" w:hAnsi="Times New Roman"/>
+          <w:sz w:val="24"/>
+        </w:rPr>
+        <w:t xml:space="preserve">和</w:t>
+      </w:r>
+      <w:r>
+        <w:rPr>
+          <w:rFonts w:ascii="Times New Roman" w:hAnsi="Times New Roman"/>
+          <w:sz w:val="24"/>
+        </w:rPr>
+        <w:t xml:space="preserve"> </w:t>
+      </w:r>
+      <w:r>
+        <w:rPr>
+          <w:rFonts w:hint="eastAsia" w:ascii="Times New Roman" w:hAnsi="Times New Roman"/>
+          <w:sz w:val="24"/>
+        </w:rPr>
+        <w:t xml:space="preserve">92.2%。相比之下，Emap2lig-Find</w:t>
+      </w:r>
+      <w:r>
+        <w:rPr>
+          <w:rFonts w:ascii="Times New Roman" w:hAnsi="Times New Roman"/>
+          <w:sz w:val="24"/>
+        </w:rPr>
+        <w:t xml:space="preserve"> </w:t>
+      </w:r>
+      <w:r>
+        <w:rPr>
+          <w:rFonts w:hint="eastAsia" w:ascii="Times New Roman" w:hAnsi="Times New Roman"/>
+          <w:sz w:val="24"/>
+        </w:rPr>
+        <w:t xml:space="preserve">能检出配体区域，但无法识别其化学身份。它在</w:t>
+      </w:r>
+      <w:r>
+        <w:rPr>
+          <w:rFonts w:ascii="Times New Roman" w:hAnsi="Times New Roman"/>
+          <w:sz w:val="24"/>
+        </w:rPr>
+        <w:t xml:space="preserve"> </w:t>
       </w:r>
       <m:oMath>
         <m:r>
-          <m:t>N</m:t>
-        </m:r>
-      </m:oMath>
-      <w:r>
-        <w:rPr>
-          <w:rFonts w:hint="eastAsia" w:ascii="Times New Roman" w:hAnsi="Times New Roman"/>
-          <w:sz w:val="24"/>
-        </w:rPr>
-        <w:t xml:space="preserve">。绿线与圆点、蓝线与菱形分别表示PDB等权均值和中位数；灰点和小提琴表示</w:t>
-      </w:r>
-      <m:oMath>
-        <m:r>
-          <m:t>50</m:t>
+          <m:t>K</m:t>
         </m:r>
         <m:r>
           <m:rPr>
             <m:sty m:val="p"/>
           </m:rPr>
-          <m:t>%</m:t>
+          <m:t>=</m:t>
+        </m:r>
+        <m:r>
+          <m:t>1</m:t>
         </m:r>
       </m:oMath>
       <w:r>
@@ -7546,17 +6929,34 @@
           <w:rFonts w:ascii="Times New Roman" w:hAnsi="Times New Roman"/>
           <w:sz w:val="24"/>
         </w:rPr>
-        <w:t xml:space="preserve">、</w:t>
+        <w:t xml:space="preserve"> </w:t>
+      </w:r>
+      <w:r>
+        <w:rPr>
+          <w:rFonts w:hint="eastAsia" w:ascii="Times New Roman" w:hAnsi="Times New Roman"/>
+          <w:sz w:val="24"/>
+        </w:rPr>
+        <w:t xml:space="preserve">和</w:t>
+      </w:r>
+      <w:r>
+        <w:rPr>
+          <w:rFonts w:ascii="Times New Roman" w:hAnsi="Times New Roman"/>
+          <w:sz w:val="24"/>
+        </w:rPr>
+        <w:t xml:space="preserve"> </w:t>
       </w:r>
       <m:oMath>
         <m:r>
-          <m:t>100</m:t>
+          <m:t>K</m:t>
         </m:r>
         <m:r>
           <m:rPr>
             <m:sty m:val="p"/>
           </m:rPr>
-          <m:t>%</m:t>
+          <m:t>≤</m:t>
+        </m:r>
+        <m:r>
+          <m:t>10</m:t>
         </m:r>
       </m:oMath>
       <w:r>
@@ -7564,47 +6964,74 @@
           <w:rFonts w:ascii="Times New Roman" w:hAnsi="Times New Roman"/>
           <w:sz w:val="24"/>
         </w:rPr>
-        <w:t xml:space="preserve">、</w:t>
-      </w:r>
-      <m:oMath>
-        <m:r>
-          <m:t>200</m:t>
-        </m:r>
-        <m:r>
-          <m:rPr>
-            <m:sty m:val="p"/>
-          </m:rPr>
-          <m:t>%</m:t>
-        </m:r>
-      </m:oMath>
-      <w:r>
-        <w:rPr>
-          <w:rFonts w:hint="eastAsia" w:ascii="Times New Roman" w:hAnsi="Times New Roman"/>
-          <w:sz w:val="24"/>
-        </w:rPr>
-        <w:t xml:space="preserve">及</w:t>
-      </w:r>
-      <m:oMath>
-        <m:r>
-          <m:t>300</m:t>
-        </m:r>
-        <m:r>
-          <m:rPr>
-            <m:sty m:val="p"/>
-          </m:rPr>
-          <m:t>%</m:t>
-        </m:r>
-      </m:oMath>
-      <w:r>
-        <w:rPr>
-          <w:rFonts w:hint="eastAsia" w:ascii="Times New Roman" w:hAnsi="Times New Roman"/>
-          <w:sz w:val="24"/>
-        </w:rPr>
-        <w:t xml:space="preserve">预算下的PDB分布。</w:t>
+        <w:t xml:space="preserve"> </w:t>
+      </w:r>
+      <w:r>
+        <w:rPr>
+          <w:rFonts w:hint="eastAsia" w:ascii="Times New Roman" w:hAnsi="Times New Roman"/>
+          <w:sz w:val="24"/>
+        </w:rPr>
+        <w:t xml:space="preserve">时分别仅检出</w:t>
+      </w:r>
+      <w:r>
+        <w:rPr>
+          <w:rFonts w:ascii="Times New Roman" w:hAnsi="Times New Roman"/>
+          <w:sz w:val="24"/>
+        </w:rPr>
+        <w:t xml:space="preserve"> 71 </w:t>
+      </w:r>
+      <w:r>
+        <w:rPr>
+          <w:rFonts w:hint="eastAsia" w:ascii="Times New Roman" w:hAnsi="Times New Roman"/>
+          <w:sz w:val="24"/>
+        </w:rPr>
+        <w:t xml:space="preserve">个</w:t>
+      </w:r>
+      <w:r>
+        <w:rPr>
+          <w:rFonts w:ascii="Times New Roman" w:hAnsi="Times New Roman"/>
+          <w:sz w:val="24"/>
+        </w:rPr>
+        <w:t xml:space="preserve"> </w:t>
+      </w:r>
+      <w:r>
+        <w:rPr>
+          <w:rFonts w:hint="eastAsia" w:ascii="Times New Roman" w:hAnsi="Times New Roman"/>
+          <w:sz w:val="24"/>
+        </w:rPr>
+        <w:t xml:space="preserve">PDB（39.7%）和</w:t>
+      </w:r>
+      <w:r>
+        <w:rPr>
+          <w:rFonts w:ascii="Times New Roman" w:hAnsi="Times New Roman"/>
+          <w:sz w:val="24"/>
+        </w:rPr>
+        <w:t xml:space="preserve"> 93 </w:t>
+      </w:r>
+      <w:r>
+        <w:rPr>
+          <w:rFonts w:hint="eastAsia" w:ascii="Times New Roman" w:hAnsi="Times New Roman"/>
+          <w:sz w:val="24"/>
+        </w:rPr>
+        <w:t xml:space="preserve">个</w:t>
+      </w:r>
+      <w:r>
+        <w:rPr>
+          <w:rFonts w:ascii="Times New Roman" w:hAnsi="Times New Roman"/>
+          <w:sz w:val="24"/>
+        </w:rPr>
+        <w:t xml:space="preserve"> </w:t>
+      </w:r>
+      <w:r>
+        <w:rPr>
+          <w:rFonts w:hint="eastAsia" w:ascii="Times New Roman" w:hAnsi="Times New Roman"/>
+          <w:sz w:val="24"/>
+        </w:rPr>
+        <w:t xml:space="preserve">PDB（52.0%）中的配体区域。</w:t>
       </w:r>
     </w:p>
     <w:bookmarkEnd w:id="18"/>
-    <w:bookmarkStart w:id="22" w:name="全配体定位与身份匹配"/>
+    <w:bookmarkStart w:id="22" w:name="小分子端到端全原子构象重建"/>
     <w:p>
       <w:pPr>
         <w:pStyle w:val="Heading3"/>
@@ -7617,225 +7044,7 @@
           <w:rFonts w:hint="eastAsia" w:ascii="Times New Roman" w:hAnsi="Times New Roman"/>
           <w:sz w:val="24"/>
         </w:rPr>
-        <w:t xml:space="preserve">全配体定位与身份匹配</w:t>
-      </w:r>
-    </w:p>
-    <w:p>
-      <w:pPr>
-        <w:pStyle w:val="FirstParagraph"/>
-        <w:spacing w:line="480" w:lineRule="auto" w:after="120"/>
-        <w:ind w:firstLine="480"/>
-      </w:pPr>
-      <w:r>
-        <w:rPr>
-          <w:rFonts w:hint="eastAsia" w:ascii="Times New Roman" w:hAnsi="Times New Roman"/>
-          <w:sz w:val="24"/>
-        </w:rPr>
-        <w:t xml:space="preserve">对于全配体定位与身份匹配任务，在相对尝试预算从</w:t>
-      </w:r>
-      <w:r>
-        <w:rPr>
-          <w:rFonts w:ascii="Times New Roman" w:hAnsi="Times New Roman"/>
-          <w:sz w:val="24"/>
-        </w:rPr>
-        <w:t xml:space="preserve"> 100% </w:t>
-      </w:r>
-      <w:r>
-        <w:rPr>
-          <w:rFonts w:hint="eastAsia" w:ascii="Times New Roman" w:hAnsi="Times New Roman"/>
-          <w:sz w:val="24"/>
-        </w:rPr>
-        <w:t xml:space="preserve">增至</w:t>
-      </w:r>
-      <w:r>
-        <w:rPr>
-          <w:rFonts w:ascii="Times New Roman" w:hAnsi="Times New Roman"/>
-          <w:sz w:val="24"/>
-        </w:rPr>
-        <w:t xml:space="preserve"> 300% </w:t>
-      </w:r>
-      <w:r>
-        <w:rPr>
-          <w:rFonts w:hint="eastAsia" w:ascii="Times New Roman" w:hAnsi="Times New Roman"/>
-          <w:sz w:val="24"/>
-        </w:rPr>
-        <w:t xml:space="preserve">时，GT</w:t>
-      </w:r>
-      <w:r>
-        <w:rPr>
-          <w:rFonts w:ascii="Times New Roman" w:hAnsi="Times New Roman"/>
-          <w:sz w:val="24"/>
-        </w:rPr>
-        <w:t xml:space="preserve"> </w:t>
-      </w:r>
-      <w:r>
-        <w:rPr>
-          <w:rFonts w:hint="eastAsia" w:ascii="Times New Roman" w:hAnsi="Times New Roman"/>
-          <w:sz w:val="24"/>
-        </w:rPr>
-        <w:t xml:space="preserve">条件下的平均实例完成度从</w:t>
-      </w:r>
-      <w:r>
-        <w:rPr>
-          <w:rFonts w:ascii="Times New Roman" w:hAnsi="Times New Roman"/>
-          <w:sz w:val="24"/>
-        </w:rPr>
-        <w:t xml:space="preserve"> 62.1% </w:t>
-      </w:r>
-      <w:r>
-        <w:rPr>
-          <w:rFonts w:hint="eastAsia" w:ascii="Times New Roman" w:hAnsi="Times New Roman"/>
-          <w:sz w:val="24"/>
-        </w:rPr>
-        <w:t xml:space="preserve">增至</w:t>
-      </w:r>
-      <w:r>
-        <w:rPr>
-          <w:rFonts w:ascii="Times New Roman" w:hAnsi="Times New Roman"/>
-          <w:sz w:val="24"/>
-        </w:rPr>
-        <w:t xml:space="preserve"> </w:t>
-      </w:r>
-      <w:r>
-        <w:rPr>
-          <w:rFonts w:hint="eastAsia" w:ascii="Times New Roman" w:hAnsi="Times New Roman"/>
-          <w:sz w:val="24"/>
-        </w:rPr>
-        <w:t xml:space="preserve">67.5%，CA2</w:t>
-      </w:r>
-      <w:r>
-        <w:rPr>
-          <w:rFonts w:ascii="Times New Roman" w:hAnsi="Times New Roman"/>
-          <w:sz w:val="24"/>
-        </w:rPr>
-        <w:t xml:space="preserve"> </w:t>
-      </w:r>
-      <w:r>
-        <w:rPr>
-          <w:rFonts w:hint="eastAsia" w:ascii="Times New Roman" w:hAnsi="Times New Roman"/>
-          <w:sz w:val="24"/>
-        </w:rPr>
-        <w:t xml:space="preserve">条件下从</w:t>
-      </w:r>
-      <w:r>
-        <w:rPr>
-          <w:rFonts w:ascii="Times New Roman" w:hAnsi="Times New Roman"/>
-          <w:sz w:val="24"/>
-        </w:rPr>
-        <w:t xml:space="preserve"> 51.1% </w:t>
-      </w:r>
-      <w:r>
-        <w:rPr>
-          <w:rFonts w:hint="eastAsia" w:ascii="Times New Roman" w:hAnsi="Times New Roman"/>
-          <w:sz w:val="24"/>
-        </w:rPr>
-        <w:t xml:space="preserve">增至</w:t>
-      </w:r>
-      <w:r>
-        <w:rPr>
-          <w:rFonts w:ascii="Times New Roman" w:hAnsi="Times New Roman"/>
-          <w:sz w:val="24"/>
-        </w:rPr>
-        <w:t xml:space="preserve"> </w:t>
-      </w:r>
-      <w:r>
-        <w:rPr>
-          <w:rFonts w:hint="eastAsia" w:ascii="Times New Roman" w:hAnsi="Times New Roman"/>
-          <w:sz w:val="24"/>
-        </w:rPr>
-        <w:t xml:space="preserve">58.8%（</w:t>
-      </w:r>
-      <w:r>
-        <w:rPr>
-          <w:rStyle w:val="MDFIGREF_eJyrrk7LTC9KTbMqLi0o0E01StVNzs8tyEktyczP003MyamtBQDpjA1c"/>
-          <w:rFonts w:ascii="Times New Roman" w:hAnsi="Times New Roman"/>
-          <w:sz w:val="24"/>
-        </w:rPr>
-        <w:t xml:space="preserve">Fig. 3</w:t>
-      </w:r>
-      <w:r>
-        <w:rPr>
-          <w:rFonts w:hint="eastAsia" w:ascii="Times New Roman" w:hAnsi="Times New Roman"/>
-          <w:sz w:val="24"/>
-        </w:rPr>
-        <w:t xml:space="preserve">）。相应中位数分别从</w:t>
-      </w:r>
-      <w:r>
-        <w:rPr>
-          <w:rFonts w:ascii="Times New Roman" w:hAnsi="Times New Roman"/>
-          <w:sz w:val="24"/>
-        </w:rPr>
-        <w:t xml:space="preserve"> </w:t>
-      </w:r>
-      <w:r>
-        <w:rPr>
-          <w:rFonts w:ascii="Times New Roman" w:hAnsi="Times New Roman"/>
-          <w:sz w:val="24"/>
-        </w:rPr>
-        <w:t xml:space="preserve">66.7% </w:t>
-      </w:r>
-      <w:r>
-        <w:rPr>
-          <w:rFonts w:hint="eastAsia" w:ascii="Times New Roman" w:hAnsi="Times New Roman"/>
-          <w:sz w:val="24"/>
-        </w:rPr>
-        <w:t xml:space="preserve">和</w:t>
-      </w:r>
-      <w:r>
-        <w:rPr>
-          <w:rFonts w:ascii="Times New Roman" w:hAnsi="Times New Roman"/>
-          <w:sz w:val="24"/>
-        </w:rPr>
-        <w:t xml:space="preserve"> 50.0% </w:t>
-      </w:r>
-      <w:r>
-        <w:rPr>
-          <w:rFonts w:hint="eastAsia" w:ascii="Times New Roman" w:hAnsi="Times New Roman"/>
-          <w:sz w:val="24"/>
-        </w:rPr>
-        <w:t xml:space="preserve">增至</w:t>
-      </w:r>
-      <w:r>
-        <w:rPr>
-          <w:rFonts w:ascii="Times New Roman" w:hAnsi="Times New Roman"/>
-          <w:sz w:val="24"/>
-        </w:rPr>
-        <w:t xml:space="preserve"> 71.4% </w:t>
-      </w:r>
-      <w:r>
-        <w:rPr>
-          <w:rFonts w:hint="eastAsia" w:ascii="Times New Roman" w:hAnsi="Times New Roman"/>
-          <w:sz w:val="24"/>
-        </w:rPr>
-        <w:t xml:space="preserve">和</w:t>
-      </w:r>
-      <w:r>
-        <w:rPr>
-          <w:rFonts w:ascii="Times New Roman" w:hAnsi="Times New Roman"/>
-          <w:sz w:val="24"/>
-        </w:rPr>
-        <w:t xml:space="preserve"> </w:t>
-      </w:r>
-      <w:r>
-        <w:rPr>
-          <w:rFonts w:hint="eastAsia" w:ascii="Times New Roman" w:hAnsi="Times New Roman"/>
-          <w:sz w:val="24"/>
-        </w:rPr>
-        <w:t xml:space="preserve">60.2%。注意，相对尝试预算等于</w:t>
-      </w:r>
-      <w:r>
-        <w:rPr>
-          <w:rFonts w:ascii="Times New Roman" w:hAnsi="Times New Roman"/>
-          <w:sz w:val="24"/>
-        </w:rPr>
-        <w:t xml:space="preserve"> 100% </w:t>
-      </w:r>
-      <w:r>
-        <w:rPr>
-          <w:rFonts w:hint="eastAsia" w:ascii="Times New Roman" w:hAnsi="Times New Roman"/>
-          <w:sz w:val="24"/>
-        </w:rPr>
-        <w:t xml:space="preserve">有其特殊的实际意义，即用户已经实现知道了该某个复合物系统的配体身份以及相对分子量，并把这个数量特征作为端到端管线的限制条件，在这种情况下，我们已经可以恢复大部分的配体实例了。</w:t>
+        <w:t xml:space="preserve">小分子端到端全原子构象重建</w:t>
       </w:r>
     </w:p>
     <w:p>
@@ -7853,14 +7062,14 @@
         </w:rPr>
         <w:drawing>
           <wp:inline>
-            <wp:extent cx="5733415" cy="4376907"/>
+            <wp:extent cx="5733415" cy="3463558"/>
             <wp:effectExtent b="0" l="0" r="0" t="0"/>
-            <wp:docPr descr="Fig. 3 | 全配体定位与身份匹配的实例完成度. a, 沉积受体 (GT). b, CryoAtom2 重建受体 (CA2). 两个条件均包含 179 个 PDB、2,502 个配体实例. Find 与 Match 分别为 LigandSeek 的区域检出与身份匹配阶段. 相对尝试预算 ρ 允许每个 PDB 计费 floor(ρN) 次; N 包含该 PDB 的全部合格实例. 完成度为成功的不同实例数除以 N. 绿线与圆点、蓝线与菱形分别为 PDB 等权均值和中位数; 灰点与小提琴展示 50%、100%、200% 和 300% 预算下的 PDB 分布." title="MDPPTFIG_eJzVWn9PGzcY_iqnkya1EuVCIEXcChJLSzWJIkS7v3YTMhcnOXE_vLNDQtdJMEqhKxS0ruvWjrF23YbaNdCpq0Io5SP0Q_SchG-x1-ck0B-aqnXt5EgXv7YfP3792Hdnn94vdIJYXjc1vf7tDr_11DiVPMXLP0VPr_DyUm1xlVd_6ySElfQOTQ8xDdwpnBHotGlZn1AcUsvqSvV19VnWSUwnWUAsq1Gu1r5baCxfrm_sWZaktax_4PWRhwUnLRByDCfxMTvwiIuZE_jHkOsKiI2IyI57KJwsEAB_qp8omkQrea5PzWK_pecZI6ZhUDuPPUQ7A4J9qMwGoYcYZMOcUQzCDAkDG1Pq-DnPNZKJxHHDQ45v6QOCbTSMk7Ns2sVa0ZxCLvB-7KEcTsvuBc5oIQR2EmMy7PiYxuWHckWTEmRDN8DjQhEQJXsSlt7MjhVcUYQKLGhyNuGipeNnAJZ1QsqGZdNEEwQ10gHpqfxr2kOBzyi0Q9R2HGhzzvEw1UZwURsLPOTHXecHffrauphVUgiyiTg_EZtpObY4BTfPt4VJ9rRcPy-bS0eYmJN4OMJzAmsGh1MYoENOrlPr1i5oAsxkk_92FKLO8RlUYUTZIHXQ-xkZn9_Yn1-Odq_x8s1odzmqXG1U70c7u3xpG8rrNy--vPDfmQIvjfYtxvTuZul9zAhSQOGO__VGeAvHa39erv--yVduwIpXQGftyOlzRzu1iQ4tHU4Hgyzwkqoqv7-wzHeqCimfHkyC9IqqHVXuRpV7tbXb0c5jvrbAl-b56n0VZO_q7VNX83sqKDx68qPnM7PJjlRC2WcJKN3atIjNiRJ7kiGxNVZW76sqSHwGMTuvqsZ88RJfvB9VqiooPezkkJ85i_GkqnKLk81Sla-v136Z4QvVl849-98_rpX_UuK5oqr-typ8c5tvrTU2r-_fuVgv31BB7GezqurN52cb5Uptc0WdXYqqUjfKtxuPtlUQOesGQXjk2ezIUVW1rv1x-0MVlB5RVWB5cmxs_qqCygo_NMR-ZH5jf26Dry7Wfn6i0MFGUcHbX7Rhyy2Mr9dhCqLKMl9dkuLXrm_t_3A32lFi5Y8o-6WqvrNXr-7B_pv_eKn-1fbzmdnGtTVZ0lh5yHfvKHUwUvkJ9OBybW1OfCycecK_WYoqD6LdZbgJlHi_qqr57BasebH4t1ZqK6v11Uf84fX6XSWWeirxAdysXYk4SUKi6iTAYldB726FJZYn_KhyBd6xKmit8GNcvC4rcy_uHOGfDOifdWh6OwZFT_V2d_d0pUo93b3H-xK9F04QxzbhaoaloP43CUvJhKj4SjxKkwG4_g0HNGOFELdpwjciCbJZx8YnA7vgYZ9JphC7SES-0LxDqBBRjNCfGnVsIaHI2CNTo6GWwdQWvaRNI44KMuKgIKMZE2QcDgkyGPYIDNMvQBOHsPGskwNn6XixgIPE56VpQxaMJ8Svu5P4ORiIkxHz2AWWiBYCe7Q1Rpiath8HLkkHkVBwOLAnqeYH6Tzyc3gwDINiHqMMBZKYr1VBCbaZLATOg6aHOpCsxisiTLgOGXJcV_Qo7Li9NJBJWYiZnRdmFjBj0Etc_0KmDTJe5BM5SkDhieKZIHM4aAiZpWzoiRQmTiv1x2FC2nR_K1woLhfVuMQ0W9Q3lyugbAFrrtomGFBx2iIlIWWnceBpwgB0CJ7KbtHUMJXYA6uFFvV-IF03Dkxkur4morT6UsmUZHktSszLqTjI6ZCNTIYct1V82Hb9pl6UtOcFrgH9y78Bk_-p_g" id="20" name="Picture"/>
+            <wp:docPr descr="Fig. 3 | 单残基、无缺失原子的有机小分子端到端建模。曲线展示在尝试预算 K = 1–10 内，77 个测试 PDB 中预测成功的比例。Find 和 Match 分别指 LigandSeek-Find 和 LigandSeek-Match。GT 和 CA2 分别表示真实受体结构和 CryoAtom2 重建受体结构。 a, Find+Match 曲线要求端到端区域检出和配体身份匹配均正确，Find 和 Emap2lig-Find 曲线仅要求区域检出正确。 b, c, 使用 PocketXMol-tuned 进行端到端构象重建时，成功率随计费尝试次数 K 的变化，分别展示真实受体（GT，b）和 CryoAtom2 重建受体（CA2，c）条件。成功要求 RMSD 低于 2 Å 或 3 Å。实线表示按模型评分选出的 top-1 构象，虚线表示 best-of-50 构象。" title="MDPPTFIG_eJztWltPG0cU_isrvxZYY3DSWAGJcomqQmSRVKrUrdB4PbZX7GW0M8aQphKJIEAxEDUhtISEuokq1DRcqjZqDISH_JPGuzZP-Qs9s7M2pkmlKAmppsKSd-dy5psz35k9e2Z2vo4QxHKRhBKp3t717j5T-2P91d1b_v21NkLYeKRFibiYOuYYTnOh3oSmfU6xSzWtPX6u_Zym9WE6yhyiabXNsn9nprYwV9040DSBpmmvwtnIwhwKx3ArtZBpthKDYNOwMa_VEWGGY49YyB3NE5D7MnK-kCDKuGXaNFHo0iI5xkhCVamewxaibQ7BNlRmHNdCDLJuVi04bpq4jo4pNeysZaqxaPSMaiHD1iLdHC3pBrdLbMLESiExhkzA_dRCWdwruudyal2Cy45iTAZBRRqUN-UKCUqQDt0ADh8DAMU6o1okzA7nTV6E8swJMUNx3tKw0yCWMVzKBkXTaCgENUIBoam4hOkBx2YU2iGqGwa0uWxYmCoXcUEZdixkB13nemz62roAVUBwsFSQTwXJXjG24A5qXmkQE-usq35FNBeKMG6TYDhccwKzBLtjGEQHjGyb0qFcVbgwE03e7yh4nWEzqMKIsh5qoA8zMm9h2d-c99bLLyav-Ss_VvfK3sMdb3Hde3yzujrlr835a2Vve8mbvcFLHm15s9v8ulv2N0ovJq__l3y8w6j9u79VywfeznL1Ydlb2_C279W2lg9_mqpurpzYiN6f9sdnoZVwhsDfhe7EeiN34mQyho77HD1vYZvVnQnLcT0sAcq6PzuvWkE3YYm4JIMbZROKFapPAu2DMiGcDAG6XgfAutvfFfevyVv_ghw9Vq6G1MhhR3meHu_G9Mu94tmz0j0q8lBc-fMX_495cEoycJzs-0Renh-D2weq_dmb3rfr_JW3dbvybB5ebQMQscjAvqTMe98VZWAX3h96TlqOIWqbfeQXZ2RgetDIIjt9CePRVv7oScu5HPO6ie1gioPDu3D5lPMT5by3JyYtw4EnqZU2YMFUXVv3Nu97SyuV_VvBRsiULPy7E04PcyxprXA4swAr72bmT3IJLkOM8iG2SJAEDLco_J35kdTRitiUqf18zd-5frTTVCx76-v-g0lvpgxu5nB6AeZ-rfyosrvvFZ9C1rs34z9-UC1twpL0NGQ_fc12K_0WIjHTyEodRoqHobI7LZ6H5sdATPdTz3_ynj8lAcMtEugo9yzQJWC4RVY_V9k_qN7ekIBhJenoo5h9MeSYrSxvY2nfLLWDu7VSsRFgwSKitlMSKwt_5QlEUeFW6OLM4epSbbNU-_2p-D7m_1ryl7dlMNUxHT_Q97HTj00nM12rq1Pe0vde8Q7MTLELIT7bNu9CvNybvXAZ6lMv9-YkCVL_V3sRwH9vTwwMoIMB_Hulyu4TCE-FHxHxqwwmGR661CerNSr7i5Xyogwsx5Tn07Ky7M_ekYHiDln5fT4NbgO8Ot8GCraa_eKcv1Hy7s_XtqbA-R9OzsH6F94IMliBOaS1XVZLiKgQPHrth9WGNWRgPYUpa3UyrfGo3NT_c3sHrqQ78lWLEmkcI43Ez3Z0dLbHxzs6z3TE4x9fPU8MPQH_MNRFbxTqpl1UeOVIaYgAWG-DAc1Y3sUNGPetY24Xm4gfXqU5g1BOIx-hPZY0dE4iz-gXx5KuksZU5730JtTgKK8anORVw4O8avM5XpVhi8Aw7Tw0MQgbyRhZUJaOpHKWPjIRHVFFwUiU_zraiJ2FgRhpbsl2SPGzvpBO1scIpmnocaSSUBBxBgdh3UgV2-nNITuLe1zXKeQwSlMACfDqFZRgnYlCwDxq2tSBQFVfISFlGmTAME3eI08H7UUCJShzMdNzPJkBmWHoJag_lmkIqcfxeI4SYDhVGHLSzed-UWI841r8DoZTxruCk77KRFf9xG9QzqvxOFN0Xh9OV5DSuVg4a0NhkArudVDiUnYBO5bCEyDtgqaiWzQ2SIXsUaouzettR6iuHiVRwrQVftD6XDwWFyivleJ26Q_OKTelUYIhw6wXN6dNO-SLkoZd4N8d-eZved50VQ" id="20" name="Picture"/>
             <a:graphic>
               <a:graphicData uri="http://schemas.openxmlformats.org/drawingml/2006/picture">
                 <pic:pic>
                   <pic:nvPicPr>
-                    <pic:cNvPr descr="C:/Users/15919/Desktop/论文草稿/temp/manuscript_figures_wueo0qxy/figure_000003.png" id="21" name="Picture"/>
+                    <pic:cNvPr descr="C:/Users/15919/Desktop/论文草稿/temp/manuscript_figures_bhmc_y0_/figure_000003.png" id="21" name="Picture"/>
                     <pic:cNvPicPr>
                       <a:picLocks noChangeArrowheads="1" noChangeAspect="1"/>
                     </pic:cNvPicPr>
@@ -7874,7 +7083,7 @@
                   <pic:spPr bwMode="auto">
                     <a:xfrm>
                       <a:off x="0" y="0"/>
-                      <a:ext cx="5733415" cy="4376907"/>
+                      <a:ext cx="5733415" cy="3463558"/>
                     </a:xfrm>
                     <a:prstGeom prst="rect">
                       <a:avLst/>
@@ -7916,7 +7125,170 @@
           <w:bCs/>
           <w:sz w:val="24"/>
         </w:rPr>
-        <w:t xml:space="preserve">全配体定位与身份匹配的实例完成度.</w:t>
+        <w:t xml:space="preserve">单残基、无缺失原子的有机小分子端到端建模。</w:t>
+      </w:r>
+      <w:r>
+        <w:rPr>
+          <w:rFonts w:hint="eastAsia" w:ascii="Times New Roman" w:hAnsi="Times New Roman"/>
+          <w:sz w:val="24"/>
+        </w:rPr>
+        <w:t xml:space="preserve">曲线展示在尝试预算</w:t>
+      </w:r>
+      <w:r>
+        <w:rPr>
+          <w:rFonts w:ascii="Times New Roman" w:hAnsi="Times New Roman"/>
+          <w:sz w:val="24"/>
+        </w:rPr>
+        <w:t xml:space="preserve"> </w:t>
+      </w:r>
+      <m:oMath>
+        <m:r>
+          <m:t>K</m:t>
+        </m:r>
+        <m:r>
+          <m:rPr>
+            <m:sty m:val="p"/>
+          </m:rPr>
+          <m:t>=</m:t>
+        </m:r>
+        <m:r>
+          <m:t>1</m:t>
+        </m:r>
+        <m:r>
+          <m:rPr>
+            <m:sty m:val="p"/>
+          </m:rPr>
+          <m:t>–</m:t>
+        </m:r>
+        <m:r>
+          <m:t>10</m:t>
+        </m:r>
+      </m:oMath>
+      <w:r>
+        <w:rPr>
+          <w:rFonts w:ascii="Times New Roman" w:hAnsi="Times New Roman"/>
+          <w:sz w:val="24"/>
+        </w:rPr>
+        <w:t xml:space="preserve"> </w:t>
+      </w:r>
+      <w:r>
+        <w:rPr>
+          <w:rFonts w:hint="eastAsia" w:ascii="Times New Roman" w:hAnsi="Times New Roman"/>
+          <w:sz w:val="24"/>
+        </w:rPr>
+        <w:t xml:space="preserve">内，77</w:t>
+      </w:r>
+      <w:r>
+        <w:rPr>
+          <w:rFonts w:ascii="Times New Roman" w:hAnsi="Times New Roman"/>
+          <w:sz w:val="24"/>
+        </w:rPr>
+        <w:t xml:space="preserve"> </w:t>
+      </w:r>
+      <w:r>
+        <w:rPr>
+          <w:rFonts w:hint="eastAsia" w:ascii="Times New Roman" w:hAnsi="Times New Roman"/>
+          <w:sz w:val="24"/>
+        </w:rPr>
+        <w:t xml:space="preserve">个测试</w:t>
+      </w:r>
+      <w:r>
+        <w:rPr>
+          <w:rFonts w:ascii="Times New Roman" w:hAnsi="Times New Roman"/>
+          <w:sz w:val="24"/>
+        </w:rPr>
+        <w:t xml:space="preserve"> PDB </w:t>
+      </w:r>
+      <w:r>
+        <w:rPr>
+          <w:rFonts w:hint="eastAsia" w:ascii="Times New Roman" w:hAnsi="Times New Roman"/>
+          <w:sz w:val="24"/>
+        </w:rPr>
+        <w:t xml:space="preserve">中预测成功的比例。Find</w:t>
+      </w:r>
+      <w:r>
+        <w:rPr>
+          <w:rFonts w:ascii="Times New Roman" w:hAnsi="Times New Roman"/>
+          <w:sz w:val="24"/>
+        </w:rPr>
+        <w:t xml:space="preserve"> </w:t>
+      </w:r>
+      <w:r>
+        <w:rPr>
+          <w:rFonts w:hint="eastAsia" w:ascii="Times New Roman" w:hAnsi="Times New Roman"/>
+          <w:sz w:val="24"/>
+        </w:rPr>
+        <w:t xml:space="preserve">和</w:t>
+      </w:r>
+      <w:r>
+        <w:rPr>
+          <w:rFonts w:ascii="Times New Roman" w:hAnsi="Times New Roman"/>
+          <w:sz w:val="24"/>
+        </w:rPr>
+        <w:t xml:space="preserve"> Match </w:t>
+      </w:r>
+      <w:r>
+        <w:rPr>
+          <w:rFonts w:hint="eastAsia" w:ascii="Times New Roman" w:hAnsi="Times New Roman"/>
+          <w:sz w:val="24"/>
+        </w:rPr>
+        <w:t xml:space="preserve">分别指</w:t>
+      </w:r>
+      <w:r>
+        <w:rPr>
+          <w:rFonts w:ascii="Times New Roman" w:hAnsi="Times New Roman"/>
+          <w:sz w:val="24"/>
+        </w:rPr>
+        <w:t xml:space="preserve"> LigandSeek-Find </w:t>
+      </w:r>
+      <w:r>
+        <w:rPr>
+          <w:rFonts w:hint="eastAsia" w:ascii="Times New Roman" w:hAnsi="Times New Roman"/>
+          <w:sz w:val="24"/>
+        </w:rPr>
+        <w:t xml:space="preserve">和</w:t>
+      </w:r>
+      <w:r>
+        <w:rPr>
+          <w:rFonts w:ascii="Times New Roman" w:hAnsi="Times New Roman"/>
+          <w:sz w:val="24"/>
+        </w:rPr>
+        <w:t xml:space="preserve"> LigandSeek-Match。GT </w:t>
+      </w:r>
+      <w:r>
+        <w:rPr>
+          <w:rFonts w:hint="eastAsia" w:ascii="Times New Roman" w:hAnsi="Times New Roman"/>
+          <w:sz w:val="24"/>
+        </w:rPr>
+        <w:t xml:space="preserve">和</w:t>
+      </w:r>
+      <w:r>
+        <w:rPr>
+          <w:rFonts w:ascii="Times New Roman" w:hAnsi="Times New Roman"/>
+          <w:sz w:val="24"/>
+        </w:rPr>
+        <w:t xml:space="preserve"> CA2 </w:t>
+      </w:r>
+      <w:r>
+        <w:rPr>
+          <w:rFonts w:hint="eastAsia" w:ascii="Times New Roman" w:hAnsi="Times New Roman"/>
+          <w:sz w:val="24"/>
+        </w:rPr>
+        <w:t xml:space="preserve">分别表示真实受体结构和</w:t>
+      </w:r>
+      <w:r>
+        <w:rPr>
+          <w:rFonts w:ascii="Times New Roman" w:hAnsi="Times New Roman"/>
+          <w:sz w:val="24"/>
+        </w:rPr>
+        <w:t xml:space="preserve"> CryoAtom2 </w:t>
+      </w:r>
+      <w:r>
+        <w:rPr>
+          <w:rFonts w:hint="eastAsia" w:ascii="Times New Roman" w:hAnsi="Times New Roman"/>
+          <w:sz w:val="24"/>
+        </w:rPr>
+        <w:t xml:space="preserve">重建受体结构。</w:t>
       </w:r>
       <w:r>
         <w:rPr>
@@ -7939,6 +7311,87 @@
           <w:rFonts w:ascii="Times New Roman" w:hAnsi="Times New Roman"/>
           <w:sz w:val="24"/>
         </w:rPr>
+        <w:t xml:space="preserve">, Find+Match </w:t>
+      </w:r>
+      <w:r>
+        <w:rPr>
+          <w:rFonts w:hint="eastAsia" w:ascii="Times New Roman" w:hAnsi="Times New Roman"/>
+          <w:sz w:val="24"/>
+        </w:rPr>
+        <w:t xml:space="preserve">曲线要求端到端区域检出和配体身份匹配均正确，Find</w:t>
+      </w:r>
+      <w:r>
+        <w:rPr>
+          <w:rFonts w:ascii="Times New Roman" w:hAnsi="Times New Roman"/>
+          <w:sz w:val="24"/>
+        </w:rPr>
+        <w:t xml:space="preserve"> </w:t>
+      </w:r>
+      <w:r>
+        <w:rPr>
+          <w:rFonts w:hint="eastAsia" w:ascii="Times New Roman" w:hAnsi="Times New Roman"/>
+          <w:sz w:val="24"/>
+        </w:rPr>
+        <w:t xml:space="preserve">和</w:t>
+      </w:r>
+      <w:r>
+        <w:rPr>
+          <w:rFonts w:ascii="Times New Roman" w:hAnsi="Times New Roman"/>
+          <w:sz w:val="24"/>
+        </w:rPr>
+        <w:t xml:space="preserve"> Emap2lig-Find </w:t>
+      </w:r>
+      <w:r>
+        <w:rPr>
+          <w:rFonts w:hint="eastAsia" w:ascii="Times New Roman" w:hAnsi="Times New Roman"/>
+          <w:sz w:val="24"/>
+        </w:rPr>
+        <w:t xml:space="preserve">曲线仅要求区域检出正确。</w:t>
+      </w:r>
+      <w:r>
+        <w:rPr>
+          <w:rFonts w:ascii="Times New Roman" w:hAnsi="Times New Roman"/>
+          <w:sz w:val="24"/>
+        </w:rPr>
+        <w:t xml:space="preserve"> </w:t>
+      </w:r>
+      <w:r>
+        <w:rPr>
+          <w:rFonts w:ascii="Times New Roman" w:hAnsi="Times New Roman"/>
+          <w:b/>
+          <w:bCs/>
+          <w:sz w:val="24"/>
+        </w:rPr>
+        <w:t xml:space="preserve">b</w:t>
+      </w:r>
+      <w:r>
+        <w:rPr>
+          <w:rFonts w:ascii="Times New Roman" w:hAnsi="Times New Roman"/>
+          <w:sz w:val="24"/>
+        </w:rPr>
+        <w:t xml:space="preserve">,</w:t>
+      </w:r>
+      <w:r>
+        <w:rPr>
+          <w:rFonts w:ascii="Times New Roman" w:hAnsi="Times New Roman"/>
+          <w:sz w:val="24"/>
+        </w:rPr>
+        <w:t xml:space="preserve"> </w:t>
+      </w:r>
+      <w:r>
+        <w:rPr>
+          <w:rFonts w:ascii="Times New Roman" w:hAnsi="Times New Roman"/>
+          <w:b/>
+          <w:bCs/>
+          <w:sz w:val="24"/>
+        </w:rPr>
+        <w:t xml:space="preserve">c</w:t>
+      </w:r>
+      <w:r>
+        <w:rPr>
+          <w:rFonts w:ascii="Times New Roman" w:hAnsi="Times New Roman"/>
+          <w:sz w:val="24"/>
+        </w:rPr>
         <w:t xml:space="preserve">, </w:t>
       </w:r>
       <w:r>
@@ -7946,1083 +7399,7 @@
           <w:rFonts w:hint="eastAsia" w:ascii="Times New Roman" w:hAnsi="Times New Roman"/>
           <w:sz w:val="24"/>
         </w:rPr>
-        <w:t xml:space="preserve">沉积受体</w:t>
-      </w:r>
-      <w:r>
-        <w:rPr>
-          <w:rFonts w:ascii="Times New Roman" w:hAnsi="Times New Roman"/>
-          <w:sz w:val="24"/>
-        </w:rPr>
-        <w:t xml:space="preserve"> (GT). b, CryoAtom2 </w:t>
-      </w:r>
-      <w:r>
-        <w:rPr>
-          <w:rFonts w:hint="eastAsia" w:ascii="Times New Roman" w:hAnsi="Times New Roman"/>
-          <w:sz w:val="24"/>
-        </w:rPr>
-        <w:t xml:space="preserve">重建受体</w:t>
-      </w:r>
-      <w:r>
-        <w:rPr>
-          <w:rFonts w:ascii="Times New Roman" w:hAnsi="Times New Roman"/>
-          <w:sz w:val="24"/>
-        </w:rPr>
-        <w:t xml:space="preserve"> (CA2). </w:t>
-      </w:r>
-      <w:r>
-        <w:rPr>
-          <w:rFonts w:hint="eastAsia" w:ascii="Times New Roman" w:hAnsi="Times New Roman"/>
-          <w:sz w:val="24"/>
-        </w:rPr>
-        <w:t xml:space="preserve">两个条件均包含</w:t>
-      </w:r>
-      <w:r>
-        <w:rPr>
-          <w:rFonts w:ascii="Times New Roman" w:hAnsi="Times New Roman"/>
-          <w:sz w:val="24"/>
-        </w:rPr>
-        <w:t xml:space="preserve"> 179 </w:t>
-      </w:r>
-      <w:r>
-        <w:rPr>
-          <w:rFonts w:hint="eastAsia" w:ascii="Times New Roman" w:hAnsi="Times New Roman"/>
-          <w:sz w:val="24"/>
-        </w:rPr>
-        <w:t xml:space="preserve">个</w:t>
-      </w:r>
-      <w:r>
-        <w:rPr>
-          <w:rFonts w:ascii="Times New Roman" w:hAnsi="Times New Roman"/>
-          <w:sz w:val="24"/>
-        </w:rPr>
-        <w:t xml:space="preserve"> PDB、2,502 </w:t>
-      </w:r>
-      <w:r>
-        <w:rPr>
-          <w:rFonts w:hint="eastAsia" w:ascii="Times New Roman" w:hAnsi="Times New Roman"/>
-          <w:sz w:val="24"/>
-        </w:rPr>
-        <w:t xml:space="preserve">个配体实例.</w:t>
-      </w:r>
-      <w:r>
-        <w:rPr>
-          <w:rFonts w:ascii="Times New Roman" w:hAnsi="Times New Roman"/>
-          <w:sz w:val="24"/>
-        </w:rPr>
-        <w:t xml:space="preserve"> Find </w:t>
-      </w:r>
-      <w:r>
-        <w:rPr>
-          <w:rFonts w:hint="eastAsia" w:ascii="Times New Roman" w:hAnsi="Times New Roman"/>
-          <w:sz w:val="24"/>
-        </w:rPr>
-        <w:t xml:space="preserve">与</w:t>
-      </w:r>
-      <w:r>
-        <w:rPr>
-          <w:rFonts w:ascii="Times New Roman" w:hAnsi="Times New Roman"/>
-          <w:sz w:val="24"/>
-        </w:rPr>
-        <w:t xml:space="preserve"> Match </w:t>
-      </w:r>
-      <w:r>
-        <w:rPr>
-          <w:rFonts w:hint="eastAsia" w:ascii="Times New Roman" w:hAnsi="Times New Roman"/>
-          <w:sz w:val="24"/>
-        </w:rPr>
-        <w:t xml:space="preserve">分别为</w:t>
-      </w:r>
-      <w:r>
-        <w:rPr>
-          <w:rFonts w:ascii="Times New Roman" w:hAnsi="Times New Roman"/>
-          <w:sz w:val="24"/>
-        </w:rPr>
-        <w:t xml:space="preserve"> LigandSeek </w:t>
-      </w:r>
-      <w:r>
-        <w:rPr>
-          <w:rFonts w:hint="eastAsia" w:ascii="Times New Roman" w:hAnsi="Times New Roman"/>
-          <w:sz w:val="24"/>
-        </w:rPr>
-        <w:t xml:space="preserve">的区域检出与身份匹配阶段.</w:t>
-      </w:r>
-      <w:r>
-        <w:rPr>
-          <w:rFonts w:ascii="Times New Roman" w:hAnsi="Times New Roman"/>
-          <w:sz w:val="24"/>
-        </w:rPr>
-        <w:t xml:space="preserve"> </w:t>
-      </w:r>
-      <w:r>
-        <w:rPr>
-          <w:rFonts w:hint="eastAsia" w:ascii="Times New Roman" w:hAnsi="Times New Roman"/>
-          <w:sz w:val="24"/>
-        </w:rPr>
-        <w:t xml:space="preserve">相对尝试预算</w:t>
-      </w:r>
-      <w:r>
-        <w:rPr>
-          <w:rFonts w:ascii="Times New Roman" w:hAnsi="Times New Roman"/>
-          <w:sz w:val="24"/>
-        </w:rPr>
-        <w:t xml:space="preserve"> ρ </w:t>
-      </w:r>
-      <w:r>
-        <w:rPr>
-          <w:rFonts w:hint="eastAsia" w:ascii="Times New Roman" w:hAnsi="Times New Roman"/>
-          <w:sz w:val="24"/>
-        </w:rPr>
-        <w:t xml:space="preserve">允许每个</w:t>
-      </w:r>
-      <w:r>
-        <w:rPr>
-          <w:rFonts w:ascii="Times New Roman" w:hAnsi="Times New Roman"/>
-          <w:sz w:val="24"/>
-        </w:rPr>
-        <w:t xml:space="preserve"> PDB </w:t>
-      </w:r>
-      <w:r>
-        <w:rPr>
-          <w:rFonts w:hint="eastAsia" w:ascii="Times New Roman" w:hAnsi="Times New Roman"/>
-          <w:sz w:val="24"/>
-        </w:rPr>
-        <w:t xml:space="preserve">计费</w:t>
-      </w:r>
-      <w:r>
-        <w:rPr>
-          <w:rFonts w:ascii="Times New Roman" w:hAnsi="Times New Roman"/>
-          <w:sz w:val="24"/>
-        </w:rPr>
-        <w:t xml:space="preserve"> floor(ρN) </w:t>
-      </w:r>
-      <w:r>
-        <w:rPr>
-          <w:rFonts w:hint="eastAsia" w:ascii="Times New Roman" w:hAnsi="Times New Roman"/>
-          <w:sz w:val="24"/>
-        </w:rPr>
-        <w:t xml:space="preserve">次;</w:t>
-      </w:r>
-      <w:r>
-        <w:rPr>
-          <w:rFonts w:ascii="Times New Roman" w:hAnsi="Times New Roman"/>
-          <w:sz w:val="24"/>
-        </w:rPr>
-        <w:t xml:space="preserve"> N </w:t>
-      </w:r>
-      <w:r>
-        <w:rPr>
-          <w:rFonts w:hint="eastAsia" w:ascii="Times New Roman" w:hAnsi="Times New Roman"/>
-          <w:sz w:val="24"/>
-        </w:rPr>
-        <w:t xml:space="preserve">包含该</w:t>
-      </w:r>
-      <w:r>
-        <w:rPr>
-          <w:rFonts w:ascii="Times New Roman" w:hAnsi="Times New Roman"/>
-          <w:sz w:val="24"/>
-        </w:rPr>
-        <w:t xml:space="preserve"> PDB </w:t>
-      </w:r>
-      <w:r>
-        <w:rPr>
-          <w:rFonts w:hint="eastAsia" w:ascii="Times New Roman" w:hAnsi="Times New Roman"/>
-          <w:sz w:val="24"/>
-        </w:rPr>
-        <w:t xml:space="preserve">的全部合格实例.</w:t>
-      </w:r>
-      <w:r>
-        <w:rPr>
-          <w:rFonts w:ascii="Times New Roman" w:hAnsi="Times New Roman"/>
-          <w:sz w:val="24"/>
-        </w:rPr>
-        <w:t xml:space="preserve"> </w:t>
-      </w:r>
-      <w:r>
-        <w:rPr>
-          <w:rFonts w:hint="eastAsia" w:ascii="Times New Roman" w:hAnsi="Times New Roman"/>
-          <w:sz w:val="24"/>
-        </w:rPr>
-        <w:t xml:space="preserve">完成度为成功的不同实例数除以</w:t>
-      </w:r>
-      <w:r>
-        <w:rPr>
-          <w:rFonts w:ascii="Times New Roman" w:hAnsi="Times New Roman"/>
-          <w:sz w:val="24"/>
-        </w:rPr>
-        <w:t xml:space="preserve"> N. </w:t>
-      </w:r>
-      <w:r>
-        <w:rPr>
-          <w:rFonts w:hint="eastAsia" w:ascii="Times New Roman" w:hAnsi="Times New Roman"/>
-          <w:sz w:val="24"/>
-        </w:rPr>
-        <w:t xml:space="preserve">绿线与圆点、蓝线与菱形分别为</w:t>
-      </w:r>
-      <w:r>
-        <w:rPr>
-          <w:rFonts w:ascii="Times New Roman" w:hAnsi="Times New Roman"/>
-          <w:sz w:val="24"/>
-        </w:rPr>
-        <w:t xml:space="preserve"> PDB </w:t>
-      </w:r>
-      <w:r>
-        <w:rPr>
-          <w:rFonts w:hint="eastAsia" w:ascii="Times New Roman" w:hAnsi="Times New Roman"/>
-          <w:sz w:val="24"/>
-        </w:rPr>
-        <w:t xml:space="preserve">等权均值和中位数;</w:t>
-      </w:r>
-      <w:r>
-        <w:rPr>
-          <w:rFonts w:ascii="Times New Roman" w:hAnsi="Times New Roman"/>
-          <w:sz w:val="24"/>
-        </w:rPr>
-        <w:t xml:space="preserve"> </w:t>
-      </w:r>
-      <w:r>
-        <w:rPr>
-          <w:rFonts w:hint="eastAsia" w:ascii="Times New Roman" w:hAnsi="Times New Roman"/>
-          <w:sz w:val="24"/>
-        </w:rPr>
-        <w:t xml:space="preserve">灰点与小提琴展示</w:t>
-      </w:r>
-      <w:r>
-        <w:rPr>
-          <w:rFonts w:ascii="Times New Roman" w:hAnsi="Times New Roman"/>
-          <w:sz w:val="24"/>
-        </w:rPr>
-        <w:t xml:space="preserve"> 50%、100%、200% </w:t>
-      </w:r>
-      <w:r>
-        <w:rPr>
-          <w:rFonts w:hint="eastAsia" w:ascii="Times New Roman" w:hAnsi="Times New Roman"/>
-          <w:sz w:val="24"/>
-        </w:rPr>
-        <w:t xml:space="preserve">和</w:t>
-      </w:r>
-      <w:r>
-        <w:rPr>
-          <w:rFonts w:ascii="Times New Roman" w:hAnsi="Times New Roman"/>
-          <w:sz w:val="24"/>
-        </w:rPr>
-        <w:t xml:space="preserve"> 300% </w:t>
-      </w:r>
-      <w:r>
-        <w:rPr>
-          <w:rFonts w:hint="eastAsia" w:ascii="Times New Roman" w:hAnsi="Times New Roman"/>
-          <w:sz w:val="24"/>
-        </w:rPr>
-        <w:t xml:space="preserve">预算下的</w:t>
-      </w:r>
-      <w:r>
-        <w:rPr>
-          <w:rFonts w:ascii="Times New Roman" w:hAnsi="Times New Roman"/>
-          <w:sz w:val="24"/>
-        </w:rPr>
-        <w:t xml:space="preserve"> PDB </w:t>
-      </w:r>
-      <w:r>
-        <w:rPr>
-          <w:rFonts w:hint="eastAsia" w:ascii="Times New Roman" w:hAnsi="Times New Roman"/>
-          <w:sz w:val="24"/>
-        </w:rPr>
-        <w:t xml:space="preserve">分布.</w:t>
-      </w:r>
-    </w:p>
-    <w:p>
-      <w:pPr>
-        <w:pStyle w:val="TableCaption"/>
-        <w:keepNext/>
-        <w:spacing w:line="480" w:lineRule="auto"/>
-        <w:ind w:firstLine="0"/>
-        <w:pageBreakBefore/>
-      </w:pPr>
-      <w:r>
-        <w:rPr>
-          <w:rFonts w:hint="eastAsia" w:ascii="Times New Roman" w:hAnsi="Times New Roman"/>
-          <w:b/>
-          <w:i w:val="0"/>
-          <w:sz w:val="24"/>
-        </w:rPr>
-        <w:t xml:space="preserve">表</w:t>
-      </w:r>
-      <w:r>
-        <w:rPr>
-          <w:rFonts w:ascii="Times New Roman" w:hAnsi="Times New Roman"/>
-          <w:b/>
-          <w:i w:val="0"/>
-          <w:sz w:val="24"/>
-        </w:rPr>
-        <w:t xml:space="preserve"> 1 | </w:t>
-      </w:r>
-      <w:r>
-        <w:rPr>
-          <w:rFonts w:hint="eastAsia" w:ascii="Times New Roman" w:hAnsi="Times New Roman"/>
-          <w:b/>
-          <w:i w:val="0"/>
-          <w:sz w:val="24"/>
-        </w:rPr>
-        <w:t xml:space="preserve">全配体实例完成度（%）。</w:t>
-      </w:r>
-    </w:p>
-    <w:tbl>
-      <w:tblPr>
-        <w:tblW w:type="pct" w:w="5000"/>
-        <w:tblLayout w:type="fixed"/>
-        <w:tblCaption w:val="表 1 | 全配体实例完成度（%）。"/>
-        <w:tblDescription w:val="MDBOOKTABS_{&quot;headers&quot;:2,&quot;groups&quot;:[],&quot;widths&quot;:[0.16,0.21,0.21,0.21,0.21],&quot;outline&quot;:&quot;box&quot;,&quot;col-rules&quot;:&quot;1,3&quot;,&quot;pagination&quot;:&quot;rows&quot;}"/>
-        <w:tblBorders>
-          <w:top w:val="single" w:sz="6" w:color="000000"/>
-          <w:bottom w:val="single" w:sz="6" w:color="000000"/>
-          <w:left w:val="single" w:sz="6" w:color="000000"/>
-          <w:right w:val="single" w:sz="6" w:color="000000"/>
-          <w:insideH w:val="nil" w:sz="6" w:color="000000"/>
-          <w:insideV w:val="nil" w:sz="6" w:color="000000"/>
-        </w:tblBorders>
-      </w:tblPr>
-      <w:tblGrid>
-        <w:gridCol w:w="1445"/>
-        <w:gridCol w:w="1896"/>
-        <w:gridCol w:w="1896"/>
-        <w:gridCol w:w="1896"/>
-        <w:gridCol w:w="1896"/>
-      </w:tblGrid>
-      <w:tr>
-        <w:trPr>
-          <w:tblHeader w:val="on"/>
-          <w:cantSplit/>
-        </w:trPr>
-        <w:tc>
-          <w:tcPr>
-            <w:tcW w:type="dxa" w:w="1445"/>
-            <w:vMerge w:val="restart"/>
-            <w:vAlign w:val="center"/>
-            <w:noWrap/>
-            <w:tcMar>
-              <w:top w:w="30" w:type="dxa"/>
-              <w:bottom w:w="30" w:type="dxa"/>
-              <w:left w:w="45" w:type="dxa"/>
-              <w:right w:w="45" w:type="dxa"/>
-            </w:tcMar>
-            <w:tcBorders>
-              <w:right w:val="single" w:sz="4" w:color="000000"/>
-            </w:tcBorders>
-          </w:tcPr>
-          <w:p>
-            <w:pPr>
-              <w:pStyle w:val="Compact"/>
-              <w:keepNext w:val="0"/>
-              <w:keepLines w:val="0"/>
-              <w:pageBreakBefore w:val="0"/>
-              <w:spacing w:line="240" w:lineRule="auto" w:before="0" w:after="0"/>
-              <w:ind w:firstLine="0"/>
-              <w:jc w:val="left"/>
-            </w:pPr>
-            <w:r>
-              <w:rPr>
-                <w:rFonts w:hint="eastAsia" w:ascii="Times New Roman" w:hAnsi="Times New Roman"/>
-                <w:b w:val="0"/>
-                <w:sz w:val="20"/>
-              </w:rPr>
-              <w:t xml:space="preserve">受体</w:t>
-            </w:r>
-          </w:p>
-        </w:tc>
-        <w:tc>
-          <w:tcPr>
-            <w:tcW w:type="dxa" w:w="3792"/>
-            <w:gridSpan w:val="2"/>
-            <w:vAlign w:val="center"/>
-            <w:noWrap/>
-            <w:tcMar>
-              <w:top w:w="30" w:type="dxa"/>
-              <w:bottom w:w="30" w:type="dxa"/>
-              <w:left w:w="45" w:type="dxa"/>
-              <w:right w:w="45" w:type="dxa"/>
-            </w:tcMar>
-            <w:tcBorders>
-              <w:right w:val="single" w:sz="4" w:color="000000"/>
-            </w:tcBorders>
-          </w:tcPr>
-          <w:p>
-            <w:pPr>
-              <w:pStyle w:val="Compact"/>
-              <w:keepNext w:val="0"/>
-              <w:keepLines w:val="0"/>
-              <w:pageBreakBefore w:val="0"/>
-              <w:spacing w:line="240" w:lineRule="auto" w:before="0" w:after="0"/>
-              <w:ind w:firstLine="0"/>
-              <w:jc w:val="center"/>
-            </w:pPr>
-            <w:r>
-              <w:rPr>
-                <w:rFonts w:ascii="Times New Roman" w:hAnsi="Times New Roman"/>
-                <w:b w:val="0"/>
-                <w:sz w:val="20"/>
-              </w:rPr>
-              <w:t xml:space="preserve">100%</w:t>
-            </w:r>
-          </w:p>
-        </w:tc>
-        <w:tc>
-          <w:tcPr>
-            <w:tcW w:type="dxa" w:w="3792"/>
-            <w:gridSpan w:val="2"/>
-            <w:vAlign w:val="center"/>
-            <w:noWrap/>
-            <w:tcMar>
-              <w:top w:w="30" w:type="dxa"/>
-              <w:bottom w:w="30" w:type="dxa"/>
-              <w:left w:w="45" w:type="dxa"/>
-              <w:right w:w="45" w:type="dxa"/>
-            </w:tcMar>
-          </w:tcPr>
-          <w:p>
-            <w:pPr>
-              <w:pStyle w:val="Compact"/>
-              <w:keepNext w:val="0"/>
-              <w:keepLines w:val="0"/>
-              <w:pageBreakBefore w:val="0"/>
-              <w:spacing w:line="240" w:lineRule="auto" w:before="0" w:after="0"/>
-              <w:ind w:firstLine="0"/>
-              <w:jc w:val="center"/>
-            </w:pPr>
-            <w:r>
-              <w:rPr>
-                <w:rFonts w:ascii="Times New Roman" w:hAnsi="Times New Roman"/>
-                <w:b w:val="0"/>
-                <w:sz w:val="20"/>
-              </w:rPr>
-              <w:t xml:space="preserve">300%</w:t>
-            </w:r>
-          </w:p>
-        </w:tc>
-      </w:tr>
-      <w:tr>
-        <w:trPr>
-          <w:tblHeader w:val="on"/>
-          <w:cantSplit/>
-        </w:trPr>
-        <w:tc>
-          <w:tcPr>
-            <w:tcW w:type="dxa" w:w="1445"/>
-            <w:gridSpan w:val="1"/>
-            <w:vMerge w:val="continue"/>
-            <w:vAlign w:val="center"/>
-            <w:noWrap/>
-            <w:tcMar>
-              <w:top w:w="30" w:type="dxa"/>
-              <w:bottom w:w="30" w:type="dxa"/>
-              <w:left w:w="45" w:type="dxa"/>
-              <w:right w:w="45" w:type="dxa"/>
-            </w:tcMar>
-            <w:tcBorders>
-              <w:bottom w:val="single" w:sz="4" w:color="000000"/>
-              <w:right w:val="single" w:sz="4" w:color="000000"/>
-            </w:tcBorders>
-          </w:tcPr>
-          <w:p>
-            <w:pPr>
-              <w:keepNext w:val="0"/>
-              <w:keepLines w:val="0"/>
-              <w:pageBreakBefore w:val="0"/>
-              <w:spacing w:line="240" w:lineRule="auto" w:before="0" w:after="0"/>
-              <w:ind w:firstLine="0"/>
-              <w:jc w:val="left"/>
-            </w:pPr>
-          </w:p>
-        </w:tc>
-        <w:tc>
-          <w:tcPr>
-            <w:tcW w:type="dxa" w:w="1896"/>
-            <w:vAlign w:val="center"/>
-            <w:noWrap/>
-            <w:tcMar>
-              <w:top w:w="30" w:type="dxa"/>
-              <w:bottom w:w="30" w:type="dxa"/>
-              <w:left w:w="45" w:type="dxa"/>
-              <w:right w:w="45" w:type="dxa"/>
-            </w:tcMar>
-            <w:tcBorders>
-              <w:bottom w:val="single" w:sz="4" w:color="000000"/>
-            </w:tcBorders>
-          </w:tcPr>
-          <w:p>
-            <w:pPr>
-              <w:pStyle w:val="Compact"/>
-              <w:keepNext w:val="0"/>
-              <w:keepLines w:val="0"/>
-              <w:pageBreakBefore w:val="0"/>
-              <w:spacing w:line="240" w:lineRule="auto" w:before="0" w:after="0"/>
-              <w:ind w:firstLine="0"/>
-              <w:jc w:val="center"/>
-            </w:pPr>
-            <w:r>
-              <w:rPr>
-                <w:rFonts w:hint="eastAsia" w:ascii="Times New Roman" w:hAnsi="Times New Roman"/>
-                <w:b w:val="0"/>
-                <w:sz w:val="20"/>
-              </w:rPr>
-              <w:t xml:space="preserve">均值</w:t>
-            </w:r>
-          </w:p>
-        </w:tc>
-        <w:tc>
-          <w:tcPr>
-            <w:tcW w:type="dxa" w:w="1896"/>
-            <w:vAlign w:val="center"/>
-            <w:noWrap/>
-            <w:tcMar>
-              <w:top w:w="30" w:type="dxa"/>
-              <w:bottom w:w="30" w:type="dxa"/>
-              <w:left w:w="45" w:type="dxa"/>
-              <w:right w:w="45" w:type="dxa"/>
-            </w:tcMar>
-            <w:tcBorders>
-              <w:bottom w:val="single" w:sz="4" w:color="000000"/>
-              <w:right w:val="single" w:sz="4" w:color="000000"/>
-            </w:tcBorders>
-          </w:tcPr>
-          <w:p>
-            <w:pPr>
-              <w:pStyle w:val="Compact"/>
-              <w:keepNext w:val="0"/>
-              <w:keepLines w:val="0"/>
-              <w:pageBreakBefore w:val="0"/>
-              <w:spacing w:line="240" w:lineRule="auto" w:before="0" w:after="0"/>
-              <w:ind w:firstLine="0"/>
-              <w:jc w:val="center"/>
-            </w:pPr>
-            <w:r>
-              <w:rPr>
-                <w:rFonts w:hint="eastAsia" w:ascii="Times New Roman" w:hAnsi="Times New Roman"/>
-                <w:b w:val="0"/>
-                <w:sz w:val="20"/>
-              </w:rPr>
-              <w:t xml:space="preserve">中位数</w:t>
-            </w:r>
-          </w:p>
-        </w:tc>
-        <w:tc>
-          <w:tcPr>
-            <w:tcW w:type="dxa" w:w="1896"/>
-            <w:vAlign w:val="center"/>
-            <w:noWrap/>
-            <w:tcMar>
-              <w:top w:w="30" w:type="dxa"/>
-              <w:bottom w:w="30" w:type="dxa"/>
-              <w:left w:w="45" w:type="dxa"/>
-              <w:right w:w="45" w:type="dxa"/>
-            </w:tcMar>
-            <w:tcBorders>
-              <w:bottom w:val="single" w:sz="4" w:color="000000"/>
-            </w:tcBorders>
-          </w:tcPr>
-          <w:p>
-            <w:pPr>
-              <w:pStyle w:val="Compact"/>
-              <w:keepNext w:val="0"/>
-              <w:keepLines w:val="0"/>
-              <w:pageBreakBefore w:val="0"/>
-              <w:spacing w:line="240" w:lineRule="auto" w:before="0" w:after="0"/>
-              <w:ind w:firstLine="0"/>
-              <w:jc w:val="center"/>
-            </w:pPr>
-            <w:r>
-              <w:rPr>
-                <w:rFonts w:hint="eastAsia" w:ascii="Times New Roman" w:hAnsi="Times New Roman"/>
-                <w:b w:val="0"/>
-                <w:sz w:val="20"/>
-              </w:rPr>
-              <w:t xml:space="preserve">均值</w:t>
-            </w:r>
-          </w:p>
-        </w:tc>
-        <w:tc>
-          <w:tcPr>
-            <w:tcW w:type="dxa" w:w="1896"/>
-            <w:vAlign w:val="center"/>
-            <w:noWrap/>
-            <w:tcMar>
-              <w:top w:w="30" w:type="dxa"/>
-              <w:bottom w:w="30" w:type="dxa"/>
-              <w:left w:w="45" w:type="dxa"/>
-              <w:right w:w="45" w:type="dxa"/>
-            </w:tcMar>
-            <w:tcBorders>
-              <w:bottom w:val="single" w:sz="4" w:color="000000"/>
-            </w:tcBorders>
-          </w:tcPr>
-          <w:p>
-            <w:pPr>
-              <w:pStyle w:val="Compact"/>
-              <w:keepNext w:val="0"/>
-              <w:keepLines w:val="0"/>
-              <w:pageBreakBefore w:val="0"/>
-              <w:spacing w:line="240" w:lineRule="auto" w:before="0" w:after="0"/>
-              <w:ind w:firstLine="0"/>
-              <w:jc w:val="center"/>
-            </w:pPr>
-            <w:r>
-              <w:rPr>
-                <w:rFonts w:hint="eastAsia" w:ascii="Times New Roman" w:hAnsi="Times New Roman"/>
-                <w:b w:val="0"/>
-                <w:sz w:val="20"/>
-              </w:rPr>
-              <w:t xml:space="preserve">中位数</w:t>
-            </w:r>
-          </w:p>
-        </w:tc>
-      </w:tr>
-      <w:tr>
-        <w:trPr>
-          <w:cantSplit/>
-        </w:trPr>
-        <w:tc>
-          <w:tcPr>
-            <w:tcW w:type="dxa" w:w="1445"/>
-            <w:vAlign w:val="center"/>
-            <w:noWrap/>
-            <w:tcMar>
-              <w:top w:w="30" w:type="dxa"/>
-              <w:bottom w:w="30" w:type="dxa"/>
-              <w:left w:w="45" w:type="dxa"/>
-              <w:right w:w="45" w:type="dxa"/>
-            </w:tcMar>
-            <w:tcBorders>
-              <w:right w:val="single" w:sz="4" w:color="000000"/>
-            </w:tcBorders>
-          </w:tcPr>
-          <w:p>
-            <w:pPr>
-              <w:pStyle w:val="Compact"/>
-              <w:keepNext w:val="0"/>
-              <w:keepLines w:val="0"/>
-              <w:pageBreakBefore w:val="0"/>
-              <w:spacing w:line="240" w:lineRule="auto" w:before="0" w:after="0"/>
-              <w:ind w:firstLine="0"/>
-              <w:jc w:val="left"/>
-            </w:pPr>
-            <w:r>
-              <w:rPr>
-                <w:rFonts w:ascii="Times New Roman" w:hAnsi="Times New Roman"/>
-                <w:sz w:val="20"/>
-              </w:rPr>
-              <w:t xml:space="preserve">GT</w:t>
-            </w:r>
-          </w:p>
-        </w:tc>
-        <w:tc>
-          <w:tcPr>
-            <w:tcW w:type="dxa" w:w="1896"/>
-            <w:vAlign w:val="center"/>
-            <w:noWrap/>
-            <w:tcMar>
-              <w:top w:w="30" w:type="dxa"/>
-              <w:bottom w:w="30" w:type="dxa"/>
-              <w:left w:w="45" w:type="dxa"/>
-              <w:right w:w="45" w:type="dxa"/>
-            </w:tcMar>
-          </w:tcPr>
-          <w:p>
-            <w:pPr>
-              <w:pStyle w:val="Compact"/>
-              <w:keepNext w:val="0"/>
-              <w:keepLines w:val="0"/>
-              <w:pageBreakBefore w:val="0"/>
-              <w:spacing w:line="240" w:lineRule="auto" w:before="0" w:after="0"/>
-              <w:ind w:firstLine="0"/>
-              <w:jc w:val="center"/>
-            </w:pPr>
-            <w:r>
-              <w:rPr>
-                <w:rFonts w:ascii="Times New Roman" w:hAnsi="Times New Roman"/>
-                <w:sz w:val="20"/>
-              </w:rPr>
-              <w:t xml:space="preserve">62.1</w:t>
-            </w:r>
-          </w:p>
-        </w:tc>
-        <w:tc>
-          <w:tcPr>
-            <w:tcW w:type="dxa" w:w="1896"/>
-            <w:vAlign w:val="center"/>
-            <w:noWrap/>
-            <w:tcMar>
-              <w:top w:w="30" w:type="dxa"/>
-              <w:bottom w:w="30" w:type="dxa"/>
-              <w:left w:w="45" w:type="dxa"/>
-              <w:right w:w="45" w:type="dxa"/>
-            </w:tcMar>
-            <w:tcBorders>
-              <w:right w:val="single" w:sz="4" w:color="000000"/>
-            </w:tcBorders>
-          </w:tcPr>
-          <w:p>
-            <w:pPr>
-              <w:pStyle w:val="Compact"/>
-              <w:keepNext w:val="0"/>
-              <w:keepLines w:val="0"/>
-              <w:pageBreakBefore w:val="0"/>
-              <w:spacing w:line="240" w:lineRule="auto" w:before="0" w:after="0"/>
-              <w:ind w:firstLine="0"/>
-              <w:jc w:val="center"/>
-            </w:pPr>
-            <w:r>
-              <w:rPr>
-                <w:rFonts w:ascii="Times New Roman" w:hAnsi="Times New Roman"/>
-                <w:sz w:val="20"/>
-              </w:rPr>
-              <w:t xml:space="preserve">66.7</w:t>
-            </w:r>
-          </w:p>
-        </w:tc>
-        <w:tc>
-          <w:tcPr>
-            <w:tcW w:type="dxa" w:w="1896"/>
-            <w:vAlign w:val="center"/>
-            <w:noWrap/>
-            <w:tcMar>
-              <w:top w:w="30" w:type="dxa"/>
-              <w:bottom w:w="30" w:type="dxa"/>
-              <w:left w:w="45" w:type="dxa"/>
-              <w:right w:w="45" w:type="dxa"/>
-            </w:tcMar>
-          </w:tcPr>
-          <w:p>
-            <w:pPr>
-              <w:pStyle w:val="Compact"/>
-              <w:keepNext w:val="0"/>
-              <w:keepLines w:val="0"/>
-              <w:pageBreakBefore w:val="0"/>
-              <w:spacing w:line="240" w:lineRule="auto" w:before="0" w:after="0"/>
-              <w:ind w:firstLine="0"/>
-              <w:jc w:val="center"/>
-            </w:pPr>
-            <w:r>
-              <w:rPr>
-                <w:rFonts w:ascii="Times New Roman" w:hAnsi="Times New Roman"/>
-                <w:sz w:val="20"/>
-              </w:rPr>
-              <w:t xml:space="preserve">67.5</w:t>
-            </w:r>
-          </w:p>
-        </w:tc>
-        <w:tc>
-          <w:tcPr>
-            <w:tcW w:type="dxa" w:w="1896"/>
-            <w:vAlign w:val="center"/>
-            <w:noWrap/>
-            <w:tcMar>
-              <w:top w:w="30" w:type="dxa"/>
-              <w:bottom w:w="30" w:type="dxa"/>
-              <w:left w:w="45" w:type="dxa"/>
-              <w:right w:w="45" w:type="dxa"/>
-            </w:tcMar>
-          </w:tcPr>
-          <w:p>
-            <w:pPr>
-              <w:pStyle w:val="Compact"/>
-              <w:keepNext w:val="0"/>
-              <w:keepLines w:val="0"/>
-              <w:pageBreakBefore w:val="0"/>
-              <w:spacing w:line="240" w:lineRule="auto" w:before="0" w:after="0"/>
-              <w:ind w:firstLine="0"/>
-              <w:jc w:val="center"/>
-            </w:pPr>
-            <w:r>
-              <w:rPr>
-                <w:rFonts w:ascii="Times New Roman" w:hAnsi="Times New Roman"/>
-                <w:sz w:val="20"/>
-              </w:rPr>
-              <w:t xml:space="preserve">71.4</w:t>
-            </w:r>
-          </w:p>
-        </w:tc>
-      </w:tr>
-      <w:tr>
-        <w:trPr>
-          <w:cantSplit/>
-        </w:trPr>
-        <w:tc>
-          <w:tcPr>
-            <w:tcW w:type="dxa" w:w="1445"/>
-            <w:vAlign w:val="center"/>
-            <w:noWrap/>
-            <w:tcMar>
-              <w:top w:w="30" w:type="dxa"/>
-              <w:bottom w:w="30" w:type="dxa"/>
-              <w:left w:w="45" w:type="dxa"/>
-              <w:right w:w="45" w:type="dxa"/>
-            </w:tcMar>
-            <w:tcBorders>
-              <w:right w:val="single" w:sz="4" w:color="000000"/>
-            </w:tcBorders>
-          </w:tcPr>
-          <w:p>
-            <w:pPr>
-              <w:pStyle w:val="Compact"/>
-              <w:keepNext w:val="0"/>
-              <w:keepLines w:val="0"/>
-              <w:pageBreakBefore w:val="0"/>
-              <w:spacing w:line="240" w:lineRule="auto" w:before="0" w:after="0"/>
-              <w:ind w:firstLine="0"/>
-              <w:jc w:val="left"/>
-            </w:pPr>
-            <w:r>
-              <w:rPr>
-                <w:rFonts w:ascii="Times New Roman" w:hAnsi="Times New Roman"/>
-                <w:sz w:val="20"/>
-              </w:rPr>
-              <w:t xml:space="preserve">CA2</w:t>
-            </w:r>
-          </w:p>
-        </w:tc>
-        <w:tc>
-          <w:tcPr>
-            <w:tcW w:type="dxa" w:w="1896"/>
-            <w:vAlign w:val="center"/>
-            <w:noWrap/>
-            <w:tcMar>
-              <w:top w:w="30" w:type="dxa"/>
-              <w:bottom w:w="30" w:type="dxa"/>
-              <w:left w:w="45" w:type="dxa"/>
-              <w:right w:w="45" w:type="dxa"/>
-            </w:tcMar>
-          </w:tcPr>
-          <w:p>
-            <w:pPr>
-              <w:pStyle w:val="Compact"/>
-              <w:keepNext w:val="0"/>
-              <w:keepLines w:val="0"/>
-              <w:pageBreakBefore w:val="0"/>
-              <w:spacing w:line="240" w:lineRule="auto" w:before="0" w:after="0"/>
-              <w:ind w:firstLine="0"/>
-              <w:jc w:val="center"/>
-            </w:pPr>
-            <w:r>
-              <w:rPr>
-                <w:rFonts w:ascii="Times New Roman" w:hAnsi="Times New Roman"/>
-                <w:sz w:val="20"/>
-              </w:rPr>
-              <w:t xml:space="preserve">51.1</w:t>
-            </w:r>
-          </w:p>
-        </w:tc>
-        <w:tc>
-          <w:tcPr>
-            <w:tcW w:type="dxa" w:w="1896"/>
-            <w:vAlign w:val="center"/>
-            <w:noWrap/>
-            <w:tcMar>
-              <w:top w:w="30" w:type="dxa"/>
-              <w:bottom w:w="30" w:type="dxa"/>
-              <w:left w:w="45" w:type="dxa"/>
-              <w:right w:w="45" w:type="dxa"/>
-            </w:tcMar>
-            <w:tcBorders>
-              <w:right w:val="single" w:sz="4" w:color="000000"/>
-            </w:tcBorders>
-          </w:tcPr>
-          <w:p>
-            <w:pPr>
-              <w:pStyle w:val="Compact"/>
-              <w:keepNext w:val="0"/>
-              <w:keepLines w:val="0"/>
-              <w:pageBreakBefore w:val="0"/>
-              <w:spacing w:line="240" w:lineRule="auto" w:before="0" w:after="0"/>
-              <w:ind w:firstLine="0"/>
-              <w:jc w:val="center"/>
-            </w:pPr>
-            <w:r>
-              <w:rPr>
-                <w:rFonts w:ascii="Times New Roman" w:hAnsi="Times New Roman"/>
-                <w:sz w:val="20"/>
-              </w:rPr>
-              <w:t xml:space="preserve">50.0</w:t>
-            </w:r>
-          </w:p>
-        </w:tc>
-        <w:tc>
-          <w:tcPr>
-            <w:tcW w:type="dxa" w:w="1896"/>
-            <w:vAlign w:val="center"/>
-            <w:noWrap/>
-            <w:tcMar>
-              <w:top w:w="30" w:type="dxa"/>
-              <w:bottom w:w="30" w:type="dxa"/>
-              <w:left w:w="45" w:type="dxa"/>
-              <w:right w:w="45" w:type="dxa"/>
-            </w:tcMar>
-          </w:tcPr>
-          <w:p>
-            <w:pPr>
-              <w:pStyle w:val="Compact"/>
-              <w:keepNext w:val="0"/>
-              <w:keepLines w:val="0"/>
-              <w:pageBreakBefore w:val="0"/>
-              <w:spacing w:line="240" w:lineRule="auto" w:before="0" w:after="0"/>
-              <w:ind w:firstLine="0"/>
-              <w:jc w:val="center"/>
-            </w:pPr>
-            <w:r>
-              <w:rPr>
-                <w:rFonts w:ascii="Times New Roman" w:hAnsi="Times New Roman"/>
-                <w:sz w:val="20"/>
-              </w:rPr>
-              <w:t xml:space="preserve">58.8</w:t>
-            </w:r>
-          </w:p>
-        </w:tc>
-        <w:tc>
-          <w:tcPr>
-            <w:tcW w:type="dxa" w:w="1896"/>
-            <w:vAlign w:val="center"/>
-            <w:noWrap/>
-            <w:tcMar>
-              <w:top w:w="30" w:type="dxa"/>
-              <w:bottom w:w="30" w:type="dxa"/>
-              <w:left w:w="45" w:type="dxa"/>
-              <w:right w:w="45" w:type="dxa"/>
-            </w:tcMar>
-          </w:tcPr>
-          <w:p>
-            <w:pPr>
-              <w:pStyle w:val="Compact"/>
-              <w:keepNext w:val="0"/>
-              <w:keepLines w:val="0"/>
-              <w:pageBreakBefore w:val="0"/>
-              <w:spacing w:line="240" w:lineRule="auto" w:before="0" w:after="0"/>
-              <w:ind w:firstLine="0"/>
-              <w:jc w:val="center"/>
-            </w:pPr>
-            <w:r>
-              <w:rPr>
-                <w:rFonts w:ascii="Times New Roman" w:hAnsi="Times New Roman"/>
-                <w:sz w:val="20"/>
-              </w:rPr>
-              <w:t xml:space="preserve">60.2</w:t>
-            </w:r>
-          </w:p>
-        </w:tc>
-      </w:tr>
-    </w:tbl>
-    <w:p>
-      <w:pPr>
-        <w:pStyle w:val="MDTableNote"/>
-        <w:spacing w:line="240" w:lineRule="auto" w:before="80" w:after="120"/>
-        <w:keepNext w:val="0"/>
-        <w:keepLines/>
-        <w:pageBreakBefore w:val="0"/>
-        <w:ind w:firstLine="0"/>
-      </w:pPr>
-      <w:r>
-        <w:rPr>
-          <w:rFonts w:hint="eastAsia" w:ascii="Times New Roman" w:hAnsi="Times New Roman"/>
-          <w:sz w:val="18"/>
-        </w:rPr>
-        <w:t xml:space="preserve">均值为</w:t>
-      </w:r>
-      <w:r>
-        <w:rPr>
-          <w:rFonts w:ascii="Times New Roman" w:hAnsi="Times New Roman"/>
-          <w:sz w:val="18"/>
-        </w:rPr>
-        <w:t xml:space="preserve"> PDB </w:t>
-      </w:r>
-      <w:r>
-        <w:rPr>
-          <w:rFonts w:hint="eastAsia" w:ascii="Times New Roman" w:hAnsi="Times New Roman"/>
-          <w:sz w:val="18"/>
-        </w:rPr>
-        <w:t xml:space="preserve">等权宏平均，中位数在同一组</w:t>
-      </w:r>
-      <w:r>
-        <w:rPr>
-          <w:rFonts w:ascii="Times New Roman" w:hAnsi="Times New Roman"/>
-          <w:sz w:val="18"/>
-        </w:rPr>
-        <w:t xml:space="preserve"> 179 </w:t>
-      </w:r>
-      <w:r>
-        <w:rPr>
-          <w:rFonts w:hint="eastAsia" w:ascii="Times New Roman" w:hAnsi="Times New Roman"/>
-          <w:sz w:val="18"/>
-        </w:rPr>
-        <w:t xml:space="preserve">个</w:t>
-      </w:r>
-      <w:r>
-        <w:rPr>
-          <w:rFonts w:ascii="Times New Roman" w:hAnsi="Times New Roman"/>
-          <w:sz w:val="18"/>
-        </w:rPr>
-        <w:t xml:space="preserve"> PDB </w:t>
-      </w:r>
-      <w:r>
-        <w:rPr>
-          <w:rFonts w:hint="eastAsia" w:ascii="Times New Roman" w:hAnsi="Times New Roman"/>
-          <w:sz w:val="18"/>
-        </w:rPr>
-        <w:t xml:space="preserve">上计算。</w:t>
-      </w:r>
-    </w:p>
-    <w:bookmarkEnd w:id="22"/>
-    <w:bookmarkStart w:id="26" w:name="单残基无缺失原子的有机小分子建模"/>
-    <w:p>
-      <w:pPr>
-        <w:pStyle w:val="Heading3"/>
-        <w:keepNext/>
-        <w:spacing w:line="480" w:lineRule="auto"/>
-        <w:ind w:firstLine="0"/>
-      </w:pPr>
-      <w:r>
-        <w:rPr>
-          <w:rFonts w:hint="eastAsia" w:ascii="Times New Roman" w:hAnsi="Times New Roman"/>
-          <w:sz w:val="24"/>
-        </w:rPr>
-        <w:t xml:space="preserve">单残基无缺失原子的有机小分子建模</w:t>
-      </w:r>
-    </w:p>
-    <w:p>
-      <w:pPr>
-        <w:pStyle w:val="FirstParagraph"/>
-        <w:spacing w:line="480" w:lineRule="auto" w:after="120"/>
-        <w:ind w:firstLine="480"/>
-      </w:pPr>
-      <w:r>
-        <w:rPr>
-          <w:rFonts w:hint="eastAsia" w:ascii="Times New Roman" w:hAnsi="Times New Roman"/>
-          <w:sz w:val="24"/>
-        </w:rPr>
-        <w:t xml:space="preserve">小分子实例完成要求</w:t>
-      </w:r>
-      <w:r>
-        <w:rPr>
-          <w:rFonts w:ascii="Times New Roman" w:hAnsi="Times New Roman"/>
-          <w:sz w:val="24"/>
-        </w:rPr>
-        <w:t xml:space="preserve"> Find </w:t>
-      </w:r>
-      <w:r>
-        <w:rPr>
-          <w:rFonts w:hint="eastAsia" w:ascii="Times New Roman" w:hAnsi="Times New Roman"/>
-          <w:sz w:val="24"/>
-        </w:rPr>
-        <w:t xml:space="preserve">区域命中、Match</w:t>
-      </w:r>
-      <w:r>
-        <w:rPr>
-          <w:rFonts w:ascii="Times New Roman" w:hAnsi="Times New Roman"/>
-          <w:sz w:val="24"/>
-        </w:rPr>
-        <w:t xml:space="preserve"> </w:t>
-      </w:r>
-      <w:r>
-        <w:rPr>
-          <w:rFonts w:hint="eastAsia" w:ascii="Times New Roman" w:hAnsi="Times New Roman"/>
-          <w:sz w:val="24"/>
-        </w:rPr>
-        <w:t xml:space="preserve">身份正确，并由</w:t>
+        <w:t xml:space="preserve">使用</w:t>
       </w:r>
       <w:r>
         <w:rPr>
@@ -9036,7 +7413,47 @@
           <w:rFonts w:hint="eastAsia" w:ascii="Times New Roman" w:hAnsi="Times New Roman"/>
           <w:sz w:val="24"/>
         </w:rPr>
-        <w:t xml:space="preserve">生成</w:t>
+        <w:t xml:space="preserve">进行端到端构象重建时，成功率随计费尝试次数</w:t>
+      </w:r>
+      <w:r>
+        <w:rPr>
+          <w:rFonts w:ascii="Times New Roman" w:hAnsi="Times New Roman"/>
+          <w:sz w:val="24"/>
+        </w:rPr>
+        <w:t xml:space="preserve"> </w:t>
+      </w:r>
+      <m:oMath>
+        <m:r>
+          <m:t>K</m:t>
+        </m:r>
+      </m:oMath>
+      <w:r>
+        <w:rPr>
+          <w:rFonts w:ascii="Times New Roman" w:hAnsi="Times New Roman"/>
+          <w:sz w:val="24"/>
+        </w:rPr>
+        <w:t xml:space="preserve"> </w:t>
+      </w:r>
+      <w:r>
+        <w:rPr>
+          <w:rFonts w:hint="eastAsia" w:ascii="Times New Roman" w:hAnsi="Times New Roman"/>
+          <w:sz w:val="24"/>
+        </w:rPr>
+        <w:t xml:space="preserve">的变化，分别展示真实受体（GT，b）和</w:t>
+      </w:r>
+      <w:r>
+        <w:rPr>
+          <w:rFonts w:ascii="Times New Roman" w:hAnsi="Times New Roman"/>
+          <w:sz w:val="24"/>
+        </w:rPr>
+        <w:t xml:space="preserve"> CryoAtom2 </w:t>
+      </w:r>
+      <w:r>
+        <w:rPr>
+          <w:rFonts w:hint="eastAsia" w:ascii="Times New Roman" w:hAnsi="Times New Roman"/>
+          <w:sz w:val="24"/>
+        </w:rPr>
+        <w:t xml:space="preserve">重建受体（CA2，c）条件。成功要求</w:t>
       </w:r>
       <w:r>
         <w:rPr>
@@ -9050,49 +7467,7 @@
           <w:rFonts w:hint="eastAsia" w:ascii="Times New Roman" w:hAnsi="Times New Roman"/>
           <w:sz w:val="24"/>
         </w:rPr>
-        <w:t xml:space="preserve">小于某个阈值的构象。我们展示了在8种测试条件下的结果，即：使用GT条件或是CA2受体，使用</w:t>
-      </w:r>
-      <w:r>
-        <w:rPr>
-          <w:rFonts w:ascii="Times New Roman" w:hAnsi="Times New Roman"/>
-          <w:sz w:val="24"/>
-        </w:rPr>
-        <w:t xml:space="preserve"> top-1 pose </w:t>
-      </w:r>
-      <w:r>
-        <w:rPr>
-          <w:rFonts w:hint="eastAsia" w:ascii="Times New Roman" w:hAnsi="Times New Roman"/>
-          <w:sz w:val="24"/>
-        </w:rPr>
-        <w:t xml:space="preserve">还是</w:t>
-      </w:r>
-      <w:r>
-        <w:rPr>
-          <w:rFonts w:ascii="Times New Roman" w:hAnsi="Times New Roman"/>
-          <w:sz w:val="24"/>
-        </w:rPr>
-        <w:t xml:space="preserve"> best </w:t>
-      </w:r>
-      <w:r>
-        <w:rPr>
-          <w:rFonts w:hint="eastAsia" w:ascii="Times New Roman" w:hAnsi="Times New Roman"/>
-          <w:sz w:val="24"/>
-        </w:rPr>
-        <w:t xml:space="preserve">pose，最终小分子重原子的</w:t>
-      </w:r>
-      <w:r>
-        <w:rPr>
-          <w:rFonts w:ascii="Times New Roman" w:hAnsi="Times New Roman"/>
-          <w:sz w:val="24"/>
-        </w:rPr>
-        <w:t xml:space="preserve"> RMSD </w:t>
-      </w:r>
-      <w:r>
-        <w:rPr>
-          <w:rFonts w:hint="eastAsia" w:ascii="Times New Roman" w:hAnsi="Times New Roman"/>
-          <w:sz w:val="24"/>
-        </w:rPr>
-        <w:t xml:space="preserve">质量要求为小于</w:t>
+        <w:t xml:space="preserve">低于</w:t>
       </w:r>
       <w:r>
         <w:rPr>
@@ -9106,14 +7481,49 @@
           <w:rFonts w:hint="eastAsia" w:ascii="Times New Roman" w:hAnsi="Times New Roman"/>
           <w:sz w:val="24"/>
         </w:rPr>
-        <w:t xml:space="preserve">还是</w:t>
-      </w:r>
-      <w:r>
-        <w:rPr>
-          <w:rFonts w:ascii="Times New Roman" w:hAnsi="Times New Roman"/>
-          <w:sz w:val="24"/>
-        </w:rPr>
-        <w:t xml:space="preserve"> 3 Å。</w:t>
+        <w:t xml:space="preserve">或</w:t>
+      </w:r>
+      <w:r>
+        <w:rPr>
+          <w:rFonts w:ascii="Times New Roman" w:hAnsi="Times New Roman"/>
+          <w:sz w:val="24"/>
+        </w:rPr>
+        <w:t xml:space="preserve"> 3 </w:t>
+      </w:r>
+      <w:r>
+        <w:rPr>
+          <w:rFonts w:hint="eastAsia" w:ascii="Times New Roman" w:hAnsi="Times New Roman"/>
+          <w:sz w:val="24"/>
+        </w:rPr>
+        <w:t xml:space="preserve">Å。实线表示按模型评分选出的</w:t>
+      </w:r>
+      <w:r>
+        <w:rPr>
+          <w:rFonts w:ascii="Times New Roman" w:hAnsi="Times New Roman"/>
+          <w:sz w:val="24"/>
+        </w:rPr>
+        <w:t xml:space="preserve"> top-1 </w:t>
+      </w:r>
+      <w:r>
+        <w:rPr>
+          <w:rFonts w:hint="eastAsia" w:ascii="Times New Roman" w:hAnsi="Times New Roman"/>
+          <w:sz w:val="24"/>
+        </w:rPr>
+        <w:t xml:space="preserve">构象，虚线表示</w:t>
+      </w:r>
+      <w:r>
+        <w:rPr>
+          <w:rFonts w:ascii="Times New Roman" w:hAnsi="Times New Roman"/>
+          <w:sz w:val="24"/>
+        </w:rPr>
+        <w:t xml:space="preserve"> best-of-50 </w:t>
+      </w:r>
+      <w:r>
+        <w:rPr>
+          <w:rFonts w:hint="eastAsia" w:ascii="Times New Roman" w:hAnsi="Times New Roman"/>
+          <w:sz w:val="24"/>
+        </w:rPr>
+        <w:t xml:space="preserve">构象。</w:t>
       </w:r>
     </w:p>
     <w:p>
@@ -9127,2633 +7537,856 @@
           <w:rFonts w:hint="eastAsia" w:ascii="Times New Roman" w:hAnsi="Times New Roman"/>
           <w:sz w:val="24"/>
         </w:rPr>
-        <w:t xml:space="preserve">在</w:t>
-      </w:r>
-      <w:r>
-        <w:rPr>
-          <w:rFonts w:ascii="Times New Roman" w:hAnsi="Times New Roman"/>
-          <w:sz w:val="24"/>
-        </w:rPr>
-        <w:t xml:space="preserve"> RMSD &lt;3 Å </w:t>
-      </w:r>
-      <w:r>
-        <w:rPr>
-          <w:rFonts w:hint="eastAsia" w:ascii="Times New Roman" w:hAnsi="Times New Roman"/>
-          <w:sz w:val="24"/>
-        </w:rPr>
-        <w:t xml:space="preserve">的首选构象判定下，GT</w:t>
-      </w:r>
-      <w:r>
-        <w:rPr>
-          <w:rFonts w:ascii="Times New Roman" w:hAnsi="Times New Roman"/>
-          <w:sz w:val="24"/>
-        </w:rPr>
-        <w:t xml:space="preserve"> </w:t>
-      </w:r>
-      <w:r>
-        <w:rPr>
-          <w:rFonts w:hint="eastAsia" w:ascii="Times New Roman" w:hAnsi="Times New Roman"/>
-          <w:sz w:val="24"/>
-        </w:rPr>
-        <w:t xml:space="preserve">的平均完成度在</w:t>
-      </w:r>
-      <w:r>
-        <w:rPr>
-          <w:rFonts w:ascii="Times New Roman" w:hAnsi="Times New Roman"/>
-          <w:sz w:val="24"/>
-        </w:rPr>
-        <w:t xml:space="preserve"> 100% </w:t>
-      </w:r>
-      <w:r>
-        <w:rPr>
-          <w:rFonts w:hint="eastAsia" w:ascii="Times New Roman" w:hAnsi="Times New Roman"/>
-          <w:sz w:val="24"/>
-        </w:rPr>
-        <w:t xml:space="preserve">和</w:t>
-      </w:r>
-      <w:r>
-        <w:rPr>
-          <w:rFonts w:ascii="Times New Roman" w:hAnsi="Times New Roman"/>
-          <w:sz w:val="24"/>
-        </w:rPr>
-        <w:t xml:space="preserve"> 300% </w:t>
-      </w:r>
-      <w:r>
-        <w:rPr>
-          <w:rFonts w:hint="eastAsia" w:ascii="Times New Roman" w:hAnsi="Times New Roman"/>
-          <w:sz w:val="24"/>
-        </w:rPr>
-        <w:t xml:space="preserve">预算时分别为60.1%和61.1%，CA2</w:t>
-      </w:r>
-      <w:r>
-        <w:rPr>
-          <w:rFonts w:ascii="Times New Roman" w:hAnsi="Times New Roman"/>
-          <w:sz w:val="24"/>
-        </w:rPr>
-        <w:t xml:space="preserve"> </w:t>
-      </w:r>
-      <w:r>
-        <w:rPr>
-          <w:rFonts w:hint="eastAsia" w:ascii="Times New Roman" w:hAnsi="Times New Roman"/>
-          <w:sz w:val="24"/>
-        </w:rPr>
-        <w:t xml:space="preserve">则为47.7%和53.0%（</w:t>
-      </w:r>
-      <w:r>
-        <w:rPr>
-          <w:rStyle w:val="MDFIGREF_eJyrrk7LTC9KTbMqLi0o0E01StVNzs8tyEktyczP0y3OTczJqa0FAAWgDjw"/>
-          <w:rFonts w:ascii="Times New Roman" w:hAnsi="Times New Roman"/>
-          <w:sz w:val="24"/>
-        </w:rPr>
-        <w:t xml:space="preserve">Fig. 4</w:t>
-      </w:r>
-      <w:r>
-        <w:rPr>
-          <w:rFonts w:hint="eastAsia" w:ascii="Times New Roman" w:hAnsi="Times New Roman"/>
-          <w:sz w:val="24"/>
-        </w:rPr>
-        <w:t xml:space="preserve">）。在候选最优构象下，GT对应平均完成度分别为66.0%和66.9%、CA2则为54.7%和62.8%。候选最优构象与首选构象之间的差距表明，很多正确构象其实已经生成了，不过没被模型排序选为首位罢了。</w:t>
+        <w:t xml:space="preserve">我们在含有至少一个单残基、无缺失原子有机小分子的</w:t>
+      </w:r>
+      <w:r>
+        <w:rPr>
+          <w:rFonts w:ascii="Times New Roman" w:hAnsi="Times New Roman"/>
+          <w:sz w:val="24"/>
+        </w:rPr>
+        <w:t xml:space="preserve"> 77 </w:t>
+      </w:r>
+      <w:r>
+        <w:rPr>
+          <w:rFonts w:hint="eastAsia" w:ascii="Times New Roman" w:hAnsi="Times New Roman"/>
+          <w:sz w:val="24"/>
+        </w:rPr>
+        <w:t xml:space="preserve">个</w:t>
+      </w:r>
+      <w:r>
+        <w:rPr>
+          <w:rFonts w:ascii="Times New Roman" w:hAnsi="Times New Roman"/>
+          <w:sz w:val="24"/>
+        </w:rPr>
+        <w:t xml:space="preserve"> PDB</w:t>
+      </w:r>
+      <w:r>
+        <w:rPr>
+          <w:rFonts w:ascii="Times New Roman" w:hAnsi="Times New Roman"/>
+          <w:sz w:val="24"/>
+        </w:rPr>
+        <w:t xml:space="preserve"> </w:t>
+      </w:r>
+      <w:r>
+        <w:rPr>
+          <w:rFonts w:hint="eastAsia" w:ascii="Times New Roman" w:hAnsi="Times New Roman"/>
+          <w:sz w:val="24"/>
+        </w:rPr>
+        <w:t xml:space="preserve">上，评估针对这类小分子的完整端到端重建流水线，包括区域检出、身份匹配和构象重建（</w:t>
+      </w:r>
+      <w:r>
+        <w:rPr>
+          <w:rStyle w:val="MDFIGREF_eJyrrk7LTC9KTbNKNUrVLc5NzMnRLcgsSM3JzEutSdJJrq0FANjnDNA"/>
+          <w:rFonts w:ascii="Times New Roman" w:hAnsi="Times New Roman"/>
+          <w:sz w:val="24"/>
+        </w:rPr>
+        <w:t xml:space="preserve">Fig. 3b, c</w:t>
+      </w:r>
+      <w:r>
+        <w:rPr>
+          <w:rFonts w:hint="eastAsia" w:ascii="Times New Roman" w:hAnsi="Times New Roman"/>
+          <w:sz w:val="24"/>
+        </w:rPr>
+        <w:t xml:space="preserve">）。在所有评估中，PocketXMol-tuned</w:t>
+      </w:r>
+      <w:r>
+        <w:rPr>
+          <w:rFonts w:ascii="Times New Roman" w:hAnsi="Times New Roman"/>
+          <w:sz w:val="24"/>
+        </w:rPr>
+        <w:t xml:space="preserve"> </w:t>
+      </w:r>
+      <w:r>
+        <w:rPr>
+          <w:rFonts w:hint="eastAsia" w:ascii="Times New Roman" w:hAnsi="Times New Roman"/>
+          <w:sz w:val="24"/>
+        </w:rPr>
+        <w:t xml:space="preserve">均以</w:t>
+      </w:r>
+      <w:r>
+        <w:rPr>
+          <w:rFonts w:ascii="Times New Roman" w:hAnsi="Times New Roman"/>
+          <w:sz w:val="24"/>
+        </w:rPr>
+        <w:t xml:space="preserve"> Find</w:t>
+      </w:r>
+      <w:r>
+        <w:rPr>
+          <w:rFonts w:ascii="Times New Roman" w:hAnsi="Times New Roman"/>
+          <w:sz w:val="24"/>
+        </w:rPr>
+        <w:t xml:space="preserve"> </w:t>
+      </w:r>
+      <w:r>
+        <w:rPr>
+          <w:rFonts w:hint="eastAsia" w:ascii="Times New Roman" w:hAnsi="Times New Roman"/>
+          <w:sz w:val="24"/>
+        </w:rPr>
+        <w:t xml:space="preserve">预测的配体区域质心定义结合位点和口袋，不依赖真实配体坐标。我们分别使用真实受体（</w:t>
+      </w:r>
+      <w:r>
+        <w:rPr>
+          <w:rStyle w:val="MDFIGREF_eJyrrk7LTC9KTbNKNUrVLc5NzMnRLcgsSM3JzEutSaqtBQDAgAxB"/>
+          <w:rFonts w:ascii="Times New Roman" w:hAnsi="Times New Roman"/>
+          <w:sz w:val="24"/>
+        </w:rPr>
+        <w:t xml:space="preserve">Fig. 3b</w:t>
+      </w:r>
+      <w:r>
+        <w:rPr>
+          <w:rFonts w:hint="eastAsia" w:ascii="Times New Roman" w:hAnsi="Times New Roman"/>
+          <w:sz w:val="24"/>
+        </w:rPr>
+        <w:t xml:space="preserve">）和</w:t>
+      </w:r>
+      <w:r>
+        <w:rPr>
+          <w:rFonts w:ascii="Times New Roman" w:hAnsi="Times New Roman"/>
+          <w:sz w:val="24"/>
+        </w:rPr>
+        <w:t xml:space="preserve"> </w:t>
+      </w:r>
+      <w:r>
+        <w:rPr>
+          <w:rFonts w:ascii="Times New Roman" w:hAnsi="Times New Roman"/>
+          <w:sz w:val="24"/>
+        </w:rPr>
+        <w:t xml:space="preserve">CryoAtom2</w:t>
+      </w:r>
+      <w:r>
+        <w:rPr>
+          <w:rFonts w:ascii="Times New Roman" w:hAnsi="Times New Roman"/>
+          <w:sz w:val="24"/>
+        </w:rPr>
+        <w:t xml:space="preserve"> </w:t>
+      </w:r>
+      <w:r>
+        <w:rPr>
+          <w:rFonts w:hint="eastAsia" w:ascii="Times New Roman" w:hAnsi="Times New Roman"/>
+          <w:sz w:val="24"/>
+        </w:rPr>
+        <w:t xml:space="preserve">重建受体（</w:t>
+      </w:r>
+      <w:r>
+        <w:rPr>
+          <w:rStyle w:val="MDFIGREF_eJyrrk7LTC9KTbNKNUrVLc5NzMnRLcgsSM3JzEutSa6tBQDAgwxC"/>
+          <w:rFonts w:ascii="Times New Roman" w:hAnsi="Times New Roman"/>
+          <w:sz w:val="24"/>
+        </w:rPr>
+        <w:t xml:space="preserve">Fig. 3c</w:t>
+      </w:r>
+      <w:r>
+        <w:rPr>
+          <w:rFonts w:hint="eastAsia" w:ascii="Times New Roman" w:hAnsi="Times New Roman"/>
+          <w:sz w:val="24"/>
+        </w:rPr>
+        <w:t xml:space="preserve">）测试流水线；在后一种条件下，流水线的任何阶段均不使用沉积结构信息。</w:t>
       </w:r>
     </w:p>
     <w:p>
       <w:pPr>
-        <w:pStyle w:val="CaptionedFigure"/>
-        <w:keepNext/>
-        <w:spacing w:line="240" w:lineRule="auto" w:before="0" w:after="0"/>
-        <w:ind w:firstLine="0"/>
-        <w:jc w:val="center"/>
+        <w:pStyle w:val="BodyText"/>
+        <w:spacing w:line="480" w:lineRule="auto" w:after="120"/>
+        <w:ind w:firstLine="480"/>
       </w:pPr>
       <w:r>
         <w:rPr>
-          <w:rFonts w:ascii="Times New Roman" w:hAnsi="Times New Roman"/>
-          <w:sz w:val="24"/>
-        </w:rPr>
-        <w:drawing>
-          <wp:inline>
-            <wp:extent cx="5733415" cy="4908150"/>
-            <wp:effectExtent b="0" l="0" r="0" t="0"/>
-            <wp:docPr descr="Fig. 4 | 单残基无缺失原子的有机小分子端到端实例完成度. 左列为沉积受体 (GT), 右列为 CryoAtom2 重建受体 (CA2). a,b, self-ranking 首选构象的重原子均方根偏差 (RMSD) 严格 &lt;2 Å; c,d, &lt;3 Å; e–h, best-of-50 在对应阈值下的结果. LigandSeek Find–Match–Build 结果含 77 个 PDB、446 个实例, Build 采用 PocketXMol-tuned 单次对接. 每个 PDB 含 N 个合格实例, 预算 ρ 允许 floor(ρN) 次计费尝试, 完成度为成功的不同实例数/N. 绿线与圆点、蓝线与菱形分别为 PDB 等权均值和中位数; 灰点与小提琴为 50%、100%、200%、300% 预算下的分布. 沿用冻结顺序与 Match 感知免费跳过. Best-of-50 仅按最低 RMSD 评价." title="MDPPTFIG_eJztWv9PGzcU_1dOkTa1UsKFkLQjLZUolGoSIEQ7adJuQubiJKfct50dErpOghUaWIFEg5apg1KqtUPrGmg7iZBA-WF_QP-HLb4L_8XscwK03aZqHZssNVLOz_bzx_bnvfP5zu_LgA1wOhCXAt5SjXz_Qr4UuUTK9-ovbpHynDtTItVHbbaN84GgFHAgsvQxmGDaPXFF-QRBBylKe6yzvVNReiHKYMtWlEa56t4pNOZnvY19ReGwivI3uCYwIMNEWdsOwQgMqZZh6xBrlhlCBtB1pqQCmxWMGMDJZG2q_lngfC5uS3lDN1E816UE0hjbcVlGahoaALVZNjRpZdJyDIBp1knJOctJ2I6lQoQ0M2XociQcPiMbQDOVwAWGNuT4yRU8rkMpFx8DOsX92AAp2MO7Z3pyS4PpZiC0-zUTIr_8WC4XRzZQaTcUR6dFFCgSDSuBZnY4q7MikMVWE7OpzlpqZoKqJTUH4X7eNNxUojV8AHyk_NKU-ywTI9oOIFXTaJurmgGRNAhz0rBlANPvOt1toj-t81E5BAMb9fOjvtjD5-andJjXDomJRFtDv8ab84FgZhN_OmzkNvUa6IxBqtqnpdqkqHRdYsqYN_l3Z8HqNBPTKggQ7kYa-G9mRuZvu-VbZK3qLt_3dqvkh6dkYY08KXl3p9yVWXelSraKZOYmK3m8SWa22PW1m-HEOHlt_u8wy__Vbu9ine1HZGa5Xqm6z2a9HzdJcbm-tygC36cuXz0dFJb14nPOughM9zjjVje2jIiobB8U5kmtKpBr93RHTrdJIDgalBDUkyEHmBn2tBSV_0d3DiZm3XtTjafrdNVn5vCfAGS14N7Zce_vkMki2S4LYZrhgSu9p0U1RL3y0L2_KwLPH-r4XET6dfqcpAYTQT_b4WfhbxOL6aA0ChEOWclQLCyqLcjKBtncIdWlg-9myMRuvXKL3hpebdG9tyLEfqdfSwEzcQXCjNRHd97ULAMAq2maXsxqekJUs3ALkNJjEWxw9qyoNNcrP4lA8FDvxd8nJqPRMwLzzF-mgiLQLfTKcVAoeEsbItA8ZKkZiD8dsPQQzppQWMbZl4Wf1-lT1F14KMQzU1Ce3c2iOOu1qCQLsuUYFJVf9iQszdDXH4Geh4JSffBgyisvi0Dwy0lROSbTk41yRQSOk7plOadeTg4K-9mEbjIa5fXGLztka7Wxefv90nGCbt0682EnElT4Zs27O1WvzJPSHF-33dtb8uD7zd5JfgDZ96r79coCWbnpfb1DX38bi6u8pFF8SvYesLO6mceCnF0IvCH0nsy6qzfIaoFM7JJv5-qVJ_W9eer-50TgXVTOJ7eozzPn3yq6xZJX-kUQP4-FP6B3anvYTyI86aCJqIbgW0j-UZwtOJUb79f8E9zgPNv3ljbIzZpXWzxYr5Iqfd9fEIFv_8hBWNan1ry1h2R6nu4sG9vPG_sFIXz8ovBHb_XatDs3665M1PeE8HJ25iwq143NqXpt-1XHplf7QuDzoBQ4DFgMxM52dETbY_loZ_ij9lj4-nlbU-P034xhBF1vE8OYcEDujeDFJgLF-icYtBnOOvAQxnkrECuZ1FTYa6lZA5qYIzlQByxMEqU1GzES2QzNsSFNZRSyjDo4NuRICYhU1ktPXPaDSGU_hlRuhpDKxyNIZQwNm07TzNImmo1HklqKDhaN5LLQCn-RH5d5wUiY_aJttpmiE9ESzI4xKrHgUioPteZITXM4jqMh8QECxmC_pWaQZFo9aWCmYLfjWLk0BAlEQdoZXqsC2VDFvJBiHjU91gFHld8gYVTX7D5N11mPTPbbcwHEEXYgXfGZmKQ6w7QXv_6VzKGS_CoeyyGbMjyaG7ASxyNMQTyfdAyWUsNJ-S4_plQa72rFlvrlrBrmsaSy-qa7Ui2VqTW9tqlMtfy0BWo7CF-GliExgWo7dKS8WzDWj7jukdTSZvWmxYcuH4kgrpsSC-ntjDEb_qUWs8slPyL2mAziGGh6q_i4rJtNvpB9aBf6vxD46g-pfOIy" id="24" name="Picture"/>
-            <a:graphic>
-              <a:graphicData uri="http://schemas.openxmlformats.org/drawingml/2006/picture">
-                <pic:pic>
-                  <pic:nvPicPr>
-                    <pic:cNvPr descr="C:/Users/15919/Desktop/论文草稿/temp/manuscript_figures_wueo0qxy/figure_000004.png" id="25" name="Picture"/>
-                    <pic:cNvPicPr>
-                      <a:picLocks noChangeArrowheads="1" noChangeAspect="1"/>
-                    </pic:cNvPicPr>
-                  </pic:nvPicPr>
-                  <pic:blipFill>
-                    <a:blip r:embed="rId23"/>
-                    <a:stretch>
-                      <a:fillRect/>
-                    </a:stretch>
-                  </pic:blipFill>
-                  <pic:spPr bwMode="auto">
-                    <a:xfrm>
-                      <a:off x="0" y="0"/>
-                      <a:ext cx="5733415" cy="4908150"/>
-                    </a:xfrm>
-                    <a:prstGeom prst="rect">
-                      <a:avLst/>
-                    </a:prstGeom>
-                    <a:noFill/>
-                    <a:ln w="9525">
-                      <a:noFill/>
-                      <a:headEnd/>
-                      <a:tailEnd/>
-                    </a:ln>
-                  </pic:spPr>
-                </pic:pic>
-              </a:graphicData>
-            </a:graphic>
-          </wp:inline>
-        </w:drawing>
+          <w:rFonts w:hint="eastAsia" w:ascii="Times New Roman" w:hAnsi="Times New Roman"/>
+          <w:sz w:val="24"/>
+        </w:rPr>
+        <w:t xml:space="preserve">最严格的评估仅允许一次尝试（</w:t>
+      </w:r>
+      <m:oMath>
+        <m:r>
+          <m:t>K</m:t>
+        </m:r>
+        <m:r>
+          <m:rPr>
+            <m:sty m:val="p"/>
+          </m:rPr>
+          <m:t>=</m:t>
+        </m:r>
+        <m:r>
+          <m:t>1</m:t>
+        </m:r>
+      </m:oMath>
+      <w:r>
+        <w:rPr>
+          <w:rFonts w:hint="eastAsia" w:ascii="Times New Roman" w:hAnsi="Times New Roman"/>
+          <w:sz w:val="24"/>
+        </w:rPr>
+        <w:t xml:space="preserve">），仅选择</w:t>
+      </w:r>
+      <w:r>
+        <w:rPr>
+          <w:rFonts w:ascii="Times New Roman" w:hAnsi="Times New Roman"/>
+          <w:sz w:val="24"/>
+        </w:rPr>
+        <w:t xml:space="preserve"> top-1 </w:t>
+      </w:r>
+      <w:r>
+        <w:rPr>
+          <w:rFonts w:hint="eastAsia" w:ascii="Times New Roman" w:hAnsi="Times New Roman"/>
+          <w:sz w:val="24"/>
+        </w:rPr>
+        <w:t xml:space="preserve">构象，并要求</w:t>
+      </w:r>
+      <w:r>
+        <w:rPr>
+          <w:rFonts w:ascii="Times New Roman" w:hAnsi="Times New Roman"/>
+          <w:sz w:val="24"/>
+        </w:rPr>
+        <w:t xml:space="preserve"> RMSD &lt; 2 </w:t>
+      </w:r>
+      <w:r>
+        <w:rPr>
+          <w:rFonts w:hint="eastAsia" w:ascii="Times New Roman" w:hAnsi="Times New Roman"/>
+          <w:sz w:val="24"/>
+        </w:rPr>
+        <w:t xml:space="preserve">Å。按这一标准，CryoAtom2</w:t>
+      </w:r>
+      <w:r>
+        <w:rPr>
+          <w:rFonts w:ascii="Times New Roman" w:hAnsi="Times New Roman"/>
+          <w:sz w:val="24"/>
+        </w:rPr>
+        <w:t xml:space="preserve"> </w:t>
+      </w:r>
+      <w:r>
+        <w:rPr>
+          <w:rFonts w:hint="eastAsia" w:ascii="Times New Roman" w:hAnsi="Times New Roman"/>
+          <w:sz w:val="24"/>
+        </w:rPr>
+        <w:t xml:space="preserve">重建受体条件下有</w:t>
+      </w:r>
+      <w:r>
+        <w:rPr>
+          <w:rFonts w:ascii="Times New Roman" w:hAnsi="Times New Roman"/>
+          <w:sz w:val="24"/>
+        </w:rPr>
+        <w:t xml:space="preserve"> 34/77 </w:t>
+      </w:r>
+      <w:r>
+        <w:rPr>
+          <w:rFonts w:hint="eastAsia" w:ascii="Times New Roman" w:hAnsi="Times New Roman"/>
+          <w:sz w:val="24"/>
+        </w:rPr>
+        <w:t xml:space="preserve">个</w:t>
+      </w:r>
+      <w:r>
+        <w:rPr>
+          <w:rFonts w:ascii="Times New Roman" w:hAnsi="Times New Roman"/>
+          <w:sz w:val="24"/>
+        </w:rPr>
+        <w:t xml:space="preserve"> </w:t>
+      </w:r>
+      <w:r>
+        <w:rPr>
+          <w:rFonts w:hint="eastAsia" w:ascii="Times New Roman" w:hAnsi="Times New Roman"/>
+          <w:sz w:val="24"/>
+        </w:rPr>
+        <w:t xml:space="preserve">PDB（44.2%）成功，真实受体条件下则有</w:t>
+      </w:r>
+      <w:r>
+        <w:rPr>
+          <w:rFonts w:ascii="Times New Roman" w:hAnsi="Times New Roman"/>
+          <w:sz w:val="24"/>
+        </w:rPr>
+        <w:t xml:space="preserve"> 44/77 </w:t>
+      </w:r>
+      <w:r>
+        <w:rPr>
+          <w:rFonts w:hint="eastAsia" w:ascii="Times New Roman" w:hAnsi="Times New Roman"/>
+          <w:sz w:val="24"/>
+        </w:rPr>
+        <w:t xml:space="preserve">个（57.1%）成功。在</w:t>
+      </w:r>
+      <w:r>
+        <w:rPr>
+          <w:rFonts w:ascii="Times New Roman" w:hAnsi="Times New Roman"/>
+          <w:sz w:val="24"/>
+        </w:rPr>
+        <w:t xml:space="preserve"> RMSD &lt; 3 Å </w:t>
+      </w:r>
+      <w:r>
+        <w:rPr>
+          <w:rFonts w:hint="eastAsia" w:ascii="Times New Roman" w:hAnsi="Times New Roman"/>
+          <w:sz w:val="24"/>
+        </w:rPr>
+        <w:t xml:space="preserve">时，对应数量分别为</w:t>
+      </w:r>
+      <w:r>
+        <w:rPr>
+          <w:rFonts w:ascii="Times New Roman" w:hAnsi="Times New Roman"/>
+          <w:sz w:val="24"/>
+        </w:rPr>
+        <w:t xml:space="preserve"> 41/77 </w:t>
+      </w:r>
+      <w:r>
+        <w:rPr>
+          <w:rFonts w:hint="eastAsia" w:ascii="Times New Roman" w:hAnsi="Times New Roman"/>
+          <w:sz w:val="24"/>
+        </w:rPr>
+        <w:t xml:space="preserve">个（53.2%）和</w:t>
+      </w:r>
+      <w:r>
+        <w:rPr>
+          <w:rFonts w:ascii="Times New Roman" w:hAnsi="Times New Roman"/>
+          <w:sz w:val="24"/>
+        </w:rPr>
+        <w:t xml:space="preserve"> 50/77 </w:t>
+      </w:r>
+      <w:r>
+        <w:rPr>
+          <w:rFonts w:hint="eastAsia" w:ascii="Times New Roman" w:hAnsi="Times New Roman"/>
+          <w:sz w:val="24"/>
+        </w:rPr>
+        <w:t xml:space="preserve">个（64.9%）。将预算放宽至最多</w:t>
+      </w:r>
+      <w:r>
+        <w:rPr>
+          <w:rFonts w:ascii="Times New Roman" w:hAnsi="Times New Roman"/>
+          <w:sz w:val="24"/>
+        </w:rPr>
+        <w:t xml:space="preserve"> 10 </w:t>
+      </w:r>
+      <w:r>
+        <w:rPr>
+          <w:rFonts w:hint="eastAsia" w:ascii="Times New Roman" w:hAnsi="Times New Roman"/>
+          <w:sz w:val="24"/>
+        </w:rPr>
+        <w:t xml:space="preserve">次计费尝试（</w:t>
+      </w:r>
+      <m:oMath>
+        <m:r>
+          <m:t>K</m:t>
+        </m:r>
+        <m:r>
+          <m:rPr>
+            <m:sty m:val="p"/>
+          </m:rPr>
+          <m:t>≤</m:t>
+        </m:r>
+        <m:r>
+          <m:t>10</m:t>
+        </m:r>
+      </m:oMath>
+      <w:r>
+        <w:rPr>
+          <w:rFonts w:hint="eastAsia" w:ascii="Times New Roman" w:hAnsi="Times New Roman"/>
+          <w:sz w:val="24"/>
+        </w:rPr>
+        <w:t xml:space="preserve">）后，CryoAtom2</w:t>
+      </w:r>
+      <w:r>
+        <w:rPr>
+          <w:rFonts w:ascii="Times New Roman" w:hAnsi="Times New Roman"/>
+          <w:sz w:val="24"/>
+        </w:rPr>
+        <w:t xml:space="preserve"> </w:t>
+      </w:r>
+      <w:r>
+        <w:rPr>
+          <w:rFonts w:hint="eastAsia" w:ascii="Times New Roman" w:hAnsi="Times New Roman"/>
+          <w:sz w:val="24"/>
+        </w:rPr>
+        <w:t xml:space="preserve">重建受体条件下的</w:t>
+      </w:r>
+      <w:r>
+        <w:rPr>
+          <w:rFonts w:ascii="Times New Roman" w:hAnsi="Times New Roman"/>
+          <w:sz w:val="24"/>
+        </w:rPr>
+        <w:t xml:space="preserve"> top-1 </w:t>
+      </w:r>
+      <w:r>
+        <w:rPr>
+          <w:rFonts w:hint="eastAsia" w:ascii="Times New Roman" w:hAnsi="Times New Roman"/>
+          <w:sz w:val="24"/>
+        </w:rPr>
+        <w:t xml:space="preserve">成功数增至</w:t>
+      </w:r>
+      <w:r>
+        <w:rPr>
+          <w:rFonts w:ascii="Times New Roman" w:hAnsi="Times New Roman"/>
+          <w:sz w:val="24"/>
+        </w:rPr>
+        <w:t xml:space="preserve"> 46/77 </w:t>
+      </w:r>
+      <w:r>
+        <w:rPr>
+          <w:rFonts w:hint="eastAsia" w:ascii="Times New Roman" w:hAnsi="Times New Roman"/>
+          <w:sz w:val="24"/>
+        </w:rPr>
+        <w:t xml:space="preserve">个（59.7%，RMSD</w:t>
+      </w:r>
+      <w:r>
+        <w:rPr>
+          <w:rFonts w:ascii="Times New Roman" w:hAnsi="Times New Roman"/>
+          <w:sz w:val="24"/>
+        </w:rPr>
+        <w:t xml:space="preserve"> &lt; 2 </w:t>
+      </w:r>
+      <w:r>
+        <w:rPr>
+          <w:rFonts w:hint="eastAsia" w:ascii="Times New Roman" w:hAnsi="Times New Roman"/>
+          <w:sz w:val="24"/>
+        </w:rPr>
+        <w:t xml:space="preserve">Å）和</w:t>
+      </w:r>
+      <w:r>
+        <w:rPr>
+          <w:rFonts w:ascii="Times New Roman" w:hAnsi="Times New Roman"/>
+          <w:sz w:val="24"/>
+        </w:rPr>
+        <w:t xml:space="preserve"> 52/77 </w:t>
+      </w:r>
+      <w:r>
+        <w:rPr>
+          <w:rFonts w:hint="eastAsia" w:ascii="Times New Roman" w:hAnsi="Times New Roman"/>
+          <w:sz w:val="24"/>
+        </w:rPr>
+        <w:t xml:space="preserve">个（67.5%，RMSD</w:t>
+      </w:r>
+      <w:r>
+        <w:rPr>
+          <w:rFonts w:ascii="Times New Roman" w:hAnsi="Times New Roman"/>
+          <w:sz w:val="24"/>
+        </w:rPr>
+        <w:t xml:space="preserve"> &lt; 3 </w:t>
+      </w:r>
+      <w:r>
+        <w:rPr>
+          <w:rFonts w:hint="eastAsia" w:ascii="Times New Roman" w:hAnsi="Times New Roman"/>
+          <w:sz w:val="24"/>
+        </w:rPr>
+        <w:t xml:space="preserve">Å）。使用真实受体时，在</w:t>
+      </w:r>
+      <w:r>
+        <w:rPr>
+          <w:rFonts w:ascii="Times New Roman" w:hAnsi="Times New Roman"/>
+          <w:sz w:val="24"/>
+        </w:rPr>
+        <w:t xml:space="preserve"> RMSD &lt; 2 Å </w:t>
+      </w:r>
+      <w:r>
+        <w:rPr>
+          <w:rFonts w:hint="eastAsia" w:ascii="Times New Roman" w:hAnsi="Times New Roman"/>
+          <w:sz w:val="24"/>
+        </w:rPr>
+        <w:t xml:space="preserve">和</w:t>
+      </w:r>
+      <w:r>
+        <w:rPr>
+          <w:rFonts w:ascii="Times New Roman" w:hAnsi="Times New Roman"/>
+          <w:sz w:val="24"/>
+        </w:rPr>
+        <w:t xml:space="preserve"> &lt; 3 Å </w:t>
+      </w:r>
+      <w:r>
+        <w:rPr>
+          <w:rFonts w:hint="eastAsia" w:ascii="Times New Roman" w:hAnsi="Times New Roman"/>
+          <w:sz w:val="24"/>
+        </w:rPr>
+        <w:t xml:space="preserve">下分别有</w:t>
+      </w:r>
+      <w:r>
+        <w:rPr>
+          <w:rFonts w:ascii="Times New Roman" w:hAnsi="Times New Roman"/>
+          <w:sz w:val="24"/>
+        </w:rPr>
+        <w:t xml:space="preserve"> 51/77 </w:t>
+      </w:r>
+      <w:r>
+        <w:rPr>
+          <w:rFonts w:hint="eastAsia" w:ascii="Times New Roman" w:hAnsi="Times New Roman"/>
+          <w:sz w:val="24"/>
+        </w:rPr>
+        <w:t xml:space="preserve">个（66.2%）和</w:t>
+      </w:r>
+      <w:r>
+        <w:rPr>
+          <w:rFonts w:ascii="Times New Roman" w:hAnsi="Times New Roman"/>
+          <w:sz w:val="24"/>
+        </w:rPr>
+        <w:t xml:space="preserve"> 55/77 </w:t>
+      </w:r>
+      <w:r>
+        <w:rPr>
+          <w:rFonts w:hint="eastAsia" w:ascii="Times New Roman" w:hAnsi="Times New Roman"/>
+          <w:sz w:val="24"/>
+        </w:rPr>
+        <w:t xml:space="preserve">个（71.4%）成功。</w:t>
       </w:r>
     </w:p>
     <w:p>
       <w:pPr>
-        <w:pStyle w:val="ImageCaption"/>
-        <w:keepLines/>
-        <w:spacing w:line="240" w:lineRule="auto"/>
-        <w:ind w:firstLine="0"/>
+        <w:pStyle w:val="BodyText"/>
+        <w:spacing w:line="480" w:lineRule="auto" w:after="120"/>
+        <w:ind w:firstLine="480"/>
       </w:pPr>
       <w:r>
         <w:rPr>
-          <w:rFonts w:ascii="Times New Roman" w:hAnsi="Times New Roman"/>
-          <w:b/>
-          <w:bCs/>
-          <w:sz w:val="24"/>
-        </w:rPr>
-        <w:t xml:space="preserve">Fig. 4 | </w:t>
-      </w:r>
-      <w:r>
-        <w:rPr>
-          <w:rFonts w:hint="eastAsia" w:ascii="Times New Roman" w:hAnsi="Times New Roman"/>
-          <w:b/>
-          <w:bCs/>
-          <w:sz w:val="24"/>
-        </w:rPr>
-        <w:t xml:space="preserve">单残基无缺失原子的有机小分子端到端实例完成度.</w:t>
-      </w:r>
-      <w:r>
-        <w:rPr>
-          <w:rFonts w:ascii="Times New Roman" w:hAnsi="Times New Roman"/>
-          <w:sz w:val="24"/>
-        </w:rPr>
-        <w:t xml:space="preserve"> </w:t>
-      </w:r>
-      <w:r>
-        <w:rPr>
-          <w:rFonts w:hint="eastAsia" w:ascii="Times New Roman" w:hAnsi="Times New Roman"/>
-          <w:sz w:val="24"/>
-        </w:rPr>
-        <w:t xml:space="preserve">左列为沉积受体</w:t>
-      </w:r>
-      <w:r>
-        <w:rPr>
-          <w:rFonts w:ascii="Times New Roman" w:hAnsi="Times New Roman"/>
-          <w:sz w:val="24"/>
-        </w:rPr>
-        <w:t xml:space="preserve"> (GT), </w:t>
-      </w:r>
-      <w:r>
-        <w:rPr>
-          <w:rFonts w:hint="eastAsia" w:ascii="Times New Roman" w:hAnsi="Times New Roman"/>
-          <w:sz w:val="24"/>
-        </w:rPr>
-        <w:t xml:space="preserve">右列为</w:t>
-      </w:r>
-      <w:r>
-        <w:rPr>
-          <w:rFonts w:ascii="Times New Roman" w:hAnsi="Times New Roman"/>
-          <w:sz w:val="24"/>
-        </w:rPr>
-        <w:t xml:space="preserve"> CryoAtom2 </w:t>
-      </w:r>
-      <w:r>
-        <w:rPr>
-          <w:rFonts w:hint="eastAsia" w:ascii="Times New Roman" w:hAnsi="Times New Roman"/>
-          <w:sz w:val="24"/>
-        </w:rPr>
-        <w:t xml:space="preserve">重建受体</w:t>
-      </w:r>
-      <w:r>
-        <w:rPr>
-          <w:rFonts w:ascii="Times New Roman" w:hAnsi="Times New Roman"/>
-          <w:sz w:val="24"/>
-        </w:rPr>
-        <w:t xml:space="preserve"> (CA2). a,b, self-ranking </w:t>
-      </w:r>
-      <w:r>
-        <w:rPr>
-          <w:rFonts w:hint="eastAsia" w:ascii="Times New Roman" w:hAnsi="Times New Roman"/>
-          <w:sz w:val="24"/>
-        </w:rPr>
-        <w:t xml:space="preserve">首选构象的重原子均方根偏差</w:t>
-      </w:r>
-      <w:r>
-        <w:rPr>
-          <w:rFonts w:ascii="Times New Roman" w:hAnsi="Times New Roman"/>
-          <w:sz w:val="24"/>
-        </w:rPr>
-        <w:t xml:space="preserve"> (RMSD) </w:t>
-      </w:r>
-      <w:r>
-        <w:rPr>
-          <w:rFonts w:hint="eastAsia" w:ascii="Times New Roman" w:hAnsi="Times New Roman"/>
-          <w:sz w:val="24"/>
-        </w:rPr>
-        <w:t xml:space="preserve">严格</w:t>
-      </w:r>
-      <w:r>
-        <w:rPr>
-          <w:rFonts w:ascii="Times New Roman" w:hAnsi="Times New Roman"/>
-          <w:sz w:val="24"/>
-        </w:rPr>
-        <w:t xml:space="preserve"> &lt;2 Å; c,d, &lt;3 Å; e–h, best-of-50 </w:t>
-      </w:r>
-      <w:r>
-        <w:rPr>
-          <w:rFonts w:hint="eastAsia" w:ascii="Times New Roman" w:hAnsi="Times New Roman"/>
-          <w:sz w:val="24"/>
-        </w:rPr>
-        <w:t xml:space="preserve">在对应阈值下的结果.</w:t>
-      </w:r>
-      <w:r>
-        <w:rPr>
-          <w:rFonts w:ascii="Times New Roman" w:hAnsi="Times New Roman"/>
-          <w:sz w:val="24"/>
-        </w:rPr>
-        <w:t xml:space="preserve"> LigandSeek Find–Match–Build </w:t>
-      </w:r>
-      <w:r>
-        <w:rPr>
-          <w:rFonts w:hint="eastAsia" w:ascii="Times New Roman" w:hAnsi="Times New Roman"/>
-          <w:sz w:val="24"/>
-        </w:rPr>
-        <w:t xml:space="preserve">结果含</w:t>
-      </w:r>
-      <w:r>
-        <w:rPr>
-          <w:rFonts w:ascii="Times New Roman" w:hAnsi="Times New Roman"/>
-          <w:sz w:val="24"/>
-        </w:rPr>
-        <w:t xml:space="preserve"> 77 </w:t>
-      </w:r>
-      <w:r>
-        <w:rPr>
-          <w:rFonts w:hint="eastAsia" w:ascii="Times New Roman" w:hAnsi="Times New Roman"/>
-          <w:sz w:val="24"/>
-        </w:rPr>
-        <w:t xml:space="preserve">个</w:t>
-      </w:r>
-      <w:r>
-        <w:rPr>
-          <w:rFonts w:ascii="Times New Roman" w:hAnsi="Times New Roman"/>
-          <w:sz w:val="24"/>
-        </w:rPr>
-        <w:t xml:space="preserve"> PDB、446 </w:t>
-      </w:r>
-      <w:r>
-        <w:rPr>
-          <w:rFonts w:hint="eastAsia" w:ascii="Times New Roman" w:hAnsi="Times New Roman"/>
-          <w:sz w:val="24"/>
-        </w:rPr>
-        <w:t xml:space="preserve">个实例,</w:t>
-      </w:r>
-      <w:r>
-        <w:rPr>
-          <w:rFonts w:ascii="Times New Roman" w:hAnsi="Times New Roman"/>
-          <w:sz w:val="24"/>
-        </w:rPr>
-        <w:t xml:space="preserve"> Build </w:t>
-      </w:r>
-      <w:r>
-        <w:rPr>
-          <w:rFonts w:hint="eastAsia" w:ascii="Times New Roman" w:hAnsi="Times New Roman"/>
-          <w:sz w:val="24"/>
-        </w:rPr>
-        <w:t xml:space="preserve">采用</w:t>
-      </w:r>
-      <w:r>
-        <w:rPr>
-          <w:rFonts w:ascii="Times New Roman" w:hAnsi="Times New Roman"/>
-          <w:sz w:val="24"/>
-        </w:rPr>
-        <w:t xml:space="preserve"> PocketXMol-tuned </w:t>
-      </w:r>
-      <w:r>
-        <w:rPr>
-          <w:rFonts w:hint="eastAsia" w:ascii="Times New Roman" w:hAnsi="Times New Roman"/>
-          <w:sz w:val="24"/>
-        </w:rPr>
-        <w:t xml:space="preserve">单次对接.</w:t>
-      </w:r>
-      <w:r>
-        <w:rPr>
-          <w:rFonts w:ascii="Times New Roman" w:hAnsi="Times New Roman"/>
-          <w:sz w:val="24"/>
-        </w:rPr>
-        <w:t xml:space="preserve"> </w:t>
-      </w:r>
-      <w:r>
-        <w:rPr>
-          <w:rFonts w:hint="eastAsia" w:ascii="Times New Roman" w:hAnsi="Times New Roman"/>
-          <w:sz w:val="24"/>
-        </w:rPr>
-        <w:t xml:space="preserve">每个</w:t>
-      </w:r>
-      <w:r>
-        <w:rPr>
-          <w:rFonts w:ascii="Times New Roman" w:hAnsi="Times New Roman"/>
-          <w:sz w:val="24"/>
-        </w:rPr>
-        <w:t xml:space="preserve"> PDB </w:t>
-      </w:r>
-      <w:r>
-        <w:rPr>
-          <w:rFonts w:hint="eastAsia" w:ascii="Times New Roman" w:hAnsi="Times New Roman"/>
-          <w:sz w:val="24"/>
-        </w:rPr>
-        <w:t xml:space="preserve">含</w:t>
-      </w:r>
-      <w:r>
-        <w:rPr>
-          <w:rFonts w:ascii="Times New Roman" w:hAnsi="Times New Roman"/>
-          <w:sz w:val="24"/>
-        </w:rPr>
-        <w:t xml:space="preserve"> N </w:t>
-      </w:r>
-      <w:r>
-        <w:rPr>
-          <w:rFonts w:hint="eastAsia" w:ascii="Times New Roman" w:hAnsi="Times New Roman"/>
-          <w:sz w:val="24"/>
-        </w:rPr>
-        <w:t xml:space="preserve">个合格实例,</w:t>
-      </w:r>
-      <w:r>
-        <w:rPr>
-          <w:rFonts w:ascii="Times New Roman" w:hAnsi="Times New Roman"/>
-          <w:sz w:val="24"/>
-        </w:rPr>
-        <w:t xml:space="preserve"> </w:t>
-      </w:r>
-      <w:r>
-        <w:rPr>
-          <w:rFonts w:hint="eastAsia" w:ascii="Times New Roman" w:hAnsi="Times New Roman"/>
-          <w:sz w:val="24"/>
-        </w:rPr>
-        <w:t xml:space="preserve">预算</w:t>
-      </w:r>
-      <w:r>
-        <w:rPr>
-          <w:rFonts w:ascii="Times New Roman" w:hAnsi="Times New Roman"/>
-          <w:sz w:val="24"/>
-        </w:rPr>
-        <w:t xml:space="preserve"> ρ </w:t>
-      </w:r>
-      <w:r>
-        <w:rPr>
-          <w:rFonts w:hint="eastAsia" w:ascii="Times New Roman" w:hAnsi="Times New Roman"/>
-          <w:sz w:val="24"/>
-        </w:rPr>
-        <w:t xml:space="preserve">允许</w:t>
-      </w:r>
-      <w:r>
-        <w:rPr>
-          <w:rFonts w:ascii="Times New Roman" w:hAnsi="Times New Roman"/>
-          <w:sz w:val="24"/>
-        </w:rPr>
-        <w:t xml:space="preserve"> floor(ρN) </w:t>
-      </w:r>
-      <w:r>
-        <w:rPr>
-          <w:rFonts w:hint="eastAsia" w:ascii="Times New Roman" w:hAnsi="Times New Roman"/>
-          <w:sz w:val="24"/>
-        </w:rPr>
-        <w:t xml:space="preserve">次计费尝试,</w:t>
-      </w:r>
-      <w:r>
-        <w:rPr>
-          <w:rFonts w:ascii="Times New Roman" w:hAnsi="Times New Roman"/>
-          <w:sz w:val="24"/>
-        </w:rPr>
-        <w:t xml:space="preserve"> </w:t>
-      </w:r>
-      <w:r>
-        <w:rPr>
-          <w:rFonts w:hint="eastAsia" w:ascii="Times New Roman" w:hAnsi="Times New Roman"/>
-          <w:sz w:val="24"/>
-        </w:rPr>
-        <w:t xml:space="preserve">完成度为成功的不同实例数/N.</w:t>
-      </w:r>
-      <w:r>
-        <w:rPr>
-          <w:rFonts w:ascii="Times New Roman" w:hAnsi="Times New Roman"/>
-          <w:sz w:val="24"/>
-        </w:rPr>
-        <w:t xml:space="preserve"> </w:t>
-      </w:r>
-      <w:r>
-        <w:rPr>
-          <w:rFonts w:hint="eastAsia" w:ascii="Times New Roman" w:hAnsi="Times New Roman"/>
-          <w:sz w:val="24"/>
-        </w:rPr>
-        <w:t xml:space="preserve">绿线与圆点、蓝线与菱形分别为</w:t>
-      </w:r>
-      <w:r>
-        <w:rPr>
-          <w:rFonts w:ascii="Times New Roman" w:hAnsi="Times New Roman"/>
-          <w:sz w:val="24"/>
-        </w:rPr>
-        <w:t xml:space="preserve"> PDB </w:t>
-      </w:r>
-      <w:r>
-        <w:rPr>
-          <w:rFonts w:hint="eastAsia" w:ascii="Times New Roman" w:hAnsi="Times New Roman"/>
-          <w:sz w:val="24"/>
-        </w:rPr>
-        <w:t xml:space="preserve">等权均值和中位数;</w:t>
-      </w:r>
-      <w:r>
-        <w:rPr>
-          <w:rFonts w:ascii="Times New Roman" w:hAnsi="Times New Roman"/>
-          <w:sz w:val="24"/>
-        </w:rPr>
-        <w:t xml:space="preserve"> </w:t>
-      </w:r>
-      <w:r>
-        <w:rPr>
-          <w:rFonts w:hint="eastAsia" w:ascii="Times New Roman" w:hAnsi="Times New Roman"/>
-          <w:sz w:val="24"/>
-        </w:rPr>
-        <w:t xml:space="preserve">灰点与小提琴为</w:t>
-      </w:r>
-      <w:r>
-        <w:rPr>
-          <w:rFonts w:ascii="Times New Roman" w:hAnsi="Times New Roman"/>
-          <w:sz w:val="24"/>
-        </w:rPr>
-        <w:t xml:space="preserve"> 50%、100%、200%、300% </w:t>
-      </w:r>
-      <w:r>
-        <w:rPr>
-          <w:rFonts w:hint="eastAsia" w:ascii="Times New Roman" w:hAnsi="Times New Roman"/>
-          <w:sz w:val="24"/>
-        </w:rPr>
-        <w:t xml:space="preserve">预算下的分布.</w:t>
-      </w:r>
-      <w:r>
-        <w:rPr>
-          <w:rFonts w:ascii="Times New Roman" w:hAnsi="Times New Roman"/>
-          <w:sz w:val="24"/>
-        </w:rPr>
-        <w:t xml:space="preserve"> </w:t>
-      </w:r>
-      <w:r>
-        <w:rPr>
-          <w:rFonts w:hint="eastAsia" w:ascii="Times New Roman" w:hAnsi="Times New Roman"/>
-          <w:sz w:val="24"/>
-        </w:rPr>
-        <w:t xml:space="preserve">沿用冻结顺序与</w:t>
-      </w:r>
-      <w:r>
-        <w:rPr>
-          <w:rFonts w:ascii="Times New Roman" w:hAnsi="Times New Roman"/>
-          <w:sz w:val="24"/>
-        </w:rPr>
-        <w:t xml:space="preserve"> Match </w:t>
-      </w:r>
-      <w:r>
-        <w:rPr>
-          <w:rFonts w:hint="eastAsia" w:ascii="Times New Roman" w:hAnsi="Times New Roman"/>
-          <w:sz w:val="24"/>
-        </w:rPr>
-        <w:t xml:space="preserve">感知免费跳过.</w:t>
-      </w:r>
-      <w:r>
-        <w:rPr>
-          <w:rFonts w:ascii="Times New Roman" w:hAnsi="Times New Roman"/>
-          <w:sz w:val="24"/>
-        </w:rPr>
-        <w:t xml:space="preserve"> Best-of-50 </w:t>
-      </w:r>
-      <w:r>
-        <w:rPr>
-          <w:rFonts w:hint="eastAsia" w:ascii="Times New Roman" w:hAnsi="Times New Roman"/>
-          <w:sz w:val="24"/>
-        </w:rPr>
-        <w:t xml:space="preserve">仅按最低</w:t>
-      </w:r>
-      <w:r>
-        <w:rPr>
-          <w:rFonts w:ascii="Times New Roman" w:hAnsi="Times New Roman"/>
-          <w:sz w:val="24"/>
-        </w:rPr>
-        <w:t xml:space="preserve"> RMSD </w:t>
-      </w:r>
-      <w:r>
-        <w:rPr>
-          <w:rFonts w:hint="eastAsia" w:ascii="Times New Roman" w:hAnsi="Times New Roman"/>
-          <w:sz w:val="24"/>
-        </w:rPr>
-        <w:t xml:space="preserve">评价.</w:t>
+          <w:rFonts w:hint="eastAsia" w:ascii="Times New Roman" w:hAnsi="Times New Roman"/>
+          <w:sz w:val="24"/>
+        </w:rPr>
+        <w:t xml:space="preserve">对于</w:t>
+      </w:r>
+      <w:r>
+        <w:rPr>
+          <w:rFonts w:ascii="Times New Roman" w:hAnsi="Times New Roman"/>
+          <w:sz w:val="24"/>
+        </w:rPr>
+        <w:t xml:space="preserve"> </w:t>
+      </w:r>
+      <m:oMath>
+        <m:r>
+          <m:t>K</m:t>
+        </m:r>
+        <m:r>
+          <m:rPr>
+            <m:sty m:val="p"/>
+          </m:rPr>
+          <m:t>≤</m:t>
+        </m:r>
+        <m:r>
+          <m:t>10</m:t>
+        </m:r>
+      </m:oMath>
+      <w:r>
+        <w:rPr>
+          <w:rFonts w:ascii="Times New Roman" w:hAnsi="Times New Roman"/>
+          <w:sz w:val="24"/>
+        </w:rPr>
+        <w:t xml:space="preserve"> </w:t>
+      </w:r>
+      <w:r>
+        <w:rPr>
+          <w:rFonts w:hint="eastAsia" w:ascii="Times New Roman" w:hAnsi="Times New Roman"/>
+          <w:sz w:val="24"/>
+        </w:rPr>
+        <w:t xml:space="preserve">内的</w:t>
+      </w:r>
+      <w:r>
+        <w:rPr>
+          <w:rFonts w:ascii="Times New Roman" w:hAnsi="Times New Roman"/>
+          <w:sz w:val="24"/>
+        </w:rPr>
+        <w:t xml:space="preserve"> best-of-50 </w:t>
+      </w:r>
+      <w:r>
+        <w:rPr>
+          <w:rFonts w:hint="eastAsia" w:ascii="Times New Roman" w:hAnsi="Times New Roman"/>
+          <w:sz w:val="24"/>
+        </w:rPr>
+        <w:t xml:space="preserve">构象，CryoAtom2</w:t>
+      </w:r>
+      <w:r>
+        <w:rPr>
+          <w:rFonts w:ascii="Times New Roman" w:hAnsi="Times New Roman"/>
+          <w:sz w:val="24"/>
+        </w:rPr>
+        <w:t xml:space="preserve"> </w:t>
+      </w:r>
+      <w:r>
+        <w:rPr>
+          <w:rFonts w:hint="eastAsia" w:ascii="Times New Roman" w:hAnsi="Times New Roman"/>
+          <w:sz w:val="24"/>
+        </w:rPr>
+        <w:t xml:space="preserve">重建受体和真实受体条件下的</w:t>
+      </w:r>
+      <w:r>
+        <w:rPr>
+          <w:rFonts w:ascii="Times New Roman" w:hAnsi="Times New Roman"/>
+          <w:sz w:val="24"/>
+        </w:rPr>
+        <w:t xml:space="preserve"> RMSD &lt; 2 Å </w:t>
+      </w:r>
+      <w:r>
+        <w:rPr>
+          <w:rFonts w:hint="eastAsia" w:ascii="Times New Roman" w:hAnsi="Times New Roman"/>
+          <w:sz w:val="24"/>
+        </w:rPr>
+        <w:t xml:space="preserve">成功率分别达到</w:t>
+      </w:r>
+      <w:r>
+        <w:rPr>
+          <w:rFonts w:ascii="Times New Roman" w:hAnsi="Times New Roman"/>
+          <w:sz w:val="24"/>
+        </w:rPr>
+        <w:t xml:space="preserve"> 67.5% </w:t>
+      </w:r>
+      <w:r>
+        <w:rPr>
+          <w:rFonts w:hint="eastAsia" w:ascii="Times New Roman" w:hAnsi="Times New Roman"/>
+          <w:sz w:val="24"/>
+        </w:rPr>
+        <w:t xml:space="preserve">和</w:t>
+      </w:r>
+      <w:r>
+        <w:rPr>
+          <w:rFonts w:ascii="Times New Roman" w:hAnsi="Times New Roman"/>
+          <w:sz w:val="24"/>
+        </w:rPr>
+        <w:t xml:space="preserve"> </w:t>
+      </w:r>
+      <w:r>
+        <w:rPr>
+          <w:rFonts w:hint="eastAsia" w:ascii="Times New Roman" w:hAnsi="Times New Roman"/>
+          <w:sz w:val="24"/>
+        </w:rPr>
+        <w:t xml:space="preserve">75.3%。在</w:t>
+      </w:r>
+      <w:r>
+        <w:rPr>
+          <w:rFonts w:ascii="Times New Roman" w:hAnsi="Times New Roman"/>
+          <w:sz w:val="24"/>
+        </w:rPr>
+        <w:t xml:space="preserve"> RMSD &lt; 3 Å </w:t>
+      </w:r>
+      <w:r>
+        <w:rPr>
+          <w:rFonts w:hint="eastAsia" w:ascii="Times New Roman" w:hAnsi="Times New Roman"/>
+          <w:sz w:val="24"/>
+        </w:rPr>
+        <w:t xml:space="preserve">时，对应成功率分别为</w:t>
+      </w:r>
+      <w:r>
+        <w:rPr>
+          <w:rFonts w:ascii="Times New Roman" w:hAnsi="Times New Roman"/>
+          <w:sz w:val="24"/>
+        </w:rPr>
+        <w:t xml:space="preserve"> 75.3% </w:t>
+      </w:r>
+      <w:r>
+        <w:rPr>
+          <w:rFonts w:hint="eastAsia" w:ascii="Times New Roman" w:hAnsi="Times New Roman"/>
+          <w:sz w:val="24"/>
+        </w:rPr>
+        <w:t xml:space="preserve">和</w:t>
+      </w:r>
+      <w:r>
+        <w:rPr>
+          <w:rFonts w:ascii="Times New Roman" w:hAnsi="Times New Roman"/>
+          <w:sz w:val="24"/>
+        </w:rPr>
+        <w:t xml:space="preserve"> 76.6%。</w:t>
       </w:r>
     </w:p>
     <w:p>
       <w:pPr>
-        <w:pStyle w:val="TableCaption"/>
-        <w:keepNext/>
-        <w:spacing w:line="480" w:lineRule="auto"/>
-        <w:ind w:firstLine="0"/>
-        <w:pageBreakBefore/>
+        <w:pStyle w:val="BodyText"/>
+        <w:spacing w:line="480" w:lineRule="auto" w:after="120"/>
+        <w:ind w:firstLine="480"/>
       </w:pPr>
       <w:r>
         <w:rPr>
-          <w:rFonts w:hint="eastAsia" w:ascii="Times New Roman" w:hAnsi="Times New Roman"/>
-          <w:b/>
-          <w:i w:val="0"/>
-          <w:sz w:val="24"/>
-        </w:rPr>
-        <w:t xml:space="preserve">表</w:t>
-      </w:r>
-      <w:r>
-        <w:rPr>
-          <w:rFonts w:ascii="Times New Roman" w:hAnsi="Times New Roman"/>
-          <w:b/>
-          <w:i w:val="0"/>
-          <w:sz w:val="24"/>
-        </w:rPr>
-        <w:t xml:space="preserve"> 2 | </w:t>
-      </w:r>
-      <w:r>
-        <w:rPr>
-          <w:rFonts w:hint="eastAsia" w:ascii="Times New Roman" w:hAnsi="Times New Roman"/>
-          <w:b/>
-          <w:i w:val="0"/>
-          <w:sz w:val="24"/>
-        </w:rPr>
-        <w:t xml:space="preserve">小分子实例完成度（%）。</w:t>
+          <w:rStyle w:val="MDFIGREF_eJyrrk7LTC9KTbNKNUrVLc5NzMnRLcgsSM3JzEutSaytBQDAfQxA"/>
+          <w:rFonts w:ascii="Times New Roman" w:hAnsi="Times New Roman"/>
+          <w:sz w:val="24"/>
+        </w:rPr>
+        <w:t xml:space="preserve">Fig. 3a</w:t>
+      </w:r>
+      <w:r>
+        <w:rPr>
+          <w:rFonts w:ascii="Times New Roman" w:hAnsi="Times New Roman"/>
+          <w:sz w:val="24"/>
+        </w:rPr>
+        <w:t xml:space="preserve"> </w:t>
+      </w:r>
+      <w:r>
+        <w:rPr>
+          <w:rFonts w:hint="eastAsia" w:ascii="Times New Roman" w:hAnsi="Times New Roman"/>
+          <w:sz w:val="24"/>
+        </w:rPr>
+        <w:t xml:space="preserve">进一步拆分了流水线各阶段的成功率。在前</w:t>
+      </w:r>
+      <w:r>
+        <w:rPr>
+          <w:rFonts w:ascii="Times New Roman" w:hAnsi="Times New Roman"/>
+          <w:sz w:val="24"/>
+        </w:rPr>
+        <w:t xml:space="preserve"> 10 </w:t>
+      </w:r>
+      <w:r>
+        <w:rPr>
+          <w:rFonts w:hint="eastAsia" w:ascii="Times New Roman" w:hAnsi="Times New Roman"/>
+          <w:sz w:val="24"/>
+        </w:rPr>
+        <w:t xml:space="preserve">次计费尝试（</w:t>
+      </w:r>
+      <m:oMath>
+        <m:r>
+          <m:t>K</m:t>
+        </m:r>
+        <m:r>
+          <m:rPr>
+            <m:sty m:val="p"/>
+          </m:rPr>
+          <m:t>≤</m:t>
+        </m:r>
+        <m:r>
+          <m:t>10</m:t>
+        </m:r>
+      </m:oMath>
+      <w:r>
+        <w:rPr>
+          <w:rFonts w:hint="eastAsia" w:ascii="Times New Roman" w:hAnsi="Times New Roman"/>
+          <w:sz w:val="24"/>
+        </w:rPr>
+        <w:t xml:space="preserve">）内，CryoAtom2</w:t>
+      </w:r>
+      <w:r>
+        <w:rPr>
+          <w:rFonts w:ascii="Times New Roman" w:hAnsi="Times New Roman"/>
+          <w:sz w:val="24"/>
+        </w:rPr>
+        <w:t xml:space="preserve"> </w:t>
+      </w:r>
+      <w:r>
+        <w:rPr>
+          <w:rFonts w:hint="eastAsia" w:ascii="Times New Roman" w:hAnsi="Times New Roman"/>
+          <w:sz w:val="24"/>
+        </w:rPr>
+        <w:t xml:space="preserve">重建受体和真实受体条件下，仅</w:t>
+      </w:r>
+      <w:r>
+        <w:rPr>
+          <w:rFonts w:ascii="Times New Roman" w:hAnsi="Times New Roman"/>
+          <w:sz w:val="24"/>
+        </w:rPr>
+        <w:t xml:space="preserve"> Find </w:t>
+      </w:r>
+      <w:r>
+        <w:rPr>
+          <w:rFonts w:hint="eastAsia" w:ascii="Times New Roman" w:hAnsi="Times New Roman"/>
+          <w:sz w:val="24"/>
+        </w:rPr>
+        <w:t xml:space="preserve">成功的</w:t>
+      </w:r>
+      <w:r>
+        <w:rPr>
+          <w:rFonts w:ascii="Times New Roman" w:hAnsi="Times New Roman"/>
+          <w:sz w:val="24"/>
+        </w:rPr>
+        <w:t xml:space="preserve"> PDB </w:t>
+      </w:r>
+      <w:r>
+        <w:rPr>
+          <w:rFonts w:hint="eastAsia" w:ascii="Times New Roman" w:hAnsi="Times New Roman"/>
+          <w:sz w:val="24"/>
+        </w:rPr>
+        <w:t xml:space="preserve">比例分别为</w:t>
+      </w:r>
+      <w:r>
+        <w:rPr>
+          <w:rFonts w:ascii="Times New Roman" w:hAnsi="Times New Roman"/>
+          <w:sz w:val="24"/>
+        </w:rPr>
+        <w:t xml:space="preserve"> 88.3% </w:t>
+      </w:r>
+      <w:r>
+        <w:rPr>
+          <w:rFonts w:hint="eastAsia" w:ascii="Times New Roman" w:hAnsi="Times New Roman"/>
+          <w:sz w:val="24"/>
+        </w:rPr>
+        <w:t xml:space="preserve">和</w:t>
+      </w:r>
+      <w:r>
+        <w:rPr>
+          <w:rFonts w:ascii="Times New Roman" w:hAnsi="Times New Roman"/>
+          <w:sz w:val="24"/>
+        </w:rPr>
+        <w:t xml:space="preserve"> </w:t>
+      </w:r>
+      <w:r>
+        <w:rPr>
+          <w:rFonts w:hint="eastAsia" w:ascii="Times New Roman" w:hAnsi="Times New Roman"/>
+          <w:sz w:val="24"/>
+        </w:rPr>
+        <w:t xml:space="preserve">89.6%，均高于</w:t>
+      </w:r>
+      <w:r>
+        <w:rPr>
+          <w:rFonts w:ascii="Times New Roman" w:hAnsi="Times New Roman"/>
+          <w:sz w:val="24"/>
+        </w:rPr>
+        <w:t xml:space="preserve"> Emap2lig-Find </w:t>
+      </w:r>
+      <w:r>
+        <w:rPr>
+          <w:rFonts w:hint="eastAsia" w:ascii="Times New Roman" w:hAnsi="Times New Roman"/>
+          <w:sz w:val="24"/>
+        </w:rPr>
+        <w:t xml:space="preserve">在该子集中的</w:t>
+      </w:r>
+      <w:r>
+        <w:rPr>
+          <w:rFonts w:ascii="Times New Roman" w:hAnsi="Times New Roman"/>
+          <w:sz w:val="24"/>
+        </w:rPr>
+        <w:t xml:space="preserve"> </w:t>
+      </w:r>
+      <w:r>
+        <w:rPr>
+          <w:rFonts w:hint="eastAsia" w:ascii="Times New Roman" w:hAnsi="Times New Roman"/>
+          <w:sz w:val="24"/>
+        </w:rPr>
+        <w:t xml:space="preserve">70.1%。同时要求</w:t>
+      </w:r>
+      <w:r>
+        <w:rPr>
+          <w:rFonts w:ascii="Times New Roman" w:hAnsi="Times New Roman"/>
+          <w:sz w:val="24"/>
+        </w:rPr>
+        <w:t xml:space="preserve"> Find </w:t>
+      </w:r>
+      <w:r>
+        <w:rPr>
+          <w:rFonts w:hint="eastAsia" w:ascii="Times New Roman" w:hAnsi="Times New Roman"/>
+          <w:sz w:val="24"/>
+        </w:rPr>
+        <w:t xml:space="preserve">和</w:t>
+      </w:r>
+      <w:r>
+        <w:rPr>
+          <w:rFonts w:ascii="Times New Roman" w:hAnsi="Times New Roman"/>
+          <w:sz w:val="24"/>
+        </w:rPr>
+        <w:t xml:space="preserve"> Match </w:t>
+      </w:r>
+      <w:r>
+        <w:rPr>
+          <w:rFonts w:hint="eastAsia" w:ascii="Times New Roman" w:hAnsi="Times New Roman"/>
+          <w:sz w:val="24"/>
+        </w:rPr>
+        <w:t xml:space="preserve">成功时，对应比例分别为</w:t>
+      </w:r>
+      <w:r>
+        <w:rPr>
+          <w:rFonts w:ascii="Times New Roman" w:hAnsi="Times New Roman"/>
+          <w:sz w:val="24"/>
+        </w:rPr>
+        <w:t xml:space="preserve"> 81.8% </w:t>
+      </w:r>
+      <w:r>
+        <w:rPr>
+          <w:rFonts w:hint="eastAsia" w:ascii="Times New Roman" w:hAnsi="Times New Roman"/>
+          <w:sz w:val="24"/>
+        </w:rPr>
+        <w:t xml:space="preserve">和</w:t>
+      </w:r>
+      <w:r>
+        <w:rPr>
+          <w:rFonts w:ascii="Times New Roman" w:hAnsi="Times New Roman"/>
+          <w:sz w:val="24"/>
+        </w:rPr>
+        <w:t xml:space="preserve"> 83.1%。</w:t>
       </w:r>
     </w:p>
-    <w:tbl>
-      <w:tblPr>
-        <w:tblW w:type="pct" w:w="5000"/>
-        <w:tblLayout w:type="fixed"/>
-        <w:tblCaption w:val="表 2 | 小分子实例完成度（%）。"/>
-        <w:tblDescription w:val="MDBOOKTABS_{&quot;headers&quot;:3,&quot;groups&quot;:[],&quot;widths&quot;:[0.14,0.1,0.095,0.095,0.095,0.095,0.095,0.095,0.095,0.095],&quot;outline&quot;:&quot;box&quot;,&quot;col-rules&quot;:&quot;2,6&quot;,&quot;pagination&quot;:&quot;rows&quot;,&quot;dividers&quot;:[5]}"/>
-        <w:tblBorders>
-          <w:top w:val="single" w:sz="6" w:color="000000"/>
-          <w:bottom w:val="single" w:sz="6" w:color="000000"/>
-          <w:left w:val="single" w:sz="6" w:color="000000"/>
-          <w:right w:val="single" w:sz="6" w:color="000000"/>
-          <w:insideH w:val="nil" w:sz="6" w:color="000000"/>
-          <w:insideV w:val="nil" w:sz="6" w:color="000000"/>
-        </w:tblBorders>
-      </w:tblPr>
-      <w:tblGrid>
-        <w:gridCol w:w="1264"/>
-        <w:gridCol w:w="903"/>
-        <w:gridCol w:w="858"/>
-        <w:gridCol w:w="858"/>
-        <w:gridCol w:w="858"/>
-        <w:gridCol w:w="858"/>
-        <w:gridCol w:w="858"/>
-        <w:gridCol w:w="858"/>
-        <w:gridCol w:w="858"/>
-        <w:gridCol w:w="858"/>
-      </w:tblGrid>
-      <w:tr>
-        <w:trPr>
-          <w:tblHeader w:val="on"/>
-          <w:cantSplit/>
-        </w:trPr>
-        <w:tc>
-          <w:tcPr>
-            <w:tcW w:type="dxa" w:w="1264"/>
-            <w:vMerge w:val="restart"/>
-            <w:vAlign w:val="center"/>
-            <w:noWrap/>
-            <w:tcMar>
-              <w:top w:w="30" w:type="dxa"/>
-              <w:bottom w:w="30" w:type="dxa"/>
-              <w:left w:w="45" w:type="dxa"/>
-              <w:right w:w="45" w:type="dxa"/>
-            </w:tcMar>
-          </w:tcPr>
-          <w:p>
-            <w:pPr>
-              <w:pStyle w:val="Compact"/>
-              <w:keepNext w:val="0"/>
-              <w:keepLines w:val="0"/>
-              <w:pageBreakBefore w:val="0"/>
-              <w:spacing w:line="240" w:lineRule="auto" w:before="0" w:after="0"/>
-              <w:ind w:firstLine="0"/>
-              <w:jc w:val="left"/>
-            </w:pPr>
-            <w:r>
-              <w:rPr>
-                <w:rFonts w:hint="eastAsia" w:ascii="Times New Roman" w:hAnsi="Times New Roman"/>
-                <w:b w:val="0"/>
-                <w:sz w:val="20"/>
-              </w:rPr>
-              <w:t xml:space="preserve">构象</w:t>
-            </w:r>
-          </w:p>
-        </w:tc>
-        <w:tc>
-          <w:tcPr>
-            <w:tcW w:type="dxa" w:w="903"/>
-            <w:vMerge w:val="restart"/>
-            <w:vAlign w:val="center"/>
-            <w:noWrap/>
-            <w:tcMar>
-              <w:top w:w="30" w:type="dxa"/>
-              <w:bottom w:w="30" w:type="dxa"/>
-              <w:left w:w="45" w:type="dxa"/>
-              <w:right w:w="45" w:type="dxa"/>
-            </w:tcMar>
-            <w:tcBorders>
-              <w:right w:val="single" w:sz="4" w:color="000000"/>
-            </w:tcBorders>
-          </w:tcPr>
-          <w:p>
-            <w:pPr>
-              <w:pStyle w:val="Compact"/>
-              <w:keepNext w:val="0"/>
-              <w:keepLines w:val="0"/>
-              <w:pageBreakBefore w:val="0"/>
-              <w:spacing w:line="240" w:lineRule="auto" w:before="0" w:after="0"/>
-              <w:ind w:firstLine="0"/>
-              <w:jc w:val="center"/>
-            </w:pPr>
-            <w:r>
-              <w:rPr>
-                <w:rFonts w:ascii="Times New Roman" w:hAnsi="Times New Roman"/>
-                <w:b w:val="0"/>
-                <w:sz w:val="20"/>
-              </w:rPr>
-              <w:t xml:space="preserve">RMSD</w:t>
-            </w:r>
-          </w:p>
-        </w:tc>
-        <w:tc>
-          <w:tcPr>
-            <w:tcW w:type="dxa" w:w="3431"/>
-            <w:gridSpan w:val="4"/>
-            <w:vAlign w:val="center"/>
-            <w:noWrap/>
-            <w:tcMar>
-              <w:top w:w="30" w:type="dxa"/>
-              <w:bottom w:w="30" w:type="dxa"/>
-              <w:left w:w="45" w:type="dxa"/>
-              <w:right w:w="45" w:type="dxa"/>
-            </w:tcMar>
-            <w:tcBorders>
-              <w:right w:val="single" w:sz="4" w:color="000000"/>
-            </w:tcBorders>
-          </w:tcPr>
-          <w:p>
-            <w:pPr>
-              <w:pStyle w:val="Compact"/>
-              <w:keepNext w:val="0"/>
-              <w:keepLines w:val="0"/>
-              <w:pageBreakBefore w:val="0"/>
-              <w:spacing w:line="240" w:lineRule="auto" w:before="0" w:after="0"/>
-              <w:ind w:firstLine="0"/>
-              <w:jc w:val="center"/>
-            </w:pPr>
-            <w:r>
-              <w:rPr>
-                <w:rFonts w:ascii="Times New Roman" w:hAnsi="Times New Roman"/>
-                <w:b w:val="0"/>
-                <w:sz w:val="20"/>
-              </w:rPr>
-              <w:t xml:space="preserve">CA2</w:t>
-            </w:r>
-          </w:p>
-        </w:tc>
-        <w:tc>
-          <w:tcPr>
-            <w:tcW w:type="dxa" w:w="3431"/>
-            <w:gridSpan w:val="4"/>
-            <w:vAlign w:val="center"/>
-            <w:noWrap/>
-            <w:tcMar>
-              <w:top w:w="30" w:type="dxa"/>
-              <w:bottom w:w="30" w:type="dxa"/>
-              <w:left w:w="45" w:type="dxa"/>
-              <w:right w:w="45" w:type="dxa"/>
-            </w:tcMar>
-          </w:tcPr>
-          <w:p>
-            <w:pPr>
-              <w:pStyle w:val="Compact"/>
-              <w:keepNext w:val="0"/>
-              <w:keepLines w:val="0"/>
-              <w:pageBreakBefore w:val="0"/>
-              <w:spacing w:line="240" w:lineRule="auto" w:before="0" w:after="0"/>
-              <w:ind w:firstLine="0"/>
-              <w:jc w:val="center"/>
-            </w:pPr>
-            <w:r>
-              <w:rPr>
-                <w:rFonts w:ascii="Times New Roman" w:hAnsi="Times New Roman"/>
-                <w:b w:val="0"/>
-                <w:sz w:val="20"/>
-              </w:rPr>
-              <w:t xml:space="preserve">GT</w:t>
-            </w:r>
-          </w:p>
-        </w:tc>
-      </w:tr>
-      <w:tr>
-        <w:trPr>
-          <w:tblHeader w:val="on"/>
-          <w:cantSplit/>
-        </w:trPr>
-        <w:tc>
-          <w:tcPr>
-            <w:tcW w:type="dxa" w:w="1264"/>
-            <w:gridSpan w:val="1"/>
-            <w:vMerge w:val="continue"/>
-            <w:vAlign w:val="center"/>
-            <w:noWrap/>
-            <w:tcMar>
-              <w:top w:w="30" w:type="dxa"/>
-              <w:bottom w:w="30" w:type="dxa"/>
-              <w:left w:w="45" w:type="dxa"/>
-              <w:right w:w="45" w:type="dxa"/>
-            </w:tcMar>
-          </w:tcPr>
-          <w:p>
-            <w:pPr>
-              <w:keepNext w:val="0"/>
-              <w:keepLines w:val="0"/>
-              <w:pageBreakBefore w:val="0"/>
-              <w:spacing w:line="240" w:lineRule="auto" w:before="0" w:after="0"/>
-              <w:ind w:firstLine="0"/>
-              <w:jc w:val="left"/>
-            </w:pPr>
-          </w:p>
-        </w:tc>
-        <w:tc>
-          <w:tcPr>
-            <w:tcW w:type="dxa" w:w="903"/>
-            <w:gridSpan w:val="1"/>
-            <w:vMerge w:val="continue"/>
-            <w:vAlign w:val="center"/>
-            <w:noWrap/>
-            <w:tcMar>
-              <w:top w:w="30" w:type="dxa"/>
-              <w:bottom w:w="30" w:type="dxa"/>
-              <w:left w:w="45" w:type="dxa"/>
-              <w:right w:w="45" w:type="dxa"/>
-            </w:tcMar>
-            <w:tcBorders>
-              <w:right w:val="single" w:sz="4" w:color="000000"/>
-            </w:tcBorders>
-          </w:tcPr>
-          <w:p>
-            <w:pPr>
-              <w:keepNext w:val="0"/>
-              <w:keepLines w:val="0"/>
-              <w:pageBreakBefore w:val="0"/>
-              <w:spacing w:line="240" w:lineRule="auto" w:before="0" w:after="0"/>
-              <w:ind w:firstLine="0"/>
-              <w:jc w:val="center"/>
-            </w:pPr>
-          </w:p>
-        </w:tc>
-        <w:tc>
-          <w:tcPr>
-            <w:tcW w:type="dxa" w:w="1716"/>
-            <w:gridSpan w:val="2"/>
-            <w:vAlign w:val="center"/>
-            <w:noWrap/>
-            <w:tcMar>
-              <w:top w:w="30" w:type="dxa"/>
-              <w:bottom w:w="30" w:type="dxa"/>
-              <w:left w:w="45" w:type="dxa"/>
-              <w:right w:w="45" w:type="dxa"/>
-            </w:tcMar>
-          </w:tcPr>
-          <w:p>
-            <w:pPr>
-              <w:pStyle w:val="Compact"/>
-              <w:keepNext w:val="0"/>
-              <w:keepLines w:val="0"/>
-              <w:pageBreakBefore w:val="0"/>
-              <w:spacing w:line="240" w:lineRule="auto" w:before="0" w:after="0"/>
-              <w:ind w:firstLine="0"/>
-              <w:jc w:val="center"/>
-            </w:pPr>
-            <w:r>
-              <w:rPr>
-                <w:rFonts w:ascii="Times New Roman" w:hAnsi="Times New Roman"/>
-                <w:b w:val="0"/>
-                <w:sz w:val="20"/>
-              </w:rPr>
-              <w:t xml:space="preserve">100%</w:t>
-            </w:r>
-          </w:p>
-        </w:tc>
-        <w:tc>
-          <w:tcPr>
-            <w:tcW w:type="dxa" w:w="1716"/>
-            <w:gridSpan w:val="2"/>
-            <w:vAlign w:val="center"/>
-            <w:noWrap/>
-            <w:tcMar>
-              <w:top w:w="30" w:type="dxa"/>
-              <w:bottom w:w="30" w:type="dxa"/>
-              <w:left w:w="45" w:type="dxa"/>
-              <w:right w:w="45" w:type="dxa"/>
-            </w:tcMar>
-            <w:tcBorders>
-              <w:right w:val="single" w:sz="4" w:color="000000"/>
-            </w:tcBorders>
-          </w:tcPr>
-          <w:p>
-            <w:pPr>
-              <w:pStyle w:val="Compact"/>
-              <w:keepNext w:val="0"/>
-              <w:keepLines w:val="0"/>
-              <w:pageBreakBefore w:val="0"/>
-              <w:spacing w:line="240" w:lineRule="auto" w:before="0" w:after="0"/>
-              <w:ind w:firstLine="0"/>
-              <w:jc w:val="center"/>
-            </w:pPr>
-            <w:r>
-              <w:rPr>
-                <w:rFonts w:ascii="Times New Roman" w:hAnsi="Times New Roman"/>
-                <w:b w:val="0"/>
-                <w:sz w:val="20"/>
-              </w:rPr>
-              <w:t xml:space="preserve">300%</w:t>
-            </w:r>
-          </w:p>
-        </w:tc>
-        <w:tc>
-          <w:tcPr>
-            <w:tcW w:type="dxa" w:w="1716"/>
-            <w:gridSpan w:val="2"/>
-            <w:vAlign w:val="center"/>
-            <w:noWrap/>
-            <w:tcMar>
-              <w:top w:w="30" w:type="dxa"/>
-              <w:bottom w:w="30" w:type="dxa"/>
-              <w:left w:w="45" w:type="dxa"/>
-              <w:right w:w="45" w:type="dxa"/>
-            </w:tcMar>
-          </w:tcPr>
-          <w:p>
-            <w:pPr>
-              <w:pStyle w:val="Compact"/>
-              <w:keepNext w:val="0"/>
-              <w:keepLines w:val="0"/>
-              <w:pageBreakBefore w:val="0"/>
-              <w:spacing w:line="240" w:lineRule="auto" w:before="0" w:after="0"/>
-              <w:ind w:firstLine="0"/>
-              <w:jc w:val="center"/>
-            </w:pPr>
-            <w:r>
-              <w:rPr>
-                <w:rFonts w:ascii="Times New Roman" w:hAnsi="Times New Roman"/>
-                <w:b w:val="0"/>
-                <w:sz w:val="20"/>
-              </w:rPr>
-              <w:t xml:space="preserve">100%</w:t>
-            </w:r>
-          </w:p>
-        </w:tc>
-        <w:tc>
-          <w:tcPr>
-            <w:tcW w:type="dxa" w:w="1716"/>
-            <w:gridSpan w:val="2"/>
-            <w:vAlign w:val="center"/>
-            <w:noWrap/>
-            <w:tcMar>
-              <w:top w:w="30" w:type="dxa"/>
-              <w:bottom w:w="30" w:type="dxa"/>
-              <w:left w:w="45" w:type="dxa"/>
-              <w:right w:w="45" w:type="dxa"/>
-            </w:tcMar>
-          </w:tcPr>
-          <w:p>
-            <w:pPr>
-              <w:pStyle w:val="Compact"/>
-              <w:keepNext w:val="0"/>
-              <w:keepLines w:val="0"/>
-              <w:pageBreakBefore w:val="0"/>
-              <w:spacing w:line="240" w:lineRule="auto" w:before="0" w:after="0"/>
-              <w:ind w:firstLine="0"/>
-              <w:jc w:val="center"/>
-            </w:pPr>
-            <w:r>
-              <w:rPr>
-                <w:rFonts w:ascii="Times New Roman" w:hAnsi="Times New Roman"/>
-                <w:b w:val="0"/>
-                <w:sz w:val="20"/>
-              </w:rPr>
-              <w:t xml:space="preserve">300%</w:t>
-            </w:r>
-          </w:p>
-        </w:tc>
-      </w:tr>
-      <w:tr>
-        <w:trPr>
-          <w:tblHeader w:val="on"/>
-          <w:cantSplit/>
-        </w:trPr>
-        <w:tc>
-          <w:tcPr>
-            <w:tcW w:type="dxa" w:w="1264"/>
-            <w:gridSpan w:val="1"/>
-            <w:vMerge w:val="continue"/>
-            <w:vAlign w:val="center"/>
-            <w:noWrap/>
-            <w:tcMar>
-              <w:top w:w="30" w:type="dxa"/>
-              <w:bottom w:w="30" w:type="dxa"/>
-              <w:left w:w="45" w:type="dxa"/>
-              <w:right w:w="45" w:type="dxa"/>
-            </w:tcMar>
-            <w:tcBorders>
-              <w:bottom w:val="single" w:sz="4" w:color="000000"/>
-            </w:tcBorders>
-          </w:tcPr>
-          <w:p>
-            <w:pPr>
-              <w:keepNext w:val="0"/>
-              <w:keepLines w:val="0"/>
-              <w:pageBreakBefore w:val="0"/>
-              <w:spacing w:line="240" w:lineRule="auto" w:before="0" w:after="0"/>
-              <w:ind w:firstLine="0"/>
-              <w:jc w:val="left"/>
-            </w:pPr>
-          </w:p>
-        </w:tc>
-        <w:tc>
-          <w:tcPr>
-            <w:tcW w:type="dxa" w:w="903"/>
-            <w:gridSpan w:val="1"/>
-            <w:vMerge w:val="continue"/>
-            <w:vAlign w:val="center"/>
-            <w:noWrap/>
-            <w:tcMar>
-              <w:top w:w="30" w:type="dxa"/>
-              <w:bottom w:w="30" w:type="dxa"/>
-              <w:left w:w="45" w:type="dxa"/>
-              <w:right w:w="45" w:type="dxa"/>
-            </w:tcMar>
-            <w:tcBorders>
-              <w:bottom w:val="single" w:sz="4" w:color="000000"/>
-              <w:right w:val="single" w:sz="4" w:color="000000"/>
-            </w:tcBorders>
-          </w:tcPr>
-          <w:p>
-            <w:pPr>
-              <w:keepNext w:val="0"/>
-              <w:keepLines w:val="0"/>
-              <w:pageBreakBefore w:val="0"/>
-              <w:spacing w:line="240" w:lineRule="auto" w:before="0" w:after="0"/>
-              <w:ind w:firstLine="0"/>
-              <w:jc w:val="center"/>
-            </w:pPr>
-          </w:p>
-        </w:tc>
-        <w:tc>
-          <w:tcPr>
-            <w:tcW w:type="dxa" w:w="858"/>
-            <w:vAlign w:val="center"/>
-            <w:noWrap/>
-            <w:tcMar>
-              <w:top w:w="30" w:type="dxa"/>
-              <w:bottom w:w="30" w:type="dxa"/>
-              <w:left w:w="45" w:type="dxa"/>
-              <w:right w:w="45" w:type="dxa"/>
-            </w:tcMar>
-            <w:tcBorders>
-              <w:bottom w:val="single" w:sz="4" w:color="000000"/>
-            </w:tcBorders>
-          </w:tcPr>
-          <w:p>
-            <w:pPr>
-              <w:pStyle w:val="Compact"/>
-              <w:keepNext w:val="0"/>
-              <w:keepLines w:val="0"/>
-              <w:pageBreakBefore w:val="0"/>
-              <w:spacing w:line="240" w:lineRule="auto" w:before="0" w:after="0"/>
-              <w:ind w:firstLine="0"/>
-              <w:jc w:val="center"/>
-            </w:pPr>
-            <w:r>
-              <w:rPr>
-                <w:rFonts w:hint="eastAsia" w:ascii="Times New Roman" w:hAnsi="Times New Roman"/>
-                <w:b w:val="0"/>
-                <w:sz w:val="20"/>
-              </w:rPr>
-              <w:t xml:space="preserve">均值</w:t>
-            </w:r>
-          </w:p>
-        </w:tc>
-        <w:tc>
-          <w:tcPr>
-            <w:tcW w:type="dxa" w:w="858"/>
-            <w:vAlign w:val="center"/>
-            <w:noWrap/>
-            <w:tcMar>
-              <w:top w:w="30" w:type="dxa"/>
-              <w:bottom w:w="30" w:type="dxa"/>
-              <w:left w:w="45" w:type="dxa"/>
-              <w:right w:w="45" w:type="dxa"/>
-            </w:tcMar>
-            <w:tcBorders>
-              <w:bottom w:val="single" w:sz="4" w:color="000000"/>
-            </w:tcBorders>
-          </w:tcPr>
-          <w:p>
-            <w:pPr>
-              <w:pStyle w:val="Compact"/>
-              <w:keepNext w:val="0"/>
-              <w:keepLines w:val="0"/>
-              <w:pageBreakBefore w:val="0"/>
-              <w:spacing w:line="240" w:lineRule="auto" w:before="0" w:after="0"/>
-              <w:ind w:firstLine="0"/>
-              <w:jc w:val="center"/>
-            </w:pPr>
-            <w:r>
-              <w:rPr>
-                <w:rFonts w:hint="eastAsia" w:ascii="Times New Roman" w:hAnsi="Times New Roman"/>
-                <w:b w:val="0"/>
-                <w:sz w:val="20"/>
-              </w:rPr>
-              <w:t xml:space="preserve">中位数</w:t>
-            </w:r>
-          </w:p>
-        </w:tc>
-        <w:tc>
-          <w:tcPr>
-            <w:tcW w:type="dxa" w:w="858"/>
-            <w:vAlign w:val="center"/>
-            <w:noWrap/>
-            <w:tcMar>
-              <w:top w:w="30" w:type="dxa"/>
-              <w:bottom w:w="30" w:type="dxa"/>
-              <w:left w:w="45" w:type="dxa"/>
-              <w:right w:w="45" w:type="dxa"/>
-            </w:tcMar>
-            <w:tcBorders>
-              <w:bottom w:val="single" w:sz="4" w:color="000000"/>
-            </w:tcBorders>
-          </w:tcPr>
-          <w:p>
-            <w:pPr>
-              <w:pStyle w:val="Compact"/>
-              <w:keepNext w:val="0"/>
-              <w:keepLines w:val="0"/>
-              <w:pageBreakBefore w:val="0"/>
-              <w:spacing w:line="240" w:lineRule="auto" w:before="0" w:after="0"/>
-              <w:ind w:firstLine="0"/>
-              <w:jc w:val="center"/>
-            </w:pPr>
-            <w:r>
-              <w:rPr>
-                <w:rFonts w:hint="eastAsia" w:ascii="Times New Roman" w:hAnsi="Times New Roman"/>
-                <w:b w:val="0"/>
-                <w:sz w:val="20"/>
-              </w:rPr>
-              <w:t xml:space="preserve">均值</w:t>
-            </w:r>
-          </w:p>
-        </w:tc>
-        <w:tc>
-          <w:tcPr>
-            <w:tcW w:type="dxa" w:w="858"/>
-            <w:vAlign w:val="center"/>
-            <w:noWrap/>
-            <w:tcMar>
-              <w:top w:w="30" w:type="dxa"/>
-              <w:bottom w:w="30" w:type="dxa"/>
-              <w:left w:w="45" w:type="dxa"/>
-              <w:right w:w="45" w:type="dxa"/>
-            </w:tcMar>
-            <w:tcBorders>
-              <w:bottom w:val="single" w:sz="4" w:color="000000"/>
-              <w:right w:val="single" w:sz="4" w:color="000000"/>
-            </w:tcBorders>
-          </w:tcPr>
-          <w:p>
-            <w:pPr>
-              <w:pStyle w:val="Compact"/>
-              <w:keepNext w:val="0"/>
-              <w:keepLines w:val="0"/>
-              <w:pageBreakBefore w:val="0"/>
-              <w:spacing w:line="240" w:lineRule="auto" w:before="0" w:after="0"/>
-              <w:ind w:firstLine="0"/>
-              <w:jc w:val="center"/>
-            </w:pPr>
-            <w:r>
-              <w:rPr>
-                <w:rFonts w:hint="eastAsia" w:ascii="Times New Roman" w:hAnsi="Times New Roman"/>
-                <w:b w:val="0"/>
-                <w:sz w:val="20"/>
-              </w:rPr>
-              <w:t xml:space="preserve">中位数</w:t>
-            </w:r>
-          </w:p>
-        </w:tc>
-        <w:tc>
-          <w:tcPr>
-            <w:tcW w:type="dxa" w:w="858"/>
-            <w:vAlign w:val="center"/>
-            <w:noWrap/>
-            <w:tcMar>
-              <w:top w:w="30" w:type="dxa"/>
-              <w:bottom w:w="30" w:type="dxa"/>
-              <w:left w:w="45" w:type="dxa"/>
-              <w:right w:w="45" w:type="dxa"/>
-            </w:tcMar>
-            <w:tcBorders>
-              <w:bottom w:val="single" w:sz="4" w:color="000000"/>
-            </w:tcBorders>
-          </w:tcPr>
-          <w:p>
-            <w:pPr>
-              <w:pStyle w:val="Compact"/>
-              <w:keepNext w:val="0"/>
-              <w:keepLines w:val="0"/>
-              <w:pageBreakBefore w:val="0"/>
-              <w:spacing w:line="240" w:lineRule="auto" w:before="0" w:after="0"/>
-              <w:ind w:firstLine="0"/>
-              <w:jc w:val="center"/>
-            </w:pPr>
-            <w:r>
-              <w:rPr>
-                <w:rFonts w:hint="eastAsia" w:ascii="Times New Roman" w:hAnsi="Times New Roman"/>
-                <w:b w:val="0"/>
-                <w:sz w:val="20"/>
-              </w:rPr>
-              <w:t xml:space="preserve">均值</w:t>
-            </w:r>
-          </w:p>
-        </w:tc>
-        <w:tc>
-          <w:tcPr>
-            <w:tcW w:type="dxa" w:w="858"/>
-            <w:vAlign w:val="center"/>
-            <w:noWrap/>
-            <w:tcMar>
-              <w:top w:w="30" w:type="dxa"/>
-              <w:bottom w:w="30" w:type="dxa"/>
-              <w:left w:w="45" w:type="dxa"/>
-              <w:right w:w="45" w:type="dxa"/>
-            </w:tcMar>
-            <w:tcBorders>
-              <w:bottom w:val="single" w:sz="4" w:color="000000"/>
-            </w:tcBorders>
-          </w:tcPr>
-          <w:p>
-            <w:pPr>
-              <w:pStyle w:val="Compact"/>
-              <w:keepNext w:val="0"/>
-              <w:keepLines w:val="0"/>
-              <w:pageBreakBefore w:val="0"/>
-              <w:spacing w:line="240" w:lineRule="auto" w:before="0" w:after="0"/>
-              <w:ind w:firstLine="0"/>
-              <w:jc w:val="center"/>
-            </w:pPr>
-            <w:r>
-              <w:rPr>
-                <w:rFonts w:hint="eastAsia" w:ascii="Times New Roman" w:hAnsi="Times New Roman"/>
-                <w:b w:val="0"/>
-                <w:sz w:val="20"/>
-              </w:rPr>
-              <w:t xml:space="preserve">中位数</w:t>
-            </w:r>
-          </w:p>
-        </w:tc>
-        <w:tc>
-          <w:tcPr>
-            <w:tcW w:type="dxa" w:w="858"/>
-            <w:vAlign w:val="center"/>
-            <w:noWrap/>
-            <w:tcMar>
-              <w:top w:w="30" w:type="dxa"/>
-              <w:bottom w:w="30" w:type="dxa"/>
-              <w:left w:w="45" w:type="dxa"/>
-              <w:right w:w="45" w:type="dxa"/>
-            </w:tcMar>
-            <w:tcBorders>
-              <w:bottom w:val="single" w:sz="4" w:color="000000"/>
-            </w:tcBorders>
-          </w:tcPr>
-          <w:p>
-            <w:pPr>
-              <w:pStyle w:val="Compact"/>
-              <w:keepNext w:val="0"/>
-              <w:keepLines w:val="0"/>
-              <w:pageBreakBefore w:val="0"/>
-              <w:spacing w:line="240" w:lineRule="auto" w:before="0" w:after="0"/>
-              <w:ind w:firstLine="0"/>
-              <w:jc w:val="center"/>
-            </w:pPr>
-            <w:r>
-              <w:rPr>
-                <w:rFonts w:hint="eastAsia" w:ascii="Times New Roman" w:hAnsi="Times New Roman"/>
-                <w:b w:val="0"/>
-                <w:sz w:val="20"/>
-              </w:rPr>
-              <w:t xml:space="preserve">均值</w:t>
-            </w:r>
-          </w:p>
-        </w:tc>
-        <w:tc>
-          <w:tcPr>
-            <w:tcW w:type="dxa" w:w="858"/>
-            <w:vAlign w:val="center"/>
-            <w:noWrap/>
-            <w:tcMar>
-              <w:top w:w="30" w:type="dxa"/>
-              <w:bottom w:w="30" w:type="dxa"/>
-              <w:left w:w="45" w:type="dxa"/>
-              <w:right w:w="45" w:type="dxa"/>
-            </w:tcMar>
-            <w:tcBorders>
-              <w:bottom w:val="single" w:sz="4" w:color="000000"/>
-            </w:tcBorders>
-          </w:tcPr>
-          <w:p>
-            <w:pPr>
-              <w:pStyle w:val="Compact"/>
-              <w:keepNext w:val="0"/>
-              <w:keepLines w:val="0"/>
-              <w:pageBreakBefore w:val="0"/>
-              <w:spacing w:line="240" w:lineRule="auto" w:before="0" w:after="0"/>
-              <w:ind w:firstLine="0"/>
-              <w:jc w:val="center"/>
-            </w:pPr>
-            <w:r>
-              <w:rPr>
-                <w:rFonts w:hint="eastAsia" w:ascii="Times New Roman" w:hAnsi="Times New Roman"/>
-                <w:b w:val="0"/>
-                <w:sz w:val="20"/>
-              </w:rPr>
-              <w:t xml:space="preserve">中位数</w:t>
-            </w:r>
-          </w:p>
-        </w:tc>
-      </w:tr>
-      <w:tr>
-        <w:trPr>
-          <w:cantSplit/>
-        </w:trPr>
-        <w:tc>
-          <w:tcPr>
-            <w:tcW w:type="dxa" w:w="1264"/>
-            <w:vMerge w:val="restart"/>
-            <w:vAlign w:val="center"/>
-            <w:noWrap/>
-            <w:tcMar>
-              <w:top w:w="30" w:type="dxa"/>
-              <w:bottom w:w="30" w:type="dxa"/>
-              <w:left w:w="45" w:type="dxa"/>
-              <w:right w:w="45" w:type="dxa"/>
-            </w:tcMar>
-          </w:tcPr>
-          <w:p>
-            <w:pPr>
-              <w:pStyle w:val="Compact"/>
-              <w:keepNext w:val="0"/>
-              <w:keepLines w:val="0"/>
-              <w:pageBreakBefore w:val="0"/>
-              <w:spacing w:line="240" w:lineRule="auto" w:before="0" w:after="0"/>
-              <w:ind w:firstLine="0"/>
-              <w:jc w:val="left"/>
-            </w:pPr>
-            <w:r>
-              <w:rPr>
-                <w:rFonts w:ascii="Times New Roman" w:hAnsi="Times New Roman"/>
-                <w:sz w:val="20"/>
-              </w:rPr>
-              <w:t xml:space="preserve">Top-1</w:t>
-            </w:r>
-          </w:p>
-        </w:tc>
-        <w:tc>
-          <w:tcPr>
-            <w:tcW w:type="dxa" w:w="903"/>
-            <w:vAlign w:val="center"/>
-            <w:noWrap/>
-            <w:tcMar>
-              <w:top w:w="30" w:type="dxa"/>
-              <w:bottom w:w="30" w:type="dxa"/>
-              <w:left w:w="45" w:type="dxa"/>
-              <w:right w:w="45" w:type="dxa"/>
-            </w:tcMar>
-            <w:tcBorders>
-              <w:right w:val="single" w:sz="4" w:color="000000"/>
-            </w:tcBorders>
-          </w:tcPr>
-          <w:p>
-            <w:pPr>
-              <w:pStyle w:val="Compact"/>
-              <w:keepNext w:val="0"/>
-              <w:keepLines w:val="0"/>
-              <w:pageBreakBefore w:val="0"/>
-              <w:spacing w:line="240" w:lineRule="auto" w:before="0" w:after="0"/>
-              <w:ind w:firstLine="0"/>
-              <w:jc w:val="center"/>
-            </w:pPr>
-            <w:r>
-              <w:rPr>
-                <w:rFonts w:ascii="Times New Roman" w:hAnsi="Times New Roman"/>
-                <w:sz w:val="20"/>
-              </w:rPr>
-              <w:t xml:space="preserve">&lt;2 Å</w:t>
-            </w:r>
-          </w:p>
-        </w:tc>
-        <w:tc>
-          <w:tcPr>
-            <w:tcW w:type="dxa" w:w="858"/>
-            <w:vAlign w:val="center"/>
-            <w:noWrap/>
-            <w:tcMar>
-              <w:top w:w="30" w:type="dxa"/>
-              <w:bottom w:w="30" w:type="dxa"/>
-              <w:left w:w="45" w:type="dxa"/>
-              <w:right w:w="45" w:type="dxa"/>
-            </w:tcMar>
-          </w:tcPr>
-          <w:p>
-            <w:pPr>
-              <w:pStyle w:val="Compact"/>
-              <w:keepNext w:val="0"/>
-              <w:keepLines w:val="0"/>
-              <w:pageBreakBefore w:val="0"/>
-              <w:spacing w:line="240" w:lineRule="auto" w:before="0" w:after="0"/>
-              <w:ind w:firstLine="0"/>
-              <w:jc w:val="center"/>
-            </w:pPr>
-            <w:r>
-              <w:rPr>
-                <w:rFonts w:ascii="Times New Roman" w:hAnsi="Times New Roman"/>
-                <w:sz w:val="20"/>
-              </w:rPr>
-              <w:t xml:space="preserve">41.1</w:t>
-            </w:r>
-          </w:p>
-        </w:tc>
-        <w:tc>
-          <w:tcPr>
-            <w:tcW w:type="dxa" w:w="858"/>
-            <w:vAlign w:val="center"/>
-            <w:noWrap/>
-            <w:tcMar>
-              <w:top w:w="30" w:type="dxa"/>
-              <w:bottom w:w="30" w:type="dxa"/>
-              <w:left w:w="45" w:type="dxa"/>
-              <w:right w:w="45" w:type="dxa"/>
-            </w:tcMar>
-          </w:tcPr>
-          <w:p>
-            <w:pPr>
-              <w:pStyle w:val="Compact"/>
-              <w:keepNext w:val="0"/>
-              <w:keepLines w:val="0"/>
-              <w:pageBreakBefore w:val="0"/>
-              <w:spacing w:line="240" w:lineRule="auto" w:before="0" w:after="0"/>
-              <w:ind w:firstLine="0"/>
-              <w:jc w:val="center"/>
-            </w:pPr>
-            <w:r>
-              <w:rPr>
-                <w:rFonts w:ascii="Times New Roman" w:hAnsi="Times New Roman"/>
-                <w:sz w:val="20"/>
-              </w:rPr>
-              <w:t xml:space="preserve">16.7</w:t>
-            </w:r>
-          </w:p>
-        </w:tc>
-        <w:tc>
-          <w:tcPr>
-            <w:tcW w:type="dxa" w:w="858"/>
-            <w:vAlign w:val="center"/>
-            <w:noWrap/>
-            <w:tcMar>
-              <w:top w:w="30" w:type="dxa"/>
-              <w:bottom w:w="30" w:type="dxa"/>
-              <w:left w:w="45" w:type="dxa"/>
-              <w:right w:w="45" w:type="dxa"/>
-            </w:tcMar>
-          </w:tcPr>
-          <w:p>
-            <w:pPr>
-              <w:pStyle w:val="Compact"/>
-              <w:keepNext w:val="0"/>
-              <w:keepLines w:val="0"/>
-              <w:pageBreakBefore w:val="0"/>
-              <w:spacing w:line="240" w:lineRule="auto" w:before="0" w:after="0"/>
-              <w:ind w:firstLine="0"/>
-              <w:jc w:val="center"/>
-            </w:pPr>
-            <w:r>
-              <w:rPr>
-                <w:rFonts w:ascii="Times New Roman" w:hAnsi="Times New Roman"/>
-                <w:sz w:val="20"/>
-              </w:rPr>
-              <w:t xml:space="preserve">44.9</w:t>
-            </w:r>
-          </w:p>
-        </w:tc>
-        <w:tc>
-          <w:tcPr>
-            <w:tcW w:type="dxa" w:w="858"/>
-            <w:vAlign w:val="center"/>
-            <w:noWrap/>
-            <w:tcMar>
-              <w:top w:w="30" w:type="dxa"/>
-              <w:bottom w:w="30" w:type="dxa"/>
-              <w:left w:w="45" w:type="dxa"/>
-              <w:right w:w="45" w:type="dxa"/>
-            </w:tcMar>
-            <w:tcBorders>
-              <w:right w:val="single" w:sz="4" w:color="000000"/>
-            </w:tcBorders>
-          </w:tcPr>
-          <w:p>
-            <w:pPr>
-              <w:pStyle w:val="Compact"/>
-              <w:keepNext w:val="0"/>
-              <w:keepLines w:val="0"/>
-              <w:pageBreakBefore w:val="0"/>
-              <w:spacing w:line="240" w:lineRule="auto" w:before="0" w:after="0"/>
-              <w:ind w:firstLine="0"/>
-              <w:jc w:val="center"/>
-            </w:pPr>
-            <w:r>
-              <w:rPr>
-                <w:rFonts w:ascii="Times New Roman" w:hAnsi="Times New Roman"/>
-                <w:sz w:val="20"/>
-              </w:rPr>
-              <w:t xml:space="preserve">25.0</w:t>
-            </w:r>
-          </w:p>
-        </w:tc>
-        <w:tc>
-          <w:tcPr>
-            <w:tcW w:type="dxa" w:w="858"/>
-            <w:vAlign w:val="center"/>
-            <w:noWrap/>
-            <w:tcMar>
-              <w:top w:w="30" w:type="dxa"/>
-              <w:bottom w:w="30" w:type="dxa"/>
-              <w:left w:w="45" w:type="dxa"/>
-              <w:right w:w="45" w:type="dxa"/>
-            </w:tcMar>
-          </w:tcPr>
-          <w:p>
-            <w:pPr>
-              <w:pStyle w:val="Compact"/>
-              <w:keepNext w:val="0"/>
-              <w:keepLines w:val="0"/>
-              <w:pageBreakBefore w:val="0"/>
-              <w:spacing w:line="240" w:lineRule="auto" w:before="0" w:after="0"/>
-              <w:ind w:firstLine="0"/>
-              <w:jc w:val="center"/>
-            </w:pPr>
-            <w:r>
-              <w:rPr>
-                <w:rFonts w:ascii="Times New Roman" w:hAnsi="Times New Roman"/>
-                <w:sz w:val="20"/>
-              </w:rPr>
-              <w:t xml:space="preserve">55.1</w:t>
-            </w:r>
-          </w:p>
-        </w:tc>
-        <w:tc>
-          <w:tcPr>
-            <w:tcW w:type="dxa" w:w="858"/>
-            <w:vAlign w:val="center"/>
-            <w:noWrap/>
-            <w:tcMar>
-              <w:top w:w="30" w:type="dxa"/>
-              <w:bottom w:w="30" w:type="dxa"/>
-              <w:left w:w="45" w:type="dxa"/>
-              <w:right w:w="45" w:type="dxa"/>
-            </w:tcMar>
-          </w:tcPr>
-          <w:p>
-            <w:pPr>
-              <w:pStyle w:val="Compact"/>
-              <w:keepNext w:val="0"/>
-              <w:keepLines w:val="0"/>
-              <w:pageBreakBefore w:val="0"/>
-              <w:spacing w:line="240" w:lineRule="auto" w:before="0" w:after="0"/>
-              <w:ind w:firstLine="0"/>
-              <w:jc w:val="center"/>
-            </w:pPr>
-            <w:r>
-              <w:rPr>
-                <w:rFonts w:ascii="Times New Roman" w:hAnsi="Times New Roman"/>
-                <w:sz w:val="20"/>
-              </w:rPr>
-              <w:t xml:space="preserve">75.0</w:t>
-            </w:r>
-          </w:p>
-        </w:tc>
-        <w:tc>
-          <w:tcPr>
-            <w:tcW w:type="dxa" w:w="858"/>
-            <w:vAlign w:val="center"/>
-            <w:noWrap/>
-            <w:tcMar>
-              <w:top w:w="30" w:type="dxa"/>
-              <w:bottom w:w="30" w:type="dxa"/>
-              <w:left w:w="45" w:type="dxa"/>
-              <w:right w:w="45" w:type="dxa"/>
-            </w:tcMar>
-          </w:tcPr>
-          <w:p>
-            <w:pPr>
-              <w:pStyle w:val="Compact"/>
-              <w:keepNext w:val="0"/>
-              <w:keepLines w:val="0"/>
-              <w:pageBreakBefore w:val="0"/>
-              <w:spacing w:line="240" w:lineRule="auto" w:before="0" w:after="0"/>
-              <w:ind w:firstLine="0"/>
-              <w:jc w:val="center"/>
-            </w:pPr>
-            <w:r>
-              <w:rPr>
-                <w:rFonts w:ascii="Times New Roman" w:hAnsi="Times New Roman"/>
-                <w:sz w:val="20"/>
-              </w:rPr>
-              <w:t xml:space="preserve">55.1</w:t>
-            </w:r>
-          </w:p>
-        </w:tc>
-        <w:tc>
-          <w:tcPr>
-            <w:tcW w:type="dxa" w:w="858"/>
-            <w:vAlign w:val="center"/>
-            <w:noWrap/>
-            <w:tcMar>
-              <w:top w:w="30" w:type="dxa"/>
-              <w:bottom w:w="30" w:type="dxa"/>
-              <w:left w:w="45" w:type="dxa"/>
-              <w:right w:w="45" w:type="dxa"/>
-            </w:tcMar>
-          </w:tcPr>
-          <w:p>
-            <w:pPr>
-              <w:pStyle w:val="Compact"/>
-              <w:keepNext w:val="0"/>
-              <w:keepLines w:val="0"/>
-              <w:pageBreakBefore w:val="0"/>
-              <w:spacing w:line="240" w:lineRule="auto" w:before="0" w:after="0"/>
-              <w:ind w:firstLine="0"/>
-              <w:jc w:val="center"/>
-            </w:pPr>
-            <w:r>
-              <w:rPr>
-                <w:rFonts w:ascii="Times New Roman" w:hAnsi="Times New Roman"/>
-                <w:sz w:val="20"/>
-              </w:rPr>
-              <w:t xml:space="preserve">75.0</w:t>
-            </w:r>
-          </w:p>
-        </w:tc>
-      </w:tr>
-      <w:tr>
-        <w:trPr>
-          <w:cantSplit/>
-        </w:trPr>
-        <w:tc>
-          <w:tcPr>
-            <w:tcW w:type="dxa" w:w="1264"/>
-            <w:gridSpan w:val="1"/>
-            <w:vMerge w:val="continue"/>
-            <w:vAlign w:val="center"/>
-            <w:noWrap/>
-            <w:tcMar>
-              <w:top w:w="30" w:type="dxa"/>
-              <w:bottom w:w="30" w:type="dxa"/>
-              <w:left w:w="45" w:type="dxa"/>
-              <w:right w:w="45" w:type="dxa"/>
-            </w:tcMar>
-          </w:tcPr>
-          <w:p>
-            <w:pPr>
-              <w:keepNext w:val="0"/>
-              <w:keepLines w:val="0"/>
-              <w:pageBreakBefore w:val="0"/>
-              <w:spacing w:line="240" w:lineRule="auto" w:before="0" w:after="0"/>
-              <w:ind w:firstLine="0"/>
-              <w:jc w:val="left"/>
-            </w:pPr>
-          </w:p>
-        </w:tc>
-        <w:tc>
-          <w:tcPr>
-            <w:tcW w:type="dxa" w:w="903"/>
-            <w:vAlign w:val="center"/>
-            <w:noWrap/>
-            <w:tcMar>
-              <w:top w:w="30" w:type="dxa"/>
-              <w:bottom w:w="30" w:type="dxa"/>
-              <w:left w:w="45" w:type="dxa"/>
-              <w:right w:w="45" w:type="dxa"/>
-            </w:tcMar>
-            <w:tcBorders>
-              <w:right w:val="single" w:sz="4" w:color="000000"/>
-            </w:tcBorders>
-          </w:tcPr>
-          <w:p>
-            <w:pPr>
-              <w:pStyle w:val="Compact"/>
-              <w:keepNext w:val="0"/>
-              <w:keepLines w:val="0"/>
-              <w:pageBreakBefore w:val="0"/>
-              <w:spacing w:line="240" w:lineRule="auto" w:before="0" w:after="0"/>
-              <w:ind w:firstLine="0"/>
-              <w:jc w:val="center"/>
-            </w:pPr>
-            <w:r>
-              <w:rPr>
-                <w:rFonts w:ascii="Times New Roman" w:hAnsi="Times New Roman"/>
-                <w:sz w:val="20"/>
-              </w:rPr>
-              <w:t xml:space="preserve">&lt;3 Å</w:t>
-            </w:r>
-          </w:p>
-        </w:tc>
-        <w:tc>
-          <w:tcPr>
-            <w:tcW w:type="dxa" w:w="858"/>
-            <w:vAlign w:val="center"/>
-            <w:noWrap/>
-            <w:tcMar>
-              <w:top w:w="30" w:type="dxa"/>
-              <w:bottom w:w="30" w:type="dxa"/>
-              <w:left w:w="45" w:type="dxa"/>
-              <w:right w:w="45" w:type="dxa"/>
-            </w:tcMar>
-          </w:tcPr>
-          <w:p>
-            <w:pPr>
-              <w:pStyle w:val="Compact"/>
-              <w:keepNext w:val="0"/>
-              <w:keepLines w:val="0"/>
-              <w:pageBreakBefore w:val="0"/>
-              <w:spacing w:line="240" w:lineRule="auto" w:before="0" w:after="0"/>
-              <w:ind w:firstLine="0"/>
-              <w:jc w:val="center"/>
-            </w:pPr>
-            <w:r>
-              <w:rPr>
-                <w:rFonts w:ascii="Times New Roman" w:hAnsi="Times New Roman"/>
-                <w:sz w:val="20"/>
-              </w:rPr>
-              <w:t xml:space="preserve">47.7</w:t>
-            </w:r>
-          </w:p>
-        </w:tc>
-        <w:tc>
-          <w:tcPr>
-            <w:tcW w:type="dxa" w:w="858"/>
-            <w:vAlign w:val="center"/>
-            <w:noWrap/>
-            <w:tcMar>
-              <w:top w:w="30" w:type="dxa"/>
-              <w:bottom w:w="30" w:type="dxa"/>
-              <w:left w:w="45" w:type="dxa"/>
-              <w:right w:w="45" w:type="dxa"/>
-            </w:tcMar>
-          </w:tcPr>
-          <w:p>
-            <w:pPr>
-              <w:pStyle w:val="Compact"/>
-              <w:keepNext w:val="0"/>
-              <w:keepLines w:val="0"/>
-              <w:pageBreakBefore w:val="0"/>
-              <w:spacing w:line="240" w:lineRule="auto" w:before="0" w:after="0"/>
-              <w:ind w:firstLine="0"/>
-              <w:jc w:val="center"/>
-            </w:pPr>
-            <w:r>
-              <w:rPr>
-                <w:rFonts w:ascii="Times New Roman" w:hAnsi="Times New Roman"/>
-                <w:sz w:val="20"/>
-              </w:rPr>
-              <w:t xml:space="preserve">33.3</w:t>
-            </w:r>
-          </w:p>
-        </w:tc>
-        <w:tc>
-          <w:tcPr>
-            <w:tcW w:type="dxa" w:w="858"/>
-            <w:vAlign w:val="center"/>
-            <w:noWrap/>
-            <w:tcMar>
-              <w:top w:w="30" w:type="dxa"/>
-              <w:bottom w:w="30" w:type="dxa"/>
-              <w:left w:w="45" w:type="dxa"/>
-              <w:right w:w="45" w:type="dxa"/>
-            </w:tcMar>
-          </w:tcPr>
-          <w:p>
-            <w:pPr>
-              <w:pStyle w:val="Compact"/>
-              <w:keepNext w:val="0"/>
-              <w:keepLines w:val="0"/>
-              <w:pageBreakBefore w:val="0"/>
-              <w:spacing w:line="240" w:lineRule="auto" w:before="0" w:after="0"/>
-              <w:ind w:firstLine="0"/>
-              <w:jc w:val="center"/>
-            </w:pPr>
-            <w:r>
-              <w:rPr>
-                <w:rFonts w:ascii="Times New Roman" w:hAnsi="Times New Roman"/>
-                <w:sz w:val="20"/>
-              </w:rPr>
-              <w:t xml:space="preserve">53.0</w:t>
-            </w:r>
-          </w:p>
-        </w:tc>
-        <w:tc>
-          <w:tcPr>
-            <w:tcW w:type="dxa" w:w="858"/>
-            <w:vAlign w:val="center"/>
-            <w:noWrap/>
-            <w:tcMar>
-              <w:top w:w="30" w:type="dxa"/>
-              <w:bottom w:w="30" w:type="dxa"/>
-              <w:left w:w="45" w:type="dxa"/>
-              <w:right w:w="45" w:type="dxa"/>
-            </w:tcMar>
-            <w:tcBorders>
-              <w:right w:val="single" w:sz="4" w:color="000000"/>
-            </w:tcBorders>
-          </w:tcPr>
-          <w:p>
-            <w:pPr>
-              <w:pStyle w:val="Compact"/>
-              <w:keepNext w:val="0"/>
-              <w:keepLines w:val="0"/>
-              <w:pageBreakBefore w:val="0"/>
-              <w:spacing w:line="240" w:lineRule="auto" w:before="0" w:after="0"/>
-              <w:ind w:firstLine="0"/>
-              <w:jc w:val="center"/>
-            </w:pPr>
-            <w:r>
-              <w:rPr>
-                <w:rFonts w:ascii="Times New Roman" w:hAnsi="Times New Roman"/>
-                <w:sz w:val="20"/>
-              </w:rPr>
-              <w:t xml:space="preserve">50.0</w:t>
-            </w:r>
-          </w:p>
-        </w:tc>
-        <w:tc>
-          <w:tcPr>
-            <w:tcW w:type="dxa" w:w="858"/>
-            <w:vAlign w:val="center"/>
-            <w:noWrap/>
-            <w:tcMar>
-              <w:top w:w="30" w:type="dxa"/>
-              <w:bottom w:w="30" w:type="dxa"/>
-              <w:left w:w="45" w:type="dxa"/>
-              <w:right w:w="45" w:type="dxa"/>
-            </w:tcMar>
-          </w:tcPr>
-          <w:p>
-            <w:pPr>
-              <w:pStyle w:val="Compact"/>
-              <w:keepNext w:val="0"/>
-              <w:keepLines w:val="0"/>
-              <w:pageBreakBefore w:val="0"/>
-              <w:spacing w:line="240" w:lineRule="auto" w:before="0" w:after="0"/>
-              <w:ind w:firstLine="0"/>
-              <w:jc w:val="center"/>
-            </w:pPr>
-            <w:r>
-              <w:rPr>
-                <w:rFonts w:ascii="Times New Roman" w:hAnsi="Times New Roman"/>
-                <w:sz w:val="20"/>
-              </w:rPr>
-              <w:t xml:space="preserve">60.1</w:t>
-            </w:r>
-          </w:p>
-        </w:tc>
-        <w:tc>
-          <w:tcPr>
-            <w:tcW w:type="dxa" w:w="858"/>
-            <w:vAlign w:val="center"/>
-            <w:noWrap/>
-            <w:tcMar>
-              <w:top w:w="30" w:type="dxa"/>
-              <w:bottom w:w="30" w:type="dxa"/>
-              <w:left w:w="45" w:type="dxa"/>
-              <w:right w:w="45" w:type="dxa"/>
-            </w:tcMar>
-          </w:tcPr>
-          <w:p>
-            <w:pPr>
-              <w:pStyle w:val="Compact"/>
-              <w:keepNext w:val="0"/>
-              <w:keepLines w:val="0"/>
-              <w:pageBreakBefore w:val="0"/>
-              <w:spacing w:line="240" w:lineRule="auto" w:before="0" w:after="0"/>
-              <w:ind w:firstLine="0"/>
-              <w:jc w:val="center"/>
-            </w:pPr>
-            <w:r>
-              <w:rPr>
-                <w:rFonts w:ascii="Times New Roman" w:hAnsi="Times New Roman"/>
-                <w:sz w:val="20"/>
-              </w:rPr>
-              <w:t xml:space="preserve">100.0</w:t>
-            </w:r>
-          </w:p>
-        </w:tc>
-        <w:tc>
-          <w:tcPr>
-            <w:tcW w:type="dxa" w:w="858"/>
-            <w:vAlign w:val="center"/>
-            <w:noWrap/>
-            <w:tcMar>
-              <w:top w:w="30" w:type="dxa"/>
-              <w:bottom w:w="30" w:type="dxa"/>
-              <w:left w:w="45" w:type="dxa"/>
-              <w:right w:w="45" w:type="dxa"/>
-            </w:tcMar>
-          </w:tcPr>
-          <w:p>
-            <w:pPr>
-              <w:pStyle w:val="Compact"/>
-              <w:keepNext w:val="0"/>
-              <w:keepLines w:val="0"/>
-              <w:pageBreakBefore w:val="0"/>
-              <w:spacing w:line="240" w:lineRule="auto" w:before="0" w:after="0"/>
-              <w:ind w:firstLine="0"/>
-              <w:jc w:val="center"/>
-            </w:pPr>
-            <w:r>
-              <w:rPr>
-                <w:rFonts w:ascii="Times New Roman" w:hAnsi="Times New Roman"/>
-                <w:sz w:val="20"/>
-              </w:rPr>
-              <w:t xml:space="preserve">61.1</w:t>
-            </w:r>
-          </w:p>
-        </w:tc>
-        <w:tc>
-          <w:tcPr>
-            <w:tcW w:type="dxa" w:w="858"/>
-            <w:vAlign w:val="center"/>
-            <w:noWrap/>
-            <w:tcMar>
-              <w:top w:w="30" w:type="dxa"/>
-              <w:bottom w:w="30" w:type="dxa"/>
-              <w:left w:w="45" w:type="dxa"/>
-              <w:right w:w="45" w:type="dxa"/>
-            </w:tcMar>
-          </w:tcPr>
-          <w:p>
-            <w:pPr>
-              <w:pStyle w:val="Compact"/>
-              <w:keepNext w:val="0"/>
-              <w:keepLines w:val="0"/>
-              <w:pageBreakBefore w:val="0"/>
-              <w:spacing w:line="240" w:lineRule="auto" w:before="0" w:after="0"/>
-              <w:ind w:firstLine="0"/>
-              <w:jc w:val="center"/>
-            </w:pPr>
-            <w:r>
-              <w:rPr>
-                <w:rFonts w:ascii="Times New Roman" w:hAnsi="Times New Roman"/>
-                <w:sz w:val="20"/>
-              </w:rPr>
-              <w:t xml:space="preserve">100.0</w:t>
-            </w:r>
-          </w:p>
-        </w:tc>
-      </w:tr>
-      <w:tr>
-        <w:trPr>
-          <w:cantSplit/>
-        </w:trPr>
-        <w:tc>
-          <w:tcPr>
-            <w:tcW w:type="dxa" w:w="1264"/>
-            <w:vMerge w:val="restart"/>
-            <w:vAlign w:val="center"/>
-            <w:noWrap/>
-            <w:tcMar>
-              <w:top w:w="30" w:type="dxa"/>
-              <w:bottom w:w="30" w:type="dxa"/>
-              <w:left w:w="45" w:type="dxa"/>
-              <w:right w:w="45" w:type="dxa"/>
-            </w:tcMar>
-            <w:tcBorders>
-              <w:top w:val="single" w:sz="4" w:color="000000"/>
-            </w:tcBorders>
-          </w:tcPr>
-          <w:p>
-            <w:pPr>
-              <w:pStyle w:val="Compact"/>
-              <w:keepNext w:val="0"/>
-              <w:keepLines w:val="0"/>
-              <w:pageBreakBefore w:val="0"/>
-              <w:spacing w:line="240" w:lineRule="auto" w:before="0" w:after="0"/>
-              <w:ind w:firstLine="0"/>
-              <w:jc w:val="left"/>
-            </w:pPr>
-            <w:r>
-              <w:rPr>
-                <w:rFonts w:ascii="Times New Roman" w:hAnsi="Times New Roman"/>
-                <w:sz w:val="20"/>
-              </w:rPr>
-              <w:t xml:space="preserve">Best</w:t>
-            </w:r>
-          </w:p>
-        </w:tc>
-        <w:tc>
-          <w:tcPr>
-            <w:tcW w:type="dxa" w:w="903"/>
-            <w:vAlign w:val="center"/>
-            <w:noWrap/>
-            <w:tcMar>
-              <w:top w:w="30" w:type="dxa"/>
-              <w:bottom w:w="30" w:type="dxa"/>
-              <w:left w:w="45" w:type="dxa"/>
-              <w:right w:w="45" w:type="dxa"/>
-            </w:tcMar>
-            <w:tcBorders>
-              <w:top w:val="single" w:sz="4" w:color="000000"/>
-              <w:right w:val="single" w:sz="4" w:color="000000"/>
-            </w:tcBorders>
-          </w:tcPr>
-          <w:p>
-            <w:pPr>
-              <w:pStyle w:val="Compact"/>
-              <w:keepNext w:val="0"/>
-              <w:keepLines w:val="0"/>
-              <w:pageBreakBefore w:val="0"/>
-              <w:spacing w:line="240" w:lineRule="auto" w:before="0" w:after="0"/>
-              <w:ind w:firstLine="0"/>
-              <w:jc w:val="center"/>
-            </w:pPr>
-            <w:r>
-              <w:rPr>
-                <w:rFonts w:ascii="Times New Roman" w:hAnsi="Times New Roman"/>
-                <w:sz w:val="20"/>
-              </w:rPr>
-              <w:t xml:space="preserve">&lt;2 Å</w:t>
-            </w:r>
-          </w:p>
-        </w:tc>
-        <w:tc>
-          <w:tcPr>
-            <w:tcW w:type="dxa" w:w="858"/>
-            <w:vAlign w:val="center"/>
-            <w:noWrap/>
-            <w:tcMar>
-              <w:top w:w="30" w:type="dxa"/>
-              <w:bottom w:w="30" w:type="dxa"/>
-              <w:left w:w="45" w:type="dxa"/>
-              <w:right w:w="45" w:type="dxa"/>
-            </w:tcMar>
-            <w:tcBorders>
-              <w:top w:val="single" w:sz="4" w:color="000000"/>
-            </w:tcBorders>
-          </w:tcPr>
-          <w:p>
-            <w:pPr>
-              <w:pStyle w:val="Compact"/>
-              <w:keepNext w:val="0"/>
-              <w:keepLines w:val="0"/>
-              <w:pageBreakBefore w:val="0"/>
-              <w:spacing w:line="240" w:lineRule="auto" w:before="0" w:after="0"/>
-              <w:ind w:firstLine="0"/>
-              <w:jc w:val="center"/>
-            </w:pPr>
-            <w:r>
-              <w:rPr>
-                <w:rFonts w:ascii="Times New Roman" w:hAnsi="Times New Roman"/>
-                <w:sz w:val="20"/>
-              </w:rPr>
-              <w:t xml:space="preserve">49.1</w:t>
-            </w:r>
-          </w:p>
-        </w:tc>
-        <w:tc>
-          <w:tcPr>
-            <w:tcW w:type="dxa" w:w="858"/>
-            <w:vAlign w:val="center"/>
-            <w:noWrap/>
-            <w:tcMar>
-              <w:top w:w="30" w:type="dxa"/>
-              <w:bottom w:w="30" w:type="dxa"/>
-              <w:left w:w="45" w:type="dxa"/>
-              <w:right w:w="45" w:type="dxa"/>
-            </w:tcMar>
-            <w:tcBorders>
-              <w:top w:val="single" w:sz="4" w:color="000000"/>
-            </w:tcBorders>
-          </w:tcPr>
-          <w:p>
-            <w:pPr>
-              <w:pStyle w:val="Compact"/>
-              <w:keepNext w:val="0"/>
-              <w:keepLines w:val="0"/>
-              <w:pageBreakBefore w:val="0"/>
-              <w:spacing w:line="240" w:lineRule="auto" w:before="0" w:after="0"/>
-              <w:ind w:firstLine="0"/>
-              <w:jc w:val="center"/>
-            </w:pPr>
-            <w:r>
-              <w:rPr>
-                <w:rFonts w:ascii="Times New Roman" w:hAnsi="Times New Roman"/>
-                <w:sz w:val="20"/>
-              </w:rPr>
-              <w:t xml:space="preserve">50.0</w:t>
-            </w:r>
-          </w:p>
-        </w:tc>
-        <w:tc>
-          <w:tcPr>
-            <w:tcW w:type="dxa" w:w="858"/>
-            <w:vAlign w:val="center"/>
-            <w:noWrap/>
-            <w:tcMar>
-              <w:top w:w="30" w:type="dxa"/>
-              <w:bottom w:w="30" w:type="dxa"/>
-              <w:left w:w="45" w:type="dxa"/>
-              <w:right w:w="45" w:type="dxa"/>
-            </w:tcMar>
-            <w:tcBorders>
-              <w:top w:val="single" w:sz="4" w:color="000000"/>
-            </w:tcBorders>
-          </w:tcPr>
-          <w:p>
-            <w:pPr>
-              <w:pStyle w:val="Compact"/>
-              <w:keepNext w:val="0"/>
-              <w:keepLines w:val="0"/>
-              <w:pageBreakBefore w:val="0"/>
-              <w:spacing w:line="240" w:lineRule="auto" w:before="0" w:after="0"/>
-              <w:ind w:firstLine="0"/>
-              <w:jc w:val="center"/>
-            </w:pPr>
-            <w:r>
-              <w:rPr>
-                <w:rFonts w:ascii="Times New Roman" w:hAnsi="Times New Roman"/>
-                <w:sz w:val="20"/>
-              </w:rPr>
-              <w:t xml:space="preserve">55.9</w:t>
-            </w:r>
-          </w:p>
-        </w:tc>
-        <w:tc>
-          <w:tcPr>
-            <w:tcW w:type="dxa" w:w="858"/>
-            <w:vAlign w:val="center"/>
-            <w:noWrap/>
-            <w:tcMar>
-              <w:top w:w="30" w:type="dxa"/>
-              <w:bottom w:w="30" w:type="dxa"/>
-              <w:left w:w="45" w:type="dxa"/>
-              <w:right w:w="45" w:type="dxa"/>
-            </w:tcMar>
-            <w:tcBorders>
-              <w:top w:val="single" w:sz="4" w:color="000000"/>
-              <w:right w:val="single" w:sz="4" w:color="000000"/>
-            </w:tcBorders>
-          </w:tcPr>
-          <w:p>
-            <w:pPr>
-              <w:pStyle w:val="Compact"/>
-              <w:keepNext w:val="0"/>
-              <w:keepLines w:val="0"/>
-              <w:pageBreakBefore w:val="0"/>
-              <w:spacing w:line="240" w:lineRule="auto" w:before="0" w:after="0"/>
-              <w:ind w:firstLine="0"/>
-              <w:jc w:val="center"/>
-            </w:pPr>
-            <w:r>
-              <w:rPr>
-                <w:rFonts w:ascii="Times New Roman" w:hAnsi="Times New Roman"/>
-                <w:sz w:val="20"/>
-              </w:rPr>
-              <w:t xml:space="preserve">83.3</w:t>
-            </w:r>
-          </w:p>
-        </w:tc>
-        <w:tc>
-          <w:tcPr>
-            <w:tcW w:type="dxa" w:w="858"/>
-            <w:vAlign w:val="center"/>
-            <w:noWrap/>
-            <w:tcMar>
-              <w:top w:w="30" w:type="dxa"/>
-              <w:bottom w:w="30" w:type="dxa"/>
-              <w:left w:w="45" w:type="dxa"/>
-              <w:right w:w="45" w:type="dxa"/>
-            </w:tcMar>
-            <w:tcBorders>
-              <w:top w:val="single" w:sz="4" w:color="000000"/>
-            </w:tcBorders>
-          </w:tcPr>
-          <w:p>
-            <w:pPr>
-              <w:pStyle w:val="Compact"/>
-              <w:keepNext w:val="0"/>
-              <w:keepLines w:val="0"/>
-              <w:pageBreakBefore w:val="0"/>
-              <w:spacing w:line="240" w:lineRule="auto" w:before="0" w:after="0"/>
-              <w:ind w:firstLine="0"/>
-              <w:jc w:val="center"/>
-            </w:pPr>
-            <w:r>
-              <w:rPr>
-                <w:rFonts w:ascii="Times New Roman" w:hAnsi="Times New Roman"/>
-                <w:sz w:val="20"/>
-              </w:rPr>
-              <w:t xml:space="preserve">63.5</w:t>
-            </w:r>
-          </w:p>
-        </w:tc>
-        <w:tc>
-          <w:tcPr>
-            <w:tcW w:type="dxa" w:w="858"/>
-            <w:vAlign w:val="center"/>
-            <w:noWrap/>
-            <w:tcMar>
-              <w:top w:w="30" w:type="dxa"/>
-              <w:bottom w:w="30" w:type="dxa"/>
-              <w:left w:w="45" w:type="dxa"/>
-              <w:right w:w="45" w:type="dxa"/>
-            </w:tcMar>
-            <w:tcBorders>
-              <w:top w:val="single" w:sz="4" w:color="000000"/>
-            </w:tcBorders>
-          </w:tcPr>
-          <w:p>
-            <w:pPr>
-              <w:pStyle w:val="Compact"/>
-              <w:keepNext w:val="0"/>
-              <w:keepLines w:val="0"/>
-              <w:pageBreakBefore w:val="0"/>
-              <w:spacing w:line="240" w:lineRule="auto" w:before="0" w:after="0"/>
-              <w:ind w:firstLine="0"/>
-              <w:jc w:val="center"/>
-            </w:pPr>
-            <w:r>
-              <w:rPr>
-                <w:rFonts w:ascii="Times New Roman" w:hAnsi="Times New Roman"/>
-                <w:sz w:val="20"/>
-              </w:rPr>
-              <w:t xml:space="preserve">100.0</w:t>
-            </w:r>
-          </w:p>
-        </w:tc>
-        <w:tc>
-          <w:tcPr>
-            <w:tcW w:type="dxa" w:w="858"/>
-            <w:vAlign w:val="center"/>
-            <w:noWrap/>
-            <w:tcMar>
-              <w:top w:w="30" w:type="dxa"/>
-              <w:bottom w:w="30" w:type="dxa"/>
-              <w:left w:w="45" w:type="dxa"/>
-              <w:right w:w="45" w:type="dxa"/>
-            </w:tcMar>
-            <w:tcBorders>
-              <w:top w:val="single" w:sz="4" w:color="000000"/>
-            </w:tcBorders>
-          </w:tcPr>
-          <w:p>
-            <w:pPr>
-              <w:pStyle w:val="Compact"/>
-              <w:keepNext w:val="0"/>
-              <w:keepLines w:val="0"/>
-              <w:pageBreakBefore w:val="0"/>
-              <w:spacing w:line="240" w:lineRule="auto" w:before="0" w:after="0"/>
-              <w:ind w:firstLine="0"/>
-              <w:jc w:val="center"/>
-            </w:pPr>
-            <w:r>
-              <w:rPr>
-                <w:rFonts w:ascii="Times New Roman" w:hAnsi="Times New Roman"/>
-                <w:sz w:val="20"/>
-              </w:rPr>
-              <w:t xml:space="preserve">64.4</w:t>
-            </w:r>
-          </w:p>
-        </w:tc>
-        <w:tc>
-          <w:tcPr>
-            <w:tcW w:type="dxa" w:w="858"/>
-            <w:vAlign w:val="center"/>
-            <w:noWrap/>
-            <w:tcMar>
-              <w:top w:w="30" w:type="dxa"/>
-              <w:bottom w:w="30" w:type="dxa"/>
-              <w:left w:w="45" w:type="dxa"/>
-              <w:right w:w="45" w:type="dxa"/>
-            </w:tcMar>
-            <w:tcBorders>
-              <w:top w:val="single" w:sz="4" w:color="000000"/>
-            </w:tcBorders>
-          </w:tcPr>
-          <w:p>
-            <w:pPr>
-              <w:pStyle w:val="Compact"/>
-              <w:keepNext w:val="0"/>
-              <w:keepLines w:val="0"/>
-              <w:pageBreakBefore w:val="0"/>
-              <w:spacing w:line="240" w:lineRule="auto" w:before="0" w:after="0"/>
-              <w:ind w:firstLine="0"/>
-              <w:jc w:val="center"/>
-            </w:pPr>
-            <w:r>
-              <w:rPr>
-                <w:rFonts w:ascii="Times New Roman" w:hAnsi="Times New Roman"/>
-                <w:sz w:val="20"/>
-              </w:rPr>
-              <w:t xml:space="preserve">100.0</w:t>
-            </w:r>
-          </w:p>
-        </w:tc>
-      </w:tr>
-      <w:tr>
-        <w:trPr>
-          <w:cantSplit/>
-        </w:trPr>
-        <w:tc>
-          <w:tcPr>
-            <w:tcW w:type="dxa" w:w="1264"/>
-            <w:gridSpan w:val="1"/>
-            <w:vMerge w:val="continue"/>
-            <w:vAlign w:val="center"/>
-            <w:noWrap/>
-            <w:tcMar>
-              <w:top w:w="30" w:type="dxa"/>
-              <w:bottom w:w="30" w:type="dxa"/>
-              <w:left w:w="45" w:type="dxa"/>
-              <w:right w:w="45" w:type="dxa"/>
-            </w:tcMar>
-          </w:tcPr>
-          <w:p>
-            <w:pPr>
-              <w:keepNext w:val="0"/>
-              <w:keepLines w:val="0"/>
-              <w:pageBreakBefore w:val="0"/>
-              <w:spacing w:line="240" w:lineRule="auto" w:before="0" w:after="0"/>
-              <w:ind w:firstLine="0"/>
-              <w:jc w:val="left"/>
-            </w:pPr>
-          </w:p>
-        </w:tc>
-        <w:tc>
-          <w:tcPr>
-            <w:tcW w:type="dxa" w:w="903"/>
-            <w:vAlign w:val="center"/>
-            <w:noWrap/>
-            <w:tcMar>
-              <w:top w:w="30" w:type="dxa"/>
-              <w:bottom w:w="30" w:type="dxa"/>
-              <w:left w:w="45" w:type="dxa"/>
-              <w:right w:w="45" w:type="dxa"/>
-            </w:tcMar>
-            <w:tcBorders>
-              <w:right w:val="single" w:sz="4" w:color="000000"/>
-            </w:tcBorders>
-          </w:tcPr>
-          <w:p>
-            <w:pPr>
-              <w:pStyle w:val="Compact"/>
-              <w:keepNext w:val="0"/>
-              <w:keepLines w:val="0"/>
-              <w:pageBreakBefore w:val="0"/>
-              <w:spacing w:line="240" w:lineRule="auto" w:before="0" w:after="0"/>
-              <w:ind w:firstLine="0"/>
-              <w:jc w:val="center"/>
-            </w:pPr>
-            <w:r>
-              <w:rPr>
-                <w:rFonts w:ascii="Times New Roman" w:hAnsi="Times New Roman"/>
-                <w:sz w:val="20"/>
-              </w:rPr>
-              <w:t xml:space="preserve">&lt;3 Å</w:t>
-            </w:r>
-          </w:p>
-        </w:tc>
-        <w:tc>
-          <w:tcPr>
-            <w:tcW w:type="dxa" w:w="858"/>
-            <w:vAlign w:val="center"/>
-            <w:noWrap/>
-            <w:tcMar>
-              <w:top w:w="30" w:type="dxa"/>
-              <w:bottom w:w="30" w:type="dxa"/>
-              <w:left w:w="45" w:type="dxa"/>
-              <w:right w:w="45" w:type="dxa"/>
-            </w:tcMar>
-          </w:tcPr>
-          <w:p>
-            <w:pPr>
-              <w:pStyle w:val="Compact"/>
-              <w:keepNext w:val="0"/>
-              <w:keepLines w:val="0"/>
-              <w:pageBreakBefore w:val="0"/>
-              <w:spacing w:line="240" w:lineRule="auto" w:before="0" w:after="0"/>
-              <w:ind w:firstLine="0"/>
-              <w:jc w:val="center"/>
-            </w:pPr>
-            <w:r>
-              <w:rPr>
-                <w:rFonts w:ascii="Times New Roman" w:hAnsi="Times New Roman"/>
-                <w:sz w:val="20"/>
-              </w:rPr>
-              <w:t xml:space="preserve">54.7</w:t>
-            </w:r>
-          </w:p>
-        </w:tc>
-        <w:tc>
-          <w:tcPr>
-            <w:tcW w:type="dxa" w:w="858"/>
-            <w:vAlign w:val="center"/>
-            <w:noWrap/>
-            <w:tcMar>
-              <w:top w:w="30" w:type="dxa"/>
-              <w:bottom w:w="30" w:type="dxa"/>
-              <w:left w:w="45" w:type="dxa"/>
-              <w:right w:w="45" w:type="dxa"/>
-            </w:tcMar>
-          </w:tcPr>
-          <w:p>
-            <w:pPr>
-              <w:pStyle w:val="Compact"/>
-              <w:keepNext w:val="0"/>
-              <w:keepLines w:val="0"/>
-              <w:pageBreakBefore w:val="0"/>
-              <w:spacing w:line="240" w:lineRule="auto" w:before="0" w:after="0"/>
-              <w:ind w:firstLine="0"/>
-              <w:jc w:val="center"/>
-            </w:pPr>
-            <w:r>
-              <w:rPr>
-                <w:rFonts w:ascii="Times New Roman" w:hAnsi="Times New Roman"/>
-                <w:sz w:val="20"/>
-              </w:rPr>
-              <w:t xml:space="preserve">66.7</w:t>
-            </w:r>
-          </w:p>
-        </w:tc>
-        <w:tc>
-          <w:tcPr>
-            <w:tcW w:type="dxa" w:w="858"/>
-            <w:vAlign w:val="center"/>
-            <w:noWrap/>
-            <w:tcMar>
-              <w:top w:w="30" w:type="dxa"/>
-              <w:bottom w:w="30" w:type="dxa"/>
-              <w:left w:w="45" w:type="dxa"/>
-              <w:right w:w="45" w:type="dxa"/>
-            </w:tcMar>
-          </w:tcPr>
-          <w:p>
-            <w:pPr>
-              <w:pStyle w:val="Compact"/>
-              <w:keepNext w:val="0"/>
-              <w:keepLines w:val="0"/>
-              <w:pageBreakBefore w:val="0"/>
-              <w:spacing w:line="240" w:lineRule="auto" w:before="0" w:after="0"/>
-              <w:ind w:firstLine="0"/>
-              <w:jc w:val="center"/>
-            </w:pPr>
-            <w:r>
-              <w:rPr>
-                <w:rFonts w:ascii="Times New Roman" w:hAnsi="Times New Roman"/>
-                <w:sz w:val="20"/>
-              </w:rPr>
-              <w:t xml:space="preserve">62.8</w:t>
-            </w:r>
-          </w:p>
-        </w:tc>
-        <w:tc>
-          <w:tcPr>
-            <w:tcW w:type="dxa" w:w="858"/>
-            <w:vAlign w:val="center"/>
-            <w:noWrap/>
-            <w:tcMar>
-              <w:top w:w="30" w:type="dxa"/>
-              <w:bottom w:w="30" w:type="dxa"/>
-              <w:left w:w="45" w:type="dxa"/>
-              <w:right w:w="45" w:type="dxa"/>
-            </w:tcMar>
-            <w:tcBorders>
-              <w:right w:val="single" w:sz="4" w:color="000000"/>
-            </w:tcBorders>
-          </w:tcPr>
-          <w:p>
-            <w:pPr>
-              <w:pStyle w:val="Compact"/>
-              <w:keepNext w:val="0"/>
-              <w:keepLines w:val="0"/>
-              <w:pageBreakBefore w:val="0"/>
-              <w:spacing w:line="240" w:lineRule="auto" w:before="0" w:after="0"/>
-              <w:ind w:firstLine="0"/>
-              <w:jc w:val="center"/>
-            </w:pPr>
-            <w:r>
-              <w:rPr>
-                <w:rFonts w:ascii="Times New Roman" w:hAnsi="Times New Roman"/>
-                <w:sz w:val="20"/>
-              </w:rPr>
-              <w:t xml:space="preserve">100.0</w:t>
-            </w:r>
-          </w:p>
-        </w:tc>
-        <w:tc>
-          <w:tcPr>
-            <w:tcW w:type="dxa" w:w="858"/>
-            <w:vAlign w:val="center"/>
-            <w:noWrap/>
-            <w:tcMar>
-              <w:top w:w="30" w:type="dxa"/>
-              <w:bottom w:w="30" w:type="dxa"/>
-              <w:left w:w="45" w:type="dxa"/>
-              <w:right w:w="45" w:type="dxa"/>
-            </w:tcMar>
-          </w:tcPr>
-          <w:p>
-            <w:pPr>
-              <w:pStyle w:val="Compact"/>
-              <w:keepNext w:val="0"/>
-              <w:keepLines w:val="0"/>
-              <w:pageBreakBefore w:val="0"/>
-              <w:spacing w:line="240" w:lineRule="auto" w:before="0" w:after="0"/>
-              <w:ind w:firstLine="0"/>
-              <w:jc w:val="center"/>
-            </w:pPr>
-            <w:r>
-              <w:rPr>
-                <w:rFonts w:ascii="Times New Roman" w:hAnsi="Times New Roman"/>
-                <w:sz w:val="20"/>
-              </w:rPr>
-              <w:t xml:space="preserve">66.0</w:t>
-            </w:r>
-          </w:p>
-        </w:tc>
-        <w:tc>
-          <w:tcPr>
-            <w:tcW w:type="dxa" w:w="858"/>
-            <w:vAlign w:val="center"/>
-            <w:noWrap/>
-            <w:tcMar>
-              <w:top w:w="30" w:type="dxa"/>
-              <w:bottom w:w="30" w:type="dxa"/>
-              <w:left w:w="45" w:type="dxa"/>
-              <w:right w:w="45" w:type="dxa"/>
-            </w:tcMar>
-          </w:tcPr>
-          <w:p>
-            <w:pPr>
-              <w:pStyle w:val="Compact"/>
-              <w:keepNext w:val="0"/>
-              <w:keepLines w:val="0"/>
-              <w:pageBreakBefore w:val="0"/>
-              <w:spacing w:line="240" w:lineRule="auto" w:before="0" w:after="0"/>
-              <w:ind w:firstLine="0"/>
-              <w:jc w:val="center"/>
-            </w:pPr>
-            <w:r>
-              <w:rPr>
-                <w:rFonts w:ascii="Times New Roman" w:hAnsi="Times New Roman"/>
-                <w:sz w:val="20"/>
-              </w:rPr>
-              <w:t xml:space="preserve">100.0</w:t>
-            </w:r>
-          </w:p>
-        </w:tc>
-        <w:tc>
-          <w:tcPr>
-            <w:tcW w:type="dxa" w:w="858"/>
-            <w:vAlign w:val="center"/>
-            <w:noWrap/>
-            <w:tcMar>
-              <w:top w:w="30" w:type="dxa"/>
-              <w:bottom w:w="30" w:type="dxa"/>
-              <w:left w:w="45" w:type="dxa"/>
-              <w:right w:w="45" w:type="dxa"/>
-            </w:tcMar>
-          </w:tcPr>
-          <w:p>
-            <w:pPr>
-              <w:pStyle w:val="Compact"/>
-              <w:keepNext w:val="0"/>
-              <w:keepLines w:val="0"/>
-              <w:pageBreakBefore w:val="0"/>
-              <w:spacing w:line="240" w:lineRule="auto" w:before="0" w:after="0"/>
-              <w:ind w:firstLine="0"/>
-              <w:jc w:val="center"/>
-            </w:pPr>
-            <w:r>
-              <w:rPr>
-                <w:rFonts w:ascii="Times New Roman" w:hAnsi="Times New Roman"/>
-                <w:sz w:val="20"/>
-              </w:rPr>
-              <w:t xml:space="preserve">66.9</w:t>
-            </w:r>
-          </w:p>
-        </w:tc>
-        <w:tc>
-          <w:tcPr>
-            <w:tcW w:type="dxa" w:w="858"/>
-            <w:vAlign w:val="center"/>
-            <w:noWrap/>
-            <w:tcMar>
-              <w:top w:w="30" w:type="dxa"/>
-              <w:bottom w:w="30" w:type="dxa"/>
-              <w:left w:w="45" w:type="dxa"/>
-              <w:right w:w="45" w:type="dxa"/>
-            </w:tcMar>
-          </w:tcPr>
-          <w:p>
-            <w:pPr>
-              <w:pStyle w:val="Compact"/>
-              <w:keepNext w:val="0"/>
-              <w:keepLines w:val="0"/>
-              <w:pageBreakBefore w:val="0"/>
-              <w:spacing w:line="240" w:lineRule="auto" w:before="0" w:after="0"/>
-              <w:ind w:firstLine="0"/>
-              <w:jc w:val="center"/>
-            </w:pPr>
-            <w:r>
-              <w:rPr>
-                <w:rFonts w:ascii="Times New Roman" w:hAnsi="Times New Roman"/>
-                <w:sz w:val="20"/>
-              </w:rPr>
-              <w:t xml:space="preserve">100.0</w:t>
-            </w:r>
-          </w:p>
-        </w:tc>
-      </w:tr>
-    </w:tbl>
-    <w:p>
-      <w:pPr>
-        <w:pStyle w:val="MDTableNote"/>
-        <w:spacing w:line="240" w:lineRule="auto" w:before="80" w:after="120"/>
-        <w:keepNext w:val="0"/>
-        <w:keepLines/>
-        <w:pageBreakBefore w:val="0"/>
-        <w:ind w:firstLine="0"/>
-      </w:pPr>
-      <w:r>
-        <w:rPr>
-          <w:rFonts w:hint="eastAsia" w:ascii="Times New Roman" w:hAnsi="Times New Roman"/>
-          <w:sz w:val="18"/>
-        </w:rPr>
-        <w:t xml:space="preserve">均值和中位数在同一组</w:t>
-      </w:r>
-      <w:r>
-        <w:rPr>
-          <w:rFonts w:ascii="Times New Roman" w:hAnsi="Times New Roman"/>
-          <w:sz w:val="18"/>
-        </w:rPr>
-        <w:t xml:space="preserve"> 77 </w:t>
-      </w:r>
-      <w:r>
-        <w:rPr>
-          <w:rFonts w:hint="eastAsia" w:ascii="Times New Roman" w:hAnsi="Times New Roman"/>
-          <w:sz w:val="18"/>
-        </w:rPr>
-        <w:t xml:space="preserve">个</w:t>
-      </w:r>
-      <w:r>
-        <w:rPr>
-          <w:rFonts w:ascii="Times New Roman" w:hAnsi="Times New Roman"/>
-          <w:sz w:val="18"/>
-        </w:rPr>
-        <w:t xml:space="preserve"> PDB </w:t>
-      </w:r>
-      <w:r>
-        <w:rPr>
-          <w:rFonts w:hint="eastAsia" w:ascii="Times New Roman" w:hAnsi="Times New Roman"/>
-          <w:sz w:val="18"/>
-        </w:rPr>
-        <w:t xml:space="preserve">上计算。</w:t>
-      </w:r>
-    </w:p>
-    <w:bookmarkEnd w:id="26"/>
-    <w:bookmarkEnd w:id="27"/>
-    <w:bookmarkEnd w:id="28"/>
+    <w:bookmarkEnd w:id="22"/>
+    <w:bookmarkEnd w:id="23"/>
+    <w:bookmarkEnd w:id="24"/>
     <w:sectPr>
       <w:footnotePr>
         <w:numRestart w:val="eachSect"/>
@@ -12665,16 +9298,24 @@
       <w:sz w:val="24"/>
     </w:rPr>
   </w:style>
-  <w:style w:type="character" w:customStyle="1" w:styleId="MDFIGREF_eJyrrk7LTC9KTbMqLi0o0E01StVNzs8tyEktyczP003MyamtBQDpjA1c">
-    <w:name w:val="MDFIGREF_eJyrrk7LTC9KTbMqLi0o0E01StVNzs8tyEktyczP003MyamtBQDpjA1c"/>
+  <w:style w:type="character" w:customStyle="1" w:styleId="MDFIGREF_eJyrrk7LTC9KTbNKNUrVLc5NzMnRLcgsSM3JzEutSa6tBQDAgwxC">
+    <w:name w:val="MDFIGREF_eJyrrk7LTC9KTbNKNUrVLc5NzMnRLcgsSM3JzEutSa6tBQDAgwxC"/>
     <w:basedOn w:val="BodyTextChar"/>
   </w:style>
-  <w:style w:type="character" w:customStyle="1" w:styleId="MDFIGREF_eJyrrk7LTC9KTbMqLi0o0E01StVNzs8tyEktyczP0y3OTczJqa0FAAWgDjw">
-    <w:name w:val="MDFIGREF_eJyrrk7LTC9KTbMqLi0o0E01StVNzs8tyEktyczP0y3OTczJqa0FAAWgDjw"/>
+  <w:style w:type="character" w:customStyle="1" w:styleId="MDFIGREF_eJyrrk7LTC9KTbNKNUrVLc5NzMnRLcgsSM3JzEutSaqtBQDAgAxB">
+    <w:name w:val="MDFIGREF_eJyrrk7LTC9KTbNKNUrVLc5NzMnRLcgsSM3JzEutSaqtBQDAgAxB"/>
     <w:basedOn w:val="BodyTextChar"/>
   </w:style>
-  <w:style w:type="character" w:customStyle="1" w:styleId="MDFIGREF_eJyrrk7LTC9KTbMqLi0o0E3LzEvRTc4vKkpNLtHNTSxJztBNKs3MSamtBQBErw_K">
-    <w:name w:val="MDFIGREF_eJyrrk7LTC9KTbMqLi0o0E3LzEvRTc4vKkpNLtHNTSxJztBNKs3MSamtBQBErw_K"/>
+  <w:style w:type="character" w:customStyle="1" w:styleId="MDFIGREF_eJyrrk7LTC9KTbNKNUrVLc5NzMnRLcgsSM3JzEutSaytBQDAfQxA">
+    <w:name w:val="MDFIGREF_eJyrrk7LTC9KTbNKNUrVLc5NzMnRLcgsSM3JzEutSaytBQDAfQxA"/>
+    <w:basedOn w:val="BodyTextChar"/>
+  </w:style>
+  <w:style w:type="character" w:customStyle="1" w:styleId="MDFIGREF_eJyrrk7LTC9KTbNKNUrVLc5NzMnRLcgsSM3JzEutSdJJrq0FANjnDNA">
+    <w:name w:val="MDFIGREF_eJyrrk7LTC9KTbNKNUrVLc5NzMnRLcgsSM3JzEutSdJJrq0FANjnDNA"/>
+    <w:basedOn w:val="BodyTextChar"/>
+  </w:style>
+  <w:style w:type="character" w:customStyle="1" w:styleId="MDFIGREF_eJyrrk7LTC9KTbNKNUrVTczJ0U3LzEvRzU0sSc6orQUApM0LCA">
+    <w:name w:val="MDFIGREF_eJyrrk7LTC9KTbNKNUrVTczJ0U3LzEvRzU0sSc6orQUApM0LCA"/>
     <w:basedOn w:val="BodyTextChar"/>
   </w:style>
   <w:style w:type="character" w:customStyle="1" w:styleId="MDFIGREF_eJyrrk7LTC9KTbPKyUxPzEspTk3NNtItK9ZFcA1rEmtrATN3D08">

--- a/补充材料.nature.docx
+++ b/补充材料.nature.docx
@@ -2,7 +2,7 @@
 <file path=word/document.xml><?xml version="1.0" encoding="utf-8"?>
 <w:document xmlns:w="http://schemas.openxmlformats.org/wordprocessingml/2006/main" xmlns:m="http://schemas.openxmlformats.org/officeDocument/2006/math" xmlns:r="http://schemas.openxmlformats.org/officeDocument/2006/relationships" xmlns:o="urn:schemas-microsoft-com:office:office" xmlns:v="urn:schemas-microsoft-com:vml" xmlns:w10="urn:schemas-microsoft-com:office:word" xmlns:a="http://schemas.openxmlformats.org/drawingml/2006/main" xmlns:pic="http://schemas.openxmlformats.org/drawingml/2006/picture" xmlns:wp="http://schemas.openxmlformats.org/drawingml/2006/wordprocessingDrawing">
   <w:body>
-    <w:bookmarkStart w:id="24" w:name="补充材料"/>
+    <w:bookmarkStart w:id="28" w:name="补充材料"/>
     <w:p>
       <w:pPr>
         <w:pStyle w:val="Heading1"/>
@@ -971,12 +971,12 @@
           <wp:inline>
             <wp:extent cx="5120640" cy="5927466"/>
             <wp:effectExtent b="0" l="0" r="0" t="0"/>
-            <wp:docPr descr="Fig. 1 | LigandSeek2-Find 与 LigandSeek 的配体区域检出。比较 LigandSeek2-Find 与第一代 LigandSeek 在沉积受体（GT）和 CryoAtom2 重建受体（CA2）条件下的表现。左列为全配体测试集（179 个 PDB，2,502 个配体实例），右列为小分子测试子集（94 个 PDB，821 个小分子实例）。" title="MDPPTFIG_eJztW-tvE0cQ_1dOlvoNcmcTh9qiSKnToEopigJ86lXW5ry2T7mXbi92QqmUQokTkQeiQGjNoxEtTSEkUUqLcV5_DHc--1P-hc7enh88VCEgaTdypNizO7OzO7_ZHc_u3n0bsZCTjySFiH9zyyvvikNqDhmZcxiPxdIFkm4Xoz2W5UxEjgkRGxNTK-AMbZVKyvIFgm0iy9F4IpqQ5QFMxhzTkuX6WrV2u1Sfn_VX9mSZqZfld9BvIB1T3VrAI1T0eIEcbxejVCqjEktDk-mimmEGxHv6VINyFGQ5qmmkdWSPjVvA-jpyqpi0hAldM0iy-JkcyTuOlRRFouSxjkiPaWEDmFnT1pEDRTsnFk07Y9mmgglRjZyuiTFJ6hN1pBpy5DTVNmwHX-ecSQ0LxWQBaaD3Sx3lcIp1T-XEpgSVHcPYOosnnKC6XWD0kGpg0uKEpWKSWEiB_qEDDaqgh1ivJEfC4si4RqvQuGOGnYXitKVqZEAsq9rEGWJNpVAIOGxkzAT2EdKDpuEQaIeIoqrQ5ryqYyKcxUVhxNSREXSd7zfIW3mBVqaCKhsNyqMBmWK2Bd8wzIstxGK9zaFfZM3ZQBzqrMAcOnILZhy2CxhEB9VcjxAVLgkd8-j4IDWWtmbYfmSzKE81HGBhRJx-oqLDMdWtLByYTYcx_g4XHT3n-D__0Lg67-786M1VvQcPag-nvFL15dTl_9LQDzCntn6zvnvlsKbbx5lU_4N1_2Gr219ddStT7tZDvnDnFXHv7kptc9b_fd1bXIKFu789c-b8_vasd2OOB_xT9qTZ75h6jFf4G6V5b6vawj7VHwPwa_eW3a2_3co1iKf15RV_YQNiqPf8kTez5Faq3tUVFmRrf12rr99qlKehYfRkggd_ceolt_K4i-6BoTs88Pn-9lzsWFyKdVE-yDkc5mZr993daxBmAHRv8c8wqGwsejPT3tPrLKgAweJKorfrkm5Y4RJdFlY-jUW7GB_kDG5FjlZceX3DR09VTtMjqFPd86ajcd6EOFhSL6e-5_qgaJTTkAAxtzF1nYMJIsAPhDCgKpjX4At79Pqjab98u3FnxpvahiyOB9SlnhOwNKWeOK-ww6bcrUx56y_gkwfAOYV5eKT_QgpSifr6uvd8za_u0ZOQX6uAOw-g09jCKfC1e8t-ea2-V64vc3EGGJWOSZLELdqryzyAPGqaDnFsZPGKc6M03yiVar8893aXvJkNCOLevRL8avIAfiL-Ca-we3PVxtKz7o7wqO8IFQ7WEe87wgynMQB2hKn-7tH-AQbZ4PqwdWvIA9JH6IEFvuDmFWj6aBE_x0q8glx-Vlv4jT32RB85aD5p4FaeQhB_fc3y4AxOHVErP2s8uQMJi1-u-E9ngYAad2cBVgEPqHO8BGq3Nuh11swTTo5TOYX5ZALmdB_9OBHd3y63LhEh0nAFf-wkmNDbBx-xKBe73JZ0c9vZ3fG-n-sxB9OT9x1vltPo1t3xHu6OF_Dm8yaUV_w770D9zV1_ec1fKHk35rzFVa98H2j4LaytL7qVx_7lF-7Ww_ryCn2on4_n3XjOXoO7O0io_J926rOb_h9Vb--Kd3caXONvLvnVPZZcsatUyLXcnXma8ILjymVgQfHfDuy_gVym9fpgJB6NSX290kQ8ETvZ29d36ZSlKkn4DzMd9E6ZTsZGxTdSnFAD6HofHdDMGbdxS439TkrMbFZV8ICpjOvYcJgmG2uIJlMkr1qEOoJaaBSGVYW6gRaUs4VhW8hgotBeUkkxeOtTDF76FMN3PsXOVz5FB-sWmGmMQxPVctJZNQeDJenRvK6kJ6W0yCrSEv2L9lhGDgxRM6A9GgWKvgUK9HDTRnBNaxztIbEBIorgkKmMEcEwU3lk5HC_bZvFPEYZQhVSfU0GsbDisErQ2W7a0QHTKr4BwqimWoOqptEeKR20ZwRKEsfGjpKnZBZkRqCXgP9KoSUkvqqPlghkh8Jo8Ssz05liouRE1tbpNzhOmGBJpTDZSi6DesqmKa9C-eF0BSmFioWzNhRm1z9tpRYkq2ewqQuUAGkbRsq6RYUhwmTbVFOa8g2TDV1skyipGQJN_BPxWJxpeasU9csXQUrcQaOkg1StWd1Ja0aIF7FafoH_05Hv_gEKZVzR" id="10" name="Picture"/>
+            <wp:docPr descr="Fig. 1 | LigandSeek2-Find 与 LigandSeek 的配体区域检出。比较 LigandSeek2-Find 与第一代 LigandSeek 在沉积受体（GT）和 CryoAtom2 重建受体（CA2）条件下的表现。左列为全配体测试集（179 个 PDB，2,502 个配体实例），右列为小分子测试子集（94 个 PDB，821 个小分子实例）。" title="MDPPTFIG_eJztW-tvE0cQ_1dOlvoNcraJk9qiSK7ToEppFAX41KuizXltn3Iv3V7shFIphRInIg9EgdCaRy1amkJIopQW47z-GO589qf8C529PT94qEJA0m7kSLFnd2Znd36zO57dvfs2ZCI7F0oIIe_mtlvaE4eULNLT5zCeiI7lyVi7GOkxTXsqdEIIWZgYah6naatUQpIuEGwRSYrE4pG4JA1gMmEbpiTV16u128X64ry3ui9JTL0kvYN-HWmY6lZ9HqGiJ_PkZLsYoVJphZgqmh4rKGlmQKynT9EpR0amrRj6mIasiUkTWF-HThcSpjClqTpJFD6TQjnbNhOiSOQc1hDpMUysAzNjWBqyoWhlxYJhpU3LkDEhip7VVDEaDveJGlJ0KXSGahux_K9z9rSKhUIij1TQ-6WGsjjFuqdyYlOCyk5gbA7jKduvbhcYPaTomLQ4QamQICaSoX_oQIUq6CHaG5ZCQXF0UqVVaNI2gs4CcdpS0dMgllEsYg-xpuFACDhsZMwE9hHQg4ZuE2iHiKwo0Oa8omEiDOOCMGpoSPe7ziV18laer5WpoMrG_fK4T6aYbf43DPNiC7Fob3PoF1lzNhCbOss3h47chBmHrTwG0UEl2yNEhEtCxzw6OUiNpa0Zth_ZLMpTdBtYGBE7SRR0NKY6laVDs-koxt_houPnHO_nHxpXF53dH92FqvvgQe3hjFusvpy5_F8a-gHm1DZu1veuHNV0-ziT6n-w7j9sdXtra05lxtl-yBfuvCLu3l2tbc17v2-4yyuwcA925s6eP9iZd28s8IB_ypo2krahRXmFv1FcdLerLexTySiAX7tXdrb_dirXIJ7Wy6ve0ibEUPf5I3duxalU3aurLMjW_rpW37jVKM1Cw0h_nAd_ceolp_K4i-6hoTsy8PnBzkL0RCwc7aJ8mHM4yM3W7zt71yDMAOju8p9BUNlcdudm3afXWVABgsWVeG_XJd2wwiW6LKx8Go10MT7MGdyKHK248vqGj56qnKFHUKe7503H47wJcbCkXs58z_VB0TinIQFibmPmOgcTRIAfCGFAkTGvwRf26PVHs17pduPOnDuzA1kcD6iHe07B0gz3xHiFHTblTmXG3XgBnzwAzinMI6PJCylIJeobG-7zda-6T09Cfq0C7jyATmMLp8DX7pW90np9v1Qvc3EGGAmfCIfD3KK9VuYB5HHDsIltIZNXnBvFxUaxWPvlubu34s5tQhB37xXhV5MH8OOxT3iF3V2oNlaedXeEx31HKHOwjnjfEaY5jQGwI0wlu0f7hxhk_evD1q0hD0gfowcW-IKbV6Dpo0X8HCvxCnLpWW3pN_bYE33koPmkgVN5CkH89TXLgzM4dUSt9Kzx5A4kLF6p4j2dBwJqnN0lWAU8oM7xEqjd2qTXWXNPODlO5RTm_jjM6T76cSpysFNqXSJCpOEK_mg_mNDbBx_RCBe73JZ0c9vZ3fG-n-sxB9OT9x1vhtPo1t3xHu2OF_Dm8yaUV_w770C9rT2vvO4tFd0bC-7ymlu6DzT8FtY2lp3KY-_yC2f7Yb28Sh_q5-N5N56zV__uDhIq76fd-vyW90fV3b_i3p0F13hbK151nyVX7CoVci1nd5EmvOC4UglYUPy3A_tvIJdpvT4YikWi4b7e8FQsHu3v7eu7dNpU5AT8B5kOeqdMJ22hwhspTqABdL2PDmhmT1q4pcZ6JyVGJqPIeMCQJzWs20yThVVEkymSU0xCHUEt1PMjikzdQAvycH7EEtKYyLSXVEL03_oU_Zc-xeCdT7HzlU_RxpoJZuqT0EQx7bGMkoXBkjFC4oo9iXIiqxgL079Ij6lnwRAlDdojEaDoW6BAjzRtBNe0xtEeEhsgoggOGfIEEXQjlUN6FictyyjkMEoTqpDqazKIiWWbVYLOdtOODphW8Q0QxlXFHFRUlfZIab89I1CC2Ba25RwlMyAzCr34_FcKLSHxVX20RCA7FMYLXxnpzhQTJaYylka_wXHCFEsqhelWcunXUzZNeWXKD6YrSMlULJi1gTC7_mkrNSFZPYsNTaAESFswUtYtyg8RJtummtKUrxts6GKbRAlVF2jiH49FY0zLW6WoX77wU-IOGiVspKjN6k5a1QO8iNnyC_yfCX33D4v3XQo" id="10" name="Picture"/>
             <a:graphic>
               <a:graphicData uri="http://schemas.openxmlformats.org/drawingml/2006/picture">
                 <pic:pic>
                   <pic:nvPicPr>
-                    <pic:cNvPr descr="C:/Users/15919/Desktop/论文草稿/temp/manuscript_figures_bhmc_y0_/figure_000001.png" id="11" name="Picture"/>
+                    <pic:cNvPr descr="C:/Users/15919/Desktop/论文草稿/temp/manuscript_figures_ss9ituah/figure_000001.png" id="11" name="Picture"/>
                     <pic:cNvPicPr>
                       <a:picLocks noChangeArrowheads="1" noChangeAspect="1"/>
                     </pic:cNvPicPr>
@@ -6345,14 +6345,14 @@
         </w:rPr>
         <w:drawing>
           <wp:inline>
-            <wp:extent cx="5733415" cy="3019921"/>
+            <wp:extent cx="5733415" cy="3061262"/>
             <wp:effectExtent b="0" l="0" r="0" t="0"/>
-            <wp:docPr descr="Fig. 2 | 端到端配体区域检出与身份匹配。曲线展示在尝试预算 K=1–10 内，179 个测试 PDB 中预测成功的比例。Find+Match 曲线要求端到端区域检出和配体身份匹配均正确，Find 和 Emap2lig-Find 曲线仅要求区域检出正确。Find 和 Match 分别指 LigandSeek-Find 和 LigandSeek-Match。GT 表示真实受体结构，CA2 表示 CryoAtom2 重建受体结构。" title="MDPPTFIG_eJztWf9PGzcU_1dO9-sKlxwwlBMgsQDVNFpFtPtpN0Xm4iQW98U6O1_oOolVUNgatqm0q7TSoq7VhIYK7aRJXVjb_2XLJeGn_Qt7ti8hDCZV_bLppEXK3bPf88fvfZ7ts-zPdIp4Wbc0vXPrMLr7wpg1ZzuHW-3728OU8rp-TtNDzAK3igvCKGvZ9scMh8y202OZdMa2ZzBb4gG17e5-s_3denfzy87uS9tWaLZ9Gs5HHhZQ2MRDyHWHisQvDHmIO2WhdRDlJPDzHgqXKhTsPtEnahbV6p7rM6s2aetlzqllGMwpYw-x4YBiH5TFIAQMKIYloxaEBRoGDmaM-CXPNcxU6n3DQ8S39SmBlgvl6xJfdrFWs6rIBdwPPVTCWdW9sDN6FsJ2CWM6T3zMZP1AqWYxihzoBnBcqAIgczRl63FxoeKKKlThQYwZm4uWEDiYFUnI-LxqmoqNQKMcUJ6qRyzPBT5n0A4xhxBoc5l4mGkXcU1bCDzky67L0z47UydRFYQAW5TlRSlmVWzyDW5e6RNjjvZcv6KaK0e4yIkMR3hOYZTgsIrBdI6UhjVTu6oJY66avN0ohI74HFQYMT7NCPp3IuvsHUQbT-B5tLbZer4VNZrRzk774Uq03mw9-7rb3GsdPo8av4L2j5Vr_2X0bxBj--7PnebL6OntzqNmtL0bPbnXPbh99MNqZ__OO4vo7Xl_csx5VnABVrd48fBeafEIikXi4JnAqXjY572lg5eFH54C5VMfTRie7CauUY-cfDG-rHmx-1R6L-uUcS4GmDwLgE-l3xT395Wtf0BOnag3YmqSkcfkzJ7o-tqfvzXS45nEzZXkcNx69lP7lxuwKiWB49zMB8nl-TGs-0B1e-Pb6Kudzver7YNbrRc34Ns2BxuU9y6IPVsScpBQ_tWXuPvjF-2n1_o7j8E9R3SzoTYigzuP6N56-_HDzoN9WIdEmv5P0Ltb7G82ksDurIeo6ZLSkBgOSeVaTYbW4ZqaD4PTQA33eFVKQkISmoKEDHf5WUosxxvXo429dmM9CUzPkxLyC5cwXkr00pKQcT3AthzisOCdv5xUzrsPdjuPmp3tnWj_fvTNHdjDyFPCVdi0ZKfNJKQj0cQngeBsuBxM88Azk0r10fpmdNgcHN1_PxWEJ53SPz2n6f3jbn1sfGRkND1WH0mlMxkzfXWCEseCf3yIhV7pEKsQotqpo-8YAbBeBwOa8UqI-zDha5-mhdhF4pCdlQllglIRoV_NEUcQKgrOxWou1AqYOaKXrGXIKwdD3jgY8YWDMXjfYHDsUQjTr0ATQnm-SErgLMsvlj0nv5zKG6oinxI_c5j6JQiEFAA9PQ6SuJMAOdeLEVLT9-PYJeUgEgzOB84S0_wgW0Z-CU-HYVArY1RgAlDg9RSMYoerSsA8bjrQgUI1TpGw6BI6R1xX9Chk2V4JyGI8xPANEGIRbBagF6k_UegbGSfxRIlRYHixdiEoDN5PIKteDD3xhsRp9Ul5I6EtT_ZuJmS9UOM61xyhj4crWDnCLB61sTFYyXcPlIaMn8eBpwkBrEPwVHWLqvNM2R5LPWuh9wPlunEsIsv1NXEhlBkzxxTKmVYiL7PyPmVARhZHxO1VD8quH_PFaD8v8J_SP_8L0USbrQ" id="16" name="Picture"/>
+            <wp:docPr descr="Fig. 2 | 端到端配体区域检出与身份匹配。曲线展示在尝试预算 K=1–10 内，179 个测试 PDB 中预测成功的比例。Find+Match 曲线要求端到端区域检出和配体身份匹配均正确，Find 和 Emap2lig-Find 曲线仅要求区域检出正确。Find 和 Match 分别指 LigandSeek-Find 和 LigandSeek-Match。GT 表示真实受体结构，CA2 表示 CryoAtom2 重建受体结构。" title="MDPPTFIG_eJztWVtrG0cU_ivLvjb2SusbXmyDK9uh1A7CSZ-6xYxXI2nwXoad0cVpCk6wY7eR2xInDTROTJpQTE3spFBI5Sb5L61Wkp_yF3pmZiXLtQMhl5aFCrR7Zs6Zb875zszsMPOlThEv6pamt24dRndfGNPmdOtwq3l_u59SXtXPaXqIWeCWcU4YZSzb_ozhkNl2emg0PWrbU5gt8YDadnu_3vxhvb35dWv3pW0rNNs-DecjDwsobOI-5Lp9eeLn-jzEnaLQOohyEvgLHgqXShTsPtfHKhbVqp7rM6sybutFzqllGMwpYg-x_oBiH5T5IAQMKIYFoxKEORoGDmaM-AXPNcxUatjwEPFtfUKgZUP5usiXXaxVrDJyAfcTDxVwRnUv7IyOhbBdwpjOEh8zWd9TqliMIge6ARwXqgDIHEzZelycL7miCpV4EGPG5qIlBA5meRIyPquapmIj0CgHlKfqEcszgc8ZtEPMIQTaXCIeZtoFXNHmAw_5suvipM_O1ElUBSHAFmV5UYoZFZt8g5uXu8SYgx3XL6vmyhEuciLDEZ5TGCU4LGMwnSGFfs3UrmjCmKsm7zcKoSM-BxVGjE8ygv6dyFp7B9HGE3gerW02nm9FtXq0s9N8uBKt1xvPvm3X9xqHz6Pa76D9a-Xafxn9O8TYvPtrq_4yenq79agebe9GT-61D24f_bTa2r_zwSJ6f96fHHOeFczB6hYvHt4bLR5BPk8cPBU4JQ_7vLN08KLww1OgfOLTMcOT3cQ16pGVL8aXNS92n0rvZZ0yzsYA42cB8In0u-L-ubL1GuTUiXojpiYZeUzO7Imur736o5YeGU3cXEkOx41nvzR_uwGrUhI4zk59nFyeH8O6D1Q3N76Pvtlp_bjaPLjVeHEDvm0zsEH5aE7s2ZKQg4Tyr77E7Z-vNp9e6-48evcc0c2a2oj07jyie-vNxw9bD_ZhHRJp-j9BH26xv1lLArvTHqKmSwp9YjgklWs1GRqHa2o-9E4DNdzjVSkJCUloChIy3OVnKbEcb1yPNvaatfUkMD1LCsjPXcR4KdFLS0LGdQ_bcojDgnf-UlI5bz_YbT2qt7Z3ov370Xd3YA8jTwlXYdOSmTSTkI5EE58EgjPhcjDJA89MKtVH65vRYb13dP_zVBCedEL_4pymd4-79aGRgYHB9FB1IDWcNofNK2OUOBb840Ms9EaHWLkQVU4dfccIgPU2GNCMl0LchQnf-jQtxC4Sh-ysSCgTlIoI_XKWOIJQUXAulLOhlsPMEb1kLENeORjyxsGILxyM3vsGg2OPQph-CZoQyhfypADOsgXGRgkvoaKhKhZS4mf2U78AgZAcoKdHQBJ3EiBnOzFCarp-HLukHESCwdnAWWKaH2SKyC_gyTAMKkWMckwACryOglHscFUJmMdNezpQqMYpEhZdQmeI64oehSzbKwFZjIcYvgFCzIPNPPQi9ScKXSPjJJ4oMQoML1bmglzv_QSyqvnQE29InFYdlzcS2vJ452ZC1gs1rnLNEfp4uIKVI8ziURsbg5V8d0BpyPh5HHiaEMA6BE9Vt6g8y5TtsdSxFno_UK4bxyKyXF8TF0KjQ-aQQjnTSuRlWt6n9MjI4oi4nepe2fVjvhjt5gX-E_pXfwM835vc" id="16" name="Picture"/>
             <a:graphic>
               <a:graphicData uri="http://schemas.openxmlformats.org/drawingml/2006/picture">
                 <pic:pic>
                   <pic:nvPicPr>
-                    <pic:cNvPr descr="C:/Users/15919/Desktop/论文草稿/temp/manuscript_figures_bhmc_y0_/figure_000002.png" id="17" name="Picture"/>
+                    <pic:cNvPr descr="C:/Users/15919/Desktop/论文草稿/temp/manuscript_figures_ss9ituah/figure_000002.png" id="17" name="Picture"/>
                     <pic:cNvPicPr>
                       <a:picLocks noChangeArrowheads="1" noChangeAspect="1"/>
                     </pic:cNvPicPr>
@@ -6366,7 +6366,7 @@
                   <pic:spPr bwMode="auto">
                     <a:xfrm>
                       <a:off x="0" y="0"/>
-                      <a:ext cx="5733415" cy="3019921"/>
+                      <a:ext cx="5733415" cy="3061262"/>
                     </a:xfrm>
                     <a:prstGeom prst="rect">
                       <a:avLst/>
@@ -7062,14 +7062,14 @@
         </w:rPr>
         <w:drawing>
           <wp:inline>
-            <wp:extent cx="5733415" cy="3463558"/>
+            <wp:extent cx="5733415" cy="3498320"/>
             <wp:effectExtent b="0" l="0" r="0" t="0"/>
-            <wp:docPr descr="Fig. 3 | 单残基、无缺失原子的有机小分子端到端建模。曲线展示在尝试预算 K = 1–10 内，77 个测试 PDB 中预测成功的比例。Find 和 Match 分别指 LigandSeek-Find 和 LigandSeek-Match。GT 和 CA2 分别表示真实受体结构和 CryoAtom2 重建受体结构。 a, Find+Match 曲线要求端到端区域检出和配体身份匹配均正确，Find 和 Emap2lig-Find 曲线仅要求区域检出正确。 b, c, 使用 PocketXMol-tuned 进行端到端构象重建时，成功率随计费尝试次数 K 的变化，分别展示真实受体（GT，b）和 CryoAtom2 重建受体（CA2，c）条件。成功要求 RMSD 低于 2 Å 或 3 Å。实线表示按模型评分选出的 top-1 构象，虚线表示 best-of-50 构象。" title="MDPPTFIG_eJztWltPG0cU_isrvxZYY3DSWAGJcomqQmSRVKrUrdB4PbZX7GW0M8aQphKJIEAxEDUhtISEuokq1DRcqjZqDISH_JPGuzZP-Qs9s7M2pkmlKAmppsKSd-dy5psz35k9e2Z2vo4QxHKRhBKp3t717j5T-2P91d1b_v21NkLYeKRFibiYOuYYTnOh3oSmfU6xSzWtPX6u_Zym9WE6yhyiabXNsn9nprYwV9040DSBpmmvwtnIwhwKx3ArtZBpthKDYNOwMa_VEWGGY49YyB3NE5D7MnK-kCDKuGXaNFHo0iI5xkhCVamewxaibQ7BNlRmHNdCDLJuVi04bpq4jo4pNeysZaqxaPSMaiHD1iLdHC3pBrdLbMLESiExhkzA_dRCWdwruudyal2Cy45iTAZBRRqUN-UKCUqQDt0ADh8DAMU6o1okzA7nTV6E8swJMUNx3tKw0yCWMVzKBkXTaCgENUIBoam4hOkBx2YU2iGqGwa0uWxYmCoXcUEZdixkB13nemz62roAVUBwsFSQTwXJXjG24A5qXmkQE-usq35FNBeKMG6TYDhccwKzBLtjGEQHjGyb0qFcVbgwE03e7yh4nWEzqMKIsh5qoA8zMm9h2d-c99bLLyav-Ss_VvfK3sMdb3Hde3yzujrlr835a2Vve8mbvcFLHm15s9v8ulv2N0ovJq__l3y8w6j9u79VywfeznL1Ydlb2_C279W2lg9_mqpurpzYiN6f9sdnoZVwhsDfhe7EeiN34mQyho77HD1vYZvVnQnLcT0sAcq6PzuvWkE3YYm4JIMbZROKFapPAu2DMiGcDAG6XgfAutvfFfevyVv_ghw9Vq6G1MhhR3meHu_G9Mu94tmz0j0q8lBc-fMX_495cEoycJzs-0Renh-D2weq_dmb3rfr_JW3dbvybB5ebQMQscjAvqTMe98VZWAX3h96TlqOIWqbfeQXZ2RgetDIIjt9CePRVv7oScu5HPO6ie1gioPDu3D5lPMT5by3JyYtw4EnqZU2YMFUXVv3Nu97SyuV_VvBRsiULPy7E04PcyxprXA4swAr72bmT3IJLkOM8iG2SJAEDLco_J35kdTRitiUqf18zd-5frTTVCx76-v-g0lvpgxu5nB6AeZ-rfyosrvvFZ9C1rs34z9-UC1twpL0NGQ_fc12K_0WIjHTyEodRoqHobI7LZ6H5sdATPdTz3_ynj8lAcMtEugo9yzQJWC4RVY_V9k_qN7ekIBhJenoo5h9MeSYrSxvY2nfLLWDu7VSsRFgwSKitlMSKwt_5QlEUeFW6OLM4epSbbNU-_2p-D7m_1ryl7dlMNUxHT_Q97HTj00nM12rq1Pe0vde8Q7MTLELIT7bNu9CvNybvXAZ6lMv9-YkCVL_V3sRwH9vTwwMoIMB_Hulyu4TCE-FHxHxqwwmGR661CerNSr7i5Xyogwsx5Tn07Ky7M_ekYHiDln5fT4NbgO8Ot8GCraa_eKcv1Hy7s_XtqbA-R9OzsH6F94IMliBOaS1XVZLiKgQPHrth9WGNWRgPYUpa3UyrfGo3NT_c3sHrqQ78lWLEmkcI43Ez3Z0dLbHxzs6z3TE4x9fPU8MPQH_MNRFbxTqpl1UeOVIaYgAWG-DAc1Y3sUNGPetY24Xm4gfXqU5g1BOIx-hPZY0dE4iz-gXx5KuksZU5730JtTgKK8anORVw4O8avM5XpVhi8Aw7Tw0MQgbyRhZUJaOpHKWPjIRHVFFwUiU_zraiJ2FgRhpbsl2SPGzvpBO1scIpmnocaSSUBBxBgdh3UgV2-nNITuLe1zXKeQwSlMACfDqFZRgnYlCwDxq2tSBQFVfISFlGmTAME3eI08H7UUCJShzMdNzPJkBmWHoJag_lmkIqcfxeI4SYDhVGHLSzed-UWI841r8DoZTxruCk77KRFf9xG9QzqvxOFN0Xh9OV5DSuVg4a0NhkArudVDiUnYBO5bCEyDtgqaiWzQ2SIXsUaouzettR6iuHiVRwrQVftD6XDwWFyivleJ26Q_OKTelUYIhw6wXN6dNO-SLkoZd4N8d-eZved50VQ" id="20" name="Picture"/>
+            <wp:docPr descr="Fig. 3 | 单残基、无缺失原子的有机小分子端到端建模。曲线展示在尝试预算 K = 1–10 内，77 个测试 PDB 中预测成功的比例。Find 和 Match 分别指 LigandSeek-Find 和 LigandSeek-Match。GT 和 CA2 分别表示真实受体结构和 CryoAtom2 重建受体结构。 a, Find+Match 曲线要求端到端区域检出和配体身份匹配均正确，Find 和 Emap2lig-Find 曲线仅要求区域检出正确。 b, c, 使用 PocketXMol-tuned 进行端到端构象重建时，成功率随计费尝试次数 K 的变化，分别展示真实受体（GT，b）和 CryoAtom2 重建受体（CA2，c）条件。成功要求 RMSD 低于 2 Å 或 3 Å。实线表示按模型评分选出的 top-1 构象，虚线表示 best-of-50 构象。" title="MDPPTFIG_eJztWltPG0cU_isrvxZYY0NTrIBEDURVIbJIKlXqVmhYj-0VexntjDGkqUQiCFAMRE0ILSGhbqIKNQ2Xqo0aA-Uh_6Txrs1T_kLP7KyNaVIpSkKqqbDk3bmc-ebMd2bPnpmdryIEsVwkoUSqt_e8u3-q_bH-6t4t__56GyFsItKiRFxMHXMcp7lQMqFpn1HsUk1r7-xq79K0PkzHmEM0rbZV9u_M1hbnq5uHmibQNO1lOBtZmEPhGG6lFjLNVmIQbBo25rU6Isxw7BELuWN5AnJfRM4XEkSZsEybJgrdWiTHGEmoKtVz2EK0zSHYhsqM41qIQdbNqgXHTRPX0TGlhp21TDUWjX6oWsiwtUgPR0u5we0SmzSxUkiMIxNwP7FQFidF91xOrUtw2TGMySCoSIPyplwhQQnSoRvA4WMAoFhHVIuE2eG8yYtQnjkhZijOWxp2GsQyhkvZoGgaDYWgRiggNBWXMD3g2IxCO0R1w4A2lw0LU-UiLijDjoXsoOtcr01fWRegCggONhrkR4NkUowtuIOaVxrExDrqql8RzYUijNskGA7XnMAswe44BtEBI9umxJWrChdmosm7HQWvM2wGVRhR1ksN9H5G5i2u-FsL3kb5-dQ1f_WH6n7Ze7jrLW14j29W16b99Xl_veztLHtzN3jJo21vbodf98r-Zun51PX_ko-3GLV_99dq-dDbXak-LHvrm97Ovdr2ytGP09Wt1VMb0bvT_uQstBLOEPi70J1Yr-VOnEzG0HGfo-ctbLO6M2E5roclQFnPp-dVK-gmLBGXVHCjbFKxQvVJoH1QJoRTIUD3qwBYT_vb4v41detfkKMnytWQGjnsKM_T492YebFfPHdOukdFHoorf_zs_74ATkkGjlN9H8vL82Nw-0C1P3fT-2aDv_K2b1f-XIBX2wBELDKwLynz3rdFGdiF94eek5ZjiNrmHvnFWRmYHjSyyE5fwnislT960nIux7xuYjuY4uDwLlw-4_xUOU_2xqRlOPAktdImLJiq6xve1n1vebVycCvYCJmWhX930ulljiWtFY5mF2Hl3cz8aS7BZYhR3scWCZKA4RaFvzM_kDpaEZsytZ-u-bvXj3eaimVvY8N_MOXNlsHNHM0swtyvlR9V9g684lPIevdm_ccPqqUtWJKehexnr9kepd9CJGYaWanDSPEwVPZmxPPQ_BiI6X7m-U_f849KwHCLBDrKPQt0CRhukdXPVQ4Oq7c3JWBYSTn6GGafDzlmK8vbWNo3S-3wbq1UbARYsIio7ZbEysJffQJRVLgVujR7tLZc2yrVfnsqvo_5v5T8lR0ZTHVCx_f0fezsY9PpTNfq2rS3_J1XvAMzU-xCiM-2zbsQL_bnLlyG-tEX-_OSBKn_q70I4D_ZGwMD6GAA_16psvcEwlPhR0T8KoNJhocu9clqjcrBUqW8JAPLMeXZjKws-3N3ZKA4Liu_z2bAbYBX59tAwVazX5z3N0ve_YXa9jQ4_6OpeVj_whtBBiswh7S2y2oJERWCR699v9awhgysj2LKWp1Ma2dUbur_ub0DV9IT-bJFiTSOkUY6z8XjHe2dE_GOro_isejV88TQE_APQ130WqFu2kWFl46UhgiA9SYY0IzlXdyAcd845naxifjhVZozCOU08hHa4ylD5yTyjH5xPOUqaUx13ksyoQZHedXgJK8aHuRVm8_xqgxbBIZp56GJQdhIxsiCsnSE0i6D5VFOFQUjUf6LtxE7CwMx0tyS7ZDiZ30hnaqPEUzT0ONYJaEg4gwOwrqRKraTzCE7i3td1ynkMEpTAAnw6hWUYJ2JQsA8btrUgUBVXyJh1DTIgGGavEeeDtqLBEpQ5mKm53gyAzLD0EtQfyLTEFJP4vEcJcDwaGHISTef-0WJiYxr8TsYTpnoDk76KpPd9RO_QTmvxhNM0Xl9OF1BSudi4awNhUEquNdBiUvZBexYCk-AtAuaim7R-CAVssepujSvtx2hunqcRAnTVvhB667OWKdAeaUUt0t_cE65KY0SDBlmvbg5bdohX5Q07AL_nsjXfwPlrnSE" id="20" name="Picture"/>
             <a:graphic>
               <a:graphicData uri="http://schemas.openxmlformats.org/drawingml/2006/picture">
                 <pic:pic>
                   <pic:nvPicPr>
-                    <pic:cNvPr descr="C:/Users/15919/Desktop/论文草稿/temp/manuscript_figures_bhmc_y0_/figure_000003.png" id="21" name="Picture"/>
+                    <pic:cNvPr descr="C:/Users/15919/Desktop/论文草稿/temp/manuscript_figures_ss9ituah/figure_000003.png" id="21" name="Picture"/>
                     <pic:cNvPicPr>
                       <a:picLocks noChangeArrowheads="1" noChangeAspect="1"/>
                     </pic:cNvPicPr>
@@ -7083,7 +7083,7 @@
                   <pic:spPr bwMode="auto">
                     <a:xfrm>
                       <a:off x="0" y="0"/>
-                      <a:ext cx="5733415" cy="3463558"/>
+                      <a:ext cx="5733415" cy="3498320"/>
                     </a:xfrm>
                     <a:prstGeom prst="rect">
                       <a:avLst/>
@@ -8386,7 +8386,380 @@
     </w:p>
     <w:bookmarkEnd w:id="22"/>
     <w:bookmarkEnd w:id="23"/>
-    <w:bookmarkEnd w:id="24"/>
+    <w:bookmarkStart w:id="27" w:name="给定正确身份时的-findbuild-比较"/>
+    <w:p>
+      <w:pPr>
+        <w:pStyle w:val="Heading2"/>
+        <w:keepNext/>
+        <w:spacing w:line="480" w:lineRule="auto"/>
+        <w:ind w:firstLine="0"/>
+      </w:pPr>
+      <w:r>
+        <w:rPr>
+          <w:rFonts w:hint="eastAsia" w:ascii="Times New Roman" w:hAnsi="Times New Roman"/>
+          <w:sz w:val="24"/>
+        </w:rPr>
+        <w:t xml:space="preserve">给定正确身份时的</w:t>
+      </w:r>
+      <w:r>
+        <w:rPr>
+          <w:rFonts w:ascii="Times New Roman" w:hAnsi="Times New Roman"/>
+          <w:sz w:val="24"/>
+        </w:rPr>
+        <w:t xml:space="preserve"> Find–Build </w:t>
+      </w:r>
+      <w:r>
+        <w:rPr>
+          <w:rFonts w:hint="eastAsia" w:ascii="Times New Roman" w:hAnsi="Times New Roman"/>
+          <w:sz w:val="24"/>
+        </w:rPr>
+        <w:t xml:space="preserve">比较</w:t>
+      </w:r>
+    </w:p>
+    <w:p>
+      <w:pPr>
+        <w:pStyle w:val="FirstParagraph"/>
+        <w:spacing w:line="480" w:lineRule="auto" w:after="120"/>
+        <w:ind w:firstLine="480"/>
+      </w:pPr>
+      <w:r>
+        <w:rPr>
+          <w:rFonts w:hint="eastAsia" w:ascii="Times New Roman" w:hAnsi="Times New Roman"/>
+          <w:sz w:val="24"/>
+        </w:rPr>
+        <w:t xml:space="preserve">给定正确配体身份时，Find–Build</w:t>
+      </w:r>
+      <w:r>
+        <w:rPr>
+          <w:rFonts w:ascii="Times New Roman" w:hAnsi="Times New Roman"/>
+          <w:sz w:val="24"/>
+        </w:rPr>
+        <w:t xml:space="preserve"> </w:t>
+      </w:r>
+      <w:r>
+        <w:rPr>
+          <w:rFonts w:hint="eastAsia" w:ascii="Times New Roman" w:hAnsi="Times New Roman"/>
+          <w:sz w:val="24"/>
+        </w:rPr>
+        <w:t xml:space="preserve">比较的完整完成度曲线和逐</w:t>
+      </w:r>
+      <w:r>
+        <w:rPr>
+          <w:rFonts w:ascii="Times New Roman" w:hAnsi="Times New Roman"/>
+          <w:sz w:val="24"/>
+        </w:rPr>
+        <w:t xml:space="preserve"> PDB </w:t>
+      </w:r>
+      <w:r>
+        <w:rPr>
+          <w:rFonts w:hint="eastAsia" w:ascii="Times New Roman" w:hAnsi="Times New Roman"/>
+          <w:sz w:val="24"/>
+        </w:rPr>
+        <w:t xml:space="preserve">分布见</w:t>
+      </w:r>
+      <w:r>
+        <w:rPr>
+          <w:rFonts w:ascii="Times New Roman" w:hAnsi="Times New Roman"/>
+          <w:sz w:val="24"/>
+        </w:rPr>
+        <w:t xml:space="preserve"> </w:t>
+      </w:r>
+      <w:r>
+        <w:rPr>
+          <w:rStyle w:val="MDFIGREF_eJyrrk7LTC9KTbMqLi0o0E3LzEvRTc4vKkpNLtHNTSxJztBNKs3MSamtBQBErw_K"/>
+          <w:rFonts w:ascii="Times New Roman" w:hAnsi="Times New Roman"/>
+          <w:sz w:val="24"/>
+        </w:rPr>
+        <w:t xml:space="preserve">Fig. 4</w:t>
+      </w:r>
+      <w:r>
+        <w:rPr>
+          <w:rFonts w:ascii="Times New Roman" w:hAnsi="Times New Roman"/>
+          <w:sz w:val="24"/>
+        </w:rPr>
+        <w:t xml:space="preserve">。</w:t>
+      </w:r>
+    </w:p>
+    <w:p>
+      <w:pPr>
+        <w:pStyle w:val="CaptionedFigure"/>
+        <w:keepNext/>
+        <w:spacing w:line="240" w:lineRule="auto" w:before="0" w:after="0"/>
+        <w:ind w:firstLine="0"/>
+        <w:jc w:val="center"/>
+      </w:pPr>
+      <w:r>
+        <w:rPr>
+          <w:rFonts w:ascii="Times New Roman" w:hAnsi="Times New Roman"/>
+          <w:sz w:val="24"/>
+        </w:rPr>
+        <w:drawing>
+          <wp:inline>
+            <wp:extent cx="5029200" cy="6218690"/>
+            <wp:effectExtent b="0" l="0" r="0" t="0"/>
+            <wp:docPr descr="Fig. 4 | 假定身份匹配正确时单残基无缺失原子有机小分子的定位与建模完成度。各面板包含相同的77个PDB、446个实例。a–d，Emap2lig；e–h，CryoAtom2受体下的LigandSeek；i–l，沉积受体下的LigandSeek。每组上行为首选构象，下行为best-of-50；左、右列分别要求重原子RMSD严格&lt;2\,\mathrm{Å}和&lt;3\,\mathrm{Å}。所有已对应合格小分子的blob均给定正确SMILES；LigandSeek使用PocketXMol-tuned单次中心对接，Emap2lig使用原生blob引导。背景计费，真实范围外前景免费；未检出与失败实例保留分母。每个PDB包含N个目标实例，相对预算\rho允许\lfloor\rho N\rfloor次计费尝试，完成度为成功的不同实例数除以N。绿线与圆点、蓝线与菱形分别表示PDB等权均值和中位数；灰点和小提琴表示50\%、100\%、200\%及300\%预算下的PDB分布。" title="MDPPTFIG_eJztWetOG0cUfpWVpfZXYI0DpLgpEgVSVQKEoJUq1RVar8f2ir1pZ4whTSUIEG52sAoEESCEBFKUFAMpaoyB8KMP0HdIPLvmV16hZ3bWBhIipbnQIoFk9sy5fGfmnNkz4-OffaZE4r6g4HOmd-n8c7E50OzsTtn3FipNk_T6Lgk-C2FD7UERptQYDIW-x8jCoVBVTV1VXSjUhHA3McxQqJjN23dGiukxZ-0gFOJoodCbcLqkIQaFE6ZZEVX0SIVsWBaSSYUmETleEU4oaoQpRhRsqlJfV1KJ8BnWVNYoOpPIkkkUQ-_SJKs7YYLoR9_VZNAUejVVx8HkVyFfnBAzKIpYjiNNwpWGiXQQRg0LfMDQiolJw4qYliEjjBU9pqliwO-vFTVJ0UO-eobWbrmPTtKnIiEZ7JFUwP1Wk2KokbtnemJJg-l2I2S2oV5S1vZ7KiVBSalF0REuS7xRMohNSYa5gLkKLLAPVAOCN-xIqIwlJYjhoXrqzBKiCGpRxcKkhZuWXIOEz5Ivh__z6GuGTjDYSVhWFLD5TtEQFtpQUugwNEl3XccbdHyqzEXlEAws7I7DLtnI1-Y-YZrXy_EIVJemfp2b84kQljh3OWzmJuw3ZPUgUL2mxCqFauGGwJQJN_m4q2AyRScgQhImDViRzmZldGCEZu8W808Ku_s0tXM4nLbXHzrLWXv2T5qesbMTdClvz9539vJ0ZYveXqLrGXthzF7I081JOnoLhs7dIUAo7KcLudt0N2-vLdNsyh7N0Pyjl_03_8uAfUhYMkOHiw_sxQOaGqaZJ858jmZSsNIrVwq5x-1NX7_sH6iurgWaZu8Vnk_AQqUX_VORV3upZk0yA6oSe7U3j4AVB1aj1Wc0EEML0MnZwv5UITcBSC1KTNIjnQh1g6YCmipo2k_HnN82TlcDH_bGpLM7VMiNF5dThVz-8NGdw_4x-95QcWsZjMGA88MIkwojWlHjB2j6DNIwQCf_oKOzLGGjT4qPBuytm4cjaZ7OjtbOpkJu1b6_dyJXWtBohYLslTLtnUqZEY0qMmoy5ISGdFIqZCTOYq9xUDfwWhCTPkHzcmO6qXF57tNTIfWfq-RLxiCcXcYg9YHT2S_6x04T_Buffw2fQBC9MJyrvftr6vxk8vJFJt-eSfbKj_VDvaXPntKNHZqfpplReFGP196waoTp4oizOwdVmNfuztZvW5o74d0_Kh6F_QNneq3dkLsR-aHVUCtIQkcRVuF_Xy7k1unBIODbt1ePFTBuAjXCmV5ynezN0I09mFJxMGXPbRSzy8XtHdB3FpagCBZTg3R-m67coWNpkNLhtCudtxce2w_76UienQ4rW8XtVV4xCweLzswcrMLeSPPKxgsrr7dnsX9Jfdu53yAQM2c-a98f4UFl2YCTamPn8MGQk509myj-PXDuw0iHB4rZ3P-taL5IjZ9eHF-L-Fv283t5nDj3uYSCxksT3VwsbszAK1G-jsLViBHjS1A2C7k03Oj4a2PPbB7OrRR2Vy_KzjufS87ugZM_YEV94ZZzcweumMWpRc4pTm7R_QfeXXN5zVnJQ1131sfsxUE4qGj_HlxQ4MyBbwwQeDginIFNQAAmHGv2ZMbJbHOrs8lGjf9D35rPziCfHzN3A2cT2Cr_RWQ_TWQD5yOyn_jMnhw_m2hfvoi2r55fKHlLgt3SobjnBl9v77DuXr3vp0uCr9wP9dX4A3UQ197aQNUXtXX-G1dNRQ7Cx8uT9E55ilhS8o3eqIcAWO-DAWYkYaEyjPXeG8ZCqsS6sDiumJhFla1Q72lXZBZTNpDbetotIYKwzLw0BkW3cS26fWvRa1uLx7vWIkGaCcvUE2CimKQrqsRgsrgL4zqFJKS4yBldfvZXXWnqMViIEmGJrQWKdbaBbi-tEVJTnsfRlPgEJRbBFvhiiAXdaIxLegw1WJaRjCMpggGkiuGVBNhEMuFMwDwyPeaAo4pvBCGsKuY1RVWZR0a79pyQ4I2xEJHjjIyCTgd4ceUnBmUl8SQeG2ETIhxOthqR471pKdgbtTT2hMQJvbwbLfSVu9Iun4lZr1xmcm-7gpbM1Lxd6ym7jXPxCNS0MPkGGZrACNBmvx1wt1JPC-a6R1RJm8l1g09dPCKloKoL7BeDuppADUc5VYvlpdntpR-jpSCRFLXEPk6ruhcvbJbzAp963y__AFFnrSg" id="25" name="Picture"/>
+            <a:graphic>
+              <a:graphicData uri="http://schemas.openxmlformats.org/drawingml/2006/picture">
+                <pic:pic>
+                  <pic:nvPicPr>
+                    <pic:cNvPr descr="C:/Users/15919/Desktop/论文草稿/temp/manuscript_figures_ss9ituah/figure_000004.png" id="26" name="Picture"/>
+                    <pic:cNvPicPr>
+                      <a:picLocks noChangeArrowheads="1" noChangeAspect="1"/>
+                    </pic:cNvPicPr>
+                  </pic:nvPicPr>
+                  <pic:blipFill>
+                    <a:blip r:embed="rId24"/>
+                    <a:stretch>
+                      <a:fillRect/>
+                    </a:stretch>
+                  </pic:blipFill>
+                  <pic:spPr bwMode="auto">
+                    <a:xfrm>
+                      <a:off x="0" y="0"/>
+                      <a:ext cx="5029200" cy="6218690"/>
+                    </a:xfrm>
+                    <a:prstGeom prst="rect">
+                      <a:avLst/>
+                    </a:prstGeom>
+                    <a:noFill/>
+                    <a:ln w="9525">
+                      <a:noFill/>
+                      <a:headEnd/>
+                      <a:tailEnd/>
+                    </a:ln>
+                  </pic:spPr>
+                </pic:pic>
+              </a:graphicData>
+            </a:graphic>
+          </wp:inline>
+        </w:drawing>
+      </w:r>
+    </w:p>
+    <w:p>
+      <w:pPr>
+        <w:pStyle w:val="ImageCaption"/>
+        <w:keepNext w:val="0"/>
+        <w:keepLines/>
+        <w:spacing w:line="240" w:lineRule="auto"/>
+        <w:ind w:firstLine="0"/>
+      </w:pPr>
+      <w:r>
+        <w:rPr>
+          <w:rFonts w:ascii="Times New Roman" w:hAnsi="Times New Roman"/>
+          <w:b/>
+          <w:bCs/>
+          <w:sz w:val="24"/>
+        </w:rPr>
+        <w:t xml:space="preserve">Fig. 4 | </w:t>
+      </w:r>
+      <w:r>
+        <w:rPr>
+          <w:rFonts w:hint="eastAsia" w:ascii="Times New Roman" w:hAnsi="Times New Roman"/>
+          <w:b/>
+          <w:bCs/>
+          <w:sz w:val="24"/>
+        </w:rPr>
+        <w:t xml:space="preserve">假定身份匹配正确时单残基无缺失原子有机小分子的定位与建模完成度。</w:t>
+      </w:r>
+      <w:r>
+        <w:rPr>
+          <w:rFonts w:hint="eastAsia" w:ascii="Times New Roman" w:hAnsi="Times New Roman"/>
+          <w:sz w:val="24"/>
+        </w:rPr>
+        <w:t xml:space="preserve">各面板包含相同的77个PDB、446个实例。a–d，Emap2lig；e–h，CryoAtom2受体下的LigandSeek；i–l，沉积受体下的LigandSeek。每组上行为首选构象，下行为best-of-50；左、右列分别要求重原子RMSD严格</w:t>
+      </w:r>
+      <m:oMath>
+        <m:r>
+          <m:rPr>
+            <m:sty m:val="p"/>
+          </m:rPr>
+          <m:t>&lt;</m:t>
+        </m:r>
+        <m:r>
+          <m:t>2</m:t>
+        </m:r>
+        <m:r>
+          <m:t> </m:t>
+        </m:r>
+        <m:r>
+          <m:rPr>
+            <m:sty m:val="p"/>
+          </m:rPr>
+          <m:t>Å</m:t>
+        </m:r>
+      </m:oMath>
+      <w:r>
+        <w:rPr>
+          <w:rFonts w:hint="eastAsia" w:ascii="Times New Roman" w:hAnsi="Times New Roman"/>
+          <w:sz w:val="24"/>
+        </w:rPr>
+        <w:t xml:space="preserve">和</w:t>
+      </w:r>
+      <m:oMath>
+        <m:r>
+          <m:rPr>
+            <m:sty m:val="p"/>
+          </m:rPr>
+          <m:t>&lt;</m:t>
+        </m:r>
+        <m:r>
+          <m:t>3</m:t>
+        </m:r>
+        <m:r>
+          <m:t> </m:t>
+        </m:r>
+        <m:r>
+          <m:rPr>
+            <m:sty m:val="p"/>
+          </m:rPr>
+          <m:t>Å</m:t>
+        </m:r>
+      </m:oMath>
+      <w:r>
+        <w:rPr>
+          <w:rFonts w:hint="eastAsia" w:ascii="Times New Roman" w:hAnsi="Times New Roman"/>
+          <w:sz w:val="24"/>
+        </w:rPr>
+        <w:t xml:space="preserve">。所有已对应合格小分子的blob均给定正确SMILES；LigandSeek使用PocketXMol-tuned单次中心对接，Emap2lig使用原生blob引导。背景计费，真实范围外前景免费；未检出与失败实例保留分母。每个PDB包含</w:t>
+      </w:r>
+      <m:oMath>
+        <m:r>
+          <m:t>N</m:t>
+        </m:r>
+      </m:oMath>
+      <w:r>
+        <w:rPr>
+          <w:rFonts w:hint="eastAsia" w:ascii="Times New Roman" w:hAnsi="Times New Roman"/>
+          <w:sz w:val="24"/>
+        </w:rPr>
+        <w:t xml:space="preserve">个目标实例，相对预算</w:t>
+      </w:r>
+      <m:oMath>
+        <m:r>
+          <m:t>ρ</m:t>
+        </m:r>
+      </m:oMath>
+      <w:r>
+        <w:rPr>
+          <w:rFonts w:hint="eastAsia" w:ascii="Times New Roman" w:hAnsi="Times New Roman"/>
+          <w:sz w:val="24"/>
+        </w:rPr>
+        <w:t xml:space="preserve">允许</w:t>
+      </w:r>
+      <m:oMath>
+        <m:r>
+          <m:rPr>
+            <m:sty m:val="p"/>
+          </m:rPr>
+          <m:t>⌊</m:t>
+        </m:r>
+        <m:r>
+          <m:t>ρ</m:t>
+        </m:r>
+        <m:r>
+          <m:t>N</m:t>
+        </m:r>
+        <m:r>
+          <m:rPr>
+            <m:sty m:val="p"/>
+          </m:rPr>
+          <m:t>⌋</m:t>
+        </m:r>
+      </m:oMath>
+      <w:r>
+        <w:rPr>
+          <w:rFonts w:hint="eastAsia" w:ascii="Times New Roman" w:hAnsi="Times New Roman"/>
+          <w:sz w:val="24"/>
+        </w:rPr>
+        <w:t xml:space="preserve">次计费尝试，完成度为成功的不同实例数除以</w:t>
+      </w:r>
+      <m:oMath>
+        <m:r>
+          <m:t>N</m:t>
+        </m:r>
+      </m:oMath>
+      <w:r>
+        <w:rPr>
+          <w:rFonts w:hint="eastAsia" w:ascii="Times New Roman" w:hAnsi="Times New Roman"/>
+          <w:sz w:val="24"/>
+        </w:rPr>
+        <w:t xml:space="preserve">。绿线与圆点、蓝线与菱形分别表示PDB等权均值和中位数；灰点和小提琴表示</w:t>
+      </w:r>
+      <m:oMath>
+        <m:r>
+          <m:t>50</m:t>
+        </m:r>
+        <m:r>
+          <m:rPr>
+            <m:sty m:val="p"/>
+          </m:rPr>
+          <m:t>%</m:t>
+        </m:r>
+      </m:oMath>
+      <w:r>
+        <w:rPr>
+          <w:rFonts w:ascii="Times New Roman" w:hAnsi="Times New Roman"/>
+          <w:sz w:val="24"/>
+        </w:rPr>
+        <w:t xml:space="preserve">、</w:t>
+      </w:r>
+      <m:oMath>
+        <m:r>
+          <m:t>100</m:t>
+        </m:r>
+        <m:r>
+          <m:rPr>
+            <m:sty m:val="p"/>
+          </m:rPr>
+          <m:t>%</m:t>
+        </m:r>
+      </m:oMath>
+      <w:r>
+        <w:rPr>
+          <w:rFonts w:ascii="Times New Roman" w:hAnsi="Times New Roman"/>
+          <w:sz w:val="24"/>
+        </w:rPr>
+        <w:t xml:space="preserve">、</w:t>
+      </w:r>
+      <m:oMath>
+        <m:r>
+          <m:t>200</m:t>
+        </m:r>
+        <m:r>
+          <m:rPr>
+            <m:sty m:val="p"/>
+          </m:rPr>
+          <m:t>%</m:t>
+        </m:r>
+      </m:oMath>
+      <w:r>
+        <w:rPr>
+          <w:rFonts w:hint="eastAsia" w:ascii="Times New Roman" w:hAnsi="Times New Roman"/>
+          <w:sz w:val="24"/>
+        </w:rPr>
+        <w:t xml:space="preserve">及</w:t>
+      </w:r>
+      <m:oMath>
+        <m:r>
+          <m:t>300</m:t>
+        </m:r>
+        <m:r>
+          <m:rPr>
+            <m:sty m:val="p"/>
+          </m:rPr>
+          <m:t>%</m:t>
+        </m:r>
+      </m:oMath>
+      <w:r>
+        <w:rPr>
+          <w:rFonts w:hint="eastAsia" w:ascii="Times New Roman" w:hAnsi="Times New Roman"/>
+          <w:sz w:val="24"/>
+        </w:rPr>
+        <w:t xml:space="preserve">预算下的PDB分布。</w:t>
+      </w:r>
+    </w:p>
+    <w:bookmarkEnd w:id="27"/>
+    <w:bookmarkEnd w:id="28"/>
     <w:sectPr>
       <w:footnotePr>
         <w:numRestart w:val="eachSect"/>
@@ -9298,6 +9671,10 @@
       <w:sz w:val="24"/>
     </w:rPr>
   </w:style>
+  <w:style w:type="character" w:customStyle="1" w:styleId="MDFIGREF_eJyrrk7LTC9KTbMqLi0o0E3LzEvRTc4vKkpNLtHNTSxJztBNKs3MSamtBQBErw_K">
+    <w:name w:val="MDFIGREF_eJyrrk7LTC9KTbMqLi0o0E3LzEvRTc4vKkpNLtHNTSxJztBNKs3MSamtBQBErw_K"/>
+    <w:basedOn w:val="BodyTextChar"/>
+  </w:style>
   <w:style w:type="character" w:customStyle="1" w:styleId="MDFIGREF_eJyrrk7LTC9KTbNKNUrVLc5NzMnRLcgsSM3JzEutSa6tBQDAgwxC">
     <w:name w:val="MDFIGREF_eJyrrk7LTC9KTbNKNUrVLc5NzMnRLcgsSM3JzEutSa6tBQDAgwxC"/>
     <w:basedOn w:val="BodyTextChar"/>

--- a/补充材料.nature.docx
+++ b/补充材料.nature.docx
@@ -971,12 +971,12 @@
           <wp:inline>
             <wp:extent cx="5120640" cy="5927466"/>
             <wp:effectExtent b="0" l="0" r="0" t="0"/>
-            <wp:docPr descr="Fig. 1 | LigandSeek2-Find 与 LigandSeek 的配体区域检出。比较 LigandSeek2-Find 与第一代 LigandSeek 在沉积受体（GT）和 CryoAtom2 重建受体（CA2）条件下的表现。左列为全配体测试集（179 个 PDB，2,502 个配体实例），右列为小分子测试子集（94 个 PDB，821 个小分子实例）。" title="MDPPTFIG_eJztW-tvE0cQ_1dOlvoNcraJk9qiSK7ToEppFAX41KuizXltn3Iv3V7shFIphRInIg9EgdCaRy1amkJIopQW47z-GO589qf8C529PT94qEJA0m7kSLFnd2Znd36zO57dvfs2ZCI7F0oIIe_mtlvaE4eULNLT5zCeiI7lyVi7GOkxTXsqdEIIWZgYah6naatUQpIuEGwRSYrE4pG4JA1gMmEbpiTV16u128X64ry3ui9JTL0kvYN-HWmY6lZ9HqGiJ_PkZLsYoVJphZgqmh4rKGlmQKynT9EpR0amrRj6mIasiUkTWF-HThcSpjClqTpJFD6TQjnbNhOiSOQc1hDpMUysAzNjWBqyoWhlxYJhpU3LkDEhip7VVDEaDveJGlJ0KXSGahux_K9z9rSKhUIij1TQ-6WGsjjFuqdyYlOCyk5gbA7jKduvbhcYPaTomLQ4QamQICaSoX_oQIUq6CHaG5ZCQXF0UqVVaNI2gs4CcdpS0dMgllEsYg-xpuFACDhsZMwE9hHQg4ZuE2iHiKwo0Oa8omEiDOOCMGpoSPe7ziV18laer5WpoMrG_fK4T6aYbf43DPNiC7Fob3PoF1lzNhCbOss3h47chBmHrTwG0UEl2yNEhEtCxzw6OUiNpa0Zth_ZLMpTdBtYGBE7SRR0NKY6laVDs-koxt_houPnHO_nHxpXF53dH92FqvvgQe3hjFusvpy5_F8a-gHm1DZu1veuHNV0-ziT6n-w7j9sdXtra05lxtl-yBfuvCLu3l2tbc17v2-4yyuwcA925s6eP9iZd28s8IB_ypo2krahRXmFv1FcdLerLexTySiAX7tXdrb_dirXIJ7Wy6ve0ibEUPf5I3duxalU3aurLMjW_rpW37jVKM1Cw0h_nAd_ceolp_K4i-6hoTsy8PnBzkL0RCwc7aJ8mHM4yM3W7zt71yDMAOju8p9BUNlcdudm3afXWVABgsWVeG_XJd2wwiW6LKx8Go10MT7MGdyKHK248vqGj56qnKFHUKe7503H47wJcbCkXs58z_VB0TinIQFibmPmOgcTRIAfCGFAkTGvwRf26PVHs17pduPOnDuzA1kcD6iHe07B0gz3xHiFHTblTmXG3XgBnzwAzinMI6PJCylIJeobG-7zda-6T09Cfq0C7jyATmMLp8DX7pW90np9v1Qvc3EGGAmfCIfD3KK9VuYB5HHDsIltIZNXnBvFxUaxWPvlubu34s5tQhB37xXhV5MH8OOxT3iF3V2oNlaedXeEx31HKHOwjnjfEaY5jQGwI0wlu0f7hxhk_evD1q0hD0gfowcW-IKbV6Dpo0X8HCvxCnLpWW3pN_bYE33koPmkgVN5CkH89TXLgzM4dUSt9Kzx5A4kLF6p4j2dBwJqnN0lWAU8oM7xEqjd2qTXWXNPODlO5RTm_jjM6T76cSpysFNqXSJCpOEK_mg_mNDbBx_RCBe73JZ0c9vZ3fG-n-sxB9OT9x1vhtPo1t3xHu2OF_Dm8yaUV_w770C9rT2vvO4tFd0bC-7ymlu6DzT8FtY2lp3KY-_yC2f7Yb28Sh_q5-N5N56zV__uDhIq76fd-vyW90fV3b_i3p0F13hbK151nyVX7CoVci1nd5EmvOC4UglYUPy3A_tvIJdpvT4YikWi4b7e8FQsHu3v7eu7dNpU5AT8B5kOeqdMJ22hwhspTqABdL2PDmhmT1q4pcZ6JyVGJqPIeMCQJzWs20yThVVEkymSU0xCHUEt1PMjikzdQAvycH7EEtKYyLSXVEL03_oU_Zc-xeCdT7HzlU_RxpoJZuqT0EQx7bGMkoXBkjFC4oo9iXIiqxgL079Ij6lnwRAlDdojEaDoW6BAjzRtBNe0xtEeEhsgoggOGfIEEXQjlUN6FictyyjkMEoTqpDqazKIiWWbVYLOdtOODphW8Q0QxlXFHFRUlfZIab89I1CC2Ba25RwlMyAzCr34_FcKLSHxVX20RCA7FMYLXxnpzhQTJaYylka_wXHCFEsqhelWcunXUzZNeWXKD6YrSMlULJi1gTC7_mkrNSFZPYsNTaAESFswUtYtyg8RJtummtKUrxts6GKbRAlVF2jiH49FY0zLW6WoX77wU-IOGiVspKjN6k5a1QO8iNnyC_yfCX33D4v3XQo" id="10" name="Picture"/>
+            <wp:docPr descr="Fig. 1 | LigandSeek2-Find 与 LigandSeek 的配体区域检出。比较 LigandSeek2-Find 与第一代 LigandSeek 在沉积受体（GT）和 CryoAtom2 重建受体（CA2）条件下的表现。左列为全配体测试集（179 个 PDB，2,502 个配体实例），右列为小分子测试子集（94 个 PDB，821 个小分子实例）。" title="MDPPTFIG_eJztW-tvE0cQ_1dOlvoNcvYRJ9iiSKnToEopigJ86lXR5ry2T7mXbi92AlRKocSJyANRILTm0YiWphCSKKXFOK8_hjuf_Sn_Qmdvzw8eqhCQtBs5UuzZndnZnd_sjmd37y5FLOTkIkkh4t_a8kq74qCaRUb6HMZj0kiejLSKsS7LciYix4SIjYmp5XGatkolZfkCwTaR5Vg8EUvIcj8mY45pyXJtrVK9U6zNz_ore7LM1Mvye-g3kI6pbi3gESp6PE-Ot4oxKpVWiaWhyZGCmmYGxLt6VINyFGQ5qmmM6MgeG7eA9U3kVCFpCRO6ZpBk4XM5knMcKymKRMlhHZEu08IGMDOmrSMHinZWLJh22rJNBROiGlldE6VotEfUkWrIkdNU25AdfJ1zJjUsFJJ5pIHer3SUxSnWPZUTGxJUdgxj6yyecILqVoHRg6qBSZMTlgpJYiEF-ocONKiCHqTuqBwJi8PjGq1C444ZdhaK05aqkQaxjGoTZ5A1jYZCwGEjYyawj5AeMA2HQDtEFFWFNudVHRPhLC4Iw6aOjKDrXJ9B3skLtDIVVNloUB4NyBSzLfiGYV5sIiZ1N4Z-kTVnA3GoswJz6MgtmHHYzmMQHVCzXUJMuCy0zaPjA9RY2pph-4nNojzVcICFEXH6iIoOx1S3vHBgNh3G-NtcdPSc4__8Q_3avLvzozdX8R4-rD6a8oqVV1NX_ktDP8Kc6vqt2u7Vw5pun2ZS_Q_W_cetbn911S1PuVuP-MKdV8S9eyvVzVn_93VvcQkW7v72zJnz-9uz3s05HvBP2ZNmn2PqEq_w14vz3laliX2qTwLwq_eX3a2_3fJ1iKe15RV_YQNiqPfisTez5JYr3rUVFmSrf12vrd-ul6ahYaw3wYO_OPWSW37SQffA0B3q_2J_e046Fo9KHZQPcg6HudnaA3f3OoQZAN1b_DMMKhuL3sy09-wGCypAsLiS6O64pBNWuESXhZWTUqyD8UHO4GbkaMaVNzd89FTlND2COtU5bzoa502IgyX1aup7rg-KRjkNCRBz61M3OJggAvxACP2qgnkNvrBHrz2e9kt36ndnvKltyOJ4QD3adQKWZrQrzivssCl3y1Pe-kv45AFwTmEeGu67kIJUora-7r1Y8yt79CTk1wrgzgPoNLZwCnz1_rJfWqvtlWrLXJwBxqLHotEot2ivLvMA8qhpOsSxkcUrzvXifL1YrP7ywttd8mY2IIh794vwq8kD-In4Z7zC7s1V6kvPOzvCo74jVDhYR7zvCNOcxgDYEab6Okf7Bxhkg-vD5q0hD0gfoQcW-IKbV6Dpo0X8HCvxCnLpeXXhN_bYE33koPGkgVt-BkH8zTXLgzM4dUS19Lz-9C4kLH6p7D-bBQJq3J0FWAU8oM7xEqje3qDXWTNPOTlO5RTm3gTM6R76cSK2v11qXiJCpOEKfqkXTOjugQ8pxsUutynd2HZ2drwf5nrMwfTkfceb4TS6dXa8h7vjBbz5vAnlFf_2O1B_c9dfXvMXit7NOW9x1Ss9ABp-C6vri275iX_lpbv1qLa8Qh_q5-N5N56z1-DuDhIq_6ed2uym_0fF27vq3ZsG1_ibS35ljyVX7CoVci13Z54mvOC4UglYUPy3A_tvIZdpvj4YicekaE93dCKekHq7e3oun7JUJQn_YaaD3ivTSduo8FaKE2oAXR-iA5o54zZuqrHfS4mZyagK7jeVcR0bDtNkYw3RZIrkVItQR1ALjfyQqlA30IJyNj9kC2lMFNpLKikGb32KwUufYvjOp9j-yqfoYN0CM41xaKJazkhGzcJgychob3f8pHQyJ7KKkSj9i3VZRhYMUdOgPRYDir4FCvRQw0ZwTXMcrSGxASKK4KCpjBHBMFM5ZGRxn22bhRxGaUIVUn0NBrGw4rBK0Nlq2tYB0yq-BcKoploDqqbRHikdtGcEShLHxo6So2QGZIahl4D_WqEpJL6uj5YIZIfCaOFrM92eYqLkRMbW6Tc4TphgSaUw2Uwug3rKpimvQvnhdAUphYqFszYUZtc_LaUWJKtnsKkLlABpG0bKukX5QcJkW1RDmvINkw1dbJEoqRkCTfwTcSnOtLxTivrlyyAlbqNR0kGq1qhupzUjxItYTb_A_-nId_8A2jlb3A" id="10" name="Picture"/>
             <a:graphic>
               <a:graphicData uri="http://schemas.openxmlformats.org/drawingml/2006/picture">
                 <pic:pic>
                   <pic:nvPicPr>
-                    <pic:cNvPr descr="C:/Users/15919/Desktop/论文草稿/temp/manuscript_figures_ss9ituah/figure_000001.png" id="11" name="Picture"/>
+                    <pic:cNvPr descr="C:/Users/15919/Desktop/论文草稿/temp/manuscript_figures_b745828h/figure_000001.png" id="11" name="Picture"/>
                     <pic:cNvPicPr>
                       <a:picLocks noChangeArrowheads="1" noChangeAspect="1"/>
                     </pic:cNvPicPr>
@@ -6347,12 +6347,12 @@
           <wp:inline>
             <wp:extent cx="5733415" cy="3061262"/>
             <wp:effectExtent b="0" l="0" r="0" t="0"/>
-            <wp:docPr descr="Fig. 2 | 端到端配体区域检出与身份匹配。曲线展示在尝试预算 K=1–10 内，179 个测试 PDB 中预测成功的比例。Find+Match 曲线要求端到端区域检出和配体身份匹配均正确，Find 和 Emap2lig-Find 曲线仅要求区域检出正确。Find 和 Match 分别指 LigandSeek-Find 和 LigandSeek-Match。GT 表示真实受体结构，CA2 表示 CryoAtom2 重建受体结构。" title="MDPPTFIG_eJztWVtrG0cU_ivLvjb2SusbXmyDK9uh1A7CSZ-6xYxXI2nwXoad0cVpCk6wY7eR2xInDTROTJpQTE3spFBI5Sb5L61Wkp_yF3pmZiXLtQMhl5aFCrR7Zs6Zb875zszsMPOlThEv6pamt24dRndfGNPmdOtwq3l_u59SXtXPaXqIWeCWcU4YZSzb_ozhkNl2emg0PWrbU5gt8YDadnu_3vxhvb35dWv3pW0rNNs-DecjDwsobOI-5Lp9eeLn-jzEnaLQOohyEvgLHgqXShTsPtfHKhbVqp7rM6sybutFzqllGMwpYg-x_oBiH5T5IAQMKIYFoxKEORoGDmaM-AXPNcxUatjwEPFtfUKgZUP5usiXXaxVrDJyAfcTDxVwRnUv7IyOhbBdwpjOEh8zWd9TqliMIge6ARwXqgDIHEzZelycL7miCpV4EGPG5qIlBA5meRIyPquapmIj0CgHlKfqEcszgc8ZtEPMIQTaXCIeZtoFXNHmAw_5suvipM_O1ElUBSHAFmV5UYoZFZt8g5uXu8SYgx3XL6vmyhEuciLDEZ5TGCU4LGMwnSGFfs3UrmjCmKsm7zcKoSM-BxVGjE8ygv6dyFp7B9HGE3gerW02nm9FtXq0s9N8uBKt1xvPvm3X9xqHz6Pa76D9a-Xafxn9O8TYvPtrq_4yenq79agebe9GT-61D24f_bTa2r_zwSJ6f96fHHOeFczB6hYvHt4bLR5BPk8cPBU4JQ_7vLN08KLww1OgfOLTMcOT3cQ16pGVL8aXNS92n0rvZZ0yzsYA42cB8In0u-L-ubL1GuTUiXojpiYZeUzO7Imur736o5YeGU3cXEkOx41nvzR_uwGrUhI4zk59nFyeH8O6D1Q3N76Pvtlp_bjaPLjVeHEDvm0zsEH5aE7s2ZKQg4Tyr77E7Z-vNp9e6-48evcc0c2a2oj07jyie-vNxw9bD_ZhHRJp-j9BH26xv1lLArvTHqKmSwp9YjgklWs1GRqHa2o-9E4DNdzjVSkJCUloChIy3OVnKbEcb1yPNvaatfUkMD1LCsjPXcR4KdFLS0LGdQ_bcojDgnf-UlI5bz_YbT2qt7Z3ov370Xd3YA8jTwlXYdOSmTSTkI5EE58EgjPhcjDJA89MKtVH65vRYb13dP_zVBCedEL_4pymd4-79aGRgYHB9FB1IDWcNofNK2OUOBb840Ms9EaHWLkQVU4dfccIgPU2GNCMl0LchQnf-jQtxC4Sh-ysSCgTlIoI_XKWOIJQUXAulLOhlsPMEb1kLENeORjyxsGILxyM3vsGg2OPQph-CZoQyhfypADOsgXGRgkvoaKhKhZS4mf2U78AgZAcoKdHQBJ3EiBnOzFCarp-HLukHESCwdnAWWKaH2SKyC_gyTAMKkWMckwACryOglHscFUJmMdNezpQqMYpEhZdQmeI64oehSzbKwFZjIcYvgFCzIPNPPQi9ScKXSPjJJ4oMQoML1bmglzv_QSyqvnQE29InFYdlzcS2vJ452ZC1gs1rnLNEfp4uIKVI8ziURsbg5V8d0BpyPh5HHiaEMA6BE9Vt6g8y5TtsdSxFno_UK4bxyKyXF8TF0KjQ-aQQjnTSuRlWt6n9MjI4oi4nepe2fVjvhjt5gX-E_pXfwM835vc" id="16" name="Picture"/>
+            <wp:docPr descr="Fig. 2 | 端到端配体区域检出与身份匹配。曲线展示在尝试预算 K=1–10 内，179 个测试 PDB 中预测成功的比例。Find+Match 曲线要求端到端区域检出和配体身份匹配均正确，Find 和 Emap2lig-Find 曲线仅要求区域检出正确。Find 和 Match 分别指 LigandSeek-Find 和 LigandSeek-Match。GT 表示真实受体结构，CA2 表示 CryoAtom2 重建受体结构。" title="MDPPTFIG_eJztWf9PGzcU_1dO9-sKlxwEygmQWIBqGlQR7X7aTchcnMTivlhn5wtdJ7EKClvDNpV2lVZa1LWa0FChnTSpC2v7v2y5BH7qv7Bn-xLCYFLVL5tOWqTcPfs9f_ze59k-y_5cp4iXdEvT27cOorsvjClzqn2w2bq_1U8pr-nnND3ELHArOC-MspZtf8JwyGw7nRlJj9j2JGaLPKC2fbjXaH2_drjxVXvnpW0rNNs-DecjDwsobOI-5Lp9BeLn-zzEnZLQOohyEvjzHgoXyxTsPtVHqxbVap7rM6s6ZuslzqllGMwpYQ-x_oBiH5SFIAQMKIZFoxqEeRoGDmaM-EXPNcxUasjwEPFtfVyg5UL5usSXXKxVrQpyAfcjDxVxVnUv7IyOhbBdxJjOEB8zWd9TqlqMIge6ARwXqgDIHEzZelycK7uiCpV5EGPG5qIlBA5mBRIyPqOapmIj0CgHlKfqEcvTgc8ZtEPMIQTaXCYeZtpFXNXmAg_5suvShM_O1ElUBSHAFmR5QYpZFZt8g5tXusSYgx3Xr6jmyhEuciLDEZ5TGCU4rGAwnSbFfs3UrmrCmKsm7zYKoSM-BxVGjE8wgv6dyNq7-9H6E3gerW40n29G9Ua0vd16uBytNZrPvjls7DYPnkf130D75_K1_zL6t4ixdfeXduNl9PR2-1Ej2tqJntw73L999ONKe-_Oe4vo3Xl_csx5VjALq1u8eHivtXgEhQJx8GTglD3s887SwUvCD0-B8vGPRw1PdhPXqEdOvhhf0rzYfSq9l3XKOBcDjJ0FwMfTb4v7x_LmPyCnTtQbMTXJyGNyZk90ffXV7_X08Eji5kpyOG4--7n16w1YlZLAcW7yw-Ty_BjWfaC6tf5d9PV2-4eV1v6t5osb8G2bhg3KB7Niz5aEHCSUf_UlPvzpy9bTa92dR--eI7pZVxuR3p1HdG-t9fhh-8EerEMiTf8n6P0t9jfrSWB3ykPUdEmxTwyHpHKtJkPzYFXNh95poIZ7vColISEJTUFChrv8LCWW4_Xr0fpuq76WBKZnSBH5-UsYLyZ6aUnIuO5hWw5xWPAuXE4q54cPdtqPGu2t7WjvfvTtHdjDyFPCFdi0ZCfMJKQj0cQngeBsuBRM8MAzk0r10dpGdNDoHd1_PxWEJx3XPzun6d3jbj0zPDAwmM7UBlJDaXPIvDpKiWPBPz7EQq91iJUPUfXU0XeMAFhvggHNeDnEXZjwjU_TQuwiccjOSoQyQamI0K_kiCMIFQXnYiUXannMHNFL1jLklYMhbxyM-MLB6L1vMDj2KITpl6EJoXy-QIrgLJtfGB7MnDfPlwxVMZ8SP7Of-kUIhOQBPT0MkriTADnXiRFS0_Xj2CXlIBIMzgTOItP8IFtCfhFPhGFQLWGUZwJQ4HUUjGKHq0rAPG7a04FCNU6RsOASOk1cV_QoZNleCchiPMTwDRBiAWzmoBepP1HoGhkn8USJUWB4oTob5HvvJ5BVK4SeeEPitNqYvJHQlsY6NxOyXqhxjWuO0MfDFawcYRaP2tgYrOS7A0pDxi_gwNOEANYheKq6RZUZpmyPpY610PuBct04FpHl-pq4EBrJmBmFcqaVyMuUvE_pkZHFEXE71b2y68d8MdrNC_zH9S_-Aoshmq4" id="16" name="Picture"/>
             <a:graphic>
               <a:graphicData uri="http://schemas.openxmlformats.org/drawingml/2006/picture">
                 <pic:pic>
                   <pic:nvPicPr>
-                    <pic:cNvPr descr="C:/Users/15919/Desktop/论文草稿/temp/manuscript_figures_ss9ituah/figure_000002.png" id="17" name="Picture"/>
+                    <pic:cNvPr descr="C:/Users/15919/Desktop/论文草稿/temp/manuscript_figures_b745828h/figure_000002.png" id="17" name="Picture"/>
                     <pic:cNvPicPr>
                       <a:picLocks noChangeArrowheads="1" noChangeAspect="1"/>
                     </pic:cNvPicPr>
@@ -7064,12 +7064,12 @@
           <wp:inline>
             <wp:extent cx="5733415" cy="3498320"/>
             <wp:effectExtent b="0" l="0" r="0" t="0"/>
-            <wp:docPr descr="Fig. 3 | 单残基、无缺失原子的有机小分子端到端建模。曲线展示在尝试预算 K = 1–10 内，77 个测试 PDB 中预测成功的比例。Find 和 Match 分别指 LigandSeek-Find 和 LigandSeek-Match。GT 和 CA2 分别表示真实受体结构和 CryoAtom2 重建受体结构。 a, Find+Match 曲线要求端到端区域检出和配体身份匹配均正确，Find 和 Emap2lig-Find 曲线仅要求区域检出正确。 b, c, 使用 PocketXMol-tuned 进行端到端构象重建时，成功率随计费尝试次数 K 的变化，分别展示真实受体（GT，b）和 CryoAtom2 重建受体（CA2，c）条件。成功要求 RMSD 低于 2 Å 或 3 Å。实线表示按模型评分选出的 top-1 构象，虚线表示 best-of-50 构象。" title="MDPPTFIG_eJztWltPG0cU_isrvxZYY0NTrIBEDURVIbJIKlXqVmhYj-0VexntjDGkqUQiCFAMRE0ILSGhbqIKNQ2Xqo0aA-Uh_6Txrs1T_kLP7KyNaVIpSkKqqbDk3bmc-ebMd2bPnpmdryIEsVwkoUSqt_e8u3-q_bH-6t4t__56GyFsItKiRFxMHXMcp7lQMqFpn1HsUk1r7-xq79K0PkzHmEM0rbZV9u_M1hbnq5uHmibQNO1lOBtZmEPhGG6lFjLNVmIQbBo25rU6Isxw7BELuWN5AnJfRM4XEkSZsEybJgrdWiTHGEmoKtVz2EK0zSHYhsqM41qIQdbNqgXHTRPX0TGlhp21TDUWjX6oWsiwtUgPR0u5we0SmzSxUkiMIxNwP7FQFidF91xOrUtw2TGMySCoSIPyplwhQQnSoRvA4WMAoFhHVIuE2eG8yYtQnjkhZijOWxp2GsQyhkvZoGgaDYWgRiggNBWXMD3g2IxCO0R1w4A2lw0LU-UiLijDjoXsoOtcr01fWRegCggONhrkR4NkUowtuIOaVxrExDrqql8RzYUijNskGA7XnMAswe44BtEBI9umxJWrChdmosm7HQWvM2wGVRhR1ksN9H5G5i2u-FsL3kb5-dQ1f_WH6n7Ze7jrLW14j29W16b99Xl_veztLHtzN3jJo21vbodf98r-Zun51PX_ko-3GLV_99dq-dDbXak-LHvrm97Ovdr2ytGP09Wt1VMb0bvT_uQstBLOEPi70J1Yr-VOnEzG0HGfo-ctbLO6M2E5roclQFnPp-dVK-gmLBGXVHCjbFKxQvVJoH1QJoRTIUD3qwBYT_vb4v41detfkKMnytWQGjnsKM_T492YebFfPHdOukdFHoorf_zs_74ATkkGjlN9H8vL82Nw-0C1P3fT-2aDv_K2b1f-XIBX2wBELDKwLynz3rdFGdiF94eek5ZjiNrmHvnFWRmYHjSyyE5fwnislT960nIux7xuYjuY4uDwLlw-4_xUOU_2xqRlOPAktdImLJiq6xve1n1vebVycCvYCJmWhX930ulljiWtFY5mF2Hl3cz8aS7BZYhR3scWCZKA4RaFvzM_kDpaEZsytZ-u-bvXj3eaimVvY8N_MOXNlsHNHM0swtyvlR9V9g684lPIevdm_ccPqqUtWJKehexnr9kepd9CJGYaWanDSPEwVPZmxPPQ_BiI6X7m-U_f849KwHCLBDrKPQt0CRhukdXPVQ4Oq7c3JWBYSTn6GGafDzlmK8vbWNo3S-3wbq1UbARYsIio7ZbEysJffQJRVLgVujR7tLZc2yrVfnsqvo_5v5T8lR0ZTHVCx_f0fezsY9PpTNfq2rS3_J1XvAMzU-xCiM-2zbsQL_bnLlyG-tEX-_OSBKn_q70I4D_ZGwMD6GAA_16psvcEwlPhR0T8KoNJhocu9clqjcrBUqW8JAPLMeXZjKws-3N3ZKA4Liu_z2bAbYBX59tAwVazX5z3N0ve_YXa9jQ4_6OpeVj_whtBBiswh7S2y2oJERWCR699v9awhgysj2LKWp1Ma2dUbur_ub0DV9IT-bJFiTSOkUY6z8XjHe2dE_GOro_isejV88TQE_APQ130WqFu2kWFl46UhgiA9SYY0IzlXdyAcd845naxifjhVZozCOU08hHa4ylD5yTyjH5xPOUqaUx13ksyoQZHedXgJK8aHuRVm8_xqgxbBIZp56GJQdhIxsiCsnSE0i6D5VFOFQUjUf6LtxE7CwMx0tyS7ZDiZ30hnaqPEUzT0ONYJaEg4gwOwrqRKraTzCE7i3td1ynkMEpTAAnw6hWUYJ2JQsA8btrUgUBVXyJh1DTIgGGavEeeDtqLBEpQ5mKm53gyAzLD0EtQfyLTEFJP4vEcJcDwaGHISTef-0WJiYxr8TsYTpnoDk76KpPd9RO_QTmvxhNM0Xl9OF1BSudi4awNhUEquNdBiUvZBexYCk-AtAuaim7R-CAVssepujSvtx2hunqcRAnTVvhB667OWKdAeaUUt0t_cE65KY0SDBlmvbg5bdohX5Q07AL_nsjXfwPlrnSE" id="20" name="Picture"/>
+            <wp:docPr descr="Fig. 3 | 单残基、无缺失原子的有机小分子端到端建模。曲线展示在尝试预算 K = 1–10 内，77 个测试 PDB 中预测成功的比例。Find 和 Match 分别指 LigandSeek-Find 和 LigandSeek-Match。GT 和 CA2 分别表示真实受体结构和 CryoAtom2 重建受体结构。 a, Find+Match 曲线要求端到端区域检出和配体身份匹配均正确，Find 和 Emap2lig-Find 曲线仅要求区域检出正确。 b, c, 使用 PocketXMol-tuned 进行端到端构象重建时，成功率随计费尝试次数 K 的变化，分别展示真实受体（GT，b）和 CryoAtom2 重建受体（CA2，c）条件。成功要求 RMSD 低于 2 Å 或 3 Å。实线表示按模型评分选出的 top-1 构象，虚线表示 best-of-50 构象。" title="MDPPTFIG_eJztWltPG0cU_isrvxZYY6AEKyBRLlFViCySSpW6FRqvx_aKvYx2xhjSVCIRBCgGoiaElpBQN1GFmoZL1UaNgfCQf9J41-Ypf6FndtbGNKkUJSHVVFjy7lzOfHPmO7Nnz8zO1xGCWDYSVyKV23ve3WfqQGygsnfLv7_eQgibiDQpERdTxxzHKS7UF9e0zyl2qaa1dnS1dmlaP6ZjzCGaVt0q-Xdmq4vzlc1DTRNomvYqnI0szKFwDDdTC5lmMzEINg0b81odEWY49qiF3LEcAbkvI-fzcaJMWKZN4_luLZJljMRVlepZbCHa4hBsQ2XacS3EIOtm1Lzjpojr6JhSw85YphqLRj9WLWTYWqSHoyXc4HaJTZpYycfHkQm4n1oog_tE91xOrUlw2TGMyRCoSIPyhlw-TgnSoRvA4WMAoFh7VIuE2ZGcyYtQjjkhZijOWxp2CsTShkvZkGgaDYWgRiggNBWXMD3o2IxCO0R1w4A2lw0LU-UizisjjoXsoOtsr01fWxegCggOlgzyySDZJ8YW3EHNK3ViYu011a-I5kIRxm0SDIdrTmCWYHccg-igkWlR2pSrChdmosn7HQWvM2wGVRhR1ksN9GFG5i2u-FsL3kbpxdQ1f_XHyn7Je7jrLW14j29W1qb99Xl_veTtLHtzN3jJo21vbodf90r-ZvHF1PX_ko93GLV_97dK6dDbXak8LHnrm97Over2ytFP05Wt1VMb0fvT_uQstOLOMPi70J1Yb-ROnHTa0HG_o-csbLOaM2FZroclQFnPZ-dVK-gmLBGXRHCjbFKxQvVJoH1QJoQTIUD36wBYT-u74v41detfkKMnytWQGjnsKM_T492Yeblf6OyU7lGRh-Lyn7_4fyyAU5KB40T_J_Ly_BjcPlDtz930vt3gr7zt2-VnC_BqG4SIRQb2JWXe-64gA7vw_tCz0nIMUdvcI78wKwPTQ0YG2alLGI8180dPWs7lmNcNbAdTHBzehctnnJ8q5329MWkZDjxJtbgJC6bK-oa3dd9bXi0f3Ao2QqZl4d-ddHqZY0lrhaPZRVh5NzJ_mktwGWKUD7FFgiRguEnh78yPpI5WxKZM9edr_u71452mQsnb2PAfTHmzJXAzRzOLMPerpUflvQOv8BSy3r1Z__GDSnELlqRnIfvZa7ZHGbAQiZlGRuowUjwM5b0Z8Tw0PgZiup95_tP3_EkJGG6SQEe5Z4EuAcNNsvq58sFh5famBAwrCUcfw-yLYcdsZjkbS_tmqR7erRYL9QALFhHV3aJYWfirTyCKCrdCl2aP1parW8Xq70_F9zH_16K_siODqU7o-IG-j519bDqd6VpZm_aWv_cKd2Bmil0I8dm2cRfi5f7chctQn3y5Py9JkPq_2osA_vt6Y2AAHQzg3yuW955AeCr8iIhfZTDJyPClflmtUT5YKpeWZGA5pjyfkZVlf-6ODBS3ycrv8xlwG-DV-TZQsNXsF-b9zaJ3f6G6PQ3O_2hqHta_8EaQwQrMIc2tslpCRIXg0as_rNWtIQPrSUxZs5Nu7ojKTf0_t3fgSnoiXzUpkfox0khHZ1tbe2vHRFt717m2WPTqeWLocfiHoS56o1A35aL8K0dKQwTAehsMaMZyLq7DuG8dc7vYRPzwKs0ahHIa-Qjt8YShcxJ5Rr84nnCVFKY676UvrgZHedXgJK8aHuRVG8_xqgxbBIZp56CJQdho2siAsnQ02dnecS52LquKgtEo_7W1EDsDAzFS3JKtkOJnfSGdqI0RTFPX41gloSDiDA7BupEqttOXRXYG97quk89ilKIAEuDVKijBOhOFgHnctKEDgaq-QkLSNMigYZq8R54O2osEilPmYqZneTINMiPQS1B_IlMXUk_i8RwlwHAyP-ykGs_9ovhE2rX4HQynTHQHJ32Vye7aid-gnFfjCabovD6criClc7Fw1obCIBXca6DEpewCdiyFJ0DaBU1Ft2h8iArZ41RNmtfbjlBdPU6iuGkr_KB1V0esQ6C8VorbZSA4p9yQRnGGDLNW3Jg27ZAvSup2gX9P5Ju_ATP_c1Y" id="20" name="Picture"/>
             <a:graphic>
               <a:graphicData uri="http://schemas.openxmlformats.org/drawingml/2006/picture">
                 <pic:pic>
                   <pic:nvPicPr>
-                    <pic:cNvPr descr="C:/Users/15919/Desktop/论文草稿/temp/manuscript_figures_ss9ituah/figure_000003.png" id="21" name="Picture"/>
+                    <pic:cNvPr descr="C:/Users/15919/Desktop/论文草稿/temp/manuscript_figures_b745828h/figure_000003.png" id="21" name="Picture"/>
                     <pic:cNvPicPr>
                       <a:picLocks noChangeArrowheads="1" noChangeAspect="1"/>
                     </pic:cNvPicPr>
@@ -8497,12 +8497,12 @@
           <wp:inline>
             <wp:extent cx="5029200" cy="6218690"/>
             <wp:effectExtent b="0" l="0" r="0" t="0"/>
-            <wp:docPr descr="Fig. 4 | 假定身份匹配正确时单残基无缺失原子有机小分子的定位与建模完成度。各面板包含相同的77个PDB、446个实例。a–d，Emap2lig；e–h，CryoAtom2受体下的LigandSeek；i–l，沉积受体下的LigandSeek。每组上行为首选构象，下行为best-of-50；左、右列分别要求重原子RMSD严格&lt;2\,\mathrm{Å}和&lt;3\,\mathrm{Å}。所有已对应合格小分子的blob均给定正确SMILES；LigandSeek使用PocketXMol-tuned单次中心对接，Emap2lig使用原生blob引导。背景计费，真实范围外前景免费；未检出与失败实例保留分母。每个PDB包含N个目标实例，相对预算\rho允许\lfloor\rho N\rfloor次计费尝试，完成度为成功的不同实例数除以N。绿线与圆点、蓝线与菱形分别表示PDB等权均值和中位数；灰点和小提琴表示50\%、100\%、200\%及300\%预算下的PDB分布。" title="MDPPTFIG_eJztWetOG0cUfpWVpfZXYI0DpLgpEgVSVQKEoJUq1RVar8f2ir1pZ4whTSUIEG52sAoEESCEBFKUFAMpaoyB8KMP0HdIPLvmV16hZ3bWBhIipbnQIoFk9sy5fGfmnNkz4-OffaZE4r6g4HOmd-n8c7E50OzsTtn3FipNk_T6Lgk-C2FD7UERptQYDIW-x8jCoVBVTV1VXSjUhHA3McxQqJjN23dGiukxZ-0gFOJoodCbcLqkIQaFE6ZZEVX0SIVsWBaSSYUmETleEU4oaoQpRhRsqlJfV1KJ8BnWVNYoOpPIkkkUQ-_SJKs7YYLoR9_VZNAUejVVx8HkVyFfnBAzKIpYjiNNwpWGiXQQRg0LfMDQiolJw4qYliEjjBU9pqliwO-vFTVJ0UO-eobWbrmPTtKnIiEZ7JFUwP1Wk2KokbtnemJJg-l2I2S2oV5S1vZ7KiVBSalF0REuS7xRMohNSYa5gLkKLLAPVAOCN-xIqIwlJYjhoXrqzBKiCGpRxcKkhZuWXIOEz5Ivh__z6GuGTjDYSVhWFLD5TtEQFtpQUugwNEl3XccbdHyqzEXlEAws7I7DLtnI1-Y-YZrXy_EIVJemfp2b84kQljh3OWzmJuw3ZPUgUL2mxCqFauGGwJQJN_m4q2AyRScgQhImDViRzmZldGCEZu8W808Ku_s0tXM4nLbXHzrLWXv2T5qesbMTdClvz9539vJ0ZYveXqLrGXthzF7I081JOnoLhs7dIUAo7KcLudt0N2-vLdNsyh7N0Pyjl_03_8uAfUhYMkOHiw_sxQOaGqaZJ858jmZSsNIrVwq5x-1NX7_sH6iurgWaZu8Vnk_AQqUX_VORV3upZk0yA6oSe7U3j4AVB1aj1Wc0EEML0MnZwv5UITcBSC1KTNIjnQh1g6YCmipo2k_HnN82TlcDH_bGpLM7VMiNF5dThVz-8NGdw_4x-95QcWsZjMGA88MIkwojWlHjB2j6DNIwQCf_oKOzLGGjT4qPBuytm4cjaZ7OjtbOpkJu1b6_dyJXWtBohYLslTLtnUqZEY0qMmoy5ISGdFIqZCTOYq9xUDfwWhCTPkHzcmO6qXF57tNTIfWfq-RLxiCcXcYg9YHT2S_6x04T_Buffw2fQBC9MJyrvftr6vxk8vJFJt-eSfbKj_VDvaXPntKNHZqfpplReFGP196waoTp4oizOwdVmNfuztZvW5o74d0_Kh6F_QNneq3dkLsR-aHVUCtIQkcRVuF_Xy7k1unBIODbt1ePFTBuAjXCmV5ynezN0I09mFJxMGXPbRSzy8XtHdB3FpagCBZTg3R-m67coWNpkNLhtCudtxce2w_76UienQ4rW8XtVV4xCweLzswcrMLeSPPKxgsrr7dnsX9Jfdu53yAQM2c-a98f4UFl2YCTamPn8MGQk509myj-PXDuw0iHB4rZ3P-taL5IjZ9eHF-L-Fv283t5nDj3uYSCxksT3VwsbszAK1G-jsLViBHjS1A2C7k03Oj4a2PPbB7OrRR2Vy_KzjufS87ugZM_YEV94ZZzcweumMWpRc4pTm7R_QfeXXN5zVnJQ1131sfsxUE4qGj_HlxQ4MyBbwwQeDginIFNQAAmHGv2ZMbJbHOrs8lGjf9D35rPziCfHzN3A2cT2Cr_RWQ_TWQD5yOyn_jMnhw_m2hfvoi2r55fKHlLgt3SobjnBl9v77DuXr3vp0uCr9wP9dX4A3UQ197aQNUXtXX-G1dNRQ7Cx8uT9E55ilhS8o3eqIcAWO-DAWYkYaEyjPXeG8ZCqsS6sDiumJhFla1Q72lXZBZTNpDbetotIYKwzLw0BkW3cS26fWvRa1uLx7vWIkGaCcvUE2CimKQrqsRgsrgL4zqFJKS4yBldfvZXXWnqMViIEmGJrQWKdbaBbi-tEVJTnsfRlPgEJRbBFvhiiAXdaIxLegw1WJaRjCMpggGkiuGVBNhEMuFMwDwyPeaAo4pvBCGsKuY1RVWZR0a79pyQ4I2xEJHjjIyCTgd4ceUnBmUl8SQeG2ETIhxOthqR471pKdgbtTT2hMQJvbwbLfSVu9Iun4lZr1xmcm-7gpbM1Lxd6ym7jXPxCNS0MPkGGZrACNBmvx1wt1JPC-a6R1RJm8l1g09dPCKloKoL7BeDuppADUc5VYvlpdntpR-jpSCRFLXEPk6ruhcvbJbzAp963y__AFFnrSg" id="25" name="Picture"/>
+            <wp:docPr descr="Fig. 4 | 假定身份匹配正确时单残基无缺失原子有机小分子的定位与建模完成度。各面板包含相同的77个PDB、446个实例。a–d，Emap2lig；e–h，CryoAtom2受体下的LigandSeek；i–l，沉积受体下的LigandSeek。每组上行为首选构象，下行为best-of-50；左、右列分别要求重原子RMSD严格&lt;2\,\mathrm{Å}和&lt;3\,\mathrm{Å}。所有已对应合格小分子的blob均给定正确SMILES；LigandSeek使用PocketXMol-tuned单次中心对接，Emap2lig使用原生blob引导。背景计费，真实范围外前景免费；未检出与失败实例保留分母。每个PDB包含N个目标实例，相对预算\rho允许\lfloor\rho N\rfloor次计费尝试，完成度为成功的不同实例数除以N。绿线与圆点、蓝线与菱形分别表示PDB等权均值和中位数；灰点和小提琴表示50\%、100\%、200\%及300\%预算下的PDB分布。" title="MDPPTFIG_eJztWetOG0cUfpWVpfZXYI2DSXBTJAqkigQIQStVqiu0Xo_tFXvTzhhDmkoQINzsgAoEESCEBFKUFANp1BgD4UcfoO-QeHbNr7xCz-ysDSRESnOhRQLJ7Jlz-c7MObNnxsc_-0yJJHwhwedM79D5F2JToMnZmbLvLVSaJunxXRB8FsKG2o2iTKkhFA5_j5GFw-GqYG1VbTjciHAXMcxwuJjN23eGi5lRZ20_HOZo4fDbcLqkIQaFk6ZZEVP0aIVsWBaSSYUmETlREUkqapQpRhVsqlJvZ0qJ8hkGK4OKziSyZBLF0Ds1yepKmiD60XclFTKFHk3VcSj1ddiXIMQMiSKWE0iTcKVhIh2EMcMCHzC04mLKsKKmZcgIY0WPa6oY8PtrRE1S9LCvjqG1We6jg_SqSEiFuiUVcK9pUhw1cPdMTyxpMN0uhMxW1EPK2n5PpSQoKTUrOsJliTdKhbApyTAXMFeBBfaBakDwhu1JlbGkJDE8VE-dWUIUQS2mWJg0c9OSa5DwWfLl8H8efdXQCQY7CcuKAjbfKRrCQitKCe2GJumu60S9jk-UuagcgoFF3HHEJRv42twnTPN6OR6B6tLUr3NzPhHCEucuh83chP2GrG4EqleVeKVQLdwQmDLhJp92FUym6ARESMKkHivS6ayM9g_T7N1i_klhZ4-mtw-GMvb6Q2c5a8_-STMzdnacLuXt2fvObp6ubNHbS3R90l4YtRfydHOCjtyCoXN3EBAKe5lC7jbdydtryzSbtkcmaf7Rq76b_2XAPiYsk4MHiw_sxX2aHqKTT5z5HJ1Mw0ovXSrkHrc1fvOqr7-6ugZomr1XeDEOC5Ve9k1FX--mmzTJDKhK_PXuPAJWAlgNVq9RTwwtQCdmC3tThdw4IDUrcUmPdiDUBZoKaKqgaT8ddX7bOFkNfNgbE87OYCE3VlxOF3L5g0d3DvpG7XuDxa1lMAYDzo8gTCqMWEXQD9D0OaShn078QUdmWcJGnhQf9dtbNw-GMzyd7S0djYXcqn1_91iutJDRAgXZK2Xae5UyIxZTZNRoyEkN6aRUyEiCxV7joG7gtRAmvYLm5cZ0U-Py3KenQuq-VMlXjEE4u4xB6gIns1_2jZ4k-Dc-_xo6hiB6YThTe_fX9NnJ5MXzTL47k-yVH-2DekufP6Ub2zQ_TSdH4EU9WnsjqhGhi8POzhxUYV67O1quNTd1wLt_WDwKe_vO9FqbIXch8kOLoVaQpI6irML_vlzIrdP9AcC3b68eKWDcBGqEM73kOtmdoRu7MKXiQNqe2yhml4vPtkHfWViCIlhMD9D5Z3TlDh3NgJQOZVzpvL3w2H7YR4fz7HRY2So-W-UVs7C_6MzMwSrsjQyvbLyw8np7GvuX1LWe-Q0CMXPms_b9YR5Ulg04qTa2Dx4MOtnZ04ni3_1nPox0qL-Yzf3fiubL9NjJxfGNiL9jP3-Qx_Ezn0soaLw00c3F4sYMvBLl6yhcjRgxtgRls5DLwI2Ovzb2zObB3EphZ_W87Lz3ueTs7Dv5fVbUF245N7fhilmcWuSc4sQW3Xvg3TWX15yVPNR1Z33UXhyAg4r27cIFBc4c-MYAgYcjwunfBARgwrFmT0w6k8-41elkI-j_2Lfmi1PI56fMXf_pBLbKfx7ZzxPZwNmI7Gc-syfGTifaF8-j7avjF0rekmC3dCjuuYE32zusu1fn--mC4Cv3Q31Bf6AW4tpTE6i6XFPrv3HFVOQQfLw8Se-Vp6glpd7qjXoIgPUhGGBGkhYqw1gfvGEspEqsC4sTiolZVNkK9e42RWYxZQO5tbvNEqIIy8xLQ0h0G9ei27cWvba1eLRrLRKkmbBMPQkmikk6Y0ocJos7I5eqg5cDlxMiZ3T62V91panHYSFKlCW2BijW2Qa6rbRGSE15HodT4hOUWASb4YshFnSjISHpcVRvWUYqgaQoBpAqhlcSYBPJhDMB89D0iAOOKr4VhIiqmFcVVWUeGe3ac0KCN8ZCRE4wMgY67eDFlR8blJXE43hshE2IcCTVYkSP9qalUE_M0tgTEif08G600FvuSrt8Jma9cpnJve0KWjJT83atp-w2zsVDUNPC5FtkaAIjQJv9dsDdSt3NmOseUiVtJtcNPnXxkJRCqi6wXwxqg4EgRzlRi-Wlye2lH6GlEJEUtcQ-Squ6Fy9slvMCnzrfL_8An6mr-g" id="25" name="Picture"/>
             <a:graphic>
               <a:graphicData uri="http://schemas.openxmlformats.org/drawingml/2006/picture">
                 <pic:pic>
                   <pic:nvPicPr>
-                    <pic:cNvPr descr="C:/Users/15919/Desktop/论文草稿/temp/manuscript_figures_ss9ituah/figure_000004.png" id="26" name="Picture"/>
+                    <pic:cNvPr descr="C:/Users/15919/Desktop/论文草稿/temp/manuscript_figures_b745828h/figure_000004.png" id="26" name="Picture"/>
                     <pic:cNvPicPr>
                       <a:picLocks noChangeArrowheads="1" noChangeAspect="1"/>
                     </pic:cNvPicPr>

--- a/补充材料.nature.docx
+++ b/补充材料.nature.docx
@@ -971,12 +971,12 @@
           <wp:inline>
             <wp:extent cx="5120640" cy="5927466"/>
             <wp:effectExtent b="0" l="0" r="0" t="0"/>
-            <wp:docPr descr="Fig. 1 | LigandSeek2-Find 与 LigandSeek 的配体区域检出。比较 LigandSeek2-Find 与第一代 LigandSeek 在沉积受体（GT）和 CryoAtom2 重建受体（CA2）条件下的表现。左列为全配体测试集（179 个 PDB，2,502 个配体实例），右列为小分子测试子集（94 个 PDB，821 个小分子实例）。" title="MDPPTFIG_eJztW-tvE0cQ_1dOlvoNcvYRJ9iiSKnToEopigJ86lXR5ry2T7mXbi92AlRKocSJyANRILTm0YiWphCSKKXFOK8_hjuf_Sn_Qmdvzw8eqhCQtBs5UuzZndnZnd_sjmd37y5FLOTkIkkh4t_a8kq74qCaRUb6HMZj0kiejLSKsS7LciYix4SIjYmp5XGatkolZfkCwTaR5Vg8EUvIcj8mY45pyXJtrVK9U6zNz_ore7LM1Mvye-g3kI6pbi3gESp6PE-Ot4oxKpVWiaWhyZGCmmYGxLt6VINyFGQ5qmmM6MgeG7eA9U3kVCFpCRO6ZpBk4XM5knMcKymKRMlhHZEu08IGMDOmrSMHinZWLJh22rJNBROiGlldE6VotEfUkWrIkdNU25AdfJ1zJjUsFJJ5pIHer3SUxSnWPZUTGxJUdgxj6yyecILqVoHRg6qBSZMTlgpJYiEF-ocONKiCHqTuqBwJi8PjGq1C444ZdhaK05aqkQaxjGoTZ5A1jYZCwGEjYyawj5AeMA2HQDtEFFWFNudVHRPhLC4Iw6aOjKDrXJ9B3skLtDIVVNloUB4NyBSzLfiGYV5sIiZ1N4Z-kTVnA3GoswJz6MgtmHHYzmMQHVCzXUJMuCy0zaPjA9RY2pph-4nNojzVcICFEXH6iIoOx1S3vHBgNh3G-NtcdPSc4__8Q_3avLvzozdX8R4-rD6a8oqVV1NX_ktDP8Kc6vqt2u7Vw5pun2ZS_Q_W_cetbn911S1PuVuP-MKdV8S9eyvVzVn_93VvcQkW7v72zJnz-9uz3s05HvBP2ZNmn2PqEq_w14vz3laliX2qTwLwq_eX3a2_3fJ1iKe15RV_YQNiqPfisTez5JYr3rUVFmSrf12vrd-ul6ahYaw3wYO_OPWSW37SQffA0B3q_2J_e046Fo9KHZQPcg6HudnaA3f3OoQZAN1b_DMMKhuL3sy09-wGCypAsLiS6O64pBNWuESXhZWTUqyD8UHO4GbkaMaVNzd89FTlND2COtU5bzoa502IgyX1aup7rg-KRjkNCRBz61M3OJggAvxACP2qgnkNvrBHrz2e9kt36ndnvKltyOJ4QD3adQKWZrQrzivssCl3y1Pe-kv45AFwTmEeGu67kIJUora-7r1Y8yt79CTk1wrgzgPoNLZwCnz1_rJfWqvtlWrLXJwBxqLHotEot2ivLvMA8qhpOsSxkcUrzvXifL1YrP7ywttd8mY2IIh794vwq8kD-In4Z7zC7s1V6kvPOzvCo74jVDhYR7zvCNOcxgDYEab6Okf7Bxhkg-vD5q0hD0gfoQcW-IKbV6Dpo0X8HCvxCnLpeXXhN_bYE33koPGkgVt-BkH8zTXLgzM4dUS19Lz-9C4kLH6p7D-bBQJq3J0FWAU8oM7xEqje3qDXWTNPOTlO5RTm3gTM6R76cSK2v11qXiJCpOEKfqkXTOjugQ8pxsUutynd2HZ2drwf5nrMwfTkfceb4TS6dXa8h7vjBbz5vAnlFf_2O1B_c9dfXvMXit7NOW9x1Ss9ABp-C6vri275iX_lpbv1qLa8Qh_q5-N5N56z1-DuDhIq_6ed2uym_0fF27vq3ZsG1_ibS35ljyVX7CoVci13Z54mvOC4UglYUPy3A_tvIZdpvj4YicekaE93dCKekHq7e3oun7JUJQn_YaaD3ivTSduo8FaKE2oAXR-iA5o54zZuqrHfS4mZyagK7jeVcR0bDtNkYw3RZIrkVItQR1ALjfyQqlA30IJyNj9kC2lMFNpLKikGb32KwUufYvjOp9j-yqfoYN0CM41xaKJazkhGzcJgychob3f8pHQyJ7KKkSj9i3VZRhYMUdOgPRYDir4FCvRQw0ZwTXMcrSGxASKK4KCpjBHBMFM5ZGRxn22bhRxGaUIVUn0NBrGw4rBK0Nlq2tYB0yq-BcKoploDqqbRHikdtGcEShLHxo6So2QGZIahl4D_WqEpJL6uj5YIZIfCaOFrM92eYqLkRMbW6Tc4TphgSaUw2Uwug3rKpimvQvnhdAUphYqFszYUZtc_LaUWJKtnsKkLlABpG0bKukX5QcJkW1RDmvINkw1dbJEoqRkCTfwTcSnOtLxTivrlyyAlbqNR0kGq1qhupzUjxItYTb_A_-nId_8A2jlb3A" id="10" name="Picture"/>
+            <wp:docPr descr="Fig. 1 | LigandSeek2-Find 与 LigandSeek 的配体区域检出。比较 LigandSeek2-Find 与第一代 LigandSeek 在沉积受体（GT）和 CryoAtom2 重建受体（CA2）条件下的表现。左列为全配体测试集（179 个 PDB，2,502 个配体实例），右列为小分子测试子集（94 个 PDB，821 个小分子实例）。" title="MDPPTFIG_eJztW-tvE0cQ_1dOlvoNcraJk9qiSK7ToEppFAX41KuizXltn3Iv3V7shFIphRInIg9EgdCaRy1amkJIopQW47z-GO589qf8C529PT94qEJA0m7kSLFnd2Znd36zO57dvfs2ZCI7F0oIIe_mtlvaE4eULNLT5zCeiI7lyVi7GOkxTXsqdEIIWZgYah6naatUQpIuEGwRSYrE4pG4JA1gMmEbpiTV16u128X64ry3ui9JTL0kvYN-HWmY6lZ9HqGiJ_PkZLsYoVJphZgqmh4rKGlmQKynT9EpR0amrRj6mIasiUkTWF-HThcSpjClqTpJFD6TQjnbNhOiSOQc1hDpMUysAzNjWBqyoWhlxYJhpU3LkDEhip7VVDEaDveJGlJ0KXSGahux_K9z9rSKhUIij1TQ-6WGsjjFuqdyYlOCyk5gbA7jKduvbhcYPaTomLQ4QamQICaSoX_oQIUq6CHaG5ZCQXF0UqVVaNI2gs4CcdpS0dMgllEsYg-xpuFACDhsZMwE9hHQg4ZuE2iHiKwo0Oa8omEiDOOCMGpoSPe7ziV18laer5WpoMrG_fK4T6aYbf43DPNiC7Fob3PoF1lzNhCbOss3h47chBmHrTwG0UEl2yNEhEtCxzw6OUiNpa0Zth_ZLMpTdBtYGBE7SRR0NKY6laVDs-koxt_houPnHO_nHxpXF53dH92FqvvgQe3hjFusvpy5_F8a-gHm1DZu1veuHNV0-ziT6n-w7j9sdXtra05lxtl-yBfuvCLu3l2tbc17v2-4yyuwcA925s6eP9iZd28s8IB_ypo2krahRXmFv1FcdLerLexTySiAX7tXdrb_dirXIJ7Wy6ve0ibEUPf5I3duxalU3aurLMjW_rpW37jVKM1Cw0h_nAd_ceolp_K4i-6hoTsy8PnBzkL0RCwc7aJ8mHM4yM3W7zt71yDMAOju8p9BUNlcdudm3afXWVABgsWVeG_XJd2wwiW6LKx8Go10MT7MGdyKHK248vqGj56qnKFHUKe7503H47wJcbCkXs58z_VB0TinIQFibmPmOgcTRIAfCGFAkTGvwRf26PVHs17pduPOnDuzA1kcD6iHe07B0gz3xHiFHTblTmXG3XgBnzwAzinMI6PJCylIJeobG-7zda-6T09Cfq0C7jyATmMLp8DX7pW90np9v1Qvc3EGGAmfCIfD3KK9VuYB5HHDsIltIZNXnBvFxUaxWPvlubu34s5tQhB37xXhV5MH8OOxT3iF3V2oNlaedXeEx31HKHOwjnjfEaY5jQGwI0wlu0f7hxhk_evD1q0hD0gfowcW-IKbV6Dpo0X8HCvxCnLpWW3pN_bYE33koPmkgVN5CkH89TXLgzM4dUSt9Kzx5A4kLF6p4j2dBwJqnN0lWAU8oM7xEqjd2qTXWXNPODlO5RTm_jjM6T76cSpysFNqXSJCpOEK_mg_mNDbBx_RCBe73JZ0c9vZ3fG-n-sxB9OT9x1vhtPo1t3xHu2OF_Dm8yaUV_w770C9rT2vvO4tFd0bC-7ymlu6DzT8FtY2lp3KY-_yC2f7Yb28Sh_q5-N5N56zV__uDhIq76fd-vyW90fV3b_i3p0F13hbK151nyVX7CoVci1nd5EmvOC4UglYUPy3A_tvIJdpvT4YikWi4b7e8FQsHu3v7eu7dNpU5AT8B5kOeqdMJ22hwhspTqABdL2PDmhmT1q4pcZ6JyVGJqPIeMCQJzWs20yThVVEkymSU0xCHUEt1PMjikzdQAvycH7EEtKYyLSXVEL03_oU_Zc-xeCdT7HzlU_RxpoJZuqT0EQx7bGMkoXBkrGsnk1bmWlDZBVjYfoX6TH1LBiipEF7JAIUfQsU6JGmjeCa1jjaQ2IDRBTBIUOeIIJupHJIz-KkZRmFHEZpQhVSfU0GMbFss0rQ2W7a0QHTKr4BwriqmIOKqtIeKe23ZwRKENvCtpyjZAZkRqEXn_9KoSUkvqqPlghkh8J44Ssj3ZliosRUxtLoNzhOmGJJpTDdSi79esqmKa9M-cF0BSmZigWzNhBm1z9tpSYkq2exoQmUAGkLRsq6RfkhwmTbVFOa8nWDDV1skyih6gJN_OOxaIxpeasU9csXfkrcQaOEjRS1Wd1Jq3qAFzFbfoH_M6Hv_gHiiV0w" id="10" name="Picture"/>
             <a:graphic>
               <a:graphicData uri="http://schemas.openxmlformats.org/drawingml/2006/picture">
                 <pic:pic>
                   <pic:nvPicPr>
-                    <pic:cNvPr descr="C:/Users/15919/Desktop/论文草稿/temp/manuscript_figures_b745828h/figure_000001.png" id="11" name="Picture"/>
+                    <pic:cNvPr descr="C:/Users/15919/Desktop/论文草稿/temp/manuscript_figures_gngdrfyo/figure_000001.png" id="11" name="Picture"/>
                     <pic:cNvPicPr>
                       <a:picLocks noChangeArrowheads="1" noChangeAspect="1"/>
                     </pic:cNvPicPr>
@@ -6347,12 +6347,12 @@
           <wp:inline>
             <wp:extent cx="5733415" cy="3061262"/>
             <wp:effectExtent b="0" l="0" r="0" t="0"/>
-            <wp:docPr descr="Fig. 2 | 端到端配体区域检出与身份匹配。曲线展示在尝试预算 K=1–10 内，179 个测试 PDB 中预测成功的比例。Find+Match 曲线要求端到端区域检出和配体身份匹配均正确，Find 和 Emap2lig-Find 曲线仅要求区域检出正确。Find 和 Match 分别指 LigandSeek-Find 和 LigandSeek-Match。GT 表示真实受体结构，CA2 表示 CryoAtom2 重建受体结构。" title="MDPPTFIG_eJztWf9PGzcU_1dO9-sKlxwEygmQWIBqGlQR7X7aTchcnMTivlhn5wtdJ7EKClvDNpV2lVZa1LWa0FChnTSpC2v7v2y5BH7qv7Bn-xLCYFLVL5tOWqTcPfs9f_ze59k-y_5cp4iXdEvT27cOorsvjClzqn2w2bq_1U8pr-nnND3ELHArOC-MspZtf8JwyGw7nRlJj9j2JGaLPKC2fbjXaH2_drjxVXvnpW0rNNs-DecjDwsobOI-5Lp9BeLn-zzEnZLQOohyEvjzHgoXyxTsPtVHqxbVap7rM6s6ZuslzqllGMwpYQ-x_oBiH5SFIAQMKIZFoxqEeRoGDmaM-EXPNcxUasjwEPFtfVyg5UL5usSXXKxVrQpyAfcjDxVxVnUv7IyOhbBdxJjOEB8zWd9TqlqMIge6ARwXqgDIHEzZelycK7uiCpV5EGPG5qIlBA5mBRIyPqOapmIj0CgHlKfqEcvTgc8ZtEPMIQTaXCYeZtpFXNXmAg_5suvShM_O1ElUBSHAFmR5QYpZFZt8g5tXusSYgx3Xr6jmyhEuciLDEZ5TGCU4rGAwnSbFfs3UrmrCmKsm7zYKoSM-BxVGjE8wgv6dyNq7-9H6E3gerW40n29G9Ua0vd16uBytNZrPvjls7DYPnkf130D75_K1_zL6t4ixdfeXduNl9PR2-1Ej2tqJntw73L999ONKe-_Oe4vo3Xl_csx5VjALq1u8eHivtXgEhQJx8GTglD3s887SwUvCD0-B8vGPRw1PdhPXqEdOvhhf0rzYfSq9l3XKOBcDjJ0FwMfTb4v7x_LmPyCnTtQbMTXJyGNyZk90ffXV7_X08Eji5kpyOG4--7n16w1YlZLAcW7yw-Ty_BjWfaC6tf5d9PV2-4eV1v6t5osb8G2bhg3KB7Niz5aEHCSUf_UlPvzpy9bTa92dR--eI7pZVxuR3p1HdG-t9fhh-8EerEMiTf8n6P0t9jfrSWB3ykPUdEmxTwyHpHKtJkPzYFXNh95poIZ7vColISEJTUFChrv8LCWW4_Xr0fpuq76WBKZnSBH5-UsYLyZ6aUnIuO5hWw5xWPAuXE4q54cPdtqPGu2t7WjvfvTtHdjDyFPCFdi0ZCfMJKQj0cQngeBsuBRM8MAzk0r10dpGdNDoHd1_PxWEJx3XPzun6d3jbj0zPDAwmM7UBlJDaXPIvDpKiWPBPz7EQq91iJUPUfXU0XeMAFhvggHNeDnEXZjwjU_TQuwiccjOSoQyQamI0K_kiCMIFQXnYiUXannMHNFL1jLklYMhbxyM-MLB6L1vMDj2KITpl6EJoXy-QIrgLJtfGB7MnDfPlwxVMZ8SP7Of-kUIhOQBPT0MkriTADnXiRFS0_Xj2CXlIBIMzgTOItP8IFtCfhFPhGFQLWGUZwJQ4HUUjGKHq0rAPG7a04FCNU6RsOASOk1cV_QoZNleCchiPMTwDRBiAWzmoBepP1HoGhkn8USJUWB4oTob5HvvJ5BVK4SeeEPitNqYvJHQlsY6NxOyXqhxjWuO0MfDFawcYRaP2tgYrOS7A0pDxi_gwNOEANYheKq6RZUZpmyPpY610PuBct04FpHl-pq4EBrJmBmFcqaVyMuUvE_pkZHFEXE71b2y68d8MdrNC_zH9S_-Aoshmq4" id="16" name="Picture"/>
+            <wp:docPr descr="Fig. 2 | 端到端配体区域检出与身份匹配。曲线展示在尝试预算 K=1–10 内，179 个测试 PDB 中预测成功的比例。Find+Match 曲线要求端到端区域检出和配体身份匹配均正确，Find 和 Emap2lig-Find 曲线仅要求区域检出正确。Find 和 Match 分别指 LigandSeek-Find 和 LigandSeek-Match。GT 表示真实受体结构，CA2 表示 CryoAtom2 重建受体结构。" title="MDPPTFIG_eJztWVtrG0cU_ivLvjb2SusbXmyDK9uh1A7CSZ-6xYxXI2nwXoad0cVpCk6wY7eR2xInDTROTJpQTE3spFBI5Sb5L61Wkp_yF3pmZiXLtQMhl5aFCrR7Zs6Zb875zszsMPOlThEv6pamt24dRndfGNPmdOtwq3l_u59SXtXPaXqIWeCWcU4YZSzb_ozhkNl2emg0PWrbU5gt8YDadnu_3vxhvb35dWv3pW0rNNs-DecjDwsobOI-5Lp9eeLn-jzEnaLQOohyEvgLHgqXShTsPtfHKhbVqp7rM6sybutFzqllGMwpYg-x_oBiH5T5IAQMKIYFoxKEORoGDmaM-AXPNcxUatjwEPFtfUKgZUP5usiXXaxVrDJyAfcTDxVwRnUv7IyOhbBdwpjOEh8zWd9TqliMIge6ARwXqgDIHEzZelycL7miCpV4EGPG5qIlBA5meRIyPquapmIj0CgHlKfqEcszgc8ZtEPMIQTaXCIeZtoFXNHmAw_5suvipM_O1ElUBSHAFmV5UYoZFZt8g5uXu8SYgx3XL6vmyhEuciLDEZ5TGCU4LGMwnSGFfs3UrmjCmKsm7zcKoSM-BxVGjE8ygv6dyFp7B9HGE3gerW02nm9FtXq0s9N8uBKt1xvPvm3X9xqHz6Pa76D9a-Xafxn9O8TYvPtrq_4yenq79agebe9GT-61D24f_bTa2r_zwSJ6f96fHHOeFczB6hYvHt4bLR5BPk8cPBU4JQ_7vLN08KLww1OgfOLTMcOT3cQ16pGVL8aXNS92n0rvZZ0yzsYA42cB8In0u-L-ubL1GuTUiXojpiYZeUzO7Imur736o5YeGU3cXEkOx41nvzR_uwGrUhI4zk59nFyeH8O6D1Q3N76Pvtlp_bjaPLjVeHEDvm0zsEH5aE7s2ZKQg4Tyr77E7Z-vNp9e6-48evcc0c2a2oj07jyie-vNxw9bD_ZhHRJp-j9BH26xv1lLArvTHqKmSwp9YjgklWs1GRqHa2o-9E4DNdzjVSkJCUloChIy3OVnKbEcb1yPNvaatfUkMD1LCsjPXcR4KdFLS0LGdQ_bcojDgnf-UlI5bz_YbT2qt7Z3ov370Xd3YA8jTwlXYdOSmTSTkI5EE58EgjPhcjDJA89MKtVH65vRYb13dP_zVBCedEL_4pymd4-79aGRgYHB9FB1IDWcNofNK2OUOBb840Ms9EaHWLkQVU4dfccIgPU2GNCMl0LchQnf-jQtxC4Sh-ysSCgTlIoI_XKWOIJQUXAulLOhlsPMEb1kLENeORjyxsGILxyM3vsGg2OPQph-CZoQyhfypADOsoWCX8iF-eXAUBULKfEz-6lfgEBIDtDTIyCJOwmQs50YITVdP45dUg4iweBs4CwxzQ8yReQX8GQYBpUiRjkmAAVeR8EodriqBMzjpj0dKFTjFAmLLqEzxHVFj0KW7ZWALMZDDN8AIebBZh56kfoTha6RcRJPlBgFhhcrc0Gu934CWdV86Ik3JE6rjssbCW15vHMzIeuFGle55gh9PFzByhFm8aiNjcFKvjugNGT8PA48TQhgHYKnqltUnmXK9ljqWAu9HyjXjWMRWa6viQuh0SFzSKGcaSXyMi3vU3pkZHFE3E51r-z6MV-MdvMC_wn9q78Bk3GcAg" id="16" name="Picture"/>
             <a:graphic>
               <a:graphicData uri="http://schemas.openxmlformats.org/drawingml/2006/picture">
                 <pic:pic>
                   <pic:nvPicPr>
-                    <pic:cNvPr descr="C:/Users/15919/Desktop/论文草稿/temp/manuscript_figures_b745828h/figure_000002.png" id="17" name="Picture"/>
+                    <pic:cNvPr descr="C:/Users/15919/Desktop/论文草稿/temp/manuscript_figures_gngdrfyo/figure_000002.png" id="17" name="Picture"/>
                     <pic:cNvPicPr>
                       <a:picLocks noChangeArrowheads="1" noChangeAspect="1"/>
                     </pic:cNvPicPr>
@@ -7064,12 +7064,12 @@
           <wp:inline>
             <wp:extent cx="5733415" cy="3498320"/>
             <wp:effectExtent b="0" l="0" r="0" t="0"/>
-            <wp:docPr descr="Fig. 3 | 单残基、无缺失原子的有机小分子端到端建模。曲线展示在尝试预算 K = 1–10 内，77 个测试 PDB 中预测成功的比例。Find 和 Match 分别指 LigandSeek-Find 和 LigandSeek-Match。GT 和 CA2 分别表示真实受体结构和 CryoAtom2 重建受体结构。 a, Find+Match 曲线要求端到端区域检出和配体身份匹配均正确，Find 和 Emap2lig-Find 曲线仅要求区域检出正确。 b, c, 使用 PocketXMol-tuned 进行端到端构象重建时，成功率随计费尝试次数 K 的变化，分别展示真实受体（GT，b）和 CryoAtom2 重建受体（CA2，c）条件。成功要求 RMSD 低于 2 Å 或 3 Å。实线表示按模型评分选出的 top-1 构象，虚线表示 best-of-50 构象。" title="MDPPTFIG_eJztWltPG0cU_isrvxZYY6AEKyBRLlFViCySSpW6FRqvx_aKvYx2xhjSVCIRBCgGoiaElpBQN1GFmoZL1UaNgfCQf9J41-Ypf6FndtbGNKkUJSHVVFjy7lzOfHPmO7Nnz8zO1xGCWDYSVyKV23ve3WfqQGygsnfLv7_eQgibiDQpERdTxxzHKS7UF9e0zyl2qaa1dnS1dmlaP6ZjzCGaVt0q-Xdmq4vzlc1DTRNomvYqnI0szKFwDDdTC5lmMzEINg0b81odEWY49qiF3LEcAbkvI-fzcaJMWKZN4_luLZJljMRVlepZbCHa4hBsQ2XacS3EIOtm1Lzjpojr6JhSw85YphqLRj9WLWTYWqSHoyXc4HaJTZpYycfHkQm4n1oog_tE91xOrUlw2TGMyRCoSIPyhlw-TgnSoRvA4WMAoFh7VIuE2ZGcyYtQjjkhZijOWxp2CsTShkvZkGgaDYWgRiggNBWXMD3o2IxCO0R1w4A2lw0LU-UizisjjoXsoOtsr01fWxegCggOlgzyySDZJ8YW3EHNK3ViYu011a-I5kIRxm0SDIdrTmCWYHccg-igkWlR2pSrChdmosn7HQWvM2wGVRhR1ksN9GFG5i2u-FsL3kbpxdQ1f_XHyn7Je7jrLW14j29W1qb99Xl_veTtLHtzN3jJo21vbodf90r-ZvHF1PX_ko93GLV_97dK6dDbXak8LHnrm97Over2ytFP05Wt1VMb0fvT_uQstOLOMPi70J1Yb-ROnHTa0HG_o-csbLOaM2FZroclQFnPZ-dVK-gmLBGXRHCjbFKxQvVJoH1QJoQTIUD36wBYT-u74v41detfkKMnytWQGjnsKM_T492Yeblf6OyU7lGRh-Lyn7_4fyyAU5KB40T_J_Ly_BjcPlDtz930vt3gr7zt2-VnC_BqG4SIRQb2JWXe-64gA7vw_tCz0nIMUdvcI78wKwPTQ0YG2alLGI8180dPWs7lmNcNbAdTHBzehctnnJ8q5329MWkZDjxJtbgJC6bK-oa3dd9bXi0f3Ao2QqZl4d-ddHqZY0lrhaPZRVh5NzJ_mktwGWKUD7FFgiRguEnh78yPpI5WxKZM9edr_u71452mQsnb2PAfTHmzJXAzRzOLMPerpUflvQOv8BSy3r1Z__GDSnELlqRnIfvZa7ZHGbAQiZlGRuowUjwM5b0Z8Tw0PgZiup95_tP3_EkJGG6SQEe5Z4EuAcNNsvq58sFh5famBAwrCUcfw-yLYcdsZjkbS_tmqR7erRYL9QALFhHV3aJYWfirTyCKCrdCl2aP1parW8Xq70_F9zH_16K_siODqU7o-IG-j519bDqd6VpZm_aWv_cKd2Bmil0I8dm2cRfi5f7chctQn3y5Py9JkPq_2osA_vt6Y2AAHQzg3yuW955AeCr8iIhfZTDJyPClflmtUT5YKpeWZGA5pjyfkZVlf-6ODBS3ycrv8xlwG-DV-TZQsNXsF-b9zaJ3f6G6PQ3O_2hqHta_8EaQwQrMIc2tslpCRIXg0as_rNWtIQPrSUxZs5Nu7ojKTf0_t3fgSnoiXzUpkfox0khHZ1tbe2vHRFt717m2WPTqeWLocfiHoS56o1A35aL8K0dKQwTAehsMaMZyLq7DuG8dc7vYRPzwKs0ahHIa-Qjt8YShcxJ5Rr84nnCVFKY676UvrgZHedXgJK8aHuRVG8_xqgxbBIZp56CJQdho2siAsnQ02dnecS52LquKgtEo_7W1EDsDAzFS3JKtkOJnfSGdqI0RTFPX41gloSDiDA7BupEqttOXRXYG97quk89ilKIAEuDVKijBOhOFgHnctKEDgaq-QkLSNMigYZq8R54O2osEilPmYqZneTINMiPQS1B_IlMXUk_i8RwlwHAyP-ykGs_9ovhE2rX4HQynTHQHJ32Vye7aid-gnFfjCabovD6criClc7Fw1obCIBXca6DEpewCdiyFJ0DaBU1Ft2h8iArZ41RNmtfbjlBdPU6iuGkr_KB1V0esQ6C8VorbZSA4p9yQRnGGDLNW3Jg27ZAvSup2gX9P5Ju_ATP_c1Y" id="20" name="Picture"/>
+            <wp:docPr descr="Fig. 3 | 单残基、无缺失原子的有机小分子端到端建模。曲线展示在尝试预算 K = 1–10 内，77 个测试 PDB 中预测成功的比例。Find 和 Match 分别指 LigandSeek-Find 和 LigandSeek-Match。GT 和 CA2 分别表示真实受体结构和 CryoAtom2 重建受体结构。 a, Find+Match 曲线要求端到端区域检出和配体身份匹配均正确，Find 和 Emap2lig-Find 曲线仅要求区域检出正确。 b, c, 使用 PocketXMol-tuned 进行端到端构象重建时，成功率随计费尝试次数 K 的变化，分别展示真实受体（GT，b）和 CryoAtom2 重建受体（CA2，c）条件。成功要求 RMSD 低于 2 Å 或 3 Å。实线表示按模型评分选出的 top-1 构象，虚线表示 best-of-50 构象。" title="MDPPTFIG_eJztWltPG0cU_isrvxazxkBTrIBEuURVIbJIKlXqVmi8Htsr9jLaGWNIU4lEEKAYiJoQWkJC3UQVahouVRs1BspD_knjXZun_IWe2Vkb06RSlIRUU2HJu3M5882Z78yePTM7X0UIYrlIQolUb-95d_9UB-ID1b1b_v31VkLYRKRFibiYOuY4TnOhvoSmfUaxSzWtrbOrrUvT-jEdYw7RtNpW2b8zW1ucr24eappA07SX4WxkYQ6F4zhKLWSaUWIQbBo25rU6Isxw7FELuWN5AnJfRM4XEkSZsEybJgrdWiTHGEmoKtVz2EK01SHYhsqM41qIQdbNqgXHTRPX0TGlhp21TDUei32oWsiwtUgPR0u6we0SmzSxUkiMIxNwP7FQFveJ7rmcWpfgsmMYkyFQkQblTblCghKkQzeAw8cAQPGOmBYJsyN5kxehPHNCzFCctzTsNIhlDJeyIdE0FgpBjVBAaCouYXrQsRmFdojqhgFtLhsWpspFXFBGHAvZQde5Xpu-si5AFRAcLBXkU0GyT4wtuIOaVxrExDvqql8RzYUijNskGA7XnMAswe44BtFBI9uqtCtXFS7MRJN3OwpeZ9gMqjCirJca6P2MzFtc8bcWvI3y86lr_uoP1f2y93DXW9rwHt-srk376_P-etnbWfbmbvCSR9ve3A6_7pX9zdLzqev_JR9vMWr_7q_V8qG3u1J9WPbWN72de7XtlaMfp6tbq6c2onen_clZaCWcYfB3oTuxXsudOJmMoeN-R89b2GZ1Z8JyXA9LgLKeT8-rVtBNWCIuyeBG2aRiheqTQPugTAgnQ4DuVwGwnra3xf1r6ta_IMdOlKshNXLYUZ6nx7sx82K_eO6cdI-KPBRX_vjZ_30BnJIMHCf7P5aX58fg9oFqf-6m980Gf-Vt3678uQCvtkGIWGRgX1LmvW-LMrAL7w89Jy3HELXNPfKLszIwPWRkkZ2-hPFYlD960nIux7xuYjuY4uDwLlw-4_xUOe_rjUvLcOBJaqVNWDBV1ze8rfve8mrl4FawETItC__upNPLHEtaKxzNLsLKu5n501yCyxCjvI8tEiQBwy0Kf2d-IHW0IjZlaj9d83evH-80Fcvexob_YMqbLYObOZpZhLlfKz-q7B14xaeQ9e7N-o8fVEtbsCQ9C9nPXrM9yoCFSNw0slKHkeJhqOzNiOeh-TEQ0_3M85--509JwHCLBDrKPQt0CRhukdXPVQ4Oq7c3JWBYSTr6GGafDztmlOVtLO2bpXZ4t1YqNgIsWETUdktiZeGvPoEoKtwKXZo9WluubZVqvz0V38f8X0r-yo4Mpjqh43v6Pnb2sel0pmt1bdpb_s4r3oGZKXYhxGfb5l2IF_tzFy5DferF_rwkQer_ai8C-O_rjYMBdDCAf69U2XsC4anwIyJ-lcEkI8OX-mW1RuVgqVJekoHluPJsRlaW_bk7MlDcLiu_z2bAbYBX59tAwVazX5z3N0ve_YXa9jQ4_6OpeVj_whtBBiswh0TbZLWEiArBo9e-X2tYQwbWU5iyqJOJdsbkpv6f2ztwJT2RL1uUSOMYaaTzXHt7R1vnRHtH10ft8djV88TQE_APQ130WqFu2kWFl46UhgiA9SYY0IzlXdyAcd845naxifjhVZozCOU08hHa40lD5yTyjH5xPOkqaUx13ktfQg2O8qrBSV41PMirNp_jVRm2CAzTzkMTg7DRjJEFZelo1s6m3cyko4qC0Rj_tbcSOwsDMdLckm2Q4md9IZ2sjxFM09DjWCWhIOIMDsG6kSq205dDdhb3uq5TyGGUpgAS4NUrKME6E4WAedy0qQOBqr5EQso0yKBhmrxHng7aiwRKUOZipud4MgMyI9BLUH8i0xBST-LxHCXAcKow7KSbz_2ixETGtfgdDKdMdAcnfZXJ7vqJ36CcV-MJpui8PpyuIKVzsXDWhsIgFdzroMSl7AJ2LIUnQNoFTUW3aHyICtnjVF2a19uOUF09TqKEaSv8oHVXZ7xToLxSittlIDin3JRGCYYMs17cnDbtkC9KGnaBf0_k678BPE90qg" id="20" name="Picture"/>
             <a:graphic>
               <a:graphicData uri="http://schemas.openxmlformats.org/drawingml/2006/picture">
                 <pic:pic>
                   <pic:nvPicPr>
-                    <pic:cNvPr descr="C:/Users/15919/Desktop/论文草稿/temp/manuscript_figures_b745828h/figure_000003.png" id="21" name="Picture"/>
+                    <pic:cNvPr descr="C:/Users/15919/Desktop/论文草稿/temp/manuscript_figures_gngdrfyo/figure_000003.png" id="21" name="Picture"/>
                     <pic:cNvPicPr>
                       <a:picLocks noChangeArrowheads="1" noChangeAspect="1"/>
                     </pic:cNvPicPr>
@@ -8497,12 +8497,12 @@
           <wp:inline>
             <wp:extent cx="5029200" cy="6218690"/>
             <wp:effectExtent b="0" l="0" r="0" t="0"/>
-            <wp:docPr descr="Fig. 4 | 假定身份匹配正确时单残基无缺失原子有机小分子的定位与建模完成度。各面板包含相同的77个PDB、446个实例。a–d，Emap2lig；e–h，CryoAtom2受体下的LigandSeek；i–l，沉积受体下的LigandSeek。每组上行为首选构象，下行为best-of-50；左、右列分别要求重原子RMSD严格&lt;2\,\mathrm{Å}和&lt;3\,\mathrm{Å}。所有已对应合格小分子的blob均给定正确SMILES；LigandSeek使用PocketXMol-tuned单次中心对接，Emap2lig使用原生blob引导。背景计费，真实范围外前景免费；未检出与失败实例保留分母。每个PDB包含N个目标实例，相对预算\rho允许\lfloor\rho N\rfloor次计费尝试，完成度为成功的不同实例数除以N。绿线与圆点、蓝线与菱形分别表示PDB等权均值和中位数；灰点和小提琴表示50\%、100\%、200\%及300\%预算下的PDB分布。" title="MDPPTFIG_eJztWetOG0cUfpWVpfZXYI2DSXBTJAqkigQIQStVqiu0Xo_tFXvTzhhDmkoQINzsgAoEESCEBFKUFANp1BgD4UcfoO-QeHbNr7xCz-ysDSRESnOhRQLJ7Jlz-c7MObNnxsc_-0yJJHwhwedM79D5F2JToMnZmbLvLVSaJunxXRB8FsKG2o2iTKkhFA5_j5GFw-GqYG1VbTjciHAXMcxwuJjN23eGi5lRZ20_HOZo4fDbcLqkIQaFk6ZZEVP0aIVsWBaSSYUmETlREUkqapQpRhVsqlJvZ0qJ8hkGK4OKziSyZBLF0Ds1yepKmiD60XclFTKFHk3VcSj1ddiXIMQMiSKWE0iTcKVhIh2EMcMCHzC04mLKsKKmZcgIY0WPa6oY8PtrRE1S9LCvjqG1We6jg_SqSEiFuiUVcK9pUhw1cPdMTyxpMN0uhMxW1EPK2n5PpSQoKTUrOsJliTdKhbApyTAXMFeBBfaBakDwhu1JlbGkJDE8VE-dWUIUQS2mWJg0c9OSa5DwWfLl8H8efdXQCQY7CcuKAjbfKRrCQitKCe2GJumu60S9jk-UuagcgoFF3HHEJRv42twnTPN6OR6B6tLUr3NzPhHCEucuh83chP2GrG4EqleVeKVQLdwQmDLhJp92FUym6ARESMKkHivS6ayM9g_T7N1i_klhZ4-mtw-GMvb6Q2c5a8_-STMzdnacLuXt2fvObp6ubNHbS3R90l4YtRfydHOCjtyCoXN3EBAKe5lC7jbdydtryzSbtkcmaf7Rq76b_2XAPiYsk4MHiw_sxX2aHqKTT5z5HJ1Mw0ovXSrkHrc1fvOqr7-6ugZomr1XeDEOC5Ve9k1FX--mmzTJDKhK_PXuPAJWAlgNVq9RTwwtQCdmC3tThdw4IDUrcUmPdiDUBZoKaKqgaT8ddX7bOFkNfNgbE87OYCE3VlxOF3L5g0d3DvpG7XuDxa1lMAYDzo8gTCqMWEXQD9D0OaShn078QUdmWcJGnhQf9dtbNw-GMzyd7S0djYXcqn1_91iutJDRAgXZK2Xae5UyIxZTZNRoyEkN6aRUyEiCxV7joG7gtRAmvYLm5cZ0U-Py3KenQuq-VMlXjEE4u4xB6gIns1_2jZ4k-Dc-_xo6hiB6YThTe_fX9NnJ5MXzTL47k-yVH-2DekufP6Ub2zQ_TSdH4EU9WnsjqhGhi8POzhxUYV67O1quNTd1wLt_WDwKe_vO9FqbIXch8kOLoVaQpI6irML_vlzIrdP9AcC3b68eKWDcBGqEM73kOtmdoRu7MKXiQNqe2yhml4vPtkHfWViCIlhMD9D5Z3TlDh3NgJQOZVzpvL3w2H7YR4fz7HRY2So-W-UVs7C_6MzMwSrsjQyvbLyw8np7GvuX1LWe-Q0CMXPms_b9YR5Ulg04qTa2Dx4MOtnZ04ni3_1nPox0qL-Yzf3fiubL9NjJxfGNiL9jP3-Qx_Ezn0soaLw00c3F4sYMvBLl6yhcjRgxtgRls5DLwI2Ovzb2zObB3EphZ_W87Lz3ueTs7Dv5fVbUF245N7fhilmcWuSc4sQW3Xvg3TWX15yVPNR1Z33UXhyAg4r27cIFBc4c-MYAgYcjwunfBARgwrFmT0w6k8-41elkI-j_2Lfmi1PI56fMXf_pBLbKfx7ZzxPZwNmI7Gc-syfGTifaF8-j7avjF0rekmC3dCjuuYE32zusu1fn--mC4Cv3Q31Bf6AW4tpTE6i6XFPrv3HFVOQQfLw8Se-Vp6glpd7qjXoIgPUhGGBGkhYqw1gfvGEspEqsC4sTiolZVNkK9e42RWYxZQO5tbvNEqIIy8xLQ0h0G9ei27cWvba1eLRrLRKkmbBMPQkmikk6Y0ocJos7I5eqg5cDlxMiZ3T62V91panHYSFKlCW2BijW2Qa6rbRGSE15HodT4hOUWASb4YshFnSjISHpcVRvWUYqgaQoBpAqhlcSYBPJhDMB89D0iAOOKr4VhIiqmFcVVWUeGe3ac0KCN8ZCRE4wMgY67eDFlR8blJXE43hshE2IcCTVYkSP9qalUE_M0tgTEif08G600FvuSrt8Jma9cpnJve0KWjJT83atp-w2zsVDUNPC5FtkaAIjQJv9dsDdSt3NmOseUiVtJtcNPnXxkJRCqi6wXwxqg4EgRzlRi-Wlye2lH6GlEJEUtcQ-Squ6Fy9slvMCnzrfL_8An6mr-g" id="25" name="Picture"/>
+            <wp:docPr descr="Fig. 4 | 假定身份匹配正确时单残基无缺失原子有机小分子的定位与建模完成度。各面板包含相同的77个PDB、446个实例。a–d，Emap2lig；e–h，CryoAtom2受体下的LigandSeek；i–l，沉积受体下的LigandSeek。每组上行为首选构象，下行为best-of-50；左、右列分别要求重原子RMSD严格&lt;2\,\mathrm{Å}和&lt;3\,\mathrm{Å}。所有已对应合格小分子的blob均给定正确SMILES；LigandSeek使用PocketXMol-tuned单次中心对接，Emap2lig使用原生blob引导。背景计费，真实范围外前景免费；未检出与失败实例保留分母。每个PDB包含N个目标实例，相对预算\rho允许\lfloor\rho N\rfloor次计费尝试，完成度为成功的不同实例数除以N。绿线与圆点、蓝线与菱形分别表示PDB等权均值和中位数；灰点和小提琴表示50\%、100\%、200\%及300\%预算下的PDB分布。" title="MDPPTFIG_eJztWetOG0cUfpWVpfZXYI0DpLgpEgVSVQKEoJUq1RVar8f2ir1pZ4whTSUIEG52sAoEESCEBFKUFAMpaoyB8KMP0HdIPLvmV16hZ3bWBhIipbnQIoFk9sy5fGfmnNkz4-OffaZE4r6g4HOmd-n8c7E50OzsTtn3FipNk_T6Lgk-C2FD7UERptQYDIW-x8jCoVBVTV1VXSjUhHA3McxQqJjN23dGiukxZ-0gFOJoodCbcLqkIQaFE6ZZEVX0SIVsWBaSSYUmETleEU4oaoQpRhRsqlJfV1KJ8BnWVNYoOpPIkkkUQ-_SJKs7YYLoR9_VZNAUejVVx8HkVyFfnBAzKIpYjiNNwpWGiXQQRg0LfMDQiolJw4qYliEjjBU9pqliwO-vFTVJ0UO-eobWbrmPTtKnIiEZ7JFUwP1Wk2KokbtnemJJg-l2I2S2oV5S1vZ7KiVBSalF0REuS7xRMohNSYa5gLkKLLAPVAOCN-xIqIwlJYjhoXrqzBKiCGpRxcKkhZuWXIOEz5Ivh__z6GuGTjDYSVhWFLD5TtEQFtpQUugwNEl3XccbdHyqzEXlEAws7I7DLtnI1-Y-YZrXy_EIVJemfp2b84kQljh3OWzmJuw3ZPUgUL2mxCqFauGGwJQJN_m4q2AyRScgQhImDViRzmZldGCEZu8W808Ku_s0tXM4nLbXHzrLWXv2T5qesbMTdClvz9539vJ0ZYveXqLrGXthzF7I081JOnoLhs7dIUAo7KcLudt0N2-vLdNsyh7N0Pyjl_03_8uAfUhYMkOHiw_sxQOaGqaZJ858jmZSsNIrVwq5x-1NX7_sH6iurgWaZu8Vnk_AQqUX_VORV3upZk0yA6oSe7U3j4AVB1aj1Wc0EEML0MnZwv5UITcBSC1KTNIjnQh1g6YCmipo2k_HnN82TlcDH_bGpLM7VMiNF5dThVz-8NGdw_4x-95QcWsZjMGA88MIkwojWlHjB2j6DNIwQCf_oKOzLGGjT4qPBuytm4cjaZ7OjtbOpkJu1b6_dyJXWtBohYLslTLtnUqZEY0qMmoy5ISGdFIqZCTOYq9xUDfwWhCTPkHzcmO6qXF57tNTIfWfq-RLxiCcXcYg9YHT2S_6x04T_Buffw2fQBC9MJyrvftr6vxk8vJFJt-eSfbKj_VDvaXPntKNHZqfpplReFGP196waoTp4oizOwdVmNfuztZvW5o74d0_Kh6F_QNneq3dkLsR-aHVUCtIQkcRVuF_Xy7k1unBIODbt1ePFTBuAjXCmV5ynezN0I09mFJxMGXPbRSzy8XtHdB3FpagCBZTg3R-m67coWNpkNLhtCudtxce2w_76UienQ4rW8XtVV4xCweLzswcrMLeSPPKxgsrr7dnsX9Jfdu53yAQM2c-a98f4UFl2YCTamPn8MGQk509myj-PXDuw0iHB4rZ3P-taL5IjZ9eHF-L-Fv283t5nDj3uYSCxksT3VwsbszAK1G-jsLViBHjS1A2C7k03Oj4a2PPbB7OrRR2Vy_KzjufS87ugZM_YEV94ZZzcweumMWpRc4pTm7R_QfeXXN5zVnJQ1131sfsxUE4qGj_HlxQ4MyBbwwQeDginIFNQAAmHGv2ZMbJbHOrs8lGjf9D35rPziCfHzN3A2cT2Cr_RWQ_TWQD5yOyn_jMnhw_m2hfvoi2r55fKHlLgt3SobjnBl9v77DuXr3vp0uCr9wP9dX4A3UQ197aQNUXtXX-G1dNRQ7Cx8uT9E55ilhS8o3eqIcAWO-DAWYkYaEyjPXeG8ZCqsS6sDiumJhFla1Q72lXZBZTNpDbetotIYKwzLw0BkW3cS26fWvRa1uLx7vWIkGaCcvUE2CimKQrqsRgsrgrpsciVrTPEDmjy8_-qitNPQYLUSIssbVAsc420O2lNUJqyvM4mhKfoMQi2AJfDLGgG41xSY-hBssyknEkRTCAVDG8kgCbSCacCZhHpscccFTxjSCEVcW8pqgq88ho154TErwxFiJynJFR0OkAL678xKCsJJ7EYyNsQoTDyVYjcrw3LQV7o5bGnpA4oZd3o4W-clfa5TMx65XLTO5tV9CSmZq3az1lt3EuHoGaFibfIEMTGAHa7LcD7lbqacFc94gqaTO5bvCpi0ekFFR1gf1iUFcTqOEop2qxvDS7vfRjtBQkkqKW2MdpVffihc1yXuBT7_vlH6f5rU4" id="25" name="Picture"/>
             <a:graphic>
               <a:graphicData uri="http://schemas.openxmlformats.org/drawingml/2006/picture">
                 <pic:pic>
                   <pic:nvPicPr>
-                    <pic:cNvPr descr="C:/Users/15919/Desktop/论文草稿/temp/manuscript_figures_b745828h/figure_000004.png" id="26" name="Picture"/>
+                    <pic:cNvPr descr="C:/Users/15919/Desktop/论文草稿/temp/manuscript_figures_gngdrfyo/figure_000004.png" id="26" name="Picture"/>
                     <pic:cNvPicPr>
                       <a:picLocks noChangeArrowheads="1" noChangeAspect="1"/>
                     </pic:cNvPicPr>

--- a/补充材料.nature.docx
+++ b/补充材料.nature.docx
@@ -2,7 +2,7 @@
 <file path=word/document.xml><?xml version="1.0" encoding="utf-8"?>
 <w:document xmlns:w="http://schemas.openxmlformats.org/wordprocessingml/2006/main" xmlns:m="http://schemas.openxmlformats.org/officeDocument/2006/math" xmlns:r="http://schemas.openxmlformats.org/officeDocument/2006/relationships" xmlns:o="urn:schemas-microsoft-com:office:office" xmlns:v="urn:schemas-microsoft-com:vml" xmlns:w10="urn:schemas-microsoft-com:office:word" xmlns:a="http://schemas.openxmlformats.org/drawingml/2006/main" xmlns:pic="http://schemas.openxmlformats.org/drawingml/2006/picture" xmlns:wp="http://schemas.openxmlformats.org/drawingml/2006/wordprocessingDrawing">
   <w:body>
-    <w:bookmarkStart w:id="28" w:name="补充材料"/>
+    <w:bookmarkStart w:id="24" w:name="补充材料"/>
     <w:p>
       <w:pPr>
         <w:pStyle w:val="Heading1"/>
@@ -18,7 +18,7 @@
         <w:t xml:space="preserve">补充材料</w:t>
       </w:r>
     </w:p>
-    <w:bookmarkStart w:id="12" w:name="stage1ligandseek2-find-与-ligandseek-的对比"/>
+    <w:bookmarkStart w:id="9" w:name="stage1ligandseek-find-的消融"/>
     <w:p>
       <w:pPr>
         <w:pStyle w:val="Heading2"/>
@@ -31,35 +31,21 @@
           <w:rFonts w:hint="eastAsia" w:ascii="Times New Roman" w:hAnsi="Times New Roman"/>
           <w:sz w:val="24"/>
         </w:rPr>
-        <w:t xml:space="preserve">Stage1：LigandSeek2-Find</w:t>
-      </w:r>
-      <w:r>
-        <w:rPr>
-          <w:rFonts w:ascii="Times New Roman" w:hAnsi="Times New Roman"/>
-          <w:sz w:val="24"/>
-        </w:rPr>
-        <w:t xml:space="preserve"> </w:t>
-      </w:r>
-      <w:r>
-        <w:rPr>
-          <w:rFonts w:hint="eastAsia" w:ascii="Times New Roman" w:hAnsi="Times New Roman"/>
-          <w:sz w:val="24"/>
-        </w:rPr>
-        <w:t xml:space="preserve">与</w:t>
-      </w:r>
-      <w:r>
-        <w:rPr>
-          <w:rFonts w:ascii="Times New Roman" w:hAnsi="Times New Roman"/>
-          <w:sz w:val="24"/>
-        </w:rPr>
-        <w:t xml:space="preserve"> LigandSeek </w:t>
-      </w:r>
-      <w:r>
-        <w:rPr>
-          <w:rFonts w:hint="eastAsia" w:ascii="Times New Roman" w:hAnsi="Times New Roman"/>
-          <w:sz w:val="24"/>
-        </w:rPr>
-        <w:t xml:space="preserve">的对比</w:t>
+        <w:t xml:space="preserve">Stage1：LigandSeek-Find</w:t>
+      </w:r>
+      <w:r>
+        <w:rPr>
+          <w:rFonts w:ascii="Times New Roman" w:hAnsi="Times New Roman"/>
+          <w:sz w:val="24"/>
+        </w:rPr>
+        <w:t xml:space="preserve"> </w:t>
+      </w:r>
+      <w:r>
+        <w:rPr>
+          <w:rFonts w:hint="eastAsia" w:ascii="Times New Roman" w:hAnsi="Times New Roman"/>
+          <w:sz w:val="24"/>
+        </w:rPr>
+        <w:t xml:space="preserve">的消融</w:t>
       </w:r>
     </w:p>
     <w:p>
@@ -73,91 +59,35 @@
           <w:rFonts w:hint="eastAsia" w:ascii="Times New Roman" w:hAnsi="Times New Roman"/>
           <w:sz w:val="24"/>
         </w:rPr>
-        <w:t xml:space="preserve">我们的上一代模型</w:t>
-      </w:r>
-      <w:r>
-        <w:rPr>
-          <w:rFonts w:ascii="Times New Roman" w:hAnsi="Times New Roman"/>
-          <w:sz w:val="24"/>
-        </w:rPr>
-        <w:t xml:space="preserve"> LigandSeek </w:t>
-      </w:r>
-      <w:r>
-        <w:rPr>
-          <w:rFonts w:hint="eastAsia" w:ascii="Times New Roman" w:hAnsi="Times New Roman"/>
-          <w:sz w:val="24"/>
-        </w:rPr>
-        <w:t xml:space="preserve">只能在冷冻电镜（cryo-EM）密度图中定位配体，没有用于身份匹配和构象重建的</w:t>
-      </w:r>
-      <w:r>
-        <w:rPr>
-          <w:rFonts w:ascii="Times New Roman" w:hAnsi="Times New Roman"/>
-          <w:sz w:val="24"/>
-        </w:rPr>
-        <w:t xml:space="preserve"> Match </w:t>
-      </w:r>
-      <w:r>
-        <w:rPr>
-          <w:rFonts w:hint="eastAsia" w:ascii="Times New Roman" w:hAnsi="Times New Roman"/>
-          <w:sz w:val="24"/>
-        </w:rPr>
-        <w:t xml:space="preserve">和</w:t>
-      </w:r>
-      <w:r>
-        <w:rPr>
-          <w:rFonts w:ascii="Times New Roman" w:hAnsi="Times New Roman"/>
-          <w:sz w:val="24"/>
-        </w:rPr>
-        <w:t xml:space="preserve"> Build </w:t>
-      </w:r>
-      <w:r>
-        <w:rPr>
-          <w:rFonts w:hint="eastAsia" w:ascii="Times New Roman" w:hAnsi="Times New Roman"/>
-          <w:sz w:val="24"/>
-        </w:rPr>
-        <w:t xml:space="preserve">阶段。我们使用其最强版本（LigandSeek-PV），并在相同的全配体测试集和小分子测试集上，将</w:t>
-      </w:r>
-      <w:r>
-        <w:rPr>
-          <w:rFonts w:ascii="Times New Roman" w:hAnsi="Times New Roman"/>
-          <w:sz w:val="24"/>
-        </w:rPr>
-        <w:t xml:space="preserve"> LigandSeek2-Find </w:t>
-      </w:r>
-      <w:r>
-        <w:rPr>
-          <w:rFonts w:hint="eastAsia" w:ascii="Times New Roman" w:hAnsi="Times New Roman"/>
-          <w:sz w:val="24"/>
-        </w:rPr>
-        <w:t xml:space="preserve">与</w:t>
-      </w:r>
-      <w:r>
-        <w:rPr>
-          <w:rFonts w:ascii="Times New Roman" w:hAnsi="Times New Roman"/>
-          <w:sz w:val="24"/>
-        </w:rPr>
-        <w:t xml:space="preserve"> LigandSeek </w:t>
-      </w:r>
-      <w:r>
-        <w:rPr>
-          <w:rFonts w:hint="eastAsia" w:ascii="Times New Roman" w:hAnsi="Times New Roman"/>
-          <w:sz w:val="24"/>
-        </w:rPr>
-        <w:t xml:space="preserve">进行对比。测试定义和呈现方式与此前和</w:t>
-      </w:r>
-      <w:r>
-        <w:rPr>
-          <w:rFonts w:ascii="Times New Roman" w:hAnsi="Times New Roman"/>
-          <w:sz w:val="24"/>
-        </w:rPr>
-        <w:t xml:space="preserve"> Emap2lig-Find </w:t>
-      </w:r>
-      <w:r>
-        <w:rPr>
-          <w:rFonts w:hint="eastAsia" w:ascii="Times New Roman" w:hAnsi="Times New Roman"/>
-          <w:sz w:val="24"/>
-        </w:rPr>
-        <w:t xml:space="preserve">的对比一致。</w:t>
+        <w:t xml:space="preserve">为了衡量各项设计对配体定位的贡献，我们在相同的完整测试集上比较六个模型变体。从只接收实验密度的三维</w:t>
+      </w:r>
+      <w:r>
+        <w:rPr>
+          <w:rFonts w:ascii="Times New Roman" w:hAnsi="Times New Roman"/>
+          <w:sz w:val="24"/>
+        </w:rPr>
+        <w:t xml:space="preserve"> </w:t>
+      </w:r>
+      <w:r>
+        <w:rPr>
+          <w:rFonts w:hint="eastAsia" w:ascii="Times New Roman" w:hAnsi="Times New Roman"/>
+          <w:sz w:val="24"/>
+        </w:rPr>
+        <w:t xml:space="preserve">U-Net开始，我们依次加入差密度、多视角密度通道库和受体原子特征。随后在受体嵌入头中引入中心位置编码，再得到最终的</w:t>
+      </w:r>
+      <w:r>
+        <w:rPr>
+          <w:rFonts w:ascii="Times New Roman" w:hAnsi="Times New Roman"/>
+          <w:sz w:val="24"/>
+        </w:rPr>
+        <w:t xml:space="preserve"> LigandSeek-Find </w:t>
+      </w:r>
+      <w:r>
+        <w:rPr>
+          <w:rFonts w:hint="eastAsia" w:ascii="Times New Roman" w:hAnsi="Times New Roman"/>
+          <w:sz w:val="24"/>
+        </w:rPr>
+        <w:t xml:space="preserve">模型。最终模型使用点云分支预测的受体原子结合概率进行高斯候选打分；其余模型都不进行高斯候选打分，使用通常的推理方式。</w:t>
       </w:r>
     </w:p>
     <w:p>
@@ -171,71 +101,28 @@
           <w:rFonts w:hint="eastAsia" w:ascii="Times New Roman" w:hAnsi="Times New Roman"/>
           <w:sz w:val="24"/>
         </w:rPr>
-        <w:t xml:space="preserve">在完整测试集上，LigandSeek2-Find</w:t>
-      </w:r>
-      <w:r>
-        <w:rPr>
-          <w:rFonts w:ascii="Times New Roman" w:hAnsi="Times New Roman"/>
-          <w:sz w:val="24"/>
-        </w:rPr>
-        <w:t xml:space="preserve"> </w:t>
-      </w:r>
-      <w:r>
-        <w:rPr>
-          <w:rFonts w:hint="eastAsia" w:ascii="Times New Roman" w:hAnsi="Times New Roman"/>
-          <w:sz w:val="24"/>
-        </w:rPr>
-        <w:t xml:space="preserve">的三项检测指标均高于</w:t>
-      </w:r>
-      <w:r>
-        <w:rPr>
-          <w:rFonts w:ascii="Times New Roman" w:hAnsi="Times New Roman"/>
-          <w:sz w:val="24"/>
-        </w:rPr>
-        <w:t xml:space="preserve"> </w:t>
-      </w:r>
-      <w:r>
-        <w:rPr>
-          <w:rFonts w:hint="eastAsia" w:ascii="Times New Roman" w:hAnsi="Times New Roman"/>
-          <w:sz w:val="24"/>
-        </w:rPr>
-        <w:t xml:space="preserve">LigandSeek（</w:t>
-      </w:r>
-      <w:r>
-        <w:rPr>
-          <w:rStyle w:val="MDFIGREF_eJyrrk7LTC9KTbPKyUxPzEspTk3NNtItK9ZFcA1rEmtrATN3D08"/>
-          <w:rFonts w:ascii="Times New Roman" w:hAnsi="Times New Roman"/>
-          <w:sz w:val="24"/>
-        </w:rPr>
-        <w:t xml:space="preserve">Fig. 1a</w:t>
-      </w:r>
-      <w:r>
-        <w:rPr>
-          <w:rFonts w:hint="eastAsia" w:ascii="Times New Roman" w:hAnsi="Times New Roman"/>
-          <w:sz w:val="24"/>
-        </w:rPr>
-        <w:t xml:space="preserve">），包括语义</w:t>
-      </w:r>
-      <w:r>
-        <w:rPr>
-          <w:rFonts w:ascii="Times New Roman" w:hAnsi="Times New Roman"/>
-          <w:sz w:val="24"/>
-        </w:rPr>
-        <w:t xml:space="preserve"> </w:t>
-      </w:r>
-      <w:r>
-        <w:rPr>
-          <w:rFonts w:hint="eastAsia" w:ascii="Times New Roman" w:hAnsi="Times New Roman"/>
-          <w:sz w:val="24"/>
-        </w:rPr>
-        <w:t xml:space="preserve">Dice，以及覆盖阈值为</w:t>
-      </w:r>
-      <w:r>
-        <w:rPr>
-          <w:rFonts w:ascii="Times New Roman" w:hAnsi="Times New Roman"/>
-          <w:sz w:val="24"/>
-        </w:rPr>
-        <w:t xml:space="preserve"> 0.3 </w:t>
+        <w:t xml:space="preserve">根据表</w:t>
+      </w:r>
+      <w:r>
+        <w:rPr>
+          <w:rFonts w:ascii="Times New Roman" w:hAnsi="Times New Roman"/>
+          <w:sz w:val="24"/>
+        </w:rPr>
+        <w:t xml:space="preserve"> </w:t>
+      </w:r>
+      <w:r>
+        <w:rPr>
+          <w:rFonts w:hint="eastAsia" w:ascii="Times New Roman" w:hAnsi="Times New Roman"/>
+          <w:sz w:val="24"/>
+        </w:rPr>
+        <w:t xml:space="preserve">4，加入差密度后，GT</w:t>
+      </w:r>
+      <w:r>
+        <w:rPr>
+          <w:rFonts w:ascii="Times New Roman" w:hAnsi="Times New Roman"/>
+          <w:sz w:val="24"/>
+        </w:rPr>
+        <w:t xml:space="preserve"> </w:t>
       </w:r>
       <w:r>
         <w:rPr>
@@ -249,49 +136,35 @@
           <w:rFonts w:ascii="Times New Roman" w:hAnsi="Times New Roman"/>
           <w:sz w:val="24"/>
         </w:rPr>
-        <w:t xml:space="preserve"> 0.5 </w:t>
-      </w:r>
-      <w:r>
-        <w:rPr>
-          <w:rFonts w:hint="eastAsia" w:ascii="Times New Roman" w:hAnsi="Times New Roman"/>
-          <w:sz w:val="24"/>
-        </w:rPr>
-        <w:t xml:space="preserve">的一对一</w:t>
-      </w:r>
-      <w:r>
-        <w:rPr>
-          <w:rFonts w:ascii="Times New Roman" w:hAnsi="Times New Roman"/>
-          <w:sz w:val="24"/>
-        </w:rPr>
-        <w:t xml:space="preserve"> </w:t>
-      </w:r>
-      <w:r>
-        <w:rPr>
-          <w:rFonts w:hint="eastAsia" w:ascii="Times New Roman" w:hAnsi="Times New Roman"/>
-          <w:sz w:val="24"/>
-        </w:rPr>
-        <w:t xml:space="preserve">PRAUC。使用沉积受体时，LigandSeek</w:t>
-      </w:r>
-      <w:r>
-        <w:rPr>
-          <w:rFonts w:ascii="Times New Roman" w:hAnsi="Times New Roman"/>
-          <w:sz w:val="24"/>
-        </w:rPr>
-        <w:t xml:space="preserve"> </w:t>
-      </w:r>
-      <w:r>
-        <w:rPr>
-          <w:rFonts w:hint="eastAsia" w:ascii="Times New Roman" w:hAnsi="Times New Roman"/>
-          <w:sz w:val="24"/>
-        </w:rPr>
-        <w:t xml:space="preserve">和</w:t>
-      </w:r>
-      <w:r>
-        <w:rPr>
-          <w:rFonts w:ascii="Times New Roman" w:hAnsi="Times New Roman"/>
-          <w:sz w:val="24"/>
-        </w:rPr>
-        <w:t xml:space="preserve"> LigandSeek2-Find </w:t>
+        <w:t xml:space="preserve"> CA2 </w:t>
+      </w:r>
+      <w:r>
+        <w:rPr>
+          <w:rFonts w:hint="eastAsia" w:ascii="Times New Roman" w:hAnsi="Times New Roman"/>
+          <w:sz w:val="24"/>
+        </w:rPr>
+        <w:t xml:space="preserve">条件下的所有指标均提高。多视角密度通道库则进一步提高了整体检出能力。值得注意的是，对相同的实验密度和模拟受体密度进行确定性变换并不增加任何额外信息，却在不同对比度和空间尺度上突出配体信号，并抑制占主导的受体密度。</w:t>
+      </w:r>
+    </w:p>
+    <w:p>
+      <w:pPr>
+        <w:pStyle w:val="BodyText"/>
+        <w:spacing w:line="480" w:lineRule="auto" w:after="120"/>
+        <w:ind w:firstLine="480"/>
+      </w:pPr>
+      <w:r>
+        <w:rPr>
+          <w:rFonts w:hint="eastAsia" w:ascii="Times New Roman" w:hAnsi="Times New Roman"/>
+          <w:sz w:val="24"/>
+        </w:rPr>
+        <w:t xml:space="preserve">加入受体原子特征后，CA2</w:t>
+      </w:r>
+      <w:r>
+        <w:rPr>
+          <w:rFonts w:ascii="Times New Roman" w:hAnsi="Times New Roman"/>
+          <w:sz w:val="24"/>
+        </w:rPr>
+        <w:t xml:space="preserve"> </w:t>
       </w:r>
       <w:r>
         <w:rPr>
@@ -374,56 +247,14 @@
           <w:rFonts w:hint="eastAsia" w:ascii="Times New Roman" w:hAnsi="Times New Roman"/>
           <w:sz w:val="24"/>
         </w:rPr>
-        <w:t xml:space="preserve">分别为</w:t>
-      </w:r>
-      <w:r>
-        <w:rPr>
-          <w:rFonts w:ascii="Times New Roman" w:hAnsi="Times New Roman"/>
-          <w:sz w:val="24"/>
-        </w:rPr>
-        <w:t xml:space="preserve"> 0.517 </w:t>
-      </w:r>
-      <w:r>
-        <w:rPr>
-          <w:rFonts w:hint="eastAsia" w:ascii="Times New Roman" w:hAnsi="Times New Roman"/>
-          <w:sz w:val="24"/>
-        </w:rPr>
-        <w:t xml:space="preserve">和</w:t>
-      </w:r>
-      <w:r>
-        <w:rPr>
-          <w:rFonts w:ascii="Times New Roman" w:hAnsi="Times New Roman"/>
-          <w:sz w:val="24"/>
-        </w:rPr>
-        <w:t xml:space="preserve"> </w:t>
-      </w:r>
-      <w:r>
-        <w:rPr>
-          <w:rFonts w:hint="eastAsia" w:ascii="Times New Roman" w:hAnsi="Times New Roman"/>
-          <w:sz w:val="24"/>
-        </w:rPr>
-        <w:t xml:space="preserve">0.663；使用</w:t>
-      </w:r>
-      <w:r>
-        <w:rPr>
-          <w:rFonts w:ascii="Times New Roman" w:hAnsi="Times New Roman"/>
-          <w:sz w:val="24"/>
-        </w:rPr>
-        <w:t xml:space="preserve"> CryoAtom2 </w:t>
-      </w:r>
-      <w:r>
-        <w:rPr>
-          <w:rFonts w:hint="eastAsia" w:ascii="Times New Roman" w:hAnsi="Times New Roman"/>
-          <w:sz w:val="24"/>
-        </w:rPr>
-        <w:t xml:space="preserve">重建（CA2）受体时，该指标从</w:t>
-      </w:r>
-      <w:r>
-        <w:rPr>
-          <w:rFonts w:ascii="Times New Roman" w:hAnsi="Times New Roman"/>
-          <w:sz w:val="24"/>
-        </w:rPr>
-        <w:t xml:space="preserve"> 0.440 </w:t>
+        <w:t xml:space="preserve">从</w:t>
+      </w:r>
+      <w:r>
+        <w:rPr>
+          <w:rFonts w:ascii="Times New Roman" w:hAnsi="Times New Roman"/>
+          <w:sz w:val="24"/>
+        </w:rPr>
+        <w:t xml:space="preserve"> 0.508 </w:t>
       </w:r>
       <w:r>
         <w:rPr>
@@ -437,127 +268,84 @@
           <w:rFonts w:ascii="Times New Roman" w:hAnsi="Times New Roman"/>
           <w:sz w:val="24"/>
         </w:rPr>
-        <w:t xml:space="preserve"> 0.541。CA2 </w:t>
-      </w:r>
-      <w:r>
-        <w:rPr>
-          <w:rFonts w:hint="eastAsia" w:ascii="Times New Roman" w:hAnsi="Times New Roman"/>
-          <w:sz w:val="24"/>
-        </w:rPr>
-        <w:t xml:space="preserve">受体条件下的逐</w:t>
-      </w:r>
-      <w:r>
-        <w:rPr>
-          <w:rFonts w:ascii="Times New Roman" w:hAnsi="Times New Roman"/>
-          <w:sz w:val="24"/>
-        </w:rPr>
-        <w:t xml:space="preserve"> PDB </w:t>
-      </w:r>
-      <w:r>
-        <w:rPr>
-          <w:rFonts w:hint="eastAsia" w:ascii="Times New Roman" w:hAnsi="Times New Roman"/>
-          <w:sz w:val="24"/>
-        </w:rPr>
-        <w:t xml:space="preserve">配对比较中，LigandSeek2-Find</w:t>
-      </w:r>
-      <w:r>
-        <w:rPr>
-          <w:rFonts w:ascii="Times New Roman" w:hAnsi="Times New Roman"/>
-          <w:sz w:val="24"/>
-        </w:rPr>
-        <w:t xml:space="preserve"> </w:t>
-      </w:r>
-      <w:r>
-        <w:rPr>
-          <w:rFonts w:hint="eastAsia" w:ascii="Times New Roman" w:hAnsi="Times New Roman"/>
-          <w:sz w:val="24"/>
-        </w:rPr>
-        <w:t xml:space="preserve">较高、相等、LigandSeek</w:t>
-      </w:r>
-      <w:r>
-        <w:rPr>
-          <w:rFonts w:ascii="Times New Roman" w:hAnsi="Times New Roman"/>
-          <w:sz w:val="24"/>
-        </w:rPr>
-        <w:t xml:space="preserve"> </w:t>
-      </w:r>
-      <w:r>
-        <w:rPr>
-          <w:rFonts w:hint="eastAsia" w:ascii="Times New Roman" w:hAnsi="Times New Roman"/>
-          <w:sz w:val="24"/>
-        </w:rPr>
-        <w:t xml:space="preserve">较高的</w:t>
-      </w:r>
-      <w:r>
-        <w:rPr>
-          <w:rFonts w:ascii="Times New Roman" w:hAnsi="Times New Roman"/>
-          <w:sz w:val="24"/>
-        </w:rPr>
-        <w:t xml:space="preserve"> PDB </w:t>
-      </w:r>
-      <w:r>
-        <w:rPr>
-          <w:rFonts w:hint="eastAsia" w:ascii="Times New Roman" w:hAnsi="Times New Roman"/>
-          <w:sz w:val="24"/>
-        </w:rPr>
-        <w:t xml:space="preserve">数分别为</w:t>
-      </w:r>
-      <w:r>
-        <w:rPr>
-          <w:rFonts w:ascii="Times New Roman" w:hAnsi="Times New Roman"/>
-          <w:sz w:val="24"/>
-        </w:rPr>
-        <w:t xml:space="preserve"> </w:t>
-      </w:r>
-      <w:r>
-        <w:rPr>
-          <w:rFonts w:hint="eastAsia" w:ascii="Times New Roman" w:hAnsi="Times New Roman"/>
-          <w:sz w:val="24"/>
-        </w:rPr>
-        <w:t xml:space="preserve">79、69、31（</w:t>
-      </w:r>
-      <w:r>
-        <w:rPr>
-          <w:rStyle w:val="MDFIGREF_eJyrrk7LTC9KTbPKyUxPzEspTk3NNtItK9ZFcA1rkmtrATN9D1E"/>
-          <w:rFonts w:ascii="Times New Roman" w:hAnsi="Times New Roman"/>
-          <w:sz w:val="24"/>
-        </w:rPr>
-        <w:t xml:space="preserve">Fig. 1c</w:t>
-      </w:r>
-      <w:r>
-        <w:rPr>
-          <w:rFonts w:hint="eastAsia" w:ascii="Times New Roman" w:hAnsi="Times New Roman"/>
-          <w:sz w:val="24"/>
-        </w:rPr>
-        <w:t xml:space="preserve">）。</w:t>
-      </w:r>
-    </w:p>
-    <w:p>
-      <w:pPr>
-        <w:pStyle w:val="BodyText"/>
-        <w:spacing w:line="480" w:lineRule="auto" w:after="120"/>
-        <w:ind w:firstLine="480"/>
-      </w:pPr>
-      <w:r>
-        <w:rPr>
-          <w:rFonts w:hint="eastAsia" w:ascii="Times New Roman" w:hAnsi="Times New Roman"/>
-          <w:sz w:val="24"/>
-        </w:rPr>
-        <w:t xml:space="preserve">在小分子测试子集中，LigandSeek2-Find</w:t>
-      </w:r>
-      <w:r>
-        <w:rPr>
-          <w:rFonts w:ascii="Times New Roman" w:hAnsi="Times New Roman"/>
-          <w:sz w:val="24"/>
-        </w:rPr>
-        <w:t xml:space="preserve"> </w:t>
-      </w:r>
-      <w:r>
-        <w:rPr>
-          <w:rFonts w:hint="eastAsia" w:ascii="Times New Roman" w:hAnsi="Times New Roman"/>
-          <w:sz w:val="24"/>
-        </w:rPr>
-        <w:t xml:space="preserve">同样呈现了整体优势。沉积受体条件下，一对一</w:t>
+        <w:t xml:space="preserve"> </w:t>
+      </w:r>
+      <w:r>
+        <w:rPr>
+          <w:rFonts w:hint="eastAsia" w:ascii="Times New Roman" w:hAnsi="Times New Roman"/>
+          <w:sz w:val="24"/>
+        </w:rPr>
+        <w:t xml:space="preserve">0.520，GT</w:t>
+      </w:r>
+      <w:r>
+        <w:rPr>
+          <w:rFonts w:ascii="Times New Roman" w:hAnsi="Times New Roman"/>
+          <w:sz w:val="24"/>
+        </w:rPr>
+        <w:t xml:space="preserve"> </w:t>
+      </w:r>
+      <w:r>
+        <w:rPr>
+          <w:rFonts w:hint="eastAsia" w:ascii="Times New Roman" w:hAnsi="Times New Roman"/>
+          <w:sz w:val="24"/>
+        </w:rPr>
+        <w:t xml:space="preserve">则从</w:t>
+      </w:r>
+      <w:r>
+        <w:rPr>
+          <w:rFonts w:ascii="Times New Roman" w:hAnsi="Times New Roman"/>
+          <w:sz w:val="24"/>
+        </w:rPr>
+        <w:t xml:space="preserve"> 0.643 </w:t>
+      </w:r>
+      <w:r>
+        <w:rPr>
+          <w:rFonts w:hint="eastAsia" w:ascii="Times New Roman" w:hAnsi="Times New Roman"/>
+          <w:sz w:val="24"/>
+        </w:rPr>
+        <w:t xml:space="preserve">降至</w:t>
+      </w:r>
+      <w:r>
+        <w:rPr>
+          <w:rFonts w:ascii="Times New Roman" w:hAnsi="Times New Roman"/>
+          <w:sz w:val="24"/>
+        </w:rPr>
+        <w:t xml:space="preserve"> </w:t>
+      </w:r>
+      <w:r>
+        <w:rPr>
+          <w:rFonts w:hint="eastAsia" w:ascii="Times New Roman" w:hAnsi="Times New Roman"/>
+          <w:sz w:val="24"/>
+        </w:rPr>
+        <w:t xml:space="preserve">0.631。进一步引入中心位置编码及点–体素联合建模后，CA2</w:t>
+      </w:r>
+      <w:r>
+        <w:rPr>
+          <w:rFonts w:ascii="Times New Roman" w:hAnsi="Times New Roman"/>
+          <w:sz w:val="24"/>
+        </w:rPr>
+        <w:t xml:space="preserve"> </w:t>
+      </w:r>
+      <w:r>
+        <w:rPr>
+          <w:rFonts w:hint="eastAsia" w:ascii="Times New Roman" w:hAnsi="Times New Roman"/>
+          <w:sz w:val="24"/>
+        </w:rPr>
+        <w:t xml:space="preserve">的</w:t>
+      </w:r>
+      <w:r>
+        <w:rPr>
+          <w:rFonts w:ascii="Times New Roman" w:hAnsi="Times New Roman"/>
+          <w:sz w:val="24"/>
+        </w:rPr>
+        <w:t xml:space="preserve"> </w:t>
+      </w:r>
+      <w:r>
+        <w:rPr>
+          <w:rFonts w:hint="eastAsia" w:ascii="Times New Roman" w:hAnsi="Times New Roman"/>
+          <w:sz w:val="24"/>
+        </w:rPr>
+        <w:t xml:space="preserve">一对一</w:t>
       </w:r>
       <w:r>
         <w:rPr>
@@ -619,3136 +407,6 @@
           <w:rFonts w:hint="eastAsia" w:ascii="Times New Roman" w:hAnsi="Times New Roman"/>
           <w:sz w:val="24"/>
         </w:rPr>
-        <w:t xml:space="preserve">从</w:t>
-      </w:r>
-      <w:r>
-        <w:rPr>
-          <w:rFonts w:ascii="Times New Roman" w:hAnsi="Times New Roman"/>
-          <w:sz w:val="24"/>
-        </w:rPr>
-        <w:t xml:space="preserve"> 0.621 </w:t>
-      </w:r>
-      <w:r>
-        <w:rPr>
-          <w:rFonts w:hint="eastAsia" w:ascii="Times New Roman" w:hAnsi="Times New Roman"/>
-          <w:sz w:val="24"/>
-        </w:rPr>
-        <w:t xml:space="preserve">增至</w:t>
-      </w:r>
-      <w:r>
-        <w:rPr>
-          <w:rFonts w:ascii="Times New Roman" w:hAnsi="Times New Roman"/>
-          <w:sz w:val="24"/>
-        </w:rPr>
-        <w:t xml:space="preserve"> </w:t>
-      </w:r>
-      <w:r>
-        <w:rPr>
-          <w:rFonts w:hint="eastAsia" w:ascii="Times New Roman" w:hAnsi="Times New Roman"/>
-          <w:sz w:val="24"/>
-        </w:rPr>
-        <w:t xml:space="preserve">0.701；CA2</w:t>
-      </w:r>
-      <w:r>
-        <w:rPr>
-          <w:rFonts w:ascii="Times New Roman" w:hAnsi="Times New Roman"/>
-          <w:sz w:val="24"/>
-        </w:rPr>
-        <w:t xml:space="preserve"> </w:t>
-      </w:r>
-      <w:r>
-        <w:rPr>
-          <w:rFonts w:hint="eastAsia" w:ascii="Times New Roman" w:hAnsi="Times New Roman"/>
-          <w:sz w:val="24"/>
-        </w:rPr>
-        <w:t xml:space="preserve">受体条件下，该指标从</w:t>
-      </w:r>
-      <w:r>
-        <w:rPr>
-          <w:rFonts w:ascii="Times New Roman" w:hAnsi="Times New Roman"/>
-          <w:sz w:val="24"/>
-        </w:rPr>
-        <w:t xml:space="preserve"> 0.568 </w:t>
-      </w:r>
-      <w:r>
-        <w:rPr>
-          <w:rFonts w:hint="eastAsia" w:ascii="Times New Roman" w:hAnsi="Times New Roman"/>
-          <w:sz w:val="24"/>
-        </w:rPr>
-        <w:t xml:space="preserve">增至</w:t>
-      </w:r>
-      <w:r>
-        <w:rPr>
-          <w:rFonts w:ascii="Times New Roman" w:hAnsi="Times New Roman"/>
-          <w:sz w:val="24"/>
-        </w:rPr>
-        <w:t xml:space="preserve"> </w:t>
-      </w:r>
-      <w:r>
-        <w:rPr>
-          <w:rFonts w:hint="eastAsia" w:ascii="Times New Roman" w:hAnsi="Times New Roman"/>
-          <w:sz w:val="24"/>
-        </w:rPr>
-        <w:t xml:space="preserve">0.573（</w:t>
-      </w:r>
-      <w:r>
-        <w:rPr>
-          <w:rStyle w:val="MDFIGREF_eJyrrk7LTC9KTbPKyUxPzEspTk3NNtItK9ZFcA1rkmprATN6D1A"/>
-          <w:rFonts w:ascii="Times New Roman" w:hAnsi="Times New Roman"/>
-          <w:sz w:val="24"/>
-        </w:rPr>
-        <w:t xml:space="preserve">Fig. 1b</w:t>
-      </w:r>
-      <w:r>
-        <w:rPr>
-          <w:rFonts w:hint="eastAsia" w:ascii="Times New Roman" w:hAnsi="Times New Roman"/>
-          <w:sz w:val="24"/>
-        </w:rPr>
-        <w:t xml:space="preserve">）。CA2</w:t>
-      </w:r>
-      <w:r>
-        <w:rPr>
-          <w:rFonts w:ascii="Times New Roman" w:hAnsi="Times New Roman"/>
-          <w:sz w:val="24"/>
-        </w:rPr>
-        <w:t xml:space="preserve"> </w:t>
-      </w:r>
-      <w:r>
-        <w:rPr>
-          <w:rFonts w:hint="eastAsia" w:ascii="Times New Roman" w:hAnsi="Times New Roman"/>
-          <w:sz w:val="24"/>
-        </w:rPr>
-        <w:t xml:space="preserve">受体条件下的逐</w:t>
-      </w:r>
-      <w:r>
-        <w:rPr>
-          <w:rFonts w:ascii="Times New Roman" w:hAnsi="Times New Roman"/>
-          <w:sz w:val="24"/>
-        </w:rPr>
-        <w:t xml:space="preserve"> PDB </w:t>
-      </w:r>
-      <w:r>
-        <w:rPr>
-          <w:rFonts w:hint="eastAsia" w:ascii="Times New Roman" w:hAnsi="Times New Roman"/>
-          <w:sz w:val="24"/>
-        </w:rPr>
-        <w:t xml:space="preserve">配对比较中，LigandSeek2-Find</w:t>
-      </w:r>
-      <w:r>
-        <w:rPr>
-          <w:rFonts w:ascii="Times New Roman" w:hAnsi="Times New Roman"/>
-          <w:sz w:val="24"/>
-        </w:rPr>
-        <w:t xml:space="preserve"> </w:t>
-      </w:r>
-      <w:r>
-        <w:rPr>
-          <w:rFonts w:hint="eastAsia" w:ascii="Times New Roman" w:hAnsi="Times New Roman"/>
-          <w:sz w:val="24"/>
-        </w:rPr>
-        <w:t xml:space="preserve">比</w:t>
-      </w:r>
-      <w:r>
-        <w:rPr>
-          <w:rFonts w:ascii="Times New Roman" w:hAnsi="Times New Roman"/>
-          <w:sz w:val="24"/>
-        </w:rPr>
-        <w:t xml:space="preserve"> LigandSeek </w:t>
-      </w:r>
-      <w:r>
-        <w:rPr>
-          <w:rFonts w:hint="eastAsia" w:ascii="Times New Roman" w:hAnsi="Times New Roman"/>
-          <w:sz w:val="24"/>
-        </w:rPr>
-        <w:t xml:space="preserve">更好、相等、更差的</w:t>
-      </w:r>
-      <w:r>
-        <w:rPr>
-          <w:rFonts w:ascii="Times New Roman" w:hAnsi="Times New Roman"/>
-          <w:sz w:val="24"/>
-        </w:rPr>
-        <w:t xml:space="preserve"> PDB </w:t>
-      </w:r>
-      <w:r>
-        <w:rPr>
-          <w:rFonts w:hint="eastAsia" w:ascii="Times New Roman" w:hAnsi="Times New Roman"/>
-          <w:sz w:val="24"/>
-        </w:rPr>
-        <w:t xml:space="preserve">数分别为</w:t>
-      </w:r>
-      <w:r>
-        <w:rPr>
-          <w:rFonts w:ascii="Times New Roman" w:hAnsi="Times New Roman"/>
-          <w:sz w:val="24"/>
-        </w:rPr>
-        <w:t xml:space="preserve"> </w:t>
-      </w:r>
-      <w:r>
-        <w:rPr>
-          <w:rFonts w:hint="eastAsia" w:ascii="Times New Roman" w:hAnsi="Times New Roman"/>
-          <w:sz w:val="24"/>
-        </w:rPr>
-        <w:t xml:space="preserve">27、46、21（</w:t>
-      </w:r>
-      <w:r>
-        <w:rPr>
-          <w:rStyle w:val="MDFIGREF_eJyrrk7LTC9KTbPKyUxPzEspTk3NNtItK9ZFcA1rUmprATOAD1I"/>
-          <w:rFonts w:ascii="Times New Roman" w:hAnsi="Times New Roman"/>
-          <w:sz w:val="24"/>
-        </w:rPr>
-        <w:t xml:space="preserve">Fig. 1d</w:t>
-      </w:r>
-      <w:r>
-        <w:rPr>
-          <w:rFonts w:hint="eastAsia" w:ascii="Times New Roman" w:hAnsi="Times New Roman"/>
-          <w:sz w:val="24"/>
-        </w:rPr>
-        <w:t xml:space="preserve">）。精确率与召回率的逐</w:t>
-      </w:r>
-      <w:r>
-        <w:rPr>
-          <w:rFonts w:ascii="Times New Roman" w:hAnsi="Times New Roman"/>
-          <w:sz w:val="24"/>
-        </w:rPr>
-        <w:t xml:space="preserve"> </w:t>
-      </w:r>
-      <w:r>
-        <w:rPr>
-          <w:rFonts w:ascii="Times New Roman" w:hAnsi="Times New Roman"/>
-          <w:sz w:val="24"/>
-        </w:rPr>
-        <w:t xml:space="preserve">PDB </w:t>
-      </w:r>
-      <w:r>
-        <w:rPr>
-          <w:rFonts w:hint="eastAsia" w:ascii="Times New Roman" w:hAnsi="Times New Roman"/>
-          <w:sz w:val="24"/>
-        </w:rPr>
-        <w:t xml:space="preserve">分布见</w:t>
-      </w:r>
-      <w:r>
-        <w:rPr>
-          <w:rFonts w:ascii="Times New Roman" w:hAnsi="Times New Roman"/>
-          <w:sz w:val="24"/>
-        </w:rPr>
-        <w:t xml:space="preserve"> </w:t>
-      </w:r>
-      <w:r>
-        <w:rPr>
-          <w:rStyle w:val="MDFIGREF_eJyrrk7LTC9KTbPKyUxPzEspTk3NNtItK9ZFcA1rUnXSamsBUhcP5Q"/>
-          <w:rFonts w:ascii="Times New Roman" w:hAnsi="Times New Roman"/>
-          <w:sz w:val="24"/>
-        </w:rPr>
-        <w:t xml:space="preserve">Fig. 1e, f</w:t>
-      </w:r>
-      <w:r>
-        <w:rPr>
-          <w:rFonts w:ascii="Times New Roman" w:hAnsi="Times New Roman"/>
-          <w:sz w:val="24"/>
-        </w:rPr>
-        <w:t xml:space="preserve">。</w:t>
-      </w:r>
-    </w:p>
-    <w:p>
-      <w:pPr>
-        <w:pStyle w:val="BodyText"/>
-        <w:spacing w:line="480" w:lineRule="auto" w:after="120"/>
-        <w:ind w:firstLine="480"/>
-      </w:pPr>
-      <w:r>
-        <w:rPr>
-          <w:rFonts w:ascii="Times New Roman" w:hAnsi="Times New Roman"/>
-          <w:sz w:val="24"/>
-        </w:rPr>
-        <w:t xml:space="preserve">LigandSeek2-Find </w:t>
-      </w:r>
-      <w:r>
-        <w:rPr>
-          <w:rFonts w:hint="eastAsia" w:ascii="Times New Roman" w:hAnsi="Times New Roman"/>
-          <w:sz w:val="24"/>
-        </w:rPr>
-        <w:t xml:space="preserve">在全配体上相对于上一代</w:t>
-      </w:r>
-      <w:r>
-        <w:rPr>
-          <w:rFonts w:ascii="Times New Roman" w:hAnsi="Times New Roman"/>
-          <w:sz w:val="24"/>
-        </w:rPr>
-        <w:t xml:space="preserve"> LigandSeek </w:t>
-      </w:r>
-      <w:r>
-        <w:rPr>
-          <w:rFonts w:hint="eastAsia" w:ascii="Times New Roman" w:hAnsi="Times New Roman"/>
-          <w:sz w:val="24"/>
-        </w:rPr>
-        <w:t xml:space="preserve">的平均优势，比在小分子这个单独类别上明显多很多。我们认为这主要是由于训练时前景块采样规则的变化所导致的：LigandSeek</w:t>
-      </w:r>
-      <w:r>
-        <w:rPr>
-          <w:rFonts w:ascii="Times New Roman" w:hAnsi="Times New Roman"/>
-          <w:sz w:val="24"/>
-        </w:rPr>
-        <w:t xml:space="preserve"> </w:t>
-      </w:r>
-      <w:r>
-        <w:rPr>
-          <w:rFonts w:hint="eastAsia" w:ascii="Times New Roman" w:hAnsi="Times New Roman"/>
-          <w:sz w:val="24"/>
-        </w:rPr>
-        <w:t xml:space="preserve">的采样类似于“按照配体的重原子数目对不同配体进行加权”；而</w:t>
-      </w:r>
-      <w:r>
-        <w:rPr>
-          <w:rFonts w:ascii="Times New Roman" w:hAnsi="Times New Roman"/>
-          <w:sz w:val="24"/>
-        </w:rPr>
-        <w:t xml:space="preserve"> LigandSeek2-Find </w:t>
-      </w:r>
-      <w:r>
-        <w:rPr>
-          <w:rFonts w:hint="eastAsia" w:ascii="Times New Roman" w:hAnsi="Times New Roman"/>
-          <w:sz w:val="24"/>
-        </w:rPr>
-        <w:t xml:space="preserve">则将同一</w:t>
-      </w:r>
-      <w:r>
-        <w:rPr>
-          <w:rFonts w:ascii="Times New Roman" w:hAnsi="Times New Roman"/>
-          <w:sz w:val="24"/>
-        </w:rPr>
-        <w:t xml:space="preserve"> PDB </w:t>
-      </w:r>
-      <w:r>
-        <w:rPr>
-          <w:rFonts w:hint="eastAsia" w:ascii="Times New Roman" w:hAnsi="Times New Roman"/>
-          <w:sz w:val="24"/>
-        </w:rPr>
-        <w:t xml:space="preserve">内的所有配体等权采样，采样机会与重原子数目无关。在全部预处理数据中，小分子的重原子数平均为</w:t>
-      </w:r>
-      <w:r>
-        <w:rPr>
-          <w:rFonts w:ascii="Times New Roman" w:hAnsi="Times New Roman"/>
-          <w:sz w:val="24"/>
-        </w:rPr>
-        <w:t xml:space="preserve"> 38.49 </w:t>
-      </w:r>
-      <w:r>
-        <w:rPr>
-          <w:rFonts w:hint="eastAsia" w:ascii="Times New Roman" w:hAnsi="Times New Roman"/>
-          <w:sz w:val="24"/>
-        </w:rPr>
-        <w:t xml:space="preserve">个，多于所有配体的平均数</w:t>
-      </w:r>
-      <w:r>
-        <w:rPr>
-          <w:rFonts w:ascii="Times New Roman" w:hAnsi="Times New Roman"/>
-          <w:sz w:val="24"/>
-        </w:rPr>
-        <w:t xml:space="preserve"> 17.02 </w:t>
-      </w:r>
-      <w:r>
-        <w:rPr>
-          <w:rFonts w:hint="eastAsia" w:ascii="Times New Roman" w:hAnsi="Times New Roman"/>
-          <w:sz w:val="24"/>
-        </w:rPr>
-        <w:t xml:space="preserve">个，所以上一代模型在训练时实质上更关注小分子配体。</w:t>
-      </w:r>
-    </w:p>
-    <w:p>
-      <w:pPr>
-        <w:pStyle w:val="CaptionedFigure"/>
-        <w:keepNext/>
-        <w:spacing w:line="240" w:lineRule="auto" w:before="0" w:after="0"/>
-        <w:ind w:firstLine="0"/>
-        <w:jc w:val="center"/>
-      </w:pPr>
-      <w:r>
-        <w:rPr>
-          <w:rFonts w:ascii="Times New Roman" w:hAnsi="Times New Roman"/>
-          <w:sz w:val="24"/>
-        </w:rPr>
-        <w:drawing>
-          <wp:inline>
-            <wp:extent cx="5120640" cy="5927466"/>
-            <wp:effectExtent b="0" l="0" r="0" t="0"/>
-            <wp:docPr descr="Fig. 1 | LigandSeek2-Find 与 LigandSeek 的配体区域检出。比较 LigandSeek2-Find 与第一代 LigandSeek 在沉积受体（GT）和 CryoAtom2 重建受体（CA2）条件下的表现。左列为全配体测试集（179 个 PDB，2,502 个配体实例），右列为小分子测试子集（94 个 PDB，821 个小分子实例）。" title="MDPPTFIG_eJztW-tvE0cQ_1dOlvoNcraJk9qiSK7ToEppFAX41KuizXltn3Iv3V7shFIphRInIg9EgdCaRy1amkJIopQW47z-GO589qf8C529PT94qEJA0m7kSLFnd2Znd36zO57dvfs2ZCI7F0oIIe_mtlvaE4eULNLT5zCeiI7lyVi7GOkxTXsqdEIIWZgYah6naatUQpIuEGwRSYrE4pG4JA1gMmEbpiTV16u128X64ry3ui9JTL0kvYN-HWmY6lZ9HqGiJ_PkZLsYoVJphZgqmh4rKGlmQKynT9EpR0amrRj6mIasiUkTWF-HThcSpjClqTpJFD6TQjnbNhOiSOQc1hDpMUysAzNjWBqyoWhlxYJhpU3LkDEhip7VVDEaDveJGlJ0KXSGahux_K9z9rSKhUIij1TQ-6WGsjjFuqdyYlOCyk5gbA7jKduvbhcYPaTomLQ4QamQICaSoX_oQIUq6CHaG5ZCQXF0UqVVaNI2gs4CcdpS0dMgllEsYg-xpuFACDhsZMwE9hHQg4ZuE2iHiKwo0Oa8omEiDOOCMGpoSPe7ziV18laer5WpoMrG_fK4T6aYbf43DPNiC7Fob3PoF1lzNhCbOss3h47chBmHrTwG0UEl2yNEhEtCxzw6OUiNpa0Zth_ZLMpTdBtYGBE7SRR0NKY6laVDs-koxt_houPnHO_nHxpXF53dH92FqvvgQe3hjFusvpy5_F8a-gHm1DZu1veuHNV0-ziT6n-w7j9sdXtra05lxtl-yBfuvCLu3l2tbc17v2-4yyuwcA925s6eP9iZd28s8IB_ypo2krahRXmFv1FcdLerLexTySiAX7tXdrb_dirXIJ7Wy6ve0ibEUPf5I3duxalU3aurLMjW_rpW37jVKM1Cw0h_nAd_ceolp_K4i-6hoTsy8PnBzkL0RCwc7aJ8mHM4yM3W7zt71yDMAOju8p9BUNlcdudm3afXWVABgsWVeG_XJd2wwiW6LKx8Go10MT7MGdyKHK248vqGj56qnKFHUKe7503H47wJcbCkXs58z_VB0TinIQFibmPmOgcTRIAfCGFAkTGvwRf26PVHs17pduPOnDuzA1kcD6iHe07B0gz3xHiFHTblTmXG3XgBnzwAzinMI6PJCylIJeobG-7zda-6T09Cfq0C7jyATmMLp8DX7pW90np9v1Qvc3EGGAmfCIfD3KK9VuYB5HHDsIltIZNXnBvFxUaxWPvlubu34s5tQhB37xXhV5MH8OOxT3iF3V2oNlaedXeEx31HKHOwjnjfEaY5jQGwI0wlu0f7hxhk_evD1q0hD0gfowcW-IKbV6Dpo0X8HCvxCnLpWW3pN_bYE33koPmkgVN5CkH89TXLgzM4dUSt9Kzx5A4kLF6p4j2dBwJqnN0lWAU8oM7xEqjd2qTXWXNPODlO5RTm_jjM6T76cSpysFNqXSJCpOEK_mg_mNDbBx_RCBe73JZ0c9vZ3fG-n-sxB9OT9x1vhtPo1t3xHu2OF_Dm8yaUV_w770C9rT2vvO4tFd0bC-7ymlu6DzT8FtY2lp3KY-_yC2f7Yb28Sh_q5-N5N56zV__uDhIq76fd-vyW90fV3b_i3p0F13hbK151nyVX7CoVci1nd5EmvOC4UglYUPy3A_tvIJdpvT4YikWi4b7e8FQsHu3v7eu7dNpU5AT8B5kOeqdMJ22hwhspTqABdL2PDmhmT1q4pcZ6JyVGJqPIeMCQJzWs20yThVVEkymSU0xCHUEt1PMjikzdQAvycH7EEtKYyLSXVEL03_oU_Zc-xeCdT7HzlU_RxpoJZuqT0EQx7bGMkoXBkrGsnk1bmWlDZBVjYfoX6TH1LBiipEF7JAIUfQsU6JGmjeCa1jjaQ2IDRBTBIUOeIIJupHJIz-KkZRmFHEZpQhVSfU0GMbFss0rQ2W7a0QHTKr4BwriqmIOKqtIeKe23ZwRKENvCtpyjZAZkRqEXn_9KoSUkvqqPlghkh8J44Ssj3ZliosRUxtLoNzhOmGJJpTDdSi79esqmKa9M-cF0BSmZigWzNhBm1z9tpSYkq2exoQmUAGkLRsq6RfkhwmTbVFOa8nWDDV1skyih6gJN_OOxaIxpeasU9csXfkrcQaOEjRS1Wd1Jq3qAFzFbfoH_M6Hv_gHiiV0w" id="10" name="Picture"/>
-            <a:graphic>
-              <a:graphicData uri="http://schemas.openxmlformats.org/drawingml/2006/picture">
-                <pic:pic>
-                  <pic:nvPicPr>
-                    <pic:cNvPr descr="C:/Users/15919/Desktop/论文草稿/temp/manuscript_figures_gngdrfyo/figure_000001.png" id="11" name="Picture"/>
-                    <pic:cNvPicPr>
-                      <a:picLocks noChangeArrowheads="1" noChangeAspect="1"/>
-                    </pic:cNvPicPr>
-                  </pic:nvPicPr>
-                  <pic:blipFill>
-                    <a:blip r:embed="rId9"/>
-                    <a:stretch>
-                      <a:fillRect/>
-                    </a:stretch>
-                  </pic:blipFill>
-                  <pic:spPr bwMode="auto">
-                    <a:xfrm>
-                      <a:off x="0" y="0"/>
-                      <a:ext cx="5120640" cy="5927466"/>
-                    </a:xfrm>
-                    <a:prstGeom prst="rect">
-                      <a:avLst/>
-                    </a:prstGeom>
-                    <a:noFill/>
-                    <a:ln w="9525">
-                      <a:noFill/>
-                      <a:headEnd/>
-                      <a:tailEnd/>
-                    </a:ln>
-                  </pic:spPr>
-                </pic:pic>
-              </a:graphicData>
-            </a:graphic>
-          </wp:inline>
-        </w:drawing>
-      </w:r>
-    </w:p>
-    <w:p>
-      <w:pPr>
-        <w:pStyle w:val="ImageCaption"/>
-        <w:keepNext/>
-        <w:keepLines/>
-        <w:spacing w:line="240" w:lineRule="auto"/>
-        <w:ind w:firstLine="0"/>
-      </w:pPr>
-      <w:r>
-        <w:rPr>
-          <w:rFonts w:ascii="Times New Roman" w:hAnsi="Times New Roman"/>
-          <w:b/>
-          <w:bCs/>
-          <w:sz w:val="24"/>
-        </w:rPr>
-        <w:t xml:space="preserve">Fig. 1 | LigandSeek2-Find </w:t>
-      </w:r>
-      <w:r>
-        <w:rPr>
-          <w:rFonts w:hint="eastAsia" w:ascii="Times New Roman" w:hAnsi="Times New Roman"/>
-          <w:b/>
-          <w:bCs/>
-          <w:sz w:val="24"/>
-        </w:rPr>
-        <w:t xml:space="preserve">与</w:t>
-      </w:r>
-      <w:r>
-        <w:rPr>
-          <w:rFonts w:ascii="Times New Roman" w:hAnsi="Times New Roman"/>
-          <w:b/>
-          <w:bCs/>
-          <w:sz w:val="24"/>
-        </w:rPr>
-        <w:t xml:space="preserve"> LigandSeek </w:t>
-      </w:r>
-      <w:r>
-        <w:rPr>
-          <w:rFonts w:hint="eastAsia" w:ascii="Times New Roman" w:hAnsi="Times New Roman"/>
-          <w:b/>
-          <w:bCs/>
-          <w:sz w:val="24"/>
-        </w:rPr>
-        <w:t xml:space="preserve">的配体区域检出。</w:t>
-      </w:r>
-      <w:r>
-        <w:rPr>
-          <w:rFonts w:hint="eastAsia" w:ascii="Times New Roman" w:hAnsi="Times New Roman"/>
-          <w:sz w:val="24"/>
-        </w:rPr>
-        <w:t xml:space="preserve">比较</w:t>
-      </w:r>
-      <w:r>
-        <w:rPr>
-          <w:rFonts w:ascii="Times New Roman" w:hAnsi="Times New Roman"/>
-          <w:sz w:val="24"/>
-        </w:rPr>
-        <w:t xml:space="preserve"> LigandSeek2-Find </w:t>
-      </w:r>
-      <w:r>
-        <w:rPr>
-          <w:rFonts w:hint="eastAsia" w:ascii="Times New Roman" w:hAnsi="Times New Roman"/>
-          <w:sz w:val="24"/>
-        </w:rPr>
-        <w:t xml:space="preserve">与第一代</w:t>
-      </w:r>
-      <w:r>
-        <w:rPr>
-          <w:rFonts w:ascii="Times New Roman" w:hAnsi="Times New Roman"/>
-          <w:sz w:val="24"/>
-        </w:rPr>
-        <w:t xml:space="preserve"> LigandSeek </w:t>
-      </w:r>
-      <w:r>
-        <w:rPr>
-          <w:rFonts w:hint="eastAsia" w:ascii="Times New Roman" w:hAnsi="Times New Roman"/>
-          <w:sz w:val="24"/>
-        </w:rPr>
-        <w:t xml:space="preserve">在沉积受体（GT）和</w:t>
-      </w:r>
-      <w:r>
-        <w:rPr>
-          <w:rFonts w:ascii="Times New Roman" w:hAnsi="Times New Roman"/>
-          <w:sz w:val="24"/>
-        </w:rPr>
-        <w:t xml:space="preserve"> CryoAtom2 </w:t>
-      </w:r>
-      <w:r>
-        <w:rPr>
-          <w:rFonts w:hint="eastAsia" w:ascii="Times New Roman" w:hAnsi="Times New Roman"/>
-          <w:sz w:val="24"/>
-        </w:rPr>
-        <w:t xml:space="preserve">重建受体（CA2）条件下的表现。左列为全配体测试集（179</w:t>
-      </w:r>
-      <w:r>
-        <w:rPr>
-          <w:rFonts w:ascii="Times New Roman" w:hAnsi="Times New Roman"/>
-          <w:sz w:val="24"/>
-        </w:rPr>
-        <w:t xml:space="preserve"> </w:t>
-      </w:r>
-      <w:r>
-        <w:rPr>
-          <w:rFonts w:hint="eastAsia" w:ascii="Times New Roman" w:hAnsi="Times New Roman"/>
-          <w:sz w:val="24"/>
-        </w:rPr>
-        <w:t xml:space="preserve">个</w:t>
-      </w:r>
-      <w:r>
-        <w:rPr>
-          <w:rFonts w:ascii="Times New Roman" w:hAnsi="Times New Roman"/>
-          <w:sz w:val="24"/>
-        </w:rPr>
-        <w:t xml:space="preserve"> </w:t>
-      </w:r>
-      <w:r>
-        <w:rPr>
-          <w:rFonts w:hint="eastAsia" w:ascii="Times New Roman" w:hAnsi="Times New Roman"/>
-          <w:sz w:val="24"/>
-        </w:rPr>
-        <w:t xml:space="preserve">PDB，2,502</w:t>
-      </w:r>
-      <w:r>
-        <w:rPr>
-          <w:rFonts w:ascii="Times New Roman" w:hAnsi="Times New Roman"/>
-          <w:sz w:val="24"/>
-        </w:rPr>
-        <w:t xml:space="preserve"> </w:t>
-      </w:r>
-      <w:r>
-        <w:rPr>
-          <w:rFonts w:hint="eastAsia" w:ascii="Times New Roman" w:hAnsi="Times New Roman"/>
-          <w:sz w:val="24"/>
-        </w:rPr>
-        <w:t xml:space="preserve">个配体实例），右列为小分子测试子集（94</w:t>
-      </w:r>
-      <w:r>
-        <w:rPr>
-          <w:rFonts w:ascii="Times New Roman" w:hAnsi="Times New Roman"/>
-          <w:sz w:val="24"/>
-        </w:rPr>
-        <w:t xml:space="preserve"> </w:t>
-      </w:r>
-      <w:r>
-        <w:rPr>
-          <w:rFonts w:hint="eastAsia" w:ascii="Times New Roman" w:hAnsi="Times New Roman"/>
-          <w:sz w:val="24"/>
-        </w:rPr>
-        <w:t xml:space="preserve">个</w:t>
-      </w:r>
-      <w:r>
-        <w:rPr>
-          <w:rFonts w:ascii="Times New Roman" w:hAnsi="Times New Roman"/>
-          <w:sz w:val="24"/>
-        </w:rPr>
-        <w:t xml:space="preserve"> </w:t>
-      </w:r>
-      <w:r>
-        <w:rPr>
-          <w:rFonts w:hint="eastAsia" w:ascii="Times New Roman" w:hAnsi="Times New Roman"/>
-          <w:sz w:val="24"/>
-        </w:rPr>
-        <w:t xml:space="preserve">PDB，821</w:t>
-      </w:r>
-      <w:r>
-        <w:rPr>
-          <w:rFonts w:ascii="Times New Roman" w:hAnsi="Times New Roman"/>
-          <w:sz w:val="24"/>
-        </w:rPr>
-        <w:t xml:space="preserve"> </w:t>
-      </w:r>
-      <w:r>
-        <w:rPr>
-          <w:rFonts w:hint="eastAsia" w:ascii="Times New Roman" w:hAnsi="Times New Roman"/>
-          <w:sz w:val="24"/>
-        </w:rPr>
-        <w:t xml:space="preserve">个小分子实例）。</w:t>
-      </w:r>
-    </w:p>
-    <w:p>
-      <w:pPr>
-        <w:pStyle w:val="ImageCaption"/>
-        <w:keepNext/>
-        <w:keepLines/>
-        <w:spacing w:line="240" w:lineRule="auto"/>
-        <w:ind w:firstLine="0"/>
-      </w:pPr>
-      <w:r>
-        <w:rPr>
-          <w:rFonts w:ascii="Times New Roman" w:hAnsi="Times New Roman"/>
-          <w:b/>
-          <w:bCs/>
-          <w:sz w:val="24"/>
-        </w:rPr>
-        <w:t xml:space="preserve">a</w:t>
-      </w:r>
-      <w:r>
-        <w:rPr>
-          <w:rFonts w:ascii="Times New Roman" w:hAnsi="Times New Roman"/>
-          <w:sz w:val="24"/>
-        </w:rPr>
-        <w:t xml:space="preserve">、</w:t>
-      </w:r>
-      <w:r>
-        <w:rPr>
-          <w:rFonts w:ascii="Times New Roman" w:hAnsi="Times New Roman"/>
-          <w:b/>
-          <w:bCs/>
-          <w:sz w:val="24"/>
-        </w:rPr>
-        <w:t xml:space="preserve">b</w:t>
-      </w:r>
-      <w:r>
-        <w:rPr>
-          <w:rFonts w:hint="eastAsia" w:ascii="Times New Roman" w:hAnsi="Times New Roman"/>
-          <w:sz w:val="24"/>
-        </w:rPr>
-        <w:t xml:space="preserve">，逐</w:t>
-      </w:r>
-      <w:r>
-        <w:rPr>
-          <w:rFonts w:ascii="Times New Roman" w:hAnsi="Times New Roman"/>
-          <w:sz w:val="24"/>
-        </w:rPr>
-        <w:t xml:space="preserve"> PDB Dice </w:t>
-      </w:r>
-      <w:r>
-        <w:rPr>
-          <w:rFonts w:hint="eastAsia" w:ascii="Times New Roman" w:hAnsi="Times New Roman"/>
-          <w:sz w:val="24"/>
-        </w:rPr>
-        <w:t xml:space="preserve">和覆盖阈值为</w:t>
-      </w:r>
-      <w:r>
-        <w:rPr>
-          <w:rFonts w:ascii="Times New Roman" w:hAnsi="Times New Roman"/>
-          <w:sz w:val="24"/>
-        </w:rPr>
-        <w:t xml:space="preserve"> 0.3、0.5 </w:t>
-      </w:r>
-      <w:r>
-        <w:rPr>
-          <w:rFonts w:hint="eastAsia" w:ascii="Times New Roman" w:hAnsi="Times New Roman"/>
-          <w:sz w:val="24"/>
-        </w:rPr>
-        <w:t xml:space="preserve">的一对一</w:t>
-      </w:r>
-      <w:r>
-        <w:rPr>
-          <w:rFonts w:ascii="Times New Roman" w:hAnsi="Times New Roman"/>
-          <w:sz w:val="24"/>
-        </w:rPr>
-        <w:t xml:space="preserve"> </w:t>
-      </w:r>
-      <w:r>
-        <w:rPr>
-          <w:rFonts w:hint="eastAsia" w:ascii="Times New Roman" w:hAnsi="Times New Roman"/>
-          <w:sz w:val="24"/>
-        </w:rPr>
-        <w:t xml:space="preserve">PRAUC。误差线表示对</w:t>
-      </w:r>
-      <w:r>
-        <w:rPr>
-          <w:rFonts w:ascii="Times New Roman" w:hAnsi="Times New Roman"/>
-          <w:sz w:val="24"/>
-        </w:rPr>
-        <w:t xml:space="preserve"> PDB </w:t>
-      </w:r>
-      <w:r>
-        <w:rPr>
-          <w:rFonts w:hint="eastAsia" w:ascii="Times New Roman" w:hAnsi="Times New Roman"/>
-          <w:sz w:val="24"/>
-        </w:rPr>
-        <w:t xml:space="preserve">条目进行</w:t>
-      </w:r>
-      <w:r>
-        <w:rPr>
-          <w:rFonts w:ascii="Times New Roman" w:hAnsi="Times New Roman"/>
-          <w:sz w:val="24"/>
-        </w:rPr>
-        <w:t xml:space="preserve"> 10,000 </w:t>
-      </w:r>
-      <w:r>
-        <w:rPr>
-          <w:rFonts w:hint="eastAsia" w:ascii="Times New Roman" w:hAnsi="Times New Roman"/>
-          <w:sz w:val="24"/>
-        </w:rPr>
-        <w:t xml:space="preserve">次</w:t>
-      </w:r>
-      <w:r>
-        <w:rPr>
-          <w:rFonts w:ascii="Times New Roman" w:hAnsi="Times New Roman"/>
-          <w:sz w:val="24"/>
-        </w:rPr>
-        <w:t xml:space="preserve"> bootstrap </w:t>
-      </w:r>
-      <w:r>
-        <w:rPr>
-          <w:rFonts w:hint="eastAsia" w:ascii="Times New Roman" w:hAnsi="Times New Roman"/>
-          <w:sz w:val="24"/>
-        </w:rPr>
-        <w:t xml:space="preserve">重采样得到的均值</w:t>
-      </w:r>
-      <w:r>
-        <w:rPr>
-          <w:rFonts w:ascii="Times New Roman" w:hAnsi="Times New Roman"/>
-          <w:sz w:val="24"/>
-        </w:rPr>
-        <w:t xml:space="preserve"> 95% </w:t>
-      </w:r>
-      <w:r>
-        <w:rPr>
-          <w:rFonts w:hint="eastAsia" w:ascii="Times New Roman" w:hAnsi="Times New Roman"/>
-          <w:sz w:val="24"/>
-        </w:rPr>
-        <w:t xml:space="preserve">区间。</w:t>
-      </w:r>
-    </w:p>
-    <w:p>
-      <w:pPr>
-        <w:pStyle w:val="ImageCaption"/>
-        <w:keepNext/>
-        <w:keepLines/>
-        <w:spacing w:line="240" w:lineRule="auto"/>
-        <w:ind w:firstLine="0"/>
-      </w:pPr>
-      <w:r>
-        <w:rPr>
-          <w:rFonts w:ascii="Times New Roman" w:hAnsi="Times New Roman"/>
-          <w:b/>
-          <w:bCs/>
-          <w:sz w:val="24"/>
-        </w:rPr>
-        <w:t xml:space="preserve">c</w:t>
-      </w:r>
-      <w:r>
-        <w:rPr>
-          <w:rFonts w:ascii="Times New Roman" w:hAnsi="Times New Roman"/>
-          <w:sz w:val="24"/>
-        </w:rPr>
-        <w:t xml:space="preserve">、</w:t>
-      </w:r>
-      <w:r>
-        <w:rPr>
-          <w:rFonts w:ascii="Times New Roman" w:hAnsi="Times New Roman"/>
-          <w:b/>
-          <w:bCs/>
-          <w:sz w:val="24"/>
-        </w:rPr>
-        <w:t xml:space="preserve">d</w:t>
-      </w:r>
-      <w:r>
-        <w:rPr>
-          <w:rFonts w:hint="eastAsia" w:ascii="Times New Roman" w:hAnsi="Times New Roman"/>
-          <w:sz w:val="24"/>
-        </w:rPr>
-        <w:t xml:space="preserve">，CA2</w:t>
-      </w:r>
-      <w:r>
-        <w:rPr>
-          <w:rFonts w:ascii="Times New Roman" w:hAnsi="Times New Roman"/>
-          <w:sz w:val="24"/>
-        </w:rPr>
-        <w:t xml:space="preserve"> </w:t>
-      </w:r>
-      <w:r>
-        <w:rPr>
-          <w:rFonts w:hint="eastAsia" w:ascii="Times New Roman" w:hAnsi="Times New Roman"/>
-          <w:sz w:val="24"/>
-        </w:rPr>
-        <w:t xml:space="preserve">受体条件下</w:t>
-      </w:r>
-      <w:r>
-        <w:rPr>
-          <w:rFonts w:ascii="Times New Roman" w:hAnsi="Times New Roman"/>
-          <w:sz w:val="24"/>
-        </w:rPr>
-        <w:t xml:space="preserve"> LigandSeek2-Find </w:t>
-      </w:r>
-      <w:r>
-        <w:rPr>
-          <w:rFonts w:hint="eastAsia" w:ascii="Times New Roman" w:hAnsi="Times New Roman"/>
-          <w:sz w:val="24"/>
-        </w:rPr>
-        <w:t xml:space="preserve">与</w:t>
-      </w:r>
-      <w:r>
-        <w:rPr>
-          <w:rFonts w:ascii="Times New Roman" w:hAnsi="Times New Roman"/>
-          <w:sz w:val="24"/>
-        </w:rPr>
-        <w:t xml:space="preserve"> LigandSeek </w:t>
-      </w:r>
-      <w:r>
-        <w:rPr>
-          <w:rFonts w:hint="eastAsia" w:ascii="Times New Roman" w:hAnsi="Times New Roman"/>
-          <w:sz w:val="24"/>
-        </w:rPr>
-        <w:t xml:space="preserve">的逐</w:t>
-      </w:r>
-      <w:r>
-        <w:rPr>
-          <w:rFonts w:ascii="Times New Roman" w:hAnsi="Times New Roman"/>
-          <w:sz w:val="24"/>
-        </w:rPr>
-        <w:t xml:space="preserve"> PDB </w:t>
-      </w:r>
-      <w:r>
-        <w:rPr>
-          <w:rFonts w:hint="eastAsia" w:ascii="Times New Roman" w:hAnsi="Times New Roman"/>
-          <w:sz w:val="24"/>
-        </w:rPr>
-        <w:t xml:space="preserve">直接比较。全配体中，LigandSeek2-Find</w:t>
-      </w:r>
-      <w:r>
-        <w:rPr>
-          <w:rFonts w:ascii="Times New Roman" w:hAnsi="Times New Roman"/>
-          <w:sz w:val="24"/>
-        </w:rPr>
-        <w:t xml:space="preserve"> </w:t>
-      </w:r>
-      <w:r>
-        <w:rPr>
-          <w:rFonts w:hint="eastAsia" w:ascii="Times New Roman" w:hAnsi="Times New Roman"/>
-          <w:sz w:val="24"/>
-        </w:rPr>
-        <w:t xml:space="preserve">更高、相等、更低的</w:t>
-      </w:r>
-      <w:r>
-        <w:rPr>
-          <w:rFonts w:ascii="Times New Roman" w:hAnsi="Times New Roman"/>
-          <w:sz w:val="24"/>
-        </w:rPr>
-        <w:t xml:space="preserve"> PDB </w:t>
-      </w:r>
-      <w:r>
-        <w:rPr>
-          <w:rFonts w:hint="eastAsia" w:ascii="Times New Roman" w:hAnsi="Times New Roman"/>
-          <w:sz w:val="24"/>
-        </w:rPr>
-        <w:t xml:space="preserve">数分别为</w:t>
-      </w:r>
-      <w:r>
-        <w:rPr>
-          <w:rFonts w:ascii="Times New Roman" w:hAnsi="Times New Roman"/>
-          <w:sz w:val="24"/>
-        </w:rPr>
-        <w:t xml:space="preserve"> </w:t>
-      </w:r>
-      <w:r>
-        <w:rPr>
-          <w:rFonts w:hint="eastAsia" w:ascii="Times New Roman" w:hAnsi="Times New Roman"/>
-          <w:sz w:val="24"/>
-        </w:rPr>
-        <w:t xml:space="preserve">79、69、31；小分子中分别为</w:t>
-      </w:r>
-      <w:r>
-        <w:rPr>
-          <w:rFonts w:ascii="Times New Roman" w:hAnsi="Times New Roman"/>
-          <w:sz w:val="24"/>
-        </w:rPr>
-        <w:t xml:space="preserve"> 27、46、21。</w:t>
-      </w:r>
-    </w:p>
-    <w:p>
-      <w:pPr>
-        <w:pStyle w:val="ImageCaption"/>
-        <w:keepNext w:val="0"/>
-        <w:keepLines/>
-        <w:spacing w:line="240" w:lineRule="auto"/>
-        <w:ind w:firstLine="0"/>
-      </w:pPr>
-      <w:r>
-        <w:rPr>
-          <w:rFonts w:ascii="Times New Roman" w:hAnsi="Times New Roman"/>
-          <w:b/>
-          <w:bCs/>
-          <w:sz w:val="24"/>
-        </w:rPr>
-        <w:t xml:space="preserve">e</w:t>
-      </w:r>
-      <w:r>
-        <w:rPr>
-          <w:rFonts w:ascii="Times New Roman" w:hAnsi="Times New Roman"/>
-          <w:sz w:val="24"/>
-        </w:rPr>
-        <w:t xml:space="preserve">、</w:t>
-      </w:r>
-      <w:r>
-        <w:rPr>
-          <w:rFonts w:ascii="Times New Roman" w:hAnsi="Times New Roman"/>
-          <w:b/>
-          <w:bCs/>
-          <w:sz w:val="24"/>
-        </w:rPr>
-        <w:t xml:space="preserve">f</w:t>
-      </w:r>
-      <w:r>
-        <w:rPr>
-          <w:rFonts w:hint="eastAsia" w:ascii="Times New Roman" w:hAnsi="Times New Roman"/>
-          <w:sz w:val="24"/>
-        </w:rPr>
-        <w:t xml:space="preserve">，CA2</w:t>
-      </w:r>
-      <w:r>
-        <w:rPr>
-          <w:rFonts w:ascii="Times New Roman" w:hAnsi="Times New Roman"/>
-          <w:sz w:val="24"/>
-        </w:rPr>
-        <w:t xml:space="preserve"> </w:t>
-      </w:r>
-      <w:r>
-        <w:rPr>
-          <w:rFonts w:hint="eastAsia" w:ascii="Times New Roman" w:hAnsi="Times New Roman"/>
-          <w:sz w:val="24"/>
-        </w:rPr>
-        <w:t xml:space="preserve">受体条件下，覆盖阈值为</w:t>
-      </w:r>
-      <w:r>
-        <w:rPr>
-          <w:rFonts w:ascii="Times New Roman" w:hAnsi="Times New Roman"/>
-          <w:sz w:val="24"/>
-        </w:rPr>
-        <w:t xml:space="preserve"> 0.3 </w:t>
-      </w:r>
-      <w:r>
-        <w:rPr>
-          <w:rFonts w:hint="eastAsia" w:ascii="Times New Roman" w:hAnsi="Times New Roman"/>
-          <w:sz w:val="24"/>
-        </w:rPr>
-        <w:t xml:space="preserve">的一对一精确率和召回率。每个点代表一个</w:t>
-      </w:r>
-      <w:r>
-        <w:rPr>
-          <w:rFonts w:ascii="Times New Roman" w:hAnsi="Times New Roman"/>
-          <w:sz w:val="24"/>
-        </w:rPr>
-        <w:t xml:space="preserve"> PDB </w:t>
-      </w:r>
-      <w:r>
-        <w:rPr>
-          <w:rFonts w:hint="eastAsia" w:ascii="Times New Roman" w:hAnsi="Times New Roman"/>
-          <w:sz w:val="24"/>
-        </w:rPr>
-        <w:t xml:space="preserve">条目；白色空心圆和粗线分别表示中位数和四分位区间。</w:t>
-      </w:r>
-    </w:p>
-    <w:p>
-      <w:pPr>
-        <w:pStyle w:val="TableCaption"/>
-        <w:keepNext/>
-        <w:spacing w:line="480" w:lineRule="auto"/>
-        <w:ind w:firstLine="0"/>
-        <w:pageBreakBefore/>
-      </w:pPr>
-      <w:r>
-        <w:rPr>
-          <w:rFonts w:hint="eastAsia" w:ascii="Times New Roman" w:hAnsi="Times New Roman"/>
-          <w:b/>
-          <w:i w:val="0"/>
-          <w:sz w:val="24"/>
-        </w:rPr>
-        <w:t xml:space="preserve">表</w:t>
-      </w:r>
-      <w:r>
-        <w:rPr>
-          <w:rFonts w:ascii="Times New Roman" w:hAnsi="Times New Roman"/>
-          <w:b/>
-          <w:i w:val="0"/>
-          <w:sz w:val="24"/>
-        </w:rPr>
-        <w:t xml:space="preserve"> 3 | </w:t>
-      </w:r>
-      <w:r>
-        <w:rPr>
-          <w:rFonts w:hint="eastAsia" w:ascii="Times New Roman" w:hAnsi="Times New Roman"/>
-          <w:b/>
-          <w:i w:val="0"/>
-          <w:sz w:val="24"/>
-        </w:rPr>
-        <w:t xml:space="preserve">两代</w:t>
-      </w:r>
-      <w:r>
-        <w:rPr>
-          <w:rFonts w:ascii="Times New Roman" w:hAnsi="Times New Roman"/>
-          <w:b/>
-          <w:i w:val="0"/>
-          <w:sz w:val="24"/>
-        </w:rPr>
-        <w:t xml:space="preserve"> LigandSeek </w:t>
-      </w:r>
-      <w:r>
-        <w:rPr>
-          <w:rFonts w:hint="eastAsia" w:ascii="Times New Roman" w:hAnsi="Times New Roman"/>
-          <w:b/>
-          <w:i w:val="0"/>
-          <w:sz w:val="24"/>
-        </w:rPr>
-        <w:t xml:space="preserve">在完整测试集和小分子测试子集上的</w:t>
-      </w:r>
-      <w:r>
-        <w:rPr>
-          <w:rFonts w:ascii="Times New Roman" w:hAnsi="Times New Roman"/>
-          <w:b/>
-          <w:i w:val="0"/>
-          <w:sz w:val="24"/>
-        </w:rPr>
-        <w:t xml:space="preserve"> Stage1 </w:t>
-      </w:r>
-      <w:r>
-        <w:rPr>
-          <w:rFonts w:hint="eastAsia" w:ascii="Times New Roman" w:hAnsi="Times New Roman"/>
-          <w:b/>
-          <w:i w:val="0"/>
-          <w:sz w:val="24"/>
-        </w:rPr>
-        <w:t xml:space="preserve">检测表现。</w:t>
-      </w:r>
-    </w:p>
-    <w:tbl>
-      <w:tblPr>
-        <w:tblW w:type="pct" w:w="5000"/>
-        <w:tblLayout w:type="fixed"/>
-        <w:tblCaption w:val="表 3 | 两代 LigandSeek 在完整测试集和小分子测试子集上的 Stage1 检测表现。"/>
-        <w:tblDescription w:val="MDBOOKTABS_{&quot;headers&quot;:2,&quot;groups&quot;:[2,5],&quot;widths&quot;:[0.28,0.12,0.12,0.12,0.12,0.12,0.12],&quot;pagination&quot;:&quot;rows&quot;}"/>
-        <w:tblBorders>
-          <w:top w:val="single" w:sz="6" w:color="000000"/>
-          <w:bottom w:val="single" w:sz="6" w:color="000000"/>
-          <w:left w:val="nil" w:sz="6" w:color="000000"/>
-          <w:right w:val="nil" w:sz="6" w:color="000000"/>
-          <w:insideH w:val="nil" w:sz="6" w:color="000000"/>
-          <w:insideV w:val="nil" w:sz="6" w:color="000000"/>
-        </w:tblBorders>
-      </w:tblPr>
-      <w:tblGrid>
-        <w:gridCol w:w="2528"/>
-        <w:gridCol w:w="1083"/>
-        <w:gridCol w:w="1083"/>
-        <w:gridCol w:w="1083"/>
-        <w:gridCol w:w="1083"/>
-        <w:gridCol w:w="1083"/>
-        <w:gridCol w:w="1083"/>
-      </w:tblGrid>
-      <w:tr>
-        <w:trPr>
-          <w:tblHeader w:val="on"/>
-          <w:cantSplit/>
-        </w:trPr>
-        <w:tc>
-          <w:tcPr>
-            <w:tcW w:type="dxa" w:w="2528"/>
-            <w:vMerge w:val="restart"/>
-            <w:vAlign w:val="center"/>
-            <w:noWrap/>
-            <w:tcMar>
-              <w:top w:w="30" w:type="dxa"/>
-              <w:bottom w:w="30" w:type="dxa"/>
-              <w:left w:w="45" w:type="dxa"/>
-              <w:right w:w="45" w:type="dxa"/>
-            </w:tcMar>
-          </w:tcPr>
-          <w:p>
-            <w:pPr>
-              <w:pStyle w:val="Compact"/>
-              <w:keepNext w:val="0"/>
-              <w:keepLines w:val="0"/>
-              <w:pageBreakBefore w:val="0"/>
-              <w:spacing w:line="240" w:lineRule="auto" w:before="0" w:after="0"/>
-              <w:ind w:firstLine="0"/>
-              <w:jc w:val="left"/>
-            </w:pPr>
-            <w:r>
-              <w:rPr>
-                <w:rFonts w:hint="eastAsia" w:ascii="Times New Roman" w:hAnsi="Times New Roman"/>
-                <w:b w:val="0"/>
-                <w:sz w:val="20"/>
-              </w:rPr>
-              <w:t xml:space="preserve">模型</w:t>
-            </w:r>
-          </w:p>
-        </w:tc>
-        <w:tc>
-          <w:tcPr>
-            <w:tcW w:type="dxa" w:w="3250"/>
-            <w:gridSpan w:val="3"/>
-            <w:vAlign w:val="center"/>
-            <w:noWrap/>
-            <w:tcMar>
-              <w:top w:w="30" w:type="dxa"/>
-              <w:bottom w:w="30" w:type="dxa"/>
-              <w:left w:w="45" w:type="dxa"/>
-              <w:right w:w="45" w:type="dxa"/>
-            </w:tcMar>
-          </w:tcPr>
-          <w:p>
-            <w:pPr>
-              <w:pStyle w:val="Compact"/>
-              <w:keepNext w:val="0"/>
-              <w:keepLines w:val="0"/>
-              <w:pageBreakBefore w:val="0"/>
-              <w:spacing w:line="240" w:lineRule="auto" w:before="0" w:after="0"/>
-              <w:ind w:firstLine="0"/>
-              <w:jc w:val="center"/>
-            </w:pPr>
-            <w:r>
-              <w:rPr>
-                <w:rFonts w:ascii="Times New Roman" w:hAnsi="Times New Roman"/>
-                <w:b w:val="0"/>
-                <w:sz w:val="20"/>
-              </w:rPr>
-              <w:t xml:space="preserve">CA2 </w:t>
-            </w:r>
-            <w:r>
-              <w:rPr>
-                <w:rFonts w:hint="eastAsia" w:ascii="Times New Roman" w:hAnsi="Times New Roman"/>
-                <w:b w:val="0"/>
-                <w:sz w:val="20"/>
-              </w:rPr>
-              <w:t xml:space="preserve">受体</w:t>
-            </w:r>
-          </w:p>
-        </w:tc>
-        <w:tc>
-          <w:tcPr>
-            <w:tcW w:type="dxa" w:w="3250"/>
-            <w:gridSpan w:val="3"/>
-            <w:vAlign w:val="center"/>
-            <w:noWrap/>
-            <w:tcMar>
-              <w:top w:w="30" w:type="dxa"/>
-              <w:bottom w:w="30" w:type="dxa"/>
-              <w:left w:w="45" w:type="dxa"/>
-              <w:right w:w="45" w:type="dxa"/>
-            </w:tcMar>
-          </w:tcPr>
-          <w:p>
-            <w:pPr>
-              <w:pStyle w:val="Compact"/>
-              <w:keepNext w:val="0"/>
-              <w:keepLines w:val="0"/>
-              <w:pageBreakBefore w:val="0"/>
-              <w:spacing w:line="240" w:lineRule="auto" w:before="0" w:after="0"/>
-              <w:ind w:firstLine="0"/>
-              <w:jc w:val="center"/>
-            </w:pPr>
-            <w:r>
-              <w:rPr>
-                <w:rFonts w:hint="eastAsia" w:ascii="Times New Roman" w:hAnsi="Times New Roman"/>
-                <w:b w:val="0"/>
-                <w:sz w:val="20"/>
-              </w:rPr>
-              <w:t xml:space="preserve">沉积受体</w:t>
-            </w:r>
-          </w:p>
-        </w:tc>
-      </w:tr>
-      <w:tr>
-        <w:trPr>
-          <w:tblHeader w:val="on"/>
-          <w:cantSplit/>
-        </w:trPr>
-        <w:tc>
-          <w:tcPr>
-            <w:tcW w:type="dxa" w:w="2528"/>
-            <w:gridSpan w:val="1"/>
-            <w:vMerge w:val="continue"/>
-            <w:vAlign w:val="center"/>
-            <w:noWrap/>
-            <w:tcMar>
-              <w:top w:w="30" w:type="dxa"/>
-              <w:bottom w:w="30" w:type="dxa"/>
-              <w:left w:w="45" w:type="dxa"/>
-              <w:right w:w="45" w:type="dxa"/>
-            </w:tcMar>
-            <w:tcBorders>
-              <w:bottom w:val="single" w:sz="4" w:color="000000"/>
-            </w:tcBorders>
-          </w:tcPr>
-          <w:p>
-            <w:pPr>
-              <w:keepNext w:val="0"/>
-              <w:keepLines w:val="0"/>
-              <w:pageBreakBefore w:val="0"/>
-              <w:spacing w:line="240" w:lineRule="auto" w:before="0" w:after="0"/>
-              <w:ind w:firstLine="0"/>
-              <w:jc w:val="left"/>
-            </w:pPr>
-          </w:p>
-        </w:tc>
-        <w:tc>
-          <w:tcPr>
-            <w:tcW w:type="dxa" w:w="1083"/>
-            <w:vAlign w:val="center"/>
-            <w:noWrap/>
-            <w:tcMar>
-              <w:top w:w="30" w:type="dxa"/>
-              <w:bottom w:w="30" w:type="dxa"/>
-              <w:left w:w="45" w:type="dxa"/>
-              <w:right w:w="45" w:type="dxa"/>
-            </w:tcMar>
-            <w:tcBorders>
-              <w:bottom w:val="single" w:sz="4" w:color="000000"/>
-            </w:tcBorders>
-          </w:tcPr>
-          <w:p>
-            <w:pPr>
-              <w:pStyle w:val="Compact"/>
-              <w:keepNext w:val="0"/>
-              <w:keepLines w:val="0"/>
-              <w:pageBreakBefore w:val="0"/>
-              <w:spacing w:line="240" w:lineRule="auto" w:before="0" w:after="0"/>
-              <w:ind w:firstLine="0"/>
-              <w:jc w:val="center"/>
-            </w:pPr>
-            <w:r>
-              <w:rPr>
-                <w:rFonts w:ascii="Times New Roman" w:hAnsi="Times New Roman"/>
-                <w:b w:val="0"/>
-                <w:sz w:val="20"/>
-              </w:rPr>
-              <w:t xml:space="preserve">Dice</w:t>
-            </w:r>
-          </w:p>
-        </w:tc>
-        <w:tc>
-          <w:tcPr>
-            <w:tcW w:type="dxa" w:w="1083"/>
-            <w:vAlign w:val="center"/>
-            <w:noWrap/>
-            <w:tcMar>
-              <w:top w:w="30" w:type="dxa"/>
-              <w:bottom w:w="30" w:type="dxa"/>
-              <w:left w:w="45" w:type="dxa"/>
-              <w:right w:w="45" w:type="dxa"/>
-            </w:tcMar>
-            <w:tcBorders>
-              <w:bottom w:val="single" w:sz="4" w:color="000000"/>
-            </w:tcBorders>
-          </w:tcPr>
-          <w:p>
-            <w:pPr>
-              <w:pStyle w:val="Compact"/>
-              <w:keepNext w:val="0"/>
-              <w:keepLines w:val="0"/>
-              <w:pageBreakBefore w:val="0"/>
-              <w:spacing w:line="240" w:lineRule="auto" w:before="0" w:after="0"/>
-              <w:ind w:firstLine="0"/>
-              <w:jc w:val="center"/>
-            </w:pPr>
-            <m:oMath>
-              <m:sSub>
-                <m:e>
-                  <m:r>
-                    <m:rPr>
-                      <m:sty m:val="p"/>
-                    </m:rPr>
-                    <w:rPr>
-                      <w:sz w:val="20"/>
-                      <w:szCs w:val="20"/>
-                    </w:rPr>
-                    <m:t>P</m:t>
-                  </m:r>
-                  <m:r>
-                    <m:rPr>
-                      <m:sty m:val="p"/>
-                    </m:rPr>
-                    <w:rPr>
-                      <w:sz w:val="20"/>
-                      <w:szCs w:val="20"/>
-                    </w:rPr>
-                    <m:t>R</m:t>
-                  </m:r>
-                  <m:r>
-                    <m:rPr>
-                      <m:sty m:val="p"/>
-                    </m:rPr>
-                    <w:rPr>
-                      <w:sz w:val="20"/>
-                      <w:szCs w:val="20"/>
-                    </w:rPr>
-                    <m:t>A</m:t>
-                  </m:r>
-                  <m:r>
-                    <m:rPr>
-                      <m:sty m:val="p"/>
-                    </m:rPr>
-                    <w:rPr>
-                      <w:sz w:val="20"/>
-                      <w:szCs w:val="20"/>
-                    </w:rPr>
-                    <m:t>U</m:t>
-                  </m:r>
-                  <m:r>
-                    <m:rPr>
-                      <m:sty m:val="p"/>
-                    </m:rPr>
-                    <w:rPr>
-                      <w:sz w:val="20"/>
-                      <w:szCs w:val="20"/>
-                    </w:rPr>
-                    <m:t>C</m:t>
-                  </m:r>
-                </m:e>
-                <m:sub>
-                  <m:r>
-                    <w:rPr>
-                      <w:sz w:val="20"/>
-                      <w:szCs w:val="20"/>
-                    </w:rPr>
-                    <m:t>0.3</m:t>
-                  </m:r>
-                </m:sub>
-              </m:sSub>
-            </m:oMath>
-          </w:p>
-        </w:tc>
-        <w:tc>
-          <w:tcPr>
-            <w:tcW w:type="dxa" w:w="1083"/>
-            <w:vAlign w:val="center"/>
-            <w:noWrap/>
-            <w:tcMar>
-              <w:top w:w="30" w:type="dxa"/>
-              <w:bottom w:w="30" w:type="dxa"/>
-              <w:left w:w="45" w:type="dxa"/>
-              <w:right w:w="45" w:type="dxa"/>
-            </w:tcMar>
-            <w:tcBorders>
-              <w:bottom w:val="single" w:sz="4" w:color="000000"/>
-            </w:tcBorders>
-          </w:tcPr>
-          <w:p>
-            <w:pPr>
-              <w:pStyle w:val="Compact"/>
-              <w:keepNext w:val="0"/>
-              <w:keepLines w:val="0"/>
-              <w:pageBreakBefore w:val="0"/>
-              <w:spacing w:line="240" w:lineRule="auto" w:before="0" w:after="0"/>
-              <w:ind w:firstLine="0"/>
-              <w:jc w:val="center"/>
-            </w:pPr>
-            <m:oMath>
-              <m:sSub>
-                <m:e>
-                  <m:r>
-                    <m:rPr>
-                      <m:sty m:val="p"/>
-                    </m:rPr>
-                    <w:rPr>
-                      <w:sz w:val="20"/>
-                      <w:szCs w:val="20"/>
-                    </w:rPr>
-                    <m:t>P</m:t>
-                  </m:r>
-                  <m:r>
-                    <m:rPr>
-                      <m:sty m:val="p"/>
-                    </m:rPr>
-                    <w:rPr>
-                      <w:sz w:val="20"/>
-                      <w:szCs w:val="20"/>
-                    </w:rPr>
-                    <m:t>R</m:t>
-                  </m:r>
-                  <m:r>
-                    <m:rPr>
-                      <m:sty m:val="p"/>
-                    </m:rPr>
-                    <w:rPr>
-                      <w:sz w:val="20"/>
-                      <w:szCs w:val="20"/>
-                    </w:rPr>
-                    <m:t>A</m:t>
-                  </m:r>
-                  <m:r>
-                    <m:rPr>
-                      <m:sty m:val="p"/>
-                    </m:rPr>
-                    <w:rPr>
-                      <w:sz w:val="20"/>
-                      <w:szCs w:val="20"/>
-                    </w:rPr>
-                    <m:t>U</m:t>
-                  </m:r>
-                  <m:r>
-                    <m:rPr>
-                      <m:sty m:val="p"/>
-                    </m:rPr>
-                    <w:rPr>
-                      <w:sz w:val="20"/>
-                      <w:szCs w:val="20"/>
-                    </w:rPr>
-                    <m:t>C</m:t>
-                  </m:r>
-                </m:e>
-                <m:sub>
-                  <m:r>
-                    <w:rPr>
-                      <w:sz w:val="20"/>
-                      <w:szCs w:val="20"/>
-                    </w:rPr>
-                    <m:t>0.5</m:t>
-                  </m:r>
-                </m:sub>
-              </m:sSub>
-            </m:oMath>
-          </w:p>
-        </w:tc>
-        <w:tc>
-          <w:tcPr>
-            <w:tcW w:type="dxa" w:w="1083"/>
-            <w:vAlign w:val="center"/>
-            <w:noWrap/>
-            <w:tcMar>
-              <w:top w:w="30" w:type="dxa"/>
-              <w:bottom w:w="30" w:type="dxa"/>
-              <w:left w:w="45" w:type="dxa"/>
-              <w:right w:w="45" w:type="dxa"/>
-            </w:tcMar>
-            <w:tcBorders>
-              <w:bottom w:val="single" w:sz="4" w:color="000000"/>
-            </w:tcBorders>
-          </w:tcPr>
-          <w:p>
-            <w:pPr>
-              <w:pStyle w:val="Compact"/>
-              <w:keepNext w:val="0"/>
-              <w:keepLines w:val="0"/>
-              <w:pageBreakBefore w:val="0"/>
-              <w:spacing w:line="240" w:lineRule="auto" w:before="0" w:after="0"/>
-              <w:ind w:firstLine="0"/>
-              <w:jc w:val="center"/>
-            </w:pPr>
-            <w:r>
-              <w:rPr>
-                <w:rFonts w:ascii="Times New Roman" w:hAnsi="Times New Roman"/>
-                <w:b w:val="0"/>
-                <w:sz w:val="20"/>
-              </w:rPr>
-              <w:t xml:space="preserve">Dice</w:t>
-            </w:r>
-          </w:p>
-        </w:tc>
-        <w:tc>
-          <w:tcPr>
-            <w:tcW w:type="dxa" w:w="1083"/>
-            <w:vAlign w:val="center"/>
-            <w:noWrap/>
-            <w:tcMar>
-              <w:top w:w="30" w:type="dxa"/>
-              <w:bottom w:w="30" w:type="dxa"/>
-              <w:left w:w="45" w:type="dxa"/>
-              <w:right w:w="45" w:type="dxa"/>
-            </w:tcMar>
-            <w:tcBorders>
-              <w:bottom w:val="single" w:sz="4" w:color="000000"/>
-            </w:tcBorders>
-          </w:tcPr>
-          <w:p>
-            <w:pPr>
-              <w:pStyle w:val="Compact"/>
-              <w:keepNext w:val="0"/>
-              <w:keepLines w:val="0"/>
-              <w:pageBreakBefore w:val="0"/>
-              <w:spacing w:line="240" w:lineRule="auto" w:before="0" w:after="0"/>
-              <w:ind w:firstLine="0"/>
-              <w:jc w:val="center"/>
-            </w:pPr>
-            <m:oMath>
-              <m:sSub>
-                <m:e>
-                  <m:r>
-                    <m:rPr>
-                      <m:sty m:val="p"/>
-                    </m:rPr>
-                    <w:rPr>
-                      <w:sz w:val="20"/>
-                      <w:szCs w:val="20"/>
-                    </w:rPr>
-                    <m:t>P</m:t>
-                  </m:r>
-                  <m:r>
-                    <m:rPr>
-                      <m:sty m:val="p"/>
-                    </m:rPr>
-                    <w:rPr>
-                      <w:sz w:val="20"/>
-                      <w:szCs w:val="20"/>
-                    </w:rPr>
-                    <m:t>R</m:t>
-                  </m:r>
-                  <m:r>
-                    <m:rPr>
-                      <m:sty m:val="p"/>
-                    </m:rPr>
-                    <w:rPr>
-                      <w:sz w:val="20"/>
-                      <w:szCs w:val="20"/>
-                    </w:rPr>
-                    <m:t>A</m:t>
-                  </m:r>
-                  <m:r>
-                    <m:rPr>
-                      <m:sty m:val="p"/>
-                    </m:rPr>
-                    <w:rPr>
-                      <w:sz w:val="20"/>
-                      <w:szCs w:val="20"/>
-                    </w:rPr>
-                    <m:t>U</m:t>
-                  </m:r>
-                  <m:r>
-                    <m:rPr>
-                      <m:sty m:val="p"/>
-                    </m:rPr>
-                    <w:rPr>
-                      <w:sz w:val="20"/>
-                      <w:szCs w:val="20"/>
-                    </w:rPr>
-                    <m:t>C</m:t>
-                  </m:r>
-                </m:e>
-                <m:sub>
-                  <m:r>
-                    <w:rPr>
-                      <w:sz w:val="20"/>
-                      <w:szCs w:val="20"/>
-                    </w:rPr>
-                    <m:t>0.3</m:t>
-                  </m:r>
-                </m:sub>
-              </m:sSub>
-            </m:oMath>
-          </w:p>
-        </w:tc>
-        <w:tc>
-          <w:tcPr>
-            <w:tcW w:type="dxa" w:w="1083"/>
-            <w:vAlign w:val="center"/>
-            <w:noWrap/>
-            <w:tcMar>
-              <w:top w:w="30" w:type="dxa"/>
-              <w:bottom w:w="30" w:type="dxa"/>
-              <w:left w:w="45" w:type="dxa"/>
-              <w:right w:w="45" w:type="dxa"/>
-            </w:tcMar>
-            <w:tcBorders>
-              <w:bottom w:val="single" w:sz="4" w:color="000000"/>
-            </w:tcBorders>
-          </w:tcPr>
-          <w:p>
-            <w:pPr>
-              <w:pStyle w:val="Compact"/>
-              <w:keepNext w:val="0"/>
-              <w:keepLines w:val="0"/>
-              <w:pageBreakBefore w:val="0"/>
-              <w:spacing w:line="240" w:lineRule="auto" w:before="0" w:after="0"/>
-              <w:ind w:firstLine="0"/>
-              <w:jc w:val="center"/>
-            </w:pPr>
-            <m:oMath>
-              <m:sSub>
-                <m:e>
-                  <m:r>
-                    <m:rPr>
-                      <m:sty m:val="p"/>
-                    </m:rPr>
-                    <w:rPr>
-                      <w:sz w:val="20"/>
-                      <w:szCs w:val="20"/>
-                    </w:rPr>
-                    <m:t>P</m:t>
-                  </m:r>
-                  <m:r>
-                    <m:rPr>
-                      <m:sty m:val="p"/>
-                    </m:rPr>
-                    <w:rPr>
-                      <w:sz w:val="20"/>
-                      <w:szCs w:val="20"/>
-                    </w:rPr>
-                    <m:t>R</m:t>
-                  </m:r>
-                  <m:r>
-                    <m:rPr>
-                      <m:sty m:val="p"/>
-                    </m:rPr>
-                    <w:rPr>
-                      <w:sz w:val="20"/>
-                      <w:szCs w:val="20"/>
-                    </w:rPr>
-                    <m:t>A</m:t>
-                  </m:r>
-                  <m:r>
-                    <m:rPr>
-                      <m:sty m:val="p"/>
-                    </m:rPr>
-                    <w:rPr>
-                      <w:sz w:val="20"/>
-                      <w:szCs w:val="20"/>
-                    </w:rPr>
-                    <m:t>U</m:t>
-                  </m:r>
-                  <m:r>
-                    <m:rPr>
-                      <m:sty m:val="p"/>
-                    </m:rPr>
-                    <w:rPr>
-                      <w:sz w:val="20"/>
-                      <w:szCs w:val="20"/>
-                    </w:rPr>
-                    <m:t>C</m:t>
-                  </m:r>
-                </m:e>
-                <m:sub>
-                  <m:r>
-                    <w:rPr>
-                      <w:sz w:val="20"/>
-                      <w:szCs w:val="20"/>
-                    </w:rPr>
-                    <m:t>0.5</m:t>
-                  </m:r>
-                </m:sub>
-              </m:sSub>
-            </m:oMath>
-          </w:p>
-        </w:tc>
-      </w:tr>
-      <w:tr>
-        <w:trPr>
-          <w:cantSplit/>
-        </w:trPr>
-        <w:tc>
-          <w:tcPr>
-            <w:tcW w:type="dxa" w:w="9029"/>
-            <w:gridSpan w:val="7"/>
-            <w:vAlign w:val="center"/>
-            <w:noWrap/>
-            <w:tcMar>
-              <w:top w:w="30" w:type="dxa"/>
-              <w:bottom w:w="30" w:type="dxa"/>
-              <w:left w:w="45" w:type="dxa"/>
-              <w:right w:w="45" w:type="dxa"/>
-            </w:tcMar>
-          </w:tcPr>
-          <w:p>
-            <w:pPr>
-              <w:pStyle w:val="Compact"/>
-              <w:keepNext w:val="0"/>
-              <w:keepLines w:val="0"/>
-              <w:pageBreakBefore w:val="0"/>
-              <w:spacing w:line="240" w:lineRule="auto" w:before="0" w:after="0"/>
-              <w:ind w:firstLine="0"/>
-              <w:jc w:val="left"/>
-            </w:pPr>
-            <w:r>
-              <w:rPr>
-                <w:rFonts w:hint="eastAsia" w:ascii="Times New Roman" w:hAnsi="Times New Roman"/>
-                <w:i/>
-                <w:iCs/>
-                <w:sz w:val="20"/>
-              </w:rPr>
-              <w:t xml:space="preserve">全配体</w:t>
-            </w:r>
-          </w:p>
-        </w:tc>
-      </w:tr>
-      <w:tr>
-        <w:trPr>
-          <w:cantSplit/>
-        </w:trPr>
-        <w:tc>
-          <w:tcPr>
-            <w:tcW w:type="dxa" w:w="2528"/>
-            <w:vAlign w:val="center"/>
-            <w:noWrap/>
-            <w:tcMar>
-              <w:top w:w="30" w:type="dxa"/>
-              <w:bottom w:w="30" w:type="dxa"/>
-              <w:left w:w="45" w:type="dxa"/>
-              <w:right w:w="45" w:type="dxa"/>
-            </w:tcMar>
-          </w:tcPr>
-          <w:p>
-            <w:pPr>
-              <w:pStyle w:val="Compact"/>
-              <w:keepNext w:val="0"/>
-              <w:keepLines w:val="0"/>
-              <w:pageBreakBefore w:val="0"/>
-              <w:spacing w:line="240" w:lineRule="auto" w:before="0" w:after="0"/>
-              <w:ind w:firstLine="0"/>
-              <w:jc w:val="left"/>
-            </w:pPr>
-            <w:r>
-              <w:rPr>
-                <w:rFonts w:ascii="Times New Roman" w:hAnsi="Times New Roman"/>
-                <w:sz w:val="20"/>
-              </w:rPr>
-              <w:t xml:space="preserve">LigandSeek</w:t>
-            </w:r>
-          </w:p>
-        </w:tc>
-        <w:tc>
-          <w:tcPr>
-            <w:tcW w:type="dxa" w:w="1083"/>
-            <w:vAlign w:val="center"/>
-            <w:noWrap/>
-            <w:tcMar>
-              <w:top w:w="30" w:type="dxa"/>
-              <w:bottom w:w="30" w:type="dxa"/>
-              <w:left w:w="45" w:type="dxa"/>
-              <w:right w:w="45" w:type="dxa"/>
-            </w:tcMar>
-          </w:tcPr>
-          <w:p>
-            <w:pPr>
-              <w:pStyle w:val="Compact"/>
-              <w:keepNext w:val="0"/>
-              <w:keepLines w:val="0"/>
-              <w:pageBreakBefore w:val="0"/>
-              <w:spacing w:line="240" w:lineRule="auto" w:before="0" w:after="0"/>
-              <w:ind w:firstLine="0"/>
-              <w:jc w:val="center"/>
-            </w:pPr>
-            <w:r>
-              <w:rPr>
-                <w:rFonts w:ascii="Times New Roman" w:hAnsi="Times New Roman"/>
-                <w:sz w:val="20"/>
-              </w:rPr>
-              <w:t xml:space="preserve">0.355</w:t>
-            </w:r>
-          </w:p>
-        </w:tc>
-        <w:tc>
-          <w:tcPr>
-            <w:tcW w:type="dxa" w:w="1083"/>
-            <w:vAlign w:val="center"/>
-            <w:noWrap/>
-            <w:tcMar>
-              <w:top w:w="30" w:type="dxa"/>
-              <w:bottom w:w="30" w:type="dxa"/>
-              <w:left w:w="45" w:type="dxa"/>
-              <w:right w:w="45" w:type="dxa"/>
-            </w:tcMar>
-          </w:tcPr>
-          <w:p>
-            <w:pPr>
-              <w:pStyle w:val="Compact"/>
-              <w:keepNext w:val="0"/>
-              <w:keepLines w:val="0"/>
-              <w:pageBreakBefore w:val="0"/>
-              <w:spacing w:line="240" w:lineRule="auto" w:before="0" w:after="0"/>
-              <w:ind w:firstLine="0"/>
-              <w:jc w:val="center"/>
-            </w:pPr>
-            <w:r>
-              <w:rPr>
-                <w:rFonts w:ascii="Times New Roman" w:hAnsi="Times New Roman"/>
-                <w:sz w:val="20"/>
-              </w:rPr>
-              <w:t xml:space="preserve">0.440</w:t>
-            </w:r>
-          </w:p>
-        </w:tc>
-        <w:tc>
-          <w:tcPr>
-            <w:tcW w:type="dxa" w:w="1083"/>
-            <w:vAlign w:val="center"/>
-            <w:noWrap/>
-            <w:tcMar>
-              <w:top w:w="30" w:type="dxa"/>
-              <w:bottom w:w="30" w:type="dxa"/>
-              <w:left w:w="45" w:type="dxa"/>
-              <w:right w:w="45" w:type="dxa"/>
-            </w:tcMar>
-          </w:tcPr>
-          <w:p>
-            <w:pPr>
-              <w:pStyle w:val="Compact"/>
-              <w:keepNext w:val="0"/>
-              <w:keepLines w:val="0"/>
-              <w:pageBreakBefore w:val="0"/>
-              <w:spacing w:line="240" w:lineRule="auto" w:before="0" w:after="0"/>
-              <w:ind w:firstLine="0"/>
-              <w:jc w:val="center"/>
-            </w:pPr>
-            <w:r>
-              <w:rPr>
-                <w:rFonts w:ascii="Times New Roman" w:hAnsi="Times New Roman"/>
-                <w:sz w:val="20"/>
-              </w:rPr>
-              <w:t xml:space="preserve">0.261</w:t>
-            </w:r>
-          </w:p>
-        </w:tc>
-        <w:tc>
-          <w:tcPr>
-            <w:tcW w:type="dxa" w:w="1083"/>
-            <w:vAlign w:val="center"/>
-            <w:noWrap/>
-            <w:tcMar>
-              <w:top w:w="30" w:type="dxa"/>
-              <w:bottom w:w="30" w:type="dxa"/>
-              <w:left w:w="45" w:type="dxa"/>
-              <w:right w:w="45" w:type="dxa"/>
-            </w:tcMar>
-          </w:tcPr>
-          <w:p>
-            <w:pPr>
-              <w:pStyle w:val="Compact"/>
-              <w:keepNext w:val="0"/>
-              <w:keepLines w:val="0"/>
-              <w:pageBreakBefore w:val="0"/>
-              <w:spacing w:line="240" w:lineRule="auto" w:before="0" w:after="0"/>
-              <w:ind w:firstLine="0"/>
-              <w:jc w:val="center"/>
-            </w:pPr>
-            <w:r>
-              <w:rPr>
-                <w:rFonts w:ascii="Times New Roman" w:hAnsi="Times New Roman"/>
-                <w:sz w:val="20"/>
-              </w:rPr>
-              <w:t xml:space="preserve">0.419</w:t>
-            </w:r>
-          </w:p>
-        </w:tc>
-        <w:tc>
-          <w:tcPr>
-            <w:tcW w:type="dxa" w:w="1083"/>
-            <w:vAlign w:val="center"/>
-            <w:noWrap/>
-            <w:tcMar>
-              <w:top w:w="30" w:type="dxa"/>
-              <w:bottom w:w="30" w:type="dxa"/>
-              <w:left w:w="45" w:type="dxa"/>
-              <w:right w:w="45" w:type="dxa"/>
-            </w:tcMar>
-          </w:tcPr>
-          <w:p>
-            <w:pPr>
-              <w:pStyle w:val="Compact"/>
-              <w:keepNext w:val="0"/>
-              <w:keepLines w:val="0"/>
-              <w:pageBreakBefore w:val="0"/>
-              <w:spacing w:line="240" w:lineRule="auto" w:before="0" w:after="0"/>
-              <w:ind w:firstLine="0"/>
-              <w:jc w:val="center"/>
-            </w:pPr>
-            <w:r>
-              <w:rPr>
-                <w:rFonts w:ascii="Times New Roman" w:hAnsi="Times New Roman"/>
-                <w:sz w:val="20"/>
-              </w:rPr>
-              <w:t xml:space="preserve">0.517</w:t>
-            </w:r>
-          </w:p>
-        </w:tc>
-        <w:tc>
-          <w:tcPr>
-            <w:tcW w:type="dxa" w:w="1083"/>
-            <w:vAlign w:val="center"/>
-            <w:noWrap/>
-            <w:tcMar>
-              <w:top w:w="30" w:type="dxa"/>
-              <w:bottom w:w="30" w:type="dxa"/>
-              <w:left w:w="45" w:type="dxa"/>
-              <w:right w:w="45" w:type="dxa"/>
-            </w:tcMar>
-          </w:tcPr>
-          <w:p>
-            <w:pPr>
-              <w:pStyle w:val="Compact"/>
-              <w:keepNext w:val="0"/>
-              <w:keepLines w:val="0"/>
-              <w:pageBreakBefore w:val="0"/>
-              <w:spacing w:line="240" w:lineRule="auto" w:before="0" w:after="0"/>
-              <w:ind w:firstLine="0"/>
-              <w:jc w:val="center"/>
-            </w:pPr>
-            <w:r>
-              <w:rPr>
-                <w:rFonts w:ascii="Times New Roman" w:hAnsi="Times New Roman"/>
-                <w:sz w:val="20"/>
-              </w:rPr>
-              <w:t xml:space="preserve">0.315</w:t>
-            </w:r>
-          </w:p>
-        </w:tc>
-      </w:tr>
-      <w:tr>
-        <w:trPr>
-          <w:cantSplit/>
-        </w:trPr>
-        <w:tc>
-          <w:tcPr>
-            <w:tcW w:type="dxa" w:w="2528"/>
-            <w:vAlign w:val="center"/>
-            <w:noWrap/>
-            <w:tcMar>
-              <w:top w:w="30" w:type="dxa"/>
-              <w:bottom w:w="30" w:type="dxa"/>
-              <w:left w:w="45" w:type="dxa"/>
-              <w:right w:w="45" w:type="dxa"/>
-            </w:tcMar>
-          </w:tcPr>
-          <w:p>
-            <w:pPr>
-              <w:pStyle w:val="Compact"/>
-              <w:keepNext w:val="0"/>
-              <w:keepLines w:val="0"/>
-              <w:pageBreakBefore w:val="0"/>
-              <w:spacing w:line="240" w:lineRule="auto" w:before="0" w:after="0"/>
-              <w:ind w:firstLine="0"/>
-              <w:jc w:val="left"/>
-            </w:pPr>
-            <w:r>
-              <w:rPr>
-                <w:rFonts w:ascii="Times New Roman" w:hAnsi="Times New Roman"/>
-                <w:sz w:val="20"/>
-              </w:rPr>
-              <w:t xml:space="preserve">LigandSeek2-Find</w:t>
-            </w:r>
-          </w:p>
-        </w:tc>
-        <w:tc>
-          <w:tcPr>
-            <w:tcW w:type="dxa" w:w="1083"/>
-            <w:vAlign w:val="center"/>
-            <w:noWrap/>
-            <w:tcMar>
-              <w:top w:w="30" w:type="dxa"/>
-              <w:bottom w:w="30" w:type="dxa"/>
-              <w:left w:w="45" w:type="dxa"/>
-              <w:right w:w="45" w:type="dxa"/>
-            </w:tcMar>
-          </w:tcPr>
-          <w:p>
-            <w:pPr>
-              <w:pStyle w:val="Compact"/>
-              <w:keepNext w:val="0"/>
-              <w:keepLines w:val="0"/>
-              <w:pageBreakBefore w:val="0"/>
-              <w:spacing w:line="240" w:lineRule="auto" w:before="0" w:after="0"/>
-              <w:ind w:firstLine="0"/>
-              <w:jc w:val="center"/>
-            </w:pPr>
-            <w:r>
-              <w:rPr>
-                <w:rFonts w:ascii="Times New Roman" w:hAnsi="Times New Roman"/>
-                <w:b/>
-                <w:bCs/>
-                <w:sz w:val="20"/>
-              </w:rPr>
-              <w:t xml:space="preserve">0.477</w:t>
-            </w:r>
-          </w:p>
-        </w:tc>
-        <w:tc>
-          <w:tcPr>
-            <w:tcW w:type="dxa" w:w="1083"/>
-            <w:vAlign w:val="center"/>
-            <w:noWrap/>
-            <w:tcMar>
-              <w:top w:w="30" w:type="dxa"/>
-              <w:bottom w:w="30" w:type="dxa"/>
-              <w:left w:w="45" w:type="dxa"/>
-              <w:right w:w="45" w:type="dxa"/>
-            </w:tcMar>
-          </w:tcPr>
-          <w:p>
-            <w:pPr>
-              <w:pStyle w:val="Compact"/>
-              <w:keepNext w:val="0"/>
-              <w:keepLines w:val="0"/>
-              <w:pageBreakBefore w:val="0"/>
-              <w:spacing w:line="240" w:lineRule="auto" w:before="0" w:after="0"/>
-              <w:ind w:firstLine="0"/>
-              <w:jc w:val="center"/>
-            </w:pPr>
-            <w:r>
-              <w:rPr>
-                <w:rFonts w:ascii="Times New Roman" w:hAnsi="Times New Roman"/>
-                <w:b/>
-                <w:bCs/>
-                <w:sz w:val="20"/>
-              </w:rPr>
-              <w:t xml:space="preserve">0.541</w:t>
-            </w:r>
-          </w:p>
-        </w:tc>
-        <w:tc>
-          <w:tcPr>
-            <w:tcW w:type="dxa" w:w="1083"/>
-            <w:vAlign w:val="center"/>
-            <w:noWrap/>
-            <w:tcMar>
-              <w:top w:w="30" w:type="dxa"/>
-              <w:bottom w:w="30" w:type="dxa"/>
-              <w:left w:w="45" w:type="dxa"/>
-              <w:right w:w="45" w:type="dxa"/>
-            </w:tcMar>
-          </w:tcPr>
-          <w:p>
-            <w:pPr>
-              <w:pStyle w:val="Compact"/>
-              <w:keepNext w:val="0"/>
-              <w:keepLines w:val="0"/>
-              <w:pageBreakBefore w:val="0"/>
-              <w:spacing w:line="240" w:lineRule="auto" w:before="0" w:after="0"/>
-              <w:ind w:firstLine="0"/>
-              <w:jc w:val="center"/>
-            </w:pPr>
-            <w:r>
-              <w:rPr>
-                <w:rFonts w:ascii="Times New Roman" w:hAnsi="Times New Roman"/>
-                <w:b/>
-                <w:bCs/>
-                <w:sz w:val="20"/>
-              </w:rPr>
-              <w:t xml:space="preserve">0.447</w:t>
-            </w:r>
-          </w:p>
-        </w:tc>
-        <w:tc>
-          <w:tcPr>
-            <w:tcW w:type="dxa" w:w="1083"/>
-            <w:vAlign w:val="center"/>
-            <w:noWrap/>
-            <w:tcMar>
-              <w:top w:w="30" w:type="dxa"/>
-              <w:bottom w:w="30" w:type="dxa"/>
-              <w:left w:w="45" w:type="dxa"/>
-              <w:right w:w="45" w:type="dxa"/>
-            </w:tcMar>
-          </w:tcPr>
-          <w:p>
-            <w:pPr>
-              <w:pStyle w:val="Compact"/>
-              <w:keepNext w:val="0"/>
-              <w:keepLines w:val="0"/>
-              <w:pageBreakBefore w:val="0"/>
-              <w:spacing w:line="240" w:lineRule="auto" w:before="0" w:after="0"/>
-              <w:ind w:firstLine="0"/>
-              <w:jc w:val="center"/>
-            </w:pPr>
-            <w:r>
-              <w:rPr>
-                <w:rFonts w:ascii="Times New Roman" w:hAnsi="Times New Roman"/>
-                <w:b/>
-                <w:bCs/>
-                <w:sz w:val="20"/>
-              </w:rPr>
-              <w:t xml:space="preserve">0.584</w:t>
-            </w:r>
-          </w:p>
-        </w:tc>
-        <w:tc>
-          <w:tcPr>
-            <w:tcW w:type="dxa" w:w="1083"/>
-            <w:vAlign w:val="center"/>
-            <w:noWrap/>
-            <w:tcMar>
-              <w:top w:w="30" w:type="dxa"/>
-              <w:bottom w:w="30" w:type="dxa"/>
-              <w:left w:w="45" w:type="dxa"/>
-              <w:right w:w="45" w:type="dxa"/>
-            </w:tcMar>
-          </w:tcPr>
-          <w:p>
-            <w:pPr>
-              <w:pStyle w:val="Compact"/>
-              <w:keepNext w:val="0"/>
-              <w:keepLines w:val="0"/>
-              <w:pageBreakBefore w:val="0"/>
-              <w:spacing w:line="240" w:lineRule="auto" w:before="0" w:after="0"/>
-              <w:ind w:firstLine="0"/>
-              <w:jc w:val="center"/>
-            </w:pPr>
-            <w:r>
-              <w:rPr>
-                <w:rFonts w:ascii="Times New Roman" w:hAnsi="Times New Roman"/>
-                <w:b/>
-                <w:bCs/>
-                <w:sz w:val="20"/>
-              </w:rPr>
-              <w:t xml:space="preserve">0.663</w:t>
-            </w:r>
-          </w:p>
-        </w:tc>
-        <w:tc>
-          <w:tcPr>
-            <w:tcW w:type="dxa" w:w="1083"/>
-            <w:vAlign w:val="center"/>
-            <w:noWrap/>
-            <w:tcMar>
-              <w:top w:w="30" w:type="dxa"/>
-              <w:bottom w:w="30" w:type="dxa"/>
-              <w:left w:w="45" w:type="dxa"/>
-              <w:right w:w="45" w:type="dxa"/>
-            </w:tcMar>
-          </w:tcPr>
-          <w:p>
-            <w:pPr>
-              <w:pStyle w:val="Compact"/>
-              <w:keepNext w:val="0"/>
-              <w:keepLines w:val="0"/>
-              <w:pageBreakBefore w:val="0"/>
-              <w:spacing w:line="240" w:lineRule="auto" w:before="0" w:after="0"/>
-              <w:ind w:firstLine="0"/>
-              <w:jc w:val="center"/>
-            </w:pPr>
-            <w:r>
-              <w:rPr>
-                <w:rFonts w:ascii="Times New Roman" w:hAnsi="Times New Roman"/>
-                <w:b/>
-                <w:bCs/>
-                <w:sz w:val="20"/>
-              </w:rPr>
-              <w:t xml:space="preserve">0.558</w:t>
-            </w:r>
-          </w:p>
-        </w:tc>
-      </w:tr>
-      <w:tr>
-        <w:trPr>
-          <w:cantSplit/>
-        </w:trPr>
-        <w:tc>
-          <w:tcPr>
-            <w:tcW w:type="dxa" w:w="9029"/>
-            <w:gridSpan w:val="7"/>
-            <w:vAlign w:val="center"/>
-            <w:noWrap/>
-            <w:tcMar>
-              <w:top w:w="30" w:type="dxa"/>
-              <w:bottom w:w="30" w:type="dxa"/>
-              <w:left w:w="45" w:type="dxa"/>
-              <w:right w:w="45" w:type="dxa"/>
-            </w:tcMar>
-            <w:tcBorders>
-              <w:top w:val="single" w:sz="4" w:color="000000"/>
-            </w:tcBorders>
-          </w:tcPr>
-          <w:p>
-            <w:pPr>
-              <w:pStyle w:val="Compact"/>
-              <w:keepNext w:val="0"/>
-              <w:keepLines w:val="0"/>
-              <w:pageBreakBefore w:val="0"/>
-              <w:spacing w:line="240" w:lineRule="auto" w:before="0" w:after="0"/>
-              <w:ind w:firstLine="0"/>
-              <w:jc w:val="left"/>
-            </w:pPr>
-            <w:r>
-              <w:rPr>
-                <w:rFonts w:hint="eastAsia" w:ascii="Times New Roman" w:hAnsi="Times New Roman"/>
-                <w:i/>
-                <w:iCs/>
-                <w:sz w:val="20"/>
-              </w:rPr>
-              <w:t xml:space="preserve">小分子配体</w:t>
-            </w:r>
-          </w:p>
-        </w:tc>
-      </w:tr>
-      <w:tr>
-        <w:trPr>
-          <w:cantSplit/>
-        </w:trPr>
-        <w:tc>
-          <w:tcPr>
-            <w:tcW w:type="dxa" w:w="2528"/>
-            <w:vAlign w:val="center"/>
-            <w:noWrap/>
-            <w:tcMar>
-              <w:top w:w="30" w:type="dxa"/>
-              <w:bottom w:w="30" w:type="dxa"/>
-              <w:left w:w="45" w:type="dxa"/>
-              <w:right w:w="45" w:type="dxa"/>
-            </w:tcMar>
-          </w:tcPr>
-          <w:p>
-            <w:pPr>
-              <w:pStyle w:val="Compact"/>
-              <w:keepNext w:val="0"/>
-              <w:keepLines w:val="0"/>
-              <w:pageBreakBefore w:val="0"/>
-              <w:spacing w:line="240" w:lineRule="auto" w:before="0" w:after="0"/>
-              <w:ind w:firstLine="0"/>
-              <w:jc w:val="left"/>
-            </w:pPr>
-            <w:r>
-              <w:rPr>
-                <w:rFonts w:ascii="Times New Roman" w:hAnsi="Times New Roman"/>
-                <w:sz w:val="20"/>
-              </w:rPr>
-              <w:t xml:space="preserve">LigandSeek</w:t>
-            </w:r>
-          </w:p>
-        </w:tc>
-        <w:tc>
-          <w:tcPr>
-            <w:tcW w:type="dxa" w:w="1083"/>
-            <w:vAlign w:val="center"/>
-            <w:noWrap/>
-            <w:tcMar>
-              <w:top w:w="30" w:type="dxa"/>
-              <w:bottom w:w="30" w:type="dxa"/>
-              <w:left w:w="45" w:type="dxa"/>
-              <w:right w:w="45" w:type="dxa"/>
-            </w:tcMar>
-          </w:tcPr>
-          <w:p>
-            <w:pPr>
-              <w:pStyle w:val="Compact"/>
-              <w:keepNext w:val="0"/>
-              <w:keepLines w:val="0"/>
-              <w:pageBreakBefore w:val="0"/>
-              <w:spacing w:line="240" w:lineRule="auto" w:before="0" w:after="0"/>
-              <w:ind w:firstLine="0"/>
-              <w:jc w:val="center"/>
-            </w:pPr>
-            <w:r>
-              <w:rPr>
-                <w:rFonts w:ascii="Times New Roman" w:hAnsi="Times New Roman"/>
-                <w:sz w:val="20"/>
-              </w:rPr>
-              <w:t xml:space="preserve">0.460</w:t>
-            </w:r>
-          </w:p>
-        </w:tc>
-        <w:tc>
-          <w:tcPr>
-            <w:tcW w:type="dxa" w:w="1083"/>
-            <w:vAlign w:val="center"/>
-            <w:noWrap/>
-            <w:tcMar>
-              <w:top w:w="30" w:type="dxa"/>
-              <w:bottom w:w="30" w:type="dxa"/>
-              <w:left w:w="45" w:type="dxa"/>
-              <w:right w:w="45" w:type="dxa"/>
-            </w:tcMar>
-          </w:tcPr>
-          <w:p>
-            <w:pPr>
-              <w:pStyle w:val="Compact"/>
-              <w:keepNext w:val="0"/>
-              <w:keepLines w:val="0"/>
-              <w:pageBreakBefore w:val="0"/>
-              <w:spacing w:line="240" w:lineRule="auto" w:before="0" w:after="0"/>
-              <w:ind w:firstLine="0"/>
-              <w:jc w:val="center"/>
-            </w:pPr>
-            <w:r>
-              <w:rPr>
-                <w:rFonts w:ascii="Times New Roman" w:hAnsi="Times New Roman"/>
-                <w:sz w:val="20"/>
-              </w:rPr>
-              <w:t xml:space="preserve">0.568</w:t>
-            </w:r>
-          </w:p>
-        </w:tc>
-        <w:tc>
-          <w:tcPr>
-            <w:tcW w:type="dxa" w:w="1083"/>
-            <w:vAlign w:val="center"/>
-            <w:noWrap/>
-            <w:tcMar>
-              <w:top w:w="30" w:type="dxa"/>
-              <w:bottom w:w="30" w:type="dxa"/>
-              <w:left w:w="45" w:type="dxa"/>
-              <w:right w:w="45" w:type="dxa"/>
-            </w:tcMar>
-          </w:tcPr>
-          <w:p>
-            <w:pPr>
-              <w:pStyle w:val="Compact"/>
-              <w:keepNext w:val="0"/>
-              <w:keepLines w:val="0"/>
-              <w:pageBreakBefore w:val="0"/>
-              <w:spacing w:line="240" w:lineRule="auto" w:before="0" w:after="0"/>
-              <w:ind w:firstLine="0"/>
-              <w:jc w:val="center"/>
-            </w:pPr>
-            <w:r>
-              <w:rPr>
-                <w:rFonts w:ascii="Times New Roman" w:hAnsi="Times New Roman"/>
-                <w:sz w:val="20"/>
-              </w:rPr>
-              <w:t xml:space="preserve">0.483</w:t>
-            </w:r>
-          </w:p>
-        </w:tc>
-        <w:tc>
-          <w:tcPr>
-            <w:tcW w:type="dxa" w:w="1083"/>
-            <w:vAlign w:val="center"/>
-            <w:noWrap/>
-            <w:tcMar>
-              <w:top w:w="30" w:type="dxa"/>
-              <w:bottom w:w="30" w:type="dxa"/>
-              <w:left w:w="45" w:type="dxa"/>
-              <w:right w:w="45" w:type="dxa"/>
-            </w:tcMar>
-          </w:tcPr>
-          <w:p>
-            <w:pPr>
-              <w:pStyle w:val="Compact"/>
-              <w:keepNext w:val="0"/>
-              <w:keepLines w:val="0"/>
-              <w:pageBreakBefore w:val="0"/>
-              <w:spacing w:line="240" w:lineRule="auto" w:before="0" w:after="0"/>
-              <w:ind w:firstLine="0"/>
-              <w:jc w:val="center"/>
-            </w:pPr>
-            <w:r>
-              <w:rPr>
-                <w:rFonts w:ascii="Times New Roman" w:hAnsi="Times New Roman"/>
-                <w:sz w:val="20"/>
-              </w:rPr>
-              <w:t xml:space="preserve">0.511</w:t>
-            </w:r>
-          </w:p>
-        </w:tc>
-        <w:tc>
-          <w:tcPr>
-            <w:tcW w:type="dxa" w:w="1083"/>
-            <w:vAlign w:val="center"/>
-            <w:noWrap/>
-            <w:tcMar>
-              <w:top w:w="30" w:type="dxa"/>
-              <w:bottom w:w="30" w:type="dxa"/>
-              <w:left w:w="45" w:type="dxa"/>
-              <w:right w:w="45" w:type="dxa"/>
-            </w:tcMar>
-          </w:tcPr>
-          <w:p>
-            <w:pPr>
-              <w:pStyle w:val="Compact"/>
-              <w:keepNext w:val="0"/>
-              <w:keepLines w:val="0"/>
-              <w:pageBreakBefore w:val="0"/>
-              <w:spacing w:line="240" w:lineRule="auto" w:before="0" w:after="0"/>
-              <w:ind w:firstLine="0"/>
-              <w:jc w:val="center"/>
-            </w:pPr>
-            <w:r>
-              <w:rPr>
-                <w:rFonts w:ascii="Times New Roman" w:hAnsi="Times New Roman"/>
-                <w:sz w:val="20"/>
-              </w:rPr>
-              <w:t xml:space="preserve">0.621</w:t>
-            </w:r>
-          </w:p>
-        </w:tc>
-        <w:tc>
-          <w:tcPr>
-            <w:tcW w:type="dxa" w:w="1083"/>
-            <w:vAlign w:val="center"/>
-            <w:noWrap/>
-            <w:tcMar>
-              <w:top w:w="30" w:type="dxa"/>
-              <w:bottom w:w="30" w:type="dxa"/>
-              <w:left w:w="45" w:type="dxa"/>
-              <w:right w:w="45" w:type="dxa"/>
-            </w:tcMar>
-          </w:tcPr>
-          <w:p>
-            <w:pPr>
-              <w:pStyle w:val="Compact"/>
-              <w:keepNext w:val="0"/>
-              <w:keepLines w:val="0"/>
-              <w:pageBreakBefore w:val="0"/>
-              <w:spacing w:line="240" w:lineRule="auto" w:before="0" w:after="0"/>
-              <w:ind w:firstLine="0"/>
-              <w:jc w:val="center"/>
-            </w:pPr>
-            <w:r>
-              <w:rPr>
-                <w:rFonts w:ascii="Times New Roman" w:hAnsi="Times New Roman"/>
-                <w:sz w:val="20"/>
-              </w:rPr>
-              <w:t xml:space="preserve">0.539</w:t>
-            </w:r>
-          </w:p>
-        </w:tc>
-      </w:tr>
-      <w:tr>
-        <w:trPr>
-          <w:cantSplit/>
-        </w:trPr>
-        <w:tc>
-          <w:tcPr>
-            <w:tcW w:type="dxa" w:w="2528"/>
-            <w:vAlign w:val="center"/>
-            <w:noWrap/>
-            <w:tcMar>
-              <w:top w:w="30" w:type="dxa"/>
-              <w:bottom w:w="30" w:type="dxa"/>
-              <w:left w:w="45" w:type="dxa"/>
-              <w:right w:w="45" w:type="dxa"/>
-            </w:tcMar>
-          </w:tcPr>
-          <w:p>
-            <w:pPr>
-              <w:pStyle w:val="Compact"/>
-              <w:keepNext w:val="0"/>
-              <w:keepLines w:val="0"/>
-              <w:pageBreakBefore w:val="0"/>
-              <w:spacing w:line="240" w:lineRule="auto" w:before="0" w:after="0"/>
-              <w:ind w:firstLine="0"/>
-              <w:jc w:val="left"/>
-            </w:pPr>
-            <w:r>
-              <w:rPr>
-                <w:rFonts w:ascii="Times New Roman" w:hAnsi="Times New Roman"/>
-                <w:sz w:val="20"/>
-              </w:rPr>
-              <w:t xml:space="preserve">LigandSeek2-Find</w:t>
-            </w:r>
-          </w:p>
-        </w:tc>
-        <w:tc>
-          <w:tcPr>
-            <w:tcW w:type="dxa" w:w="1083"/>
-            <w:vAlign w:val="center"/>
-            <w:noWrap/>
-            <w:tcMar>
-              <w:top w:w="30" w:type="dxa"/>
-              <w:bottom w:w="30" w:type="dxa"/>
-              <w:left w:w="45" w:type="dxa"/>
-              <w:right w:w="45" w:type="dxa"/>
-            </w:tcMar>
-          </w:tcPr>
-          <w:p>
-            <w:pPr>
-              <w:pStyle w:val="Compact"/>
-              <w:keepNext w:val="0"/>
-              <w:keepLines w:val="0"/>
-              <w:pageBreakBefore w:val="0"/>
-              <w:spacing w:line="240" w:lineRule="auto" w:before="0" w:after="0"/>
-              <w:ind w:firstLine="0"/>
-              <w:jc w:val="center"/>
-            </w:pPr>
-            <w:r>
-              <w:rPr>
-                <w:rFonts w:ascii="Times New Roman" w:hAnsi="Times New Roman"/>
-                <w:b/>
-                <w:bCs/>
-                <w:sz w:val="20"/>
-              </w:rPr>
-              <w:t xml:space="preserve">0.482</w:t>
-            </w:r>
-          </w:p>
-        </w:tc>
-        <w:tc>
-          <w:tcPr>
-            <w:tcW w:type="dxa" w:w="1083"/>
-            <w:vAlign w:val="center"/>
-            <w:noWrap/>
-            <w:tcMar>
-              <w:top w:w="30" w:type="dxa"/>
-              <w:bottom w:w="30" w:type="dxa"/>
-              <w:left w:w="45" w:type="dxa"/>
-              <w:right w:w="45" w:type="dxa"/>
-            </w:tcMar>
-          </w:tcPr>
-          <w:p>
-            <w:pPr>
-              <w:pStyle w:val="Compact"/>
-              <w:keepNext w:val="0"/>
-              <w:keepLines w:val="0"/>
-              <w:pageBreakBefore w:val="0"/>
-              <w:spacing w:line="240" w:lineRule="auto" w:before="0" w:after="0"/>
-              <w:ind w:firstLine="0"/>
-              <w:jc w:val="center"/>
-            </w:pPr>
-            <w:r>
-              <w:rPr>
-                <w:rFonts w:ascii="Times New Roman" w:hAnsi="Times New Roman"/>
-                <w:b/>
-                <w:bCs/>
-                <w:sz w:val="20"/>
-              </w:rPr>
-              <w:t xml:space="preserve">0.573</w:t>
-            </w:r>
-          </w:p>
-        </w:tc>
-        <w:tc>
-          <w:tcPr>
-            <w:tcW w:type="dxa" w:w="1083"/>
-            <w:vAlign w:val="center"/>
-            <w:noWrap/>
-            <w:tcMar>
-              <w:top w:w="30" w:type="dxa"/>
-              <w:bottom w:w="30" w:type="dxa"/>
-              <w:left w:w="45" w:type="dxa"/>
-              <w:right w:w="45" w:type="dxa"/>
-            </w:tcMar>
-          </w:tcPr>
-          <w:p>
-            <w:pPr>
-              <w:pStyle w:val="Compact"/>
-              <w:keepNext w:val="0"/>
-              <w:keepLines w:val="0"/>
-              <w:pageBreakBefore w:val="0"/>
-              <w:spacing w:line="240" w:lineRule="auto" w:before="0" w:after="0"/>
-              <w:ind w:firstLine="0"/>
-              <w:jc w:val="center"/>
-            </w:pPr>
-            <w:r>
-              <w:rPr>
-                <w:rFonts w:ascii="Times New Roman" w:hAnsi="Times New Roman"/>
-                <w:b/>
-                <w:bCs/>
-                <w:sz w:val="20"/>
-              </w:rPr>
-              <w:t xml:space="preserve">0.499</w:t>
-            </w:r>
-          </w:p>
-        </w:tc>
-        <w:tc>
-          <w:tcPr>
-            <w:tcW w:type="dxa" w:w="1083"/>
-            <w:vAlign w:val="center"/>
-            <w:noWrap/>
-            <w:tcMar>
-              <w:top w:w="30" w:type="dxa"/>
-              <w:bottom w:w="30" w:type="dxa"/>
-              <w:left w:w="45" w:type="dxa"/>
-              <w:right w:w="45" w:type="dxa"/>
-            </w:tcMar>
-          </w:tcPr>
-          <w:p>
-            <w:pPr>
-              <w:pStyle w:val="Compact"/>
-              <w:keepNext w:val="0"/>
-              <w:keepLines w:val="0"/>
-              <w:pageBreakBefore w:val="0"/>
-              <w:spacing w:line="240" w:lineRule="auto" w:before="0" w:after="0"/>
-              <w:ind w:firstLine="0"/>
-              <w:jc w:val="center"/>
-            </w:pPr>
-            <w:r>
-              <w:rPr>
-                <w:rFonts w:ascii="Times New Roman" w:hAnsi="Times New Roman"/>
-                <w:b/>
-                <w:bCs/>
-                <w:sz w:val="20"/>
-              </w:rPr>
-              <w:t xml:space="preserve">0.576</w:t>
-            </w:r>
-          </w:p>
-        </w:tc>
-        <w:tc>
-          <w:tcPr>
-            <w:tcW w:type="dxa" w:w="1083"/>
-            <w:vAlign w:val="center"/>
-            <w:noWrap/>
-            <w:tcMar>
-              <w:top w:w="30" w:type="dxa"/>
-              <w:bottom w:w="30" w:type="dxa"/>
-              <w:left w:w="45" w:type="dxa"/>
-              <w:right w:w="45" w:type="dxa"/>
-            </w:tcMar>
-          </w:tcPr>
-          <w:p>
-            <w:pPr>
-              <w:pStyle w:val="Compact"/>
-              <w:keepNext w:val="0"/>
-              <w:keepLines w:val="0"/>
-              <w:pageBreakBefore w:val="0"/>
-              <w:spacing w:line="240" w:lineRule="auto" w:before="0" w:after="0"/>
-              <w:ind w:firstLine="0"/>
-              <w:jc w:val="center"/>
-            </w:pPr>
-            <w:r>
-              <w:rPr>
-                <w:rFonts w:ascii="Times New Roman" w:hAnsi="Times New Roman"/>
-                <w:b/>
-                <w:bCs/>
-                <w:sz w:val="20"/>
-              </w:rPr>
-              <w:t xml:space="preserve">0.701</w:t>
-            </w:r>
-          </w:p>
-        </w:tc>
-        <w:tc>
-          <w:tcPr>
-            <w:tcW w:type="dxa" w:w="1083"/>
-            <w:vAlign w:val="center"/>
-            <w:noWrap/>
-            <w:tcMar>
-              <w:top w:w="30" w:type="dxa"/>
-              <w:bottom w:w="30" w:type="dxa"/>
-              <w:left w:w="45" w:type="dxa"/>
-              <w:right w:w="45" w:type="dxa"/>
-            </w:tcMar>
-          </w:tcPr>
-          <w:p>
-            <w:pPr>
-              <w:pStyle w:val="Compact"/>
-              <w:keepNext w:val="0"/>
-              <w:keepLines w:val="0"/>
-              <w:pageBreakBefore w:val="0"/>
-              <w:spacing w:line="240" w:lineRule="auto" w:before="0" w:after="0"/>
-              <w:ind w:firstLine="0"/>
-              <w:jc w:val="center"/>
-            </w:pPr>
-            <w:r>
-              <w:rPr>
-                <w:rFonts w:ascii="Times New Roman" w:hAnsi="Times New Roman"/>
-                <w:b/>
-                <w:bCs/>
-                <w:sz w:val="20"/>
-              </w:rPr>
-              <w:t xml:space="preserve">0.605</w:t>
-            </w:r>
-          </w:p>
-        </w:tc>
-      </w:tr>
-    </w:tbl>
-    <w:p>
-      <w:pPr>
-        <w:pStyle w:val="MDTableNote"/>
-        <w:spacing w:line="240" w:lineRule="auto" w:before="80" w:after="120"/>
-        <w:keepNext w:val="0"/>
-        <w:keepLines/>
-        <w:pageBreakBefore w:val="0"/>
-        <w:ind w:firstLine="0"/>
-      </w:pPr>
-      <w:r>
-        <w:rPr>
-          <w:rFonts w:hint="eastAsia" w:ascii="Times New Roman" w:hAnsi="Times New Roman"/>
-          <w:sz w:val="18"/>
-        </w:rPr>
-        <w:t xml:space="preserve">数值为逐</w:t>
-      </w:r>
-      <w:r>
-        <w:rPr>
-          <w:rFonts w:ascii="Times New Roman" w:hAnsi="Times New Roman"/>
-          <w:sz w:val="18"/>
-        </w:rPr>
-        <w:t xml:space="preserve"> PDB </w:t>
-      </w:r>
-      <w:r>
-        <w:rPr>
-          <w:rFonts w:hint="eastAsia" w:ascii="Times New Roman" w:hAnsi="Times New Roman"/>
-          <w:sz w:val="18"/>
-        </w:rPr>
-        <w:t xml:space="preserve">等权宏平均。Dice</w:t>
-      </w:r>
-      <w:r>
-        <w:rPr>
-          <w:rFonts w:ascii="Times New Roman" w:hAnsi="Times New Roman"/>
-          <w:sz w:val="18"/>
-        </w:rPr>
-        <w:t xml:space="preserve"> </w:t>
-      </w:r>
-      <w:r>
-        <w:rPr>
-          <w:rFonts w:hint="eastAsia" w:ascii="Times New Roman" w:hAnsi="Times New Roman"/>
-          <w:sz w:val="18"/>
-        </w:rPr>
-        <w:t xml:space="preserve">表示语义</w:t>
-      </w:r>
-      <w:r>
-        <w:rPr>
-          <w:rFonts w:ascii="Times New Roman" w:hAnsi="Times New Roman"/>
-          <w:sz w:val="18"/>
-        </w:rPr>
-        <w:t xml:space="preserve"> </w:t>
-      </w:r>
-      <w:r>
-        <w:rPr>
-          <w:rFonts w:hint="eastAsia" w:ascii="Times New Roman" w:hAnsi="Times New Roman"/>
-          <w:sz w:val="18"/>
-        </w:rPr>
-        <w:t xml:space="preserve">Dice；PRAUC</w:t>
-      </w:r>
-      <w:r>
-        <w:rPr>
-          <w:rFonts w:ascii="Times New Roman" w:hAnsi="Times New Roman"/>
-          <w:sz w:val="18"/>
-        </w:rPr>
-        <w:t xml:space="preserve"> </w:t>
-      </w:r>
-      <w:r>
-        <w:rPr>
-          <w:rFonts w:hint="eastAsia" w:ascii="Times New Roman" w:hAnsi="Times New Roman"/>
-          <w:sz w:val="18"/>
-        </w:rPr>
-        <w:t xml:space="preserve">表示一对一</w:t>
-      </w:r>
-      <w:r>
-        <w:rPr>
-          <w:rFonts w:ascii="Times New Roman" w:hAnsi="Times New Roman"/>
-          <w:sz w:val="18"/>
-        </w:rPr>
-        <w:t xml:space="preserve"> </w:t>
-      </w:r>
-      <w:r>
-        <w:rPr>
-          <w:rFonts w:hint="eastAsia" w:ascii="Times New Roman" w:hAnsi="Times New Roman"/>
-          <w:sz w:val="18"/>
-        </w:rPr>
-        <w:t xml:space="preserve">PRAUC，下标为预测与真实区域的双向覆盖下限。CA2</w:t>
-      </w:r>
-      <w:r>
-        <w:rPr>
-          <w:rFonts w:ascii="Times New Roman" w:hAnsi="Times New Roman"/>
-          <w:sz w:val="18"/>
-        </w:rPr>
-        <w:t xml:space="preserve"> </w:t>
-      </w:r>
-      <w:r>
-        <w:rPr>
-          <w:rFonts w:hint="eastAsia" w:ascii="Times New Roman" w:hAnsi="Times New Roman"/>
-          <w:sz w:val="18"/>
-        </w:rPr>
-        <w:t xml:space="preserve">为</w:t>
-      </w:r>
-      <w:r>
-        <w:rPr>
-          <w:rFonts w:ascii="Times New Roman" w:hAnsi="Times New Roman"/>
-          <w:sz w:val="18"/>
-        </w:rPr>
-        <w:t xml:space="preserve"> CryoAtom2 </w:t>
-      </w:r>
-      <w:r>
-        <w:rPr>
-          <w:rFonts w:hint="eastAsia" w:ascii="Times New Roman" w:hAnsi="Times New Roman"/>
-          <w:sz w:val="18"/>
-        </w:rPr>
-        <w:t xml:space="preserve">重建受体，沉积受体对应</w:t>
-      </w:r>
-      <w:r>
-        <w:rPr>
-          <w:rFonts w:ascii="Times New Roman" w:hAnsi="Times New Roman"/>
-          <w:sz w:val="18"/>
-        </w:rPr>
-        <w:t xml:space="preserve"> </w:t>
-      </w:r>
-      <w:r>
-        <w:rPr>
-          <w:rFonts w:hint="eastAsia" w:ascii="Times New Roman" w:hAnsi="Times New Roman"/>
-          <w:sz w:val="18"/>
-        </w:rPr>
-        <w:t xml:space="preserve">GT。粗体表示各配体组内每列的较高值。</w:t>
-      </w:r>
-    </w:p>
-    <w:bookmarkEnd w:id="12"/>
-    <w:bookmarkStart w:id="13" w:name="stage1ligandseek2-find-的消融"/>
-    <w:p>
-      <w:pPr>
-        <w:pStyle w:val="Heading2"/>
-        <w:keepNext/>
-        <w:spacing w:line="480" w:lineRule="auto"/>
-        <w:ind w:firstLine="0"/>
-      </w:pPr>
-      <w:r>
-        <w:rPr>
-          <w:rFonts w:hint="eastAsia" w:ascii="Times New Roman" w:hAnsi="Times New Roman"/>
-          <w:sz w:val="24"/>
-        </w:rPr>
-        <w:t xml:space="preserve">Stage1：LigandSeek2-Find</w:t>
-      </w:r>
-      <w:r>
-        <w:rPr>
-          <w:rFonts w:ascii="Times New Roman" w:hAnsi="Times New Roman"/>
-          <w:sz w:val="24"/>
-        </w:rPr>
-        <w:t xml:space="preserve"> </w:t>
-      </w:r>
-      <w:r>
-        <w:rPr>
-          <w:rFonts w:hint="eastAsia" w:ascii="Times New Roman" w:hAnsi="Times New Roman"/>
-          <w:sz w:val="24"/>
-        </w:rPr>
-        <w:t xml:space="preserve">的消融</w:t>
-      </w:r>
-    </w:p>
-    <w:p>
-      <w:pPr>
-        <w:pStyle w:val="FirstParagraph"/>
-        <w:spacing w:line="480" w:lineRule="auto" w:after="120"/>
-        <w:ind w:firstLine="480"/>
-      </w:pPr>
-      <w:r>
-        <w:rPr>
-          <w:rFonts w:hint="eastAsia" w:ascii="Times New Roman" w:hAnsi="Times New Roman"/>
-          <w:sz w:val="24"/>
-        </w:rPr>
-        <w:t xml:space="preserve">为了衡量各项设计对配体定位的贡献，我们在相同的完整测试集上比较六个模型变体。从只接收实验密度的三维</w:t>
-      </w:r>
-      <w:r>
-        <w:rPr>
-          <w:rFonts w:ascii="Times New Roman" w:hAnsi="Times New Roman"/>
-          <w:sz w:val="24"/>
-        </w:rPr>
-        <w:t xml:space="preserve"> </w:t>
-      </w:r>
-      <w:r>
-        <w:rPr>
-          <w:rFonts w:hint="eastAsia" w:ascii="Times New Roman" w:hAnsi="Times New Roman"/>
-          <w:sz w:val="24"/>
-        </w:rPr>
-        <w:t xml:space="preserve">U-Net开始，我们依次加入差密度、多视角密度通道库和受体原子特征。随后在受体嵌入头中引入中心位置编码，再得到最终的</w:t>
-      </w:r>
-      <w:r>
-        <w:rPr>
-          <w:rFonts w:ascii="Times New Roman" w:hAnsi="Times New Roman"/>
-          <w:sz w:val="24"/>
-        </w:rPr>
-        <w:t xml:space="preserve"> LigandSeek2-Find </w:t>
-      </w:r>
-      <w:r>
-        <w:rPr>
-          <w:rFonts w:hint="eastAsia" w:ascii="Times New Roman" w:hAnsi="Times New Roman"/>
-          <w:sz w:val="24"/>
-        </w:rPr>
-        <w:t xml:space="preserve">模型。最终模型使用点云分支预测的受体原子结合概率进行高斯候选打分；其余模型都不进行高斯候选打分，使用通常的推理方式。</w:t>
-      </w:r>
-    </w:p>
-    <w:p>
-      <w:pPr>
-        <w:pStyle w:val="BodyText"/>
-        <w:spacing w:line="480" w:lineRule="auto" w:after="120"/>
-        <w:ind w:firstLine="480"/>
-      </w:pPr>
-      <w:r>
-        <w:rPr>
-          <w:rFonts w:hint="eastAsia" w:ascii="Times New Roman" w:hAnsi="Times New Roman"/>
-          <w:sz w:val="24"/>
-        </w:rPr>
-        <w:t xml:space="preserve">根据表</w:t>
-      </w:r>
-      <w:r>
-        <w:rPr>
-          <w:rFonts w:ascii="Times New Roman" w:hAnsi="Times New Roman"/>
-          <w:sz w:val="24"/>
-        </w:rPr>
-        <w:t xml:space="preserve"> </w:t>
-      </w:r>
-      <w:r>
-        <w:rPr>
-          <w:rFonts w:hint="eastAsia" w:ascii="Times New Roman" w:hAnsi="Times New Roman"/>
-          <w:sz w:val="24"/>
-        </w:rPr>
-        <w:t xml:space="preserve">4，加入差密度后，GT</w:t>
-      </w:r>
-      <w:r>
-        <w:rPr>
-          <w:rFonts w:ascii="Times New Roman" w:hAnsi="Times New Roman"/>
-          <w:sz w:val="24"/>
-        </w:rPr>
-        <w:t xml:space="preserve"> </w:t>
-      </w:r>
-      <w:r>
-        <w:rPr>
-          <w:rFonts w:hint="eastAsia" w:ascii="Times New Roman" w:hAnsi="Times New Roman"/>
-          <w:sz w:val="24"/>
-        </w:rPr>
-        <w:t xml:space="preserve">和</w:t>
-      </w:r>
-      <w:r>
-        <w:rPr>
-          <w:rFonts w:ascii="Times New Roman" w:hAnsi="Times New Roman"/>
-          <w:sz w:val="24"/>
-        </w:rPr>
-        <w:t xml:space="preserve"> CA2 </w:t>
-      </w:r>
-      <w:r>
-        <w:rPr>
-          <w:rFonts w:hint="eastAsia" w:ascii="Times New Roman" w:hAnsi="Times New Roman"/>
-          <w:sz w:val="24"/>
-        </w:rPr>
-        <w:t xml:space="preserve">条件下的所有指标均提高。多视角密度通道库则进一步提高了整体检出能力。值得注意的是，对相同的实验密度和模拟受体密度进行确定性变换并不增加任何额外信息，却在不同对比度和空间尺度上突出配体信号，并抑制占主导的受体密度。</w:t>
-      </w:r>
-    </w:p>
-    <w:p>
-      <w:pPr>
-        <w:pStyle w:val="BodyText"/>
-        <w:spacing w:line="480" w:lineRule="auto" w:after="120"/>
-        <w:ind w:firstLine="480"/>
-      </w:pPr>
-      <w:r>
-        <w:rPr>
-          <w:rFonts w:hint="eastAsia" w:ascii="Times New Roman" w:hAnsi="Times New Roman"/>
-          <w:sz w:val="24"/>
-        </w:rPr>
-        <w:t xml:space="preserve">加入受体原子特征后，CA2</w:t>
-      </w:r>
-      <w:r>
-        <w:rPr>
-          <w:rFonts w:ascii="Times New Roman" w:hAnsi="Times New Roman"/>
-          <w:sz w:val="24"/>
-        </w:rPr>
-        <w:t xml:space="preserve"> </w:t>
-      </w:r>
-      <w:r>
-        <w:rPr>
-          <w:rFonts w:hint="eastAsia" w:ascii="Times New Roman" w:hAnsi="Times New Roman"/>
-          <w:sz w:val="24"/>
-        </w:rPr>
-        <w:t xml:space="preserve">的</w:t>
-      </w:r>
-      <w:r>
-        <w:rPr>
-          <w:rFonts w:ascii="Times New Roman" w:hAnsi="Times New Roman"/>
-          <w:sz w:val="24"/>
-        </w:rPr>
-        <w:t xml:space="preserve"> </w:t>
-      </w:r>
-      <w:r>
-        <w:rPr>
-          <w:rFonts w:hint="eastAsia" w:ascii="Times New Roman" w:hAnsi="Times New Roman"/>
-          <w:sz w:val="24"/>
-        </w:rPr>
-        <w:t xml:space="preserve">一对一</w:t>
-      </w:r>
-      <w:r>
-        <w:rPr>
-          <w:rFonts w:ascii="Times New Roman" w:hAnsi="Times New Roman"/>
-          <w:sz w:val="24"/>
-        </w:rPr>
-        <w:t xml:space="preserve"> </w:t>
-      </w:r>
-      <m:oMath>
-        <m:sSub>
-          <m:e>
-            <m:r>
-              <m:rPr>
-                <m:sty m:val="p"/>
-              </m:rPr>
-              <m:t>P</m:t>
-            </m:r>
-            <m:r>
-              <m:rPr>
-                <m:sty m:val="p"/>
-              </m:rPr>
-              <m:t>R</m:t>
-            </m:r>
-            <m:r>
-              <m:rPr>
-                <m:sty m:val="p"/>
-              </m:rPr>
-              <m:t>A</m:t>
-            </m:r>
-            <m:r>
-              <m:rPr>
-                <m:sty m:val="p"/>
-              </m:rPr>
-              <m:t>U</m:t>
-            </m:r>
-            <m:r>
-              <m:rPr>
-                <m:sty m:val="p"/>
-              </m:rPr>
-              <m:t>C</m:t>
-            </m:r>
-          </m:e>
-          <m:sub>
-            <m:r>
-              <m:t>0.3</m:t>
-            </m:r>
-          </m:sub>
-        </m:sSub>
-      </m:oMath>
-      <w:r>
-        <w:rPr>
-          <w:rFonts w:ascii="Times New Roman" w:hAnsi="Times New Roman"/>
-          <w:sz w:val="24"/>
-        </w:rPr>
-        <w:t xml:space="preserve"> </w:t>
-      </w:r>
-      <w:r>
-        <w:rPr>
-          <w:rFonts w:hint="eastAsia" w:ascii="Times New Roman" w:hAnsi="Times New Roman"/>
-          <w:sz w:val="24"/>
-        </w:rPr>
-        <w:t xml:space="preserve">从</w:t>
-      </w:r>
-      <w:r>
-        <w:rPr>
-          <w:rFonts w:ascii="Times New Roman" w:hAnsi="Times New Roman"/>
-          <w:sz w:val="24"/>
-        </w:rPr>
-        <w:t xml:space="preserve"> 0.508 </w:t>
-      </w:r>
-      <w:r>
-        <w:rPr>
-          <w:rFonts w:hint="eastAsia" w:ascii="Times New Roman" w:hAnsi="Times New Roman"/>
-          <w:sz w:val="24"/>
-        </w:rPr>
-        <w:t xml:space="preserve">增至</w:t>
-      </w:r>
-      <w:r>
-        <w:rPr>
-          <w:rFonts w:ascii="Times New Roman" w:hAnsi="Times New Roman"/>
-          <w:sz w:val="24"/>
-        </w:rPr>
-        <w:t xml:space="preserve"> </w:t>
-      </w:r>
-      <w:r>
-        <w:rPr>
-          <w:rFonts w:hint="eastAsia" w:ascii="Times New Roman" w:hAnsi="Times New Roman"/>
-          <w:sz w:val="24"/>
-        </w:rPr>
-        <w:t xml:space="preserve">0.520，GT</w:t>
-      </w:r>
-      <w:r>
-        <w:rPr>
-          <w:rFonts w:ascii="Times New Roman" w:hAnsi="Times New Roman"/>
-          <w:sz w:val="24"/>
-        </w:rPr>
-        <w:t xml:space="preserve"> </w:t>
-      </w:r>
-      <w:r>
-        <w:rPr>
-          <w:rFonts w:hint="eastAsia" w:ascii="Times New Roman" w:hAnsi="Times New Roman"/>
-          <w:sz w:val="24"/>
-        </w:rPr>
-        <w:t xml:space="preserve">则从</w:t>
-      </w:r>
-      <w:r>
-        <w:rPr>
-          <w:rFonts w:ascii="Times New Roman" w:hAnsi="Times New Roman"/>
-          <w:sz w:val="24"/>
-        </w:rPr>
-        <w:t xml:space="preserve"> 0.643 </w:t>
-      </w:r>
-      <w:r>
-        <w:rPr>
-          <w:rFonts w:hint="eastAsia" w:ascii="Times New Roman" w:hAnsi="Times New Roman"/>
-          <w:sz w:val="24"/>
-        </w:rPr>
-        <w:t xml:space="preserve">降至</w:t>
-      </w:r>
-      <w:r>
-        <w:rPr>
-          <w:rFonts w:ascii="Times New Roman" w:hAnsi="Times New Roman"/>
-          <w:sz w:val="24"/>
-        </w:rPr>
-        <w:t xml:space="preserve"> </w:t>
-      </w:r>
-      <w:r>
-        <w:rPr>
-          <w:rFonts w:hint="eastAsia" w:ascii="Times New Roman" w:hAnsi="Times New Roman"/>
-          <w:sz w:val="24"/>
-        </w:rPr>
-        <w:t xml:space="preserve">0.631。进一步引入中心位置编码及点–体素联合建模后，CA2</w:t>
-      </w:r>
-      <w:r>
-        <w:rPr>
-          <w:rFonts w:ascii="Times New Roman" w:hAnsi="Times New Roman"/>
-          <w:sz w:val="24"/>
-        </w:rPr>
-        <w:t xml:space="preserve"> </w:t>
-      </w:r>
-      <w:r>
-        <w:rPr>
-          <w:rFonts w:hint="eastAsia" w:ascii="Times New Roman" w:hAnsi="Times New Roman"/>
-          <w:sz w:val="24"/>
-        </w:rPr>
-        <w:t xml:space="preserve">的</w:t>
-      </w:r>
-      <w:r>
-        <w:rPr>
-          <w:rFonts w:ascii="Times New Roman" w:hAnsi="Times New Roman"/>
-          <w:sz w:val="24"/>
-        </w:rPr>
-        <w:t xml:space="preserve"> </w:t>
-      </w:r>
-      <w:r>
-        <w:rPr>
-          <w:rFonts w:hint="eastAsia" w:ascii="Times New Roman" w:hAnsi="Times New Roman"/>
-          <w:sz w:val="24"/>
-        </w:rPr>
-        <w:t xml:space="preserve">一对一</w:t>
-      </w:r>
-      <w:r>
-        <w:rPr>
-          <w:rFonts w:ascii="Times New Roman" w:hAnsi="Times New Roman"/>
-          <w:sz w:val="24"/>
-        </w:rPr>
-        <w:t xml:space="preserve"> </w:t>
-      </w:r>
-      <m:oMath>
-        <m:sSub>
-          <m:e>
-            <m:r>
-              <m:rPr>
-                <m:sty m:val="p"/>
-              </m:rPr>
-              <m:t>P</m:t>
-            </m:r>
-            <m:r>
-              <m:rPr>
-                <m:sty m:val="p"/>
-              </m:rPr>
-              <m:t>R</m:t>
-            </m:r>
-            <m:r>
-              <m:rPr>
-                <m:sty m:val="p"/>
-              </m:rPr>
-              <m:t>A</m:t>
-            </m:r>
-            <m:r>
-              <m:rPr>
-                <m:sty m:val="p"/>
-              </m:rPr>
-              <m:t>U</m:t>
-            </m:r>
-            <m:r>
-              <m:rPr>
-                <m:sty m:val="p"/>
-              </m:rPr>
-              <m:t>C</m:t>
-            </m:r>
-          </m:e>
-          <m:sub>
-            <m:r>
-              <m:t>0.3</m:t>
-            </m:r>
-          </m:sub>
-        </m:sSub>
-      </m:oMath>
-      <w:r>
-        <w:rPr>
-          <w:rFonts w:ascii="Times New Roman" w:hAnsi="Times New Roman"/>
-          <w:sz w:val="24"/>
-        </w:rPr>
-        <w:t xml:space="preserve"> </w:t>
-      </w:r>
-      <w:r>
-        <w:rPr>
-          <w:rFonts w:hint="eastAsia" w:ascii="Times New Roman" w:hAnsi="Times New Roman"/>
-          <w:sz w:val="24"/>
-        </w:rPr>
         <w:t xml:space="preserve">增至</w:t>
       </w:r>
       <w:r>
@@ -3895,7 +553,7 @@
           <w:rFonts w:hint="eastAsia" w:ascii="Times New Roman" w:hAnsi="Times New Roman"/>
           <w:sz w:val="24"/>
         </w:rPr>
-        <w:t xml:space="preserve">LigandSeek2-Find，其整体表现最好。</w:t>
+        <w:t xml:space="preserve">LigandSeek-Find，其整体表现最好。</w:t>
       </w:r>
     </w:p>
     <w:p>
@@ -3922,7 +580,7 @@
           <w:i w:val="0"/>
           <w:sz w:val="24"/>
         </w:rPr>
-        <w:t xml:space="preserve"> 4 | LigandSeek2-Find </w:t>
+        <w:t xml:space="preserve"> 4 | LigandSeek-Find </w:t>
       </w:r>
       <w:r>
         <w:rPr>
@@ -3938,7 +596,7 @@
       <w:tblPr>
         <w:tblW w:type="pct" w:w="5000"/>
         <w:tblLayout w:type="fixed"/>
-        <w:tblCaption w:val="表 4 | LigandSeek2-Find 在完整测试集上的内部消融。"/>
+        <w:tblCaption w:val="表 4 | LigandSeek-Find 在完整测试集上的内部消融。"/>
         <w:tblDescription w:val="MDBOOKTABS_{&quot;headers&quot;:2,&quot;groups&quot;:[],&quot;widths&quot;:[0.28,0.12,0.12,0.12,0.12,0.12,0.12],&quot;pagination&quot;:&quot;rows&quot;,&quot;page-break&quot;:&quot;before&quot;}"/>
         <w:tblBorders>
           <w:top w:val="single" w:sz="6" w:color="000000"/>
@@ -5693,7 +2351,7 @@
                 <w:rFonts w:ascii="Times New Roman" w:hAnsi="Times New Roman"/>
                 <w:sz w:val="20"/>
               </w:rPr>
-              <w:t xml:space="preserve">LigandSeek2-Find</w:t>
+              <w:t xml:space="preserve">LigandSeek-Find</w:t>
             </w:r>
           </w:p>
         </w:tc>
@@ -6023,8 +2681,8 @@
         <w:t xml:space="preserve">GT。粗体和下划线分别表示每列的最高值和次高值。</w:t>
       </w:r>
     </w:p>
-    <w:bookmarkEnd w:id="13"/>
-    <w:bookmarkStart w:id="23" w:name="stage3端到端-top-k-success"/>
+    <w:bookmarkEnd w:id="9"/>
+    <w:bookmarkStart w:id="19" w:name="stage3端到端-top-k-success"/>
     <w:p>
       <w:pPr>
         <w:pStyle w:val="Heading2"/>
@@ -6047,7 +2705,7 @@
         <w:t xml:space="preserve"> top-k success</w:t>
       </w:r>
     </w:p>
-    <w:bookmarkStart w:id="14" w:name="评估口径top-k-success"/>
+    <w:bookmarkStart w:id="10" w:name="评估口径top-k-success"/>
     <w:p>
       <w:pPr>
         <w:pStyle w:val="Heading3"/>
@@ -6313,8 +2971,8 @@
         <w:t xml:space="preserve">重建受体（CA2）下的表现。</w:t>
       </w:r>
     </w:p>
-    <w:bookmarkEnd w:id="14"/>
-    <w:bookmarkStart w:id="18" w:name="一般配体的端到端区域检出与身份识别"/>
+    <w:bookmarkEnd w:id="10"/>
+    <w:bookmarkStart w:id="14" w:name="一般配体的端到端区域检出与身份识别"/>
     <w:p>
       <w:pPr>
         <w:pStyle w:val="Heading3"/>
@@ -6347,18 +3005,18 @@
           <wp:inline>
             <wp:extent cx="5733415" cy="3061262"/>
             <wp:effectExtent b="0" l="0" r="0" t="0"/>
-            <wp:docPr descr="Fig. 2 | 端到端配体区域检出与身份匹配。曲线展示在尝试预算 K=1–10 内，179 个测试 PDB 中预测成功的比例。Find+Match 曲线要求端到端区域检出和配体身份匹配均正确，Find 和 Emap2lig-Find 曲线仅要求区域检出正确。Find 和 Match 分别指 LigandSeek-Find 和 LigandSeek-Match。GT 表示真实受体结构，CA2 表示 CryoAtom2 重建受体结构。" title="MDPPTFIG_eJztWVtrG0cU_ivLvjb2SusbXmyDK9uh1A7CSZ-6xYxXI2nwXoad0cVpCk6wY7eR2xInDTROTJpQTE3spFBI5Sb5L61Wkp_yF3pmZiXLtQMhl5aFCrR7Zs6Zb875zszsMPOlThEv6pamt24dRndfGNPmdOtwq3l_u59SXtXPaXqIWeCWcU4YZSzb_ozhkNl2emg0PWrbU5gt8YDadnu_3vxhvb35dWv3pW0rNNs-DecjDwsobOI-5Lp9eeLn-jzEnaLQOohyEvgLHgqXShTsPtfHKhbVqp7rM6sybutFzqllGMwpYg-x_oBiH5T5IAQMKIYFoxKEORoGDmaM-AXPNcxUatjwEPFtfUKgZUP5usiXXaxVrDJyAfcTDxVwRnUv7IyOhbBdwpjOEh8zWd9TqliMIge6ARwXqgDIHEzZelycL7miCpV4EGPG5qIlBA5meRIyPquapmIj0CgHlKfqEcszgc8ZtEPMIQTaXCIeZtoFXNHmAw_5suvipM_O1ElUBSHAFmV5UYoZFZt8g5uXu8SYgx3XL6vmyhEuciLDEZ5TGCU4LGMwnSGFfs3UrmjCmKsm7zcKoSM-BxVGjE8ygv6dyFp7B9HGE3gerW02nm9FtXq0s9N8uBKt1xvPvm3X9xqHz6Pa76D9a-Xafxn9O8TYvPtrq_4yenq79agebe9GT-61D24f_bTa2r_zwSJ6f96fHHOeFczB6hYvHt4bLR5BPk8cPBU4JQ_7vLN08KLww1OgfOLTMcOT3cQ16pGVL8aXNS92n0rvZZ0yzsYA42cB8In0u-L-ubL1GuTUiXojpiYZeUzO7Imur736o5YeGU3cXEkOx41nvzR_uwGrUhI4zk59nFyeH8O6D1Q3N76Pvtlp_bjaPLjVeHEDvm0zsEH5aE7s2ZKQg4Tyr77E7Z-vNp9e6-48evcc0c2a2oj07jyie-vNxw9bD_ZhHRJp-j9BH26xv1lLArvTHqKmSwp9YjgklWs1GRqHa2o-9E4DNdzjVSkJCUloChIy3OVnKbEcb1yPNvaatfUkMD1LCsjPXcR4KdFLS0LGdQ_bcojDgnf-UlI5bz_YbT2qt7Z3ov370Xd3YA8jTwlXYdOSmTSTkI5EE58EgjPhcjDJA89MKtVH65vRYb13dP_zVBCedEL_4pymd4-79aGRgYHB9FB1IDWcNofNK2OUOBb840Ms9EaHWLkQVU4dfccIgPU2GNCMl0LchQnf-jQtxC4Sh-ysSCgTlIoI_XKWOIJQUXAulLOhlsPMEb1kLENeORjyxsGILxyM3vsGg2OPQph-CZoQyhfypADOsoWCX8iF-eXAUBULKfEz-6lfgEBIDtDTIyCJOwmQs50YITVdP45dUg4iweBs4CwxzQ8yReQX8GQYBpUiRjkmAAVeR8EodriqBMzjpj0dKFTjFAmLLqEzxHVFj0KW7ZWALMZDDN8AIebBZh56kfoTha6RcRJPlBgFhhcrc0Gu934CWdV86Ik3JE6rjssbCW15vHMzIeuFGle55gh9PFzByhFm8aiNjcFKvjugNGT8PA48TQhgHYKnqltUnmXK9ljqWAu9HyjXjWMRWa6viQuh0SFzSKGcaSXyMi3vU3pkZHFE3E51r-z6MV-MdvMC_wn9q78Bk3GcAg" id="16" name="Picture"/>
+            <wp:docPr descr="Fig. 1 | 端到端配体区域检出与身份匹配。曲线展示在尝试预算 K=1–10 内，179 个测试 PDB 中预测成功的比例。Find+Match 曲线要求端到端区域检出和配体身份匹配均正确，Find 和 Emap2lig-Find 曲线仅要求区域检出正确。Find 和 Match 分别指 LigandSeek-Find 和 LigandSeek-Match。GT 表示真实受体结构，CA2 表示 CryoAtom2 重建受体结构。" title="MDPPTFIG_eJztWf9PGzcU_1dO9-sKl4QvFSdAYgGqabSKaPfTbkLm4iQWdz7v7HyBdRKroLA1bFNpV2mlRV2rCQ0V2kmTurC2_8uWS-Cn_Qt7ti8hDCZV_bLppEXK3bPf88fvfZ7ts-zPTIZEybQNs33rILr7wprKTLUPNlv3t_oZEzXznGGGmAdeBeelUdZ2nI84DrnjpIdG0iOOM4n5ggiY4xzuNVrfrR1ufNneeek4Gs1xTsNR5GMJhTO4D3leX4HQfJ-PhFuSWhcxQQI656NwoczA7mNztGozo-Z7lNvVMccsCcFsy-JuCfuI9wcMU1AWghAwoBgWrWoQ5lkYuJhzQou-Z2VSqWHLR4Q65rhEy4XqdVksetio2hXkAe4HPirirO5e2lkdC2m7gDGbIRRzVd9TqtqcIRe6ARwPqgAoM5hyzLg4W_ZkFSqLIMaMzWVLCBzMCiTkYkY3TcVGoNEOaE_1I5anAyo4tEPcJQTaXCE-5sYlXDVmAx9R1XVpgvIzdQpVQ0iweVWeV2JWx6be4OZSl5jMYMf1Jd1cOyJkTlQ40nMGowSHFQym06TYb6SNq4Y0FrrJ241C6ggVoMKIiwlO0L8TWXt3P1p_As-j1Y3m882o3oi2t1sPl6O1RvPZ14eN3ebB86j-K2j_WL72X0b_BjG27v7cbryMnt5uP2pEWzvRk3uH-7ePflhp7915ZxG9Pe9PjjnfDi7C6hYvHv4rLR5BoUBcPBm4ZR9T0Vk6REn64WtQMf7hqOWrbuIa_cipFxeLhh-7z5T3qk4b52KAsbMAxHj6TXF_X978B-TUiXorpiYZeUzO7Imur_75Wz19fiRxcyU5HDef_dT65QasSkngODf5fnJ5fgzrPlDdWv82-mq7_f1Ka_9W88UN-LZNwwblvYtyz5aEHCSUf_0lPvzxi9bTa92dR--eI7pZ1xuR3p1HdG-t9fhh-8EerEMyTf8n6N0t9jfrSWB3ykcs45FinxwOSeVaT4bmwaqeD73TQA_3eFVKQkISmoKEDHf1WUosx-vXo_XdVn0tCUzPkCKi-csYLyR6aUnIuO5hWw1xWPAuXEkq54cPdtqPGu2t7WjvfvTNHdjDqFPCFdi0ZCcySUhHoolPAsHZcDGYEIGfSSrVR2sb0UGjd3T__VQQnmzc_OScYXaPu82h8wMDg-mh2kBqOJ0ZzlwdZcS14R8fYqFXOsTKh6h66ug7RgCs18GAZqIc4i5M-NqnaSH2kDxk5yXCuKRURkgrOeJKQmXBvVTJhUYec1f2krUtdeVgqRsHK75wsHrvGyyBfQZh0jI0IUzMFUgRnOVzFM8tkcFPPUtXzKXkL93PaBECIXlATw-AJO8kQM51YoTUdP04dkk7iCSDM4G7wA0aZEuIFvFEGAbVEkZ5LgElXkfBGXaFrgTM46Y9HWhU6xQJ8x5h08TzZI9SVu21gGwuQgzfACkWwGYWelH6E4WukXUST5Y4A4bnqxeDfO_9BLJrhdCXb0icURtTNxLG4ljnZkLVSzWuCcOV-ni4gpUrzeJRGxuDlXp3QFnIxQUc-IYUwDoET3W3qDLDte2x1LGWehpo161jEdkeNeSF0MhQZkijnGkl8zKl7lN6ZGQLRLxOda_s0Zgvzrp5gf-4-flf67abwg" id="12" name="Picture"/>
             <a:graphic>
               <a:graphicData uri="http://schemas.openxmlformats.org/drawingml/2006/picture">
                 <pic:pic>
                   <pic:nvPicPr>
-                    <pic:cNvPr descr="C:/Users/15919/Desktop/论文草稿/temp/manuscript_figures_gngdrfyo/figure_000002.png" id="17" name="Picture"/>
+                    <pic:cNvPr descr="C:/Users/15919/Desktop/论文草稿/temp/manuscript_figures_ne_zi4ql/figure_000001.png" id="13" name="Picture"/>
                     <pic:cNvPicPr>
                       <a:picLocks noChangeArrowheads="1" noChangeAspect="1"/>
                     </pic:cNvPicPr>
                   </pic:nvPicPr>
                   <pic:blipFill>
-                    <a:blip r:embed="rId15"/>
+                    <a:blip r:embed="rId11"/>
                     <a:stretch>
                       <a:fillRect/>
                     </a:stretch>
@@ -6399,7 +3057,7 @@
           <w:bCs/>
           <w:sz w:val="24"/>
         </w:rPr>
-        <w:t xml:space="preserve">Fig. 2 | </w:t>
+        <w:t xml:space="preserve">Fig. 1 | </w:t>
       </w:r>
       <w:r>
         <w:rPr>
@@ -6670,7 +3328,7 @@
           <w:rFonts w:ascii="Times New Roman" w:hAnsi="Times New Roman"/>
           <w:sz w:val="24"/>
         </w:rPr>
-        <w:t xml:space="preserve">Fig. 2</w:t>
+        <w:t xml:space="preserve">Fig. 1</w:t>
       </w:r>
       <w:r>
         <w:rPr>
@@ -7030,8 +3688,8 @@
         <w:t xml:space="preserve">PDB（52.0%）中的配体区域。</w:t>
       </w:r>
     </w:p>
-    <w:bookmarkEnd w:id="18"/>
-    <w:bookmarkStart w:id="22" w:name="小分子端到端全原子构象重建"/>
+    <w:bookmarkEnd w:id="14"/>
+    <w:bookmarkStart w:id="18" w:name="小分子端到端全原子构象重建"/>
     <w:p>
       <w:pPr>
         <w:pStyle w:val="Heading3"/>
@@ -7064,18 +3722,18 @@
           <wp:inline>
             <wp:extent cx="5733415" cy="3498320"/>
             <wp:effectExtent b="0" l="0" r="0" t="0"/>
-            <wp:docPr descr="Fig. 3 | 单残基、无缺失原子的有机小分子端到端建模。曲线展示在尝试预算 K = 1–10 内，77 个测试 PDB 中预测成功的比例。Find 和 Match 分别指 LigandSeek-Find 和 LigandSeek-Match。GT 和 CA2 分别表示真实受体结构和 CryoAtom2 重建受体结构。 a, Find+Match 曲线要求端到端区域检出和配体身份匹配均正确，Find 和 Emap2lig-Find 曲线仅要求区域检出正确。 b, c, 使用 PocketXMol-tuned 进行端到端构象重建时，成功率随计费尝试次数 K 的变化，分别展示真实受体（GT，b）和 CryoAtom2 重建受体（CA2，c）条件。成功要求 RMSD 低于 2 Å 或 3 Å。实线表示按模型评分选出的 top-1 构象，虚线表示 best-of-50 构象。" title="MDPPTFIG_eJztWltPG0cU_isrvxazxkBTrIBEuURVIbJIKlXqVmi8Htsr9jLaGWNIU4lEEKAYiJoQWkJC3UQVahouVRs1BspD_knjXZun_IWe2Vkb06RSlIRUU2HJu3M5882Z78yePTM7X0UIYrlIQolUb-95d_9UB-ID1b1b_v31VkLYRKRFibiYOuY4TnOhvoSmfUaxSzWtrbOrrUvT-jEdYw7RtNpW2b8zW1ucr24eappA07SX4WxkYQ6F4zhKLWSaUWIQbBo25rU6Isxw7FELuWN5AnJfRM4XEkSZsEybJgrdWiTHGEmoKtVz2EK01SHYhsqM41qIQdbNqgXHTRPX0TGlhp21TDUei32oWsiwtUgPR0u6we0SmzSxUkiMIxNwP7FQFveJ7rmcWpfgsmMYkyFQkQblTblCghKkQzeAw8cAQPGOmBYJsyN5kxehPHNCzFCctzTsNIhlDJeyIdE0FgpBjVBAaCouYXrQsRmFdojqhgFtLhsWpspFXFBGHAvZQde5Xpu-si5AFRAcLBXkU0GyT4wtuIOaVxrExDvqql8RzYUijNskGA7XnMAswe44BtFBI9uqtCtXFS7MRJN3OwpeZ9gMqjCirJca6P2MzFtc8bcWvI3y86lr_uoP1f2y93DXW9rwHt-srk376_P-etnbWfbmbvCSR9ve3A6_7pX9zdLzqev_JR9vMWr_7q_V8qG3u1J9WPbWN72de7XtlaMfp6tbq6c2onen_clZaCWcYfB3oTuxXsudOJmMoeN-R89b2GZ1Z8JyXA9LgLKeT8-rVtBNWCIuyeBG2aRiheqTQPugTAgnQ4DuVwGwnra3xf1r6ta_IMdOlKshNXLYUZ6nx7sx82K_eO6cdI-KPBRX_vjZ_30BnJIMHCf7P5aX58fg9oFqf-6m980Gf-Vt3678uQCvtkGIWGRgX1LmvW-LMrAL7w89Jy3HELXNPfKLszIwPWRkkZ2-hPFYlD960nIux7xuYjuY4uDwLlw-4_xUOe_rjUvLcOBJaqVNWDBV1ze8rfve8mrl4FawETItC__upNPLHEtaKxzNLsLKu5n501yCyxCjvI8tEiQBwy0Kf2d-IHW0IjZlaj9d83evH-80Fcvexob_YMqbLYObOZpZhLlfKz-q7B14xaeQ9e7N-o8fVEtbsCQ9C9nPXrM9yoCFSNw0slKHkeJhqOzNiOeh-TEQ0_3M85--509JwHCLBDrKPQt0CRhukdXPVQ4Oq7c3JWBYSTr6GGafDztmlOVtLO2bpXZ4t1YqNgIsWETUdktiZeGvPoEoKtwKXZo9WluubZVqvz0V38f8X0r-yo4Mpjqh43v6Pnb2sel0pmt1bdpb_s4r3oGZKXYhxGfb5l2IF_tzFy5DferF_rwkQer_ai8C-O_rjYMBdDCAf69U2XsC4anwIyJ-lcEkI8OX-mW1RuVgqVJekoHluPJsRlaW_bk7MlDcLiu_z2bAbYBX59tAwVazX5z3N0ve_YXa9jQ4_6OpeVj_whtBBiswh0TbZLWEiArBo9e-X2tYQwbWU5iyqJOJdsbkpv6f2ztwJT2RL1uUSOMYaaTzXHt7R1vnRHtH10ft8djV88TQE_APQ130WqFu2kWFl46UhgiA9SYY0IzlXdyAcd845naxifjhVZozCOU08hHa40lD5yTyjH5xPOkqaUx13ktfQg2O8qrBSV41PMirNp_jVRm2CAzTzkMTg7DRjJEFZelo1s6m3cyko4qC0Rj_tbcSOwsDMdLckm2Q4md9IZ2sjxFM09DjWCWhIOIMDsG6kSq205dDdhb3uq5TyGGUpgAS4NUrKME6E4WAedy0qQOBqr5EQso0yKBhmrxHng7aiwRKUOZipud4MgMyI9BLUH8i0xBST-LxHCXAcKow7KSbz_2ixETGtfgdDKdMdAcnfZXJ7vqJ36CcV-MJpui8PpyuIKVzsXDWhsIgFdzroMSl7AJ2LIUnQNoFTUW3aHyICtnjVF2a19uOUF09TqKEaSv8oHVXZ7xToLxSittlIDin3JRGCYYMs17cnDbtkC9KGnaBf0_k678BPE90qg" id="20" name="Picture"/>
+            <wp:docPr descr="Fig. 2 | 单残基、无缺失原子的有机小分子端到端建模。曲线展示在尝试预算 K = 1–10 内，77 个测试 PDB 中预测成功的比例。Find 和 Match 分别指 LigandSeek-Find 和 LigandSeek-Match。GT 和 CA2 分别表示真实受体结构和 CryoAtom2 重建受体结构。 a, Find+Match 曲线要求端到端区域检出和配体身份匹配均正确，Find 和 Emap2lig-Find 曲线仅要求区域检出正确。 b, c, 使用 PocketXMol-tuned 进行端到端构象重建时，成功率随计费尝试次数 K 的变化，分别展示真实受体（GT，b）和 CryoAtom2 重建受体（CA2，c）条件。成功要求 RMSD 低于 2 Å 或 3 Å。实线表示按模型评分选出的 top-1 构象，虚线表示 best-of-50 构象。" title="MDPPTFIG_eJztWltPG0cU_isrvxazxkApVkCiBqKqEFkklSp1KzSsx_aKvUx3BgxpKpEIAhQDURNCS0iom6hCTcOlaqPGQHjIP2m8a_OUv9AzO2tjmlSKkpBqKix5dy5nvjnzndmzZ2bn6whBLBdJKJHKrT3vzlO1L95X2bvp31tvJoRNRJqUiIupY47jNBdKJjTtM4pdqmkt7Z0tnZrWi-koc4imVbdK_u3Z6uJ8ZfNQ0wSapr0MZyMLcygcx1FqIdOMEoNg07Axr9URYYZjD1vIHR0jIPdF5Fw-QZQJy7RpIt-lRXKMkYSqUj2HLUSbHYJtqMw4roUYZN2smnfcNHEdHVNq2FnLVOOx2IeqhQxbi3RztJQb3C6ySRMr-cQ4MgH3EwtlcVJ0z-XUmgSXHcWYDICKNChvyOUTlCAdugEcPgYAirfFtEiYHRozeREaY06IGYrzloadBrGM4VI2IJrGQiGoEQoITcUlTPc7NqPQDlHdMKDNJcPCVLmA88qQYyE76DrXY9NX1gWoAoKDjQT5kSCZFGML7qDm5Tox8baa6pdFc6EI4zYJhsM1JzBLsDuOQbTfyDYrceWKwoWZaPJuR8HrDJtBFUaU9VADvZ-ReYsr_taCt1F6PnXVX_2xsl_yHux6SxveoxuVtWl_fd5fL3k7y97cdV7ycNub2-HXvZK_WXw-de2_5OMtRu3f-a1SOvR2VyoPSt76prdzt7q9cvTTdGVr9dRG9O60PzkLrYQzCP4udCfWa7kTJ5MxdNzr6GMWtlnNmbAc18MSoKz703OqFXQTlohLKrhRNqlYofok0D4oE8KpEKDrVQCsu-Vtcf-auvkvyLET5WpIjRx2lOfp8a7PvNgvdHRI96jIQ3H5z1_8PxbAKcnAcar3Y3l5fgRuH6j25254327wV972rfLTBXi19UPEIgP7kjLvfVeQgV14f-g5aTmGqG3uoV-YlYHpASOL7PRFjEej_NGTlnM55nUD28EUB4d3_tIZ56fKebInLi3DgSepFjdhwVRZ3_C27nnLq-WDm8FGyLQs_LuTTg9zLGmtcDS7CCvvRuZPcwkuQ4zyPrZIkAQMNyn8nfmB1NGK2JSp_nzV3712vNNUKHkbG_79KW-2BG7maGYR5n619LC8d-AVnkDWuzvrP7pfKW7BkvQsZD97zXYrfRYicdPISh1GioehvDcjnofGx0BM9zPPf_qef0QChpsk0FHuWaBLwHCTrH6ufHBYubUpAcNKytFHMft80DGjbMzG0r5Zqod3qsVCPcCCRUR1tyhWFv7qY4iiwq3QpdmjteXqVrH6-xPxfcz_teiv7MhgqhM6vqfvY2cfm05nulbWpr3l773CbZiZYhdCfLZt3IV4sT93_hLUj7zYn5ckSP1f7UUA_8meOBhABwP4d4vlvccQngo_IuJXGUwyNHixV1ZrlA-WyqUlGViOK89mZGXZn7stA8WtsvL7bAbcBnh1vg0UbDX7hXl_s-jdW6huT4PzP5qah_UvvBFksAJzSLRFVkuIqBA8evWHtbo1ZGB9BFMWdTLR9pjc1P9zeweupDvyZZMSqR8jjbR3tLa2tbRPtLZ1ftQaj105Rww9Af8w1EWvFeqmXZR_6UhpiABYb4IBzdiYi-sw7hvH3C42ET-8SnMGoZxGPkJ7PGXonESe0S-Mp1wljanOe0km1OAorxqc5FXDg7xq4zlelWGLwDDtMWhiEDacMbKgLB228fBlo-0rUxUFwzH-izcTOwsDMdKA3tIBKX7WF9Kp2hjBNHU9jlUSCiLO4ACsG6liO8kcsrO4x3WdfA6jNOWAHK9WQQnWmSgEzOOmDR0IVPUlEkZMg_Qbpsl75OmgvUigBGUuZnqOJzMgMwS9BPUnMnUh9SQez1ECDI_kB51047lflJjIuBa_g-GUia7gpK8y2VU78RuU82o8wRSd14fTFaR0LhbO2lAYpIJ7DZS4lJ3HjqXwBEi7oKnoFo0PUCF7nKpJ83rbEaqrx0mUMG2FH7TubI-3C5RXSnG79AXnlBvSKMGQYdaKG9OmHfJFSd0u8O-OfPM3lKx0cw" id="16" name="Picture"/>
             <a:graphic>
               <a:graphicData uri="http://schemas.openxmlformats.org/drawingml/2006/picture">
                 <pic:pic>
                   <pic:nvPicPr>
-                    <pic:cNvPr descr="C:/Users/15919/Desktop/论文草稿/temp/manuscript_figures_gngdrfyo/figure_000003.png" id="21" name="Picture"/>
+                    <pic:cNvPr descr="C:/Users/15919/Desktop/论文草稿/temp/manuscript_figures_ne_zi4ql/figure_000002.png" id="17" name="Picture"/>
                     <pic:cNvPicPr>
                       <a:picLocks noChangeArrowheads="1" noChangeAspect="1"/>
                     </pic:cNvPicPr>
                   </pic:nvPicPr>
                   <pic:blipFill>
-                    <a:blip r:embed="rId19"/>
+                    <a:blip r:embed="rId15"/>
                     <a:stretch>
                       <a:fillRect/>
                     </a:stretch>
@@ -7116,7 +3774,7 @@
           <w:bCs/>
           <w:sz w:val="24"/>
         </w:rPr>
-        <w:t xml:space="preserve">Fig. 3 | </w:t>
+        <w:t xml:space="preserve">Fig. 2 | </w:t>
       </w:r>
       <w:r>
         <w:rPr>
@@ -7580,7 +4238,7 @@
           <w:rFonts w:ascii="Times New Roman" w:hAnsi="Times New Roman"/>
           <w:sz w:val="24"/>
         </w:rPr>
-        <w:t xml:space="preserve">Fig. 3b, c</w:t>
+        <w:t xml:space="preserve">Fig. 2b, c</w:t>
       </w:r>
       <w:r>
         <w:rPr>
@@ -7630,7 +4288,7 @@
           <w:rFonts w:ascii="Times New Roman" w:hAnsi="Times New Roman"/>
           <w:sz w:val="24"/>
         </w:rPr>
-        <w:t xml:space="preserve">Fig. 3b</w:t>
+        <w:t xml:space="preserve">Fig. 2b</w:t>
       </w:r>
       <w:r>
         <w:rPr>
@@ -7673,7 +4331,7 @@
           <w:rFonts w:ascii="Times New Roman" w:hAnsi="Times New Roman"/>
           <w:sz w:val="24"/>
         </w:rPr>
-        <w:t xml:space="preserve">Fig. 3c</w:t>
+        <w:t xml:space="preserve">Fig. 2c</w:t>
       </w:r>
       <w:r>
         <w:rPr>
@@ -8185,7 +4843,7 @@
           <w:rFonts w:ascii="Times New Roman" w:hAnsi="Times New Roman"/>
           <w:sz w:val="24"/>
         </w:rPr>
-        <w:t xml:space="preserve">Fig. 3a</w:t>
+        <w:t xml:space="preserve">Fig. 2a</w:t>
       </w:r>
       <w:r>
         <w:rPr>
@@ -8384,9 +5042,9 @@
         <w:t xml:space="preserve"> 83.1%。</w:t>
       </w:r>
     </w:p>
-    <w:bookmarkEnd w:id="22"/>
-    <w:bookmarkEnd w:id="23"/>
-    <w:bookmarkStart w:id="27" w:name="给定正确身份时的-findbuild-比较"/>
+    <w:bookmarkEnd w:id="18"/>
+    <w:bookmarkEnd w:id="19"/>
+    <w:bookmarkStart w:id="23" w:name="给定正确身份时的-findbuild-比较"/>
     <w:p>
       <w:pPr>
         <w:pStyle w:val="Heading2"/>
@@ -8470,7 +5128,7 @@
           <w:rFonts w:ascii="Times New Roman" w:hAnsi="Times New Roman"/>
           <w:sz w:val="24"/>
         </w:rPr>
-        <w:t xml:space="preserve">Fig. 4</w:t>
+        <w:t xml:space="preserve">Fig. 3</w:t>
       </w:r>
       <w:r>
         <w:rPr>
@@ -8497,18 +5155,18 @@
           <wp:inline>
             <wp:extent cx="5029200" cy="6218690"/>
             <wp:effectExtent b="0" l="0" r="0" t="0"/>
-            <wp:docPr descr="Fig. 4 | 假定身份匹配正确时单残基无缺失原子有机小分子的定位与建模完成度。各面板包含相同的77个PDB、446个实例。a–d，Emap2lig；e–h，CryoAtom2受体下的LigandSeek；i–l，沉积受体下的LigandSeek。每组上行为首选构象，下行为best-of-50；左、右列分别要求重原子RMSD严格&lt;2\,\mathrm{Å}和&lt;3\,\mathrm{Å}。所有已对应合格小分子的blob均给定正确SMILES；LigandSeek使用PocketXMol-tuned单次中心对接，Emap2lig使用原生blob引导。背景计费，真实范围外前景免费；未检出与失败实例保留分母。每个PDB包含N个目标实例，相对预算\rho允许\lfloor\rho N\rfloor次计费尝试，完成度为成功的不同实例数除以N。绿线与圆点、蓝线与菱形分别表示PDB等权均值和中位数；灰点和小提琴表示50\%、100\%、200\%及300\%预算下的PDB分布。" title="MDPPTFIG_eJztWetOG0cUfpWVpfZXYI0DpLgpEgVSVQKEoJUq1RVar8f2ir1pZ4whTSUIEG52sAoEESCEBFKUFAMpaoyB8KMP0HdIPLvmV16hZ3bWBhIipbnQIoFk9sy5fGfmnNkz4-OffaZE4r6g4HOmd-n8c7E50OzsTtn3FipNk_T6Lgk-C2FD7UERptQYDIW-x8jCoVBVTV1VXSjUhHA3McxQqJjN23dGiukxZ-0gFOJoodCbcLqkIQaFE6ZZEVX0SIVsWBaSSYUmETleEU4oaoQpRhRsqlJfV1KJ8BnWVNYoOpPIkkkUQ-_SJKs7YYLoR9_VZNAUejVVx8HkVyFfnBAzKIpYjiNNwpWGiXQQRg0LfMDQiolJw4qYliEjjBU9pqliwO-vFTVJ0UO-eobWbrmPTtKnIiEZ7JFUwP1Wk2KokbtnemJJg-l2I2S2oV5S1vZ7KiVBSalF0REuS7xRMohNSYa5gLkKLLAPVAOCN-xIqIwlJYjhoXrqzBKiCGpRxcKkhZuWXIOEz5Ivh__z6GuGTjDYSVhWFLD5TtEQFtpQUugwNEl3XccbdHyqzEXlEAws7I7DLtnI1-Y-YZrXy_EIVJemfp2b84kQljh3OWzmJuw3ZPUgUL2mxCqFauGGwJQJN_m4q2AyRScgQhImDViRzmZldGCEZu8W808Ku_s0tXM4nLbXHzrLWXv2T5qesbMTdClvz9539vJ0ZYveXqLrGXthzF7I081JOnoLhs7dIUAo7KcLudt0N2-vLdNsyh7N0Pyjl_03_8uAfUhYMkOHiw_sxQOaGqaZJ858jmZSsNIrVwq5x-1NX7_sH6iurgWaZu8Vnk_AQqUX_VORV3upZk0yA6oSe7U3j4AVB1aj1Wc0EEML0MnZwv5UITcBSC1KTNIjnQh1g6YCmipo2k_HnN82TlcDH_bGpLM7VMiNF5dThVz-8NGdw_4x-95QcWsZjMGA88MIkwojWlHjB2j6DNIwQCf_oKOzLGGjT4qPBuytm4cjaZ7OjtbOpkJu1b6_dyJXWtBohYLslTLtnUqZEY0qMmoy5ISGdFIqZCTOYq9xUDfwWhCTPkHzcmO6qXF57tNTIfWfq-RLxiCcXcYg9YHT2S_6x04T_Buffw2fQBC9MJyrvftr6vxk8vJFJt-eSfbKj_VDvaXPntKNHZqfpplReFGP196waoTp4oizOwdVmNfuztZvW5o74d0_Kh6F_QNneq3dkLsR-aHVUCtIQkcRVuF_Xy7k1unBIODbt1ePFTBuAjXCmV5ynezN0I09mFJxMGXPbRSzy8XtHdB3FpagCBZTg3R-m67coWNpkNLhtCudtxce2w_76UienQ4rW8XtVV4xCweLzswcrMLeSPPKxgsrr7dnsX9Jfdu53yAQM2c-a98f4UFl2YCTamPn8MGQk509myj-PXDuw0iHB4rZ3P-taL5IjZ9eHF-L-Fv283t5nDj3uYSCxksT3VwsbszAK1G-jsLViBHjS1A2C7k03Oj4a2PPbB7OrRR2Vy_KzjufS87ugZM_YEV94ZZzcweumMWpRc4pTm7R_QfeXXN5zVnJQ1131sfsxUE4qGj_HlxQ4MyBbwwQeDginIFNQAAmHGv2ZMbJbHOrs8lGjf9D35rPziCfHzN3A2cT2Cr_RWQ_TWQD5yOyn_jMnhw_m2hfvoi2r55fKHlLgt3SobjnBl9v77DuXr3vp0uCr9wP9dX4A3UQ197aQNUXtXX-G1dNRQ7Cx8uT9E55ilhS8o3eqIcAWO-DAWYkYaEyjPXeG8ZCqsS6sDiumJhFla1Q72lXZBZTNpDbetotIYKwzLw0BkW3cS26fWvRa1uLx7vWIkGaCcvUE2CimKQrqsRgsrgrpsciVrTPEDmjy8_-qitNPQYLUSIssbVAsc420O2lNUJqyvM4mhKfoMQi2AJfDLGgG41xSY-hBssyknEkRTCAVDG8kgCbSCacCZhHpscccFTxjSCEVcW8pqgq88ho154TErwxFiJynJFR0OkAL678xKCsJJ7EYyNsQoTDyVYjcrw3LQV7o5bGnpA4oZd3o4W-clfa5TMx65XLTO5tV9CSmZq3az1lt3EuHoGaFibfIEMTGAHa7LcD7lbqacFc94gqaTO5bvCpi0ekFFR1gf1iUFcTqOEop2qxvDS7vfRjtBQkkqKW2MdpVffihc1yXuBT7_vlH6f5rU4" id="25" name="Picture"/>
+            <wp:docPr descr="Fig. 3 | 假定身份匹配正确时单残基无缺失原子有机小分子的定位与建模完成度。各面板包含相同的77个PDB、446个实例。a–d，Emap2lig；e–h，CryoAtom2受体下的LigandSeek；i–l，沉积受体下的LigandSeek。每组上行为首选构象，下行为best-of-50；左、右列分别要求重原子RMSD严格&lt;2\,\mathrm{Å}和&lt;3\,\mathrm{Å}。所有已对应合格小分子的blob均给定正确SMILES；LigandSeek使用PocketXMol-tuned单次中心对接，Emap2lig使用原生blob引导。背景计费，真实范围外前景免费；未检出与失败实例保留分母。每个PDB包含N个目标实例，相对预算\rho允许\lfloor\rho N\rfloor次计费尝试，完成度为成功的不同实例数除以N。绿线与圆点、蓝线与菱形分别表示PDB等权均值和中位数；灰点和小提琴表示50\%、100\%、200\%及300\%预算下的PDB分布。" title="MDPPTFIG_eJztWetOG0cUfpWVpfZXYI25pLgpEgVSRQKEoJUq1RVa1mN7xd66M8aQppIJEG52QAWCCBBCAilKioEUNcZA-NEH6Dsknl3zK6_QMztrAwmR0lxokUAye-ZcvjNzzuyZ8fHPPlMiMV9Q8DnTu3T-udgUaHJ2p-x7C-WmSXp9lwSfhbCh9qAwU2oIhkLfYWThUKiiuraiNhRqRLibGGYoVMjk7DvDhfSos3YQCnG0UOhNOF3SEIPCcdMsiyh6uEw2LAvJpEyTiBwr64orapgphhVsqlJfZ0IJ8xlWl1crOpPIkkkUQ-_UJKs7boLoB9-VRNAUejVVx8HEVyFfjBAzKIpYjiFNwuWGiXQQRgwLfMDQiooJwwqbliEjjBU9qqliwO-vETVJ0UO-OobWZrmPDtKnIiER7JFUwL2mSVHUwN0zPbGowXS7ETJbUS8pafs9laKgqNSs6AiXJN4oEcSmJMNcwFwFFtgHqgDBG7bHVcaS4sTwUD11ZglRBLWIYmHSzE2LrkHCZ8mXw_959FVDJxjsJCwrCth8q2gIC60oIbQbmqS7rmP1Oj5V5qJyCAbW5Y67XLKBr819wjSvl-IRqCpO_To35xMhLHHuctjMTdhvyOpBoHpViZYLlcINgSkTbvJxV8Fkik5AhCRM6rEinc3KaP8wzdwt5J7kd_dpaudwKG2vP3SWM_bsnzQ9Y2fG6VLOnr3v7OXoyha9vUTXJ-2FUXshRzcn6MgtGDp3BwEhv5_OZ2_T3Zy9tkwzKXtkkuYevUze_C8D9iFhmRw8XHxgLx7Q1BCdfOLMZ-lkClZ6-XI--7it8euXyf6qqhqgaeZe_vk4LFR6kZwKv9pLNWmSGVCV6Ku9eQSsGLAarD6jnhhagE7M5ven8tlxQGpWopIe7kCoGzQV0FRB03466vy2cboa-LA3JpzdwXx2rLCcymdzh4_uHCZH7XuDha1lMAYDzu9CmJQZkbJqP0DTZ5CGfjrxBx2ZZQkbeVJ41G9v3TwcTvN0trd0NOazq_b9vRO50oJGCxRkr5Rp71TKjEhEkVGjIcc1pJNiISMxFnuNg7qB14KY9AmalxvTTY3Lc5-eCqn7XCVfMgbh7BIGqQuczn6RHD1N8G98_jV0AkH0wnCu9u6vqfOTycqLTL49k-yVH01CvaXPntKNHZqbppMj8KIer71dqtFFF4ed3Tmowrx2d7Rca27qgHf_qHjk9w-c6bU2Q-5G5PsWQy0jcR2FWYX_fTmfXacHA4Bv3149VsC4CdQIZ3rJdbI3Qzf2YEqFgZQ9t1HILBe2d0DfWViCIlhIDdD5bbpyh46mQUqH0q503l54bD9M0uEcOx1Wtgrbq7xi5g8WnZk5WIW9keaVjRdWXm_PYv-SutZzv0EgZs58xr4_zIPKsgEn1cbO4YNBJzN7NlH8u__ch5EO9Rcy2f9b0XyRGju9OL4W8bfs5_fyOH7ucwkFjZcmurlY2JiBV6J0HYWrESPGlqBs5rNpuNHx18ae2TycW8nvrl6UnXc-l5zdAyd3wIr6wi3n5g5cMQtTi5xTmNii-w-8u-bymrOSg7rurI_aiwNwUNHkHlxQ4MyBbwwQeDginP5NQAAmHGv2xKQzuc2tziYb1f4PfWs-O4N8fszc9Z9NYCv8F5H9NJENnI_IfuIze2LsbKJdeRFtXx2_UPKWBLulQ3HPDrze3mHdvTrfj5cEX6kf6qv2B2ohrr01gYovamr9N66YihyEj5cn6Z3yFLakxBu9UQ8BsN4HA8xI3EIlGOu9N4yFVIl1YXFMMTGLKluh3tOmyCymbCC39rRZQhhhmXlpCIpu41p0-9ai17YWj3etRYI0E5apx8FEMUlnRInCZHGnjjqvK1U_qSJndPrZX2W5qUdhIUqYJTYAFOtsA91WXCOkpjSPoynxCUosgs3wxRALutEQk_QoqrcsIxFDUhgDSAXDKwqwiWTCmYB5ZHrMAUcV3whCl6qYVxVVZR4Z7dpzQoI3xkJEjjEyAjrt4MWVnxiUlMSTeGyETYhwV6LFCB_vTUvB3oilsSckTujl3Wihr9SVdvlMzHrlMpN72xW0ZKbm7VpP2W2ci0egpoXJN8jQBEaANvvtgLuVepox1z2iitpMrht86uIRKQVVXWC_GNRWB6o5yqlaLC9Nbi_9GC0FiaSoRfZxWtW9eGGzlBf41Pl--QcCUa0O" id="21" name="Picture"/>
             <a:graphic>
               <a:graphicData uri="http://schemas.openxmlformats.org/drawingml/2006/picture">
                 <pic:pic>
                   <pic:nvPicPr>
-                    <pic:cNvPr descr="C:/Users/15919/Desktop/论文草稿/temp/manuscript_figures_gngdrfyo/figure_000004.png" id="26" name="Picture"/>
+                    <pic:cNvPr descr="C:/Users/15919/Desktop/论文草稿/temp/manuscript_figures_ne_zi4ql/figure_000003.png" id="22" name="Picture"/>
                     <pic:cNvPicPr>
                       <a:picLocks noChangeArrowheads="1" noChangeAspect="1"/>
                     </pic:cNvPicPr>
                   </pic:nvPicPr>
                   <pic:blipFill>
-                    <a:blip r:embed="rId24"/>
+                    <a:blip r:embed="rId20"/>
                     <a:stretch>
                       <a:fillRect/>
                     </a:stretch>
@@ -8550,7 +5208,7 @@
           <w:bCs/>
           <w:sz w:val="24"/>
         </w:rPr>
-        <w:t xml:space="preserve">Fig. 4 | </w:t>
+        <w:t xml:space="preserve">Fig. 3 | </w:t>
       </w:r>
       <w:r>
         <w:rPr>
@@ -8758,8 +5416,8 @@
         <w:t xml:space="preserve">预算下的PDB分布。</w:t>
       </w:r>
     </w:p>
-    <w:bookmarkEnd w:id="27"/>
-    <w:bookmarkEnd w:id="28"/>
+    <w:bookmarkEnd w:id="23"/>
+    <w:bookmarkEnd w:id="24"/>
     <w:sectPr>
       <w:footnotePr>
         <w:numRestart w:val="eachSect"/>
@@ -9693,26 +6351,6 @@
   </w:style>
   <w:style w:type="character" w:customStyle="1" w:styleId="MDFIGREF_eJyrrk7LTC9KTbNKNUrVTczJ0U3LzEvRzU0sSc6orQUApM0LCA">
     <w:name w:val="MDFIGREF_eJyrrk7LTC9KTbNKNUrVTczJ0U3LzEvRzU0sSc6orQUApM0LCA"/>
-    <w:basedOn w:val="BodyTextChar"/>
-  </w:style>
-  <w:style w:type="character" w:customStyle="1" w:styleId="MDFIGREF_eJyrrk7LTC9KTbPKyUxPzEspTk3NNtItK9ZFcA1rEmtrATN3D08">
-    <w:name w:val="MDFIGREF_eJyrrk7LTC9KTbPKyUxPzEspTk3NNtItK9ZFcA1rEmtrATN3D08"/>
-    <w:basedOn w:val="BodyTextChar"/>
-  </w:style>
-  <w:style w:type="character" w:customStyle="1" w:styleId="MDFIGREF_eJyrrk7LTC9KTbPKyUxPzEspTk3NNtItK9ZFcA1rkmprATN6D1A">
-    <w:name w:val="MDFIGREF_eJyrrk7LTC9KTbPKyUxPzEspTk3NNtItK9ZFcA1rkmprATN6D1A"/>
-    <w:basedOn w:val="BodyTextChar"/>
-  </w:style>
-  <w:style w:type="character" w:customStyle="1" w:styleId="MDFIGREF_eJyrrk7LTC9KTbPKyUxPzEspTk3NNtItK9ZFcA1rkmtrATN9D1E">
-    <w:name w:val="MDFIGREF_eJyrrk7LTC9KTbPKyUxPzEspTk3NNtItK9ZFcA1rkmtrATN9D1E"/>
-    <w:basedOn w:val="BodyTextChar"/>
-  </w:style>
-  <w:style w:type="character" w:customStyle="1" w:styleId="MDFIGREF_eJyrrk7LTC9KTbPKyUxPzEspTk3NNtItK9ZFcA1rUmprATOAD1I">
-    <w:name w:val="MDFIGREF_eJyrrk7LTC9KTbPKyUxPzEspTk3NNtItK9ZFcA1rUmprATOAD1I"/>
-    <w:basedOn w:val="BodyTextChar"/>
-  </w:style>
-  <w:style w:type="character" w:customStyle="1" w:styleId="MDFIGREF_eJyrrk7LTC9KTbPKyUxPzEspTk3NNtItK9ZFcA1rUnXSamsBUhcP5Q">
-    <w:name w:val="MDFIGREF_eJyrrk7LTC9KTbPKyUxPzEspTk3NNtItK9ZFcA1rUnXSamsBUhcP5Q"/>
     <w:basedOn w:val="BodyTextChar"/>
   </w:style>
   <w:style w:type="paragraph" w:customStyle="1" w:styleId="SourceCode">

--- a/补充材料.nature.docx
+++ b/补充材料.nature.docx
@@ -2870,7 +2870,7 @@
           <w:rFonts w:hint="eastAsia" w:ascii="Times New Roman" w:hAnsi="Times New Roman"/>
           <w:sz w:val="24"/>
         </w:rPr>
-        <w:t xml:space="preserve">的两项基本端到端能力：全配体的端到端定位与身份匹配、单残基无缺失原子有机小分子的端到端定位、匹配和建模。计费规则与正文一致，测试集分别是全部测试集的</w:t>
+        <w:t xml:space="preserve">的两项基本端到端能力：全配体的端到端定位与身份匹配、单残基、相对于模板无缺失原子的有机小分子（下称“合格小分子”）的端到端定位、匹配和建模。计费规则与正文一致，测试集分别是全部测试集的</w:t>
       </w:r>
       <w:r>
         <w:rPr>
@@ -3005,12 +3005,12 @@
           <wp:inline>
             <wp:extent cx="5733415" cy="3061262"/>
             <wp:effectExtent b="0" l="0" r="0" t="0"/>
-            <wp:docPr descr="Fig. 1 | 端到端配体区域检出与身份匹配。曲线展示在尝试预算 K=1–10 内，179 个测试 PDB 中预测成功的比例。Find+Match 曲线要求端到端区域检出和配体身份匹配均正确，Find 和 Emap2lig-Find 曲线仅要求区域检出正确。Find 和 Match 分别指 LigandSeek-Find 和 LigandSeek-Match。GT 表示真实受体结构，CA2 表示 CryoAtom2 重建受体结构。" title="MDPPTFIG_eJztWf9PGzcU_1dO9-sKl4QvFSdAYgGqabSKaPfTbkLm4iQWdz7v7HyBdRKroLA1bFNpV2mlRV2rCQ0V2kmTurC2_8uWS-Cn_Qt7ti8hDCZV_bLppEXK3bPf88fvfZ7ts-zPTIZEybQNs33rILr7wprKTLUPNlv3t_oZEzXznGGGmAdeBeelUdZ2nI84DrnjpIdG0iOOM4n5ggiY4xzuNVrfrR1ufNneeek4Gs1xTsNR5GMJhTO4D3leX4HQfJ-PhFuSWhcxQQI656NwoczA7mNztGozo-Z7lNvVMccsCcFsy-JuCfuI9wcMU1AWghAwoBgWrWoQ5lkYuJhzQou-Z2VSqWHLR4Q65rhEy4XqdVksetio2hXkAe4HPirirO5e2lkdC2m7gDGbIRRzVd9TqtqcIRe6ARwPqgAoM5hyzLg4W_ZkFSqLIMaMzWVLCBzMCiTkYkY3TcVGoNEOaE_1I5anAyo4tEPcJQTaXCE-5sYlXDVmAx9R1XVpgvIzdQpVQ0iweVWeV2JWx6be4OZSl5jMYMf1Jd1cOyJkTlQ40nMGowSHFQym06TYb6SNq4Y0FrrJ241C6ggVoMKIiwlO0L8TWXt3P1p_As-j1Y3m882o3oi2t1sPl6O1RvPZ14eN3ebB86j-K2j_WL72X0b_BjG27v7cbryMnt5uP2pEWzvRk3uH-7ePflhp7915ZxG9Pe9PjjnfDi7C6hYvHv4rLR5BoUBcPBm4ZR9T0Vk6REn64WtQMf7hqOWrbuIa_cipFxeLhh-7z5T3qk4b52KAsbMAxHj6TXF_X978B-TUiXorpiYZeUzO7Imur_75Wz19fiRxcyU5HDef_dT65QasSkngODf5fnJ5fgzrPlDdWv82-mq7_f1Ka_9W88UN-LZNwwblvYtyz5aEHCSUf_0lPvzxi9bTa92dR--eI7pZ1xuR3p1HdG-t9fhh-8EerEMyTf8n6N0t9jfrSWB3ykcs45FinxwOSeVaT4bmwaqeD73TQA_3eFVKQkISmoKEDHf1WUosx-vXo_XdVn0tCUzPkCKi-csYLyR6aUnIuO5hWw1xWPAuXEkq54cPdtqPGu2t7WjvfvTNHdjDqFPCFdi0ZCcySUhHoolPAsHZcDGYEIGfSSrVR2sb0UGjd3T__VQQnmzc_OScYXaPu82h8wMDg-mh2kBqOJ0ZzlwdZcS14R8fYqFXOsTKh6h66ug7RgCs18GAZqIc4i5M-NqnaSH2kDxk5yXCuKRURkgrOeJKQmXBvVTJhUYec1f2krUtdeVgqRsHK75wsHrvGyyBfQZh0jI0IUzMFUgRnOVzFM8tkcFPPUtXzKXkL93PaBECIXlATw-AJO8kQM51YoTUdP04dkk7iCSDM4G7wA0aZEuIFvFEGAbVEkZ5LgElXkfBGXaFrgTM46Y9HWhU6xQJ8x5h08TzZI9SVu21gGwuQgzfACkWwGYWelH6E4WukXUST5Y4A4bnqxeDfO_9BLJrhdCXb0icURtTNxLG4ljnZkLVSzWuCcOV-ni4gpUrzeJRGxuDlXp3QFnIxQUc-IYUwDoET3W3qDLDte2x1LGWehpo161jEdkeNeSF0MhQZkijnGkl8zKl7lN6ZGQLRLxOda_s0Zgvzrp5gf-4-flf67abwg" id="12" name="Picture"/>
+            <wp:docPr descr="Fig. 1 | 端到端配体区域检出与身份匹配。曲线展示在尝试预算 K=1–10 内，179 个测试 PDB 中预测成功的比例。Find+Match 曲线要求端到端区域检出和配体身份匹配均正确，Find 和 Emap2lig-Find 曲线仅要求区域检出正确。Find 和 Match 分别指 LigandSeek-Find 和 LigandSeek-Match。GT 表示真实受体结构，CA2 表示 CryoAtom2 重建受体结构。" title="MDPPTFIG_eJztWVtrG0cU_ivLvjb2SutL8GILXNkOpXYQTvrULWa8GklT72XYGV2cpuAGO3YbuS1x0kDjxKQJxdTETgqFVG6S_9JqJfmpf6FnZlayXLsQcmlZqEC7Z-ac-eac78zMDjOf6RTxkm5pevvWYXT3hTFtTrcPt1r3twcp5TX9nKaHmAVuBeeFUday7Y8YDpltp0fG0mO2PYXZEg-obXf2G63v1jubX7Z3X9q2QrPt03A-8rCAwiYeQK47UCB-fsBD3CkJrYMoJ4G_4KFwqUzB7mN9vGpRrea5PrOqE7Ze4pxahsGcEvYQGwwo9kFZCELAgGJYNKpBmKdh4GDGiF_0XMNMpUYNDxHf1jMCLRfK1yW-7GKtalWQC7gfeKiIs6p7YWd0LYTtEsZ0lviYyfq-UtViFDnQDeC4UAVA5nDK1uPifNkVVajMgxgzNhctIXAwK5CQ8VnVNBUbgUY5oDxVj1ieCXzOoB1iDiHQ5jLxMNMu4qo2H3jIl12XJn12pk6iKggBtijLi1LMqtjkG9y80iPGHO66fkU1V45wkRMZjvCcwijBYQWD6QwpDmpp7aomjLlq8najEDric1BhxPgkI-jfiay9dxBtPIHn0dpm8_lWVG9EOzuthyvReqP57OtOY695-Dyq_wraP1au_ZfRv0GMrbs_txsvo6e3248a0fZu9ORe5-D20Q-r7f077yyit-f9yTHnWcEcrG7x4uG90uIRFArEwVOBU_awz7tLBy8JPzwFyjMfjhue7CauUY-cfDG-rHmx-1R6L-uUcS4GmDgLgGfSb4r7-8rWPyCnTtQbMTXJyGNyZk90fe3P3-rp82OJmyvJ4bj57KfWLzdgVUoCx7mp95PL82NY94Hq1sa30Vc77e9XWwe3mi9uwLdtBjYo782JPVsScpBQ_tWXuPPjF62n13o7j_49R3SzrjYi_TuP6N566_HD9oN9WIdEmv5P0Ltb7G_Wk8DutIeo6ZLigBgOSeVaTYbm4ZqaD_3TQA33eFVKQkISmoKEDHf5WUosxxvXo429Vn09CUzPkiLy85cwXkr00pKQcd3HthzisOBduJxUzjsPdtuPGu3tnWj_fvTNHdjDyFPCVdi0ZCfNJKQj0cQngeBsuBxM8sAzk0r10fpmdNjoH91_PxWEJ83on5zT9N5xtz5yfmhoOD1SG0qNps1R8-o4JY4F__gQC73SIVY-RNVTR98xAmC9DgY04-UQ92DC1z5NC7GLxCE7KxHKBKUiQr-SI44gVBSci5VcqOUxc0QvWcuQVw6GvHEw4gsHo_--weDYoxCmX4YmhPKFAimCs2zBQRWnMkQ_NVTFQkr80oPUL0IgJA_o6SGQxJ0EyLlujJCanh_HLikHkWBwNnCWmOYH2RLyi3gyDINqCaM8E4ACr6tgFDtcVQLmcdO-DhSqcYqERZfQGeK6okchy_ZKQBbjIYZvgBALYDMPvUj9iULPyDiJJ0qMAsOL1bkg338_gaxaIfTEGxKn1SbkjYS2PNG9mZD1Qo1rXHOEPh6uYOUIs3jUxsZgJd9dUBoyfgEHniYEsA7BU9UtqswyZXssda2F3g-U68axiCzX18SF0NiIOaJQzrQSeZmW9yl9MrI4Im63ul92_ZgvRnt5gX9G__wv3e6bvA" id="12" name="Picture"/>
             <a:graphic>
               <a:graphicData uri="http://schemas.openxmlformats.org/drawingml/2006/picture">
                 <pic:pic>
                   <pic:nvPicPr>
-                    <pic:cNvPr descr="C:/Users/15919/Desktop/论文草稿/temp/manuscript_figures_ne_zi4ql/figure_000001.png" id="13" name="Picture"/>
+                    <pic:cNvPr descr="C:/Users/15919/Desktop/论文草稿/temp/manuscript_figures_cavcv3pj/figure_000001.png" id="13" name="Picture"/>
                     <pic:cNvPicPr>
                       <a:picLocks noChangeArrowheads="1" noChangeAspect="1"/>
                     </pic:cNvPicPr>
@@ -3722,12 +3722,12 @@
           <wp:inline>
             <wp:extent cx="5733415" cy="3498320"/>
             <wp:effectExtent b="0" l="0" r="0" t="0"/>
-            <wp:docPr descr="Fig. 2 | 单残基、无缺失原子的有机小分子端到端建模。曲线展示在尝试预算 K = 1–10 内，77 个测试 PDB 中预测成功的比例。Find 和 Match 分别指 LigandSeek-Find 和 LigandSeek-Match。GT 和 CA2 分别表示真实受体结构和 CryoAtom2 重建受体结构。 a, Find+Match 曲线要求端到端区域检出和配体身份匹配均正确，Find 和 Emap2lig-Find 曲线仅要求区域检出正确。 b, c, 使用 PocketXMol-tuned 进行端到端构象重建时，成功率随计费尝试次数 K 的变化，分别展示真实受体（GT，b）和 CryoAtom2 重建受体（CA2，c）条件。成功要求 RMSD 低于 2 Å 或 3 Å。实线表示按模型评分选出的 top-1 构象，虚线表示 best-of-50 构象。" title="MDPPTFIG_eJztWltPG0cU_isrvxazxkApVkCiBqKqEFkklSp1KzSsx_aKvUx3BgxpKpEIAhQDURNCS0iom6hCTcOlaqPGQHjIP2m8a_OUv9AzO2tjmlSKkpBqKix5dy5nvjnzndmzZ2bn6whBLBdJKJHKrT3vzlO1L95X2bvp31tvJoRNRJqUiIupY47jNBdKJjTtM4pdqmkt7Z0tnZrWi-koc4imVbdK_u3Z6uJ8ZfNQ0wSapr0MZyMLcygcx1FqIdOMEoNg07Axr9URYYZjD1vIHR0jIPdF5Fw-QZQJy7RpIt-lRXKMkYSqUj2HLUSbHYJtqMw4roUYZN2smnfcNHEdHVNq2FnLVOOx2IeqhQxbi3RztJQb3C6ySRMr-cQ4MgH3EwtlcVJ0z-XUmgSXHcWYDICKNChvyOUTlCAdugEcPgYAirfFtEiYHRozeREaY06IGYrzloadBrGM4VI2IJrGQiGoEQoITcUlTPc7NqPQDlHdMKDNJcPCVLmA88qQYyE76DrXY9NX1gWoAoKDjQT5kSCZFGML7qDm5Tox8baa6pdFc6EI4zYJhsM1JzBLsDuOQbTfyDYrceWKwoWZaPJuR8HrDJtBFUaU9VADvZ-ReYsr_taCt1F6PnXVX_2xsl_yHux6SxveoxuVtWl_fd5fL3k7y97cdV7ycNub2-HXvZK_WXw-de2_5OMtRu3f-a1SOvR2VyoPSt76prdzt7q9cvTTdGVr9dRG9O60PzkLrYQzCP4udCfWa7kTJ5MxdNzr6GMWtlnNmbAc18MSoKz703OqFXQTlohLKrhRNqlYofok0D4oE8KpEKDrVQCsu-Vtcf-auvkvyLET5WpIjRx2lOfp8a7PvNgvdHRI96jIQ3H5z1_8PxbAKcnAcar3Y3l5fgRuH6j25254327wV972rfLTBXi19UPEIgP7kjLvfVeQgV14f-g5aTmGqG3uoV-YlYHpASOL7PRFjEej_NGTlnM55nUD28EUB4d3_tIZ56fKebInLi3DgSepFjdhwVRZ3_C27nnLq-WDm8FGyLQs_LuTTg9zLGmtcDS7CCvvRuZPcwkuQ4zyPrZIkAQMNyn8nfmB1NGK2JSp_nzV3712vNNUKHkbG_79KW-2BG7maGYR5n619LC8d-AVnkDWuzvrP7pfKW7BkvQsZD97zXYrfRYicdPISh1GioehvDcjnofGx0BM9zPPf_qef0QChpsk0FHuWaBLwHCTrH6ufHBYubUpAcNKytFHMft80DGjbMzG0r5Zqod3qsVCPcCCRUR1tyhWFv7qY4iiwq3QpdmjteXqVrH6-xPxfcz_teiv7MhgqhM6vqfvY2cfm05nulbWpr3l773CbZiZYhdCfLZt3IV4sT93_hLUj7zYn5ckSP1f7UUA_8meOBhABwP4d4vlvccQngo_IuJXGUwyNHixV1ZrlA-WyqUlGViOK89mZGXZn7stA8WtsvL7bAbcBnh1vg0UbDX7hXl_s-jdW6huT4PzP5qah_UvvBFksAJzSLRFVkuIqBA8evWHtbo1ZGB9BFMWdTLR9pjc1P9zeweupDvyZZMSqR8jjbR3tLa2tbRPtLZ1ftQaj105Rww9Af8w1EWvFeqmXZR_6UhpiABYb4IBzdiYi-sw7hvH3C42ET-8SnMGoZxGPkJ7PGXonESe0S-Mp1wljanOe0km1OAorxqc5FXDg7xq4zlelWGLwDDtMWhiEDacMbKgLB228fBlo-0rUxUFwzH-izcTOwsDMdKA3tIBKX7WF9Kp2hjBNHU9jlUSCiLO4ACsG6liO8kcsrO4x3WdfA6jNOWAHK9WQQnWmSgEzOOmDR0IVPUlEkZMg_Qbpsl75OmgvUigBGUuZnqOJzMgMwS9BPUnMnUh9SQez1ECDI_kB51047lflJjIuBa_g-GUia7gpK8y2VU78RuU82o8wRSd14fTFaR0LhbO2lAYpIJ7DZS4lJ3HjqXwBEi7oKnoFo0PUCF7nKpJ83rbEaqrx0mUMG2FH7TubI-3C5RXSnG79AXnlBvSKMGQYdaKG9OmHfJFSd0u8O-OfPM3lKx0cw" id="16" name="Picture"/>
+            <wp:docPr descr="Fig. 2 | 小分子的端到端建模。合格小分子指单残基、相对于模板无缺失原子的有机小分子。曲线展示在尝试预算 K = 1–10 内，77 个测试 PDB 中预测成功的比例。Find 和 Match 分别指 LigandSeek-Find 和 LigandSeek-Match。GT 和 CA2 分别表示真实受体结构和 CryoAtom2 重建受体结构。 a, Find+Match 曲线要求端到端区域检出和配体身份匹配均正确，Find 和 Emap2lig-Find 曲线仅要求区域检出正确。 b, c, 使用 PocketXMol-tuned 进行端到端构象重建时，成功率随计费尝试次数 K 的变化，分别展示真实受体（GT，b）和 CryoAtom2 重建受体（CA2，c）条件。成功要求 RMSD 低于 2 Å 或 3 Å。实线表示按模型评分选出的 top-1 构象，虚线表示 best-of-50 构象。" title="MDPPTFIG_eJztWltPG0cU_isrvxZYY6AUKyBRLlFViCySSpW6FRrWY3vLXkY7gw1pKpEIAhQDURNCyyXETVShpuFStVFiSHjIP2m8a_OUv9AzO2tjmlSKkpBqKix5dy5nvjnzndmzZ2bn2whBLBOJK5HyrX1v7ZnaF-sr79_076w3EcLGIw1KxMXUMbM4yYV64pr2BcUu1bTmto7mDk3rxXSUOUTTKttF__ZMZWGuvHWoaQJN016Fs5GFORSO4UZqIdNsJAbBpmFjXqsjwgzHHraQOzpGQO6ryLlcnCjjlmnTeK5Ti2QYI3FVpXoGW4g2OQTbUJlyXAsxyLppNee4SeI6OqbUsNOWqcai0Y9VCxm2FuniaAk3uF1kEyZWcvEsMgH3MwulcY_onsupVQkuO4oxGQAVaVBel8vFKUE6dAM4fAwAFGuNapEwOzRm8iI0xpwQMxTnLQ07CWIpw6VsQDSNhkJQIxQQmopLmO53bEahHaK6YUCbS4aFqXIB55Qhx0J20HWm26avrQtQBQQHGwnyI0GyR4wtuIOal2vExFqrql8WzYUijNskGA7XnMAswW4Wg2i_kW5SYsoVhQsz0eT9joLXGTaDKowo66YG-jAj83aXvNnr3sMb5dWp8oMdb3aXX_eL_lbhxeS1_3K47zKoG7P-3YPa0Pz8jLew7G_Pe5vFF5NXy2uPvZ0npeIijNHfOPRX7pYPit79PW9xU_Dgr8_568Vac-DBX_u9XDz09pbL94ve-pa3u1HZWT76eaq8vXJqFL0_Ok7OWivuDIJ_DN2P9Ubux0mlDB33OvqYhW1WdT4sw_WwBCjr-vycagXdhCXikghulE0oVqg-CbQPyoRwIgTofB0A62p-V9y_Jm_-C3L0RLkaUiOHHSV6HK9PvzzIt7dL96jIQ3Hp8a_-n_PglGTgONH7qbw8PwS3D1T7sze87zf5y2LnVunZPLwj-iHCkYF9SZn3fsjLwC68P_SMtBxDvDP7AMIlGZgeMNLITl7EeLSRP3rSci7HvK5jO5ji4PDOXzrj_FQ57-mOSctw4EkqhS1YMJXXN73tO97SSunpzWDjZEoW_t0Jp5s5lrRWOJpZgKV8PfOnuaaXIUb5EFsqSAKGGxT-zvxI6mhFbMpUfrnq71073rrKF73NTf_epDdTBDdzNL0Ac79SfFDaf-rln0DW25jxH94rF7ZhSXoWsp-9ZruUPguRmGmkpQ4jxcNQ2p8Wz0P9YyCm-5nnP33PPyIBww0S6Cj3LNAlYLhBVj9XenpYvrUlAcNKwtFHMfty0DEb2ZiNpX2zVA7XKoV8LcCCRURlryBWFv7KI4iiwq3QxZmj1aXKdqHyxxPxfcz_reAv78pgqhM6fqDvY2cfm05nupZXp7ylH738bZiZYhdCfLat34V4eTB7_hLUj7w8mJMkSP1f7UUA_z3dMTCADgbwNwql_Uf8I3vgR0T8KoNJhgYv9spqjdLTxVJxUQaWY8rzaVlZ9mdvy0Bxi6z8Pp8GtwFenW8DBVvNfn7O3yp4d-YrO1Pg_I8m52D9C28EGazAHNLYLKslRFQIHr3y02rNGjKwPoIpa3RSjW1Ruan_5_YOXElX5OsGJVI7dhppa29paW1uG29p7fikJRa9co4Yehz-YaiL3ijUTboo98oR1BABsN4GA5qxMRfXYNy3jrldbCJ-2JVmDEI5jXyEdjZh6JxEntEvZBOuksRU5730xNXg6K8anPxVw4O_av25X5Vhi8Aw7TFoYhA2nDLSoCwd1lFWz7aQb1RRMBzlv1gTsdMwECMJ6M3tkOJngyGdqI4RTFPT41gloSDiDA7AupEqttOTQXYad7uuk8tglKQckONVKyjBOhOFgHnctK4Dgaq-QsKIaZB-wzR5jzwdtBcJFKfMxUzP8GQKZIagl6D-RKYmpJ7E4zlKgOGR3KCTrD8njOLjKdfidzCcMt4ZnAxWJjqrJ4SDcl6Nx5mi8_pwuoKUzsXCWRsKg1Rwr4ISl7Lz2LEUngBpFzQV3aLsABWyx6mqNK-3HaG6epxEcdNW-MHsjrZYm0B5rRS3S19wrrkujeIMGWa1uD5t2iFflNTsAv-uyHd_A8-VliU" id="16" name="Picture"/>
             <a:graphic>
               <a:graphicData uri="http://schemas.openxmlformats.org/drawingml/2006/picture">
                 <pic:pic>
                   <pic:nvPicPr>
-                    <pic:cNvPr descr="C:/Users/15919/Desktop/论文草稿/temp/manuscript_figures_ne_zi4ql/figure_000002.png" id="17" name="Picture"/>
+                    <pic:cNvPr descr="C:/Users/15919/Desktop/论文草稿/temp/manuscript_figures_cavcv3pj/figure_000002.png" id="17" name="Picture"/>
                     <pic:cNvPicPr>
                       <a:picLocks noChangeArrowheads="1" noChangeAspect="1"/>
                     </pic:cNvPicPr>
@@ -3783,14 +3783,14 @@
           <w:bCs/>
           <w:sz w:val="24"/>
         </w:rPr>
-        <w:t xml:space="preserve">单残基、无缺失原子的有机小分子端到端建模。</w:t>
-      </w:r>
-      <w:r>
-        <w:rPr>
-          <w:rFonts w:hint="eastAsia" w:ascii="Times New Roman" w:hAnsi="Times New Roman"/>
-          <w:sz w:val="24"/>
-        </w:rPr>
-        <w:t xml:space="preserve">曲线展示在尝试预算</w:t>
+        <w:t xml:space="preserve">小分子的端到端建模。</w:t>
+      </w:r>
+      <w:r>
+        <w:rPr>
+          <w:rFonts w:hint="eastAsia" w:ascii="Times New Roman" w:hAnsi="Times New Roman"/>
+          <w:sz w:val="24"/>
+        </w:rPr>
+        <w:t xml:space="preserve">合格小分子指单残基、相对于模板无缺失原子的有机小分子。曲线展示在尝试预算</w:t>
       </w:r>
       <w:r>
         <w:rPr>
@@ -4195,7 +4195,7 @@
           <w:rFonts w:hint="eastAsia" w:ascii="Times New Roman" w:hAnsi="Times New Roman"/>
           <w:sz w:val="24"/>
         </w:rPr>
-        <w:t xml:space="preserve">我们在含有至少一个单残基、无缺失原子有机小分子的</w:t>
+        <w:t xml:space="preserve">我们在含有至少一个合格小分子的</w:t>
       </w:r>
       <w:r>
         <w:rPr>
@@ -5155,12 +5155,12 @@
           <wp:inline>
             <wp:extent cx="5029200" cy="6218690"/>
             <wp:effectExtent b="0" l="0" r="0" t="0"/>
-            <wp:docPr descr="Fig. 3 | 假定身份匹配正确时单残基无缺失原子有机小分子的定位与建模完成度。各面板包含相同的77个PDB、446个实例。a–d，Emap2lig；e–h，CryoAtom2受体下的LigandSeek；i–l，沉积受体下的LigandSeek。每组上行为首选构象，下行为best-of-50；左、右列分别要求重原子RMSD严格&lt;2\,\mathrm{Å}和&lt;3\,\mathrm{Å}。所有已对应合格小分子的blob均给定正确SMILES；LigandSeek使用PocketXMol-tuned单次中心对接，Emap2lig使用原生blob引导。背景计费，真实范围外前景免费；未检出与失败实例保留分母。每个PDB包含N个目标实例，相对预算\rho允许\lfloor\rho N\rfloor次计费尝试，完成度为成功的不同实例数除以N。绿线与圆点、蓝线与菱形分别表示PDB等权均值和中位数；灰点和小提琴表示50\%、100\%、200\%及300\%预算下的PDB分布。" title="MDPPTFIG_eJztWetOG0cUfpWVpfZXYI25pLgpEgVSRQKEoJUq1RVa1mN7xd66M8aQppIJEG52QAWCCBBCAilKioEUNcZA-NEH6Dsknl3zK6_QMztrAwmR0lxokUAye-ZcvjNzzuyZ8fHPPlMiMV9Q8DnTu3T-udgUaHJ2p-x7C-WmSXp9lwSfhbCh9qAwU2oIhkLfYWThUKiiuraiNhRqRLibGGYoVMjk7DvDhfSos3YQCnG0UOhNOF3SEIPCcdMsiyh6uEw2LAvJpEyTiBwr64orapgphhVsqlJfZ0IJ8xlWl1crOpPIkkkUQ-_UJKs7boLoB9-VRNAUejVVx8HEVyFfjBAzKIpYjiFNwuWGiXQQRgwLfMDQiooJwwqbliEjjBU9qqliwO-vETVJ0UO-OobWZrmPDtKnIiER7JFUwL2mSVHUwN0zPbGowXS7ETJbUS8pafs9laKgqNSs6AiXJN4oEcSmJMNcwFwFFtgHqgDBG7bHVcaS4sTwUD11ZglRBLWIYmHSzE2LrkHCZ8mXw_959FVDJxjsJCwrCth8q2gIC60oIbQbmqS7rmP1Oj5V5qJyCAbW5Y67XLKBr819wjSvl-IRqCpO_To35xMhLHHuctjMTdhvyOpBoHpViZYLlcINgSkTbvJxV8Fkik5AhCRM6rEinc3KaP8wzdwt5J7kd_dpaudwKG2vP3SWM_bsnzQ9Y2fG6VLOnr3v7OXoyha9vUTXJ-2FUXshRzcn6MgtGDp3BwEhv5_OZ2_T3Zy9tkwzKXtkkuYevUze_C8D9iFhmRw8XHxgLx7Q1BCdfOLMZ-lkClZ6-XI--7it8euXyf6qqhqgaeZe_vk4LFR6kZwKv9pLNWmSGVCV6Ku9eQSsGLAarD6jnhhagE7M5ven8tlxQGpWopIe7kCoGzQV0FRB03466vy2cboa-LA3JpzdwXx2rLCcymdzh4_uHCZH7XuDha1lMAYDzu9CmJQZkbJqP0DTZ5CGfjrxBx2ZZQkbeVJ41G9v3TwcTvN0trd0NOazq_b9vRO50oJGCxRkr5Rp71TKjEhEkVGjIcc1pJNiISMxFnuNg7qB14KY9AmalxvTTY3Lc5-eCqn7XCVfMgbh7BIGqQuczn6RHD1N8G98_jV0AkH0wnCu9u6vqfOTycqLTL49k-yVH01CvaXPntKNHZqbppMj8KIer71dqtFFF4ed3Tmowrx2d7Rca27qgHf_qHjk9w-c6bU2Q-5G5PsWQy0jcR2FWYX_fTmfXacHA4Bv3149VsC4CdQIZ3rJdbI3Qzf2YEqFgZQ9t1HILBe2d0DfWViCIlhIDdD5bbpyh46mQUqH0q503l54bD9M0uEcOx1Wtgrbq7xi5g8WnZk5WIW9keaVjRdWXm_PYv-SutZzv0EgZs58xr4_zIPKsgEn1cbO4YNBJzN7NlH8u__ch5EO9Rcy2f9b0XyRGju9OL4W8bfs5_fyOH7ucwkFjZcmurlY2JiBV6J0HYWrESPGlqBs5rNpuNHx18ae2TycW8nvrl6UnXc-l5zdAyd3wIr6wi3n5g5cMQtTi5xTmNii-w-8u-bymrOSg7rurI_aiwNwUNHkHlxQ4MyBbwwQeDginP5NQAAmHGv2xKQzuc2tziYb1f4PfWs-O4N8fszc9Z9NYCv8F5H9NJENnI_IfuIze2LsbKJdeRFtXx2_UPKWBLulQ3HPDrze3mHdvTrfj5cEX6kf6qv2B2ohrr01gYovamr9N66YihyEj5cn6Z3yFLakxBu9UQ8BsN4HA8xI3EIlGOu9N4yFVIl1YXFMMTGLKluh3tOmyCymbCC39rRZQhhhmXlpCIpu41p0-9ai17YWj3etRYI0E5apx8FEMUlnRInCZHGnjjqvK1U_qSJndPrZX2W5qUdhIUqYJTYAFOtsA91WXCOkpjSPoynxCUosgs3wxRALutEQk_QoqrcsIxFDUhgDSAXDKwqwiWTCmYB5ZHrMAUcV3whCl6qYVxVVZR4Z7dpzQoI3xkJEjjEyAjrt4MWVnxiUlMSTeGyETYhwV6LFCB_vTUvB3oilsSckTujl3Wihr9SVdvlMzHrlMpN72xW0ZKbm7VpP2W2ci0egpoXJN8jQBEaANvvtgLuVepox1z2iitpMrht86uIRKQVVXWC_GNRWB6o5yqlaLC9Nbi_9GC0FiaSoRfZxWtW9eGGzlBf41Pl--QcCUa0O" id="21" name="Picture"/>
+            <wp:docPr descr="Fig. 3 | 假定身份匹配正确时小分子的定位与建模完成度。合格小分子指单残基、相对于模板无缺失原子的有机小分子。各面板包含相同的77个PDB、446个实例。a–d，Emap2lig；e–h，CryoAtom2受体下的LigandSeek；i–l，沉积受体下的LigandSeek。每组上行为首选构象，下行为best-of-50；左、右列分别要求重原子RMSD严格&lt;2\,\mathrm{Å}和&lt;3\,\mathrm{Å}。所有已对应合格小分子的blob均给定正确SMILES；LigandSeek使用PocketXMol-tuned单次中心对接，Emap2lig使用原生blob引导。背景计费，真实范围外前景免费；未检出与失败实例保留分母。每个PDB包含N个目标实例，相对预算\rho允许\lfloor\rho N\rfloor次计费尝试，完成度为成功的不同实例数除以N。绿线与圆点、蓝线与菱形分别表示PDB等权均值和中位数；灰点和小提琴表示50\%、100\%、200\%及300\%预算下的PDB分布。" title="MDPPTFIG_eJztWW1PG0cQ_isnS-2nwBnzkuKmSBRIFQkQglaqVFfoOK_tK_em2zWGNJVMgPBmAyoQRIAQEkhRUgykqHEMhA_9Af0PiffOfMpf6Ozt2UBCpDQvtEggmdubeebZnZm72fX4Z58pkZgvKPicmV268FxsCjQ5u9P23cVy0yS9vkuCz0LYUHtQmIEagqHQdxhZOBSqqK6tqA2FGhHuJoYZChUyOfv2cCE96qwfhEKcLRR6k06XNMSocNw0yyKKHi6TDctCMinTJCLHyrriihpmwLCCTVXq60woYb7C6vJqRWcaWTKJYuidmmR1x01Q_eC7kgiaQq-m6jiY-CrkixFiBkURyzGkSbjcMJEOyohhwRxwa0XFhGGFTcuQEcaKHtVUMeD314iapOghXx1ja7PcSwfpU5GQCPZIKvBe06QoauDTM5xYRDBsN0JmK-olJbTfgxQVRVCzoiNc0nh3iSA2JRnWAuYqiMA-UAUM3m17XGUiKU4Mj9WDM0uIIsAiioVJMzctTg0avkruDv_nja8aOsFgJ2FZUcDmW0VDWGhFCaHd0CTdnTpWr-NTdS4rp2BkXe59lzts4L65V1jm9VI8AlXFpV_n5nwhhCXOdYet3ITnDVk9CKBXlWi5UCncEBiYcJOP6wXTKToBFZIwqceKdDae0f5hmrlTyD3O7-7T1LPDobS98cBZydhzf9KtSTpyi25MOXcGAZPfT-ezE3Q3Z6-v0EzKHpmiuYcvkzf_y5B8iONTI_a9vZKPdmqYpmftzDhdzr1M9jsLWbr5LJ-bAGftpQN77p6zl6Or23RimQfEXhy1F3Mlc4gDnRo8XLoPYJoaolOPGcNUCpCXL-ezj9oavwbWqqoaGNPM3fzzcbCQXiSnw6_2Uk2aZAZUJfpqbwGBKAaiBqvPqCeGFqCTc_n96Xx2HJialaikhzsQ6gakAkgVkPaTUee3zdNhMIe9OensDuazY4WVVD6bO3x4-zA5at8dLGyvgDEYcHkXwqTMiJRV-4GaPoW89tPJP-jIHHNv5HHhYb-9ffNwOM39b2_paMxn1yB-J5KvBY0WqOFe9dPeqfoZkYgio0ZDjmtIJ8XaR2IsmRondTOpBTHpEzQv2aaba1fmXj0IqftcJV8yAeHiEgepC5wufpEcPU3xb-b8a-gEg-iF4Vy9DL-mzk8mKy8y-fZMsld-NAnViT59AhWM5mZeK3RQILpUo4suDTu781DWebnvaLnW3NQB7_5R8cjvHzgz622G3I3I9y2GWkbiOgqzIvn7Sj67QQ8GgN-eWDtWwLgJ1AhnZtmdZG-Wbu7BkgoDKXt-s5BZKew8A7yzuAxFsJAaoAs7dPU2HU2Dlg6lXe2CvfjIfpCkwzm23axuF3bWeMXMHyw5s_Pghb2Z5pWNF1Zeb8_i-SV1ref-AYGYOQsZ-94wDyrLhrvXHd4fdDJzZxPFv_vPfRjpUH8hk_2_Fc0XqbHTi-NrEX_L8_xeM46f-1xCQeOliW4tFTZn4ZUonW_haMQGY8tQNvPZNJzo-Gtjz24dzq_md9cuys4770vO7oGTO2BFffGWc_MZHDEL00tcUpjcpvv3vbPmyrqzmoO67myM2ksDsFHR5B4cUGDPga8gEHjYIpz-LWAAIWxr9uSUM7XDrc4mG9X-D31rPjuDfH7M3PWfTWAr_BeR_TSRDZyPyH7iPXty7GyiXXkRbV8dP1DylgQ7pUNxzw683i9iDcE634-XBF-pheqr9gdqIa69NYGKL2pq_TeumIochI-XJ-md8hS2pMQb7VSPAbjehwPMSNxCJRrrvR8YC6kSa9zimGJiFlXmod7TpsgspuxGbu1ps4QwwjKbpSEour1u0W11i16nWzze6BYJ0kxwU4-DiWKSzogShcXiTlnqkXsqzZ9ELuj0s7_KclOPgiNKmCU2ACPWDIdxW9FHSE1pHUdL4guUWASb4YshFnSjISbpUVRvWUYihqQwBpIKxldUYBPJhAuB88j02AScVXwjCF2qYl5VVJXNyMauPR9I8MZYiMgxNowAph1mcfUnbkog8SQfu8MmRLgr0WKEj7ezpWBvxNLYFRIn9PIGttBXamS7cqZm7XWZ6b3HFVAyg3lPrQd2e-3iEalpYfINMjSBDQDNfm7g00o9zZhjj0ZFNNPrBl-6eDSUgqousB8ZaqsD1ZzlVBTLS5Pbfj82loJEUtSi-PhY1b14YbOUF_jU-X75B0v80KQ" id="21" name="Picture"/>
             <a:graphic>
               <a:graphicData uri="http://schemas.openxmlformats.org/drawingml/2006/picture">
                 <pic:pic>
                   <pic:nvPicPr>
-                    <pic:cNvPr descr="C:/Users/15919/Desktop/论文草稿/temp/manuscript_figures_ne_zi4ql/figure_000003.png" id="22" name="Picture"/>
+                    <pic:cNvPr descr="C:/Users/15919/Desktop/论文草稿/temp/manuscript_figures_cavcv3pj/figure_000003.png" id="22" name="Picture"/>
                     <pic:cNvPicPr>
                       <a:picLocks noChangeArrowheads="1" noChangeAspect="1"/>
                     </pic:cNvPicPr>
@@ -5217,14 +5217,14 @@
           <w:bCs/>
           <w:sz w:val="24"/>
         </w:rPr>
-        <w:t xml:space="preserve">假定身份匹配正确时单残基无缺失原子有机小分子的定位与建模完成度。</w:t>
-      </w:r>
-      <w:r>
-        <w:rPr>
-          <w:rFonts w:hint="eastAsia" w:ascii="Times New Roman" w:hAnsi="Times New Roman"/>
-          <w:sz w:val="24"/>
-        </w:rPr>
-        <w:t xml:space="preserve">各面板包含相同的77个PDB、446个实例。a–d，Emap2lig；e–h，CryoAtom2受体下的LigandSeek；i–l，沉积受体下的LigandSeek。每组上行为首选构象，下行为best-of-50；左、右列分别要求重原子RMSD严格</w:t>
+        <w:t xml:space="preserve">假定身份匹配正确时小分子的定位与建模完成度。</w:t>
+      </w:r>
+      <w:r>
+        <w:rPr>
+          <w:rFonts w:hint="eastAsia" w:ascii="Times New Roman" w:hAnsi="Times New Roman"/>
+          <w:sz w:val="24"/>
+        </w:rPr>
+        <w:t xml:space="preserve">合格小分子指单残基、相对于模板无缺失原子的有机小分子。各面板包含相同的77个PDB、446个实例。a–d，Emap2lig；e–h，CryoAtom2受体下的LigandSeek；i–l，沉积受体下的LigandSeek。每组上行为首选构象，下行为best-of-50；左、右列分别要求重原子RMSD严格</w:t>
       </w:r>
       <m:oMath>
         <m:r>

--- a/补充材料.nature.docx
+++ b/补充材料.nature.docx
@@ -2,7 +2,7 @@
 <file path=word/document.xml><?xml version="1.0" encoding="utf-8"?>
 <w:document xmlns:w="http://schemas.openxmlformats.org/wordprocessingml/2006/main" xmlns:m="http://schemas.openxmlformats.org/officeDocument/2006/math" xmlns:r="http://schemas.openxmlformats.org/officeDocument/2006/relationships" xmlns:o="urn:schemas-microsoft-com:office:office" xmlns:v="urn:schemas-microsoft-com:vml" xmlns:w10="urn:schemas-microsoft-com:office:word" xmlns:a="http://schemas.openxmlformats.org/drawingml/2006/main" xmlns:pic="http://schemas.openxmlformats.org/drawingml/2006/picture" xmlns:wp="http://schemas.openxmlformats.org/drawingml/2006/wordprocessingDrawing">
   <w:body>
-    <w:bookmarkStart w:id="24" w:name="补充材料"/>
+    <w:bookmarkStart w:id="32" w:name="补充材料"/>
     <w:p>
       <w:pPr>
         <w:pStyle w:val="Heading1"/>
@@ -18,7 +18,7 @@
         <w:t xml:space="preserve">补充材料</w:t>
       </w:r>
     </w:p>
-    <w:bookmarkStart w:id="9" w:name="stage1ligandseek-find-的消融"/>
+    <w:bookmarkStart w:id="12" w:name="更严格覆盖阈值下的配体区域检出"/>
     <w:p>
       <w:pPr>
         <w:pStyle w:val="Heading2"/>
@@ -31,21 +31,7 @@
           <w:rFonts w:hint="eastAsia" w:ascii="Times New Roman" w:hAnsi="Times New Roman"/>
           <w:sz w:val="24"/>
         </w:rPr>
-        <w:t xml:space="preserve">Stage1：LigandSeek-Find</w:t>
-      </w:r>
-      <w:r>
-        <w:rPr>
-          <w:rFonts w:ascii="Times New Roman" w:hAnsi="Times New Roman"/>
-          <w:sz w:val="24"/>
-        </w:rPr>
-        <w:t xml:space="preserve"> </w:t>
-      </w:r>
-      <w:r>
-        <w:rPr>
-          <w:rFonts w:hint="eastAsia" w:ascii="Times New Roman" w:hAnsi="Times New Roman"/>
-          <w:sz w:val="24"/>
-        </w:rPr>
-        <w:t xml:space="preserve">的消融</w:t>
+        <w:t xml:space="preserve">更严格覆盖阈值下的配体区域检出</w:t>
       </w:r>
     </w:p>
     <w:p>
@@ -59,35 +45,266 @@
           <w:rFonts w:hint="eastAsia" w:ascii="Times New Roman" w:hAnsi="Times New Roman"/>
           <w:sz w:val="24"/>
         </w:rPr>
-        <w:t xml:space="preserve">为了衡量各项设计对配体定位的贡献，我们在相同的完整测试集上比较六个模型变体。从只接收实验密度的三维</w:t>
-      </w:r>
-      <w:r>
-        <w:rPr>
-          <w:rFonts w:ascii="Times New Roman" w:hAnsi="Times New Roman"/>
-          <w:sz w:val="24"/>
-        </w:rPr>
-        <w:t xml:space="preserve"> </w:t>
-      </w:r>
-      <w:r>
-        <w:rPr>
-          <w:rFonts w:hint="eastAsia" w:ascii="Times New Roman" w:hAnsi="Times New Roman"/>
-          <w:sz w:val="24"/>
-        </w:rPr>
-        <w:t xml:space="preserve">U-Net开始，我们依次加入差密度、多视角密度通道库和受体原子特征。随后在受体嵌入头中引入中心位置编码，再得到最终的</w:t>
-      </w:r>
-      <w:r>
-        <w:rPr>
-          <w:rFonts w:ascii="Times New Roman" w:hAnsi="Times New Roman"/>
-          <w:sz w:val="24"/>
-        </w:rPr>
-        <w:t xml:space="preserve"> LigandSeek-Find </w:t>
-      </w:r>
-      <w:r>
-        <w:rPr>
-          <w:rFonts w:hint="eastAsia" w:ascii="Times New Roman" w:hAnsi="Times New Roman"/>
-          <w:sz w:val="24"/>
-        </w:rPr>
-        <w:t xml:space="preserve">模型。最终模型使用点云分支预测的受体原子结合概率进行高斯候选打分；其余模型都不进行高斯候选打分，使用通常的推理方式。</w:t>
+        <w:t xml:space="preserve">我们在相同的179个PDB、2,502个配体实例以及94个PDB、821个小分子的子集上，使用更严格的双向覆盖阈值0.5评价实例级PRAUC。全配体的PDB等权均值在GT和CA2条件下分别为0.558和0.447，均高于Emap2lig-Find的0.126（</w:t>
+      </w:r>
+      <w:r>
+        <w:rPr>
+          <w:rStyle w:val="MDFIGREF_eJyrrk7LTC9KTbMqLklMTzXULS4pykwu0S3JKEotzsjPSalJrK0FAAjQDoA"/>
+          <w:rFonts w:ascii="Times New Roman" w:hAnsi="Times New Roman"/>
+          <w:sz w:val="24"/>
+        </w:rPr>
+        <w:t xml:space="preserve">Fig. 1a</w:t>
+      </w:r>
+      <w:r>
+        <w:rPr>
+          <w:rFonts w:hint="eastAsia" w:ascii="Times New Roman" w:hAnsi="Times New Roman"/>
+          <w:sz w:val="24"/>
+        </w:rPr>
+        <w:t xml:space="preserve">）。小分子的对应数值分别为0.605、0.499和0.293，同样保持这一优势（</w:t>
+      </w:r>
+      <w:r>
+        <w:rPr>
+          <w:rStyle w:val="MDFIGREF_eJyrrk7LTC9KTbMqLklMTzXULS4pykwu0S3JKEotzsjPSalJqq0FAAjTDoE"/>
+          <w:rFonts w:ascii="Times New Roman" w:hAnsi="Times New Roman"/>
+          <w:sz w:val="24"/>
+        </w:rPr>
+        <w:t xml:space="preserve">Fig. 1b</w:t>
+      </w:r>
+      <w:r>
+        <w:rPr>
+          <w:rFonts w:hint="eastAsia" w:ascii="Times New Roman" w:hAnsi="Times New Roman"/>
+          <w:sz w:val="24"/>
+        </w:rPr>
+        <w:t xml:space="preserve">）。</w:t>
+      </w:r>
+    </w:p>
+    <w:p>
+      <w:pPr>
+        <w:pStyle w:val="CaptionedFigure"/>
+        <w:keepNext/>
+        <w:spacing w:line="240" w:lineRule="auto" w:before="0" w:after="0"/>
+        <w:ind w:firstLine="0"/>
+        <w:jc w:val="center"/>
+      </w:pPr>
+      <w:r>
+        <w:rPr>
+          <w:rFonts w:ascii="Times New Roman" w:hAnsi="Times New Roman"/>
+          <w:sz w:val="24"/>
+        </w:rPr>
+        <w:drawing>
+          <wp:inline>
+            <wp:extent cx="5733415" cy="2177645"/>
+            <wp:effectExtent b="0" l="0" r="0" t="0"/>
+            <wp:docPr descr="Fig. 1 | 更严格覆盖阈值下的配体区域检出。LigandSeek-Find 使用沉积受体（GT）或 CryoAtom2 重建受体（CA2），与仅使用密度的 Emap2lig-Find 比较。全配体包含179个PDB、2,502个实例；小分子包含94个PDB、821个实例。 a, b，全配体和小分子在双向覆盖阈值0.5下的实例级PRAUC。柱高与横线表示PDB等权均值，淡色点表示各PDB结果；误差条为10,000次PDB bootstrap的95%区间。" title="MDPPTFIG_eJzlWG1vE0cQ_isnS_2W5HwmJvWJRnIdgiqlyArwqVdF6_PaXuXedLt-SUqlFMibSJq0RAE1hDRqCxaUpEVIpI4JPwbfnfMpf6Gzt34D8gGVhsqqJftmd555dmZnb-7G30QcxAoRVYoEG4fe1pFMGcpjJTi84z-4P-Q4rBIZkCIuprZRwlmOS6mado1il2qaEk8oCU0bw3Sa2Y6mNfdq_uZic3U5qL7SNEGoaacyWsjEnE0oBylzic4GWQFWKthGlkN05DBiW1MmcqeLDoC_ilwoq45UMQ2LquXPtEiBMUeVZaoXsInokO1gC5Q52zURg6Gbl8u2m3VcW8eUEitvGnIsGj0vm4hYWmSUs6Xd8HKFzRhYKqslZADvFyY4lRLLc5zcRnDsNMbOBLEwDed7RmWVOkiHZYDHgCkgig1HtUhrOFk0-BQqMrvF2YJzS2JlAZYjLmUTwjTaAoFGOCA8FT8tedy2GAU7RHVCwOYqMTGVLuOyNGmbyAqXLiQteqouZBUUnCwTjjOhmBKxhVdwc7azMbHhtuuzwlw4wnhOwnC45w7kELslDNBxkh-SFOm6xMFMmPy7UXAdsRioMKIsSQn6OJH5W88bB7_5P9ebDxeCrc3je0veXL1xcDv46dbx_Grj5R1vpebt7Pi_zHmLtddzN85sA94K9gNCmiB5ZGWvYDw9OM7P43-Zsw8Io_HyVbBR9Z8tB4_2vbW7kIqT-tKlqyf1ZX9psw_SIKXcGTvJbDPWrxk4Xlz1DmudvU8lY7D5J_WVxsH3jcN5kR9vf8GrPYS7pR8yctFETswg-b6-L_z9jebRTShF3ny1XaLmvfUnykiicfA4Pfb567nvYgPxaAxG3t6DxtHtk_qW98eat7TgPV0X2MRwB_ppTOkA-6O-nV3iPsYDB_XBDg_0gY_9fQoyfVp8oPp3y86PK92ycr_qra146z_0vkZFh-LiTUpUl6D2KD2ZvJaCKuPv_Hn85B48R_zq46D2qrlbDX6tQT0Kni772ze97UWwhqX8F7vN5WfBjb8EwFu_xTFhAwI1rbm_773Y87d3Gwc1JToQjUb933cB8L8-vGeb_oxtM2jxkANJTcQ_gXfj47vP335q8CZnNPI1dH6dji8SHzl3bliJV2LKyMj54fj1Cw7RVfi2mkD0Xk1g1kXld7q_FgNw_RMOMGNFF3do3PcisXM5ouMxWy-a2GKCycUG4n0mLRCH8l3lEVqlNNH5nvKBfrmUdqUspjpfJaXKYfcth8233Oq95d7WW2bYdCBMqwgmxGFTOZIHZ-lUVqnE9II7K4uJqSj_KEOOlYdASBbYFQUk3puDnG7HCKnp-NF1STiI-A5O2Po0lSw7VUBWHidd1y4XMMpSTsj52grqYJ2JSeDsmvYsIFjldzYhYxBnnBgGX5HLob0QkApHCzO9wMUcYCZhlVD_xqADkt_k4yMK3bWUKX9pZ3tbdKRWcq7Jr5A4qSKacmmm05yH81yNK0zSub51XAGlc1jr1LbAgAqvbVIHmv1L2DYlLgDaBU_Fsqg0QQW2K7XRXG_ZwnW5KyLVsCT-n0giHosLllNRPC8Xw78UemSkMkSM9nSvbFit_aJOJy_wHY18-zfsxa9g" id="10" name="Picture"/>
+            <a:graphic>
+              <a:graphicData uri="http://schemas.openxmlformats.org/drawingml/2006/picture">
+                <pic:pic>
+                  <pic:nvPicPr>
+                    <pic:cNvPr descr="C:/Users/15919/Desktop/论文草稿/temp/manuscript_figures_d1x2chrz/figure_000001.png" id="11" name="Picture"/>
+                    <pic:cNvPicPr>
+                      <a:picLocks noChangeArrowheads="1" noChangeAspect="1"/>
+                    </pic:cNvPicPr>
+                  </pic:nvPicPr>
+                  <pic:blipFill>
+                    <a:blip r:embed="rId9"/>
+                    <a:stretch>
+                      <a:fillRect/>
+                    </a:stretch>
+                  </pic:blipFill>
+                  <pic:spPr bwMode="auto">
+                    <a:xfrm>
+                      <a:off x="0" y="0"/>
+                      <a:ext cx="5733415" cy="2177645"/>
+                    </a:xfrm>
+                    <a:prstGeom prst="rect">
+                      <a:avLst/>
+                    </a:prstGeom>
+                    <a:noFill/>
+                    <a:ln w="9525">
+                      <a:noFill/>
+                      <a:headEnd/>
+                      <a:tailEnd/>
+                    </a:ln>
+                  </pic:spPr>
+                </pic:pic>
+              </a:graphicData>
+            </a:graphic>
+          </wp:inline>
+        </w:drawing>
+      </w:r>
+    </w:p>
+    <w:p>
+      <w:pPr>
+        <w:pStyle w:val="ImageCaption"/>
+        <w:keepLines/>
+        <w:spacing w:line="240" w:lineRule="auto"/>
+        <w:ind w:firstLine="0"/>
+      </w:pPr>
+      <w:r>
+        <w:rPr>
+          <w:rFonts w:ascii="Times New Roman" w:hAnsi="Times New Roman"/>
+          <w:b/>
+          <w:bCs/>
+          <w:sz w:val="24"/>
+        </w:rPr>
+        <w:t xml:space="preserve">Fig. 1 | </w:t>
+      </w:r>
+      <w:r>
+        <w:rPr>
+          <w:rFonts w:hint="eastAsia" w:ascii="Times New Roman" w:hAnsi="Times New Roman"/>
+          <w:b/>
+          <w:bCs/>
+          <w:sz w:val="24"/>
+        </w:rPr>
+        <w:t xml:space="preserve">更严格覆盖阈值下的配体区域检出。</w:t>
+      </w:r>
+      <w:r>
+        <w:rPr>
+          <w:rFonts w:ascii="Times New Roman" w:hAnsi="Times New Roman"/>
+          <w:sz w:val="24"/>
+        </w:rPr>
+        <w:t xml:space="preserve">LigandSeek-Find </w:t>
+      </w:r>
+      <w:r>
+        <w:rPr>
+          <w:rFonts w:hint="eastAsia" w:ascii="Times New Roman" w:hAnsi="Times New Roman"/>
+          <w:sz w:val="24"/>
+        </w:rPr>
+        <w:t xml:space="preserve">使用沉积受体（GT）或</w:t>
+      </w:r>
+      <w:r>
+        <w:rPr>
+          <w:rFonts w:ascii="Times New Roman" w:hAnsi="Times New Roman"/>
+          <w:sz w:val="24"/>
+        </w:rPr>
+        <w:t xml:space="preserve"> CryoAtom2 </w:t>
+      </w:r>
+      <w:r>
+        <w:rPr>
+          <w:rFonts w:hint="eastAsia" w:ascii="Times New Roman" w:hAnsi="Times New Roman"/>
+          <w:sz w:val="24"/>
+        </w:rPr>
+        <w:t xml:space="preserve">重建受体（CA2），与仅使用密度的</w:t>
+      </w:r>
+      <w:r>
+        <w:rPr>
+          <w:rFonts w:ascii="Times New Roman" w:hAnsi="Times New Roman"/>
+          <w:sz w:val="24"/>
+        </w:rPr>
+        <w:t xml:space="preserve"> Emap2lig-Find </w:t>
+      </w:r>
+      <w:r>
+        <w:rPr>
+          <w:rFonts w:hint="eastAsia" w:ascii="Times New Roman" w:hAnsi="Times New Roman"/>
+          <w:sz w:val="24"/>
+        </w:rPr>
+        <w:t xml:space="preserve">比较。全配体包含179个PDB、2,502个实例；小分子包含94个PDB、821个实例。</w:t>
+      </w:r>
+      <w:r>
+        <w:rPr>
+          <w:rFonts w:ascii="Times New Roman" w:hAnsi="Times New Roman"/>
+          <w:sz w:val="24"/>
+        </w:rPr>
+        <w:t xml:space="preserve"> </w:t>
+      </w:r>
+      <w:r>
+        <w:rPr>
+          <w:rFonts w:ascii="Times New Roman" w:hAnsi="Times New Roman"/>
+          <w:b/>
+          <w:bCs/>
+          <w:sz w:val="24"/>
+        </w:rPr>
+        <w:t xml:space="preserve">a</w:t>
+      </w:r>
+      <w:r>
+        <w:rPr>
+          <w:rFonts w:ascii="Times New Roman" w:hAnsi="Times New Roman"/>
+          <w:sz w:val="24"/>
+        </w:rPr>
+        <w:t xml:space="preserve">,</w:t>
+      </w:r>
+      <w:r>
+        <w:rPr>
+          <w:rFonts w:ascii="Times New Roman" w:hAnsi="Times New Roman"/>
+          <w:sz w:val="24"/>
+        </w:rPr>
+        <w:t xml:space="preserve"> </w:t>
+      </w:r>
+      <w:r>
+        <w:rPr>
+          <w:rFonts w:ascii="Times New Roman" w:hAnsi="Times New Roman"/>
+          <w:b/>
+          <w:bCs/>
+          <w:sz w:val="24"/>
+        </w:rPr>
+        <w:t xml:space="preserve">b</w:t>
+      </w:r>
+      <w:r>
+        <w:rPr>
+          <w:rFonts w:hint="eastAsia" w:ascii="Times New Roman" w:hAnsi="Times New Roman"/>
+          <w:sz w:val="24"/>
+        </w:rPr>
+        <w:t xml:space="preserve">，全配体和小分子在双向覆盖阈值0.5下的实例级PRAUC。柱高与横线表示PDB等权均值，淡色点表示各PDB结果；误差条为10,000次PDB</w:t>
+      </w:r>
+      <w:r>
+        <w:rPr>
+          <w:rFonts w:ascii="Times New Roman" w:hAnsi="Times New Roman"/>
+          <w:sz w:val="24"/>
+        </w:rPr>
+        <w:t xml:space="preserve"> </w:t>
+      </w:r>
+      <w:r>
+        <w:rPr>
+          <w:rFonts w:hint="eastAsia" w:ascii="Times New Roman" w:hAnsi="Times New Roman"/>
+          <w:sz w:val="24"/>
+        </w:rPr>
+        <w:t xml:space="preserve">bootstrap的95%区间。</w:t>
+      </w:r>
+    </w:p>
+    <w:bookmarkEnd w:id="12"/>
+    <w:bookmarkStart w:id="16" w:name="候选排序中的完整检出曲线"/>
+    <w:p>
+      <w:pPr>
+        <w:pStyle w:val="Heading2"/>
+        <w:keepNext/>
+        <w:spacing w:line="480" w:lineRule="auto"/>
+        <w:ind w:firstLine="0"/>
+      </w:pPr>
+      <w:r>
+        <w:rPr>
+          <w:rFonts w:hint="eastAsia" w:ascii="Times New Roman" w:hAnsi="Times New Roman"/>
+          <w:sz w:val="24"/>
+        </w:rPr>
+        <w:t xml:space="preserve">候选排序中的完整检出曲线</w:t>
+      </w:r>
+    </w:p>
+    <w:p>
+      <w:pPr>
+        <w:pStyle w:val="FirstParagraph"/>
+        <w:spacing w:line="480" w:lineRule="auto" w:after="120"/>
+        <w:ind w:firstLine="480"/>
+      </w:pPr>
+      <w:r>
+        <w:rPr>
+          <w:rFonts w:hint="eastAsia" w:ascii="Times New Roman" w:hAnsi="Times New Roman"/>
+          <w:sz w:val="24"/>
+        </w:rPr>
+        <w:t xml:space="preserve">我们进一步比较全部候选数量范围内的配体检出完成度，并保留各PDB的分布（</w:t>
+      </w:r>
+      <w:r>
+        <w:rPr>
+          <w:rStyle w:val="MDFIGREF_eJyrrk7LTC9KTbMqLklMTzXUTc7PLchJLcnMz9NNLi0qSy2urQUA-gsODw"/>
+          <w:rFonts w:ascii="Times New Roman" w:hAnsi="Times New Roman"/>
+          <w:sz w:val="24"/>
+        </w:rPr>
+        <w:t xml:space="preserve">Fig. 2</w:t>
+      </w:r>
+      <w:r>
+        <w:rPr>
+          <w:rFonts w:hint="eastAsia" w:ascii="Times New Roman" w:hAnsi="Times New Roman"/>
+          <w:sz w:val="24"/>
+        </w:rPr>
+        <w:t xml:space="preserve">）。全配体包括179个PDB、2,502个实例，小分子包括94个PDB、821个实例；两者均只评价Find，不要求身份匹配或构象重建。候选与真实实例的双向覆盖均至少为0.3，每个真实实例仅累计首次检出。相对候选数量为100%和300%时，最多考察的候选数分别等于真实实例数的一倍和三倍。</w:t>
       </w:r>
     </w:p>
     <w:p>
@@ -101,49 +318,217 @@
           <w:rFonts w:hint="eastAsia" w:ascii="Times New Roman" w:hAnsi="Times New Roman"/>
           <w:sz w:val="24"/>
         </w:rPr>
-        <w:t xml:space="preserve">根据表</w:t>
-      </w:r>
-      <w:r>
-        <w:rPr>
-          <w:rFonts w:ascii="Times New Roman" w:hAnsi="Times New Roman"/>
-          <w:sz w:val="24"/>
-        </w:rPr>
-        <w:t xml:space="preserve"> </w:t>
-      </w:r>
-      <w:r>
-        <w:rPr>
-          <w:rFonts w:hint="eastAsia" w:ascii="Times New Roman" w:hAnsi="Times New Roman"/>
-          <w:sz w:val="24"/>
-        </w:rPr>
-        <w:t xml:space="preserve">4，加入差密度后，GT</w:t>
-      </w:r>
-      <w:r>
-        <w:rPr>
-          <w:rFonts w:ascii="Times New Roman" w:hAnsi="Times New Roman"/>
-          <w:sz w:val="24"/>
-        </w:rPr>
-        <w:t xml:space="preserve"> </w:t>
-      </w:r>
-      <w:r>
-        <w:rPr>
-          <w:rFonts w:hint="eastAsia" w:ascii="Times New Roman" w:hAnsi="Times New Roman"/>
-          <w:sz w:val="24"/>
-        </w:rPr>
-        <w:t xml:space="preserve">和</w:t>
-      </w:r>
-      <w:r>
-        <w:rPr>
-          <w:rFonts w:ascii="Times New Roman" w:hAnsi="Times New Roman"/>
-          <w:sz w:val="24"/>
-        </w:rPr>
-        <w:t xml:space="preserve"> CA2 </w:t>
-      </w:r>
-      <w:r>
-        <w:rPr>
-          <w:rFonts w:hint="eastAsia" w:ascii="Times New Roman" w:hAnsi="Times New Roman"/>
-          <w:sz w:val="24"/>
-        </w:rPr>
-        <w:t xml:space="preserve">条件下的所有指标均提高。多视角密度通道库则进一步提高了整体检出能力。值得注意的是，对相同的实验密度和模拟受体密度进行确定性变换并不增加任何额外信息，却在不同对比度和空间尺度上突出配体信号，并抑制占主导的受体密度。</w:t>
+        <w:t xml:space="preserve">全配体在100%→300%下的平均完成度，GT由66.4%增至71.7%，CA2由55.6%增至63.3%，Emap2lig-Find由25.9%增至30.1%。小分子的对应变化分别为70.5%→73.3%、59.8%→68.5%和44.2%→51.6%。因此，LigandSeek-Find在相同候选数量限制下恢复更多真实实例。全部均值按PDB等权计算，背景候选与重复命中仍占候选位置，小分子视图仅忽略归属于非小分子实例的候选。</w:t>
+      </w:r>
+    </w:p>
+    <w:p>
+      <w:pPr>
+        <w:pStyle w:val="CaptionedFigure"/>
+        <w:keepNext/>
+        <w:spacing w:line="240" w:lineRule="auto" w:before="0" w:after="0"/>
+        <w:ind w:firstLine="0"/>
+        <w:jc w:val="center"/>
+      </w:pPr>
+      <w:r>
+        <w:rPr>
+          <w:rFonts w:ascii="Times New Roman" w:hAnsi="Times New Roman"/>
+          <w:sz w:val="24"/>
+        </w:rPr>
+        <w:drawing>
+          <wp:inline>
+            <wp:extent cx="5733415" cy="4277282"/>
+            <wp:effectExtent b="0" l="0" r="0" t="0"/>
+            <wp:docPr descr="Fig. 2 | 候选排序中的完整配体检出曲线。LigandSeek-Find 使用沉积受体（GT）或 CryoAtom2 重建受体（CA2），与仅使用密度的 Emap2lig-Find 比较。全配体包含179个PDB、2,502个实例；小分子包含94个PDB、821个实例。 a–c为全配体，d–f为小分子；左、中、右列分别为GT、CA2和Emap2lig。候选与真实实例的双向覆盖均至少为0.3，候选归属覆盖率几何均值最大的真实实例；每个实例只累计首次检出。横轴为候选数量相对于各PDB真实实例数的百分比，纵轴为检出的不同实例比例。小分子视图忽略归属于其他类别的候选，保留背景与重复命中。绿色圆点和实线表示PDB等权均值，蓝色菱形和实线表示中位数；灰点和小提琴表示50%、100%、200%、300%候选数量下的逐PDB分布。" title="MDPPTFIG_eJzVV1tPG0cU_isrS31LWHvBJVhpJOqEqBKNUJI-dSs0rMf2ir1pZ41JmkpOCBhUg51wiSiQNm1KUNJgktDWsTH8l2Rn1zzxF3pmZ22cy0PU9CKQzJyZ8813bjM7M99GLORkIwkh4i816Nq-SByUwTG_sejdX--xLGcyckqI2JiY2gROMVwyIctfEWwTWY7FB2IDsnwek3HHtGS5tV33Voqt-Tl_60CWOaEsv5fRQDpmbFx5WjF1S8OOahqnlZw9gQnDKMhiI6M6ssdzFqC_jpzNJyxhUtcMksh_JkeyjmMlRJEoWawj0mNa2ABl2rR15EDXzoh5005ZtqlgQlQjo2uiFI1-KupINeTIOcY2YgfNFeeahoV8YgJpwPuFDl4luXmGE9sIhh3H2BpWDUyC8a5ePkEspIAZ4NFgCIikvqgcCbuXcxobQjnHDDlDOJupGimApVWbOMN8ajQEgYY7wD3l_0J5yDQcAvMQUVQV5lxVdUyESzgvXDZ1ZASms4MGea8uYOUUjGws6I8FYpLHFrTg5vVOYqS-tuvX-XTuiMNqEoTDPLdguWAoIkCH1EyPIAk3BAZ2-JR_NgqmUw0HVBgRZ5Co6L-JjBZWDwtz3sJdWi-7taf-D7fpdslb3j2cnnebi94vBVqse2vP_frB68Ktfy36tyL9iHiG1QwyUlcwHj89xBbj_1mwjwjDbR74S1ve8zn_UZWW70EpjvZmL1492pvzZldOQBmEpH3NHHRMXTqpFTgsztNGvZP75KAEyT_aK7m1BbcxzetDqzO0vgl75iRU5IKOLElTMyd6X3jVpdb-FHyK6PQW_0TR0jStPIn1D7i1xyPnP39duCmdikcl6NHt--7-90d7a3SnTGdn6NMKxw70daBnpFgHeDK-bye1cOhVYVFxa_VO3WArpWAszcba9WG1-nMT6gInEfyn5Rd09h5TzT4B2MWrMAb7kN4ttdcyWwjBAQa70l__EQrJa8mOsXKJVu60Nmf8tRW6UWwVX9CdO8AS7ekF03wWbd6lz-5zjL9QpMWf3OYygGlhz1sv0IePgKebFvzzquXOiqHlx_5utbX94HBzxfvtAT8swSVv63GrucsC44fr8s5hseyv1Wj1pVtfoJXbsPi6aQHADK3uQ6iwwME9v_47Z-CcoHVr87RSCvHVJb5eO4lrPZqBOyo9aPrLv_KgmKHpP9zGiv-sAeljCQmcYV-wgw1_ebU1VfJWq5A39qF7OE_vNIOk3_IbB62553R9xr_1EjINFuHsbz3Y8h_WmdtP57yNKZ4ioGotbgC4VX5Gmz-_BQY2tzkPoUHS_Js7IdtO2StX_Moux8Sjn0BJY9GgkXjTC0133twaq-ZhoQLWWbC1qbc3KrtUnot8Azftzg07Eu_v7e2LxSf7pP5-6Yx046ylKgn4hZdu9EGX7pSN8u_ctkMG4Po7HDDNydm4Q2N_EImZTqsKPm8qOR0bDmeysYbYvZ5kVYuwvcgiNCZGVIXtRNZRLk2M2EIKE4VZSSbE4LkjBq8dMXzsiN1vHdHBugVhGjmYolrOaFrNgLNkNBWblJSsfV3kA6NR9if1WEYGAlFTwB6Lg8QeQyCPtGOE0nT8OHaJO4hYBodNZZwIhpnMIiODB23bzGcxShFGyPjaCmJhxeGDwHk8tcsAZxXfScKYplpDqqYxi0wO5nMBJYhjY0fJMjENmMtgJdC_0emAxDf5WI_Aa0YYy39pprqfRCgxmbZ11kLhhEn-CBKudR5DwThT40lHUJg-XK6AUhgsXLUhGFBB2ya14HF1EZu6wARA2-ApN4smhgnHHkttNNMbJnddPBZRQjME9gYdiEtxzvJeFKvLheAJ1yWjhINUrT3cLWtGmC9ideoCv3OR7_4CrVFlAQ" id="14" name="Picture"/>
+            <a:graphic>
+              <a:graphicData uri="http://schemas.openxmlformats.org/drawingml/2006/picture">
+                <pic:pic>
+                  <pic:nvPicPr>
+                    <pic:cNvPr descr="C:/Users/15919/Desktop/论文草稿/temp/manuscript_figures_d1x2chrz/figure_000002.png" id="15" name="Picture"/>
+                    <pic:cNvPicPr>
+                      <a:picLocks noChangeArrowheads="1" noChangeAspect="1"/>
+                    </pic:cNvPicPr>
+                  </pic:nvPicPr>
+                  <pic:blipFill>
+                    <a:blip r:embed="rId13"/>
+                    <a:stretch>
+                      <a:fillRect/>
+                    </a:stretch>
+                  </pic:blipFill>
+                  <pic:spPr bwMode="auto">
+                    <a:xfrm>
+                      <a:off x="0" y="0"/>
+                      <a:ext cx="5733415" cy="4277282"/>
+                    </a:xfrm>
+                    <a:prstGeom prst="rect">
+                      <a:avLst/>
+                    </a:prstGeom>
+                    <a:noFill/>
+                    <a:ln w="9525">
+                      <a:noFill/>
+                      <a:headEnd/>
+                      <a:tailEnd/>
+                    </a:ln>
+                  </pic:spPr>
+                </pic:pic>
+              </a:graphicData>
+            </a:graphic>
+          </wp:inline>
+        </w:drawing>
+      </w:r>
+    </w:p>
+    <w:p>
+      <w:pPr>
+        <w:pStyle w:val="ImageCaption"/>
+        <w:keepLines/>
+        <w:spacing w:line="240" w:lineRule="auto"/>
+        <w:ind w:firstLine="0"/>
+      </w:pPr>
+      <w:r>
+        <w:rPr>
+          <w:rFonts w:ascii="Times New Roman" w:hAnsi="Times New Roman"/>
+          <w:b/>
+          <w:bCs/>
+          <w:sz w:val="24"/>
+        </w:rPr>
+        <w:t xml:space="preserve">Fig. 2 | </w:t>
+      </w:r>
+      <w:r>
+        <w:rPr>
+          <w:rFonts w:hint="eastAsia" w:ascii="Times New Roman" w:hAnsi="Times New Roman"/>
+          <w:b/>
+          <w:bCs/>
+          <w:sz w:val="24"/>
+        </w:rPr>
+        <w:t xml:space="preserve">候选排序中的完整配体检出曲线。</w:t>
+      </w:r>
+      <w:r>
+        <w:rPr>
+          <w:rFonts w:ascii="Times New Roman" w:hAnsi="Times New Roman"/>
+          <w:sz w:val="24"/>
+        </w:rPr>
+        <w:t xml:space="preserve">LigandSeek-Find </w:t>
+      </w:r>
+      <w:r>
+        <w:rPr>
+          <w:rFonts w:hint="eastAsia" w:ascii="Times New Roman" w:hAnsi="Times New Roman"/>
+          <w:sz w:val="24"/>
+        </w:rPr>
+        <w:t xml:space="preserve">使用沉积受体（GT）或</w:t>
+      </w:r>
+      <w:r>
+        <w:rPr>
+          <w:rFonts w:ascii="Times New Roman" w:hAnsi="Times New Roman"/>
+          <w:sz w:val="24"/>
+        </w:rPr>
+        <w:t xml:space="preserve"> CryoAtom2 </w:t>
+      </w:r>
+      <w:r>
+        <w:rPr>
+          <w:rFonts w:hint="eastAsia" w:ascii="Times New Roman" w:hAnsi="Times New Roman"/>
+          <w:sz w:val="24"/>
+        </w:rPr>
+        <w:t xml:space="preserve">重建受体（CA2），与仅使用密度的</w:t>
+      </w:r>
+      <w:r>
+        <w:rPr>
+          <w:rFonts w:ascii="Times New Roman" w:hAnsi="Times New Roman"/>
+          <w:sz w:val="24"/>
+        </w:rPr>
+        <w:t xml:space="preserve"> Emap2lig-Find </w:t>
+      </w:r>
+      <w:r>
+        <w:rPr>
+          <w:rFonts w:hint="eastAsia" w:ascii="Times New Roman" w:hAnsi="Times New Roman"/>
+          <w:sz w:val="24"/>
+        </w:rPr>
+        <w:t xml:space="preserve">比较。全配体包含179个PDB、2,502个实例；小分子包含94个PDB、821个实例。</w:t>
+      </w:r>
+      <w:r>
+        <w:rPr>
+          <w:rFonts w:ascii="Times New Roman" w:hAnsi="Times New Roman"/>
+          <w:sz w:val="24"/>
+        </w:rPr>
+        <w:t xml:space="preserve"> </w:t>
+      </w:r>
+      <w:r>
+        <w:rPr>
+          <w:rFonts w:hint="eastAsia" w:ascii="Times New Roman" w:hAnsi="Times New Roman"/>
+          <w:sz w:val="24"/>
+        </w:rPr>
+        <w:t xml:space="preserve">a–c为全配体，d–f为小分子；左、中、右列分别为GT、CA2和Emap2lig。候选与真实实例的双向覆盖均至少为0.3，候选归属覆盖率几何均值最大的真实实例；每个实例只累计首次检出。横轴为候选数量相对于各PDB真实实例数的百分比，纵轴为检出的不同实例比例。小分子视图忽略归属于其他类别的候选，保留背景与重复命中。绿色圆点和实线表示PDB等权均值，蓝色菱形和实线表示中位数；灰点和小提琴表示50%、100%、200%、300%候选数量下的逐PDB分布。</w:t>
+      </w:r>
+    </w:p>
+    <w:bookmarkEnd w:id="16"/>
+    <w:bookmarkStart w:id="17" w:name="stage1ligandseek-find-的消融"/>
+    <w:p>
+      <w:pPr>
+        <w:pStyle w:val="Heading2"/>
+        <w:keepNext/>
+        <w:spacing w:line="480" w:lineRule="auto"/>
+        <w:ind w:firstLine="0"/>
+      </w:pPr>
+      <w:r>
+        <w:rPr>
+          <w:rFonts w:hint="eastAsia" w:ascii="Times New Roman" w:hAnsi="Times New Roman"/>
+          <w:sz w:val="24"/>
+        </w:rPr>
+        <w:t xml:space="preserve">Stage1：LigandSeek-Find</w:t>
+      </w:r>
+      <w:r>
+        <w:rPr>
+          <w:rFonts w:ascii="Times New Roman" w:hAnsi="Times New Roman"/>
+          <w:sz w:val="24"/>
+        </w:rPr>
+        <w:t xml:space="preserve"> </w:t>
+      </w:r>
+      <w:r>
+        <w:rPr>
+          <w:rFonts w:hint="eastAsia" w:ascii="Times New Roman" w:hAnsi="Times New Roman"/>
+          <w:sz w:val="24"/>
+        </w:rPr>
+        <w:t xml:space="preserve">的消融</w:t>
+      </w:r>
+    </w:p>
+    <w:p>
+      <w:pPr>
+        <w:pStyle w:val="FirstParagraph"/>
+        <w:spacing w:line="480" w:lineRule="auto" w:after="120"/>
+        <w:ind w:firstLine="480"/>
+      </w:pPr>
+      <w:r>
+        <w:rPr>
+          <w:rFonts w:hint="eastAsia" w:ascii="Times New Roman" w:hAnsi="Times New Roman"/>
+          <w:sz w:val="24"/>
+        </w:rPr>
+        <w:t xml:space="preserve">为了衡量各项设计对配体定位的贡献，我们在相同的完整测试集上比较六个模型变体。从只接收实验密度的三维</w:t>
+      </w:r>
+      <w:r>
+        <w:rPr>
+          <w:rFonts w:ascii="Times New Roman" w:hAnsi="Times New Roman"/>
+          <w:sz w:val="24"/>
+        </w:rPr>
+        <w:t xml:space="preserve"> </w:t>
+      </w:r>
+      <w:r>
+        <w:rPr>
+          <w:rFonts w:hint="eastAsia" w:ascii="Times New Roman" w:hAnsi="Times New Roman"/>
+          <w:sz w:val="24"/>
+        </w:rPr>
+        <w:t xml:space="preserve">U-Net开始，我们依次加入差密度、多视角密度通道库和受体原子特征。随后在受体嵌入头中引入中心位置编码，再得到最终的</w:t>
+      </w:r>
+      <w:r>
+        <w:rPr>
+          <w:rFonts w:ascii="Times New Roman" w:hAnsi="Times New Roman"/>
+          <w:sz w:val="24"/>
+        </w:rPr>
+        <w:t xml:space="preserve"> LigandSeek-Find </w:t>
+      </w:r>
+      <w:r>
+        <w:rPr>
+          <w:rFonts w:hint="eastAsia" w:ascii="Times New Roman" w:hAnsi="Times New Roman"/>
+          <w:sz w:val="24"/>
+        </w:rPr>
+        <w:t xml:space="preserve">模型。最终模型使用点云分支预测的受体原子结合概率进行高斯候选打分；其余模型都不进行高斯候选打分，使用通常的推理方式。</w:t>
       </w:r>
     </w:p>
     <w:p>
@@ -157,6 +542,62 @@
           <w:rFonts w:hint="eastAsia" w:ascii="Times New Roman" w:hAnsi="Times New Roman"/>
           <w:sz w:val="24"/>
         </w:rPr>
+        <w:t xml:space="preserve">根据表</w:t>
+      </w:r>
+      <w:r>
+        <w:rPr>
+          <w:rFonts w:ascii="Times New Roman" w:hAnsi="Times New Roman"/>
+          <w:sz w:val="24"/>
+        </w:rPr>
+        <w:t xml:space="preserve"> </w:t>
+      </w:r>
+      <w:r>
+        <w:rPr>
+          <w:rFonts w:hint="eastAsia" w:ascii="Times New Roman" w:hAnsi="Times New Roman"/>
+          <w:sz w:val="24"/>
+        </w:rPr>
+        <w:t xml:space="preserve">4，加入差密度后，GT</w:t>
+      </w:r>
+      <w:r>
+        <w:rPr>
+          <w:rFonts w:ascii="Times New Roman" w:hAnsi="Times New Roman"/>
+          <w:sz w:val="24"/>
+        </w:rPr>
+        <w:t xml:space="preserve"> </w:t>
+      </w:r>
+      <w:r>
+        <w:rPr>
+          <w:rFonts w:hint="eastAsia" w:ascii="Times New Roman" w:hAnsi="Times New Roman"/>
+          <w:sz w:val="24"/>
+        </w:rPr>
+        <w:t xml:space="preserve">和</w:t>
+      </w:r>
+      <w:r>
+        <w:rPr>
+          <w:rFonts w:ascii="Times New Roman" w:hAnsi="Times New Roman"/>
+          <w:sz w:val="24"/>
+        </w:rPr>
+        <w:t xml:space="preserve"> CA2 </w:t>
+      </w:r>
+      <w:r>
+        <w:rPr>
+          <w:rFonts w:hint="eastAsia" w:ascii="Times New Roman" w:hAnsi="Times New Roman"/>
+          <w:sz w:val="24"/>
+        </w:rPr>
+        <w:t xml:space="preserve">条件下的所有指标均提高。多视角密度通道库则进一步提高了整体检出能力。值得注意的是，对相同的实验密度和模拟受体密度进行确定性变换并不增加任何额外信息，却在不同对比度和空间尺度上突出配体信号，并抑制占主导的受体密度。</w:t>
+      </w:r>
+    </w:p>
+    <w:p>
+      <w:pPr>
+        <w:pStyle w:val="BodyText"/>
+        <w:spacing w:line="480" w:lineRule="auto" w:after="120"/>
+        <w:ind w:firstLine="480"/>
+      </w:pPr>
+      <w:r>
+        <w:rPr>
+          <w:rFonts w:hint="eastAsia" w:ascii="Times New Roman" w:hAnsi="Times New Roman"/>
+          <w:sz w:val="24"/>
+        </w:rPr>
         <w:t xml:space="preserve">加入受体原子特征后，CA2</w:t>
       </w:r>
       <w:r>
@@ -185,7 +626,7 @@
           <w:rFonts w:hint="eastAsia" w:ascii="Times New Roman" w:hAnsi="Times New Roman"/>
           <w:sz w:val="24"/>
         </w:rPr>
-        <w:t xml:space="preserve">一对一</w:t>
+        <w:t xml:space="preserve">实例级</w:t>
       </w:r>
       <w:r>
         <w:rPr>
@@ -345,7 +786,7 @@
           <w:rFonts w:hint="eastAsia" w:ascii="Times New Roman" w:hAnsi="Times New Roman"/>
           <w:sz w:val="24"/>
         </w:rPr>
-        <w:t xml:space="preserve">一对一</w:t>
+        <w:t xml:space="preserve">实例级</w:t>
       </w:r>
       <w:r>
         <w:rPr>
@@ -463,7 +904,7 @@
           <w:rFonts w:hint="eastAsia" w:ascii="Times New Roman" w:hAnsi="Times New Roman"/>
           <w:sz w:val="24"/>
         </w:rPr>
-        <w:t xml:space="preserve">一对一</w:t>
+        <w:t xml:space="preserve">实例级</w:t>
       </w:r>
       <w:r>
         <w:rPr>
@@ -2622,7 +3063,7 @@
           <w:rFonts w:hint="eastAsia" w:ascii="Times New Roman" w:hAnsi="Times New Roman"/>
           <w:sz w:val="18"/>
         </w:rPr>
-        <w:t xml:space="preserve">表示一对一</w:t>
+        <w:t xml:space="preserve">表示实例级</w:t>
       </w:r>
       <w:r>
         <w:rPr>
@@ -2681,8 +3122,8 @@
         <w:t xml:space="preserve">GT。粗体和下划线分别表示每列的最高值和次高值。</w:t>
       </w:r>
     </w:p>
-    <w:bookmarkEnd w:id="9"/>
-    <w:bookmarkStart w:id="19" w:name="stage3端到端-top-k-success"/>
+    <w:bookmarkEnd w:id="17"/>
+    <w:bookmarkStart w:id="27" w:name="stage3端到端-top-k-success"/>
     <w:p>
       <w:pPr>
         <w:pStyle w:val="Heading2"/>
@@ -2705,7 +3146,7 @@
         <w:t xml:space="preserve"> top-k success</w:t>
       </w:r>
     </w:p>
-    <w:bookmarkStart w:id="10" w:name="评估口径top-k-success"/>
+    <w:bookmarkStart w:id="18" w:name="评估口径top-k-success"/>
     <w:p>
       <w:pPr>
         <w:pStyle w:val="Heading3"/>
@@ -2971,8 +3412,8 @@
         <w:t xml:space="preserve">重建受体（CA2）下的表现。</w:t>
       </w:r>
     </w:p>
-    <w:bookmarkEnd w:id="10"/>
-    <w:bookmarkStart w:id="14" w:name="一般配体的端到端区域检出与身份识别"/>
+    <w:bookmarkEnd w:id="18"/>
+    <w:bookmarkStart w:id="22" w:name="一般配体的端到端区域检出与身份识别"/>
     <w:p>
       <w:pPr>
         <w:pStyle w:val="Heading3"/>
@@ -3005,18 +3446,18 @@
           <wp:inline>
             <wp:extent cx="5733415" cy="3061262"/>
             <wp:effectExtent b="0" l="0" r="0" t="0"/>
-            <wp:docPr descr="Fig. 1 | 端到端配体区域检出与身份匹配。曲线展示在尝试预算 K=1–10 内，179 个测试 PDB 中预测成功的比例。Find+Match 曲线要求端到端区域检出和配体身份匹配均正确，Find 和 Emap2lig-Find 曲线仅要求区域检出正确。Find 和 Match 分别指 LigandSeek-Find 和 LigandSeek-Match。GT 表示真实受体结构，CA2 表示 CryoAtom2 重建受体结构。" title="MDPPTFIG_eJztWVtrG0cU_ivLvjb2SutL8GILXNkOpXYQTvrULWa8GklT72XYGV2cpuAGO3YbuS1x0kDjxKQJxdTETgqFVG6S_9JqJfmpf6FnZlayXLsQcmlZqEC7Z-ac-eac78zMDjOf6RTxkm5pevvWYXT3hTFtTrcPt1r3twcp5TX9nKaHmAVuBeeFUday7Y8YDpltp0fG0mO2PYXZEg-obXf2G63v1jubX7Z3X9q2QrPt03A-8rCAwiYeQK47UCB-fsBD3CkJrYMoJ4G_4KFwqUzB7mN9vGpRrea5PrOqE7Ze4pxahsGcEvYQGwwo9kFZCELAgGJYNKpBmKdh4GDGiF_0XMNMpUYNDxHf1jMCLRfK1yW-7GKtalWQC7gfeKiIs6p7YWd0LYTtEsZ0lviYyfq-UtViFDnQDeC4UAVA5nDK1uPifNkVVajMgxgzNhctIXAwK5CQ8VnVNBUbgUY5oDxVj1ieCXzOoB1iDiHQ5jLxMNMu4qo2H3jIl12XJn12pk6iKggBtijLi1LMqtjkG9y80iPGHO66fkU1V45wkRMZjvCcwijBYQWD6QwpDmpp7aomjLlq8najEDric1BhxPgkI-jfiay9dxBtPIHn0dpm8_lWVG9EOzuthyvReqP57OtOY695-Dyq_wraP1au_ZfRv0GMrbs_txsvo6e3248a0fZu9ORe5-D20Q-r7f077yyit-f9yTHnWcEcrG7x4uG90uIRFArEwVOBU_awz7tLBy8JPzwFyjMfjhue7CauUY-cfDG-rHmx-1R6L-uUcS4GmDgLgGfSb4r7-8rWPyCnTtQbMTXJyGNyZk90fe3P3-rp82OJmyvJ4bj57KfWLzdgVUoCx7mp95PL82NY94Hq1sa30Vc77e9XWwe3mi9uwLdtBjYo782JPVsScpBQ_tWXuPPjF62n13o7j_49R3SzrjYi_TuP6N566_HD9oN9WIdEmv5P0Ltb7G_Wk8DutIeo6ZLigBgOSeVaTYbm4ZqaD_3TQA33eFVKQkISmoKEDHf5WUosxxvXo429Vn09CUzPkiLy85cwXkr00pKQcd3HthzisOBduJxUzjsPdtuPGu3tnWj_fvTNHdjDyFPCVdi0ZCfNJKQj0cQngeBsuBxM8sAzk0r10fpmdNjoH91_PxWEJ83on5zT9N5xtz5yfmhoOD1SG0qNps1R8-o4JY4F__gQC73SIVY-RNVTR98xAmC9DgY04-UQ92DC1z5NC7GLxCE7KxHKBKUiQr-SI44gVBSci5VcqOUxc0QvWcuQVw6GvHEw4gsHo_--weDYoxCmX4YmhPKFAimCs2zBQRWnMkQ_NVTFQkr80oPUL0IgJA_o6SGQxJ0EyLlujJCanh_HLikHkWBwNnCWmOYH2RLyi3gyDINqCaM8E4ACr6tgFDtcVQLmcdO-DhSqcYqERZfQGeK6okchy_ZKQBbjIYZvgBALYDMPvUj9iULPyDiJJ0qMAsOL1bkg338_gaxaIfTEGxKn1SbkjYS2PNG9mZD1Qo1rXHOEPh6uYOUIs3jUxsZgJd9dUBoyfgEHniYEsA7BU9UtqswyZXssda2F3g-U68axiCzX18SF0NiIOaJQzrQSeZmW9yl9MrI4Im63ul92_ZgvRnt5gX9G__wv3e6bvA" id="12" name="Picture"/>
+            <wp:docPr descr="Fig. 3 | 端到端配体区域检出与身份匹配。曲线展示在尝试预算 K=1–10 内，179 个测试 PDB 中预测成功的比例。Find+Match 曲线要求端到端区域检出和配体身份匹配均正确，Find 和 Emap2lig-Find 曲线仅要求区域检出正确。Find 和 Match 分别指 LigandSeek-Find 和 LigandSeek-Match。GT 表示真实受体结构，CA2 表示 CryoAtom2 重建受体结构。" title="MDPPTFIG_eJztWVtPG0cU_iurfW1g7eUSsQIkaiCqCpFF0qduhYb12B6xl9HO-AJNJRJBoI1pq5A0UkOC0kQVKgoklSqlpkn-S-u1zVP-Qs_MrI0pRIpyabVSLXn3zJwz35zznZnZ0cyXOkW8qFua3rp1GN19YUyZU63Dreb97X5KeVU_p-khZoFbxjlhlLFs-zOGQ2bb6aGR9IhtT2K2yANq2-39evOH9fbm163dl7at0Gz7NJyPPCygsIn7kOv25Ymf6_MQd4pC6yDKSeDPeyhcLFGw-1wfrVhUq3quz6zKmK0XOaeWYTCniD3E-gOKfVDmgxAwoBgWjEoQ5mgYOJgx4hc81zBTqWHDQ8S39XGBlg3l6xJfcrFWscrIBdxPPFTAGdW9sDM6FsJ2EWM6Q3zMZH1PqWIxihzoBnBcqAIgczBl63FxruSKKlTiQYwZm4uWEDiY5UnI-IxqmoqNQKMcUJ6qRyxPBz5n0A4xhxBoc5l4mGkXcUWbCzzky66LEz47UydRFYQAW5DlBSlmVGzyDW4ud4kxBzuuL6vmyhEuciLDEZ5TGCU4LGMwnSaFfm1Au6IJY66avN8ohI74HFQYMT7BCPp3ImvtHUQbT-B5tLbZeL4V1erRzk7z4Uq0Xm88-7Zd32scPo9qv4P2r5Vr_2X07xBj8-6vrfrL6Ont1qN6tL0bPbnXPrh99NNqa__OB4vo_Xl_csx5VjALq1u8eHhvtHgE-Txx8GTglDzs887SwYvCD0-B8vFPRw1PdhPXqEdWvhhf0rzYfSq9l3XKOBsDjJ0FwMfT74r758rWa5BTJ-qNmJpk5DE5sye6vvbqj1r6_Eji5kpyOG48-6X52w1YlZLAcXby4-Ty_BjWfaC6ufF99M1O68fV5sGtxosb8G2bhg3KR7Niz5aEHCSUf_Ulbv98tfn0Wnfn0bvniG7W1Eakd-cR3VtvPn7YerAP65BI0_8J-nCL_c1aEtid8hA1XVLoE8MhqVyrydA4XFPzoXcaqOEer0pJSEhCU5CQ4S4_S4nleON6tLHXrK0ngekZUkB-7hLGi4leWhIyrnvYlkMcFrwLl5PKefvBbutRvbW9E-3fj767A3sYeUq4CpuWzISZhHQkmvgkEJwJl4IJHnhmUqk-Wt-MDuu9o_ufp4LwpOP6F-c0vXvcrQ-dHxgYTA9VB1LDaXPYvDJKiWPBPz7EQm90iJULUeXU0XeMAFhvgwHNeCnEXZjwrU_TQuwiccjOioQyQamI0C9niSMIFQXnYjkbajnMHNFLxjLklYMhbxyM-MLB6L1vMDj2KITpl6AJoXw-TwrgLJvPpaumUwyXDVUxnxK_gX7qFyAQkhNZTYMk7iRAznZihNR0_Th2STmIBIMzgbPIND_IFJFfwBNhGFSKGOUYgEi8joJR7HBVCZjHTXs6UKjGKRIWXEKnieuKHoUs2ysBWYyHGL4BQsyDzRz0IvUnCl0j4ySeKDEKDC9UZoNc7_0Esqr50BNvSJxWHZM3EtrSWOdmQtYLNa5yzRH6eLiClSPM4lEbG4OVfHdAacj4BRx4mhDAOgRPVbeoPMOU7bHUsRZ6P1CuG8cislxfExdCI0PmkEI500rkZUrep_TIyOKIuJ3qXtn1Y74Y7eYF_uP6V38DsOiblQ" id="20" name="Picture"/>
             <a:graphic>
               <a:graphicData uri="http://schemas.openxmlformats.org/drawingml/2006/picture">
                 <pic:pic>
                   <pic:nvPicPr>
-                    <pic:cNvPr descr="C:/Users/15919/Desktop/论文草稿/temp/manuscript_figures_cavcv3pj/figure_000001.png" id="13" name="Picture"/>
+                    <pic:cNvPr descr="C:/Users/15919/Desktop/论文草稿/temp/manuscript_figures_d1x2chrz/figure_000003.png" id="21" name="Picture"/>
                     <pic:cNvPicPr>
                       <a:picLocks noChangeArrowheads="1" noChangeAspect="1"/>
                     </pic:cNvPicPr>
                   </pic:nvPicPr>
                   <pic:blipFill>
-                    <a:blip r:embed="rId11"/>
+                    <a:blip r:embed="rId19"/>
                     <a:stretch>
                       <a:fillRect/>
                     </a:stretch>
@@ -3057,7 +3498,7 @@
           <w:bCs/>
           <w:sz w:val="24"/>
         </w:rPr>
-        <w:t xml:space="preserve">Fig. 1 | </w:t>
+        <w:t xml:space="preserve">Fig. 3 | </w:t>
       </w:r>
       <w:r>
         <w:rPr>
@@ -3328,7 +3769,7 @@
           <w:rFonts w:ascii="Times New Roman" w:hAnsi="Times New Roman"/>
           <w:sz w:val="24"/>
         </w:rPr>
-        <w:t xml:space="preserve">Fig. 1</w:t>
+        <w:t xml:space="preserve">Fig. 3</w:t>
       </w:r>
       <w:r>
         <w:rPr>
@@ -3688,8 +4129,8 @@
         <w:t xml:space="preserve">PDB（52.0%）中的配体区域。</w:t>
       </w:r>
     </w:p>
-    <w:bookmarkEnd w:id="14"/>
-    <w:bookmarkStart w:id="18" w:name="小分子端到端全原子构象重建"/>
+    <w:bookmarkEnd w:id="22"/>
+    <w:bookmarkStart w:id="26" w:name="小分子端到端全原子构象重建"/>
     <w:p>
       <w:pPr>
         <w:pStyle w:val="Heading3"/>
@@ -3722,18 +4163,18 @@
           <wp:inline>
             <wp:extent cx="5733415" cy="3498320"/>
             <wp:effectExtent b="0" l="0" r="0" t="0"/>
-            <wp:docPr descr="Fig. 2 | 小分子的端到端建模。合格小分子指单残基、相对于模板无缺失原子的有机小分子。曲线展示在尝试预算 K = 1–10 内，77 个测试 PDB 中预测成功的比例。Find 和 Match 分别指 LigandSeek-Find 和 LigandSeek-Match。GT 和 CA2 分别表示真实受体结构和 CryoAtom2 重建受体结构。 a, Find+Match 曲线要求端到端区域检出和配体身份匹配均正确，Find 和 Emap2lig-Find 曲线仅要求区域检出正确。 b, c, 使用 PocketXMol-tuned 进行端到端构象重建时，成功率随计费尝试次数 K 的变化，分别展示真实受体（GT，b）和 CryoAtom2 重建受体（CA2，c）条件。成功要求 RMSD 低于 2 Å 或 3 Å。实线表示按模型评分选出的 top-1 构象，虚线表示 best-of-50 构象。" title="MDPPTFIG_eJztWltPG0cU_isrvxZYY6AUKyBRLlFViCySSpW6FRrWY3vLXkY7gw1pKpEIAhQDURNCyyXETVShpuFStVFiSHjIP2m8a_OUv9AzO2tjmlSKkpBqKix5dy5nvjnzndmzZ2bn2whBLBOJK5HyrX1v7ZnaF-sr79_076w3EcLGIw1KxMXUMbM4yYV64pr2BcUu1bTmto7mDk3rxXSUOUTTKttF__ZMZWGuvHWoaQJN016Fs5GFORSO4UZqIdNsJAbBpmFjXqsjwgzHHraQOzpGQO6ryLlcnCjjlmnTeK5Ti2QYI3FVpXoGW4g2OQTbUJlyXAsxyLppNee4SeI6OqbUsNOWqcai0Y9VCxm2FuniaAk3uF1kEyZWcvEsMgH3MwulcY_onsupVQkuO4oxGQAVaVBel8vFKUE6dAM4fAwAFGuNapEwOzRm8iI0xpwQMxTnLQ07CWIpw6VsQDSNhkJQIxQQmopLmO53bEahHaK6YUCbS4aFqXIB55Qhx0J20HWm26avrQtQBQQHGwnyI0GyR4wtuIOal2vExFqrql8WzYUijNskGA7XnMAswW4Wg2i_kW5SYsoVhQsz0eT9joLXGTaDKowo66YG-jAj83aXvNnr3sMb5dWp8oMdb3aXX_eL_lbhxeS1_3K47zKoG7P-3YPa0Pz8jLew7G_Pe5vFF5NXy2uPvZ0npeIijNHfOPRX7pYPit79PW9xU_Dgr8_568Vac-DBX_u9XDz09pbL94ve-pa3u1HZWT76eaq8vXJqFL0_Ok7OWivuDIJ_DN2P9Ubux0mlDB33OvqYhW1WdT4sw_WwBCjr-vycagXdhCXikghulE0oVqg-CbQPyoRwIgTofB0A62p-V9y_Jm_-C3L0RLkaUiOHHSV6HK9PvzzIt7dL96jIQ3Hp8a_-n_PglGTgONH7qbw8PwS3D1T7sze87zf5y2LnVunZPLwj-iHCkYF9SZn3fsjLwC68P_SMtBxDvDP7AMIlGZgeMNLITl7EeLSRP3rSci7HvK5jO5ji4PDOXzrj_FQ57-mOSctw4EkqhS1YMJXXN73tO97SSunpzWDjZEoW_t0Jp5s5lrRWOJpZgKV8PfOnuaaXIUb5EFsqSAKGGxT-zvxI6mhFbMpUfrnq71073rrKF73NTf_epDdTBDdzNL0Ac79SfFDaf-rln0DW25jxH94rF7ZhSXoWsp-9ZruUPguRmGmkpQ4jxcNQ2p8Wz0P9YyCm-5nnP33PPyIBww0S6Cj3LNAlYLhBVj9XenpYvrUlAcNKwtFHMfty0DEb2ZiNpX2zVA7XKoV8LcCCRURlryBWFv7KI4iiwq3QxZmj1aXKdqHyxxPxfcz_reAv78pgqhM6fqDvY2cfm05nupZXp7ylH738bZiZYhdCfLat34V4eTB7_hLUj7w8mJMkSP1f7UUA_z3dMTCADgbwNwql_Uf8I3vgR0T8KoNJhgYv9spqjdLTxVJxUQaWY8rzaVlZ9mdvy0Bxi6z8Pp8GtwFenW8DBVvNfn7O3yp4d-YrO1Pg_I8m52D9C28EGazAHNLYLKslRFQIHr3y02rNGjKwPoIpa3RSjW1Ruan_5_YOXElX5OsGJVI7dhppa29paW1uG29p7fikJRa9co4Yehz-YaiL3ijUTboo98oR1BABsN4GA5qxMRfXYNy3jrldbCJ-2JVmDEI5jXyEdjZh6JxEntEvZBOuksRU5730xNXg6K8anPxVw4O_av25X5Vhi8Aw7TFoYhA2nDLSoCwd1lFWz7aQb1RRMBzlv1gTsdMwECMJ6M3tkOJngyGdqI4RTFPT41gloSDiDA7AupEqttOTQXYad7uuk8tglKQckONVKyjBOhOFgHnctK4Dgaq-QsKIaZB-wzR5jzwdtBcJFKfMxUzP8GQKZIagl6D-RKYmpJ7E4zlKgOGR3KCTrD8njOLjKdfidzCcMt4ZnAxWJjqrJ4SDcl6Nx5mi8_pwuoKUzsXCWRsKg1Rwr4ISl7Lz2LEUngBpFzQV3aLsABWyx6mqNK-3HaG6epxEcdNW-MHsjrZYm0B5rRS3S19wrrkujeIMGWa1uD5t2iFflNTsAv-uyHd_A8-VliU" id="16" name="Picture"/>
+            <wp:docPr descr="Fig. 4 | 小分子的端到端建模。合格小分子指单残基、相对于模板无缺失原子的有机小分子。曲线展示在尝试预算 K = 1–10 内，77 个测试 PDB 中预测成功的比例。Find 和 Match 分别指 LigandSeek-Find 和 LigandSeek-Match。GT 和 CA2 分别表示真实受体结构和 CryoAtom2 重建受体结构。 a, Find+Match 曲线要求端到端区域检出和配体身份匹配均正确，Find 和 Emap2lig-Find 曲线仅要求区域检出正确。 b, c, 使用 PocketXMol-tuned 进行端到端构象重建时，成功率随计费尝试次数 K 的变化，分别展示真实受体（GT，b）和 CryoAtom2 重建受体（CA2，c）条件。成功要求 RMSD 低于 2 Å 或 3 Å。实线表示按模型评分选出的 top-1 构象，虚线表示 best-of-50 构象。" title="MDPPTFIG_eJztWutPG0cQ_1dO_lrgjIGmWAGJ8oiqQmSRVKrUq9ByXtsn7rG6XWNIU4lEEKAYiJoQWh4hbqIKNQ2Pqo0SA-FD_pPGdzaf8i909vZsTJNIURJSbYUl3-1jdnb2N7uzs3vzXYQglonElUj59p63-kztjfWW9275d9eaCGFjkQYl4mLqmKM4yYm645r2FcUu1bTmtvbmdk3rwXSEOUTTKltF_850ZX62vHmoaYKbpr3KzkYW5qxwDDdSC5lmIzEINg0b81odEWY49pCF3JEsAbpvIudzcaKMWaZN47kOLZJhjMRVleoZbCHa5BBsQ2XKcS3EIOum1ZzjJonr6JhSw05bphqLRj9VLWTYWqSTc0u4wesSGzexkouPIhP4fmGhNO4W3XM6tUrBaUcwJv0gIg3K63K5OCVIh26ADx8DMIq1RrVImB3MmrwIZZkT8gzJeUvDTgJZynAp6xdNoyER1AgBhKTiEab7HJtRaIeobhjQ5rJhYapcxDll0LGQHXSd6bLpa-sCroIFZzYc5IeDZLcYW_AGMa_UgIm1VkW_IpoLQRjXSTAcLjmBWYLdUQykfUa6SWlVriqcmIkmH3YUvM6wGVRhRFkXNdDHGZm3s-jN3PAe3SyvTJYfbnszO_y5V_Q3Cy8mrv-Xw32fQd2c8e_t14bm56e9-SV_a87bKL6YuFZefeJtPy0VF2CM_vqhv3yvvF_0Hux6CxsCB39t1l8r1poDDv7qH-Xiobe7VH5Q9NY2vZ31yvbS0S-T5a3lU4Pow8FxctZacWcA7GNofqy3Mj9OKmXouMfRsxa2WdX4sAyXwxJMWeeX51Ur6CYsEY9E8KJsXLFC8UkgfVAmiBMhg47XMWCdze_L9--JW2_gHD1RrobQyKFHiZbjjamX-_lz56RbKvJAXHrym__XHBglGTBO9HwuL86PwOwD1P7MTe-HDb5ZbN8uPZuDPaIPPBwZ0JcUee_HvAzowv6hZ6TFGPydmYfgLsmAdL-RRnbyEsYjjXzpSYu5HPO6Du1gioPBu3D5DPNTxby7KyYtwoElqRQ24cBUXtvwtu56i8ulg1vBxcmkLPi7404XcyxptXA0PQ9H-XrkT_NML4OP8jGuVJAECDcofM_8RGpvRVzKVH695u9eP766yhe9jQ3__oQ3XQQzczQ1D3O_UnxY2jvw8k8h661P-4_ulwtbcCQ9c9nPttlOpddCJGYaaandSLEYSntTYj3ULwMx3c8s_-lb_mEJEG6QQEa5Z4EuAcINstq50sFh-famBAgrCUcfwezrAcdsZFkbS7uzVA5XK4V8zcGCQ0RltyBOFv7yY_CiwqvQhemjlcXKVqHy51Pxfcz_veAv7cigqhMyfqTvY2cfm05nupZXJr3Fn7z8HZiZ4hZCfLatv4V4uT9z4TLUD7_cn5XESf1f3UUA_t1dMVCADgrw1wulvcf8I3tgR4T_KoNKBgcu9ciqjdLBQqm4IAPKMeX5lKwo-zN3ZIC4RVZ8n0-B2QCrzq-BgqtmPz_rbxa8u3OV7Ukw_kcTs3D-hR1BBi0whzQ2y6oJ4RWCRa_8vFLThgyoD2PKGp1UY1tUbuj_fb0DT9IZ-bZBidTCTiNt51paWpvbxlpa2z9riUWvnieGHod_6Oqit3J1ky7KvRKCGnIAXu_CA5qxrItrbNx39rldbCIe7EozBqEcRj5CezRh6BxEntEvjiZcJYmpznvpjqtB6K8aRP6qYeCvWh_3qzJsERimnYUmBmFDKSMNwtKhZPNYTM-4V1RRMBTlv9YmYqdhIEaSa7INUjw2GNKJ6hhBNTU5jkUSAiKOYD-cG6liO90ZZKdxl-s6uQxGSQpMmjm_agUlWGeiEHgeN63rQHBVXwFh2DRIn2GavEeeDtqLBIpT5mKmZ3gyBTSD0EtQfyJTI1JP8uM5SgDh4dyAk6yPE0bxsZRr8TcoThnrCCKDlfGOaoRwUM6r8RhTdF4fTleg0jlZOGtDYqAK3lWmxKXsAnYshSeA2gVJRbdotJ8K2uNUlZrX244QXT1OorhpKzwwu72N6_CNVFwvvUFcc10axRkyzGpxfdq0Q7woqekF_p2R7_8ByZ-V_g" id="24" name="Picture"/>
             <a:graphic>
               <a:graphicData uri="http://schemas.openxmlformats.org/drawingml/2006/picture">
                 <pic:pic>
                   <pic:nvPicPr>
-                    <pic:cNvPr descr="C:/Users/15919/Desktop/论文草稿/temp/manuscript_figures_cavcv3pj/figure_000002.png" id="17" name="Picture"/>
+                    <pic:cNvPr descr="C:/Users/15919/Desktop/论文草稿/temp/manuscript_figures_d1x2chrz/figure_000004.png" id="25" name="Picture"/>
                     <pic:cNvPicPr>
                       <a:picLocks noChangeArrowheads="1" noChangeAspect="1"/>
                     </pic:cNvPicPr>
                   </pic:nvPicPr>
                   <pic:blipFill>
-                    <a:blip r:embed="rId15"/>
+                    <a:blip r:embed="rId23"/>
                     <a:stretch>
                       <a:fillRect/>
                     </a:stretch>
@@ -3774,7 +4215,7 @@
           <w:bCs/>
           <w:sz w:val="24"/>
         </w:rPr>
-        <w:t xml:space="preserve">Fig. 2 | </w:t>
+        <w:t xml:space="preserve">Fig. 4 | </w:t>
       </w:r>
       <w:r>
         <w:rPr>
@@ -4238,7 +4679,7 @@
           <w:rFonts w:ascii="Times New Roman" w:hAnsi="Times New Roman"/>
           <w:sz w:val="24"/>
         </w:rPr>
-        <w:t xml:space="preserve">Fig. 2b, c</w:t>
+        <w:t xml:space="preserve">Fig. 4b, c</w:t>
       </w:r>
       <w:r>
         <w:rPr>
@@ -4288,7 +4729,7 @@
           <w:rFonts w:ascii="Times New Roman" w:hAnsi="Times New Roman"/>
           <w:sz w:val="24"/>
         </w:rPr>
-        <w:t xml:space="preserve">Fig. 2b</w:t>
+        <w:t xml:space="preserve">Fig. 4b</w:t>
       </w:r>
       <w:r>
         <w:rPr>
@@ -4331,7 +4772,7 @@
           <w:rFonts w:ascii="Times New Roman" w:hAnsi="Times New Roman"/>
           <w:sz w:val="24"/>
         </w:rPr>
-        <w:t xml:space="preserve">Fig. 2c</w:t>
+        <w:t xml:space="preserve">Fig. 4c</w:t>
       </w:r>
       <w:r>
         <w:rPr>
@@ -4843,7 +5284,7 @@
           <w:rFonts w:ascii="Times New Roman" w:hAnsi="Times New Roman"/>
           <w:sz w:val="24"/>
         </w:rPr>
-        <w:t xml:space="preserve">Fig. 2a</w:t>
+        <w:t xml:space="preserve">Fig. 4a</w:t>
       </w:r>
       <w:r>
         <w:rPr>
@@ -5042,9 +5483,9 @@
         <w:t xml:space="preserve"> 83.1%。</w:t>
       </w:r>
     </w:p>
-    <w:bookmarkEnd w:id="18"/>
-    <w:bookmarkEnd w:id="19"/>
-    <w:bookmarkStart w:id="23" w:name="给定正确身份时的-findbuild-比较"/>
+    <w:bookmarkEnd w:id="26"/>
+    <w:bookmarkEnd w:id="27"/>
+    <w:bookmarkStart w:id="31" w:name="给定正确身份时的-findbuild-比较"/>
     <w:p>
       <w:pPr>
         <w:pStyle w:val="Heading2"/>
@@ -5128,7 +5569,7 @@
           <w:rFonts w:ascii="Times New Roman" w:hAnsi="Times New Roman"/>
           <w:sz w:val="24"/>
         </w:rPr>
-        <w:t xml:space="preserve">Fig. 3</w:t>
+        <w:t xml:space="preserve">Fig. 5</w:t>
       </w:r>
       <w:r>
         <w:rPr>
@@ -5155,18 +5596,18 @@
           <wp:inline>
             <wp:extent cx="5029200" cy="6218690"/>
             <wp:effectExtent b="0" l="0" r="0" t="0"/>
-            <wp:docPr descr="Fig. 3 | 假定身份匹配正确时小分子的定位与建模完成度。合格小分子指单残基、相对于模板无缺失原子的有机小分子。各面板包含相同的77个PDB、446个实例。a–d，Emap2lig；e–h，CryoAtom2受体下的LigandSeek；i–l，沉积受体下的LigandSeek。每组上行为首选构象，下行为best-of-50；左、右列分别要求重原子RMSD严格&lt;2\,\mathrm{Å}和&lt;3\,\mathrm{Å}。所有已对应合格小分子的blob均给定正确SMILES；LigandSeek使用PocketXMol-tuned单次中心对接，Emap2lig使用原生blob引导。背景计费，真实范围外前景免费；未检出与失败实例保留分母。每个PDB包含N个目标实例，相对预算\rho允许\lfloor\rho N\rfloor次计费尝试，完成度为成功的不同实例数除以N。绿线与圆点、蓝线与菱形分别表示PDB等权均值和中位数；灰点和小提琴表示50\%、100\%、200\%及300\%预算下的PDB分布。" title="MDPPTFIG_eJztWW1PG0cQ_isnS-2nwBnzkuKmSBRIFQkQglaqVFfoOK_tK_em2zWGNJVMgPBmAyoQRIAQEkhRUgykqHEMhA_9Af0PiffOfMpf6Ozt2UBCpDQvtEggmdubeebZnZm72fX4Z58pkZgvKPicmV268FxsCjQ5u9P23cVy0yS9vkuCz0LYUHtQmIEagqHQdxhZOBSqqK6tqA2FGhHuJoYZChUyOfv2cCE96qwfhEKcLRR6k06XNMSocNw0yyKKHi6TDctCMinTJCLHyrriihpmwLCCTVXq60woYb7C6vJqRWcaWTKJYuidmmR1x01Q_eC7kgiaQq-m6jiY-CrkixFiBkURyzGkSbjcMJEOyohhwRxwa0XFhGGFTcuQEcaKHtVUMeD314iapOghXx1ja7PcSwfpU5GQCPZIKvBe06QoauDTM5xYRDBsN0JmK-olJbTfgxQVRVCzoiNc0nh3iSA2JRnWAuYqiMA-UAUM3m17XGUiKU4Mj9WDM0uIIsAiioVJMzctTg0avkruDv_nja8aOsFgJ2FZUcDmW0VDWGhFCaHd0CTdnTpWr-NTdS4rp2BkXe59lzts4L65V1jm9VI8AlXFpV_n5nwhhCXOdYet3ITnDVk9CKBXlWi5UCncEBiYcJOP6wXTKToBFZIwqceKdDae0f5hmrlTyD3O7-7T1LPDobS98cBZydhzf9KtSTpyi25MOXcGAZPfT-ezE3Q3Z6-v0EzKHpmiuYcvkzf_y5B8iONTI_a9vZKPdmqYpmftzDhdzr1M9jsLWbr5LJ-bAGftpQN77p6zl6Or23RimQfEXhy1F3Mlc4gDnRo8XLoPYJoaolOPGcNUCpCXL-ezj9oavwbWqqoaGNPM3fzzcbCQXiSnw6_2Uk2aZAZUJfpqbwGBKAaiBqvPqCeGFqCTc_n96Xx2HJialaikhzsQ6gakAkgVkPaTUee3zdNhMIe9OensDuazY4WVVD6bO3x4-zA5at8dLGyvgDEYcHkXwqTMiJRV-4GaPoW89tPJP-jIHHNv5HHhYb-9ffNwOM39b2_paMxn1yB-J5KvBY0WqOFe9dPeqfoZkYgio0ZDjmtIJ8XaR2IsmRondTOpBTHpEzQv2aaba1fmXj0IqftcJV8yAeHiEgepC5wufpEcPU3xb-b8a-gEg-iF4Vy9DL-mzk8mKy8y-fZMsld-NAnViT59AhWM5mZeK3RQILpUo4suDTu781DWebnvaLnW3NQB7_5R8cjvHzgz622G3I3I9y2GWkbiOgqzIvn7Sj67QQ8GgN-eWDtWwLgJ1AhnZtmdZG-Wbu7BkgoDKXt-s5BZKew8A7yzuAxFsJAaoAs7dPU2HU2Dlg6lXe2CvfjIfpCkwzm23axuF3bWeMXMHyw5s_Pghb2Z5pWNF1Zeb8_i-SV1ref-AYGYOQsZ-94wDyrLhrvXHd4fdDJzZxPFv_vPfRjpUH8hk_2_Fc0XqbHTi-NrEX_L8_xeM46f-1xCQeOliW4tFTZn4ZUonW_haMQGY8tQNvPZNJzo-Gtjz24dzq_md9cuys4770vO7oGTO2BFffGWc_MZHDEL00tcUpjcpvv3vbPmyrqzmoO67myM2ksDsFHR5B4cUGDPga8gEHjYIpz-LWAAIWxr9uSUM7XDrc4mG9X-D31rPjuDfH7M3PWfTWAr_BeR_TSRDZyPyH7iPXty7GyiXXkRbV8dP1DylgQ7pUNxzw683i9iDcE634-XBF-pheqr9gdqIa69NYGKL2pq_TeumIochI-XJ-md8hS2pMQb7VSPAbjehwPMSNxCJRrrvR8YC6kSa9zimGJiFlXmod7TpsgspuxGbu1ps4QwwjKbpSEour1u0W11i16nWzze6BYJ0kxwU4-DiWKSzogShcXiTlnqkXsqzZ9ELuj0s7_KclOPgiNKmCU2ACPWDIdxW9FHSE1pHUdL4guUWASb4YshFnSjISbpUVRvWUYihqQwBpIKxldUYBPJhAuB88j02AScVXwjCF2qYl5VVJXNyMauPR9I8MZYiMgxNowAph1mcfUnbkog8SQfu8MmRLgr0WKEj7ezpWBvxNLYFRIn9PIGttBXamS7cqZm7XWZ6b3HFVAyg3lPrQd2e-3iEalpYfINMjSBDQDNfm7g00o9zZhjj0ZFNNPrBl-6eDSUgqousB8ZaqsD1ZzlVBTLS5Pbfj82loJEUtSi-PhY1b14YbOUF_jU-X75B0v80KQ" id="21" name="Picture"/>
+            <wp:docPr descr="Fig. 5 | 假定身份匹配正确时小分子的定位与建模完成度。合格小分子指单残基、相对于模板无缺失原子的有机小分子。各面板包含相同的77个PDB、446个实例。a–d，Emap2lig；e–h，CryoAtom2受体下的LigandSeek；i–l，沉积受体下的LigandSeek。每组上行为首选构象，下行为best-of-50；左、右列分别要求重原子RMSD严格&lt;2\,\mathrm{Å}和&lt;3\,\mathrm{Å}。所有已对应合格小分子的blob均给定正确SMILES；LigandSeek使用PocketXMol-tuned单次中心对接，Emap2lig使用原生blob引导。背景计费，真实范围外前景免费；未检出与失败实例保留分母。每个PDB包含N个目标实例，相对预算\rho允许\lfloor\rho N\rfloor次计费尝试，完成度为成功的不同实例数除以N。绿线与圆点、蓝线与菱形分别表示PDB等权均值和中位数；灰点和小提琴表示50\%、100\%、200\%及300\%预算下的PDB分布。" title="MDPPTFIG_eJztWW1PG0cQ_isnS-2nwBkHk-KmSBRIVQkQglaqVFfoOK_tE_em2zWGNJVMgPBmAyoQRIAQEkhRUgykqHEMhA_9Af0PiffOfMpf6Ozt2UBCpDQvtEggmdubeebZnZm72fX4Z58pkbgvJPicmV268FxsCjQ5u9P23cVK0yS9vkuCz0LYUHtQhIEaQuHw9xhZOByuCtZW1YbDjQh3E8MMh4vZvH17uJgZddYPwmHOFg6_SadLGmJUOGGaFVFFj1TIhmUhmVRoEpHjFV0JRY0wYETBpir1dSaVCF9hsDKo6EwjSyZRDL1Tk6zuhAmqH31XkyFT6NVUHYeSX4V9cULMkChiOY40CVcaJtJBGTUsmANurZiYNKyIaRkywljRY5oqBvz-GlGTFD3sq2NsbZZ76SB9KhKSoR5JBd5vNSmGGvj0DCeWEAzbjZDZinpJGe33ICVFCdSs6AiXNd5dMoRNSYa1gLkKIrAPVAODd9ueUJlIShDDY_XgzBKiCLCoYmHSzE1LU4OGr5K7w_9542uGTjDYSVhWFLD5TtEQFlpRUmg3NEl3p47X6_hUncvKKRhZl3vf5Q4buG_uFZZ5vRyPQHVp6de5OV8IYYlz3WErN-F5Q1YPAug1JVYpBIUbAgMTbvJxvWA6RSegQhIm9ViRzsYz2j9Ms3eK-ceF3X2afnY4lLE3HjgrWXvuT7o1SUdu0Y0p584gYAr7mUJugu7m7fUVmk3bI1M0__Bl6uZ_GZIPcXxqxL63V_bRTg_TzKydHafL-ZepfmchRzefFfIT4Ky9dGDP3XP28nR1m04s84DYi6P2Yr5sDnGgU4OHS_cBTNNDdOoxY5hKA_LKlULuUVvj18BaXV0DY5q9W3g-DhbSi9R05NVeukmTzICqxF7tLSAQxUHUYPUZ9cTQAnRyrrA_XciNA1OzEpP0SAdC3YBUAKkC0n4y6vy2eToM5rA3J53dwUJurLiSLuTyhw9vH6ZG7buDxe0VMAYDLu9CmFQY0YqgH6jpU8hrP538g47MMfdGHhcf9tvbNw-HM9z_9paOxkJuDeJ3IvlayGiBGu5VP-2dqp8RjSoyajTkhIZ0Uqp9JM6SqXFSN5NaCJM-QfOSbbq5dmXu1YOQus9V8iUTEC4uc5C6wOniF6nR0xT_Zs6_hk4wiF4YztXL8Gv6_GTy8kUm355J9sqPpqA60adPoILR_MxrhQ4KRJdqdNGlYWd3Hso6L_cdLd82N3XAu39UPAr7B87MepshdyPyQ4uhVpCEjiKsSP6-Usht0IMB4Lcn1o4VMG4CNcKZWXYn2Zulm3uwpOJA2p7fLGZXijvPAO8sLkMRLKYH6MIOXb1NRzOgpUMZV7tgLz6yH6TocJ5tN6vbxZ01XjELB0vO7Dx4YW9meGXjhZXX27N4fkld67l_QCBmzkLWvjfMg8qy4e51h_cHnezc2UTx7_5zH0Y61F_M5v5vRfNFeuz04vhaxN_yPL_XjOPnPpdQ0HhpoltLxc1ZeCXK51s4GrHB2DKUzUIuAyc6_trYs1uH86uF3bWLsvPO-5Kze-DkD1hRX7zl3HwGR8zi9BKXFCe36f5976y5su6s5qGuOxuj9tIAbFQ0tQcHFNhz4CsIBB62CKd_CxhACNuaPTnlTO1wq7PJRtD_oW_NZ2eQz4-Zu_6zCWyV_yKynyaygfMR2U-8Z0-OnU20L19E21fHD5S8JcFO6VDccwOv94tYQ7DO99MlwVduofqC_kAtxLW3JlD1RU2t_8ZVU5FD8PHyJL1TniKWlHyjneoxANf7cIAZSVioTGO99wNjIVVijVscV0zMoso81HvaFJnFlN3IrT1tlhBBWGazNIREt9ctuq1u0et0i8cb3SJBmglu6gkwUUzSGVVisFjcGanqDchx67rIBZ1-9hesNPUYOKJEgP0y6-2yZjiM20o-QmrK6zhaEl-gxCLYDF8MsaAbDXFJj6F6yzKScSRFMJBUMb6SAptIJlwInEemxybgrOIbQehSFfOaoqpsRjZ27flAgjfGQkSOs2EUMO0wi6s_cVMGiSf52B02IcJdyRYjcrydLYV6o5bGrpA4oZc3sIW-ciPblTM1a6_LTO89roCSGcx7aj2w22sXj0hNC5NvkKEJbABo9nMDn1bqacYcezQqoZleN_jSxaOhFFJ1gf3IUBsMBDnLqSiWlya3_X5sLIWIpKgl8fGxqnvxwmY5L_Cp8_3yDxtU0H0" id="29" name="Picture"/>
             <a:graphic>
               <a:graphicData uri="http://schemas.openxmlformats.org/drawingml/2006/picture">
                 <pic:pic>
                   <pic:nvPicPr>
-                    <pic:cNvPr descr="C:/Users/15919/Desktop/论文草稿/temp/manuscript_figures_cavcv3pj/figure_000003.png" id="22" name="Picture"/>
+                    <pic:cNvPr descr="C:/Users/15919/Desktop/论文草稿/temp/manuscript_figures_d1x2chrz/figure_000005.png" id="30" name="Picture"/>
                     <pic:cNvPicPr>
                       <a:picLocks noChangeArrowheads="1" noChangeAspect="1"/>
                     </pic:cNvPicPr>
                   </pic:nvPicPr>
                   <pic:blipFill>
-                    <a:blip r:embed="rId20"/>
+                    <a:blip r:embed="rId28"/>
                     <a:stretch>
                       <a:fillRect/>
                     </a:stretch>
@@ -5208,7 +5649,7 @@
           <w:bCs/>
           <w:sz w:val="24"/>
         </w:rPr>
-        <w:t xml:space="preserve">Fig. 3 | </w:t>
+        <w:t xml:space="preserve">Fig. 5 | </w:t>
       </w:r>
       <w:r>
         <w:rPr>
@@ -5416,8 +5857,8 @@
         <w:t xml:space="preserve">预算下的PDB分布。</w:t>
       </w:r>
     </w:p>
-    <w:bookmarkEnd w:id="23"/>
-    <w:bookmarkEnd w:id="24"/>
+    <w:bookmarkEnd w:id="31"/>
+    <w:bookmarkEnd w:id="32"/>
     <w:sectPr>
       <w:footnotePr>
         <w:numRestart w:val="eachSect"/>
@@ -6331,6 +6772,18 @@
   </w:style>
   <w:style w:type="character" w:customStyle="1" w:styleId="MDFIGREF_eJyrrk7LTC9KTbMqLi0o0E3LzEvRTc4vKkpNLtHNTSxJztBNKs3MSamtBQBErw_K">
     <w:name w:val="MDFIGREF_eJyrrk7LTC9KTbMqLi0o0E3LzEvRTc4vKkpNLtHNTSxJztBNKs3MSamtBQBErw_K"/>
+    <w:basedOn w:val="BodyTextChar"/>
+  </w:style>
+  <w:style w:type="character" w:customStyle="1" w:styleId="MDFIGREF_eJyrrk7LTC9KTbMqLklMTzXULS4pykwu0S3JKEotzsjPSalJqq0FAAjTDoE">
+    <w:name w:val="MDFIGREF_eJyrrk7LTC9KTbMqLklMTzXULS4pykwu0S3JKEotzsjPSalJqq0FAAjTDoE"/>
+    <w:basedOn w:val="BodyTextChar"/>
+  </w:style>
+  <w:style w:type="character" w:customStyle="1" w:styleId="MDFIGREF_eJyrrk7LTC9KTbMqLklMTzXULS4pykwu0S3JKEotzsjPSalJrK0FAAjQDoA">
+    <w:name w:val="MDFIGREF_eJyrrk7LTC9KTbMqLklMTzXULS4pykwu0S3JKEotzsjPSalJrK0FAAjQDoA"/>
+    <w:basedOn w:val="BodyTextChar"/>
+  </w:style>
+  <w:style w:type="character" w:customStyle="1" w:styleId="MDFIGREF_eJyrrk7LTC9KTbMqLklMTzXUTc7PLchJLcnMz9NNLi0qSy2urQUA-gsODw">
+    <w:name w:val="MDFIGREF_eJyrrk7LTC9KTbMqLklMTzXUTc7PLchJLcnMz9NNLi0qSy2urQUA-gsODw"/>
     <w:basedOn w:val="BodyTextChar"/>
   </w:style>
   <w:style w:type="character" w:customStyle="1" w:styleId="MDFIGREF_eJyrrk7LTC9KTbNKNUrVLc5NzMnRLcgsSM3JzEutSa6tBQDAgwxC">

--- a/补充材料.nature.docx
+++ b/补充材料.nature.docx
@@ -208,12 +208,12 @@
           <wp:inline>
             <wp:extent cx="5733415" cy="4340394"/>
             <wp:effectExtent b="0" l="0" r="0" t="0"/>
-            <wp:docPr descr="Fig. 1 | 配体区域检出的补充分析。全配体包含179个PDB、2,502个实例，小分子包含94个PDB、821个实例。LigandSeek-Find 使用沉积受体（GT）或 CryoAtom2 重建受体（CA2）。Emap2lig-Find 显式接收 EMDB 推荐 contour level。 a, d，全配体和小分子在双向覆盖阈值0.5下的实例级 \mathrm{PRAUC}_{0.5}。柱高为PDB等权均值，淡色点为逐PDB结果；误差条为10,000次PDB bootstrap的95%区间。 b, e，相同0.5阈值下的实例级精确率与召回率。小提琴为逐PDB分布，白点与粗线为中位数及四分位范围。 c, f，100%和300%相对候选数量下的平均检出完成度。候选上限分别为每PDB真实实例数的一倍和三倍；命中仍要求双向覆盖至少0.3，每个真实实例只累计首次检出。背景与重复命中保留候选位置，小分子视图忽略归属于其他类别的候选。柱高为PDB等权均值，误差条同上。" title="MDPPTFIG_eJztWu1PE0kY_1c2TfyGbFvoeTRKgiDmEjQE9dP1Qobt0G7Yt-xMKXheUuUQUErrG8pVIOROJL6AoPFqofDH2NltP_Ev3DO721JfcjEimk1o0p2X5ze_eeaZmWef6fT3gIFoMhAVAvb9bVbYFQlFCRyyt-9ZS49bDYOOBVqEgImJroziOMd1R2OxKwSbJBYLRTpCHbFYDyYjVDdisep6yZqfqmZn7LW9WMwljMU-y6ghFXM2V3gSxeMylXUNKScRPMaJTDhKQgavHVSROZIyAP9r4HQ6aghjqqKRaPpMLJCk1IiKIpGSWEWkVTewBsJh3VQRhaKZENO6GTdMXcKEyFpCVcRwMPiTqCJZiwU6OVu_6SSX6LiChXR0FCnA-4sKenW73XOcWEdw7AjGRp-sYeLUN5XSUWIgCboBHgWqgCjcHowFvOJASuFVKEV1j9OD85ayFgfYsGwS2uc2DXogkLgKuJq6Dy_fq2uUQDtEJFmGNpdlFRPhIk4LA7qKNKfrZJdGPitzWF0KTjbklIecbLc7NicFNa82DBNur6t-1W3uKkL5nDjD4ZobsGCwOYoB2isnWoWQcE3gYOo2-baj4DJZoyDCiNAuIqPvM7LaZLZSvsdmS2x52fo7w6ZK9l9_VleesMlJNn3TWsq_z9z4kYM-xNDY5Fp9dJMs_zx0qqNSfNbfc_Z95nq4JRIMQ4mtL1V2b-_vzLJXORgue5l3sR3tDejP4VADCLbokxNIi1_CeORkLyzpIzPNtzPDD12zh9C7Ut6z769ZWzP20w2WewjzuL8zff7y_s6MNT3vB7t3m-N6F9XVsF9noDaVZdulhu27u8JgfNgD51RkhBU5cbwDjtb-1qNdtpOz5p5Y99_6wcznLvSc9a2t59aq2bwfrCwBiZ4yBQWPYuUo385-2IDfI0RCPrBwiw909PcqOLoX3dE6Nh7cNgLhu02B7uM1lptl-TvV1Zt2Yb72aJpldoKtkUrxNpwA3HjXLj313bpSo_oFRJPe6Vr9otO1PjwsS7hHl1Iq1mj9bE2TXA81Si6lhniK-cPpwdEIBHRcUD2lDUdnp85JPQjt7Ocl6tZ9FcHAYQm6Dktw5bAE3R8QiJ4piWtWDwNL72OUAxDrEyB6M-unzQevZ2t5s_b8UaVYguOk_XLGWpxgi1Ow1WBfWv-uVGe27BvvQFrL5DnA-X1pf6dQ3dhg_65biysgCgVbgsGg9WIFAL7bjv6ZqyFdp4SayAD31xE5wWZLtYdvjuOro3-zDvnAwsfx1VGvAuxTtwF-3C4UWX4WXmBuEPVRBGVv7dor6_bcVKU4x3IvWGEJ8uBXIBKzcnk7_6bh_XlgVpzghAtl560wZ289tEt7AKgUX1bKWevBK5a7xQoFQEKxOjvBCscu6jssTskHFj52UUe9Cob966JCweAJOP21QcK91cY7llmoZWbAodSmcp7DevcaIlP3Doitz1rTeVZa5X7KQVaKt2oLee6hpp-DP7I2cjxcfbwMbs71dEAFJJVihmWy0FOlOAMZiGTZnTJ3XtvZ6up1a_NG85mzOvWavboTbG3jsfAGqPGsmZDlntlvNqrrK7XVeQh-XcVAn-rErLWwAc6R_zz9T9bj31u0Hyx4qpazdnm9-VKn-vQmK-yyvbL94Akr32WbS5XSHJt8W9metze3YUR8-E7b_w_YG1E5uHswyMeeF55GZ-C3FiHQuOoNRE61tbWHImPtbe3Bto72a6cNWYrC1zufoi86n8ZNlP7k2tdjAK6v4YBmNGXiBo351QdlEyuIXzCTpGwQvjD5CLXRflniy5IXpIuj_aYQx0TivXRHRefmXXQu3kXv3l1svnYXKVYNGKaWgiayQQeH5QQoSwa1U9pgqiMeEd2KwSD_hFoNLQEDkePAHgpBjt_LQ76_PkaYmoYeByq5CiJuwT5dGiGCpncnkZbAXaapp5MYxQkn5Hx1ATGwRN1K4Dxo2tSByyp-YoQhRTZ6ZUXhPfK8097NIDgxm5hKSZ4dBswA9OLIPyg0QOKHfLxEDLDwUPqCHm--m0fRsWFT5SlMnDB2xrmNF8bP1G_lnXouxmNUkLjcW66AkjjMW7UeGFBOWic1TELPY10VeAbQJmjqdotG-4iLPcjV0Vyu6a7q4kEWRRVN4H-G6IiEIy7LZ1F8Xs45_yVoyqMoRbJSr27OK5pnL2I05gW-nYE__gNRMZqy" id="10" name="Picture"/>
+            <wp:docPr descr="Fig. 1 | 配体区域检出的补充分析。全配体包含179个PDB、2,502个实例，小分子包含94个PDB、821个实例。LigandSeek-Find 使用沉积受体（GT）或 CryoAtom2 重建受体（CA2）。Emap2lig-Find 显式接收 EMDB 推荐 contour level。 a, d，全配体和小分子在双向覆盖阈值0.5下的实例级 \mathrm{PRAUC}_{0.5}。柱高为PDB等权均值，淡色点为逐PDB结果；误差条为10,000次PDB bootstrap的95%区间。 b, e，相同0.5阈值下的实例级精确率与召回率。小提琴为逐PDB分布，白点与粗线为中位数及四分位范围。 c, f，100%和300%相对候选数量下的平均检出完成度。命中仍要求双向覆盖至少0.3。柱高为PDB等权均值，误差条同上。" title="MDPPTFIG_eJztWu1PE0kY_1c2TfyG7La057VREixiLkFDUD9dL2S6nbYb9i07Uwqel6AeAgq0np4vV8WQi0pOBUVz1vLiH2Nnt_3Ev3DP7G5LfcnFiNVsAgk7L89vfvPMMzPPPMPwa8hENB9KCCHn5iar7IiEohwOO5s37OV7vaZJJ0M9QsjCxFAncIbjkolU6hzBFkmlwrF4OJ5KDWIyTg0zlWqs1exbs43FeWf1bSrlEaZSn2TUkYY5myc8jDIZhSqGjtTDCD5TRCEcJSOT145pyBovmID_OXS0mDCFSU3VSaJ4LBXKU2omRJHIeawh0muYWAdh1rA0RKFo5cSiYWVMy5AxIYqe01QxIkk_iBpS9FSon7ONWG5yhk6pWCgmJpAKvD9poFfS657jxBaCY8cxNocVHRO3vqNUTBATydAN8KhQBUSRqJQK-cXRgsqrUIEaPqcP5y0VPQOwrGIROuw1lXwQSDwFPE29j58fMnRKoB0isqJAm7OKholwGheFUUNDutt1fkAnn5S5rB4FJ0u75bSbTXpjc1NQ83zbMJFoS_XzXnNPEcrnxB0O19yEBYOtCQzQISXXK4SFCwIHU6_J1x0Flyk6BRFGhA4QBX2bkTVnFuvbN9hCjT14YP89zWZrzl-_N1YespkZNnfFXi6_m770PQe9j6GxmdXW6GZY-Un4SLxe_Wdk8Pi76YuRnpgUgRJbW67vXNvdWmDPSzBc9qzsYePRNvTHSLgNBFsMKzmkZ85gPH54CJZ010zz9czwXdfsPvSub791bq7aG_PO43VWug3zuLs1d_Ls7ta8PXcrCHZPWlPGADW0SFBnoDm7yDZrbdsnByJgfNgDJzRkRlQld7ADumt_-84O2yrZSw_tm_8GwcwnTg0eD6ytl1Ybi-UgWFkGEqNgCSqewGo3T-cgbMBvESKhAFi4JwA6BnsVdO-g665j48FtOxD-oyPQvbfKSgusfL3x6IpTudW8M8emt6TeWL16DW4AXrzr1B4Hbl1pCeMUonn_dq191u3ayGYVGQ8ackHDOm3drWme66ElyJlCmqeYf9weXI1AQKcEzVfadHV269zUh9D-EV6iXt0XEYzul2BgvwTn9kuQfI9A9E1JPLP6GFh6H6JcgNiaANGf2SBtPjie7Qcvmk_u1Ks1uE46z-bt-5fZ_VnYarAv7dcrjfkN59IbkDanyxzg_n1pd6vSWF9nr9fs-ysgCks9kiTZT1cAELjtGJy5ShsGJdRCJri_eOwQW6g1b786iK-6f7KmA2Dhg_iq26sAB9RtgB93KlVWXoADzAuiPoignI0dZ2XNWZqtV5dY6SmrLEMe_ApEYnap7JRftb0_D8yqlznh3W33VFhyNm47tbcAqFef1bcX7T-fs9JVVqkAEoqNhcuscuCivsHilANg4QMX1e1VkA2uiwpL0iG4_fVBwr3V-hs2fbc5PQ8OpTlb8h3Wm5cQmXpvQGxtwZ4rs9oj7qeub3Pvs7nYeHTRfnGp89LYmH3Jnl-Xevv-P85tB7PgJevVqx86LPia_aFfeoRQ-4U0FDvS1xcNxyajfVGpLx69cNRU5AT8-tc69FnXuoyFih-9lvoMwPUlHNCMFizcprG--H5pYRXxd1mSV0zC55OPUJ8YUWQ-m7wgn54YsYQMJjLvJZkQ3Qdr0X2vFv3narHztVqkWDNhmHoBmigmHcsqOVCWjEWRirPp7LjoVYxJ_Cfca-o5GIiSAfZwGHL8ORvyI60xwtS09dhTyVMQcQsOG_I4EXQjmUd6Dg9YllHMY5QhnJDztQTExDL1KoFzr2lHBx6r-JER0qpiDimqynvkebe9l0Fw0bQwlfM8mwXMKPTiyt8rtEHi-3y8REywcLp4ysh0PmmjxGTW0ngKEydMHnMfsYWpY63HbLeei_EkFWQu95croGQO81etDwaUm7ZITYvQk9jQBJ4BtAWaet2iiWHiYfdyLTSX64anuriXRQlVF_j_EMRjkZjH8kkUn5cT7hN8Rx4lKFLUVnVnXtV9exGzPS_w2x_67T_Hww2Y" id="10" name="Picture"/>
             <a:graphic>
               <a:graphicData uri="http://schemas.openxmlformats.org/drawingml/2006/picture">
                 <pic:pic>
                   <pic:nvPicPr>
-                    <pic:cNvPr descr="C:/Users/15919/Desktop/论文草稿/temp/manuscript_figures_n7n_u9d5/figure_000001.png" id="11" name="Picture"/>
+                    <pic:cNvPr descr="C:/Users/15919/Desktop/论文草稿/temp/manuscript_figures_4alefbfk/figure_000001.png" id="11" name="Picture"/>
                     <pic:cNvPicPr>
                       <a:picLocks noChangeArrowheads="1" noChangeAspect="1"/>
                     </pic:cNvPicPr>
@@ -546,7 +546,7 @@
           <w:rFonts w:hint="eastAsia" w:ascii="Times New Roman" w:hAnsi="Times New Roman"/>
           <w:sz w:val="24"/>
         </w:rPr>
-        <w:t xml:space="preserve">，100%和300%相对候选数量下的平均检出完成度。候选上限分别为每PDB真实实例数的一倍和三倍；命中仍要求双向覆盖至少0.3，每个真实实例只累计首次检出。背景与重复命中保留候选位置，小分子视图忽略归属于其他类别的候选。柱高为PDB等权均值，误差条同上。</w:t>
+        <w:t xml:space="preserve">，100%和300%相对候选数量下的平均检出完成度。命中仍要求双向覆盖至少0.3。柱高为PDB等权均值，误差条同上。</w:t>
       </w:r>
     </w:p>
     <w:bookmarkEnd w:id="12"/>
@@ -779,12 +779,12 @@
           <wp:inline>
             <wp:extent cx="5733415" cy="4324781"/>
             <wp:effectExtent b="0" l="0" r="0" t="0"/>
-            <wp:docPr descr="Fig. 2 | 未显式提供 contour level 时的配体区域检出。全配体包含179个PDB、2,502个实例，小分子包含94个PDB、821个实例。LigandSeek-Find 使用沉积受体（GT）或 CryoAtom2 重建受体（CA2）。Emap2lig-Find 未显式接收 EMDB 推荐 contour level。 a, c，全配体和小分子的语义Dice、实例级 \mathrm{PRAUC}_{0.3} 与 \mathrm{PRAUC}_{0.5}。柱高为PDB等权均值，淡色点为逐PDB结果；误差条为10,000次PDB bootstrap的95%区间。 b, d，双向覆盖阈值0.3和0.5下的实例级精确率与召回率。小提琴为逐PDB分布，白点与粗线为中位数及四分位范围。两个阈值沿用同一最终候选选择与小分子类别归属。" title="MDPPTFIG_eJztWu1PE0kY_1c2Te4bsG2hh22UBAuYS6o2qPfl9kKm22m7Yd-yM6XgeUlPT6En0J56olfFkHuRUwElRmt58Y-xu1s-8S_cM7vbAuoHI1fMXiC0OzPPb37zPM-8PbPTHwI6orlAjAvYdzbM6jZPKMrikL1x21p80KPrdDLQxQUMTDR5AqcZLh4ThEsEG0QQQpFoKCoIQ5iMU00XhOZq3bo73Zwr2ctvBcElFISPMqpIwYzNFXarWreMJ7DcLWqKjgyJaGr3ufNjieFvhxMMLiKdSpo6piBjPK9Dxe8CJwsxnZtUZJXECqeEQI5SPcbzRMxhBZEeTccqCDOaoSAKWSPLFzQjrRuaiAmR1Kwi8-Fg8GteQZIqBAYYW9JwHhfolIy5QmwCycD7jQIKxt3mGY5vIRh2HGM9IamYOOX7coUY0ZEIzQCPDEVAFO4LCgEvO5qXWRHKU83j9OCspqSmAZaRDEITbtWgBwKJq4CrqfvlpUc0lRKoh4goSVDnoqRgwp3DBW5UU5DqNJ0bVMlHZQ6rS8HIUk4-5STjrm3OE9S83HZMuK-l-mW3uqsIZX3imMM012HkYGMCA3REyvZwYe4Kx8DUrfLfWsFkkkpBhBGhg0RCR2OZ9eCJdW_b3Cxb5Upju9ox-47CFk4Eei1vcM50_B_21cIr-_efd67PNbZum7N189Ej64-iOV1_V7z6JW09hEXm9eWWOdfNytNQf7RRe5IcOv2u-FO4KxIMQ85cXWxs39zdnDWfl82ZG-ZKxcVG-9rQE-FQGwi-SEhZpKYvYDzePQKrzlEN6cMMXJ92X2PrrX1n2Vov2Y_XzPIC9OPu5syZi7ubJWvmrh_8HjemtEGqKWG_9sDO9Jy5UW_7Pj4YBufDHBhWkB6WpezxDOis__e2z_m_rDuv_ODp4bNDp33r7vnl5lzFD14-EIp0coP2wxw8iuAI-cDDXT7Q0d-jQPTpwsbi23YsfGsv1oV4v7m20nhTGpJEDKGuG-Ta9ce-G0lKTDuLaM5766F80lsPLZMBs4c0Ma9glbbeedAc00OJkQv5FHti9uW04GgEAjrFKZ7SuqOzU-Y8PQgdSLIcdcs-i2D0sASDhyW4dFiC-AEC3nMlcd3qYYI9ve-jHADf6gDe61l_DEP_LAmN2vzxJD-e5Ec0ySNfYpJ3dgJB1G09erHz9F6jVk8OnbZXStbDa-bDabO4Cdut9XqpWVq3r74B6U6xwgDOW_7dzWpzbc18vWo9XAJRKNgVDAatZ0sA8N109E9fpTSNEmogHQKeaOQrc7a-s_Dy-NjU-YA55QMPHx-bOj0KOveKsPPHpvKsWfm1-fcNu3p3594MLO4QscIRCra0Ru0mLCftI5O9vm0vrdrz0xBZmeVnZnUR0rDGwGHLKlfsysv2TsDOXrVrQG7f33J2iHl7fcGuvwVAo7bS2Jqzfntuln8xq1VAQrY5e82ssuWqUfuzUXviqmGts5fjZmW2UStaD4r2BhTe3ymW4N-6-Q_ToX3Ie7Fhzjw1t26ZLxbfX_PgWx8IfN_FBdrXx4FIf29vXygy2dcb7us_EbpyUpfEGHy8sAt9UtiVNlDhg6tkjwG4PocDqtG8gds0xmfHfwaWEbu0JjlJJ2xIMAvViaQksgHBMuK5iaTBpTERWSvxGO9c6_POrT7vXerz--_0eYoVHcxU81BF0ulYRsqCsmRM7VfH8tF0hHcLxoLsL9yjq1kwREoDeygCKXbpD-lky0bomrYeeyq5CiLmwYQmjhNO1eI5pGbxoGFohRxGacIIGV9LQHQsUrcQOPeq7mvAZeU_cEJKlvQRSZZZiyzt1HcTCAJBA1Mxx5IZwIxCK478QKYN4g_ysRzRwcOpwlktvf--H8UmM4bCntBx3OQp54afmzrVuul3ypkYT1JOZHJvuAJKZDBv1HpgQDnPFqluEHoGawrHEoA2QFO3WTSRIC52L9VCM7mquarze0kUk1WO_cAiGglHXJaPoli_DDu_T9iXRjGKJLlVvD8tq56_iN7uF_gMBH78F7SmWJs" id="14" name="Picture"/>
+            <wp:docPr descr="Fig. 2 | 未显式提供 contour level 时的配体区域检出。LigandSeek-Find 使用沉积受体（GT）或 CryoAtom2 重建受体（CA2）。Emap2lig-Find 未显式接收 EMDB 推荐 contour level。全配体包含179个PDB、2,502个实例，小分子包含94个PDB、821个实例。 a, c，全配体和小分子的语义Dice、实例级 \mathrm{PRAUC}_{0.3} 与 \mathrm{PRAUC}_{0.5}。柱高为PDB等权均值，淡色点为逐PDB结果；误差条为10,000次PDB bootstrap的95%区间。 b, d，双向覆盖阈值0.3和0.5下的实例级精确率与召回率。小提琴为逐PDB分布，白点与粗线为中位数及四分位范围。" title="MDPPTFIG_eJztWltvE0cU_isrS31LsrZjF7KCSMFJUCUDUYC-dKtovB7bq-xltDO2E0qlFApJShK7hRJac1FUtURAEhohCCaXH4N313nKX-iZ3bUTCg-I1EFbxZI9l_PNN2fOmcvZHX8XIYgVIpIQce-8sWvbImUoj2Pum9vOw_s9hLCJSJcQsTA1tRLOclxKkuXLFFtUlmPJvlifLA9iOs5MIsvN1bpzd7o5P-su78iyTyjLH2Q0kI45my_sNsxuDZew1q2YOkGWSk2j-_yFsfTQ10NpDlcQYappjOnIGi8SaPhN5FRZIsKErhlUKp-WIwXGiCSKVClgHdEek2ADhDnT0hGDopUXy6aVJZapYEpVI69rYjwa_VLUkWrIkX7ONmJ5yUU2qWGhLJWQBrxf6aBgyu-e48QWgmPHMSZp1cDUqz9QKkuUIAW6AR4NqoAonojKkaA4WtR4FSoyM-AM4LylamQBllMtytJ-02gAAomvgK-p_xPkh02DUWiHqKKq0OaSqmMqnMdlYdTUkeF1XRgw6AdlHqtPwckyXjnjZVP-2LwU1LzSNkw80VL9it_cV4Rxn3jD4ZoTmDnYKmGADqv5HiEuXBU4mPlN_ttRcJlqMBBhRNkAVdHRjMy5_8S5t21vVpxKtbFd69j4jmIsggL0ZtESvOX4P_TV4kv39x93b8w3tm7bc3X70SPnjyl7uv526tpR-e0Q2qfVPDKyFzEe7x7m28TndM8hhtHY2nHvLDvrs-7jNbuyCK7Y25w5e2lvc9aZuRsCNwgpa9IcYKYeD6sHdqfn7Tf1tu1TA3EwPqyBIR2RuKbmvekVBk-E1P77R8bCn86dl2Gw9NC5wTOhNffCcnO-GgYrt47fkBraixpgH7FvLLfO2Bt29WnsRF9j48nI4Jm3Uz_Eu5LROJTs1YeN7Vt7m3P284o9c9NeqfrYvkQbejIeawPDcUB3zm9HERyhEFi4KwQ6hnsWKCHde_hW0t52ftnfViDeb66tNF7PDqoKhl3F30_c-uPQzSRdMs8hVgjeeugf9dbDzOVg2IOmUtSxwVrvPFiB66FL9GIxw1PMf7wePI1AwCYFPVCaeDp7dV4aQFj_CC8xv-6TCEYPSzBwWILLhyVIvUMgBqakvlkDTLSn998oDyC2HCAGng3HNAzPltDYWDhe5MeL_IgWefJzLPLOLiCIup1Hf-8-vdfYqENM7q7MOg-u2w-m7alNOG6dV0vN2XX32muQ7k5VOcB7y7-3WWuurdmvVp0HSyCKRbui0ajzbAkAoVuO4fFVxjQZZRYiEPD0Jb-w5-q7iy-OH5s6HzBnQmDh48emTs-Czr0u7fxjU2XOrv7c_OumW7u7e28GNneIWOERCo60xsYt2E7aj0zu-ra7tOouTENkZVee2bWHkOfve57zyy-3-qJ9EvBnr43rQO7-tuWdEAvu-qJb3wFAY2OlsTXv_Prcrvxk12qAhGJz7rpde2-7gl_SH_m2S4i0b34jyRO9vYlYciLRG0-cOBm7eoqoigTfIGJCHxUxZS1Ufu8WOGAArk_hgGasaOE2jfXJoZuFNcTvm2lBJZR7k4_QKI2oCvclLyjnSyOWkMVU4b2kJNG7kRe9C3kxuI8XD17HiwzrBIZpFKGJSthYTs2DsnQsgTScy-TGRb9iLMo_8R5i5GEgahbYY0nI8ft6yI-0xgiuaeuxr5KvIOIWTJvKOBUMM1VARh4PWJZZLmCUpZyQ87UElGCF-ZXAud_0QAc-q_ieETKaSoZVTeM98rzX3s8giOEszJQCz-YAMwq9ePJ3Cm2Q-C4fL1ECFs6Uz5nZg1f1SJrIWTpPwXHCxGnvcl6YPN26pPfquRhPMEHh8mC6AkrhsGDWBmBAeWmLlFiUncWmLvAMoC3Q1O8WldLUx-7nWmguN0xfdXE_iyTNEPh_I_qS8aTP8kEU98uQ99eCA3kkMaRqreqDec0I7EVJ2y_w7Y98_w-FfShX" id="14" name="Picture"/>
             <a:graphic>
               <a:graphicData uri="http://schemas.openxmlformats.org/drawingml/2006/picture">
                 <pic:pic>
                   <pic:nvPicPr>
-                    <pic:cNvPr descr="C:/Users/15919/Desktop/论文草稿/temp/manuscript_figures_n7n_u9d5/figure_000002.png" id="15" name="Picture"/>
+                    <pic:cNvPr descr="C:/Users/15919/Desktop/论文草稿/temp/manuscript_figures_4alefbfk/figure_000002.png" id="15" name="Picture"/>
                     <pic:cNvPicPr>
                       <a:picLocks noChangeArrowheads="1" noChangeAspect="1"/>
                     </pic:cNvPicPr>
@@ -862,17 +862,10 @@
       </w:r>
       <w:r>
         <w:rPr>
-          <w:rFonts w:hint="eastAsia" w:ascii="Times New Roman" w:hAnsi="Times New Roman"/>
-          <w:sz w:val="24"/>
-        </w:rPr>
-        <w:t xml:space="preserve">全配体包含179个PDB、2,502个实例，小分子包含94个PDB、821个实例。LigandSeek-Find</w:t>
-      </w:r>
-      <w:r>
-        <w:rPr>
-          <w:rFonts w:ascii="Times New Roman" w:hAnsi="Times New Roman"/>
-          <w:sz w:val="24"/>
-        </w:rPr>
-        <w:t xml:space="preserve"> </w:t>
+          <w:rFonts w:ascii="Times New Roman" w:hAnsi="Times New Roman"/>
+          <w:sz w:val="24"/>
+        </w:rPr>
+        <w:t xml:space="preserve">LigandSeek-Find </w:t>
       </w:r>
       <w:r>
         <w:rPr>
@@ -928,7 +921,14 @@
           <w:rFonts w:ascii="Times New Roman" w:hAnsi="Times New Roman"/>
           <w:sz w:val="24"/>
         </w:rPr>
-        <w:t xml:space="preserve"> contour level。</w:t>
+        <w:t xml:space="preserve"> contour </w:t>
+      </w:r>
+      <w:r>
+        <w:rPr>
+          <w:rFonts w:hint="eastAsia" w:ascii="Times New Roman" w:hAnsi="Times New Roman"/>
+          <w:sz w:val="24"/>
+        </w:rPr>
+        <w:t xml:space="preserve">level。全配体包含179个PDB、2,502个实例，小分子包含94个PDB、821个实例。</w:t>
       </w:r>
       <w:r>
         <w:rPr>
@@ -1151,7 +1151,7 @@
           <w:rFonts w:hint="eastAsia" w:ascii="Times New Roman" w:hAnsi="Times New Roman"/>
           <w:sz w:val="24"/>
         </w:rPr>
-        <w:t xml:space="preserve">，双向覆盖阈值0.3和0.5下的实例级精确率与召回率。小提琴为逐PDB分布，白点与粗线为中位数及四分位范围。两个阈值沿用同一最终候选选择与小分子类别归属。</w:t>
+        <w:t xml:space="preserve">，双向覆盖阈值0.3和0.5下的实例级精确率与召回率。小提琴为逐PDB分布，白点与粗线为中位数及四分位范围。</w:t>
       </w:r>
     </w:p>
     <w:bookmarkEnd w:id="16"/>
@@ -4142,12 +4142,12 @@
           <wp:inline>
             <wp:extent cx="5733415" cy="2954732"/>
             <wp:effectExtent b="0" l="0" r="0" t="0"/>
-            <wp:docPr descr="Fig. 3 | 端到端配体区域检出与身份匹配。曲线展示在尝试预算 K=1–10 内，179 个测试 PDB 中预测成功的比例。Find+Match 曲线要求端到端区域检出和配体身份匹配均正确，Find 和 Emap2lig-Find 曲线仅要求区域检出正确。Find 和 Match 分别指 LigandSeek-Find 和 LigandSeek-Match。GT 表示真实受体结构，CA2 表示 CryoAtom2 重建受体结构。" title="MDPPTFIG_eJztWf9PGzcU_1dO9-sKB4EM5QRILEA1jVYR7X7aTchcnMTizmednS90ncQqKGwN21TaVVppUddqQkOFdtKkLqzt_7LlkvDT_oU925cQBpOqftl00iLl7tnv-eP3Ps_2WfZnJkOiZNqG2b51GN19Yc2kZtqHW63724OMiZp5zjBDzAOvgvPSKGs7zscch9xxhtOZ4YzjTGO-JALmOJ39Ruu79c7ml-3dl46j0RznNBxFPpZQOIUHkOcNFAjND_hIuCWpdRETJKALPgqXygzsPjHHqzYzar5HuV2dcMySEMy2LO6WsI_4YMAwBWUhCAEDimHRqgZhnoWBizkntOh7Vmpo6H3LR4Q65qREy4XqdUkse9io2hXkAe6HPirirO5e2lldC2m7hDGbIxRzVd9XqtqcIRe6ARwPqgAoNTrkmHFxvuzJKlQWQYwZm8uWEDiYFUjIxZxuOhQbgUY7oD3Vj1ieDajg0A5xlxBoc5n4mBsXcdWYD3xEVdelKcrP1ClUDSHBFlV5UYlZHZt6g5tXesSkRruuX9HNtSNC5kSFIz1nMEpwWMFgOkuKg8aIcdWQxkI3ebtRSB2hAlQYcTHFCfp3ImvvHUQbT-B5tLbZfL4V1RvRzk7r4Uq03mg--7rT2GsePo_qv4L2j5Vr_2X0bxBj6-7P7cbL6Ont9qNGtL0bPbnXObh99MNqe__OO4vo7Xl_csz5dnABVrd48fBfafEICgXi4unALfuYiu7SIUrSD1-DismPxi1fdRPX6EdOvbhYNvzYfaa8V3XaOBcDTJwFICaH3xT395Wtf0AeOlFvxdQkI4_JmT3R9bU_f6sPj2USN1eSw3Hz2U-tX27AqpQEjnPTHySX58ew7gPVrY1vo6922t-vtg5uNV_cgG_bLGxQ3rsg92xJyEFC-ddf4s6PX7SeXuvtPPr3HNHNut6I9O88onvrrccP2w_2YR2Safo_Qe9usb9ZTwK7Mz5iKY8UB-RwSCrXejI0D9f0fOifBnq4x6tSEhKS0BQkZLirz1JiOd64Hm3sterrSWB6jhQRzV_CeCnRS0tCxnUf22qIw4J3_nJSOe882G0_arS3d6L9-9E3d2APo04JV2HTkp1KJSEdiSY-CQRnw-VgSgR-KqlUH61vRoeN_tH991NBeLJJ89Nzhtk77jbTYyMjo8PpWiqTHh0bSV0dZ8S14R8fYqFXOsTKh6h66ug7RgCs18GAZqIc4h5M-NqnaSH2kDxk5yXCuKRURkgrOeJKQmXBvVjJhUYec1f2krUtdeVgqRsHK75wsPrvGyyBfQZh0jI0IUwsFEgRnOULdIwulDP5tKUrFobkb2SQ0SIEQvIyq8MgyTsJkHPdGCE1PT-OXdIOIsngXOAucYMG2RKiRTwVhkG1hFGeA4jC6yo4w67QlYB53LSvA41qnSJh0SNslnie7FHKqr0WkM1FiOEbIMUC2MxDL0p_otAzsk7iyRJnwPBi9UKQ77-fQHatEPryDYkzahPqRsJYnujeTKh6qcY1YbhSHw9XsHKlWTxqY2OwUu8uKAu5OI8D35ACWIfgqe4WVea4tj2WutZSTwPtunUsItujhrwQyqRTaY1yppXMy4y6T-mTkS0Q8brV_bJHY7446-UF_pPm538BXCubcA" id="20" name="Picture"/>
+            <wp:docPr descr="Fig. 3 | 端到端配体区域检出与身份匹配。曲线展示在尝试预算 K=1–10 内，179 个测试 PDB 中预测成功的比例。Find+Match 曲线要求端到端区域检出和配体身份匹配均正确，Find 和 Emap2lig-Find 曲线仅要求区域检出正确。Find 和 Match 分别指 LigandSeek-Find 和 LigandSeek-Match。GT 表示真实受体结构，CA2 表示 CryoAtom2 重建受体结构。" title="MDPPTFIG_eJztWf9PGzcU_1dO9-sKlwQyxAmQWIBqGq0i2v20m5C5OImV-2KdnS90ncQqKGwN21TaVVppUddqQkOFdtKkLqzt_7LlkvDT_oU925dwDCZV_bLppEXK3bPf88fvfZ7ts-zPdIp4WTc1vXvrMLz7wpjNzHYPtzr3t4cp5Q39nKYHmPlODReEUc60rI8ZDphlpbPj6XHLmsGswn1qWb39Vue79d7ml93dl5al0CzrNJyHXCygcAYPIccZKhKvMOQibpeF1kaUE99bdFFQqVKw-0SfqJtUa7iOx8z6pKWXOaemYTC7jF3Ehn2KPVAW_QAwoBiUjLofFGjg25gx4pVcx8ikUu8bLiKepU8JtHwgX5f4soO1ullDDuB-6KISzqnuhZ3RtxC2FYzpPPEwk_WxUt1kFNnQDeA4UAVAmdGUpUfFhaojqlCV-xFmZC5aQuBgViQB4_OqaSoyAo1yQHmqHpE853ucQTvEbEKgzWXiYqZdxHVtwXeRJ7suT3vsTJ1EVRACbEmWl6SYU7HJN7h5ZUBMZrTv-hXVXDnCRU5kOMJzCqMEBzUMpnOkNKyNaFc1YcxVk7cbhdARj4MKI8anGUH_TmTdvYNw4wk8j9Y228-3wmYr3NnpPFwJ11vtZ1_3Wnvtw-dh81fQ_rFy7b-M_g1i7Nz9udt6GT693X3UCrd3wyf3ege3j35Y7e7feWcRvT3vT4451_QvwOoWLR7uKy0efrFIbDzj21UXe7y_dPCy8MNVoHzqownDld1ENeqRly_GlzU3cp9K72WdMs5HAJNnAfCp9Jvi_r6y9Q_IqRP1RkRNMvKYnNkTXl_787dmemw8cXMlORy3n_3U-eUGrEpJ4Dg_80FyeX4M6z5Q3dn4Nvxqp_v9aufgVvvFDfi2zcEG5b0LYs-WhBwklH_1Je79-EXn6bXBziO-5whvNtVGJL7zCO-tdx4_7D7Yh3VIpOn_BL27xf5mMwnszrqIZhxSGhLDIalcq8nQPlxT8yE-DdRwj1alJCQkoSlIyHCXn6XEcrxxPdzY6zTXk8D0PCkhr3AJ40qil5aEjOsY23KIw4J3_nJSOe892O0-anW3d8L9--E3d2API08JV2HTkpvOJCEdiSY-CQTngmV_mvtuJqlUH61vhoet-Oj--6kgPOmU_uk5TR8cd-vZsZGR0XS2kRnPjo6NZK5OUGKb8I8OsdArHWIVAlQ_dfQdIQDW62BAM14N8AAmeO3TtAA7SByyszKhTFAqIvRqeWILQkXBvljLB1oBM1v0kjMNeeVgyBsHI7pwMOL3DQbHLoUwvSo0IZQvFkkJnGWLo8jBxaVixVAViynxGxmmXgkCIQWR1TRI4k4C5Hw_RkjNwI9jl5SDSDA479sVpnl-roy8Ep4OAr9exqjAAETi9RWMYpurSsA8bhrrQKEap0hYcgidI44jehSybK8EZDIeYPgGCLEINgvQi9SfKAyMjJN4osQoMLxUv-AX4vcTyGwUA1e8IXFaY1LeSGjLk_2bCVkv1LjBNVvoo-EKVrYwi0ZtZAxW8t0HpQHj57HvakIA6wA8Vd2i2jxTtsdS31roPV-5bhyLyHQ8TVwIjWczWYVyppXIy6y8T4nJyOSIOP3quOx4EV-MDvIC_yn9878A-qSbtg" id="20" name="Picture"/>
             <a:graphic>
               <a:graphicData uri="http://schemas.openxmlformats.org/drawingml/2006/picture">
                 <pic:pic>
                   <pic:nvPicPr>
-                    <pic:cNvPr descr="C:/Users/15919/Desktop/论文草稿/temp/manuscript_figures_n7n_u9d5/figure_000003.png" id="21" name="Picture"/>
+                    <pic:cNvPr descr="C:/Users/15919/Desktop/论文草稿/temp/manuscript_figures_4alefbfk/figure_000003.png" id="21" name="Picture"/>
                     <pic:cNvPicPr>
                       <a:picLocks noChangeArrowheads="1" noChangeAspect="1"/>
                     </pic:cNvPicPr>
@@ -4859,12 +4859,12 @@
           <wp:inline>
             <wp:extent cx="5733415" cy="5018708"/>
             <wp:effectExtent b="0" l="0" r="0" t="0"/>
-            <wp:docPr descr="Fig. 4 | 小分子的端到端建模。合格小分子指单残基、相对于模板无缺失原子的有机小分子。曲线展示在尝试预算 K = 1–10 内，77 个测试 PDB 中预测成功的比例。Find 和 Match 分别指 LigandSeek-Find 和 LigandSeek-Match。GT 和 CA2 分别表示真实受体结构和 CryoAtom2 重建受体结构。 a, Find+Match 曲线要求端到端区域检出和配体身份匹配均正确，Find 和 Emap2lig-Find 曲线仅要求区域检出正确。 b, c, 使用 DG-PocketXmol 进行端到端构象重建时，成功率随计费尝试次数 K 的变化，分别展示真实受体（GT，b）和 CryoAtom2 重建受体（CA2，c）条件。成功要求 RMSD 低于 2 Å 或 3 Å。实线表示按模型评分选出的 top-1 构象，虚线表示 best-of-50 构象。" title="MDPPTFIG_eJztWutPG0cQ_1dO_lrgjINLsAIS5aWqJLJIKlXqVWg5r-0T91jdLhjSVCIRBCgGoiaElkeIm6hCTcOjaqPEQPmQ_6Txnc2n_AudvT0b0yRSlIRUW2HJd_uYnZ35zd7c7N58GyGIZSMJJVK-s-et_qX2xHrKe7f9e2tNhLCxSIMScTF1zFGc4kRdCU37kmKXalpzvK25TdO6MR1mDtG0ylbRvztdmZ8tbx5qmuCmaa-ys5GFOSscw43UQqbZSAyCTcPGvFdHhBmOPWghd3iEAN3XkQu5BFHGLNOmiVy7FskyRhKqSvUsthBtcgi2oTPtuBZiUHUzas5xU8R1dEypYWcsU41Fo5-qFjJsLdLBuSXd4HaZjZtYySVGkQl8P7dQBneJ6TmdWqXgtMMYk34QkQbtdbVcghKkwzTAh-sAjGItUS0SVgdGTN6ERpgT8gzJ-UjDTgFZ2nAp6xdDoyER9AgBhKTiEpZ7HZtRGIeobhgw5ophYapcwjllwLGQHUyd7bTpa_sCroIFZzYU1IeCYpfQLbiDmFdrwMRaqqJfFcOFIIzbJFCHS05glWB3FANpr5FpUlqUawonZmLIh9WC9xk2gy6MKOukBvo4mnk7i97MTe_xrfLKZPnRtjezw697RX-z8GLixn-p7vsodWvGv79fU83PT3vzS_7WnLdRfDFxvbz61Nt-ViougI7--qG_fL-8X_Qe7noLGwIHf23WXyvWhgMO_urv5eKht7tUflj01ja9nfXK9tLRz5PlreVTg-jDwXFy1VoJ5yL4x9D9WG_lfpx02tBxt6OPWNhmVefDslwOSzBlHV9cUK1gmrBFXJLBjbJxxQrFJ4H0QZsgToYM2l_HgHU0vy_fvyduv4Fz9ES7GkIjhx0lehxvTr3cz7e2SveoyANx6emv_p9z4JRkwDjZ_Zm8OD8Gtw9Q-zO3vO83-Mti-07przl4R_RChCMD-pIi7_2QlwFdeH_oWWkxhnhn5hGESzIg3W9kkJ26jPFwI3_0pMVcjnVdh3awxMHh9V05w_xUMe_qjEmLcOBJKoVN2DCV1za8rXve4nLp4HZwcDIpC_7uuNPJHEtaKxxNz8NWvh7509zTyxCjfIwjFSQBwg0Kf2d-InW0Ig5lKr9c93dvHB9d5Yvexob_YMKbLoKbOZqah7VfKT4q7R14-WdQ9dan_ccPyoUt2JKehexnr9kOpcdCJGYaGanDSPEwlPamxPNQ_xiI5X7m-U_f8w9JgHCDBDLKvQp0CRBukNXPlQ4Oy3c2JUBY6e5rTDr6MGZfWY4pK9yVw9VKIV-LrmAHUdktiG2Fv_wEQqjwHHRh-mhlsbJVqPzxTHwc838r-Es7MtjphIwf6ePY2Zem01mu5ZVJb_FHL38XVqY4ghDfbOuPIF7uz_Rdgf6hl_uzkkSo_6uDCMC_qzMGBtDBAP56obT3hH9hD_yICF5lMMnAxcvdslqjdLBQKi7IgHJMeT4lK8r-zF0ZID4nK77Pp8BtgFfnZ0DBObOfn_U3C969ucr2JDj_o4lZ2PzCG0EGKzCHNDbLagkRFYJHr_y0UrOGDKgPYcoanXRjPCo39P8-24Er6Yh806BEajmnkXjruXMtzfGxeLT5fGv0_LULxNAT8A9DXfRWoW7KRblX8k9DDsDrXXjAMDbi4hob951jbhebiGe60qxBKIeRa2iPJg2dg8gr-qXRpKukMNX5LF0JNcj7VYO0XzXM-lXrk35Vhi0CatojMMQgbDBtZEBYOmi32oMjbam4KhoGo_zX0kTsDChipLgl41DiicFQTlZ1BNPU5DgWSQiIOIL9sGOkiu10ZZGdwZ2u6-SyGKUoMGnm_KodlGCdiUbgeTy0bgLBVX0FhCHTIL2GafIZeTkYLwooQZmLmZ7lxTTQDMAsQf-JSo1IPcmP1ygBhIdyF51UfZIwSoylXYvfwXDKWHuQFqyMt1fTg4N23o3HmKLz_nC5ApXOycJVGxIDVXCvMiUuZX3YsRReAGoXJBXTotF-KmiPS1Vq3m87QnT1uIgSpq3wrOy2OLfhG6m4XXqCpOa6MkowZJjV5vqyaYd4UVKzC_w7It_9A0z4lEw" id="24" name="Picture"/>
+            <wp:docPr descr="Fig. 4 | 小分子的端到端建模。合格小分子指单残基、相对于模板无缺失原子的有机小分子。曲线展示在尝试预算 K = 1–10 内，77 个测试 PDB 中预测成功的比例。Find 和 Match 分别指 LigandSeek-Find 和 LigandSeek-Match。GT 和 CA2 分别表示真实受体结构和 CryoAtom2 重建受体结构。 a, Find+Match 曲线要求端到端区域检出和配体身份匹配均正确，Find 和 Emap2lig-Find 曲线仅要求区域检出正确。 b, c, 使用 DG-PocketXmol 进行端到端构象重建时，成功率随计费尝试次数 K 的变化，分别展示真实受体（GT，b）和 CryoAtom2 重建受体（CA2，c）条件。成功要求 RMSD 低于 2 Å 或 3 Å。实线表示按模型评分选出的 top-1 构象，虚线表示 best-of-50 构象。" title="MDPPTFIG_eJztWutPG0cQ_1dO_lrgjAMlsQIS5aWqJLJIKlXqVWh9Xtsn7rG6XTCkqUQiCFAMRE0ILY8QN1GFmoZH1UaJgfAh_0niO5tP-Rc6e3s2pkmkKAmptsKS7_YxOzvzm7252b35PkIQy0biSqR8e9dbeab2xHrKu7f8u6tNhLDRSIMScTF1zBGc4kRdcU37mmKXalpz67nmc5rWjekQc4imVTaL_p2pytxMeeNA0wQ3TXudnY0szFnhGG6kFjLNRmIQbBo25r06Isxw7EELuUPDBOi-jZzPxYkyapk2jefatUiWMRJXVapnsYVok0OwDZ1px7UQg6qbUXOOmyKuo2NKDTtjmWosGv1ctZBha5EOzi3hBrdLbMzESi4-gkzg-6WFMrhLTM_p1CoFpx3CmPSDiDRor6vl4pQgHaYBPlwHYBRriWqRsDowbPImNMyckGdIzkcadgrI0oZLWb8YGg2JoEcIICQVl7Dc69iMwjhEdcOAMZcNC1PlIs4pA46F7GDqbKdN39gXcBUsOLNkUE8GxS6hW3AHMa_UgIm1VEW_IoYLQRi3SaAOl5zAKsHuCAbSXiPTpLQoVxVOzMSQj6sF7zNsBl0YUdZJDfRpNPO2F7zpG96jm-XlifLDLW96m193i_5G4eX49f9S3Q9R6ua0f2-vppqfn_LmFv3NWW-9-HL8Wnnlibf1tFScBx39tQN_6V55r-g92PHm1wUO_uqMv1qsDQcc_JU_y8UDb2ex_KDorW5422uVrcXDXyfKm0snBtHHg-P4qrXizgXwj6H7sd7J_TjptKHjbkcftrDNqs6HZbkclmDKOr46r1rBNGGLuCSCG2VjihWKTwLpgzZBnAgZtL-JAeto_lC-L8ZvvYVz9Fi7GkIjhx0lehxvTL7ay7e1SfeoyANx6cnv_t-z4JRkwDjR_YW8OD8Ctw9Q-9M3vR_X-cti63bp2Sy8I3ohwpEBfUmR937Ky4AuvD_0rLQYQ7wz_RDCJRmQ7jcyyE5dwniokT960mIux7quQztY4uDw-i6fYn6imHd1xqRFOPAklcIGbJjKq-ve5l1vYam0fys4OJmQBX93zOlkjiWtFQ6n5mArX4_8Se7pZYhRPsWRCpIA4QaFvzM_kzpaEYcyld-u-TvXj46u8kVvfd2_P-5NFcHNHE7OwdqvFB-Wdve9_FOoemtT_qP75cImbElPQ_bT12yH0mMhEjONjNRhpHgYSruT4nmofwzEcj_1_Cfv-ZMSINwggYxyrwJdAoQbZPVzpf2D8u0NCRBWuvsaE44-hNk3lmPKCnflYKVSyNeiK9hBVHYKYlvhLz2GECo8B52fOlxeqGwWKn89FR_H_D8K_uK2DHY6JuMn-jh2-qXpZJZreXnCW_jZy9-BlSmOIMQ32_ojiFd7032XoT_5am9Gkgj1f3UQAfh3dcbAADoYwF8rlHYf8y_sgR8RwasMJhm4cKlbVmuU9udLxXkZUI4pzydlRdmfviMDxGdkxff5JLgN8Or8DCg4Z_bzM_5Gwbs7W9maAOd_OD4Dm194I8hgBeaQxmZZLSGiQvDolV-Wa9aQAfUkpqzRSTe2RuWG_t9nO3AlHZHvGpRILec00tp25kxLc-toa7T5bFv07NXzxNDj8A9DXfROoW7KRbnX8k9DDsDrfXjAMDbs4hob971jbhebiGe60qxBKIeRa2iPJAydg8gr-sWRhKukMNX5LF1xNcj7VYO0XzXM-lXrk35Vhi0CatrDMMQgbDBtZEBYOtiCTJxOpodU0TAY5b-WJmJnQBEjxS3ZCiWeGAzlRFVHME1NjiORhICII9gPO0aq2E5XFtkZ3Om6Ti6LUYoCk2bOr9pBCdaZaASeR0PrJhBc1ddASJoG6TVMk8_Iy8F4UUBxylzM9CwvpoFmAGYJ-o9VakTqcX68RgkgnMxdcFL1ScIoPpp2LX4Hwymj7UFasDLWXk0PDtp5Nx5lis77w-UKVDonC1dtSAxUwb3KlLiU9WHHUngBqF2QVEyLRvqpoD0qVal5v-0I0dWjIoqbtsKzss-1chu-lYrbpSdIaq4rozhDhlltri-bdogXJTW7wL8j8sM_63GUkg" id="24" name="Picture"/>
             <a:graphic>
               <a:graphicData uri="http://schemas.openxmlformats.org/drawingml/2006/picture">
                 <pic:pic>
                   <pic:nvPicPr>
-                    <pic:cNvPr descr="C:/Users/15919/Desktop/论文草稿/temp/manuscript_figures_n7n_u9d5/figure_000004.png" id="25" name="Picture"/>
+                    <pic:cNvPr descr="C:/Users/15919/Desktop/论文草稿/temp/manuscript_figures_4alefbfk/figure_000004.png" id="25" name="Picture"/>
                     <pic:cNvPicPr>
                       <a:picLocks noChangeArrowheads="1" noChangeAspect="1"/>
                     </pic:cNvPicPr>
@@ -6292,12 +6292,12 @@
           <wp:inline>
             <wp:extent cx="5029200" cy="6218690"/>
             <wp:effectExtent b="0" l="0" r="0" t="0"/>
-            <wp:docPr descr="Fig. 5 | 假定身份匹配正确时小分子的定位与建模完成度。合格小分子指单残基、相对于模板无缺失原子的有机小分子。各面板包含相同的77个PDB、446个实例。a–d，Emap2lig；e–h，CryoAtom2受体下的LigandSeek；i–l，沉积受体下的LigandSeek。每组上行为首选构象，下行为best-of-50；左、右列分别要求重原子RMSD严格&lt;2\,\mathrm{Å}和&lt;3\,\mathrm{Å}。所有已对应合格小分子的blob均给定正确SMILES；LigandSeek使用DG-PocketXmol单次中心对接，Emap2lig使用原生blob引导。背景计费，真实范围外前景免费；未检出与失败实例保留分母。每个PDB包含N个目标实例，相对预算\rho允许\lfloor\rho N\rfloor次计费尝试，完成度为成功的不同实例数除以N。绿线与圆点、蓝线与菱形分别表示PDB等权均值和中位数；灰点和小提琴表示50\%、100\%、200\%及300\%预算下的PDB分布。" title="MDPPTFIG_eJztWW1PG0cQ_isnS-2nwBkHk-KmSBRIFAkQglaqVFfoOK_tE_em2zWGNJUgQHizARUIIkAICaQoKQZS1BgD4UN_QP9D4r0zn_IXOnt7NpAQKc0LLRJI5vZmnnl2Z-Zudj3-2WdKJO4LCT5nepfOvxAbAg3O7pR9f6HcNEm375LgsxA21C4UYaC6UDj8PUYWDocrgtUV1eFwPcKdxDDD4UImZ98dKqRHnLWDcJizhcNv0-mShhgVTphmWVTRI2WyYVlIJmWaROR4WUdCUSMMGFGwqUo97UklwlcYLA8qOtPIkkkUQ2_XJKszYYLqR9_VZMgUujVVx6HkN2FfnBAzJIpYjiNNwuWGiXRQRg0L5oBbKyYmDStiWoaMMFb0mKaKAb-_StQkRQ_7ahhbi-Ve2kiPioRkqEtSgfeGJsVQHZ-e4cQigmE7ETKbUTcpof0epKgoghoVHeGSxrtLhrApybAWMFdBBPaBSmDwblsTKhNJCWJ4rB6cWUIUARZVLEwauWlxatDwVXJ3-D9vfM3QCQY7CcuKAjbfKRrCQjNKCq2GJunu1PFaHZ-qc1k5BSPrcO873GEd9829wjJvluIRqCwu_SY35wshLHGuO2zlJjxvyOpCAL2mxMqFoHBLYGDCTT6tF0yn6ARUSMKkFivS2XhG-4Zo5l4h9zS_u09TO4eDaXv9kbOcsWf_pJsTdPgOXZ907g0AJr-fzmfH6W7OXlummZQ9PElzj1_13v4vQ_Ixjk8O2w_2Sj7aqSGanrEzY3Qp96q3z5nP0o2dfG4cnLUXD-zZB85ejq5s0fElHhB7YcReyJXMIQ50cuBw8SGAaWqQTj5lDJMpQF65ks8-aan_FlgrK6tgTDP38y_GwEJ62TsVeb2XatAkM6Aqsdd78whEcRDVWT1GLTG0AJ2Yze9P5bNjwNSoxCQ90oZQJyAVQKqAtJ-NOL9tnA6DOeyNCWd3IJ8dLSyn8tnc4eO7h70j9v2BwtYyGIMBl3cgTMqMaFnQD9T0OeS1j078QYdnmXvDTwuP--yt24dDae5_a1NbfT67CvE7kXwtZDRBDfeqn_Ze1c-IRhUZ1RtyQkM6KdY-EmfJ1Dipm0kthEmPoHnJNt1cuzL36kFIzZcq-ZoJCBeXOEhN4HTxy96R0xT_Zs6_Bk8wiF4YztXL8Gvq_GTy8kUm351J9sqP9EJ1os-fQQWjuek3Ch0UiA7V6KCLQ87uHJR1Xu7bmm40NrTBu39UPPL7B870Wv31shZD7kTkB81QWYX8fTmfXacH_UBuj68eq14cDwXCmV5yZ9iboRt7sJ5Cf8qe2yhklgvbO4B3FpagAhZS_XR-m67cpSNp0NLBtKudtxee2I966VCO7TUrW4XtVV4u8weLzswcuGBvpHlZ41WVF9uzeHhJTfO5fzogZs58xn4wxIPKsuFudIcPB5zM7NlE8e--cx9GOthXyGT_bxXzZWr09Mr4RsTf8Tx_0Ixj5z6XUNB4aaKbi4WNGXglSodbOBexwegS1Mx8Ng3HOf7a2DObh3Mr-d3Vi7Lz3puSs3vg5A5YUV-449zegfNlYWqRSwoTW3T_oXfQXF5zVnJQ1531EXuxH3Yp2rsHpxPYc-D7BwQetginbxMYQAh7mj0x6Uxuc6uzyUbQ_7FvzRdnkM9Pmbu-swlshf8isp8nsoHzEdnPvGdPjJ5NtC9fRNtXww-UvB_BTulQ3LP9bzaLWDewxvfTJcFX6p_6gv5ANcS1uypQ8VVVtf_WVVORQ_Dx8iS9V54ilpR8q5fqMQDXh3CAGUlYqERjffADYyFVYl1bHFdMzKLKPNS7WhSZxZTdyM1dLZYQQVhms9SFRLfRLbp9btFrc4vHu9wiQZoJbuoJMFFM0h5VYrBY3K5f0dsT1ZGgyAXtfvYXLDf1GDiiRID9Mmvssk44jFuKPkJqSus4WhJfoMQi2AhfCbGgG3VxSY-hWssyknEkRTCQVDC-ogKbSCZcCJxHpscm4KziW0HoUBXzmqKqbEY2du35QII3xkJEjrNhFDCtMIurP3FTAokn-dgdNiHCHckmI3K8ly2FuqOWxq6QOKGbd6-FnlIX25UzNeuty0zvPa6AkhnMe2o9sNtoF49ITQuT68jQBDYANPutgU8rdTVijj0aFdFMrxt86eLRUAqpusB-YagOBoKc5VQUy0uD23s_NpZCRFLUovj4WNW9eGGzlBf41Ph--Qekes7L" id="29" name="Picture"/>
+            <wp:docPr descr="Fig. 5 | 假定身份匹配正确时小分子的定位与建模完成度。合格小分子指单残基、相对于模板无缺失原子的有机小分子。各面板包含相同的77个PDB、446个实例。a–d，Emap2lig；e–h，CryoAtom2受体下的LigandSeek；i–l，沉积受体下的LigandSeek。每组上行为首选构象，下行为best-of-50；左、右列分别要求重原子RMSD严格&lt;2\,\mathrm{Å}和&lt;3\,\mathrm{Å}。所有已对应合格小分子的blob均给定正确SMILES；LigandSeek使用DG-PocketXmol单次中心对接，Emap2lig使用原生blob引导。背景计费，真实范围外前景免费；未检出与失败实例保留分母。每个PDB包含N个目标实例，相对预算\rho允许\lfloor\rho N\rfloor次计费尝试，完成度为成功的不同实例数除以N。绿线与圆点、蓝线与菱形分别表示PDB等权均值和中位数；灰点和小提琴表示50\%、100\%、200\%及300\%预算下的PDB分布。" title="MDPPTFIG_eJztWW1PG0cQ_isnS-2nwBkHk-KmSBRIFAkQglaqVFfofF7bJ-5NtwuGNJUgQHizARUIIkAICaQoKQZS1BgD4UN_QP9D4r0zn_IXOnt7NpAQKc0LLRJI5vZmnnl2Z-Zudj3-2WdKJOELCT5nepfOvxAbAg3O7pR9f6HcNEm375LgsxA21C4UZaC6UDj8PUYWDocrgtUV1eFwPcIdxDDD4UImZ98dKqRHnLWDcJizhcNv0-mShhgV7jTNspiiR8tkw7KQTMo0iciJskinokYZMKpgU5V62pNKlK8wWB5UdKaRJZMoht6uSVZHpwmqH31XkyFT6NZUHYeS34R9CULMkChiOYE0CZcbJtJBGTMsmANurbiYNKyoaRkywljR45oqBvz-KlGTFD3sq2FsLZZ7aSM9KhKSoS5JBd4bmhRHdXx6hhOLCIbtQMhsRt2khPZ7kKKiCGpUdIRLGu8uGcKmJMNawFwFEdgHKoHBu23tVJlI6iSGx-rBmSVEEWAxxcKkkZsWpwYNXyV3h__zxtcMnWCwk7CsKGDznaIhLDSjpNBqaJLuTp2o1fGpOpeVUzCyiHsfcYd13Df3Csu8WYpHoLK49JvcnC-EsMS57rCVm_C8IasLAfSaEi8XgsItgYEJN_m0XjCdohNQIQmTWqxIZ-MZ7RuimXuF3NP87j5N7RwOpu31R85yxp79k25O0OE7dH3SuTcAmPx-Op8dp7s5e22ZZlL28CTNPX7Ve_u_DMnHOD45bD_YK_lop4ZoesbOjNGl3KvePmc-Szd28rlxcNZePLBnHzh7ObqyRceXeEDshRF7IVcyhzjQyYHDxYcApqlBOvmUMUymAHnlSj77pKX-W2CtrKyCMc3cz78YAwvpZe9U9PVeqkGTzICqxF_vzSMQJUBUZ_UYtcTQAnRiNr8_lc-OAVOjEpf0aBtCHYBUAKkC0n424vy2cToM5rA3JpzdgXx2tLCcymdzh4_vHvaO2PcHClvLYAwGXB5BmJQZsbKgH6jpc8hrH534gw7PMveGnxYe99lbtw-H0tz_1qa2-nx2FeJ3IvlayGiCGu5VP-29qp8RiykyqjfkTg3ppFj7SIIlU-Okbia1ECY9guYl23Rz7crcqwchNV-q5GsmIFxc4iA1gdPFL3tHTlP8mzn_GjzBIHphOFcvw6-p85PJyxeZfHcm2Ss_0gvViT5_BhWM5qbfKHRQICKqEaGLQ87uHJR1Xu7bmm40NrTBu39UPPL7B870Wv31shZD7kDkB81QWYX8fTmfXacH_UBuj68eq14cDwXCmV5yZ9iboRt7sJ5Cf8qe2yhklgvbO4B3FpagAhZS_XR-m67cpSNp0NLBtKudtxee2I966VCO7TUrW4XtVV4u8weLzswcuGBvpHlZ41WVF9uzeHhJTfO5fzogZs58xn4wxIPKsuFudIcPB5zM7NlE8e--cx9GOthXyGT_bxXzZWr09Mr4RsTf8Tx_0Ixj5z6XUNB4aaKbi4WNGXglSodbOBexwegS1Mx8Ng3HOf7a2DObh3Mr-d3Vi7Lz3puSs3vg5A5YUV-449zegfNlYWqRSwoTW3T_oXfQXF5zVnJQ1531EXuxH3Yp2rsHpxPYc-D7BwQetginbxMYQAh7mj0x6Uxuc6uzyUbQ_7FvzRdnkM9Pmbu-swlshf8isp8nsoHzEdnPvGdPjJ5NtC9fRNtXww-UvB_BTulQ3LP9bzaLWDewxvfTJcFX6p_6gv5ANcS1uypQ8VVVtf_WVVORQ_Dx8iS9V56ilpR8q5fqMQDXh3CAGem0UInG-uAHxkKqxLq2OKGYmEWVeah3tSgyiym7kZu7WiwhirDMZqkLiW6jW3T73KLX5haPd7lFgjQT3NQ7wUQxSXtMicNicXulpKJYJNYhckG7n_0Fy009Do4oUWC_zBq7rBMO45aij5Ca0jqOlsQXKLEINsJXQizoRl1C0uOo1rKMZAJJUQwkFYyvqMAmkgkXAueR6bEJOKv4VhAiqmJeU1SVzcjGrj0fSPDGWIjICTaMAaYVZnH1J25KIPEkH7vDJkQ4kmwyosd72VKoO2Zp7AqJE7p591roKXWxXTlTs966zPTe4woomcG8p9YDu4128YjUtDC5jgxNYANAs98a-LRSVyPm2KNREc30usGXLh4NpZCqC-wXhupgIMhZTkWxvDS4vfdjYylEJEUtio-PVd2LFzZLeYFPje-XfwBDAs8R" id="29" name="Picture"/>
             <a:graphic>
               <a:graphicData uri="http://schemas.openxmlformats.org/drawingml/2006/picture">
                 <pic:pic>
                   <pic:nvPicPr>
-                    <pic:cNvPr descr="C:/Users/15919/Desktop/论文草稿/temp/manuscript_figures_n7n_u9d5/figure_000005.png" id="30" name="Picture"/>
+                    <pic:cNvPr descr="C:/Users/15919/Desktop/论文草稿/temp/manuscript_figures_4alefbfk/figure_000005.png" id="30" name="Picture"/>
                     <pic:cNvPicPr>
                       <a:picLocks noChangeArrowheads="1" noChangeAspect="1"/>
                     </pic:cNvPicPr>
